--- a/06-学生侧材料/讲义/学生专用版/2-结构化学/超分子化学-超级充实版（学生专用版）.docx
+++ b/06-学生侧材料/讲义/学生专用版/2-结构化学/超分子化学-超级充实版（学生专用版）.docx
@@ -2,1754 +2,7 @@
 <file path=word/document.xml><?xml version="1.0" encoding="utf-8"?>
 <w:document xmlns:w="http://schemas.openxmlformats.org/wordprocessingml/2006/main" xmlns:m="http://schemas.openxmlformats.org/officeDocument/2006/math" xmlns:r="http://schemas.openxmlformats.org/officeDocument/2006/relationships" xmlns:o="urn:schemas-microsoft-com:office:office" xmlns:v="urn:schemas-microsoft-com:vml" xmlns:w10="urn:schemas-microsoft-com:office:word" xmlns:a="http://schemas.openxmlformats.org/drawingml/2006/main" xmlns:pic="http://schemas.openxmlformats.org/drawingml/2006/picture" xmlns:wp="http://schemas.openxmlformats.org/drawingml/2006/wordprocessingDrawing">
   <w:body>
-    <w:bookmarkStart w:id="9" w:name="学习目标与考纲锚点"/>
-    <w:p>
-      <w:pPr>
-        <w:pStyle w:val="Heading2"/>
-        <w:spacing w:before="280" w:after="120"/>
-      </w:pPr>
-      <w:r>
-        <w:rPr>
-          <w:rFonts w:hint="eastAsia" w:ascii="Times New Roman" w:hAnsi="Times New Roman" w:eastAsia="SimHei" w:cs="Times New Roman"/>
-        </w:rPr>
-        <w:t xml:space="preserve">学习目标与考纲锚点</w:t>
-      </w:r>
-    </w:p>
-    <w:p>
-      <w:pPr>
-        <w:pStyle w:val="BlockText"/>
-        <w:spacing w:after="80"/>
-        <w:ind w:firstLine="420"/>
-      </w:pPr>
-      <w:r>
-        <w:rPr>
-          <w:rFonts w:hint="eastAsia" w:ascii="Times New Roman" w:hAnsi="Times New Roman" w:eastAsia="FangSong" w:cs="Times New Roman"/>
-        </w:rPr>
-        <w:t>对齐考纲</w:t>
-      </w:r>
-      <w:r>
-        <w:rPr>
-          <w:rFonts w:hint="eastAsia" w:ascii="Times New Roman" w:hAnsi="Times New Roman" w:eastAsia="Times New Roman" w:cs="Times New Roman"/>
-        </w:rPr>
-        <w:t>：§56</w:t>
-      </w:r>
-      <w:r>
-        <w:rPr>
-          <w:rFonts w:ascii="Times New Roman" w:hAnsi="Times New Roman" w:eastAsia="Times New Roman" w:cs="Times New Roman"/>
-        </w:rPr>
-        <w:t xml:space="preserve"> </w:t>
-      </w:r>
-      <w:r>
-        <w:rPr>
-          <w:rFonts w:hint="eastAsia" w:ascii="Times New Roman" w:hAnsi="Times New Roman" w:eastAsia="FangSong" w:cs="Times New Roman"/>
-        </w:rPr>
-        <w:t xml:space="preserve">超分子</w:t>
-      </w:r>
-      <w:r>
-        <w:rPr>
-          <w:rFonts w:ascii="Times New Roman" w:hAnsi="Times New Roman" w:eastAsia="Times New Roman" w:cs="Times New Roman"/>
-        </w:rPr>
-        <w:t xml:space="preserve"> · </w:t>
-      </w:r>
-      <w:r>
-        <w:rPr>
-          <w:rFonts w:hint="eastAsia" w:ascii="Times New Roman" w:hAnsi="Times New Roman" w:eastAsia="FangSong" w:cs="Times New Roman"/>
-        </w:rPr>
-        <w:t>决赛</w:t>
-      </w:r>
-      <w:r>
-        <w:rPr>
-          <w:rFonts w:hint="eastAsia" w:ascii="Times New Roman" w:hAnsi="Times New Roman" w:eastAsia="Times New Roman" w:cs="Times New Roman"/>
-        </w:rPr>
-        <w:t>14</w:t>
-      </w:r>
-      <w:r>
-        <w:rPr>
-          <w:rFonts w:ascii="Times New Roman" w:hAnsi="Times New Roman" w:eastAsia="Times New Roman" w:cs="Times New Roman"/>
-        </w:rPr>
-        <w:t xml:space="preserve"> </w:t>
-      </w:r>
-      <w:r>
-        <w:rPr>
-          <w:rFonts w:hint="eastAsia" w:ascii="Times New Roman" w:hAnsi="Times New Roman" w:eastAsia="FangSong" w:cs="Times New Roman"/>
-        </w:rPr>
-        <w:t xml:space="preserve">超分子相互作用</w:t>
-      </w:r>
-      <w:r>
-        <w:rPr>
-          <w:rFonts w:ascii="Times New Roman" w:hAnsi="Times New Roman" w:eastAsia="Times New Roman" w:cs="Times New Roman"/>
-        </w:rPr>
-        <w:t xml:space="preserve"> · </w:t>
-      </w:r>
-      <w:r>
-        <w:rPr>
-          <w:rFonts w:hint="eastAsia" w:ascii="Times New Roman" w:hAnsi="Times New Roman" w:eastAsia="FangSong" w:cs="Times New Roman"/>
-        </w:rPr>
-        <w:t>决赛</w:t>
-      </w:r>
-      <w:r>
-        <w:rPr>
-          <w:rFonts w:hint="eastAsia" w:ascii="Times New Roman" w:hAnsi="Times New Roman" w:eastAsia="Times New Roman" w:cs="Times New Roman"/>
-        </w:rPr>
-        <w:t>15</w:t>
-      </w:r>
-      <w:r>
-        <w:rPr>
-          <w:rFonts w:ascii="Times New Roman" w:hAnsi="Times New Roman" w:eastAsia="Times New Roman" w:cs="Times New Roman"/>
-        </w:rPr>
-        <w:t xml:space="preserve"> </w:t>
-      </w:r>
-      <w:r>
-        <w:rPr>
-          <w:rFonts w:hint="eastAsia" w:ascii="Times New Roman" w:hAnsi="Times New Roman" w:eastAsia="FangSong" w:cs="Times New Roman"/>
-        </w:rPr>
-        <w:t xml:space="preserve">主客体化学</w:t>
-      </w:r>
-      <w:r>
-        <w:rPr>
-          <w:rFonts w:ascii="Times New Roman" w:hAnsi="Times New Roman" w:eastAsia="Times New Roman" w:cs="Times New Roman"/>
-        </w:rPr>
-        <w:t xml:space="preserve"> · </w:t>
-      </w:r>
-      <w:r>
-        <w:rPr>
-          <w:rFonts w:hint="eastAsia" w:ascii="Times New Roman" w:hAnsi="Times New Roman" w:eastAsia="FangSong" w:cs="Times New Roman"/>
-        </w:rPr>
-        <w:t>决赛</w:t>
-      </w:r>
-      <w:r>
-        <w:rPr>
-          <w:rFonts w:hint="eastAsia" w:ascii="Times New Roman" w:hAnsi="Times New Roman" w:eastAsia="Times New Roman" w:cs="Times New Roman"/>
-        </w:rPr>
-        <w:t>13</w:t>
-      </w:r>
-      <w:r>
-        <w:rPr>
-          <w:rFonts w:ascii="Times New Roman" w:hAnsi="Times New Roman" w:eastAsia="Times New Roman" w:cs="Times New Roman"/>
-        </w:rPr>
-        <w:t xml:space="preserve"> </w:t>
-      </w:r>
-      <w:r>
-        <w:rPr>
-          <w:rFonts w:hint="eastAsia" w:ascii="Times New Roman" w:hAnsi="Times New Roman" w:eastAsia="FangSong" w:cs="Times New Roman"/>
-        </w:rPr>
-        <w:t xml:space="preserve">超分子聚合物</w:t>
-      </w:r>
-    </w:p>
-    <w:tbl>
-      <w:tblPr>
-        <w:tblStyle w:val="Table"/>
-        <w:tblW w:type="pct" w:w="5000"/>
-        <w:tblLayout w:type="fixed"/>
-        <w:tblLook w:firstRow="1" w:lastRow="0" w:firstColumn="0" w:lastColumn="0" w:noHBand="0" w:noVBand="0" w:val="0020"/>
-        <w:jc w:val="center"/>
-        <w:tblBorders>
-          <w:top w:val="single" w:sz="12" w:space="0" w:color="333333"/>
-          <w:bottom w:val="single" w:sz="12" w:space="0" w:color="333333"/>
-          <w:left w:val="none"/>
-          <w:right w:val="none"/>
-          <w:insideH w:val="none"/>
-          <w:insideV w:val="none"/>
-        </w:tblBorders>
-      </w:tblPr>
-      <w:tblGrid>
-        <w:gridCol w:w="3960"/>
-        <w:gridCol w:w="3960"/>
-      </w:tblGrid>
-      <w:tr>
-        <w:trPr>
-          <w:tblHeader w:val="on"/>
-        </w:trPr>
-        <w:tc>
-          <w:tcPr>
-            <w:tcBorders>
-              <w:bottom w:val="single" w:sz="6" w:space="0" w:color="333333"/>
-            </w:tcBorders>
-          </w:tcPr>
-          <w:p>
-            <w:pPr>
-              <w:pStyle w:val="Compact"/>
-              <w:jc w:val="center"/>
-            </w:pPr>
-            <w:r>
-              <w:rPr>
-                <w:rFonts w:hint="eastAsia" w:ascii="Times New Roman" w:hAnsi="Times New Roman" w:eastAsia="SimHei" w:cs="Times New Roman"/>
-                <w:b/>
-              </w:rPr>
-              <w:t xml:space="preserve">考纲条目</w:t>
-            </w:r>
-          </w:p>
-        </w:tc>
-        <w:tc>
-          <w:tcPr>
-            <w:tcBorders>
-              <w:bottom w:val="single" w:sz="6" w:space="0" w:color="333333"/>
-            </w:tcBorders>
-          </w:tcPr>
-          <w:p>
-            <w:pPr>
-              <w:pStyle w:val="Compact"/>
-              <w:jc w:val="center"/>
-            </w:pPr>
-            <w:r>
-              <w:rPr>
-                <w:rFonts w:hint="eastAsia" w:ascii="Times New Roman" w:hAnsi="Times New Roman" w:eastAsia="SimHei" w:cs="Times New Roman"/>
-                <w:b/>
-              </w:rPr>
-              <w:t xml:space="preserve">学完本讲应能</w:t>
-            </w:r>
-          </w:p>
-        </w:tc>
-      </w:tr>
-      <w:tr>
-        <w:tc>
-          <w:tcPr/>
-          <w:p>
-            <w:pPr>
-              <w:pStyle w:val="Compact"/>
-              <w:jc w:val="center"/>
-            </w:pPr>
-            <w:r>
-              <w:rPr>
-                <w:rFonts w:ascii="Times New Roman" w:hAnsi="Times New Roman" w:eastAsia="Times New Roman" w:cs="Times New Roman"/>
-              </w:rPr>
-              <w:t xml:space="preserve">§56 </w:t>
-            </w:r>
-            <w:r>
-              <w:rPr>
-                <w:rFonts w:hint="eastAsia" w:ascii="Times New Roman" w:hAnsi="Times New Roman" w:eastAsia="FangSong" w:cs="Times New Roman"/>
-              </w:rPr>
-              <w:t xml:space="preserve">超分子</w:t>
-            </w:r>
-            <w:r>
-              <w:rPr>
-                <w:rFonts w:ascii="Times New Roman" w:hAnsi="Times New Roman" w:eastAsia="Times New Roman" w:cs="Times New Roman"/>
-              </w:rPr>
-              <w:t xml:space="preserve"> · </w:t>
-            </w:r>
-            <w:r>
-              <w:rPr>
-                <w:rFonts w:hint="eastAsia" w:ascii="Times New Roman" w:hAnsi="Times New Roman" w:eastAsia="FangSong" w:cs="Times New Roman"/>
-              </w:rPr>
-              <w:t xml:space="preserve">非共价相互作用</w:t>
-            </w:r>
-          </w:p>
-        </w:tc>
-        <w:tc>
-          <w:tcPr/>
-          <w:p>
-            <w:pPr>
-              <w:pStyle w:val="Compact"/>
-              <w:jc w:val="center"/>
-            </w:pPr>
-            <w:r>
-              <w:rPr>
-                <w:rFonts w:hint="eastAsia" w:ascii="Times New Roman" w:hAnsi="Times New Roman" w:eastAsia="FangSong" w:cs="Times New Roman"/>
-              </w:rPr>
-              <w:t>辨析静电</w:t>
-            </w:r>
-            <w:r>
-              <w:rPr>
-                <w:rFonts w:hint="eastAsia" w:ascii="Times New Roman" w:hAnsi="Times New Roman" w:eastAsia="Times New Roman" w:cs="Times New Roman"/>
-              </w:rPr>
-              <w:t>、</w:t>
-            </w:r>
-            <w:r>
-              <w:rPr>
-                <w:rFonts w:hint="eastAsia" w:ascii="Times New Roman" w:hAnsi="Times New Roman" w:eastAsia="FangSong" w:cs="Times New Roman"/>
-              </w:rPr>
-              <w:t>氢键</w:t>
-            </w:r>
-            <w:r>
-              <w:rPr>
-                <w:rFonts w:hint="eastAsia" w:ascii="Times New Roman" w:hAnsi="Times New Roman" w:eastAsia="Times New Roman" w:cs="Times New Roman"/>
-              </w:rPr>
-              <w:t>、</w:t>
-            </w:r>
-            <w:r>
-              <w:rPr>
-                <w:rFonts w:hint="eastAsia" w:ascii="Times New Roman" w:hAnsi="Times New Roman" w:eastAsia="FangSong" w:cs="Times New Roman"/>
-              </w:rPr>
-              <w:t>芳环四极矩</w:t>
-            </w:r>
-            <w:r>
-              <w:rPr>
-                <w:rFonts w:hint="eastAsia" w:ascii="Times New Roman" w:hAnsi="Times New Roman" w:eastAsia="Times New Roman" w:cs="Times New Roman"/>
-              </w:rPr>
-              <w:t>、</w:t>
-            </w:r>
-            <w:r>
-              <w:rPr>
-                <w:rFonts w:hint="eastAsia" w:ascii="Times New Roman" w:hAnsi="Times New Roman" w:eastAsia="FangSong" w:cs="Times New Roman"/>
-              </w:rPr>
-              <w:t>卤键</w:t>
-            </w:r>
-            <w:r>
-              <w:rPr>
-                <w:rFonts w:hint="eastAsia" w:ascii="Times New Roman" w:hAnsi="Times New Roman" w:eastAsia="Times New Roman" w:cs="Times New Roman"/>
-              </w:rPr>
-              <w:t>、</w:t>
-            </w:r>
-            <w:r>
-              <w:rPr>
-                <w:rFonts w:hint="eastAsia" w:ascii="Times New Roman" w:hAnsi="Times New Roman" w:eastAsia="FangSong" w:cs="Times New Roman"/>
-              </w:rPr>
-              <w:t>疏水与</w:t>
-            </w:r>
-            <w:r>
-              <w:rPr>
-                <w:rFonts w:ascii="Times New Roman" w:hAnsi="Times New Roman" w:eastAsia="Times New Roman" w:cs="Times New Roman"/>
-              </w:rPr>
-              <w:t xml:space="preserve"> </w:t>
-            </w:r>
-            <m:oMath>
-              <m:r>
-                <m:t>π</m:t>
-              </m:r>
-            </m:oMath>
-            <w:r>
-              <w:rPr>
-                <w:rFonts w:ascii="Times New Roman" w:hAnsi="Times New Roman" w:eastAsia="Times New Roman" w:cs="Times New Roman"/>
-              </w:rPr>
-              <w:t xml:space="preserve">-</w:t>
-            </w:r>
-            <m:oMath>
-              <m:r>
-                <m:t>π</m:t>
-              </m:r>
-            </m:oMath>
-            <w:r>
-              <w:rPr>
-                <w:rFonts w:ascii="Times New Roman" w:hAnsi="Times New Roman" w:eastAsia="Times New Roman" w:cs="Times New Roman"/>
-              </w:rPr>
-              <w:t xml:space="preserve"> </w:t>
-            </w:r>
-            <w:r>
-              <w:rPr>
-                <w:rFonts w:hint="eastAsia" w:ascii="Times New Roman" w:hAnsi="Times New Roman" w:eastAsia="FangSong" w:cs="Times New Roman"/>
-              </w:rPr>
-              <w:t xml:space="preserve">等非共价作用及其加和性</w:t>
-            </w:r>
-          </w:p>
-        </w:tc>
-      </w:tr>
-      <w:tr>
-        <w:tc>
-          <w:tcPr/>
-          <w:p>
-            <w:pPr>
-              <w:pStyle w:val="Compact"/>
-              <w:jc w:val="center"/>
-            </w:pPr>
-            <w:r>
-              <w:rPr>
-                <w:rFonts w:ascii="Times New Roman" w:hAnsi="Times New Roman" w:eastAsia="Times New Roman" w:cs="Times New Roman"/>
-              </w:rPr>
-              <w:t xml:space="preserve">§56 </w:t>
-            </w:r>
-            <w:r>
-              <w:rPr>
-                <w:rFonts w:hint="eastAsia" w:ascii="Times New Roman" w:hAnsi="Times New Roman" w:eastAsia="FangSong" w:cs="Times New Roman"/>
-              </w:rPr>
-              <w:t xml:space="preserve">超分子</w:t>
-            </w:r>
-            <w:r>
-              <w:rPr>
-                <w:rFonts w:ascii="Times New Roman" w:hAnsi="Times New Roman" w:eastAsia="Times New Roman" w:cs="Times New Roman"/>
-              </w:rPr>
-              <w:t xml:space="preserve"> · </w:t>
-            </w:r>
-            <w:r>
-              <w:rPr>
-                <w:rFonts w:hint="eastAsia" w:ascii="Times New Roman" w:hAnsi="Times New Roman" w:eastAsia="FangSong" w:cs="Times New Roman"/>
-              </w:rPr>
-              <w:t xml:space="preserve">分子识别热力学</w:t>
-            </w:r>
-          </w:p>
-        </w:tc>
-        <w:tc>
-          <w:tcPr/>
-          <w:p>
-            <w:pPr>
-              <w:pStyle w:val="Compact"/>
-              <w:jc w:val="center"/>
-            </w:pPr>
-            <w:r>
-              <w:rPr>
-                <w:rFonts w:hint="eastAsia" w:ascii="Times New Roman" w:hAnsi="Times New Roman" w:eastAsia="FangSong" w:cs="Times New Roman"/>
-              </w:rPr>
-              <w:t xml:space="preserve">由</w:t>
-            </w:r>
-            <w:r>
-              <w:rPr>
-                <w:rFonts w:ascii="Times New Roman" w:hAnsi="Times New Roman" w:eastAsia="Times New Roman" w:cs="Times New Roman"/>
-              </w:rPr>
-              <w:t xml:space="preserve"> Job </w:t>
-            </w:r>
-            <w:r>
-              <w:rPr>
-                <w:rFonts w:hint="eastAsia" w:ascii="Times New Roman" w:hAnsi="Times New Roman" w:eastAsia="FangSong" w:cs="Times New Roman"/>
-              </w:rPr>
-              <w:t xml:space="preserve">曲线极值与热力学拆解分析大环效应与</w:t>
-            </w:r>
-            <w:r>
-              <w:rPr>
-                <w:rFonts w:ascii="Times New Roman" w:hAnsi="Times New Roman" w:eastAsia="Times New Roman" w:cs="Times New Roman"/>
-              </w:rPr>
-              <w:t xml:space="preserve"> Cram </w:t>
-            </w:r>
-            <w:r>
-              <w:rPr>
-                <w:rFonts w:hint="eastAsia" w:ascii="Times New Roman" w:hAnsi="Times New Roman" w:eastAsia="FangSong" w:cs="Times New Roman"/>
-              </w:rPr>
-              <w:t xml:space="preserve">预组织原理</w:t>
-            </w:r>
-          </w:p>
-        </w:tc>
-      </w:tr>
-      <w:tr>
-        <w:tc>
-          <w:tcPr/>
-          <w:p>
-            <w:pPr>
-              <w:pStyle w:val="Compact"/>
-              <w:jc w:val="center"/>
-            </w:pPr>
-            <w:r>
-              <w:rPr>
-                <w:rFonts w:hint="eastAsia" w:ascii="Times New Roman" w:hAnsi="Times New Roman" w:eastAsia="FangSong" w:cs="Times New Roman"/>
-              </w:rPr>
-              <w:t>决赛</w:t>
-            </w:r>
-            <w:r>
-              <w:rPr>
-                <w:rFonts w:hint="eastAsia" w:ascii="Times New Roman" w:hAnsi="Times New Roman" w:eastAsia="Times New Roman" w:cs="Times New Roman"/>
-              </w:rPr>
-              <w:t>15</w:t>
-            </w:r>
-            <w:r>
-              <w:rPr>
-                <w:rFonts w:ascii="Times New Roman" w:hAnsi="Times New Roman" w:eastAsia="Times New Roman" w:cs="Times New Roman"/>
-              </w:rPr>
-              <w:t xml:space="preserve"> </w:t>
-            </w:r>
-            <w:r>
-              <w:rPr>
-                <w:rFonts w:hint="eastAsia" w:ascii="Times New Roman" w:hAnsi="Times New Roman" w:eastAsia="FangSong" w:cs="Times New Roman"/>
-              </w:rPr>
-              <w:t xml:space="preserve">主客体化学</w:t>
-            </w:r>
-            <w:r>
-              <w:rPr>
-                <w:rFonts w:ascii="Times New Roman" w:hAnsi="Times New Roman" w:eastAsia="Times New Roman" w:cs="Times New Roman"/>
-              </w:rPr>
-              <w:t xml:space="preserve"> · </w:t>
-            </w:r>
-            <w:r>
-              <w:rPr>
-                <w:rFonts w:hint="eastAsia" w:ascii="Times New Roman" w:hAnsi="Times New Roman" w:eastAsia="FangSong" w:cs="Times New Roman"/>
-              </w:rPr>
-              <w:t xml:space="preserve">大环主体</w:t>
-            </w:r>
-          </w:p>
-        </w:tc>
-        <w:tc>
-          <w:tcPr/>
-          <w:p>
-            <w:pPr>
-              <w:pStyle w:val="Compact"/>
-              <w:jc w:val="center"/>
-            </w:pPr>
-            <w:r>
-              <w:rPr>
-                <w:rFonts w:hint="eastAsia" w:ascii="Times New Roman" w:hAnsi="Times New Roman" w:eastAsia="FangSong" w:cs="Times New Roman"/>
-              </w:rPr>
-              <w:t>分析冠醚孔径匹配</w:t>
-            </w:r>
-            <w:r>
-              <w:rPr>
-                <w:rFonts w:hint="eastAsia" w:ascii="Times New Roman" w:hAnsi="Times New Roman" w:eastAsia="Times New Roman" w:cs="Times New Roman"/>
-              </w:rPr>
-              <w:t>、</w:t>
-            </w:r>
-            <w:r>
-              <w:rPr>
-                <w:rFonts w:hint="eastAsia" w:ascii="Times New Roman" w:hAnsi="Times New Roman" w:eastAsia="FangSong" w:cs="Times New Roman"/>
-              </w:rPr>
-              <w:t>穴醚包裹与杯芳烃</w:t>
-            </w:r>
-            <w:r>
-              <w:rPr>
-                <w:rFonts w:hint="eastAsia" w:ascii="Times New Roman" w:hAnsi="Times New Roman" w:eastAsia="Times New Roman" w:cs="Times New Roman"/>
-              </w:rPr>
-              <w:t>/</w:t>
-            </w:r>
-            <w:r>
-              <w:rPr>
-                <w:rFonts w:hint="eastAsia" w:ascii="Times New Roman" w:hAnsi="Times New Roman" w:eastAsia="FangSong" w:cs="Times New Roman"/>
-              </w:rPr>
-              <w:t>环糊精</w:t>
-            </w:r>
-            <w:r>
-              <w:rPr>
-                <w:rFonts w:hint="eastAsia" w:ascii="Times New Roman" w:hAnsi="Times New Roman" w:eastAsia="Times New Roman" w:cs="Times New Roman"/>
-              </w:rPr>
-              <w:t>/</w:t>
-            </w:r>
-            <w:r>
-              <w:rPr>
-                <w:rFonts w:hint="eastAsia" w:ascii="Times New Roman" w:hAnsi="Times New Roman" w:eastAsia="FangSong" w:cs="Times New Roman"/>
-              </w:rPr>
-              <w:t>瓜环的识别选择性</w:t>
-            </w:r>
-          </w:p>
-        </w:tc>
-      </w:tr>
-      <w:tr>
-        <w:tc>
-          <w:tcPr/>
-          <w:p>
-            <w:pPr>
-              <w:pStyle w:val="Compact"/>
-              <w:jc w:val="center"/>
-            </w:pPr>
-            <w:r>
-              <w:rPr>
-                <w:rFonts w:hint="eastAsia" w:ascii="Times New Roman" w:hAnsi="Times New Roman" w:eastAsia="FangSong" w:cs="Times New Roman"/>
-              </w:rPr>
-              <w:t>决赛</w:t>
-            </w:r>
-            <w:r>
-              <w:rPr>
-                <w:rFonts w:hint="eastAsia" w:ascii="Times New Roman" w:hAnsi="Times New Roman" w:eastAsia="Times New Roman" w:cs="Times New Roman"/>
-              </w:rPr>
-              <w:t>13</w:t>
-            </w:r>
-            <w:r>
-              <w:rPr>
-                <w:rFonts w:ascii="Times New Roman" w:hAnsi="Times New Roman" w:eastAsia="Times New Roman" w:cs="Times New Roman"/>
-              </w:rPr>
-              <w:t xml:space="preserve"> </w:t>
-            </w:r>
-            <w:r>
-              <w:rPr>
-                <w:rFonts w:hint="eastAsia" w:ascii="Times New Roman" w:hAnsi="Times New Roman" w:eastAsia="FangSong" w:cs="Times New Roman"/>
-              </w:rPr>
-              <w:t xml:space="preserve">超分子聚合物</w:t>
-            </w:r>
-            <w:r>
-              <w:rPr>
-                <w:rFonts w:ascii="Times New Roman" w:hAnsi="Times New Roman" w:eastAsia="Times New Roman" w:cs="Times New Roman"/>
-              </w:rPr>
-              <w:t xml:space="preserve"> · </w:t>
-            </w:r>
-            <w:r>
-              <w:rPr>
-                <w:rFonts w:hint="eastAsia" w:ascii="Times New Roman" w:hAnsi="Times New Roman" w:eastAsia="FangSong" w:cs="Times New Roman"/>
-              </w:rPr>
-              <w:t xml:space="preserve">机械互锁分子</w:t>
-            </w:r>
-          </w:p>
-        </w:tc>
-        <w:tc>
-          <w:tcPr/>
-          <w:p>
-            <w:pPr>
-              <w:pStyle w:val="Compact"/>
-              <w:jc w:val="center"/>
-            </w:pPr>
-            <w:r>
-              <w:rPr>
-                <w:rFonts w:hint="eastAsia" w:ascii="Times New Roman" w:hAnsi="Times New Roman" w:eastAsia="FangSong" w:cs="Times New Roman"/>
-              </w:rPr>
-              <w:t>说明机械键本质</w:t>
-            </w:r>
-            <w:r>
-              <w:rPr>
-                <w:rFonts w:hint="eastAsia" w:ascii="Times New Roman" w:hAnsi="Times New Roman" w:eastAsia="Times New Roman" w:cs="Times New Roman"/>
-              </w:rPr>
-              <w:t>，</w:t>
-            </w:r>
-            <w:r>
-              <w:rPr>
-                <w:rFonts w:hint="eastAsia" w:ascii="Times New Roman" w:hAnsi="Times New Roman" w:eastAsia="FangSong" w:cs="Times New Roman"/>
-              </w:rPr>
-              <w:t>用模板合成法解释轮烷</w:t>
-            </w:r>
-            <w:r>
-              <w:rPr>
-                <w:rFonts w:hint="eastAsia" w:ascii="Times New Roman" w:hAnsi="Times New Roman" w:eastAsia="Times New Roman" w:cs="Times New Roman"/>
-              </w:rPr>
-              <w:t>/</w:t>
-            </w:r>
-            <w:r>
-              <w:rPr>
-                <w:rFonts w:hint="eastAsia" w:ascii="Times New Roman" w:hAnsi="Times New Roman" w:eastAsia="FangSong" w:cs="Times New Roman"/>
-              </w:rPr>
-              <w:t>索烃</w:t>
-            </w:r>
-            <w:r>
-              <w:rPr>
-                <w:rFonts w:hint="eastAsia" w:ascii="Times New Roman" w:hAnsi="Times New Roman" w:eastAsia="Times New Roman" w:cs="Times New Roman"/>
-              </w:rPr>
-              <w:t>/</w:t>
-            </w:r>
-            <w:r>
-              <w:rPr>
-                <w:rFonts w:hint="eastAsia" w:ascii="Times New Roman" w:hAnsi="Times New Roman" w:eastAsia="FangSong" w:cs="Times New Roman"/>
-              </w:rPr>
-              <w:t>分子梭</w:t>
-            </w:r>
-            <w:r>
-              <w:rPr>
-                <w:rFonts w:hint="eastAsia" w:ascii="Times New Roman" w:hAnsi="Times New Roman" w:eastAsia="Times New Roman" w:cs="Times New Roman"/>
-              </w:rPr>
-              <w:t>/</w:t>
-            </w:r>
-            <w:r>
-              <w:rPr>
-                <w:rFonts w:hint="eastAsia" w:ascii="Times New Roman" w:hAnsi="Times New Roman" w:eastAsia="FangSong" w:cs="Times New Roman"/>
-              </w:rPr>
-              <w:t>分子马达</w:t>
-            </w:r>
-          </w:p>
-        </w:tc>
-      </w:tr>
-      <w:tr>
-        <w:tc>
-          <w:tcPr/>
-          <w:p>
-            <w:pPr>
-              <w:pStyle w:val="Compact"/>
-              <w:jc w:val="center"/>
-            </w:pPr>
-            <w:r>
-              <w:rPr>
-                <w:rFonts w:hint="eastAsia" w:ascii="Times New Roman" w:hAnsi="Times New Roman" w:eastAsia="FangSong" w:cs="Times New Roman"/>
-              </w:rPr>
-              <w:t>决赛</w:t>
-            </w:r>
-            <w:r>
-              <w:rPr>
-                <w:rFonts w:hint="eastAsia" w:ascii="Times New Roman" w:hAnsi="Times New Roman" w:eastAsia="Times New Roman" w:cs="Times New Roman"/>
-              </w:rPr>
-              <w:t>14</w:t>
-            </w:r>
-            <w:r>
-              <w:rPr>
-                <w:rFonts w:ascii="Times New Roman" w:hAnsi="Times New Roman" w:eastAsia="Times New Roman" w:cs="Times New Roman"/>
-              </w:rPr>
-              <w:t xml:space="preserve"> </w:t>
-            </w:r>
-            <w:r>
-              <w:rPr>
-                <w:rFonts w:hint="eastAsia" w:ascii="Times New Roman" w:hAnsi="Times New Roman" w:eastAsia="FangSong" w:cs="Times New Roman"/>
-              </w:rPr>
-              <w:t xml:space="preserve">超分子相互作用</w:t>
-            </w:r>
-            <w:r>
-              <w:rPr>
-                <w:rFonts w:ascii="Times New Roman" w:hAnsi="Times New Roman" w:eastAsia="Times New Roman" w:cs="Times New Roman"/>
-              </w:rPr>
-              <w:t xml:space="preserve"> · </w:t>
-            </w:r>
-            <w:r>
-              <w:rPr>
-                <w:rFonts w:hint="eastAsia" w:ascii="Times New Roman" w:hAnsi="Times New Roman" w:eastAsia="FangSong" w:cs="Times New Roman"/>
-              </w:rPr>
-              <w:t xml:space="preserve">自组装</w:t>
-            </w:r>
-          </w:p>
-        </w:tc>
-        <w:tc>
-          <w:tcPr/>
-          <w:p>
-            <w:pPr>
-              <w:pStyle w:val="Compact"/>
-              <w:jc w:val="center"/>
-            </w:pPr>
-            <w:r>
-              <w:rPr>
-                <w:rFonts w:hint="eastAsia" w:ascii="Times New Roman" w:hAnsi="Times New Roman" w:eastAsia="FangSong" w:cs="Times New Roman"/>
-              </w:rPr>
-              <w:t>由有效浓度与关环分析配位驱动自组装</w:t>
-            </w:r>
-            <w:r>
-              <w:rPr>
-                <w:rFonts w:hint="eastAsia" w:ascii="Times New Roman" w:hAnsi="Times New Roman" w:eastAsia="Times New Roman" w:cs="Times New Roman"/>
-              </w:rPr>
-              <w:t>（</w:t>
-            </w:r>
-            <m:oMath>
-              <m:sSub>
-                <m:e>
-                  <m:r>
-                    <m:rPr>
-                      <m:sty m:val="p"/>
-                    </m:rPr>
-                    <m:t>M</m:t>
-                  </m:r>
-                </m:e>
-                <m:sub>
-                  <m:r>
-                    <m:rPr>
-                      <m:sty m:val="p"/>
-                    </m:rPr>
-                    <m:t>4</m:t>
-                  </m:r>
-                </m:sub>
-              </m:sSub>
-              <m:sSub>
-                <m:e>
-                  <m:r>
-                    <m:rPr>
-                      <m:sty m:val="p"/>
-                    </m:rPr>
-                    <m:t>L</m:t>
-                  </m:r>
-                </m:e>
-                <m:sub>
-                  <m:r>
-                    <m:rPr>
-                      <m:sty m:val="p"/>
-                    </m:rPr>
-                    <m:t>4</m:t>
-                  </m:r>
-                </m:sub>
-              </m:sSub>
-            </m:oMath>
-            <w:r>
-              <w:rPr>
-                <w:rFonts w:ascii="Times New Roman" w:hAnsi="Times New Roman" w:eastAsia="Times New Roman" w:cs="Times New Roman"/>
-              </w:rPr>
-              <w:t xml:space="preserve">/</w:t>
-            </w:r>
-            <m:oMath>
-              <m:sSub>
-                <m:e>
-                  <m:r>
-                    <m:rPr>
-                      <m:sty m:val="p"/>
-                    </m:rPr>
-                    <m:t>M</m:t>
-                  </m:r>
-                </m:e>
-                <m:sub>
-                  <m:r>
-                    <m:rPr>
-                      <m:sty m:val="p"/>
-                    </m:rPr>
-                    <m:t>6</m:t>
-                  </m:r>
-                </m:sub>
-              </m:sSub>
-              <m:sSub>
-                <m:e>
-                  <m:r>
-                    <m:rPr>
-                      <m:sty m:val="p"/>
-                    </m:rPr>
-                    <m:t>L</m:t>
-                  </m:r>
-                </m:e>
-                <m:sub>
-                  <m:r>
-                    <m:rPr>
-                      <m:sty m:val="p"/>
-                    </m:rPr>
-                    <m:t>4</m:t>
-                  </m:r>
-                </m:sub>
-              </m:sSub>
-            </m:oMath>
-            <w:r>
-              <w:rPr>
-                <w:rFonts w:hint="eastAsia" w:ascii="Times New Roman" w:hAnsi="Times New Roman" w:eastAsia="Times New Roman" w:cs="Times New Roman"/>
-              </w:rPr>
-              <w:t xml:space="preserve">）</w:t>
-            </w:r>
-          </w:p>
-        </w:tc>
-      </w:tr>
-      <w:tr>
-        <w:tc>
-          <w:tcPr/>
-          <w:p>
-            <w:pPr>
-              <w:pStyle w:val="Compact"/>
-              <w:jc w:val="center"/>
-            </w:pPr>
-            <w:r>
-              <w:rPr>
-                <w:rFonts w:hint="eastAsia" w:ascii="Times New Roman" w:hAnsi="Times New Roman" w:eastAsia="FangSong" w:cs="Times New Roman"/>
-              </w:rPr>
-              <w:t>决赛</w:t>
-            </w:r>
-            <w:r>
-              <w:rPr>
-                <w:rFonts w:hint="eastAsia" w:ascii="Times New Roman" w:hAnsi="Times New Roman" w:eastAsia="Times New Roman" w:cs="Times New Roman"/>
-              </w:rPr>
-              <w:t>14</w:t>
-            </w:r>
-            <w:r>
-              <w:rPr>
-                <w:rFonts w:ascii="Times New Roman" w:hAnsi="Times New Roman" w:eastAsia="Times New Roman" w:cs="Times New Roman"/>
-              </w:rPr>
-              <w:t xml:space="preserve"> </w:t>
-            </w:r>
-            <w:r>
-              <w:rPr>
-                <w:rFonts w:hint="eastAsia" w:ascii="Times New Roman" w:hAnsi="Times New Roman" w:eastAsia="FangSong" w:cs="Times New Roman"/>
-              </w:rPr>
-              <w:t xml:space="preserve">超分子相互作用</w:t>
-            </w:r>
-            <w:r>
-              <w:rPr>
-                <w:rFonts w:ascii="Times New Roman" w:hAnsi="Times New Roman" w:eastAsia="Times New Roman" w:cs="Times New Roman"/>
-              </w:rPr>
-              <w:t xml:space="preserve"> · </w:t>
-            </w:r>
-            <w:r>
-              <w:rPr>
-                <w:rFonts w:hint="eastAsia" w:ascii="Times New Roman" w:hAnsi="Times New Roman" w:eastAsia="FangSong" w:cs="Times New Roman"/>
-              </w:rPr>
-              <w:t xml:space="preserve">骨架与动态化学</w:t>
-            </w:r>
-          </w:p>
-        </w:tc>
-        <w:tc>
-          <w:tcPr/>
-          <w:p>
-            <w:pPr>
-              <w:pStyle w:val="Compact"/>
-              <w:jc w:val="center"/>
-            </w:pPr>
-            <w:r>
-              <w:rPr>
-                <w:rFonts w:hint="eastAsia" w:ascii="Times New Roman" w:hAnsi="Times New Roman" w:eastAsia="FangSong" w:cs="Times New Roman"/>
-              </w:rPr>
-              <w:t xml:space="preserve">计算</w:t>
-            </w:r>
-            <w:r>
-              <w:rPr>
-                <w:rFonts w:ascii="Times New Roman" w:hAnsi="Times New Roman" w:eastAsia="Times New Roman" w:cs="Times New Roman"/>
-              </w:rPr>
-              <w:t xml:space="preserve"> MOF </w:t>
-            </w:r>
-            <w:r>
-              <w:rPr>
-                <w:rFonts w:hint="eastAsia" w:ascii="Times New Roman" w:hAnsi="Times New Roman" w:eastAsia="FangSong" w:cs="Times New Roman"/>
-              </w:rPr>
-              <w:t>骨架密度</w:t>
-            </w:r>
-            <w:r>
-              <w:rPr>
-                <w:rFonts w:hint="eastAsia" w:ascii="Times New Roman" w:hAnsi="Times New Roman" w:eastAsia="Times New Roman" w:cs="Times New Roman"/>
-              </w:rPr>
-              <w:t>，</w:t>
-            </w:r>
-            <w:r>
-              <w:rPr>
-                <w:rFonts w:hint="eastAsia" w:ascii="Times New Roman" w:hAnsi="Times New Roman" w:eastAsia="FangSong" w:cs="Times New Roman"/>
-              </w:rPr>
-              <w:t>解释</w:t>
-            </w:r>
-            <w:r>
-              <w:rPr>
-                <w:rFonts w:ascii="Times New Roman" w:hAnsi="Times New Roman" w:eastAsia="Times New Roman" w:cs="Times New Roman"/>
-              </w:rPr>
-              <w:t xml:space="preserve"> ZIF </w:t>
-            </w:r>
-            <w:r>
-              <w:rPr>
-                <w:rFonts w:hint="eastAsia" w:ascii="Times New Roman" w:hAnsi="Times New Roman" w:eastAsia="FangSong" w:cs="Times New Roman"/>
-              </w:rPr>
-              <w:t xml:space="preserve">门控筛分与</w:t>
-            </w:r>
-            <w:r>
-              <w:rPr>
-                <w:rFonts w:ascii="Times New Roman" w:hAnsi="Times New Roman" w:eastAsia="Times New Roman" w:cs="Times New Roman"/>
-              </w:rPr>
-              <w:t xml:space="preserve"> DCC </w:t>
-            </w:r>
-            <w:r>
-              <w:rPr>
-                <w:rFonts w:hint="eastAsia" w:ascii="Times New Roman" w:hAnsi="Times New Roman" w:eastAsia="FangSong" w:cs="Times New Roman"/>
-              </w:rPr>
-              <w:t xml:space="preserve">热力学纠错</w:t>
-            </w:r>
-          </w:p>
-        </w:tc>
-      </w:tr>
-    </w:tbl>
-    <w:p>
-      <w:pPr>
-        <w:spacing w:before="120" w:after="80"/>
-      </w:pPr>
-    </w:p>
-    <w:tbl>
-      <w:tblPr>
-        <w:tblStyle w:val="Table"/>
-        <w:tblW w:type="pct" w:w="5000"/>
-        <w:tblLayout w:type="fixed"/>
-        <w:tblLook w:firstRow="1" w:lastRow="0" w:firstColumn="0" w:lastColumn="0" w:noHBand="0" w:noVBand="0" w:val="0020"/>
-        <w:jc w:val="center"/>
-        <w:tblBorders>
-          <w:top w:val="single" w:sz="12" w:space="0" w:color="333333"/>
-          <w:bottom w:val="single" w:sz="12" w:space="0" w:color="333333"/>
-          <w:left w:val="none"/>
-          <w:right w:val="none"/>
-          <w:insideH w:val="none"/>
-          <w:insideV w:val="none"/>
-        </w:tblBorders>
-      </w:tblPr>
-      <w:tblGrid>
-        <w:gridCol w:w="3960"/>
-        <w:gridCol w:w="3960"/>
-      </w:tblGrid>
-      <w:tr>
-        <w:trPr>
-          <w:tblHeader w:val="on"/>
-        </w:trPr>
-        <w:tc>
-          <w:tcPr>
-            <w:tcBorders>
-              <w:bottom w:val="single" w:sz="6" w:space="0" w:color="333333"/>
-            </w:tcBorders>
-          </w:tcPr>
-          <w:p>
-            <w:pPr>
-              <w:pStyle w:val="Compact"/>
-              <w:jc w:val="center"/>
-            </w:pPr>
-            <w:r>
-              <w:rPr>
-                <w:rFonts w:hint="eastAsia" w:ascii="Times New Roman" w:hAnsi="Times New Roman" w:eastAsia="SimHei" w:cs="Times New Roman"/>
-                <w:b/>
-              </w:rPr>
-              <w:t xml:space="preserve">考纲项目</w:t>
-            </w:r>
-          </w:p>
-        </w:tc>
-        <w:tc>
-          <w:tcPr>
-            <w:tcBorders>
-              <w:bottom w:val="single" w:sz="6" w:space="0" w:color="333333"/>
-            </w:tcBorders>
-          </w:tcPr>
-          <w:p>
-            <w:pPr>
-              <w:pStyle w:val="Compact"/>
-              <w:jc w:val="center"/>
-            </w:pPr>
-            <w:r>
-              <w:rPr>
-                <w:rFonts w:hint="eastAsia" w:ascii="Times New Roman" w:hAnsi="Times New Roman" w:eastAsia="SimHei" w:cs="Times New Roman"/>
-                <w:b/>
-              </w:rPr>
-              <w:t>学习目标</w:t>
-            </w:r>
-            <w:r>
-              <w:rPr>
-                <w:rFonts w:hint="eastAsia" w:ascii="Times New Roman" w:hAnsi="Times New Roman" w:eastAsia="Times New Roman" w:cs="Times New Roman"/>
-                <w:b/>
-              </w:rPr>
-              <w:t>（</w:t>
-            </w:r>
-            <w:r>
-              <w:rPr>
-                <w:rFonts w:hint="eastAsia" w:ascii="Times New Roman" w:hAnsi="Times New Roman" w:eastAsia="SimHei" w:cs="Times New Roman"/>
-                <w:b/>
-              </w:rPr>
-              <w:t>本讲应达到的水平</w:t>
-            </w:r>
-            <w:r>
-              <w:rPr>
-                <w:rFonts w:hint="eastAsia" w:ascii="Times New Roman" w:hAnsi="Times New Roman" w:eastAsia="Times New Roman" w:cs="Times New Roman"/>
-                <w:b/>
-              </w:rPr>
-              <w:t>）</w:t>
-            </w:r>
-          </w:p>
-        </w:tc>
-      </w:tr>
-      <w:tr>
-        <w:tc>
-          <w:tcPr/>
-          <w:p>
-            <w:pPr>
-              <w:pStyle w:val="Compact"/>
-              <w:jc w:val="center"/>
-            </w:pPr>
-            <w:r>
-              <w:rPr>
-                <w:rFonts w:ascii="Times New Roman" w:hAnsi="Times New Roman" w:eastAsia="Times New Roman" w:cs="Times New Roman"/>
-              </w:rPr>
-              <w:t xml:space="preserve">§56 </w:t>
-            </w:r>
-            <w:r>
-              <w:rPr>
-                <w:rFonts w:hint="eastAsia" w:ascii="Times New Roman" w:hAnsi="Times New Roman" w:eastAsia="FangSong" w:cs="Times New Roman"/>
-              </w:rPr>
-              <w:t xml:space="preserve">超分子</w:t>
-            </w:r>
-            <w:r>
-              <w:rPr>
-                <w:rFonts w:ascii="Times New Roman" w:hAnsi="Times New Roman" w:eastAsia="Times New Roman" w:cs="Times New Roman"/>
-              </w:rPr>
-              <w:t xml:space="preserve"> · </w:t>
-            </w:r>
-            <w:r>
-              <w:rPr>
-                <w:rFonts w:hint="eastAsia" w:ascii="Times New Roman" w:hAnsi="Times New Roman" w:eastAsia="FangSong" w:cs="Times New Roman"/>
-              </w:rPr>
-              <w:t xml:space="preserve">相互作用与术语体系</w:t>
-            </w:r>
-          </w:p>
-        </w:tc>
-        <w:tc>
-          <w:tcPr/>
-          <w:p>
-            <w:pPr>
-              <w:pStyle w:val="Compact"/>
-              <w:jc w:val="center"/>
-            </w:pPr>
-            <w:r>
-              <w:rPr>
-                <w:rFonts w:hint="eastAsia" w:ascii="Times New Roman" w:hAnsi="Times New Roman" w:eastAsia="FangSong" w:cs="Times New Roman"/>
-              </w:rPr>
-              <w:t>能系统辨析离子</w:t>
-            </w:r>
-            <w:r>
-              <w:rPr>
-                <w:rFonts w:hint="eastAsia" w:ascii="Times New Roman" w:hAnsi="Times New Roman" w:eastAsia="Times New Roman" w:cs="Times New Roman"/>
-              </w:rPr>
-              <w:t>-</w:t>
-            </w:r>
-            <w:r>
-              <w:rPr>
-                <w:rFonts w:hint="eastAsia" w:ascii="Times New Roman" w:hAnsi="Times New Roman" w:eastAsia="FangSong" w:cs="Times New Roman"/>
-              </w:rPr>
-              <w:t>离子</w:t>
-            </w:r>
-            <w:r>
-              <w:rPr>
-                <w:rFonts w:hint="eastAsia" w:ascii="Times New Roman" w:hAnsi="Times New Roman" w:eastAsia="Times New Roman" w:cs="Times New Roman"/>
-              </w:rPr>
-              <w:t>、</w:t>
-            </w:r>
-            <w:r>
-              <w:rPr>
-                <w:rFonts w:hint="eastAsia" w:ascii="Times New Roman" w:hAnsi="Times New Roman" w:eastAsia="FangSong" w:cs="Times New Roman"/>
-              </w:rPr>
-              <w:t>离子</w:t>
-            </w:r>
-            <w:r>
-              <w:rPr>
-                <w:rFonts w:hint="eastAsia" w:ascii="Times New Roman" w:hAnsi="Times New Roman" w:eastAsia="Times New Roman" w:cs="Times New Roman"/>
-              </w:rPr>
-              <w:t>-</w:t>
-            </w:r>
-            <w:r>
-              <w:rPr>
-                <w:rFonts w:hint="eastAsia" w:ascii="Times New Roman" w:hAnsi="Times New Roman" w:eastAsia="FangSong" w:cs="Times New Roman"/>
-              </w:rPr>
-              <w:t>偶极</w:t>
-            </w:r>
-            <w:r>
-              <w:rPr>
-                <w:rFonts w:hint="eastAsia" w:ascii="Times New Roman" w:hAnsi="Times New Roman" w:eastAsia="Times New Roman" w:cs="Times New Roman"/>
-              </w:rPr>
-              <w:t>、</w:t>
-            </w:r>
-            <w:r>
-              <w:rPr>
-                <w:rFonts w:hint="eastAsia" w:ascii="Times New Roman" w:hAnsi="Times New Roman" w:eastAsia="FangSong" w:cs="Times New Roman"/>
-              </w:rPr>
-              <w:t>偶极</w:t>
-            </w:r>
-            <w:r>
-              <w:rPr>
-                <w:rFonts w:hint="eastAsia" w:ascii="Times New Roman" w:hAnsi="Times New Roman" w:eastAsia="Times New Roman" w:cs="Times New Roman"/>
-              </w:rPr>
-              <w:t>-</w:t>
-            </w:r>
-            <w:r>
-              <w:rPr>
-                <w:rFonts w:hint="eastAsia" w:ascii="Times New Roman" w:hAnsi="Times New Roman" w:eastAsia="FangSong" w:cs="Times New Roman"/>
-              </w:rPr>
-              <w:t>偶极</w:t>
-            </w:r>
-            <w:r>
-              <w:rPr>
-                <w:rFonts w:hint="eastAsia" w:ascii="Times New Roman" w:hAnsi="Times New Roman" w:eastAsia="Times New Roman" w:cs="Times New Roman"/>
-              </w:rPr>
-              <w:t>、</w:t>
-            </w:r>
-            <w:r>
-              <w:rPr>
-                <w:rFonts w:hint="eastAsia" w:ascii="Times New Roman" w:hAnsi="Times New Roman" w:eastAsia="FangSong" w:cs="Times New Roman"/>
-              </w:rPr>
-              <w:t>氢键</w:t>
-            </w:r>
-            <w:r>
-              <w:rPr>
-                <w:rFonts w:hint="eastAsia" w:ascii="Times New Roman" w:hAnsi="Times New Roman" w:eastAsia="Times New Roman" w:cs="Times New Roman"/>
-              </w:rPr>
-              <w:t>、</w:t>
-            </w:r>
-            <w:r>
-              <w:rPr>
-                <w:rFonts w:hint="eastAsia" w:ascii="Times New Roman" w:hAnsi="Times New Roman" w:eastAsia="FangSong" w:cs="Times New Roman"/>
-              </w:rPr>
-              <w:t>阳离子</w:t>
-            </w:r>
-            <w:r>
-              <w:rPr>
-                <w:rFonts w:hint="eastAsia" w:ascii="Times New Roman" w:hAnsi="Times New Roman" w:eastAsia="Times New Roman" w:cs="Times New Roman"/>
-              </w:rPr>
-              <w:t>-π、π-π</w:t>
-            </w:r>
-            <w:r>
-              <w:rPr>
-                <w:rFonts w:ascii="Times New Roman" w:hAnsi="Times New Roman" w:eastAsia="Times New Roman" w:cs="Times New Roman"/>
-              </w:rPr>
-              <w:t xml:space="preserve"> </w:t>
-            </w:r>
-            <w:r>
-              <w:rPr>
-                <w:rFonts w:hint="eastAsia" w:ascii="Times New Roman" w:hAnsi="Times New Roman" w:eastAsia="FangSong" w:cs="Times New Roman"/>
-              </w:rPr>
-              <w:t>堆积</w:t>
-            </w:r>
-            <w:r>
-              <w:rPr>
-                <w:rFonts w:hint="eastAsia" w:ascii="Times New Roman" w:hAnsi="Times New Roman" w:eastAsia="Times New Roman" w:cs="Times New Roman"/>
-              </w:rPr>
-              <w:t>、</w:t>
-            </w:r>
-            <w:r>
-              <w:rPr>
-                <w:rFonts w:hint="eastAsia" w:ascii="Times New Roman" w:hAnsi="Times New Roman" w:eastAsia="FangSong" w:cs="Times New Roman"/>
-              </w:rPr>
-              <w:t>卤键及疏水效应等弱相互作用的物理本质</w:t>
-            </w:r>
-            <w:r>
-              <w:rPr>
-                <w:rFonts w:hint="eastAsia" w:ascii="Times New Roman" w:hAnsi="Times New Roman" w:eastAsia="Times New Roman" w:cs="Times New Roman"/>
-              </w:rPr>
-              <w:t>、</w:t>
-            </w:r>
-            <w:r>
-              <w:rPr>
-                <w:rFonts w:hint="eastAsia" w:ascii="Times New Roman" w:hAnsi="Times New Roman" w:eastAsia="FangSong" w:cs="Times New Roman"/>
-              </w:rPr>
-              <w:t>距离依赖反比幂次与取向特征</w:t>
-            </w:r>
-            <w:r>
-              <w:rPr>
-                <w:rFonts w:hint="eastAsia" w:ascii="Times New Roman" w:hAnsi="Times New Roman" w:eastAsia="Times New Roman" w:cs="Times New Roman"/>
-              </w:rPr>
-              <w:t>；</w:t>
-            </w:r>
-            <w:r>
-              <w:rPr>
-                <w:rFonts w:hint="eastAsia" w:ascii="Times New Roman" w:hAnsi="Times New Roman" w:eastAsia="FangSong" w:cs="Times New Roman"/>
-              </w:rPr>
-              <w:t>掌握</w:t>
-            </w:r>
-            <w:r>
-              <w:rPr>
-                <w:rFonts w:ascii="Times New Roman" w:hAnsi="Times New Roman" w:eastAsia="Times New Roman" w:cs="Times New Roman"/>
-              </w:rPr>
-              <w:t xml:space="preserve"> cavitand、clathrand、complex、cavitate、clathrate </w:t>
-            </w:r>
-            <w:r>
-              <w:rPr>
-                <w:rFonts w:hint="eastAsia" w:ascii="Times New Roman" w:hAnsi="Times New Roman" w:eastAsia="FangSong" w:cs="Times New Roman"/>
-              </w:rPr>
-              <w:t>等经典术语定义</w:t>
-            </w:r>
-            <w:r>
-              <w:rPr>
-                <w:rFonts w:hint="eastAsia" w:ascii="Times New Roman" w:hAnsi="Times New Roman" w:eastAsia="Times New Roman" w:cs="Times New Roman"/>
-              </w:rPr>
-              <w:t>。</w:t>
-            </w:r>
-          </w:p>
-        </w:tc>
-      </w:tr>
-      <w:tr>
-        <w:tc>
-          <w:tcPr/>
-          <w:p>
-            <w:pPr>
-              <w:pStyle w:val="Compact"/>
-              <w:jc w:val="center"/>
-            </w:pPr>
-            <w:r>
-              <w:rPr>
-                <w:rFonts w:hint="eastAsia" w:ascii="Times New Roman" w:hAnsi="Times New Roman" w:eastAsia="FangSong" w:cs="Times New Roman"/>
-              </w:rPr>
-              <w:t>决赛</w:t>
-            </w:r>
-            <w:r>
-              <w:rPr>
-                <w:rFonts w:hint="eastAsia" w:ascii="Times New Roman" w:hAnsi="Times New Roman" w:eastAsia="Times New Roman" w:cs="Times New Roman"/>
-              </w:rPr>
-              <w:t>14</w:t>
-            </w:r>
-            <w:r>
-              <w:rPr>
-                <w:rFonts w:ascii="Times New Roman" w:hAnsi="Times New Roman" w:eastAsia="Times New Roman" w:cs="Times New Roman"/>
-              </w:rPr>
-              <w:t xml:space="preserve"> </w:t>
-            </w:r>
-            <w:r>
-              <w:rPr>
-                <w:rFonts w:hint="eastAsia" w:ascii="Times New Roman" w:hAnsi="Times New Roman" w:eastAsia="FangSong" w:cs="Times New Roman"/>
-              </w:rPr>
-              <w:t xml:space="preserve">超分子相互作用</w:t>
-            </w:r>
-            <w:r>
-              <w:rPr>
-                <w:rFonts w:ascii="Times New Roman" w:hAnsi="Times New Roman" w:eastAsia="Times New Roman" w:cs="Times New Roman"/>
-              </w:rPr>
-              <w:t xml:space="preserve"> · </w:t>
-            </w:r>
-            <w:r>
-              <w:rPr>
-                <w:rFonts w:hint="eastAsia" w:ascii="Times New Roman" w:hAnsi="Times New Roman" w:eastAsia="FangSong" w:cs="Times New Roman"/>
-              </w:rPr>
-              <w:t xml:space="preserve">热力学与驱动力</w:t>
-            </w:r>
-          </w:p>
-        </w:tc>
-        <w:tc>
-          <w:tcPr/>
-          <w:p>
-            <w:pPr>
-              <w:pStyle w:val="Compact"/>
-              <w:jc w:val="center"/>
-            </w:pPr>
-            <w:r>
-              <w:rPr>
-                <w:rFonts w:hint="eastAsia" w:ascii="Times New Roman" w:hAnsi="Times New Roman" w:eastAsia="FangSong" w:cs="Times New Roman"/>
-              </w:rPr>
-              <w:t>能够建立主客体络合热力学平衡常数方程</w:t>
-            </w:r>
-            <w:r>
-              <w:rPr>
-                <w:rFonts w:hint="eastAsia" w:ascii="Times New Roman" w:hAnsi="Times New Roman" w:eastAsia="Times New Roman" w:cs="Times New Roman"/>
-              </w:rPr>
-              <w:t>，</w:t>
-            </w:r>
-            <w:r>
-              <w:rPr>
-                <w:rFonts w:hint="eastAsia" w:ascii="Times New Roman" w:hAnsi="Times New Roman" w:eastAsia="FangSong" w:cs="Times New Roman"/>
-              </w:rPr>
-              <w:t>熟练运用连续变化法</w:t>
-            </w:r>
-            <w:r>
-              <w:rPr>
-                <w:rFonts w:hint="eastAsia" w:ascii="Times New Roman" w:hAnsi="Times New Roman" w:eastAsia="Times New Roman" w:cs="Times New Roman"/>
-              </w:rPr>
-              <w:t>（Job</w:t>
-            </w:r>
-            <w:r>
-              <w:rPr>
-                <w:rFonts w:ascii="Times New Roman" w:hAnsi="Times New Roman" w:eastAsia="Times New Roman" w:cs="Times New Roman"/>
-              </w:rPr>
-              <w:t xml:space="preserve"> </w:t>
-            </w:r>
-            <w:r>
-              <w:rPr>
-                <w:rFonts w:hint="eastAsia" w:ascii="Times New Roman" w:hAnsi="Times New Roman" w:eastAsia="FangSong" w:cs="Times New Roman"/>
-              </w:rPr>
-              <w:t>曲线</w:t>
-            </w:r>
-            <w:r>
-              <w:rPr>
-                <w:rFonts w:hint="eastAsia" w:ascii="Times New Roman" w:hAnsi="Times New Roman" w:eastAsia="Times New Roman" w:cs="Times New Roman"/>
-              </w:rPr>
-              <w:t>）</w:t>
-            </w:r>
-            <w:r>
-              <w:rPr>
-                <w:rFonts w:hint="eastAsia" w:ascii="Times New Roman" w:hAnsi="Times New Roman" w:eastAsia="FangSong" w:cs="Times New Roman"/>
-              </w:rPr>
-              <w:t>反演络合化学计量比</w:t>
-            </w:r>
-            <w:r>
-              <w:rPr>
-                <w:rFonts w:hint="eastAsia" w:ascii="Times New Roman" w:hAnsi="Times New Roman" w:eastAsia="Times New Roman" w:cs="Times New Roman"/>
-              </w:rPr>
-              <w:t>；</w:t>
-            </w:r>
-            <w:r>
-              <w:rPr>
-                <w:rFonts w:hint="eastAsia" w:ascii="Times New Roman" w:hAnsi="Times New Roman" w:eastAsia="FangSong" w:cs="Times New Roman"/>
-              </w:rPr>
-              <w:t>深入理解大环效应</w:t>
-            </w:r>
-            <w:r>
-              <w:rPr>
-                <w:rFonts w:hint="eastAsia" w:ascii="Times New Roman" w:hAnsi="Times New Roman" w:eastAsia="Times New Roman" w:cs="Times New Roman"/>
-              </w:rPr>
-              <w:t>、</w:t>
-            </w:r>
-            <w:r>
-              <w:rPr>
-                <w:rFonts w:hint="eastAsia" w:ascii="Times New Roman" w:hAnsi="Times New Roman" w:eastAsia="FangSong" w:cs="Times New Roman"/>
-              </w:rPr>
-              <w:t>大二环效应的焓熵拆解</w:t>
-            </w:r>
-            <w:r>
-              <w:rPr>
-                <w:rFonts w:hint="eastAsia" w:ascii="Times New Roman" w:hAnsi="Times New Roman" w:eastAsia="Times New Roman" w:cs="Times New Roman"/>
-              </w:rPr>
-              <w:t>，</w:t>
-            </w:r>
-            <w:r>
-              <w:rPr>
-                <w:rFonts w:hint="eastAsia" w:ascii="Times New Roman" w:hAnsi="Times New Roman" w:eastAsia="FangSong" w:cs="Times New Roman"/>
-              </w:rPr>
-              <w:t>掌握</w:t>
-            </w:r>
-            <w:r>
-              <w:rPr>
-                <w:rFonts w:ascii="Times New Roman" w:hAnsi="Times New Roman" w:eastAsia="Times New Roman" w:cs="Times New Roman"/>
-              </w:rPr>
-              <w:t xml:space="preserve"> Cram </w:t>
-            </w:r>
-            <w:r>
-              <w:rPr>
-                <w:rFonts w:hint="eastAsia" w:ascii="Times New Roman" w:hAnsi="Times New Roman" w:eastAsia="FangSong" w:cs="Times New Roman"/>
-              </w:rPr>
-              <w:t>预组织原理与溶剂竞争去溶剂化自由能补偿机制</w:t>
-            </w:r>
-            <w:r>
-              <w:rPr>
-                <w:rFonts w:hint="eastAsia" w:ascii="Times New Roman" w:hAnsi="Times New Roman" w:eastAsia="Times New Roman" w:cs="Times New Roman"/>
-              </w:rPr>
-              <w:t>。</w:t>
-            </w:r>
-          </w:p>
-        </w:tc>
-      </w:tr>
-      <w:tr>
-        <w:tc>
-          <w:tcPr/>
-          <w:p>
-            <w:pPr>
-              <w:pStyle w:val="Compact"/>
-              <w:jc w:val="center"/>
-            </w:pPr>
-            <w:r>
-              <w:rPr>
-                <w:rFonts w:hint="eastAsia" w:ascii="Times New Roman" w:hAnsi="Times New Roman" w:eastAsia="FangSong" w:cs="Times New Roman"/>
-              </w:rPr>
-              <w:t>决赛</w:t>
-            </w:r>
-            <w:r>
-              <w:rPr>
-                <w:rFonts w:hint="eastAsia" w:ascii="Times New Roman" w:hAnsi="Times New Roman" w:eastAsia="Times New Roman" w:cs="Times New Roman"/>
-              </w:rPr>
-              <w:t>15</w:t>
-            </w:r>
-            <w:r>
-              <w:rPr>
-                <w:rFonts w:ascii="Times New Roman" w:hAnsi="Times New Roman" w:eastAsia="Times New Roman" w:cs="Times New Roman"/>
-              </w:rPr>
-              <w:t xml:space="preserve"> </w:t>
-            </w:r>
-            <w:r>
-              <w:rPr>
-                <w:rFonts w:hint="eastAsia" w:ascii="Times New Roman" w:hAnsi="Times New Roman" w:eastAsia="FangSong" w:cs="Times New Roman"/>
-              </w:rPr>
-              <w:t xml:space="preserve">主客体化学</w:t>
-            </w:r>
-            <w:r>
-              <w:rPr>
-                <w:rFonts w:ascii="Times New Roman" w:hAnsi="Times New Roman" w:eastAsia="Times New Roman" w:cs="Times New Roman"/>
-              </w:rPr>
-              <w:t xml:space="preserve"> · </w:t>
-            </w:r>
-            <w:r>
-              <w:rPr>
-                <w:rFonts w:hint="eastAsia" w:ascii="Times New Roman" w:hAnsi="Times New Roman" w:eastAsia="FangSong" w:cs="Times New Roman"/>
-              </w:rPr>
-              <w:t xml:space="preserve">经典大环与选择性</w:t>
-            </w:r>
-          </w:p>
-        </w:tc>
-        <w:tc>
-          <w:tcPr/>
-          <w:p>
-            <w:pPr>
-              <w:pStyle w:val="Compact"/>
-              <w:jc w:val="center"/>
-            </w:pPr>
-            <w:r>
-              <w:rPr>
-                <w:rFonts w:hint="eastAsia" w:ascii="Times New Roman" w:hAnsi="Times New Roman" w:eastAsia="FangSong" w:cs="Times New Roman"/>
-              </w:rPr>
-              <w:t>熟练掌握冠醚</w:t>
-            </w:r>
-            <w:r>
-              <w:rPr>
-                <w:rFonts w:hint="eastAsia" w:ascii="Times New Roman" w:hAnsi="Times New Roman" w:eastAsia="Times New Roman" w:cs="Times New Roman"/>
-              </w:rPr>
-              <w:t>、</w:t>
-            </w:r>
-            <w:r>
-              <w:rPr>
-                <w:rFonts w:hint="eastAsia" w:ascii="Times New Roman" w:hAnsi="Times New Roman" w:eastAsia="FangSong" w:cs="Times New Roman"/>
-              </w:rPr>
-              <w:t>穴醚</w:t>
-            </w:r>
-            <w:r>
-              <w:rPr>
-                <w:rFonts w:hint="eastAsia" w:ascii="Times New Roman" w:hAnsi="Times New Roman" w:eastAsia="Times New Roman" w:cs="Times New Roman"/>
-              </w:rPr>
-              <w:t>、</w:t>
-            </w:r>
-            <w:r>
-              <w:rPr>
-                <w:rFonts w:hint="eastAsia" w:ascii="Times New Roman" w:hAnsi="Times New Roman" w:eastAsia="FangSong" w:cs="Times New Roman"/>
-              </w:rPr>
-              <w:t>杯芳烃</w:t>
-            </w:r>
-            <w:r>
-              <w:rPr>
-                <w:rFonts w:hint="eastAsia" w:ascii="Times New Roman" w:hAnsi="Times New Roman" w:eastAsia="Times New Roman" w:cs="Times New Roman"/>
-              </w:rPr>
-              <w:t>、</w:t>
-            </w:r>
-            <w:r>
-              <w:rPr>
-                <w:rFonts w:hint="eastAsia" w:ascii="Times New Roman" w:hAnsi="Times New Roman" w:eastAsia="FangSong" w:cs="Times New Roman"/>
-              </w:rPr>
-              <w:t>环糊精</w:t>
-            </w:r>
-            <w:r>
-              <w:rPr>
-                <w:rFonts w:hint="eastAsia" w:ascii="Times New Roman" w:hAnsi="Times New Roman" w:eastAsia="Times New Roman" w:cs="Times New Roman"/>
-              </w:rPr>
-              <w:t>、</w:t>
-            </w:r>
-            <w:r>
-              <w:rPr>
-                <w:rFonts w:hint="eastAsia" w:ascii="Times New Roman" w:hAnsi="Times New Roman" w:eastAsia="FangSong" w:cs="Times New Roman"/>
-              </w:rPr>
-              <w:t>瓜环</w:t>
-            </w:r>
-            <w:r>
-              <w:rPr>
-                <w:rFonts w:hint="eastAsia" w:ascii="Times New Roman" w:hAnsi="Times New Roman" w:eastAsia="Times New Roman" w:cs="Times New Roman"/>
-              </w:rPr>
-              <w:t>（</w:t>
-            </w:r>
-            <w:r>
-              <w:rPr>
-                <w:rFonts w:hint="eastAsia" w:ascii="Times New Roman" w:hAnsi="Times New Roman" w:eastAsia="FangSong" w:cs="Times New Roman"/>
-              </w:rPr>
-              <w:t>葫芦脲</w:t>
-            </w:r>
-            <w:r>
-              <w:rPr>
-                <w:rFonts w:hint="eastAsia" w:ascii="Times New Roman" w:hAnsi="Times New Roman" w:eastAsia="Times New Roman" w:cs="Times New Roman"/>
-              </w:rPr>
-              <w:t>）</w:t>
-            </w:r>
-            <w:r>
-              <w:rPr>
-                <w:rFonts w:hint="eastAsia" w:ascii="Times New Roman" w:hAnsi="Times New Roman" w:eastAsia="FangSong" w:cs="Times New Roman"/>
-              </w:rPr>
-              <w:t>与柱芳烃的分子骨架</w:t>
-            </w:r>
-            <w:r>
-              <w:rPr>
-                <w:rFonts w:hint="eastAsia" w:ascii="Times New Roman" w:hAnsi="Times New Roman" w:eastAsia="Times New Roman" w:cs="Times New Roman"/>
-              </w:rPr>
-              <w:t>、</w:t>
-            </w:r>
-            <w:r>
-              <w:rPr>
-                <w:rFonts w:hint="eastAsia" w:ascii="Times New Roman" w:hAnsi="Times New Roman" w:eastAsia="FangSong" w:cs="Times New Roman"/>
-              </w:rPr>
-              <w:t>构象异构</w:t>
-            </w:r>
-            <w:r>
-              <w:rPr>
-                <w:rFonts w:hint="eastAsia" w:ascii="Times New Roman" w:hAnsi="Times New Roman" w:eastAsia="Times New Roman" w:cs="Times New Roman"/>
-              </w:rPr>
-              <w:t>（</w:t>
-            </w:r>
-            <w:r>
-              <w:rPr>
-                <w:rFonts w:hint="eastAsia" w:ascii="Times New Roman" w:hAnsi="Times New Roman" w:eastAsia="FangSong" w:cs="Times New Roman"/>
-              </w:rPr>
-              <w:t>如杯</w:t>
-            </w:r>
-            <w:r>
-              <w:rPr>
-                <w:rFonts w:hint="eastAsia" w:ascii="Times New Roman" w:hAnsi="Times New Roman" w:eastAsia="Times New Roman" w:cs="Times New Roman"/>
-              </w:rPr>
-              <w:t>[4]</w:t>
-            </w:r>
-            <w:r>
-              <w:rPr>
-                <w:rFonts w:hint="eastAsia" w:ascii="Times New Roman" w:hAnsi="Times New Roman" w:eastAsia="FangSong" w:cs="Times New Roman"/>
-              </w:rPr>
-              <w:t>芳烃四种极限构象演化及其</w:t>
-            </w:r>
-            <w:r>
-              <w:rPr>
-                <w:rFonts w:ascii="Times New Roman" w:hAnsi="Times New Roman" w:eastAsia="Times New Roman" w:cs="Times New Roman"/>
-              </w:rPr>
-              <w:t xml:space="preserve"> NMR </w:t>
-            </w:r>
-            <w:r>
-              <w:rPr>
-                <w:rFonts w:hint="eastAsia" w:ascii="Times New Roman" w:hAnsi="Times New Roman" w:eastAsia="FangSong" w:cs="Times New Roman"/>
-              </w:rPr>
-              <w:t>判定</w:t>
-            </w:r>
-            <w:r>
-              <w:rPr>
-                <w:rFonts w:hint="eastAsia" w:ascii="Times New Roman" w:hAnsi="Times New Roman" w:eastAsia="Times New Roman" w:cs="Times New Roman"/>
-              </w:rPr>
-              <w:t>）</w:t>
-            </w:r>
-            <w:r>
-              <w:rPr>
-                <w:rFonts w:hint="eastAsia" w:ascii="Times New Roman" w:hAnsi="Times New Roman" w:eastAsia="FangSong" w:cs="Times New Roman"/>
-              </w:rPr>
-              <w:t>及空腔孔径对目标阳离子</w:t>
-            </w:r>
-            <w:r>
-              <w:rPr>
-                <w:rFonts w:hint="eastAsia" w:ascii="Times New Roman" w:hAnsi="Times New Roman" w:eastAsia="Times New Roman" w:cs="Times New Roman"/>
-              </w:rPr>
-              <w:t>、</w:t>
-            </w:r>
-            <w:r>
-              <w:rPr>
-                <w:rFonts w:hint="eastAsia" w:ascii="Times New Roman" w:hAnsi="Times New Roman" w:eastAsia="FangSong" w:cs="Times New Roman"/>
-              </w:rPr>
-              <w:t>中性分子的高度专一选择性</w:t>
-            </w:r>
-            <w:r>
-              <w:rPr>
-                <w:rFonts w:hint="eastAsia" w:ascii="Times New Roman" w:hAnsi="Times New Roman" w:eastAsia="Times New Roman" w:cs="Times New Roman"/>
-              </w:rPr>
-              <w:t>。</w:t>
-            </w:r>
-          </w:p>
-        </w:tc>
-      </w:tr>
-      <w:tr>
-        <w:tc>
-          <w:tcPr/>
-          <w:p>
-            <w:pPr>
-              <w:pStyle w:val="Compact"/>
-              <w:jc w:val="center"/>
-            </w:pPr>
-            <w:r>
-              <w:rPr>
-                <w:rFonts w:hint="eastAsia" w:ascii="Times New Roman" w:hAnsi="Times New Roman" w:eastAsia="FangSong" w:cs="Times New Roman"/>
-              </w:rPr>
-              <w:t>决赛</w:t>
-            </w:r>
-            <w:r>
-              <w:rPr>
-                <w:rFonts w:hint="eastAsia" w:ascii="Times New Roman" w:hAnsi="Times New Roman" w:eastAsia="Times New Roman" w:cs="Times New Roman"/>
-              </w:rPr>
-              <w:t>13</w:t>
-            </w:r>
-            <w:r>
-              <w:rPr>
-                <w:rFonts w:ascii="Times New Roman" w:hAnsi="Times New Roman" w:eastAsia="Times New Roman" w:cs="Times New Roman"/>
-              </w:rPr>
-              <w:t xml:space="preserve"> </w:t>
-            </w:r>
-            <w:r>
-              <w:rPr>
-                <w:rFonts w:hint="eastAsia" w:ascii="Times New Roman" w:hAnsi="Times New Roman" w:eastAsia="FangSong" w:cs="Times New Roman"/>
-              </w:rPr>
-              <w:t xml:space="preserve">超分子聚合物</w:t>
-            </w:r>
-            <w:r>
-              <w:rPr>
-                <w:rFonts w:ascii="Times New Roman" w:hAnsi="Times New Roman" w:eastAsia="Times New Roman" w:cs="Times New Roman"/>
-              </w:rPr>
-              <w:t xml:space="preserve"> · </w:t>
-            </w:r>
-            <w:r>
-              <w:rPr>
-                <w:rFonts w:hint="eastAsia" w:ascii="Times New Roman" w:hAnsi="Times New Roman" w:eastAsia="FangSong" w:cs="Times New Roman"/>
-              </w:rPr>
-              <w:t xml:space="preserve">互锁分子与自组装</w:t>
-            </w:r>
-          </w:p>
-        </w:tc>
-        <w:tc>
-          <w:tcPr/>
-          <w:p>
-            <w:pPr>
-              <w:pStyle w:val="Compact"/>
-              <w:jc w:val="center"/>
-            </w:pPr>
-            <w:r>
-              <w:rPr>
-                <w:rFonts w:hint="eastAsia" w:ascii="Times New Roman" w:hAnsi="Times New Roman" w:eastAsia="FangSong" w:cs="Times New Roman"/>
-              </w:rPr>
-              <w:t>理解机械键与拓扑异构本质</w:t>
-            </w:r>
-            <w:r>
-              <w:rPr>
-                <w:rFonts w:hint="eastAsia" w:ascii="Times New Roman" w:hAnsi="Times New Roman" w:eastAsia="Times New Roman" w:cs="Times New Roman"/>
-              </w:rPr>
-              <w:t>；</w:t>
-            </w:r>
-            <w:r>
-              <w:rPr>
-                <w:rFonts w:hint="eastAsia" w:ascii="Times New Roman" w:hAnsi="Times New Roman" w:eastAsia="FangSong" w:cs="Times New Roman"/>
-              </w:rPr>
-              <w:t>掌握</w:t>
-            </w:r>
-            <w:r>
-              <w:rPr>
-                <w:rFonts w:ascii="Times New Roman" w:hAnsi="Times New Roman" w:eastAsia="Times New Roman" w:cs="Times New Roman"/>
-              </w:rPr>
-              <w:t xml:space="preserve"> Sauvage </w:t>
-            </w:r>
-            <w:r>
-              <w:rPr>
-                <w:rFonts w:hint="eastAsia" w:ascii="Times New Roman" w:hAnsi="Times New Roman" w:eastAsia="FangSong" w:cs="Times New Roman"/>
-              </w:rPr>
-              <w:t xml:space="preserve">过渡金属配位模板法与</w:t>
-            </w:r>
-            <w:r>
-              <w:rPr>
-                <w:rFonts w:ascii="Times New Roman" w:hAnsi="Times New Roman" w:eastAsia="Times New Roman" w:cs="Times New Roman"/>
-              </w:rPr>
-              <w:t xml:space="preserve"> Stoddart </w:t>
-            </w:r>
-            <w:r>
-              <w:rPr>
-                <w:rFonts w:hint="eastAsia" w:ascii="Times New Roman" w:hAnsi="Times New Roman" w:eastAsia="FangSong" w:cs="Times New Roman"/>
-              </w:rPr>
-              <w:t>供受体电荷转移模板法合成索烃</w:t>
-            </w:r>
-            <w:r>
-              <w:rPr>
-                <w:rFonts w:hint="eastAsia" w:ascii="Times New Roman" w:hAnsi="Times New Roman" w:eastAsia="Times New Roman" w:cs="Times New Roman"/>
-              </w:rPr>
-              <w:t>、</w:t>
-            </w:r>
-            <w:r>
-              <w:rPr>
-                <w:rFonts w:hint="eastAsia" w:ascii="Times New Roman" w:hAnsi="Times New Roman" w:eastAsia="FangSong" w:cs="Times New Roman"/>
-              </w:rPr>
-              <w:t>轮烷与分子结的机理</w:t>
-            </w:r>
-            <w:r>
-              <w:rPr>
-                <w:rFonts w:hint="eastAsia" w:ascii="Times New Roman" w:hAnsi="Times New Roman" w:eastAsia="Times New Roman" w:cs="Times New Roman"/>
-              </w:rPr>
-              <w:t>；</w:t>
-            </w:r>
-            <w:r>
-              <w:rPr>
-                <w:rFonts w:hint="eastAsia" w:ascii="Times New Roman" w:hAnsi="Times New Roman" w:eastAsia="FangSong" w:cs="Times New Roman"/>
-              </w:rPr>
-              <w:t>掌握分子梭</w:t>
-            </w:r>
-            <w:r>
-              <w:rPr>
-                <w:rFonts w:hint="eastAsia" w:ascii="Times New Roman" w:hAnsi="Times New Roman" w:eastAsia="Times New Roman" w:cs="Times New Roman"/>
-              </w:rPr>
-              <w:t>、</w:t>
-            </w:r>
-            <w:r>
-              <w:rPr>
-                <w:rFonts w:hint="eastAsia" w:ascii="Times New Roman" w:hAnsi="Times New Roman" w:eastAsia="FangSong" w:cs="Times New Roman"/>
-              </w:rPr>
-              <w:t>双稳态分子开关与单向旋转马达运作机理</w:t>
-            </w:r>
-            <w:r>
-              <w:rPr>
-                <w:rFonts w:hint="eastAsia" w:ascii="Times New Roman" w:hAnsi="Times New Roman" w:eastAsia="Times New Roman" w:cs="Times New Roman"/>
-              </w:rPr>
-              <w:t>；</w:t>
-            </w:r>
-            <w:r>
-              <w:rPr>
-                <w:rFonts w:hint="eastAsia" w:ascii="Times New Roman" w:hAnsi="Times New Roman" w:eastAsia="FangSong" w:cs="Times New Roman"/>
-              </w:rPr>
-              <w:t>掌握定向键配位自组装</w:t>
-            </w:r>
-            <w:r>
-              <w:rPr>
-                <w:rFonts w:hint="eastAsia" w:ascii="Times New Roman" w:hAnsi="Times New Roman" w:eastAsia="Times New Roman" w:cs="Times New Roman"/>
-              </w:rPr>
-              <w:t>、</w:t>
-            </w:r>
-            <w:r>
-              <w:rPr>
-                <w:rFonts w:hint="eastAsia" w:ascii="Times New Roman" w:hAnsi="Times New Roman" w:eastAsia="FangSong" w:cs="Times New Roman"/>
-              </w:rPr>
-              <w:t>动态共价化学</w:t>
-            </w:r>
-            <w:r>
-              <w:rPr>
-                <w:rFonts w:hint="eastAsia" w:ascii="Times New Roman" w:hAnsi="Times New Roman" w:eastAsia="Times New Roman" w:cs="Times New Roman"/>
-              </w:rPr>
-              <w:t>（DCC）</w:t>
-            </w:r>
-            <w:r>
-              <w:rPr>
-                <w:rFonts w:hint="eastAsia" w:ascii="Times New Roman" w:hAnsi="Times New Roman" w:eastAsia="FangSong" w:cs="Times New Roman"/>
-              </w:rPr>
-              <w:t>热力学纠错及</w:t>
-            </w:r>
-            <w:r>
-              <w:rPr>
-                <w:rFonts w:ascii="Times New Roman" w:hAnsi="Times New Roman" w:eastAsia="Times New Roman" w:cs="Times New Roman"/>
-              </w:rPr>
-              <w:t xml:space="preserve"> MOF/COF </w:t>
-            </w:r>
-            <w:r>
-              <w:rPr>
-                <w:rFonts w:hint="eastAsia" w:ascii="Times New Roman" w:hAnsi="Times New Roman" w:eastAsia="FangSong" w:cs="Times New Roman"/>
-              </w:rPr>
-              <w:t>网状化学拓扑设计</w:t>
-            </w:r>
-            <w:r>
-              <w:rPr>
-                <w:rFonts w:hint="eastAsia" w:ascii="Times New Roman" w:hAnsi="Times New Roman" w:eastAsia="Times New Roman" w:cs="Times New Roman"/>
-              </w:rPr>
-              <w:t>。</w:t>
-            </w:r>
-          </w:p>
-        </w:tc>
-      </w:tr>
-    </w:tbl>
-    <w:p>
-      <w:pPr>
-        <w:spacing w:before="160" w:after="80"/>
-      </w:pPr>
-      <w:r>
-        <w:pict>
-          <v:rect style="width:0;height:1.5pt" o:hralign="center" o:hrstd="t" o:hr="t"/>
-        </w:pict>
-      </w:r>
-    </w:p>
-    <w:bookmarkEnd w:id="9"/>
-    <w:bookmarkStart w:id="22" w:name="超分子化学概念与非共价相互作用谱系"/>
+    <w:bookmarkStart w:id="21" w:name="超分子化学概念与非共价相互作用谱系"/>
     <w:p>
       <w:pPr>
         <w:pStyle w:val="Heading2"/>
@@ -1998,18 +251,18 @@
           <wp:inline>
             <wp:extent cx="2667000" cy="2107259"/>
             <wp:effectExtent b="0" l="0" r="0" t="0"/>
-            <wp:docPr descr="" title="" id="11" name="Picture"/>
+            <wp:docPr descr="" title="" id="10" name="Picture"/>
             <a:graphic>
               <a:graphicData uri="http://schemas.openxmlformats.org/drawingml/2006/picture">
                 <pic:pic>
                   <pic:nvPicPr>
-                    <pic:cNvPr descr="c31e04aeede86199c12b51af157a16a46724b891bf22f64a22a647ca23b28233.jpg" id="12" name="Picture"/>
+                    <pic:cNvPr descr="c31e04aeede86199c12b51af157a16a46724b891bf22f64a22a647ca23b28233.jpg" id="11" name="Picture"/>
                     <pic:cNvPicPr>
                       <a:picLocks noChangeArrowheads="1" noChangeAspect="1"/>
                     </pic:cNvPicPr>
                   </pic:nvPicPr>
                   <pic:blipFill>
-                    <a:blip r:embed="rId10"/>
+                    <a:blip r:embed="rId9"/>
                     <a:stretch>
                       <a:fillRect/>
                     </a:stretch>
@@ -2428,18 +681,18 @@
           <wp:inline>
             <wp:extent cx="2667000" cy="1617000"/>
             <wp:effectExtent b="0" l="0" r="0" t="0"/>
-            <wp:docPr descr="" title="" id="14" name="Picture"/>
+            <wp:docPr descr="" title="" id="13" name="Picture"/>
             <a:graphic>
               <a:graphicData uri="http://schemas.openxmlformats.org/drawingml/2006/picture">
                 <pic:pic>
                   <pic:nvPicPr>
-                    <pic:cNvPr descr="f589d0d00a7d797d4ced1e409ffef37ca098a04ea1dd2872b8f771fc53cd7abc.jpg" id="15" name="Picture"/>
+                    <pic:cNvPr descr="f589d0d00a7d797d4ced1e409ffef37ca098a04ea1dd2872b8f771fc53cd7abc.jpg" id="14" name="Picture"/>
                     <pic:cNvPicPr>
                       <a:picLocks noChangeArrowheads="1" noChangeAspect="1"/>
                     </pic:cNvPicPr>
                   </pic:nvPicPr>
                   <pic:blipFill>
-                    <a:blip r:embed="rId13"/>
+                    <a:blip r:embed="rId12"/>
                     <a:stretch>
                       <a:fillRect/>
                     </a:stretch>
@@ -4867,18 +3120,18 @@
           <wp:inline>
             <wp:extent cx="2667000" cy="856167"/>
             <wp:effectExtent b="0" l="0" r="0" t="0"/>
-            <wp:docPr descr="" title="" id="17" name="Picture"/>
+            <wp:docPr descr="" title="" id="16" name="Picture"/>
             <a:graphic>
               <a:graphicData uri="http://schemas.openxmlformats.org/drawingml/2006/picture">
                 <pic:pic>
                   <pic:nvPicPr>
-                    <pic:cNvPr descr="8ac7464721f0803ff80474ec8563198ebdc9c29b6ff90dc34c17034590a8cf08.jpg" id="18" name="Picture"/>
+                    <pic:cNvPr descr="8ac7464721f0803ff80474ec8563198ebdc9c29b6ff90dc34c17034590a8cf08.jpg" id="17" name="Picture"/>
                     <pic:cNvPicPr>
                       <a:picLocks noChangeArrowheads="1" noChangeAspect="1"/>
                     </pic:cNvPicPr>
                   </pic:nvPicPr>
                   <pic:blipFill>
-                    <a:blip r:embed="rId16"/>
+                    <a:blip r:embed="rId15"/>
                     <a:stretch>
                       <a:fillRect/>
                     </a:stretch>
@@ -6097,18 +4350,18 @@
           <wp:inline>
             <wp:extent cx="2667000" cy="1607343"/>
             <wp:effectExtent b="0" l="0" r="0" t="0"/>
-            <wp:docPr descr="" title="" id="20" name="Picture"/>
+            <wp:docPr descr="" title="" id="19" name="Picture"/>
             <a:graphic>
               <a:graphicData uri="http://schemas.openxmlformats.org/drawingml/2006/picture">
                 <pic:pic>
                   <pic:nvPicPr>
-                    <pic:cNvPr descr="853291be67031ed0b300188561b67a481cdf2cdb366b3ec41e5b332f23faab6f.jpg" id="21" name="Picture"/>
+                    <pic:cNvPr descr="853291be67031ed0b300188561b67a481cdf2cdb366b3ec41e5b332f23faab6f.jpg" id="20" name="Picture"/>
                     <pic:cNvPicPr>
                       <a:picLocks noChangeArrowheads="1" noChangeAspect="1"/>
                     </pic:cNvPicPr>
                   </pic:nvPicPr>
                   <pic:blipFill>
-                    <a:blip r:embed="rId19"/>
+                    <a:blip r:embed="rId18"/>
                     <a:stretch>
                       <a:fillRect/>
                     </a:stretch>
@@ -7151,8 +5404,8 @@
         </w:pict>
       </w:r>
     </w:p>
-    <w:bookmarkEnd w:id="22"/>
-    <w:bookmarkStart w:id="32" w:name="分子识别与主客体化学热力学原理"/>
+    <w:bookmarkEnd w:id="21"/>
+    <w:bookmarkStart w:id="31" w:name="分子识别与主客体化学热力学原理"/>
     <w:p>
       <w:pPr>
         <w:pStyle w:val="Heading2"/>
@@ -7425,18 +5678,18 @@
           <wp:inline>
             <wp:extent cx="2667000" cy="1068169"/>
             <wp:effectExtent b="0" l="0" r="0" t="0"/>
-            <wp:docPr descr="" title="" id="24" name="Picture"/>
+            <wp:docPr descr="" title="" id="23" name="Picture"/>
             <a:graphic>
               <a:graphicData uri="http://schemas.openxmlformats.org/drawingml/2006/picture">
                 <pic:pic>
                   <pic:nvPicPr>
-                    <pic:cNvPr descr="af4eff4c17a945e0f0d9c0b9c5e6ff42bfa9eafb71737a2261560a5d5600aa3e.jpg" id="25" name="Picture"/>
+                    <pic:cNvPr descr="af4eff4c17a945e0f0d9c0b9c5e6ff42bfa9eafb71737a2261560a5d5600aa3e.jpg" id="24" name="Picture"/>
                     <pic:cNvPicPr>
                       <a:picLocks noChangeArrowheads="1" noChangeAspect="1"/>
                     </pic:cNvPicPr>
                   </pic:nvPicPr>
                   <pic:blipFill>
-                    <a:blip r:embed="rId23"/>
+                    <a:blip r:embed="rId22"/>
                     <a:stretch>
                       <a:fillRect/>
                     </a:stretch>
@@ -8740,18 +6993,18 @@
           <wp:inline>
             <wp:extent cx="2667000" cy="2063928"/>
             <wp:effectExtent b="0" l="0" r="0" t="0"/>
-            <wp:docPr descr="" title="" id="27" name="Picture"/>
+            <wp:docPr descr="" title="" id="26" name="Picture"/>
             <a:graphic>
               <a:graphicData uri="http://schemas.openxmlformats.org/drawingml/2006/picture">
                 <pic:pic>
                   <pic:nvPicPr>
-                    <pic:cNvPr descr="115eeb1657f9ff2b1995879b050dee0e838704b110e7a8657fb75ecf639aad9c.jpg" id="28" name="Picture"/>
+                    <pic:cNvPr descr="115eeb1657f9ff2b1995879b050dee0e838704b110e7a8657fb75ecf639aad9c.jpg" id="27" name="Picture"/>
                     <pic:cNvPicPr>
                       <a:picLocks noChangeArrowheads="1" noChangeAspect="1"/>
                     </pic:cNvPicPr>
                   </pic:nvPicPr>
                   <pic:blipFill>
-                    <a:blip r:embed="rId26"/>
+                    <a:blip r:embed="rId25"/>
                     <a:stretch>
                       <a:fillRect/>
                     </a:stretch>
@@ -10562,18 +8815,18 @@
           <wp:inline>
             <wp:extent cx="2667000" cy="3024000"/>
             <wp:effectExtent b="0" l="0" r="0" t="0"/>
-            <wp:docPr descr="" title="" id="30" name="Picture"/>
+            <wp:docPr descr="" title="" id="29" name="Picture"/>
             <a:graphic>
               <a:graphicData uri="http://schemas.openxmlformats.org/drawingml/2006/picture">
                 <pic:pic>
                   <pic:nvPicPr>
-                    <pic:cNvPr descr="a538f7f0896a0d13e192459448bd451e034e98d7efa67148011d2f59b6893354.jpg" id="31" name="Picture"/>
+                    <pic:cNvPr descr="a538f7f0896a0d13e192459448bd451e034e98d7efa67148011d2f59b6893354.jpg" id="30" name="Picture"/>
                     <pic:cNvPicPr>
                       <a:picLocks noChangeArrowheads="1" noChangeAspect="1"/>
                     </pic:cNvPicPr>
                   </pic:nvPicPr>
                   <pic:blipFill>
-                    <a:blip r:embed="rId29"/>
+                    <a:blip r:embed="rId28"/>
                     <a:stretch>
                       <a:fillRect/>
                     </a:stretch>
@@ -12964,8 +11217,8 @@
         </w:pict>
       </w:r>
     </w:p>
-    <w:bookmarkEnd w:id="32"/>
-    <w:bookmarkStart w:id="48" w:name="经典人工大环主体化学"/>
+    <w:bookmarkEnd w:id="31"/>
+    <w:bookmarkStart w:id="47" w:name="经典人工大环主体化学"/>
     <w:p>
       <w:pPr>
         <w:pStyle w:val="Heading2"/>
@@ -13196,18 +11449,18 @@
           <wp:inline>
             <wp:extent cx="2667000" cy="2384990"/>
             <wp:effectExtent b="0" l="0" r="0" t="0"/>
-            <wp:docPr descr="" title="" id="34" name="Picture"/>
+            <wp:docPr descr="" title="" id="33" name="Picture"/>
             <a:graphic>
               <a:graphicData uri="http://schemas.openxmlformats.org/drawingml/2006/picture">
                 <pic:pic>
                   <pic:nvPicPr>
-                    <pic:cNvPr descr="269e8046a52707d5b1c924d18a95a92f287ca8f0f977dbd072c3d9541020a132.jpg" id="35" name="Picture"/>
+                    <pic:cNvPr descr="269e8046a52707d5b1c924d18a95a92f287ca8f0f977dbd072c3d9541020a132.jpg" id="34" name="Picture"/>
                     <pic:cNvPicPr>
                       <a:picLocks noChangeArrowheads="1" noChangeAspect="1"/>
                     </pic:cNvPicPr>
                   </pic:nvPicPr>
                   <pic:blipFill>
-                    <a:blip r:embed="rId33"/>
+                    <a:blip r:embed="rId32"/>
                     <a:stretch>
                       <a:fillRect/>
                     </a:stretch>
@@ -15523,18 +13776,18 @@
           <wp:inline>
             <wp:extent cx="2667000" cy="2486623"/>
             <wp:effectExtent b="0" l="0" r="0" t="0"/>
-            <wp:docPr descr="" title="" id="37" name="Picture"/>
+            <wp:docPr descr="" title="" id="36" name="Picture"/>
             <a:graphic>
               <a:graphicData uri="http://schemas.openxmlformats.org/drawingml/2006/picture">
                 <pic:pic>
                   <pic:nvPicPr>
-                    <pic:cNvPr descr="686f9c025109a1ec5f3f7e6f0e31014040a243029f1a6fb8ed5ca56465b86c9e.jpg" id="38" name="Picture"/>
+                    <pic:cNvPr descr="686f9c025109a1ec5f3f7e6f0e31014040a243029f1a6fb8ed5ca56465b86c9e.jpg" id="37" name="Picture"/>
                     <pic:cNvPicPr>
                       <a:picLocks noChangeArrowheads="1" noChangeAspect="1"/>
                     </pic:cNvPicPr>
                   </pic:nvPicPr>
                   <pic:blipFill>
-                    <a:blip r:embed="rId36"/>
+                    <a:blip r:embed="rId35"/>
                     <a:stretch>
                       <a:fillRect/>
                     </a:stretch>
@@ -16568,18 +14821,18 @@
           <wp:inline>
             <wp:extent cx="2667000" cy="1468141"/>
             <wp:effectExtent b="0" l="0" r="0" t="0"/>
-            <wp:docPr descr="" title="" id="40" name="Picture"/>
+            <wp:docPr descr="" title="" id="39" name="Picture"/>
             <a:graphic>
               <a:graphicData uri="http://schemas.openxmlformats.org/drawingml/2006/picture">
                 <pic:pic>
                   <pic:nvPicPr>
-                    <pic:cNvPr descr="86f37da8bd704f8e7e2707f0b42250bbcd145d0f4f4e964afa73e0cb4ce52917.jpg" id="41" name="Picture"/>
+                    <pic:cNvPr descr="86f37da8bd704f8e7e2707f0b42250bbcd145d0f4f4e964afa73e0cb4ce52917.jpg" id="40" name="Picture"/>
                     <pic:cNvPicPr>
                       <a:picLocks noChangeArrowheads="1" noChangeAspect="1"/>
                     </pic:cNvPicPr>
                   </pic:nvPicPr>
                   <pic:blipFill>
-                    <a:blip r:embed="rId39"/>
+                    <a:blip r:embed="rId38"/>
                     <a:stretch>
                       <a:fillRect/>
                     </a:stretch>
@@ -17717,18 +15970,18 @@
           <wp:inline>
             <wp:extent cx="2667000" cy="2388426"/>
             <wp:effectExtent b="0" l="0" r="0" t="0"/>
-            <wp:docPr descr="" title="" id="43" name="Picture"/>
+            <wp:docPr descr="" title="" id="42" name="Picture"/>
             <a:graphic>
               <a:graphicData uri="http://schemas.openxmlformats.org/drawingml/2006/picture">
                 <pic:pic>
                   <pic:nvPicPr>
-                    <pic:cNvPr descr="6172d87da2371893047811c1a651f7f279a3485434800e83a01884e72fc2dde0.jpg" id="44" name="Picture"/>
+                    <pic:cNvPr descr="6172d87da2371893047811c1a651f7f279a3485434800e83a01884e72fc2dde0.jpg" id="43" name="Picture"/>
                     <pic:cNvPicPr>
                       <a:picLocks noChangeArrowheads="1" noChangeAspect="1"/>
                     </pic:cNvPicPr>
                   </pic:nvPicPr>
                   <pic:blipFill>
-                    <a:blip r:embed="rId42"/>
+                    <a:blip r:embed="rId41"/>
                     <a:stretch>
                       <a:fillRect/>
                     </a:stretch>
@@ -18491,18 +16744,18 @@
           <wp:inline>
             <wp:extent cx="2667000" cy="2481146"/>
             <wp:effectExtent b="0" l="0" r="0" t="0"/>
-            <wp:docPr descr="" title="" id="46" name="Picture"/>
+            <wp:docPr descr="" title="" id="45" name="Picture"/>
             <a:graphic>
               <a:graphicData uri="http://schemas.openxmlformats.org/drawingml/2006/picture">
                 <pic:pic>
                   <pic:nvPicPr>
-                    <pic:cNvPr descr="1995375f1bb18df1278deebe1bd454a5c723e0de9407625809bb240e5d7940cb.jpg" id="47" name="Picture"/>
+                    <pic:cNvPr descr="1995375f1bb18df1278deebe1bd454a5c723e0de9407625809bb240e5d7940cb.jpg" id="46" name="Picture"/>
                     <pic:cNvPicPr>
                       <a:picLocks noChangeArrowheads="1" noChangeAspect="1"/>
                     </pic:cNvPicPr>
                   </pic:nvPicPr>
                   <pic:blipFill>
-                    <a:blip r:embed="rId45"/>
+                    <a:blip r:embed="rId44"/>
                     <a:stretch>
                       <a:fillRect/>
                     </a:stretch>
@@ -19253,8 +17506,8 @@
         </w:pict>
       </w:r>
     </w:p>
-    <w:bookmarkEnd w:id="48"/>
-    <w:bookmarkStart w:id="61" w:name="机械互锁分子mims与分子拓扑学"/>
+    <w:bookmarkEnd w:id="47"/>
+    <w:bookmarkStart w:id="60" w:name="机械互锁分子mims与分子拓扑学"/>
     <w:p>
       <w:pPr>
         <w:pStyle w:val="Heading2"/>
@@ -19485,18 +17738,18 @@
           <wp:inline>
             <wp:extent cx="2667000" cy="1934141"/>
             <wp:effectExtent b="0" l="0" r="0" t="0"/>
-            <wp:docPr descr="" title="" id="50" name="Picture"/>
+            <wp:docPr descr="" title="" id="49" name="Picture"/>
             <a:graphic>
               <a:graphicData uri="http://schemas.openxmlformats.org/drawingml/2006/picture">
                 <pic:pic>
                   <pic:nvPicPr>
-                    <pic:cNvPr descr="07fe38c6e81853f1d9d56c78e26b87ebbe2a0717920e54d43cb6fb3fd8164988.jpg" id="51" name="Picture"/>
+                    <pic:cNvPr descr="07fe38c6e81853f1d9d56c78e26b87ebbe2a0717920e54d43cb6fb3fd8164988.jpg" id="50" name="Picture"/>
                     <pic:cNvPicPr>
                       <a:picLocks noChangeArrowheads="1" noChangeAspect="1"/>
                     </pic:cNvPicPr>
                   </pic:nvPicPr>
                   <pic:blipFill>
-                    <a:blip r:embed="rId49"/>
+                    <a:blip r:embed="rId48"/>
                     <a:stretch>
                       <a:fillRect/>
                     </a:stretch>
@@ -20193,18 +18446,18 @@
           <wp:inline>
             <wp:extent cx="2667000" cy="2244077"/>
             <wp:effectExtent b="0" l="0" r="0" t="0"/>
-            <wp:docPr descr="" title="" id="53" name="Picture"/>
+            <wp:docPr descr="" title="" id="52" name="Picture"/>
             <a:graphic>
               <a:graphicData uri="http://schemas.openxmlformats.org/drawingml/2006/picture">
                 <pic:pic>
                   <pic:nvPicPr>
-                    <pic:cNvPr descr="e24be8d009cb0dd4cb814f907828c8775a82e448a0d1b918c7c1428303585718.jpg" id="54" name="Picture"/>
+                    <pic:cNvPr descr="e24be8d009cb0dd4cb814f907828c8775a82e448a0d1b918c7c1428303585718.jpg" id="53" name="Picture"/>
                     <pic:cNvPicPr>
                       <a:picLocks noChangeArrowheads="1" noChangeAspect="1"/>
                     </pic:cNvPicPr>
                   </pic:nvPicPr>
                   <pic:blipFill>
-                    <a:blip r:embed="rId52"/>
+                    <a:blip r:embed="rId51"/>
                     <a:stretch>
                       <a:fillRect/>
                     </a:stretch>
@@ -20296,396 +18549,360 @@
         </w:rPr>
         <w:t>：</w:t>
       </w:r>
-      <w:r>
-        <w:rPr>
-          <w:rFonts w:ascii="Times New Roman" w:hAnsi="Times New Roman" w:eastAsia="Times New Roman" w:cs="Times New Roman"/>
-        </w:rPr>
-        <w:t xml:space="preserve"> </w:t>
-      </w:r>
-      <w:r>
-        <w:rPr>
-          <w:rFonts w:ascii="Times New Roman" w:hAnsi="Times New Roman" w:eastAsia="Times New Roman" w:cs="Times New Roman"/>
-        </w:rPr>
-        <w:t xml:space="preserve">1.</w:t>
-      </w:r>
-      <w:r>
-        <w:rPr>
-          <w:rFonts w:ascii="Times New Roman" w:hAnsi="Times New Roman" w:eastAsia="Times New Roman" w:cs="Times New Roman"/>
-        </w:rPr>
-        <w:t xml:space="preserve"> </w:t>
-      </w:r>
-      <w:r>
-        <w:rPr>
-          <w:rFonts w:hint="eastAsia" w:ascii="Times New Roman" w:hAnsi="Times New Roman" w:eastAsia="FangSong" w:cs="Times New Roman"/>
-          <w:b/>
-          <w:bCs/>
-        </w:rPr>
-        <w:t>穿套</w:t>
-      </w:r>
-      <w:r>
-        <w:rPr>
-          <w:rFonts w:hint="eastAsia" w:ascii="Times New Roman" w:hAnsi="Times New Roman" w:eastAsia="Times New Roman" w:cs="Times New Roman"/>
-          <w:b/>
-          <w:bCs/>
-        </w:rPr>
-        <w:t>-</w:t>
-      </w:r>
-      <w:r>
-        <w:rPr>
-          <w:rFonts w:hint="eastAsia" w:ascii="Times New Roman" w:hAnsi="Times New Roman" w:eastAsia="FangSong" w:cs="Times New Roman"/>
-          <w:b/>
-          <w:bCs/>
-        </w:rPr>
-        <w:t>封端法</w:t>
-      </w:r>
-      <w:r>
-        <w:rPr>
-          <w:rFonts w:hint="eastAsia" w:ascii="Times New Roman" w:hAnsi="Times New Roman" w:eastAsia="Times New Roman" w:cs="Times New Roman"/>
-          <w:b/>
-          <w:bCs/>
-        </w:rPr>
-        <w:t>（Threading-followed-by-capping）</w:t>
-      </w:r>
-      <w:r>
-        <w:rPr>
-          <w:rFonts w:hint="eastAsia" w:ascii="Times New Roman" w:hAnsi="Times New Roman" w:eastAsia="Times New Roman" w:cs="Times New Roman"/>
-        </w:rPr>
-        <w:t>：</w:t>
-      </w:r>
-      <w:r>
-        <w:rPr>
-          <w:rFonts w:hint="eastAsia" w:ascii="Times New Roman" w:hAnsi="Times New Roman" w:eastAsia="FangSong" w:cs="Times New Roman"/>
-        </w:rPr>
-        <w:t>预先合成好的大环主体与两端暴露反应基团的开链轴客体在溶液中自发穿套形成类轮烷</w:t>
-      </w:r>
-      <w:r>
-        <w:rPr>
-          <w:rFonts w:hint="eastAsia" w:ascii="Times New Roman" w:hAnsi="Times New Roman" w:eastAsia="Times New Roman" w:cs="Times New Roman"/>
-        </w:rPr>
-        <w:t>，</w:t>
-      </w:r>
-      <w:r>
-        <w:rPr>
-          <w:rFonts w:hint="eastAsia" w:ascii="Times New Roman" w:hAnsi="Times New Roman" w:eastAsia="FangSong" w:cs="Times New Roman"/>
-        </w:rPr>
-        <w:t>随后利用高活性化学试剂在轴分子两端共价连接空间庞大的封端基</w:t>
-      </w:r>
-      <w:r>
-        <w:rPr>
-          <w:rFonts w:hint="eastAsia" w:ascii="Times New Roman" w:hAnsi="Times New Roman" w:eastAsia="Times New Roman" w:cs="Times New Roman"/>
-        </w:rPr>
-        <w:t>，</w:t>
-      </w:r>
-      <w:r>
-        <w:rPr>
-          <w:rFonts w:hint="eastAsia" w:ascii="Times New Roman" w:hAnsi="Times New Roman" w:eastAsia="FangSong" w:cs="Times New Roman"/>
-        </w:rPr>
-        <w:t>将大环永久锁在轴上</w:t>
-      </w:r>
-      <w:r>
-        <w:rPr>
-          <w:rFonts w:hint="eastAsia" w:ascii="Times New Roman" w:hAnsi="Times New Roman" w:eastAsia="Times New Roman" w:cs="Times New Roman"/>
-        </w:rPr>
-        <w:t>；</w:t>
-      </w:r>
-      <w:r>
-        <w:rPr>
-          <w:rFonts w:ascii="Times New Roman" w:hAnsi="Times New Roman" w:eastAsia="Times New Roman" w:cs="Times New Roman"/>
-        </w:rPr>
-        <w:t xml:space="preserve"> </w:t>
-      </w:r>
-      <w:r>
-        <w:rPr>
-          <w:rFonts w:ascii="Times New Roman" w:hAnsi="Times New Roman" w:eastAsia="Times New Roman" w:cs="Times New Roman"/>
-        </w:rPr>
-        <w:t xml:space="preserve">2.</w:t>
-      </w:r>
-      <w:r>
-        <w:rPr>
-          <w:rFonts w:ascii="Times New Roman" w:hAnsi="Times New Roman" w:eastAsia="Times New Roman" w:cs="Times New Roman"/>
-        </w:rPr>
-        <w:t xml:space="preserve"> </w:t>
-      </w:r>
-      <w:r>
-        <w:rPr>
-          <w:rFonts w:hint="eastAsia" w:ascii="Times New Roman" w:hAnsi="Times New Roman" w:eastAsia="FangSong" w:cs="Times New Roman"/>
-          <w:b/>
-          <w:bCs/>
-        </w:rPr>
-        <w:t>环化法</w:t>
-      </w:r>
-      <w:r>
-        <w:rPr>
-          <w:rFonts w:hint="eastAsia" w:ascii="Times New Roman" w:hAnsi="Times New Roman" w:eastAsia="Times New Roman" w:cs="Times New Roman"/>
-          <w:b/>
-          <w:bCs/>
-        </w:rPr>
-        <w:t>（Clipping）</w:t>
-      </w:r>
-      <w:r>
-        <w:rPr>
-          <w:rFonts w:hint="eastAsia" w:ascii="Times New Roman" w:hAnsi="Times New Roman" w:eastAsia="Times New Roman" w:cs="Times New Roman"/>
-        </w:rPr>
-        <w:t>：</w:t>
-      </w:r>
-      <w:r>
-        <w:rPr>
-          <w:rFonts w:hint="eastAsia" w:ascii="Times New Roman" w:hAnsi="Times New Roman" w:eastAsia="FangSong" w:cs="Times New Roman"/>
-        </w:rPr>
-        <w:t>预先制备好带有庞大封端基且中间镶嵌识别站台的哑铃状轴分子</w:t>
-      </w:r>
-      <w:r>
-        <w:rPr>
-          <w:rFonts w:hint="eastAsia" w:ascii="Times New Roman" w:hAnsi="Times New Roman" w:eastAsia="Times New Roman" w:cs="Times New Roman"/>
-        </w:rPr>
-        <w:t>，</w:t>
-      </w:r>
-      <w:r>
-        <w:rPr>
-          <w:rFonts w:hint="eastAsia" w:ascii="Times New Roman" w:hAnsi="Times New Roman" w:eastAsia="FangSong" w:cs="Times New Roman"/>
-        </w:rPr>
-        <w:t>随后向溶液中引入开链大环前体</w:t>
-      </w:r>
-      <w:r>
-        <w:rPr>
-          <w:rFonts w:hint="eastAsia" w:ascii="Times New Roman" w:hAnsi="Times New Roman" w:eastAsia="Times New Roman" w:cs="Times New Roman"/>
-        </w:rPr>
-        <w:t>，</w:t>
-      </w:r>
-      <w:r>
-        <w:rPr>
-          <w:rFonts w:hint="eastAsia" w:ascii="Times New Roman" w:hAnsi="Times New Roman" w:eastAsia="FangSong" w:cs="Times New Roman"/>
-        </w:rPr>
-        <w:t>利用轴上识别位点的模板引导</w:t>
-      </w:r>
-      <w:r>
-        <w:rPr>
-          <w:rFonts w:hint="eastAsia" w:ascii="Times New Roman" w:hAnsi="Times New Roman" w:eastAsia="Times New Roman" w:cs="Times New Roman"/>
-        </w:rPr>
-        <w:t>，</w:t>
-      </w:r>
-      <w:r>
-        <w:rPr>
-          <w:rFonts w:hint="eastAsia" w:ascii="Times New Roman" w:hAnsi="Times New Roman" w:eastAsia="FangSong" w:cs="Times New Roman"/>
-        </w:rPr>
-        <w:t>开链配体缠绕轴分子完成分子内关环</w:t>
-      </w:r>
-      <w:r>
-        <w:rPr>
-          <w:rFonts w:hint="eastAsia" w:ascii="Times New Roman" w:hAnsi="Times New Roman" w:eastAsia="Times New Roman" w:cs="Times New Roman"/>
-        </w:rPr>
-        <w:t>，</w:t>
-      </w:r>
-      <w:r>
-        <w:rPr>
-          <w:rFonts w:hint="eastAsia" w:ascii="Times New Roman" w:hAnsi="Times New Roman" w:eastAsia="FangSong" w:cs="Times New Roman"/>
-        </w:rPr>
-        <w:t>将大环套在轴上</w:t>
-      </w:r>
-      <w:r>
-        <w:rPr>
-          <w:rFonts w:hint="eastAsia" w:ascii="Times New Roman" w:hAnsi="Times New Roman" w:eastAsia="Times New Roman" w:cs="Times New Roman"/>
-        </w:rPr>
-        <w:t>；</w:t>
-      </w:r>
-      <w:r>
-        <w:rPr>
-          <w:rFonts w:ascii="Times New Roman" w:hAnsi="Times New Roman" w:eastAsia="Times New Roman" w:cs="Times New Roman"/>
-        </w:rPr>
-        <w:t xml:space="preserve"> </w:t>
-      </w:r>
-      <w:r>
-        <w:rPr>
-          <w:rFonts w:ascii="Times New Roman" w:hAnsi="Times New Roman" w:eastAsia="Times New Roman" w:cs="Times New Roman"/>
-        </w:rPr>
-        <w:t xml:space="preserve">3.</w:t>
-      </w:r>
-      <w:r>
-        <w:rPr>
-          <w:rFonts w:ascii="Times New Roman" w:hAnsi="Times New Roman" w:eastAsia="Times New Roman" w:cs="Times New Roman"/>
-        </w:rPr>
-        <w:t xml:space="preserve"> </w:t>
-      </w:r>
-      <w:r>
-        <w:rPr>
-          <w:rFonts w:hint="eastAsia" w:ascii="Times New Roman" w:hAnsi="Times New Roman" w:eastAsia="FangSong" w:cs="Times New Roman"/>
-          <w:b/>
-          <w:bCs/>
-        </w:rPr>
-        <w:t>滑移法</w:t>
-      </w:r>
-      <w:r>
-        <w:rPr>
-          <w:rFonts w:hint="eastAsia" w:ascii="Times New Roman" w:hAnsi="Times New Roman" w:eastAsia="Times New Roman" w:cs="Times New Roman"/>
-          <w:b/>
-          <w:bCs/>
-        </w:rPr>
-        <w:t>（Slipping）</w:t>
-      </w:r>
-      <w:r>
-        <w:rPr>
-          <w:rFonts w:hint="eastAsia" w:ascii="Times New Roman" w:hAnsi="Times New Roman" w:eastAsia="Times New Roman" w:cs="Times New Roman"/>
-        </w:rPr>
-        <w:t>：</w:t>
-      </w:r>
-      <w:r>
-        <w:rPr>
-          <w:rFonts w:hint="eastAsia" w:ascii="Times New Roman" w:hAnsi="Times New Roman" w:eastAsia="FangSong" w:cs="Times New Roman"/>
-        </w:rPr>
-        <w:t>封端基团的几何尺寸经过极其精细的设计</w:t>
-      </w:r>
-      <w:r>
-        <w:rPr>
-          <w:rFonts w:hint="eastAsia" w:ascii="Times New Roman" w:hAnsi="Times New Roman" w:eastAsia="Times New Roman" w:cs="Times New Roman"/>
-        </w:rPr>
-        <w:t>，</w:t>
-      </w:r>
-      <w:r>
-        <w:rPr>
-          <w:rFonts w:hint="eastAsia" w:ascii="Times New Roman" w:hAnsi="Times New Roman" w:eastAsia="FangSong" w:cs="Times New Roman"/>
-        </w:rPr>
-        <w:t>在室温下足以阻挡大环滑脱</w:t>
-      </w:r>
-      <w:r>
-        <w:rPr>
-          <w:rFonts w:hint="eastAsia" w:ascii="Times New Roman" w:hAnsi="Times New Roman" w:eastAsia="Times New Roman" w:cs="Times New Roman"/>
-        </w:rPr>
-        <w:t>，</w:t>
-      </w:r>
-      <w:r>
-        <w:rPr>
-          <w:rFonts w:hint="eastAsia" w:ascii="Times New Roman" w:hAnsi="Times New Roman" w:eastAsia="FangSong" w:cs="Times New Roman"/>
-        </w:rPr>
-        <w:t>但在加热使封端基和环骨架发生可逆热形变时</w:t>
-      </w:r>
-      <w:r>
-        <w:rPr>
-          <w:rFonts w:hint="eastAsia" w:ascii="Times New Roman" w:hAnsi="Times New Roman" w:eastAsia="Times New Roman" w:cs="Times New Roman"/>
-        </w:rPr>
-        <w:t>，</w:t>
-      </w:r>
-      <w:r>
-        <w:rPr>
-          <w:rFonts w:hint="eastAsia" w:ascii="Times New Roman" w:hAnsi="Times New Roman" w:eastAsia="FangSong" w:cs="Times New Roman"/>
-        </w:rPr>
-        <w:t>大环能够勉强克服构象活化能垒强行挤入轴上</w:t>
-      </w:r>
-      <w:r>
-        <w:rPr>
-          <w:rFonts w:hint="eastAsia" w:ascii="Times New Roman" w:hAnsi="Times New Roman" w:eastAsia="Times New Roman" w:cs="Times New Roman"/>
-        </w:rPr>
-        <w:t>，</w:t>
-      </w:r>
-      <w:r>
-        <w:rPr>
-          <w:rFonts w:hint="eastAsia" w:ascii="Times New Roman" w:hAnsi="Times New Roman" w:eastAsia="FangSong" w:cs="Times New Roman"/>
-        </w:rPr>
-        <w:t>冷却后大环被动力学彻底冻结于轴内</w:t>
-      </w:r>
-      <w:r>
-        <w:rPr>
-          <w:rFonts w:hint="eastAsia" w:ascii="Times New Roman" w:hAnsi="Times New Roman" w:eastAsia="Times New Roman" w:cs="Times New Roman"/>
-        </w:rPr>
-        <w:t>；</w:t>
-      </w:r>
-      <w:r>
-        <w:rPr>
-          <w:rFonts w:ascii="Times New Roman" w:hAnsi="Times New Roman" w:eastAsia="Times New Roman" w:cs="Times New Roman"/>
-        </w:rPr>
-        <w:t xml:space="preserve"> </w:t>
-      </w:r>
-      <w:r>
-        <w:rPr>
-          <w:rFonts w:ascii="Times New Roman" w:hAnsi="Times New Roman" w:eastAsia="Times New Roman" w:cs="Times New Roman"/>
-        </w:rPr>
-        <w:t xml:space="preserve">4.</w:t>
-      </w:r>
-      <w:r>
-        <w:rPr>
-          <w:rFonts w:ascii="Times New Roman" w:hAnsi="Times New Roman" w:eastAsia="Times New Roman" w:cs="Times New Roman"/>
-        </w:rPr>
-        <w:t xml:space="preserve"> </w:t>
-      </w:r>
-      <w:r>
-        <w:rPr>
-          <w:rFonts w:hint="eastAsia" w:ascii="Times New Roman" w:hAnsi="Times New Roman" w:eastAsia="FangSong" w:cs="Times New Roman"/>
-          <w:b/>
-          <w:bCs/>
-        </w:rPr>
-        <w:t>两端成环法</w:t>
-      </w:r>
-      <w:r>
-        <w:rPr>
-          <w:rFonts w:hint="eastAsia" w:ascii="Times New Roman" w:hAnsi="Times New Roman" w:eastAsia="Times New Roman" w:cs="Times New Roman"/>
-          <w:b/>
-          <w:bCs/>
-        </w:rPr>
-        <w:t>（Cyclization-after-threading）</w:t>
-      </w:r>
-      <w:r>
-        <w:rPr>
-          <w:rFonts w:hint="eastAsia" w:ascii="Times New Roman" w:hAnsi="Times New Roman" w:eastAsia="Times New Roman" w:cs="Times New Roman"/>
-        </w:rPr>
-        <w:t>：</w:t>
-      </w:r>
-      <w:r>
-        <w:rPr>
-          <w:rFonts w:hint="eastAsia" w:ascii="Times New Roman" w:hAnsi="Times New Roman" w:eastAsia="FangSong" w:cs="Times New Roman"/>
-        </w:rPr>
-        <w:t>在线性配体穿入大环后</w:t>
-      </w:r>
-      <w:r>
-        <w:rPr>
-          <w:rFonts w:hint="eastAsia" w:ascii="Times New Roman" w:hAnsi="Times New Roman" w:eastAsia="Times New Roman" w:cs="Times New Roman"/>
-        </w:rPr>
-        <w:t>，</w:t>
-      </w:r>
-      <w:r>
-        <w:rPr>
-          <w:rFonts w:hint="eastAsia" w:ascii="Times New Roman" w:hAnsi="Times New Roman" w:eastAsia="FangSong" w:cs="Times New Roman"/>
-        </w:rPr>
-        <w:t>将线状分子的两端彼此共价闭合</w:t>
-      </w:r>
-      <w:r>
-        <w:rPr>
-          <w:rFonts w:hint="eastAsia" w:ascii="Times New Roman" w:hAnsi="Times New Roman" w:eastAsia="Times New Roman" w:cs="Times New Roman"/>
-        </w:rPr>
-        <w:t>，</w:t>
-      </w:r>
-      <w:r>
-        <w:rPr>
-          <w:rFonts w:hint="eastAsia" w:ascii="Times New Roman" w:hAnsi="Times New Roman" w:eastAsia="FangSong" w:cs="Times New Roman"/>
-        </w:rPr>
-        <w:t>直接将类轮烷原位转化为</w:t>
-      </w:r>
-      <w:r>
-        <w:rPr>
-          <w:rFonts w:ascii="Times New Roman" w:hAnsi="Times New Roman" w:eastAsia="Times New Roman" w:cs="Times New Roman"/>
-        </w:rPr>
-        <w:t xml:space="preserve"> </w:t>
-      </w:r>
-      <w:r>
-        <w:rPr>
-          <w:rFonts w:hint="eastAsia" w:ascii="Times New Roman" w:hAnsi="Times New Roman" w:eastAsia="Times New Roman" w:cs="Times New Roman"/>
-        </w:rPr>
-        <w:t>[2]</w:t>
-      </w:r>
-      <w:r>
-        <w:rPr>
-          <w:rFonts w:hint="eastAsia" w:ascii="Times New Roman" w:hAnsi="Times New Roman" w:eastAsia="FangSong" w:cs="Times New Roman"/>
-        </w:rPr>
-        <w:t>索烃</w:t>
-      </w:r>
-      <w:r>
-        <w:rPr>
-          <w:rFonts w:hint="eastAsia" w:ascii="Times New Roman" w:hAnsi="Times New Roman" w:eastAsia="Times New Roman" w:cs="Times New Roman"/>
-        </w:rPr>
-        <w:t>。</w:t>
-      </w:r>
     </w:p>
     <w:p>
       <w:pPr>
-        <w:pStyle w:val="BodyText"/>
+        <w:numPr>
+          <w:ilvl w:val="0"/>
+          <w:numId w:val="1001"/>
+        </w:numPr>
+        <w:ind w:firstLine="420"/>
+      </w:pPr>
+      <w:r>
+        <w:rPr>
+          <w:rFonts w:hint="eastAsia" w:ascii="Times New Roman" w:hAnsi="Times New Roman" w:eastAsia="FangSong" w:cs="Times New Roman"/>
+          <w:b/>
+          <w:bCs/>
+        </w:rPr>
+        <w:t>穿套</w:t>
+      </w:r>
+      <w:r>
+        <w:rPr>
+          <w:rFonts w:hint="eastAsia" w:ascii="Times New Roman" w:hAnsi="Times New Roman" w:eastAsia="Times New Roman" w:cs="Times New Roman"/>
+          <w:b/>
+          <w:bCs/>
+        </w:rPr>
+        <w:t>-</w:t>
+      </w:r>
+      <w:r>
+        <w:rPr>
+          <w:rFonts w:hint="eastAsia" w:ascii="Times New Roman" w:hAnsi="Times New Roman" w:eastAsia="FangSong" w:cs="Times New Roman"/>
+          <w:b/>
+          <w:bCs/>
+        </w:rPr>
+        <w:t>封端法</w:t>
+      </w:r>
+      <w:r>
+        <w:rPr>
+          <w:rFonts w:hint="eastAsia" w:ascii="Times New Roman" w:hAnsi="Times New Roman" w:eastAsia="Times New Roman" w:cs="Times New Roman"/>
+          <w:b/>
+          <w:bCs/>
+        </w:rPr>
+        <w:t>（Threading-followed-by-capping）</w:t>
+      </w:r>
+      <w:r>
+        <w:rPr>
+          <w:rFonts w:hint="eastAsia" w:ascii="Times New Roman" w:hAnsi="Times New Roman" w:eastAsia="Times New Roman" w:cs="Times New Roman"/>
+        </w:rPr>
+        <w:t>：</w:t>
+      </w:r>
+      <w:r>
+        <w:rPr>
+          <w:rFonts w:hint="eastAsia" w:ascii="Times New Roman" w:hAnsi="Times New Roman" w:eastAsia="FangSong" w:cs="Times New Roman"/>
+        </w:rPr>
+        <w:t>预先合成好的大环主体与两端暴露反应基团的开链轴客体在溶液中自发穿套形成类轮烷</w:t>
+      </w:r>
+      <w:r>
+        <w:rPr>
+          <w:rFonts w:hint="eastAsia" w:ascii="Times New Roman" w:hAnsi="Times New Roman" w:eastAsia="Times New Roman" w:cs="Times New Roman"/>
+        </w:rPr>
+        <w:t>，</w:t>
+      </w:r>
+      <w:r>
+        <w:rPr>
+          <w:rFonts w:hint="eastAsia" w:ascii="Times New Roman" w:hAnsi="Times New Roman" w:eastAsia="FangSong" w:cs="Times New Roman"/>
+        </w:rPr>
+        <w:t>随后利用高活性化学试剂在轴分子两端共价连接空间庞大的封端基</w:t>
+      </w:r>
+      <w:r>
+        <w:rPr>
+          <w:rFonts w:hint="eastAsia" w:ascii="Times New Roman" w:hAnsi="Times New Roman" w:eastAsia="Times New Roman" w:cs="Times New Roman"/>
+        </w:rPr>
+        <w:t>，</w:t>
+      </w:r>
+      <w:r>
+        <w:rPr>
+          <w:rFonts w:hint="eastAsia" w:ascii="Times New Roman" w:hAnsi="Times New Roman" w:eastAsia="FangSong" w:cs="Times New Roman"/>
+        </w:rPr>
+        <w:t>将大环永久锁在轴上</w:t>
+      </w:r>
+      <w:r>
+        <w:rPr>
+          <w:rFonts w:hint="eastAsia" w:ascii="Times New Roman" w:hAnsi="Times New Roman" w:eastAsia="Times New Roman" w:cs="Times New Roman"/>
+        </w:rPr>
+        <w:t>；</w:t>
+      </w:r>
+    </w:p>
+    <w:p>
+      <w:pPr>
+        <w:numPr>
+          <w:ilvl w:val="0"/>
+          <w:numId w:val="1001"/>
+        </w:numPr>
+        <w:ind w:firstLine="420"/>
+      </w:pPr>
+      <w:r>
+        <w:rPr>
+          <w:rFonts w:hint="eastAsia" w:ascii="Times New Roman" w:hAnsi="Times New Roman" w:eastAsia="FangSong" w:cs="Times New Roman"/>
+          <w:b/>
+          <w:bCs/>
+        </w:rPr>
+        <w:t>环化法</w:t>
+      </w:r>
+      <w:r>
+        <w:rPr>
+          <w:rFonts w:hint="eastAsia" w:ascii="Times New Roman" w:hAnsi="Times New Roman" w:eastAsia="Times New Roman" w:cs="Times New Roman"/>
+          <w:b/>
+          <w:bCs/>
+        </w:rPr>
+        <w:t>（Clipping）</w:t>
+      </w:r>
+      <w:r>
+        <w:rPr>
+          <w:rFonts w:hint="eastAsia" w:ascii="Times New Roman" w:hAnsi="Times New Roman" w:eastAsia="Times New Roman" w:cs="Times New Roman"/>
+        </w:rPr>
+        <w:t>：</w:t>
+      </w:r>
+      <w:r>
+        <w:rPr>
+          <w:rFonts w:hint="eastAsia" w:ascii="Times New Roman" w:hAnsi="Times New Roman" w:eastAsia="FangSong" w:cs="Times New Roman"/>
+        </w:rPr>
+        <w:t>预先制备好带有庞大封端基且中间镶嵌识别站台的哑铃状轴分子</w:t>
+      </w:r>
+      <w:r>
+        <w:rPr>
+          <w:rFonts w:hint="eastAsia" w:ascii="Times New Roman" w:hAnsi="Times New Roman" w:eastAsia="Times New Roman" w:cs="Times New Roman"/>
+        </w:rPr>
+        <w:t>，</w:t>
+      </w:r>
+      <w:r>
+        <w:rPr>
+          <w:rFonts w:hint="eastAsia" w:ascii="Times New Roman" w:hAnsi="Times New Roman" w:eastAsia="FangSong" w:cs="Times New Roman"/>
+        </w:rPr>
+        <w:t>随后向溶液中引入开链大环前体</w:t>
+      </w:r>
+      <w:r>
+        <w:rPr>
+          <w:rFonts w:hint="eastAsia" w:ascii="Times New Roman" w:hAnsi="Times New Roman" w:eastAsia="Times New Roman" w:cs="Times New Roman"/>
+        </w:rPr>
+        <w:t>，</w:t>
+      </w:r>
+      <w:r>
+        <w:rPr>
+          <w:rFonts w:hint="eastAsia" w:ascii="Times New Roman" w:hAnsi="Times New Roman" w:eastAsia="FangSong" w:cs="Times New Roman"/>
+        </w:rPr>
+        <w:t>利用轴上识别位点的模板引导</w:t>
+      </w:r>
+      <w:r>
+        <w:rPr>
+          <w:rFonts w:hint="eastAsia" w:ascii="Times New Roman" w:hAnsi="Times New Roman" w:eastAsia="Times New Roman" w:cs="Times New Roman"/>
+        </w:rPr>
+        <w:t>，</w:t>
+      </w:r>
+      <w:r>
+        <w:rPr>
+          <w:rFonts w:hint="eastAsia" w:ascii="Times New Roman" w:hAnsi="Times New Roman" w:eastAsia="FangSong" w:cs="Times New Roman"/>
+        </w:rPr>
+        <w:t>开链配体缠绕轴分子完成分子内关环</w:t>
+      </w:r>
+      <w:r>
+        <w:rPr>
+          <w:rFonts w:hint="eastAsia" w:ascii="Times New Roman" w:hAnsi="Times New Roman" w:eastAsia="Times New Roman" w:cs="Times New Roman"/>
+        </w:rPr>
+        <w:t>，</w:t>
+      </w:r>
+      <w:r>
+        <w:rPr>
+          <w:rFonts w:hint="eastAsia" w:ascii="Times New Roman" w:hAnsi="Times New Roman" w:eastAsia="FangSong" w:cs="Times New Roman"/>
+        </w:rPr>
+        <w:t>将大环套在轴上</w:t>
+      </w:r>
+      <w:r>
+        <w:rPr>
+          <w:rFonts w:hint="eastAsia" w:ascii="Times New Roman" w:hAnsi="Times New Roman" w:eastAsia="Times New Roman" w:cs="Times New Roman"/>
+        </w:rPr>
+        <w:t>；</w:t>
+      </w:r>
+    </w:p>
+    <w:p>
+      <w:pPr>
+        <w:numPr>
+          <w:ilvl w:val="0"/>
+          <w:numId w:val="1001"/>
+        </w:numPr>
+        <w:ind w:firstLine="420"/>
+      </w:pPr>
+      <w:r>
+        <w:rPr>
+          <w:rFonts w:hint="eastAsia" w:ascii="Times New Roman" w:hAnsi="Times New Roman" w:eastAsia="FangSong" w:cs="Times New Roman"/>
+          <w:b/>
+          <w:bCs/>
+        </w:rPr>
+        <w:t>滑移法</w:t>
+      </w:r>
+      <w:r>
+        <w:rPr>
+          <w:rFonts w:hint="eastAsia" w:ascii="Times New Roman" w:hAnsi="Times New Roman" w:eastAsia="Times New Roman" w:cs="Times New Roman"/>
+          <w:b/>
+          <w:bCs/>
+        </w:rPr>
+        <w:t>（Slipping）</w:t>
+      </w:r>
+      <w:r>
+        <w:rPr>
+          <w:rFonts w:hint="eastAsia" w:ascii="Times New Roman" w:hAnsi="Times New Roman" w:eastAsia="Times New Roman" w:cs="Times New Roman"/>
+        </w:rPr>
+        <w:t>：</w:t>
+      </w:r>
+      <w:r>
+        <w:rPr>
+          <w:rFonts w:hint="eastAsia" w:ascii="Times New Roman" w:hAnsi="Times New Roman" w:eastAsia="FangSong" w:cs="Times New Roman"/>
+        </w:rPr>
+        <w:t>封端基团的几何尺寸经过极其精细的设计</w:t>
+      </w:r>
+      <w:r>
+        <w:rPr>
+          <w:rFonts w:hint="eastAsia" w:ascii="Times New Roman" w:hAnsi="Times New Roman" w:eastAsia="Times New Roman" w:cs="Times New Roman"/>
+        </w:rPr>
+        <w:t>，</w:t>
+      </w:r>
+      <w:r>
+        <w:rPr>
+          <w:rFonts w:hint="eastAsia" w:ascii="Times New Roman" w:hAnsi="Times New Roman" w:eastAsia="FangSong" w:cs="Times New Roman"/>
+        </w:rPr>
+        <w:t>在室温下足以阻挡大环滑脱</w:t>
+      </w:r>
+      <w:r>
+        <w:rPr>
+          <w:rFonts w:hint="eastAsia" w:ascii="Times New Roman" w:hAnsi="Times New Roman" w:eastAsia="Times New Roman" w:cs="Times New Roman"/>
+        </w:rPr>
+        <w:t>，</w:t>
+      </w:r>
+      <w:r>
+        <w:rPr>
+          <w:rFonts w:hint="eastAsia" w:ascii="Times New Roman" w:hAnsi="Times New Roman" w:eastAsia="FangSong" w:cs="Times New Roman"/>
+        </w:rPr>
+        <w:t>但在加热使封端基和环骨架发生可逆热形变时</w:t>
+      </w:r>
+      <w:r>
+        <w:rPr>
+          <w:rFonts w:hint="eastAsia" w:ascii="Times New Roman" w:hAnsi="Times New Roman" w:eastAsia="Times New Roman" w:cs="Times New Roman"/>
+        </w:rPr>
+        <w:t>，</w:t>
+      </w:r>
+      <w:r>
+        <w:rPr>
+          <w:rFonts w:hint="eastAsia" w:ascii="Times New Roman" w:hAnsi="Times New Roman" w:eastAsia="FangSong" w:cs="Times New Roman"/>
+        </w:rPr>
+        <w:t>大环能够勉强克服构象活化能垒强行挤入轴上</w:t>
+      </w:r>
+      <w:r>
+        <w:rPr>
+          <w:rFonts w:hint="eastAsia" w:ascii="Times New Roman" w:hAnsi="Times New Roman" w:eastAsia="Times New Roman" w:cs="Times New Roman"/>
+        </w:rPr>
+        <w:t>，</w:t>
+      </w:r>
+      <w:r>
+        <w:rPr>
+          <w:rFonts w:hint="eastAsia" w:ascii="Times New Roman" w:hAnsi="Times New Roman" w:eastAsia="FangSong" w:cs="Times New Roman"/>
+        </w:rPr>
+        <w:t>冷却后大环被动力学彻底冻结于轴内</w:t>
+      </w:r>
+      <w:r>
+        <w:rPr>
+          <w:rFonts w:hint="eastAsia" w:ascii="Times New Roman" w:hAnsi="Times New Roman" w:eastAsia="Times New Roman" w:cs="Times New Roman"/>
+        </w:rPr>
+        <w:t>；</w:t>
+      </w:r>
+    </w:p>
+    <w:p>
+      <w:pPr>
+        <w:numPr>
+          <w:ilvl w:val="0"/>
+          <w:numId w:val="1001"/>
+        </w:numPr>
+        <w:ind w:firstLine="420"/>
+      </w:pPr>
+      <w:r>
+        <w:rPr>
+          <w:rFonts w:hint="eastAsia" w:ascii="Times New Roman" w:hAnsi="Times New Roman" w:eastAsia="FangSong" w:cs="Times New Roman"/>
+          <w:b/>
+          <w:bCs/>
+        </w:rPr>
+        <w:t>两端成环法</w:t>
+      </w:r>
+      <w:r>
+        <w:rPr>
+          <w:rFonts w:hint="eastAsia" w:ascii="Times New Roman" w:hAnsi="Times New Roman" w:eastAsia="Times New Roman" w:cs="Times New Roman"/>
+          <w:b/>
+          <w:bCs/>
+        </w:rPr>
+        <w:t>（Cyclization-after-threading）</w:t>
+      </w:r>
+      <w:r>
+        <w:rPr>
+          <w:rFonts w:hint="eastAsia" w:ascii="Times New Roman" w:hAnsi="Times New Roman" w:eastAsia="Times New Roman" w:cs="Times New Roman"/>
+        </w:rPr>
+        <w:t>：</w:t>
+      </w:r>
+      <w:r>
+        <w:rPr>
+          <w:rFonts w:hint="eastAsia" w:ascii="Times New Roman" w:hAnsi="Times New Roman" w:eastAsia="FangSong" w:cs="Times New Roman"/>
+        </w:rPr>
+        <w:t>在线性配体穿入大环后</w:t>
+      </w:r>
+      <w:r>
+        <w:rPr>
+          <w:rFonts w:hint="eastAsia" w:ascii="Times New Roman" w:hAnsi="Times New Roman" w:eastAsia="Times New Roman" w:cs="Times New Roman"/>
+        </w:rPr>
+        <w:t>，</w:t>
+      </w:r>
+      <w:r>
+        <w:rPr>
+          <w:rFonts w:hint="eastAsia" w:ascii="Times New Roman" w:hAnsi="Times New Roman" w:eastAsia="FangSong" w:cs="Times New Roman"/>
+        </w:rPr>
+        <w:t>将线状分子的两端彼此共价闭合</w:t>
+      </w:r>
+      <w:r>
+        <w:rPr>
+          <w:rFonts w:hint="eastAsia" w:ascii="Times New Roman" w:hAnsi="Times New Roman" w:eastAsia="Times New Roman" w:cs="Times New Roman"/>
+        </w:rPr>
+        <w:t>，</w:t>
+      </w:r>
+      <w:r>
+        <w:rPr>
+          <w:rFonts w:hint="eastAsia" w:ascii="Times New Roman" w:hAnsi="Times New Roman" w:eastAsia="FangSong" w:cs="Times New Roman"/>
+        </w:rPr>
+        <w:t>直接将类轮烷原位转化为</w:t>
+      </w:r>
+      <w:r>
+        <w:rPr>
+          <w:rFonts w:ascii="Times New Roman" w:hAnsi="Times New Roman" w:eastAsia="Times New Roman" w:cs="Times New Roman"/>
+        </w:rPr>
+        <w:t xml:space="preserve"> </w:t>
+      </w:r>
+      <w:r>
+        <w:rPr>
+          <w:rFonts w:hint="eastAsia" w:ascii="Times New Roman" w:hAnsi="Times New Roman" w:eastAsia="Times New Roman" w:cs="Times New Roman"/>
+        </w:rPr>
+        <w:t>[2]</w:t>
+      </w:r>
+      <w:r>
+        <w:rPr>
+          <w:rFonts w:hint="eastAsia" w:ascii="Times New Roman" w:hAnsi="Times New Roman" w:eastAsia="FangSong" w:cs="Times New Roman"/>
+        </w:rPr>
+        <w:t>索烃</w:t>
+      </w:r>
+      <w:r>
+        <w:rPr>
+          <w:rFonts w:hint="eastAsia" w:ascii="Times New Roman" w:hAnsi="Times New Roman" w:eastAsia="Times New Roman" w:cs="Times New Roman"/>
+        </w:rPr>
+        <w:t>。</w:t>
+      </w:r>
+    </w:p>
+    <w:p>
+      <w:pPr>
+        <w:pStyle w:val="FirstParagraph"/>
         <w:ind w:firstLine="420"/>
       </w:pPr>
       <w:r>
@@ -20763,18 +18980,18 @@
           <wp:inline>
             <wp:extent cx="2667000" cy="1399702"/>
             <wp:effectExtent b="0" l="0" r="0" t="0"/>
-            <wp:docPr descr="" title="" id="56" name="Picture"/>
+            <wp:docPr descr="" title="" id="55" name="Picture"/>
             <a:graphic>
               <a:graphicData uri="http://schemas.openxmlformats.org/drawingml/2006/picture">
                 <pic:pic>
                   <pic:nvPicPr>
-                    <pic:cNvPr descr="b02da5d09a573111d6d07d0c13fe5bcefdbc3ce3597331cd2f608cfbaee4efd7.jpg" id="57" name="Picture"/>
+                    <pic:cNvPr descr="b02da5d09a573111d6d07d0c13fe5bcefdbc3ce3597331cd2f608cfbaee4efd7.jpg" id="56" name="Picture"/>
                     <pic:cNvPicPr>
                       <a:picLocks noChangeArrowheads="1" noChangeAspect="1"/>
                     </pic:cNvPicPr>
                   </pic:nvPicPr>
                   <pic:blipFill>
-                    <a:blip r:embed="rId55"/>
+                    <a:blip r:embed="rId54"/>
                     <a:stretch>
                       <a:fillRect/>
                     </a:stretch>
@@ -21791,18 +20008,18 @@
           <wp:inline>
             <wp:extent cx="2667000" cy="1492211"/>
             <wp:effectExtent b="0" l="0" r="0" t="0"/>
-            <wp:docPr descr="" title="" id="59" name="Picture"/>
+            <wp:docPr descr="" title="" id="58" name="Picture"/>
             <a:graphic>
               <a:graphicData uri="http://schemas.openxmlformats.org/drawingml/2006/picture">
                 <pic:pic>
                   <pic:nvPicPr>
-                    <pic:cNvPr descr="1427c931297e00c264bc228c147c4906fbcbd52ab4efaab703ad94bf9b31adf0.jpg" id="60" name="Picture"/>
+                    <pic:cNvPr descr="1427c931297e00c264bc228c147c4906fbcbd52ab4efaab703ad94bf9b31adf0.jpg" id="59" name="Picture"/>
                     <pic:cNvPicPr>
                       <a:picLocks noChangeArrowheads="1" noChangeAspect="1"/>
                     </pic:cNvPicPr>
                   </pic:nvPicPr>
                   <pic:blipFill>
-                    <a:blip r:embed="rId58"/>
+                    <a:blip r:embed="rId57"/>
                     <a:stretch>
                       <a:fillRect/>
                     </a:stretch>
@@ -22426,8 +20643,8 @@
         </w:pict>
       </w:r>
     </w:p>
-    <w:bookmarkEnd w:id="61"/>
-    <w:bookmarkStart w:id="68" w:name="分子机器与纳米器件"/>
+    <w:bookmarkEnd w:id="60"/>
+    <w:bookmarkStart w:id="67" w:name="分子机器与纳米器件"/>
     <w:p>
       <w:pPr>
         <w:pStyle w:val="Heading2"/>
@@ -22622,18 +20839,18 @@
           <wp:inline>
             <wp:extent cx="2667000" cy="555918"/>
             <wp:effectExtent b="0" l="0" r="0" t="0"/>
-            <wp:docPr descr="" title="" id="63" name="Picture"/>
+            <wp:docPr descr="" title="" id="62" name="Picture"/>
             <a:graphic>
               <a:graphicData uri="http://schemas.openxmlformats.org/drawingml/2006/picture">
                 <pic:pic>
                   <pic:nvPicPr>
-                    <pic:cNvPr descr="0ea78e2965242d4b1a177bead612e3f2b48b00dec5e3cede083da5d8d51a05d5.jpg" id="64" name="Picture"/>
+                    <pic:cNvPr descr="0ea78e2965242d4b1a177bead612e3f2b48b00dec5e3cede083da5d8d51a05d5.jpg" id="63" name="Picture"/>
                     <pic:cNvPicPr>
                       <a:picLocks noChangeArrowheads="1" noChangeAspect="1"/>
                     </pic:cNvPicPr>
                   </pic:nvPicPr>
                   <pic:blipFill>
-                    <a:blip r:embed="rId62"/>
+                    <a:blip r:embed="rId61"/>
                     <a:stretch>
                       <a:fillRect/>
                     </a:stretch>
@@ -23017,24 +21234,15 @@
         </w:rPr>
         <w:t>：</w:t>
       </w:r>
-      <w:r>
-        <w:rPr>
-          <w:rFonts w:ascii="Times New Roman" w:hAnsi="Times New Roman" w:eastAsia="Times New Roman" w:cs="Times New Roman"/>
-        </w:rPr>
-        <w:t xml:space="preserve"> </w:t>
-      </w:r>
-      <w:r>
-        <w:rPr>
-          <w:rFonts w:ascii="Times New Roman" w:hAnsi="Times New Roman" w:eastAsia="Times New Roman" w:cs="Times New Roman"/>
-        </w:rPr>
-        <w:t xml:space="preserve">1.</w:t>
-      </w:r>
-      <w:r>
-        <w:rPr>
-          <w:rFonts w:ascii="Times New Roman" w:hAnsi="Times New Roman" w:eastAsia="Times New Roman" w:cs="Times New Roman"/>
-        </w:rPr>
-        <w:t xml:space="preserve"> </w:t>
-      </w:r>
+    </w:p>
+    <w:p>
+      <w:pPr>
+        <w:numPr>
+          <w:ilvl w:val="0"/>
+          <w:numId w:val="1002"/>
+        </w:numPr>
+        <w:ind w:firstLine="420"/>
+      </w:pPr>
       <w:r>
         <w:rPr>
           <w:rFonts w:hint="eastAsia" w:ascii="Times New Roman" w:hAnsi="Times New Roman" w:eastAsia="FangSong" w:cs="Times New Roman"/>
@@ -23566,24 +21774,15 @@
         </w:rPr>
         <w:t>；</w:t>
       </w:r>
-      <w:r>
-        <w:rPr>
-          <w:rFonts w:ascii="Times New Roman" w:hAnsi="Times New Roman" w:eastAsia="Times New Roman" w:cs="Times New Roman"/>
-        </w:rPr>
-        <w:t xml:space="preserve"> </w:t>
-      </w:r>
-      <w:r>
-        <w:rPr>
-          <w:rFonts w:ascii="Times New Roman" w:hAnsi="Times New Roman" w:eastAsia="Times New Roman" w:cs="Times New Roman"/>
-        </w:rPr>
-        <w:t xml:space="preserve">2.</w:t>
-      </w:r>
-      <w:r>
-        <w:rPr>
-          <w:rFonts w:ascii="Times New Roman" w:hAnsi="Times New Roman" w:eastAsia="Times New Roman" w:cs="Times New Roman"/>
-        </w:rPr>
-        <w:t xml:space="preserve"> </w:t>
-      </w:r>
+    </w:p>
+    <w:p>
+      <w:pPr>
+        <w:numPr>
+          <w:ilvl w:val="0"/>
+          <w:numId w:val="1002"/>
+        </w:numPr>
+        <w:ind w:firstLine="420"/>
+      </w:pPr>
       <w:r>
         <w:rPr>
           <w:rFonts w:hint="eastAsia" w:ascii="Times New Roman" w:hAnsi="Times New Roman" w:eastAsia="FangSong" w:cs="Times New Roman"/>
@@ -23966,204 +22165,195 @@
         </w:rPr>
         <w:t>；</w:t>
       </w:r>
-      <w:r>
-        <w:rPr>
-          <w:rFonts w:ascii="Times New Roman" w:hAnsi="Times New Roman" w:eastAsia="Times New Roman" w:cs="Times New Roman"/>
-        </w:rPr>
-        <w:t xml:space="preserve"> </w:t>
-      </w:r>
-      <w:r>
-        <w:rPr>
-          <w:rFonts w:ascii="Times New Roman" w:hAnsi="Times New Roman" w:eastAsia="Times New Roman" w:cs="Times New Roman"/>
-        </w:rPr>
-        <w:t xml:space="preserve">3.</w:t>
-      </w:r>
-      <w:r>
-        <w:rPr>
-          <w:rFonts w:ascii="Times New Roman" w:hAnsi="Times New Roman" w:eastAsia="Times New Roman" w:cs="Times New Roman"/>
-        </w:rPr>
-        <w:t xml:space="preserve"> </w:t>
-      </w:r>
-      <w:r>
-        <w:rPr>
-          <w:rFonts w:hint="eastAsia" w:ascii="Times New Roman" w:hAnsi="Times New Roman" w:eastAsia="FangSong" w:cs="Times New Roman"/>
-          <w:b/>
-          <w:bCs/>
-        </w:rPr>
-        <w:t xml:space="preserve">光致顺反异构开关</w:t>
-      </w:r>
-      <w:r>
-        <w:rPr>
-          <w:rFonts w:hint="eastAsia" w:ascii="Times New Roman" w:hAnsi="Times New Roman" w:eastAsia="Times New Roman" w:cs="Times New Roman"/>
-        </w:rPr>
-        <w:t>：</w:t>
-      </w:r>
-      <w:r>
-        <w:rPr>
-          <w:rFonts w:hint="eastAsia" w:ascii="Times New Roman" w:hAnsi="Times New Roman" w:eastAsia="FangSong" w:cs="Times New Roman"/>
-        </w:rPr>
-        <w:t>在轴上引入偶氮苯</w:t>
-      </w:r>
-      <w:r>
-        <w:rPr>
-          <w:rFonts w:hint="eastAsia" w:ascii="Times New Roman" w:hAnsi="Times New Roman" w:eastAsia="Times New Roman" w:cs="Times New Roman"/>
-        </w:rPr>
-        <w:t>（Azobenzene）</w:t>
-      </w:r>
-      <w:r>
-        <w:rPr>
-          <w:rFonts w:hint="eastAsia" w:ascii="Times New Roman" w:hAnsi="Times New Roman" w:eastAsia="FangSong" w:cs="Times New Roman"/>
-        </w:rPr>
-        <w:t>基团</w:t>
-      </w:r>
-      <w:r>
-        <w:rPr>
-          <w:rFonts w:hint="eastAsia" w:ascii="Times New Roman" w:hAnsi="Times New Roman" w:eastAsia="Times New Roman" w:cs="Times New Roman"/>
-        </w:rPr>
-        <w:t>。</w:t>
-      </w:r>
-      <w:r>
-        <w:rPr>
-          <w:rFonts w:hint="eastAsia" w:ascii="Times New Roman" w:hAnsi="Times New Roman" w:eastAsia="FangSong" w:cs="Times New Roman"/>
-        </w:rPr>
-        <w:t>在可见光照射下</w:t>
-      </w:r>
-      <w:r>
-        <w:rPr>
-          <w:rFonts w:hint="eastAsia" w:ascii="Times New Roman" w:hAnsi="Times New Roman" w:eastAsia="Times New Roman" w:cs="Times New Roman"/>
-        </w:rPr>
-        <w:t>，</w:t>
-      </w:r>
-      <w:r>
-        <w:rPr>
-          <w:rFonts w:hint="eastAsia" w:ascii="Times New Roman" w:hAnsi="Times New Roman" w:eastAsia="FangSong" w:cs="Times New Roman"/>
-        </w:rPr>
-        <w:t>偶氮苯保持平面的反式</w:t>
-      </w:r>
-      <w:r>
-        <w:rPr>
-          <w:rFonts w:hint="eastAsia" w:ascii="Times New Roman" w:hAnsi="Times New Roman" w:eastAsia="Times New Roman" w:cs="Times New Roman"/>
-        </w:rPr>
-        <w:t>（E）</w:t>
-      </w:r>
-      <w:r>
-        <w:rPr>
-          <w:rFonts w:hint="eastAsia" w:ascii="Times New Roman" w:hAnsi="Times New Roman" w:eastAsia="FangSong" w:cs="Times New Roman"/>
-        </w:rPr>
-        <w:t>构型</w:t>
-      </w:r>
-      <w:r>
-        <w:rPr>
-          <w:rFonts w:hint="eastAsia" w:ascii="Times New Roman" w:hAnsi="Times New Roman" w:eastAsia="Times New Roman" w:cs="Times New Roman"/>
-        </w:rPr>
-        <w:t>，</w:t>
-      </w:r>
-      <w:r>
-        <w:rPr>
-          <w:rFonts w:hint="eastAsia" w:ascii="Times New Roman" w:hAnsi="Times New Roman" w:eastAsia="FangSong" w:cs="Times New Roman"/>
-        </w:rPr>
-        <w:t>亲和力匹配的大环能够顺利穿过或停靠</w:t>
-      </w:r>
-      <w:r>
-        <w:rPr>
-          <w:rFonts w:hint="eastAsia" w:ascii="Times New Roman" w:hAnsi="Times New Roman" w:eastAsia="Times New Roman" w:cs="Times New Roman"/>
-        </w:rPr>
-        <w:t>；</w:t>
-      </w:r>
-      <w:r>
-        <w:rPr>
-          <w:rFonts w:hint="eastAsia" w:ascii="Times New Roman" w:hAnsi="Times New Roman" w:eastAsia="FangSong" w:cs="Times New Roman"/>
-        </w:rPr>
-        <w:t>当施加</w:t>
-      </w:r>
-      <w:r>
-        <w:rPr>
-          <w:rFonts w:ascii="Times New Roman" w:hAnsi="Times New Roman" w:eastAsia="Times New Roman" w:cs="Times New Roman"/>
-        </w:rPr>
-        <w:t xml:space="preserve"> </w:t>
-      </w:r>
-      <m:oMath>
-        <m:r>
-          <m:t>365</m:t>
-        </m:r>
-        <m:r>
-          <m:rPr>
-            <m:nor/>
-            <m:sty m:val="p"/>
-          </m:rPr>
-          <m:t> nm</m:t>
-        </m:r>
-      </m:oMath>
-      <w:r>
-        <w:rPr>
-          <w:rFonts w:ascii="Times New Roman" w:hAnsi="Times New Roman" w:eastAsia="Times New Roman" w:cs="Times New Roman"/>
-        </w:rPr>
-        <w:t xml:space="preserve"> </w:t>
-      </w:r>
-      <w:r>
-        <w:rPr>
-          <w:rFonts w:hint="eastAsia" w:ascii="Times New Roman" w:hAnsi="Times New Roman" w:eastAsia="FangSong" w:cs="Times New Roman"/>
-        </w:rPr>
-        <w:t>紫外光照射时</w:t>
-      </w:r>
-      <w:r>
-        <w:rPr>
-          <w:rFonts w:hint="eastAsia" w:ascii="Times New Roman" w:hAnsi="Times New Roman" w:eastAsia="Times New Roman" w:cs="Times New Roman"/>
-        </w:rPr>
-        <w:t>，</w:t>
-      </w:r>
-      <w:r>
-        <w:rPr>
-          <w:rFonts w:hint="eastAsia" w:ascii="Times New Roman" w:hAnsi="Times New Roman" w:eastAsia="FangSong" w:cs="Times New Roman"/>
-        </w:rPr>
-        <w:t>偶氮苯瞬间光异构化为空间扭曲弯折的顺式</w:t>
-      </w:r>
-      <w:r>
-        <w:rPr>
-          <w:rFonts w:hint="eastAsia" w:ascii="Times New Roman" w:hAnsi="Times New Roman" w:eastAsia="Times New Roman" w:cs="Times New Roman"/>
-        </w:rPr>
-        <w:t>（Z）</w:t>
-      </w:r>
-      <w:r>
-        <w:rPr>
-          <w:rFonts w:hint="eastAsia" w:ascii="Times New Roman" w:hAnsi="Times New Roman" w:eastAsia="FangSong" w:cs="Times New Roman"/>
-        </w:rPr>
-        <w:t>构型</w:t>
-      </w:r>
-      <w:r>
-        <w:rPr>
-          <w:rFonts w:hint="eastAsia" w:ascii="Times New Roman" w:hAnsi="Times New Roman" w:eastAsia="Times New Roman" w:cs="Times New Roman"/>
-        </w:rPr>
-        <w:t>，</w:t>
-      </w:r>
-      <w:r>
-        <w:rPr>
-          <w:rFonts w:hint="eastAsia" w:ascii="Times New Roman" w:hAnsi="Times New Roman" w:eastAsia="FangSong" w:cs="Times New Roman"/>
-        </w:rPr>
-        <w:t>其空间位阻与偶极排斥急剧上升</w:t>
-      </w:r>
-      <w:r>
-        <w:rPr>
-          <w:rFonts w:hint="eastAsia" w:ascii="Times New Roman" w:hAnsi="Times New Roman" w:eastAsia="Times New Roman" w:cs="Times New Roman"/>
-        </w:rPr>
-        <w:t>，</w:t>
-      </w:r>
-      <w:r>
-        <w:rPr>
-          <w:rFonts w:hint="eastAsia" w:ascii="Times New Roman" w:hAnsi="Times New Roman" w:eastAsia="FangSong" w:cs="Times New Roman"/>
-        </w:rPr>
-        <w:t>瞬间驱赶大环滑向另一站台</w:t>
-      </w:r>
-      <w:r>
-        <w:rPr>
-          <w:rFonts w:hint="eastAsia" w:ascii="Times New Roman" w:hAnsi="Times New Roman" w:eastAsia="Times New Roman" w:cs="Times New Roman"/>
-        </w:rPr>
-        <w:t>。</w:t>
-      </w:r>
     </w:p>
     <w:p>
       <w:pPr>
-        <w:pStyle w:val="BodyText"/>
+        <w:numPr>
+          <w:ilvl w:val="0"/>
+          <w:numId w:val="1002"/>
+        </w:numPr>
+        <w:ind w:firstLine="420"/>
+      </w:pPr>
+      <w:r>
+        <w:rPr>
+          <w:rFonts w:hint="eastAsia" w:ascii="Times New Roman" w:hAnsi="Times New Roman" w:eastAsia="FangSong" w:cs="Times New Roman"/>
+          <w:b/>
+          <w:bCs/>
+        </w:rPr>
+        <w:t xml:space="preserve">光致顺反异构开关</w:t>
+      </w:r>
+      <w:r>
+        <w:rPr>
+          <w:rFonts w:hint="eastAsia" w:ascii="Times New Roman" w:hAnsi="Times New Roman" w:eastAsia="Times New Roman" w:cs="Times New Roman"/>
+        </w:rPr>
+        <w:t>：</w:t>
+      </w:r>
+      <w:r>
+        <w:rPr>
+          <w:rFonts w:hint="eastAsia" w:ascii="Times New Roman" w:hAnsi="Times New Roman" w:eastAsia="FangSong" w:cs="Times New Roman"/>
+        </w:rPr>
+        <w:t>在轴上引入偶氮苯</w:t>
+      </w:r>
+      <w:r>
+        <w:rPr>
+          <w:rFonts w:hint="eastAsia" w:ascii="Times New Roman" w:hAnsi="Times New Roman" w:eastAsia="Times New Roman" w:cs="Times New Roman"/>
+        </w:rPr>
+        <w:t>（Azobenzene）</w:t>
+      </w:r>
+      <w:r>
+        <w:rPr>
+          <w:rFonts w:hint="eastAsia" w:ascii="Times New Roman" w:hAnsi="Times New Roman" w:eastAsia="FangSong" w:cs="Times New Roman"/>
+        </w:rPr>
+        <w:t>基团</w:t>
+      </w:r>
+      <w:r>
+        <w:rPr>
+          <w:rFonts w:hint="eastAsia" w:ascii="Times New Roman" w:hAnsi="Times New Roman" w:eastAsia="Times New Roman" w:cs="Times New Roman"/>
+        </w:rPr>
+        <w:t>。</w:t>
+      </w:r>
+      <w:r>
+        <w:rPr>
+          <w:rFonts w:hint="eastAsia" w:ascii="Times New Roman" w:hAnsi="Times New Roman" w:eastAsia="FangSong" w:cs="Times New Roman"/>
+        </w:rPr>
+        <w:t>在可见光照射下</w:t>
+      </w:r>
+      <w:r>
+        <w:rPr>
+          <w:rFonts w:hint="eastAsia" w:ascii="Times New Roman" w:hAnsi="Times New Roman" w:eastAsia="Times New Roman" w:cs="Times New Roman"/>
+        </w:rPr>
+        <w:t>，</w:t>
+      </w:r>
+      <w:r>
+        <w:rPr>
+          <w:rFonts w:hint="eastAsia" w:ascii="Times New Roman" w:hAnsi="Times New Roman" w:eastAsia="FangSong" w:cs="Times New Roman"/>
+        </w:rPr>
+        <w:t>偶氮苯保持平面的反式</w:t>
+      </w:r>
+      <w:r>
+        <w:rPr>
+          <w:rFonts w:hint="eastAsia" w:ascii="Times New Roman" w:hAnsi="Times New Roman" w:eastAsia="Times New Roman" w:cs="Times New Roman"/>
+        </w:rPr>
+        <w:t>（E）</w:t>
+      </w:r>
+      <w:r>
+        <w:rPr>
+          <w:rFonts w:hint="eastAsia" w:ascii="Times New Roman" w:hAnsi="Times New Roman" w:eastAsia="FangSong" w:cs="Times New Roman"/>
+        </w:rPr>
+        <w:t>构型</w:t>
+      </w:r>
+      <w:r>
+        <w:rPr>
+          <w:rFonts w:hint="eastAsia" w:ascii="Times New Roman" w:hAnsi="Times New Roman" w:eastAsia="Times New Roman" w:cs="Times New Roman"/>
+        </w:rPr>
+        <w:t>，</w:t>
+      </w:r>
+      <w:r>
+        <w:rPr>
+          <w:rFonts w:hint="eastAsia" w:ascii="Times New Roman" w:hAnsi="Times New Roman" w:eastAsia="FangSong" w:cs="Times New Roman"/>
+        </w:rPr>
+        <w:t>亲和力匹配的大环能够顺利穿过或停靠</w:t>
+      </w:r>
+      <w:r>
+        <w:rPr>
+          <w:rFonts w:hint="eastAsia" w:ascii="Times New Roman" w:hAnsi="Times New Roman" w:eastAsia="Times New Roman" w:cs="Times New Roman"/>
+        </w:rPr>
+        <w:t>；</w:t>
+      </w:r>
+      <w:r>
+        <w:rPr>
+          <w:rFonts w:hint="eastAsia" w:ascii="Times New Roman" w:hAnsi="Times New Roman" w:eastAsia="FangSong" w:cs="Times New Roman"/>
+        </w:rPr>
+        <w:t>当施加</w:t>
+      </w:r>
+      <w:r>
+        <w:rPr>
+          <w:rFonts w:ascii="Times New Roman" w:hAnsi="Times New Roman" w:eastAsia="Times New Roman" w:cs="Times New Roman"/>
+        </w:rPr>
+        <w:t xml:space="preserve"> </w:t>
+      </w:r>
+      <m:oMath>
+        <m:r>
+          <m:t>365</m:t>
+        </m:r>
+        <m:r>
+          <m:rPr>
+            <m:nor/>
+            <m:sty m:val="p"/>
+          </m:rPr>
+          <m:t> nm</m:t>
+        </m:r>
+      </m:oMath>
+      <w:r>
+        <w:rPr>
+          <w:rFonts w:ascii="Times New Roman" w:hAnsi="Times New Roman" w:eastAsia="Times New Roman" w:cs="Times New Roman"/>
+        </w:rPr>
+        <w:t xml:space="preserve"> </w:t>
+      </w:r>
+      <w:r>
+        <w:rPr>
+          <w:rFonts w:hint="eastAsia" w:ascii="Times New Roman" w:hAnsi="Times New Roman" w:eastAsia="FangSong" w:cs="Times New Roman"/>
+        </w:rPr>
+        <w:t>紫外光照射时</w:t>
+      </w:r>
+      <w:r>
+        <w:rPr>
+          <w:rFonts w:hint="eastAsia" w:ascii="Times New Roman" w:hAnsi="Times New Roman" w:eastAsia="Times New Roman" w:cs="Times New Roman"/>
+        </w:rPr>
+        <w:t>，</w:t>
+      </w:r>
+      <w:r>
+        <w:rPr>
+          <w:rFonts w:hint="eastAsia" w:ascii="Times New Roman" w:hAnsi="Times New Roman" w:eastAsia="FangSong" w:cs="Times New Roman"/>
+        </w:rPr>
+        <w:t>偶氮苯瞬间光异构化为空间扭曲弯折的顺式</w:t>
+      </w:r>
+      <w:r>
+        <w:rPr>
+          <w:rFonts w:hint="eastAsia" w:ascii="Times New Roman" w:hAnsi="Times New Roman" w:eastAsia="Times New Roman" w:cs="Times New Roman"/>
+        </w:rPr>
+        <w:t>（Z）</w:t>
+      </w:r>
+      <w:r>
+        <w:rPr>
+          <w:rFonts w:hint="eastAsia" w:ascii="Times New Roman" w:hAnsi="Times New Roman" w:eastAsia="FangSong" w:cs="Times New Roman"/>
+        </w:rPr>
+        <w:t>构型</w:t>
+      </w:r>
+      <w:r>
+        <w:rPr>
+          <w:rFonts w:hint="eastAsia" w:ascii="Times New Roman" w:hAnsi="Times New Roman" w:eastAsia="Times New Roman" w:cs="Times New Roman"/>
+        </w:rPr>
+        <w:t>，</w:t>
+      </w:r>
+      <w:r>
+        <w:rPr>
+          <w:rFonts w:hint="eastAsia" w:ascii="Times New Roman" w:hAnsi="Times New Roman" w:eastAsia="FangSong" w:cs="Times New Roman"/>
+        </w:rPr>
+        <w:t>其空间位阻与偶极排斥急剧上升</w:t>
+      </w:r>
+      <w:r>
+        <w:rPr>
+          <w:rFonts w:hint="eastAsia" w:ascii="Times New Roman" w:hAnsi="Times New Roman" w:eastAsia="Times New Roman" w:cs="Times New Roman"/>
+        </w:rPr>
+        <w:t>，</w:t>
+      </w:r>
+      <w:r>
+        <w:rPr>
+          <w:rFonts w:hint="eastAsia" w:ascii="Times New Roman" w:hAnsi="Times New Roman" w:eastAsia="FangSong" w:cs="Times New Roman"/>
+        </w:rPr>
+        <w:t>瞬间驱赶大环滑向另一站台</w:t>
+      </w:r>
+      <w:r>
+        <w:rPr>
+          <w:rFonts w:hint="eastAsia" w:ascii="Times New Roman" w:hAnsi="Times New Roman" w:eastAsia="Times New Roman" w:cs="Times New Roman"/>
+        </w:rPr>
+        <w:t>。</w:t>
+      </w:r>
+    </w:p>
+    <w:p>
+      <w:pPr>
+        <w:pStyle w:val="FirstParagraph"/>
         <w:ind w:firstLine="420"/>
       </w:pPr>
       <w:r>
@@ -24958,18 +23148,18 @@
           <wp:inline>
             <wp:extent cx="2667000" cy="1387340"/>
             <wp:effectExtent b="0" l="0" r="0" t="0"/>
-            <wp:docPr descr="" title="" id="66" name="Picture"/>
+            <wp:docPr descr="" title="" id="65" name="Picture"/>
             <a:graphic>
               <a:graphicData uri="http://schemas.openxmlformats.org/drawingml/2006/picture">
                 <pic:pic>
                   <pic:nvPicPr>
-                    <pic:cNvPr descr="02a27a02d17a39ddb7626667c6a3cc7e47ed2a6d1cbd0d0e14ff34c964e659cc.jpg" id="67" name="Picture"/>
+                    <pic:cNvPr descr="02a27a02d17a39ddb7626667c6a3cc7e47ed2a6d1cbd0d0e14ff34c964e659cc.jpg" id="66" name="Picture"/>
                     <pic:cNvPicPr>
                       <a:picLocks noChangeArrowheads="1" noChangeAspect="1"/>
                     </pic:cNvPicPr>
                   </pic:nvPicPr>
                   <pic:blipFill>
-                    <a:blip r:embed="rId65"/>
+                    <a:blip r:embed="rId64"/>
                     <a:stretch>
                       <a:fillRect/>
                     </a:stretch>
@@ -26505,8 +24695,8 @@
         </w:pict>
       </w:r>
     </w:p>
-    <w:bookmarkEnd w:id="68"/>
-    <w:bookmarkStart w:id="75" w:name="配位驱动超分子自组装"/>
+    <w:bookmarkEnd w:id="67"/>
+    <w:bookmarkStart w:id="74" w:name="配位驱动超分子自组装"/>
     <w:p>
       <w:pPr>
         <w:pStyle w:val="Heading2"/>
@@ -27104,18 +25294,18 @@
           <wp:inline>
             <wp:extent cx="2667000" cy="1437176"/>
             <wp:effectExtent b="0" l="0" r="0" t="0"/>
-            <wp:docPr descr="" title="" id="70" name="Picture"/>
+            <wp:docPr descr="" title="" id="69" name="Picture"/>
             <a:graphic>
               <a:graphicData uri="http://schemas.openxmlformats.org/drawingml/2006/picture">
                 <pic:pic>
                   <pic:nvPicPr>
-                    <pic:cNvPr descr="823d2e7d0c1b53a843585e09106754ae9f473cf8b14076b2113db51eb48f2a63.jpg" id="71" name="Picture"/>
+                    <pic:cNvPr descr="823d2e7d0c1b53a843585e09106754ae9f473cf8b14076b2113db51eb48f2a63.jpg" id="70" name="Picture"/>
                     <pic:cNvPicPr>
                       <a:picLocks noChangeArrowheads="1" noChangeAspect="1"/>
                     </pic:cNvPicPr>
                   </pic:nvPicPr>
                   <pic:blipFill>
-                    <a:blip r:embed="rId69"/>
+                    <a:blip r:embed="rId68"/>
                     <a:stretch>
                       <a:fillRect/>
                     </a:stretch>
@@ -28340,18 +26530,18 @@
           <wp:inline>
             <wp:extent cx="2667000" cy="2503311"/>
             <wp:effectExtent b="0" l="0" r="0" t="0"/>
-            <wp:docPr descr="" title="" id="73" name="Picture"/>
+            <wp:docPr descr="" title="" id="72" name="Picture"/>
             <a:graphic>
               <a:graphicData uri="http://schemas.openxmlformats.org/drawingml/2006/picture">
                 <pic:pic>
                   <pic:nvPicPr>
-                    <pic:cNvPr descr="6029ea81a28cff1b7360e34f2d40d28d5ee6fbcce832f52d73d44b1dcdd1b5a2.jpg" id="74" name="Picture"/>
+                    <pic:cNvPr descr="6029ea81a28cff1b7360e34f2d40d28d5ee6fbcce832f52d73d44b1dcdd1b5a2.jpg" id="73" name="Picture"/>
                     <pic:cNvPicPr>
                       <a:picLocks noChangeArrowheads="1" noChangeAspect="1"/>
                     </pic:cNvPicPr>
                   </pic:nvPicPr>
                   <pic:blipFill>
-                    <a:blip r:embed="rId72"/>
+                    <a:blip r:embed="rId71"/>
                     <a:stretch>
                       <a:fillRect/>
                     </a:stretch>
@@ -29413,8 +27603,8 @@
         </w:pict>
       </w:r>
     </w:p>
-    <w:bookmarkEnd w:id="75"/>
-    <w:bookmarkStart w:id="85" w:name="金属有机骨架mofs与共价有机骨架cofs"/>
+    <w:bookmarkEnd w:id="74"/>
+    <w:bookmarkStart w:id="84" w:name="金属有机骨架mofs与共价有机骨架cofs"/>
     <w:p>
       <w:pPr>
         <w:pStyle w:val="Heading2"/>
@@ -29891,18 +28081,18 @@
           <wp:inline>
             <wp:extent cx="2667000" cy="3565559"/>
             <wp:effectExtent b="0" l="0" r="0" t="0"/>
-            <wp:docPr descr="" title="" id="77" name="Picture"/>
+            <wp:docPr descr="" title="" id="76" name="Picture"/>
             <a:graphic>
               <a:graphicData uri="http://schemas.openxmlformats.org/drawingml/2006/picture">
                 <pic:pic>
                   <pic:nvPicPr>
-                    <pic:cNvPr descr="157a854636ce841479f98e450779129c42f793d83f592838a74071e581631e84.jpg" id="78" name="Picture"/>
+                    <pic:cNvPr descr="157a854636ce841479f98e450779129c42f793d83f592838a74071e581631e84.jpg" id="77" name="Picture"/>
                     <pic:cNvPicPr>
                       <a:picLocks noChangeArrowheads="1" noChangeAspect="1"/>
                     </pic:cNvPicPr>
                   </pic:nvPicPr>
                   <pic:blipFill>
-                    <a:blip r:embed="rId76"/>
+                    <a:blip r:embed="rId75"/>
                     <a:stretch>
                       <a:fillRect/>
                     </a:stretch>
@@ -30852,18 +29042,18 @@
           <wp:inline>
             <wp:extent cx="2667000" cy="2657959"/>
             <wp:effectExtent b="0" l="0" r="0" t="0"/>
-            <wp:docPr descr="" title="" id="80" name="Picture"/>
+            <wp:docPr descr="" title="" id="79" name="Picture"/>
             <a:graphic>
               <a:graphicData uri="http://schemas.openxmlformats.org/drawingml/2006/picture">
                 <pic:pic>
                   <pic:nvPicPr>
-                    <pic:cNvPr descr="6a330cb1a3ab9030ae14b4a39875f253468020f12253e690f8623ed17fa0e5bf.jpg" id="81" name="Picture"/>
+                    <pic:cNvPr descr="6a330cb1a3ab9030ae14b4a39875f253468020f12253e690f8623ed17fa0e5bf.jpg" id="80" name="Picture"/>
                     <pic:cNvPicPr>
                       <a:picLocks noChangeArrowheads="1" noChangeAspect="1"/>
                     </pic:cNvPicPr>
                   </pic:nvPicPr>
                   <pic:blipFill>
-                    <a:blip r:embed="rId79"/>
+                    <a:blip r:embed="rId78"/>
                     <a:stretch>
                       <a:fillRect/>
                     </a:stretch>
@@ -32018,18 +30208,18 @@
           <wp:inline>
             <wp:extent cx="2667000" cy="2667000"/>
             <wp:effectExtent b="0" l="0" r="0" t="0"/>
-            <wp:docPr descr="" title="" id="83" name="Picture"/>
+            <wp:docPr descr="" title="" id="82" name="Picture"/>
             <a:graphic>
               <a:graphicData uri="http://schemas.openxmlformats.org/drawingml/2006/picture">
                 <pic:pic>
                   <pic:nvPicPr>
-                    <pic:cNvPr descr="6b96ceee9946da3bf415721a0345896af70df7d87c8a175a1128161d0269b2cd.jpg" id="84" name="Picture"/>
+                    <pic:cNvPr descr="6b96ceee9946da3bf415721a0345896af70df7d87c8a175a1128161d0269b2cd.jpg" id="83" name="Picture"/>
                     <pic:cNvPicPr>
                       <a:picLocks noChangeArrowheads="1" noChangeAspect="1"/>
                     </pic:cNvPicPr>
                   </pic:nvPicPr>
                   <pic:blipFill>
-                    <a:blip r:embed="rId82"/>
+                    <a:blip r:embed="rId81"/>
                     <a:stretch>
                       <a:fillRect/>
                     </a:stretch>
@@ -32433,8 +30623,8 @@
         </w:pict>
       </w:r>
     </w:p>
-    <w:bookmarkEnd w:id="85"/>
-    <w:bookmarkStart w:id="92" w:name="闭合分子胶囊与动态共价化学dcc"/>
+    <w:bookmarkEnd w:id="84"/>
+    <w:bookmarkStart w:id="91" w:name="闭合分子胶囊与动态共价化学dcc"/>
     <w:p>
       <w:pPr>
         <w:pStyle w:val="Heading2"/>
@@ -32659,18 +30849,18 @@
           <wp:inline>
             <wp:extent cx="2667000" cy="2162432"/>
             <wp:effectExtent b="0" l="0" r="0" t="0"/>
-            <wp:docPr descr="" title="" id="87" name="Picture"/>
+            <wp:docPr descr="" title="" id="86" name="Picture"/>
             <a:graphic>
               <a:graphicData uri="http://schemas.openxmlformats.org/drawingml/2006/picture">
                 <pic:pic>
                   <pic:nvPicPr>
-                    <pic:cNvPr descr="5cd61fd1f38aef5b700aaefea4788d62b1d073c28c05761a06dbeef9cedb4e4c.jpg" id="88" name="Picture"/>
+                    <pic:cNvPr descr="5cd61fd1f38aef5b700aaefea4788d62b1d073c28c05761a06dbeef9cedb4e4c.jpg" id="87" name="Picture"/>
                     <pic:cNvPicPr>
                       <a:picLocks noChangeArrowheads="1" noChangeAspect="1"/>
                     </pic:cNvPicPr>
                   </pic:nvPicPr>
                   <pic:blipFill>
-                    <a:blip r:embed="rId86"/>
+                    <a:blip r:embed="rId85"/>
                     <a:stretch>
                       <a:fillRect/>
                     </a:stretch>
@@ -33077,18 +31267,18 @@
           <wp:inline>
             <wp:extent cx="2667000" cy="2826223"/>
             <wp:effectExtent b="0" l="0" r="0" t="0"/>
-            <wp:docPr descr="" title="" id="90" name="Picture"/>
+            <wp:docPr descr="" title="" id="89" name="Picture"/>
             <a:graphic>
               <a:graphicData uri="http://schemas.openxmlformats.org/drawingml/2006/picture">
                 <pic:pic>
                   <pic:nvPicPr>
-                    <pic:cNvPr descr="728dd955d8681e3f87bfe9cfdc75c6d3eda99aa994a6c3ef575bacdb690977c9.jpg" id="91" name="Picture"/>
+                    <pic:cNvPr descr="728dd955d8681e3f87bfe9cfdc75c6d3eda99aa994a6c3ef575bacdb690977c9.jpg" id="90" name="Picture"/>
                     <pic:cNvPicPr>
                       <a:picLocks noChangeArrowheads="1" noChangeAspect="1"/>
                     </pic:cNvPicPr>
                   </pic:nvPicPr>
                   <pic:blipFill>
-                    <a:blip r:embed="rId89"/>
+                    <a:blip r:embed="rId88"/>
                     <a:stretch>
                       <a:fillRect/>
                     </a:stretch>
@@ -34695,8 +32885,8 @@
         </w:pict>
       </w:r>
     </w:p>
-    <w:bookmarkEnd w:id="92"/>
-    <w:bookmarkStart w:id="93" w:name="赛场高频失分命题陷阱清单"/>
+    <w:bookmarkEnd w:id="91"/>
+    <w:bookmarkStart w:id="92" w:name="课后习题"/>
     <w:p>
       <w:pPr>
         <w:pStyle w:val="Heading2"/>
@@ -34712,2237 +32902,7 @@
         <w:rPr>
           <w:rFonts w:hint="eastAsia" w:ascii="Times New Roman" w:hAnsi="Times New Roman" w:eastAsia="SimHei" w:cs="Times New Roman"/>
         </w:rPr>
-        <w:t xml:space="preserve">赛场高频失分命题陷阱清单</w:t>
-      </w:r>
-    </w:p>
-    <w:p>
-      <w:pPr>
-        <w:pStyle w:val="FirstParagraph"/>
-        <w:ind w:firstLine="420"/>
-      </w:pPr>
-      <w:r>
-        <w:rPr>
-          <w:rFonts w:hint="eastAsia" w:ascii="Times New Roman" w:hAnsi="Times New Roman" w:eastAsia="FangSong" w:cs="Times New Roman"/>
-        </w:rPr>
-        <w:t>在全国化学奥林匹克竞赛</w:t>
-      </w:r>
-      <w:r>
-        <w:rPr>
-          <w:rFonts w:hint="eastAsia" w:ascii="Times New Roman" w:hAnsi="Times New Roman" w:eastAsia="Times New Roman" w:cs="Times New Roman"/>
-        </w:rPr>
-        <w:t>（</w:t>
-      </w:r>
-      <w:r>
-        <w:rPr>
-          <w:rFonts w:hint="eastAsia" w:ascii="Times New Roman" w:hAnsi="Times New Roman" w:eastAsia="FangSong" w:cs="Times New Roman"/>
-        </w:rPr>
-        <w:t>初赛及决赛理论卷</w:t>
-      </w:r>
-      <w:r>
-        <w:rPr>
-          <w:rFonts w:hint="eastAsia" w:ascii="Times New Roman" w:hAnsi="Times New Roman" w:eastAsia="Times New Roman" w:cs="Times New Roman"/>
-        </w:rPr>
-        <w:t>）</w:t>
-      </w:r>
-      <w:r>
-        <w:rPr>
-          <w:rFonts w:hint="eastAsia" w:ascii="Times New Roman" w:hAnsi="Times New Roman" w:eastAsia="FangSong" w:cs="Times New Roman"/>
-        </w:rPr>
-        <w:t>中</w:t>
-      </w:r>
-      <w:r>
-        <w:rPr>
-          <w:rFonts w:hint="eastAsia" w:ascii="Times New Roman" w:hAnsi="Times New Roman" w:eastAsia="Times New Roman" w:cs="Times New Roman"/>
-        </w:rPr>
-        <w:t>，</w:t>
-      </w:r>
-      <w:r>
-        <w:rPr>
-          <w:rFonts w:hint="eastAsia" w:ascii="Times New Roman" w:hAnsi="Times New Roman" w:eastAsia="FangSong" w:cs="Times New Roman"/>
-        </w:rPr>
-        <w:t>超分子与自组装模块属于典型的高信息密度</w:t>
-      </w:r>
-      <w:r>
-        <w:rPr>
-          <w:rFonts w:hint="eastAsia" w:ascii="Times New Roman" w:hAnsi="Times New Roman" w:eastAsia="Times New Roman" w:cs="Times New Roman"/>
-        </w:rPr>
-        <w:t>、</w:t>
-      </w:r>
-      <w:r>
-        <w:rPr>
-          <w:rFonts w:hint="eastAsia" w:ascii="Times New Roman" w:hAnsi="Times New Roman" w:eastAsia="FangSong" w:cs="Times New Roman"/>
-        </w:rPr>
-        <w:t>重物理化学机理的</w:t>
-      </w:r>
-      <w:r>
-        <w:rPr>
-          <w:rFonts w:hint="eastAsia" w:ascii="Times New Roman" w:hAnsi="Times New Roman" w:eastAsia="Times New Roman" w:cs="Times New Roman"/>
-        </w:rPr>
-        <w:t>“</w:t>
-      </w:r>
-      <w:r>
-        <w:rPr>
-          <w:rFonts w:hint="eastAsia" w:ascii="Times New Roman" w:hAnsi="Times New Roman" w:eastAsia="FangSong" w:cs="Times New Roman"/>
-        </w:rPr>
-        <w:t>踩分</w:t>
-      </w:r>
-      <w:r>
-        <w:rPr>
-          <w:rFonts w:hint="eastAsia" w:ascii="Times New Roman" w:hAnsi="Times New Roman" w:eastAsia="Times New Roman" w:cs="Times New Roman"/>
-        </w:rPr>
-        <w:t>/</w:t>
-      </w:r>
-      <w:r>
-        <w:rPr>
-          <w:rFonts w:hint="eastAsia" w:ascii="Times New Roman" w:hAnsi="Times New Roman" w:eastAsia="FangSong" w:cs="Times New Roman"/>
-        </w:rPr>
-        <w:t>丢分重灾区</w:t>
-      </w:r>
-      <w:r>
-        <w:rPr>
-          <w:rFonts w:hint="eastAsia" w:ascii="Times New Roman" w:hAnsi="Times New Roman" w:eastAsia="Times New Roman" w:cs="Times New Roman"/>
-        </w:rPr>
-        <w:t>”。</w:t>
-      </w:r>
-      <w:r>
-        <w:rPr>
-          <w:rFonts w:hint="eastAsia" w:ascii="Times New Roman" w:hAnsi="Times New Roman" w:eastAsia="FangSong" w:cs="Times New Roman"/>
-        </w:rPr>
-        <w:t>以下总结全库提炼出的八大致命易错命题陷阱与实战防线</w:t>
-      </w:r>
-      <w:r>
-        <w:rPr>
-          <w:rFonts w:hint="eastAsia" w:ascii="Times New Roman" w:hAnsi="Times New Roman" w:eastAsia="Times New Roman" w:cs="Times New Roman"/>
-        </w:rPr>
-        <w:t>：</w:t>
-      </w:r>
-    </w:p>
-    <w:p>
-      <w:pPr>
-        <w:pStyle w:val="Compact"/>
-        <w:numPr>
-          <w:ilvl w:val="0"/>
-          <w:numId w:val="1001"/>
-        </w:numPr>
-        <w:ind w:firstLine="420"/>
-      </w:pPr>
-      <w:r>
-        <w:rPr>
-          <w:rFonts w:hint="eastAsia" w:ascii="Times New Roman" w:hAnsi="Times New Roman" w:eastAsia="FangSong" w:cs="Times New Roman"/>
-          <w:b/>
-          <w:bCs/>
-        </w:rPr>
-        <w:t xml:space="preserve">混淆大环效应与螯合效应的热力学本质</w:t>
-      </w:r>
-      <w:r>
-        <w:rPr>
-          <w:rFonts w:hint="eastAsia" w:ascii="Times New Roman" w:hAnsi="Times New Roman" w:eastAsia="Times New Roman" w:cs="Times New Roman"/>
-        </w:rPr>
-        <w:t>：</w:t>
-      </w:r>
-      <w:r>
-        <w:rPr>
-          <w:rFonts w:hint="eastAsia" w:ascii="Times New Roman" w:hAnsi="Times New Roman" w:eastAsia="FangSong" w:cs="Times New Roman"/>
-        </w:rPr>
-        <w:t>初学者常望文生义地认为大环效应完全是构型熵增驱动</w:t>
-      </w:r>
-      <w:r>
-        <w:rPr>
-          <w:rFonts w:hint="eastAsia" w:ascii="Times New Roman" w:hAnsi="Times New Roman" w:eastAsia="Times New Roman" w:cs="Times New Roman"/>
-        </w:rPr>
-        <w:t>。</w:t>
-      </w:r>
-      <w:r>
-        <w:rPr>
-          <w:rFonts w:hint="eastAsia" w:ascii="Times New Roman" w:hAnsi="Times New Roman" w:eastAsia="FangSong" w:cs="Times New Roman"/>
-        </w:rPr>
-        <w:t>实战防线</w:t>
-      </w:r>
-      <w:r>
-        <w:rPr>
-          <w:rFonts w:hint="eastAsia" w:ascii="Times New Roman" w:hAnsi="Times New Roman" w:eastAsia="Times New Roman" w:cs="Times New Roman"/>
-        </w:rPr>
-        <w:t>：</w:t>
-      </w:r>
-      <w:r>
-        <w:rPr>
-          <w:rFonts w:hint="eastAsia" w:ascii="Times New Roman" w:hAnsi="Times New Roman" w:eastAsia="FangSong" w:cs="Times New Roman"/>
-        </w:rPr>
-        <w:t>大环配体因其分子链早已闭合成环</w:t>
-      </w:r>
-      <w:r>
-        <w:rPr>
-          <w:rFonts w:hint="eastAsia" w:ascii="Times New Roman" w:hAnsi="Times New Roman" w:eastAsia="Times New Roman" w:cs="Times New Roman"/>
-        </w:rPr>
-        <w:t>，</w:t>
-      </w:r>
-      <w:r>
-        <w:rPr>
-          <w:rFonts w:hint="eastAsia" w:ascii="Times New Roman" w:hAnsi="Times New Roman" w:eastAsia="FangSong" w:cs="Times New Roman"/>
-        </w:rPr>
-        <w:t>在游离态已被迫预先组织</w:t>
-      </w:r>
-      <w:r>
-        <w:rPr>
-          <w:rFonts w:hint="eastAsia" w:ascii="Times New Roman" w:hAnsi="Times New Roman" w:eastAsia="Times New Roman" w:cs="Times New Roman"/>
-        </w:rPr>
-        <w:t>，</w:t>
-      </w:r>
-      <w:r>
-        <w:rPr>
-          <w:rFonts w:hint="eastAsia" w:ascii="Times New Roman" w:hAnsi="Times New Roman" w:eastAsia="FangSong" w:cs="Times New Roman"/>
-        </w:rPr>
-        <w:t>络合时所需冻结的构象自由度远少于开链开环类似物</w:t>
-      </w:r>
-      <w:r>
-        <w:rPr>
-          <w:rFonts w:hint="eastAsia" w:ascii="Times New Roman" w:hAnsi="Times New Roman" w:eastAsia="Times New Roman" w:cs="Times New Roman"/>
-        </w:rPr>
-        <w:t>（</w:t>
-      </w:r>
-      <w:r>
-        <w:rPr>
-          <w:rFonts w:hint="eastAsia" w:ascii="Times New Roman" w:hAnsi="Times New Roman" w:eastAsia="FangSong" w:cs="Times New Roman"/>
-        </w:rPr>
-        <w:t>减小构型熵罚</w:t>
-      </w:r>
-      <w:r>
-        <w:rPr>
-          <w:rFonts w:hint="eastAsia" w:ascii="Times New Roman" w:hAnsi="Times New Roman" w:eastAsia="Times New Roman" w:cs="Times New Roman"/>
-        </w:rPr>
-        <w:t>）；</w:t>
-      </w:r>
-      <w:r>
-        <w:rPr>
-          <w:rFonts w:hint="eastAsia" w:ascii="Times New Roman" w:hAnsi="Times New Roman" w:eastAsia="FangSong" w:cs="Times New Roman"/>
-        </w:rPr>
-        <w:t>但在很多刚性多氮大环络合过渡金属时</w:t>
-      </w:r>
-      <w:r>
-        <w:rPr>
-          <w:rFonts w:hint="eastAsia" w:ascii="Times New Roman" w:hAnsi="Times New Roman" w:eastAsia="Times New Roman" w:cs="Times New Roman"/>
-        </w:rPr>
-        <w:t>，</w:t>
-      </w:r>
-      <w:r>
-        <w:rPr>
-          <w:rFonts w:hint="eastAsia" w:ascii="Times New Roman" w:hAnsi="Times New Roman" w:eastAsia="FangSong" w:cs="Times New Roman"/>
-        </w:rPr>
-        <w:t>大环效应的主要贡献其实来源于焓变</w:t>
-      </w:r>
-      <w:r>
-        <w:rPr>
-          <w:rFonts w:ascii="Times New Roman" w:hAnsi="Times New Roman" w:eastAsia="Times New Roman" w:cs="Times New Roman"/>
-        </w:rPr>
-        <w:t xml:space="preserve"> </w:t>
-      </w:r>
-      <m:oMath>
-        <m:r>
-          <m:rPr>
-            <m:sty m:val="p"/>
-          </m:rPr>
-          <m:t>Δ</m:t>
-        </m:r>
-        <m:sSup>
-          <m:e>
-            <m:r>
-              <m:t>H</m:t>
-            </m:r>
-          </m:e>
-          <m:sup>
-            <m:r>
-              <m:t>θ</m:t>
-            </m:r>
-          </m:sup>
-        </m:sSup>
-      </m:oMath>
-      <w:r>
-        <w:rPr>
-          <w:rFonts w:hint="eastAsia" w:ascii="Times New Roman" w:hAnsi="Times New Roman" w:eastAsia="Times New Roman" w:cs="Times New Roman"/>
-        </w:rPr>
-        <w:t>（</w:t>
-      </w:r>
-      <w:r>
-        <w:rPr>
-          <w:rFonts w:hint="eastAsia" w:ascii="Times New Roman" w:hAnsi="Times New Roman" w:eastAsia="FangSong" w:cs="Times New Roman"/>
-        </w:rPr>
-        <w:t>游离大环溶剂化较弱</w:t>
-      </w:r>
-      <w:r>
-        <w:rPr>
-          <w:rFonts w:hint="eastAsia" w:ascii="Times New Roman" w:hAnsi="Times New Roman" w:eastAsia="Times New Roman" w:cs="Times New Roman"/>
-        </w:rPr>
-        <w:t>，</w:t>
-      </w:r>
-      <w:r>
-        <w:rPr>
-          <w:rFonts w:hint="eastAsia" w:ascii="Times New Roman" w:hAnsi="Times New Roman" w:eastAsia="FangSong" w:cs="Times New Roman"/>
-        </w:rPr>
-        <w:t>且给电子孤对电子预先指向配位面</w:t>
-      </w:r>
-      <w:r>
-        <w:rPr>
-          <w:rFonts w:hint="eastAsia" w:ascii="Times New Roman" w:hAnsi="Times New Roman" w:eastAsia="Times New Roman" w:cs="Times New Roman"/>
-        </w:rPr>
-        <w:t>，</w:t>
-      </w:r>
-      <w:r>
-        <w:rPr>
-          <w:rFonts w:hint="eastAsia" w:ascii="Times New Roman" w:hAnsi="Times New Roman" w:eastAsia="FangSong" w:cs="Times New Roman"/>
-        </w:rPr>
-        <w:t>排斥能较低</w:t>
-      </w:r>
-      <w:r>
-        <w:rPr>
-          <w:rFonts w:hint="eastAsia" w:ascii="Times New Roman" w:hAnsi="Times New Roman" w:eastAsia="Times New Roman" w:cs="Times New Roman"/>
-        </w:rPr>
-        <w:t>），</w:t>
-      </w:r>
-      <w:r>
-        <w:rPr>
-          <w:rFonts w:hint="eastAsia" w:ascii="Times New Roman" w:hAnsi="Times New Roman" w:eastAsia="FangSong" w:cs="Times New Roman"/>
-        </w:rPr>
-        <w:t>必须严格根据题目给出的具体热力学参数表格拆解判断</w:t>
-      </w:r>
-      <w:r>
-        <w:rPr>
-          <w:rFonts w:hint="eastAsia" w:ascii="Times New Roman" w:hAnsi="Times New Roman" w:eastAsia="Times New Roman" w:cs="Times New Roman"/>
-        </w:rPr>
-        <w:t>，</w:t>
-      </w:r>
-      <w:r>
-        <w:rPr>
-          <w:rFonts w:hint="eastAsia" w:ascii="Times New Roman" w:hAnsi="Times New Roman" w:eastAsia="FangSong" w:cs="Times New Roman"/>
-        </w:rPr>
-        <w:t>切忌盲目套用口诀</w:t>
-      </w:r>
-      <w:r>
-        <w:rPr>
-          <w:rFonts w:hint="eastAsia" w:ascii="Times New Roman" w:hAnsi="Times New Roman" w:eastAsia="Times New Roman" w:cs="Times New Roman"/>
-        </w:rPr>
-        <w:t>。</w:t>
-      </w:r>
-    </w:p>
-    <w:p>
-      <w:pPr>
-        <w:pStyle w:val="Compact"/>
-        <w:numPr>
-          <w:ilvl w:val="0"/>
-          <w:numId w:val="1001"/>
-        </w:numPr>
-        <w:ind w:firstLine="420"/>
-      </w:pPr>
-      <w:r>
-        <w:rPr>
-          <w:rFonts w:hint="eastAsia" w:ascii="Times New Roman" w:hAnsi="Times New Roman" w:eastAsia="FangSong" w:cs="Times New Roman"/>
-          <w:b/>
-          <w:bCs/>
-        </w:rPr>
-        <w:t xml:space="preserve">错误解读</w:t>
-      </w:r>
-      <w:r>
-        <w:rPr>
-          <w:rFonts w:ascii="Times New Roman" w:hAnsi="Times New Roman" w:eastAsia="Times New Roman" w:cs="Times New Roman"/>
-          <w:b/>
-          <w:bCs/>
-        </w:rPr>
-        <w:t xml:space="preserve"> Job </w:t>
-      </w:r>
-      <w:r>
-        <w:rPr>
-          <w:rFonts w:hint="eastAsia" w:ascii="Times New Roman" w:hAnsi="Times New Roman" w:eastAsia="FangSong" w:cs="Times New Roman"/>
-          <w:b/>
-          <w:bCs/>
-        </w:rPr>
-        <w:t xml:space="preserve">曲线极值点含义</w:t>
-      </w:r>
-      <w:r>
-        <w:rPr>
-          <w:rFonts w:hint="eastAsia" w:ascii="Times New Roman" w:hAnsi="Times New Roman" w:eastAsia="Times New Roman" w:cs="Times New Roman"/>
-        </w:rPr>
-        <w:t>：</w:t>
-      </w:r>
-      <w:r>
-        <w:rPr>
-          <w:rFonts w:hint="eastAsia" w:ascii="Times New Roman" w:hAnsi="Times New Roman" w:eastAsia="FangSong" w:cs="Times New Roman"/>
-        </w:rPr>
-        <w:t>误认为</w:t>
-      </w:r>
-      <w:r>
-        <w:rPr>
-          <w:rFonts w:ascii="Times New Roman" w:hAnsi="Times New Roman" w:eastAsia="Times New Roman" w:cs="Times New Roman"/>
-        </w:rPr>
-        <w:t xml:space="preserve"> Job </w:t>
-      </w:r>
-      <w:r>
-        <w:rPr>
-          <w:rFonts w:hint="eastAsia" w:ascii="Times New Roman" w:hAnsi="Times New Roman" w:eastAsia="FangSong" w:cs="Times New Roman"/>
-        </w:rPr>
-        <w:t xml:space="preserve">曲线极值点在</w:t>
-      </w:r>
-      <w:r>
-        <w:rPr>
-          <w:rFonts w:ascii="Times New Roman" w:hAnsi="Times New Roman" w:eastAsia="Times New Roman" w:cs="Times New Roman"/>
-        </w:rPr>
-        <w:t xml:space="preserve"> </w:t>
-      </w:r>
-      <m:oMath>
-        <m:r>
-          <m:t>x</m:t>
-        </m:r>
-        <m:r>
-          <m:rPr>
-            <m:sty m:val="p"/>
-          </m:rPr>
-          <m:t>=</m:t>
-        </m:r>
-        <m:r>
-          <m:t>0.5</m:t>
-        </m:r>
-      </m:oMath>
-      <w:r>
-        <w:rPr>
-          <w:rFonts w:ascii="Times New Roman" w:hAnsi="Times New Roman" w:eastAsia="Times New Roman" w:cs="Times New Roman"/>
-        </w:rPr>
-        <w:t xml:space="preserve"> </w:t>
-      </w:r>
-      <w:r>
-        <w:rPr>
-          <w:rFonts w:hint="eastAsia" w:ascii="Times New Roman" w:hAnsi="Times New Roman" w:eastAsia="FangSong" w:cs="Times New Roman"/>
-        </w:rPr>
-        <w:t>处只说明主体和客体</w:t>
-      </w:r>
-      <w:r>
-        <w:rPr>
-          <w:rFonts w:hint="eastAsia" w:ascii="Times New Roman" w:hAnsi="Times New Roman" w:eastAsia="Times New Roman" w:cs="Times New Roman"/>
-        </w:rPr>
-        <w:t>“</w:t>
-      </w:r>
-      <w:r>
-        <w:rPr>
-          <w:rFonts w:hint="eastAsia" w:ascii="Times New Roman" w:hAnsi="Times New Roman" w:eastAsia="FangSong" w:cs="Times New Roman"/>
-        </w:rPr>
-        <w:t>加了一样多</w:t>
-      </w:r>
-      <w:r>
-        <w:rPr>
-          <w:rFonts w:hint="eastAsia" w:ascii="Times New Roman" w:hAnsi="Times New Roman" w:eastAsia="Times New Roman" w:cs="Times New Roman"/>
-        </w:rPr>
-        <w:t>”，</w:t>
-      </w:r>
-      <w:r>
-        <w:rPr>
-          <w:rFonts w:hint="eastAsia" w:ascii="Times New Roman" w:hAnsi="Times New Roman" w:eastAsia="FangSong" w:cs="Times New Roman"/>
-        </w:rPr>
-        <w:t>或在复杂体系中盲目用斜率找计量比</w:t>
-      </w:r>
-      <w:r>
-        <w:rPr>
-          <w:rFonts w:hint="eastAsia" w:ascii="Times New Roman" w:hAnsi="Times New Roman" w:eastAsia="Times New Roman" w:cs="Times New Roman"/>
-        </w:rPr>
-        <w:t>。</w:t>
-      </w:r>
-      <w:r>
-        <w:rPr>
-          <w:rFonts w:hint="eastAsia" w:ascii="Times New Roman" w:hAnsi="Times New Roman" w:eastAsia="FangSong" w:cs="Times New Roman"/>
-        </w:rPr>
-        <w:t>实战防线</w:t>
-      </w:r>
-      <w:r>
-        <w:rPr>
-          <w:rFonts w:hint="eastAsia" w:ascii="Times New Roman" w:hAnsi="Times New Roman" w:eastAsia="Times New Roman" w:cs="Times New Roman"/>
-        </w:rPr>
-        <w:t>：Job</w:t>
-      </w:r>
-      <w:r>
-        <w:rPr>
-          <w:rFonts w:ascii="Times New Roman" w:hAnsi="Times New Roman" w:eastAsia="Times New Roman" w:cs="Times New Roman"/>
-        </w:rPr>
-        <w:t xml:space="preserve"> </w:t>
-      </w:r>
-      <w:r>
-        <w:rPr>
-          <w:rFonts w:hint="eastAsia" w:ascii="Times New Roman" w:hAnsi="Times New Roman" w:eastAsia="FangSong" w:cs="Times New Roman"/>
-        </w:rPr>
-        <w:t>曲线的核心前提是必须保持两物种</w:t>
-      </w:r>
-      <w:r>
-        <w:rPr>
-          <w:rFonts w:hint="eastAsia" w:ascii="Times New Roman" w:hAnsi="Times New Roman" w:eastAsia="Times New Roman" w:cs="Times New Roman"/>
-        </w:rPr>
-        <w:t>“</w:t>
-      </w:r>
-      <w:r>
-        <w:rPr>
-          <w:rFonts w:hint="eastAsia" w:ascii="Times New Roman" w:hAnsi="Times New Roman" w:eastAsia="FangSong" w:cs="Times New Roman"/>
-        </w:rPr>
-        <w:t>总摩尔浓度恒定</w:t>
-      </w:r>
-      <w:r>
-        <w:rPr>
-          <w:rFonts w:hint="eastAsia" w:ascii="Times New Roman" w:hAnsi="Times New Roman" w:eastAsia="Times New Roman" w:cs="Times New Roman"/>
-        </w:rPr>
-        <w:t>”，</w:t>
-      </w:r>
-      <w:r>
-        <w:rPr>
-          <w:rFonts w:hint="eastAsia" w:ascii="Times New Roman" w:hAnsi="Times New Roman" w:eastAsia="FangSong" w:cs="Times New Roman"/>
-        </w:rPr>
-        <w:t>极值点</w:t>
-      </w:r>
-      <w:r>
-        <w:rPr>
-          <w:rFonts w:ascii="Times New Roman" w:hAnsi="Times New Roman" w:eastAsia="Times New Roman" w:cs="Times New Roman"/>
-        </w:rPr>
-        <w:t xml:space="preserve"> </w:t>
-      </w:r>
-      <m:oMath>
-        <m:oMathPr>
-          <m:ctrlPr>
-            <w:rPr>
-              <w:sz w:val="28"/>
-              <w:szCs w:val="28"/>
-            </w:rPr>
-          </m:ctrlPr>
-        </m:oMathPr>
-        <m:sSub>
-          <m:e>
-            <m:r>
-              <m:t>x</m:t>
-            </m:r>
-          </m:e>
-          <m:sub>
-            <m:r>
-              <m:rPr>
-                <m:sty m:val="p"/>
-              </m:rPr>
-              <m:t>max</m:t>
-            </m:r>
-          </m:sub>
-        </m:sSub>
-        <m:r>
-          <m:rPr>
-            <m:sty m:val="p"/>
-          </m:rPr>
-          <m:t>=</m:t>
-        </m:r>
-        <m:r>
-          <m:t>n</m:t>
-        </m:r>
-        <m:r>
-          <m:rPr>
-            <m:sty m:val="p"/>
-          </m:rPr>
-          <m:t>/</m:t>
-        </m:r>
-        <m:r>
-          <m:rPr>
-            <m:sty m:val="p"/>
-          </m:rPr>
-          <m:t>(</m:t>
-        </m:r>
-        <m:r>
-          <m:t>n</m:t>
-        </m:r>
-        <m:r>
-          <m:rPr>
-            <m:sty m:val="p"/>
-          </m:rPr>
-          <m:t>+</m:t>
-        </m:r>
-        <m:r>
-          <m:t>m</m:t>
-        </m:r>
-        <m:r>
-          <m:rPr>
-            <m:sty m:val="p"/>
-          </m:rPr>
-          <m:t>)</m:t>
-        </m:r>
-      </m:oMath>
-      <w:r>
-        <w:rPr>
-          <w:rFonts w:ascii="Times New Roman" w:hAnsi="Times New Roman" w:eastAsia="Times New Roman" w:cs="Times New Roman"/>
-        </w:rPr>
-        <w:t xml:space="preserve"> </w:t>
-      </w:r>
-      <w:r>
-        <w:rPr>
-          <w:rFonts w:hint="eastAsia" w:ascii="Times New Roman" w:hAnsi="Times New Roman" w:eastAsia="FangSong" w:cs="Times New Roman"/>
-        </w:rPr>
-        <w:t>由反应质量作用定律的极值条件严格数学导出</w:t>
-      </w:r>
-      <w:r>
-        <w:rPr>
-          <w:rFonts w:hint="eastAsia" w:ascii="Times New Roman" w:hAnsi="Times New Roman" w:eastAsia="Times New Roman" w:cs="Times New Roman"/>
-        </w:rPr>
-        <w:t>，</w:t>
-      </w:r>
-      <w:r>
-        <w:rPr>
-          <w:rFonts w:hint="eastAsia" w:ascii="Times New Roman" w:hAnsi="Times New Roman" w:eastAsia="FangSong" w:cs="Times New Roman"/>
-        </w:rPr>
-        <w:t>极值在</w:t>
-      </w:r>
-      <w:r>
-        <w:rPr>
-          <w:rFonts w:ascii="Times New Roman" w:hAnsi="Times New Roman" w:eastAsia="Times New Roman" w:cs="Times New Roman"/>
-        </w:rPr>
-        <w:t xml:space="preserve"> </w:t>
-      </w:r>
-      <m:oMath>
-        <m:r>
-          <m:t>0.5</m:t>
-        </m:r>
-      </m:oMath>
-      <w:r>
-        <w:rPr>
-          <w:rFonts w:ascii="Times New Roman" w:hAnsi="Times New Roman" w:eastAsia="Times New Roman" w:cs="Times New Roman"/>
-        </w:rPr>
-        <w:t xml:space="preserve"> </w:t>
-      </w:r>
-      <w:r>
-        <w:rPr>
-          <w:rFonts w:hint="eastAsia" w:ascii="Times New Roman" w:hAnsi="Times New Roman" w:eastAsia="FangSong" w:cs="Times New Roman"/>
-        </w:rPr>
-        <w:t xml:space="preserve">确证为</w:t>
-      </w:r>
-      <w:r>
-        <w:rPr>
-          <w:rFonts w:ascii="Times New Roman" w:hAnsi="Times New Roman" w:eastAsia="Times New Roman" w:cs="Times New Roman"/>
-        </w:rPr>
-        <w:t xml:space="preserve"> </w:t>
-      </w:r>
-      <m:oMath>
-        <m:r>
-          <m:t>1</m:t>
-        </m:r>
-        <m:r>
-          <m:rPr>
-            <m:sty m:val="p"/>
-          </m:rPr>
-          <m:t>:</m:t>
-        </m:r>
-        <m:r>
-          <m:t>1</m:t>
-        </m:r>
-      </m:oMath>
-      <w:r>
-        <w:rPr>
-          <w:rFonts w:ascii="Times New Roman" w:hAnsi="Times New Roman" w:eastAsia="Times New Roman" w:cs="Times New Roman"/>
-        </w:rPr>
-        <w:t xml:space="preserve"> </w:t>
-      </w:r>
-      <w:r>
-        <w:rPr>
-          <w:rFonts w:hint="eastAsia" w:ascii="Times New Roman" w:hAnsi="Times New Roman" w:eastAsia="FangSong" w:cs="Times New Roman"/>
-        </w:rPr>
-        <w:t>络合物</w:t>
-      </w:r>
-      <w:r>
-        <w:rPr>
-          <w:rFonts w:hint="eastAsia" w:ascii="Times New Roman" w:hAnsi="Times New Roman" w:eastAsia="Times New Roman" w:cs="Times New Roman"/>
-        </w:rPr>
-        <w:t>，</w:t>
-      </w:r>
-      <w:r>
-        <w:rPr>
-          <w:rFonts w:hint="eastAsia" w:ascii="Times New Roman" w:hAnsi="Times New Roman" w:eastAsia="FangSong" w:cs="Times New Roman"/>
-        </w:rPr>
-        <w:t>在</w:t>
-      </w:r>
-      <w:r>
-        <w:rPr>
-          <w:rFonts w:ascii="Times New Roman" w:hAnsi="Times New Roman" w:eastAsia="Times New Roman" w:cs="Times New Roman"/>
-        </w:rPr>
-        <w:t xml:space="preserve"> </w:t>
-      </w:r>
-      <m:oMath>
-        <m:r>
-          <m:t>0.33</m:t>
-        </m:r>
-      </m:oMath>
-      <w:r>
-        <w:rPr>
-          <w:rFonts w:ascii="Times New Roman" w:hAnsi="Times New Roman" w:eastAsia="Times New Roman" w:cs="Times New Roman"/>
-        </w:rPr>
-        <w:t xml:space="preserve"> </w:t>
-      </w:r>
-      <w:r>
-        <w:rPr>
-          <w:rFonts w:hint="eastAsia" w:ascii="Times New Roman" w:hAnsi="Times New Roman" w:eastAsia="FangSong" w:cs="Times New Roman"/>
-        </w:rPr>
-        <w:t xml:space="preserve">确证为</w:t>
-      </w:r>
-      <w:r>
-        <w:rPr>
-          <w:rFonts w:ascii="Times New Roman" w:hAnsi="Times New Roman" w:eastAsia="Times New Roman" w:cs="Times New Roman"/>
-        </w:rPr>
-        <w:t xml:space="preserve"> </w:t>
-      </w:r>
-      <m:oMath>
-        <m:r>
-          <m:t>1</m:t>
-        </m:r>
-        <m:r>
-          <m:rPr>
-            <m:sty m:val="p"/>
-          </m:rPr>
-          <m:t>:</m:t>
-        </m:r>
-        <m:r>
-          <m:t>2</m:t>
-        </m:r>
-      </m:oMath>
-      <w:r>
-        <w:rPr>
-          <w:rFonts w:ascii="Times New Roman" w:hAnsi="Times New Roman" w:eastAsia="Times New Roman" w:cs="Times New Roman"/>
-        </w:rPr>
-        <w:t xml:space="preserve"> </w:t>
-      </w:r>
-      <w:r>
-        <w:rPr>
-          <w:rFonts w:hint="eastAsia" w:ascii="Times New Roman" w:hAnsi="Times New Roman" w:eastAsia="FangSong" w:cs="Times New Roman"/>
-        </w:rPr>
-        <w:t>络合物</w:t>
-      </w:r>
-      <w:r>
-        <w:rPr>
-          <w:rFonts w:hint="eastAsia" w:ascii="Times New Roman" w:hAnsi="Times New Roman" w:eastAsia="Times New Roman" w:cs="Times New Roman"/>
-        </w:rPr>
-        <w:t>，</w:t>
-      </w:r>
-      <w:r>
-        <w:rPr>
-          <w:rFonts w:hint="eastAsia" w:ascii="Times New Roman" w:hAnsi="Times New Roman" w:eastAsia="FangSong" w:cs="Times New Roman"/>
-        </w:rPr>
-        <w:t>在</w:t>
-      </w:r>
-      <w:r>
-        <w:rPr>
-          <w:rFonts w:ascii="Times New Roman" w:hAnsi="Times New Roman" w:eastAsia="Times New Roman" w:cs="Times New Roman"/>
-        </w:rPr>
-        <w:t xml:space="preserve"> </w:t>
-      </w:r>
-      <m:oMath>
-        <m:r>
-          <m:t>0.67</m:t>
-        </m:r>
-      </m:oMath>
-      <w:r>
-        <w:rPr>
-          <w:rFonts w:ascii="Times New Roman" w:hAnsi="Times New Roman" w:eastAsia="Times New Roman" w:cs="Times New Roman"/>
-        </w:rPr>
-        <w:t xml:space="preserve"> </w:t>
-      </w:r>
-      <w:r>
-        <w:rPr>
-          <w:rFonts w:hint="eastAsia" w:ascii="Times New Roman" w:hAnsi="Times New Roman" w:eastAsia="FangSong" w:cs="Times New Roman"/>
-        </w:rPr>
-        <w:t xml:space="preserve">确证为</w:t>
-      </w:r>
-      <w:r>
-        <w:rPr>
-          <w:rFonts w:ascii="Times New Roman" w:hAnsi="Times New Roman" w:eastAsia="Times New Roman" w:cs="Times New Roman"/>
-        </w:rPr>
-        <w:t xml:space="preserve"> </w:t>
-      </w:r>
-      <m:oMath>
-        <m:r>
-          <m:t>2</m:t>
-        </m:r>
-        <m:r>
-          <m:rPr>
-            <m:sty m:val="p"/>
-          </m:rPr>
-          <m:t>:</m:t>
-        </m:r>
-        <m:r>
-          <m:t>1</m:t>
-        </m:r>
-      </m:oMath>
-      <w:r>
-        <w:rPr>
-          <w:rFonts w:ascii="Times New Roman" w:hAnsi="Times New Roman" w:eastAsia="Times New Roman" w:cs="Times New Roman"/>
-        </w:rPr>
-        <w:t xml:space="preserve"> </w:t>
-      </w:r>
-      <w:r>
-        <w:rPr>
-          <w:rFonts w:hint="eastAsia" w:ascii="Times New Roman" w:hAnsi="Times New Roman" w:eastAsia="FangSong" w:cs="Times New Roman"/>
-        </w:rPr>
-        <w:t>络合物</w:t>
-      </w:r>
-      <w:r>
-        <w:rPr>
-          <w:rFonts w:hint="eastAsia" w:ascii="Times New Roman" w:hAnsi="Times New Roman" w:eastAsia="Times New Roman" w:cs="Times New Roman"/>
-        </w:rPr>
-        <w:t>。</w:t>
-      </w:r>
-    </w:p>
-    <w:p>
-      <w:pPr>
-        <w:pStyle w:val="Compact"/>
-        <w:numPr>
-          <w:ilvl w:val="0"/>
-          <w:numId w:val="1001"/>
-        </w:numPr>
-        <w:ind w:firstLine="420"/>
-      </w:pPr>
-      <w:r>
-        <w:rPr>
-          <w:rFonts w:hint="eastAsia" w:ascii="Times New Roman" w:hAnsi="Times New Roman" w:eastAsia="FangSong" w:cs="Times New Roman"/>
-          <w:b/>
-          <w:bCs/>
-        </w:rPr>
-        <w:t>杯</w:t>
-      </w:r>
-      <w:r>
-        <w:rPr>
-          <w:rFonts w:hint="eastAsia" w:ascii="Times New Roman" w:hAnsi="Times New Roman" w:eastAsia="Times New Roman" w:cs="Times New Roman"/>
-          <w:b/>
-          <w:bCs/>
-        </w:rPr>
-        <w:t>[4]</w:t>
-      </w:r>
-      <w:r>
-        <w:rPr>
-          <w:rFonts w:hint="eastAsia" w:ascii="Times New Roman" w:hAnsi="Times New Roman" w:eastAsia="FangSong" w:cs="Times New Roman"/>
-          <w:b/>
-          <w:bCs/>
-        </w:rPr>
-        <w:t>芳烃桥连亚甲基</w:t>
-      </w:r>
-      <w:r>
-        <w:rPr>
-          <w:rFonts w:ascii="Times New Roman" w:hAnsi="Times New Roman" w:eastAsia="Times New Roman" w:cs="Times New Roman"/>
-          <w:b/>
-          <w:bCs/>
-        </w:rPr>
-        <w:t xml:space="preserve"> NMR </w:t>
-      </w:r>
-      <w:r>
-        <w:rPr>
-          <w:rFonts w:hint="eastAsia" w:ascii="Times New Roman" w:hAnsi="Times New Roman" w:eastAsia="FangSong" w:cs="Times New Roman"/>
-          <w:b/>
-          <w:bCs/>
-        </w:rPr>
-        <w:t xml:space="preserve">峰型判定颠倒</w:t>
-      </w:r>
-      <w:r>
-        <w:rPr>
-          <w:rFonts w:hint="eastAsia" w:ascii="Times New Roman" w:hAnsi="Times New Roman" w:eastAsia="Times New Roman" w:cs="Times New Roman"/>
-        </w:rPr>
-        <w:t>：</w:t>
-      </w:r>
-      <w:r>
-        <w:rPr>
-          <w:rFonts w:hint="eastAsia" w:ascii="Times New Roman" w:hAnsi="Times New Roman" w:eastAsia="FangSong" w:cs="Times New Roman"/>
-        </w:rPr>
-        <w:t>混淆锥式与</w:t>
-      </w:r>
-      <w:r>
-        <w:rPr>
-          <w:rFonts w:ascii="Times New Roman" w:hAnsi="Times New Roman" w:eastAsia="Times New Roman" w:cs="Times New Roman"/>
-        </w:rPr>
-        <w:t xml:space="preserve"> </w:t>
-      </w:r>
-      <w:r>
-        <w:rPr>
-          <w:rFonts w:hint="eastAsia" w:ascii="Times New Roman" w:hAnsi="Times New Roman" w:eastAsia="Times New Roman" w:cs="Times New Roman"/>
-        </w:rPr>
-        <w:t>1,3-</w:t>
-      </w:r>
-      <w:r>
-        <w:rPr>
-          <w:rFonts w:hint="eastAsia" w:ascii="Times New Roman" w:hAnsi="Times New Roman" w:eastAsia="FangSong" w:cs="Times New Roman"/>
-        </w:rPr>
-        <w:t>交替式的核磁共振双重峰与单峰</w:t>
-      </w:r>
-      <w:r>
-        <w:rPr>
-          <w:rFonts w:hint="eastAsia" w:ascii="Times New Roman" w:hAnsi="Times New Roman" w:eastAsia="Times New Roman" w:cs="Times New Roman"/>
-        </w:rPr>
-        <w:t>。</w:t>
-      </w:r>
-      <w:r>
-        <w:rPr>
-          <w:rFonts w:hint="eastAsia" w:ascii="Times New Roman" w:hAnsi="Times New Roman" w:eastAsia="FangSong" w:cs="Times New Roman"/>
-        </w:rPr>
-        <w:t>实战防线</w:t>
-      </w:r>
-      <w:r>
-        <w:rPr>
-          <w:rFonts w:hint="eastAsia" w:ascii="Times New Roman" w:hAnsi="Times New Roman" w:eastAsia="Times New Roman" w:cs="Times New Roman"/>
-        </w:rPr>
-        <w:t>：</w:t>
-      </w:r>
-      <w:r>
-        <w:rPr>
-          <w:rFonts w:hint="eastAsia" w:ascii="Times New Roman" w:hAnsi="Times New Roman" w:eastAsia="FangSong" w:cs="Times New Roman"/>
-        </w:rPr>
-        <w:t>锥式构象下四个苯环全部朝同一侧</w:t>
-      </w:r>
-      <w:r>
-        <w:rPr>
-          <w:rFonts w:hint="eastAsia" w:ascii="Times New Roman" w:hAnsi="Times New Roman" w:eastAsia="Times New Roman" w:cs="Times New Roman"/>
-        </w:rPr>
-        <w:t>，</w:t>
-      </w:r>
-      <w:r>
-        <w:rPr>
-          <w:rFonts w:hint="eastAsia" w:ascii="Times New Roman" w:hAnsi="Times New Roman" w:eastAsia="FangSong" w:cs="Times New Roman"/>
-        </w:rPr>
-        <w:t>导致桥连亚甲基上的内</w:t>
-      </w:r>
-      <w:r>
-        <w:rPr>
-          <w:rFonts w:hint="eastAsia" w:ascii="Times New Roman" w:hAnsi="Times New Roman" w:eastAsia="Times New Roman" w:cs="Times New Roman"/>
-        </w:rPr>
-        <w:t>/</w:t>
-      </w:r>
-      <w:r>
-        <w:rPr>
-          <w:rFonts w:hint="eastAsia" w:ascii="Times New Roman" w:hAnsi="Times New Roman" w:eastAsia="FangSong" w:cs="Times New Roman"/>
-        </w:rPr>
-        <w:t>外两个氢原子处于严格的非对映异位化学不等价环境</w:t>
-      </w:r>
-      <w:r>
-        <w:rPr>
-          <w:rFonts w:hint="eastAsia" w:ascii="Times New Roman" w:hAnsi="Times New Roman" w:eastAsia="Times New Roman" w:cs="Times New Roman"/>
-        </w:rPr>
-        <w:t>，</w:t>
-      </w:r>
-      <w:r>
-        <w:rPr>
-          <w:rFonts w:hint="eastAsia" w:ascii="Times New Roman" w:hAnsi="Times New Roman" w:eastAsia="FangSong" w:cs="Times New Roman"/>
-        </w:rPr>
-        <w:t>必然裂分为强偶合的</w:t>
-      </w:r>
-      <w:r>
-        <w:rPr>
-          <w:rFonts w:ascii="Times New Roman" w:hAnsi="Times New Roman" w:eastAsia="Times New Roman" w:cs="Times New Roman"/>
-        </w:rPr>
-        <w:t xml:space="preserve"> AB </w:t>
-      </w:r>
-      <w:r>
-        <w:rPr>
-          <w:rFonts w:hint="eastAsia" w:ascii="Times New Roman" w:hAnsi="Times New Roman" w:eastAsia="FangSong" w:cs="Times New Roman"/>
-        </w:rPr>
-        <w:t xml:space="preserve">或</w:t>
-      </w:r>
-      <w:r>
-        <w:rPr>
-          <w:rFonts w:ascii="Times New Roman" w:hAnsi="Times New Roman" w:eastAsia="Times New Roman" w:cs="Times New Roman"/>
-        </w:rPr>
-        <w:t xml:space="preserve"> AX </w:t>
-      </w:r>
-      <w:r>
-        <w:rPr>
-          <w:rFonts w:hint="eastAsia" w:ascii="Times New Roman" w:hAnsi="Times New Roman" w:eastAsia="FangSong" w:cs="Times New Roman"/>
-        </w:rPr>
-        <w:t>双重峰</w:t>
-      </w:r>
-      <w:r>
-        <w:rPr>
-          <w:rFonts w:hint="eastAsia" w:ascii="Times New Roman" w:hAnsi="Times New Roman" w:eastAsia="Times New Roman" w:cs="Times New Roman"/>
-        </w:rPr>
-        <w:t>；</w:t>
-      </w:r>
-      <w:r>
-        <w:rPr>
-          <w:rFonts w:hint="eastAsia" w:ascii="Times New Roman" w:hAnsi="Times New Roman" w:eastAsia="FangSong" w:cs="Times New Roman"/>
-        </w:rPr>
-        <w:t>而</w:t>
-      </w:r>
-      <w:r>
-        <w:rPr>
-          <w:rFonts w:ascii="Times New Roman" w:hAnsi="Times New Roman" w:eastAsia="Times New Roman" w:cs="Times New Roman"/>
-        </w:rPr>
-        <w:t xml:space="preserve"> </w:t>
-      </w:r>
-      <w:r>
-        <w:rPr>
-          <w:rFonts w:hint="eastAsia" w:ascii="Times New Roman" w:hAnsi="Times New Roman" w:eastAsia="Times New Roman" w:cs="Times New Roman"/>
-        </w:rPr>
-        <w:t>1,3-</w:t>
-      </w:r>
-      <w:r>
-        <w:rPr>
-          <w:rFonts w:hint="eastAsia" w:ascii="Times New Roman" w:hAnsi="Times New Roman" w:eastAsia="FangSong" w:cs="Times New Roman"/>
-        </w:rPr>
-        <w:t>交替式分子由于</w:t>
-      </w:r>
-      <w:r>
-        <w:rPr>
-          <w:rFonts w:ascii="Times New Roman" w:hAnsi="Times New Roman" w:eastAsia="Times New Roman" w:cs="Times New Roman"/>
-        </w:rPr>
-        <w:t xml:space="preserve"> </w:t>
-      </w:r>
-      <m:oMath>
-        <m:sSub>
-          <m:e>
-            <m:r>
-              <m:t>D</m:t>
-            </m:r>
-          </m:e>
-          <m:sub>
-            <m:r>
-              <m:t>2</m:t>
-            </m:r>
-            <m:r>
-              <m:t>d</m:t>
-            </m:r>
-          </m:sub>
-        </m:sSub>
-      </m:oMath>
-      <w:r>
-        <w:rPr>
-          <w:rFonts w:ascii="Times New Roman" w:hAnsi="Times New Roman" w:eastAsia="Times New Roman" w:cs="Times New Roman"/>
-        </w:rPr>
-        <w:t xml:space="preserve"> </w:t>
-      </w:r>
-      <w:r>
-        <w:rPr>
-          <w:rFonts w:hint="eastAsia" w:ascii="Times New Roman" w:hAnsi="Times New Roman" w:eastAsia="FangSong" w:cs="Times New Roman"/>
-        </w:rPr>
-        <w:t>高阶反轴对称性</w:t>
-      </w:r>
-      <w:r>
-        <w:rPr>
-          <w:rFonts w:hint="eastAsia" w:ascii="Times New Roman" w:hAnsi="Times New Roman" w:eastAsia="Times New Roman" w:cs="Times New Roman"/>
-        </w:rPr>
-        <w:t>，</w:t>
-      </w:r>
-      <w:r>
-        <w:rPr>
-          <w:rFonts w:hint="eastAsia" w:ascii="Times New Roman" w:hAnsi="Times New Roman" w:eastAsia="FangSong" w:cs="Times New Roman"/>
-        </w:rPr>
-        <w:t>使每个亚甲基上的两个质子在对映面上等价</w:t>
-      </w:r>
-      <w:r>
-        <w:rPr>
-          <w:rFonts w:hint="eastAsia" w:ascii="Times New Roman" w:hAnsi="Times New Roman" w:eastAsia="Times New Roman" w:cs="Times New Roman"/>
-        </w:rPr>
-        <w:t>，</w:t>
-      </w:r>
-      <w:r>
-        <w:rPr>
-          <w:rFonts w:hint="eastAsia" w:ascii="Times New Roman" w:hAnsi="Times New Roman" w:eastAsia="FangSong" w:cs="Times New Roman"/>
-        </w:rPr>
-        <w:t>在氢谱中仅表现为单峰</w:t>
-      </w:r>
-      <w:r>
-        <w:rPr>
-          <w:rFonts w:hint="eastAsia" w:ascii="Times New Roman" w:hAnsi="Times New Roman" w:eastAsia="Times New Roman" w:cs="Times New Roman"/>
-        </w:rPr>
-        <w:t>。</w:t>
-      </w:r>
-    </w:p>
-    <w:p>
-      <w:pPr>
-        <w:pStyle w:val="Compact"/>
-        <w:numPr>
-          <w:ilvl w:val="0"/>
-          <w:numId w:val="1001"/>
-        </w:numPr>
-        <w:ind w:firstLine="420"/>
-      </w:pPr>
-      <w:r>
-        <w:rPr>
-          <w:rFonts w:hint="eastAsia" w:ascii="Times New Roman" w:hAnsi="Times New Roman" w:eastAsia="FangSong" w:cs="Times New Roman"/>
-          <w:b/>
-          <w:bCs/>
-        </w:rPr>
-        <w:t xml:space="preserve">忽略次级氢键相互作用的电荷排斥</w:t>
-      </w:r>
-      <w:r>
-        <w:rPr>
-          <w:rFonts w:hint="eastAsia" w:ascii="Times New Roman" w:hAnsi="Times New Roman" w:eastAsia="Times New Roman" w:cs="Times New Roman"/>
-        </w:rPr>
-        <w:t>：</w:t>
-      </w:r>
-      <w:r>
-        <w:rPr>
-          <w:rFonts w:hint="eastAsia" w:ascii="Times New Roman" w:hAnsi="Times New Roman" w:eastAsia="FangSong" w:cs="Times New Roman"/>
-        </w:rPr>
-        <w:t>在计算或比较多重氢键络合常数时</w:t>
-      </w:r>
-      <w:r>
-        <w:rPr>
-          <w:rFonts w:hint="eastAsia" w:ascii="Times New Roman" w:hAnsi="Times New Roman" w:eastAsia="Times New Roman" w:cs="Times New Roman"/>
-        </w:rPr>
-        <w:t>，</w:t>
-      </w:r>
-      <w:r>
-        <w:rPr>
-          <w:rFonts w:hint="eastAsia" w:ascii="Times New Roman" w:hAnsi="Times New Roman" w:eastAsia="FangSong" w:cs="Times New Roman"/>
-        </w:rPr>
-        <w:t>仅数氢键的总数目</w:t>
-      </w:r>
-      <w:r>
-        <w:rPr>
-          <w:rFonts w:hint="eastAsia" w:ascii="Times New Roman" w:hAnsi="Times New Roman" w:eastAsia="Times New Roman" w:cs="Times New Roman"/>
-        </w:rPr>
-        <w:t>。</w:t>
-      </w:r>
-      <w:r>
-        <w:rPr>
-          <w:rFonts w:hint="eastAsia" w:ascii="Times New Roman" w:hAnsi="Times New Roman" w:eastAsia="FangSong" w:cs="Times New Roman"/>
-        </w:rPr>
-        <w:t>实战防线</w:t>
-      </w:r>
-      <w:r>
-        <w:rPr>
-          <w:rFonts w:hint="eastAsia" w:ascii="Times New Roman" w:hAnsi="Times New Roman" w:eastAsia="Times New Roman" w:cs="Times New Roman"/>
-        </w:rPr>
-        <w:t>：</w:t>
-      </w:r>
-      <w:r>
-        <w:rPr>
-          <w:rFonts w:hint="eastAsia" w:ascii="Times New Roman" w:hAnsi="Times New Roman" w:eastAsia="FangSong" w:cs="Times New Roman"/>
-        </w:rPr>
-        <w:t>氢键阵列中相邻给体</w:t>
-      </w:r>
-      <w:r>
-        <w:rPr>
-          <w:rFonts w:hint="eastAsia" w:ascii="Times New Roman" w:hAnsi="Times New Roman" w:eastAsia="Times New Roman" w:cs="Times New Roman"/>
-        </w:rPr>
-        <w:t>（</w:t>
-      </w:r>
-      <m:oMath>
-        <m:sSup>
-          <m:e>
-            <m:r>
-              <m:t>δ</m:t>
-            </m:r>
-          </m:e>
-          <m:sup>
-            <m:r>
-              <m:rPr>
-                <m:sty m:val="p"/>
-              </m:rPr>
-              <m:t>+</m:t>
-            </m:r>
-          </m:sup>
-        </m:sSup>
-      </m:oMath>
-      <w:r>
-        <w:rPr>
-          <w:rFonts w:hint="eastAsia" w:ascii="Times New Roman" w:hAnsi="Times New Roman" w:eastAsia="Times New Roman" w:cs="Times New Roman"/>
-        </w:rPr>
-        <w:t>）</w:t>
-      </w:r>
-      <w:r>
-        <w:rPr>
-          <w:rFonts w:hint="eastAsia" w:ascii="Times New Roman" w:hAnsi="Times New Roman" w:eastAsia="FangSong" w:cs="Times New Roman"/>
-        </w:rPr>
-        <w:t>与相邻受体</w:t>
-      </w:r>
-      <w:r>
-        <w:rPr>
-          <w:rFonts w:hint="eastAsia" w:ascii="Times New Roman" w:hAnsi="Times New Roman" w:eastAsia="Times New Roman" w:cs="Times New Roman"/>
-        </w:rPr>
-        <w:t>（</w:t>
-      </w:r>
-      <m:oMath>
-        <m:sSup>
-          <m:e>
-            <m:r>
-              <m:t>δ</m:t>
-            </m:r>
-          </m:e>
-          <m:sup>
-            <m:r>
-              <m:rPr>
-                <m:sty m:val="p"/>
-              </m:rPr>
-              <m:t>−</m:t>
-            </m:r>
-          </m:sup>
-        </m:sSup>
-      </m:oMath>
-      <w:r>
-        <w:rPr>
-          <w:rFonts w:hint="eastAsia" w:ascii="Times New Roman" w:hAnsi="Times New Roman" w:eastAsia="Times New Roman" w:cs="Times New Roman"/>
-        </w:rPr>
-        <w:t>）</w:t>
-      </w:r>
-      <w:r>
-        <w:rPr>
-          <w:rFonts w:hint="eastAsia" w:ascii="Times New Roman" w:hAnsi="Times New Roman" w:eastAsia="FangSong" w:cs="Times New Roman"/>
-        </w:rPr>
-        <w:t>之间的对角线交叉次级静电作用至关重要</w:t>
-      </w:r>
-      <w:r>
-        <w:rPr>
-          <w:rFonts w:hint="eastAsia" w:ascii="Times New Roman" w:hAnsi="Times New Roman" w:eastAsia="Times New Roman" w:cs="Times New Roman"/>
-        </w:rPr>
-        <w:t>！</w:t>
-      </w:r>
-      <w:r>
-        <w:rPr>
-          <w:rFonts w:hint="eastAsia" w:ascii="Times New Roman" w:hAnsi="Times New Roman" w:eastAsia="FangSong" w:cs="Times New Roman"/>
-        </w:rPr>
-        <w:t>全同排列</w:t>
-      </w:r>
-      <w:r>
-        <w:rPr>
-          <w:rFonts w:ascii="Times New Roman" w:hAnsi="Times New Roman" w:eastAsia="Times New Roman" w:cs="Times New Roman"/>
-        </w:rPr>
-        <w:t xml:space="preserve"> DDD·AAA </w:t>
-      </w:r>
-      <w:r>
-        <w:rPr>
-          <w:rFonts w:hint="eastAsia" w:ascii="Times New Roman" w:hAnsi="Times New Roman" w:eastAsia="FangSong" w:cs="Times New Roman"/>
-        </w:rPr>
-        <w:t xml:space="preserve">具有</w:t>
-      </w:r>
-      <w:r>
-        <w:rPr>
-          <w:rFonts w:ascii="Times New Roman" w:hAnsi="Times New Roman" w:eastAsia="Times New Roman" w:cs="Times New Roman"/>
-        </w:rPr>
-        <w:t xml:space="preserve"> 4 </w:t>
-      </w:r>
-      <w:r>
-        <w:rPr>
-          <w:rFonts w:hint="eastAsia" w:ascii="Times New Roman" w:hAnsi="Times New Roman" w:eastAsia="FangSong" w:cs="Times New Roman"/>
-        </w:rPr>
-        <w:t>个次级静电吸引</w:t>
-      </w:r>
-      <w:r>
-        <w:rPr>
-          <w:rFonts w:hint="eastAsia" w:ascii="Times New Roman" w:hAnsi="Times New Roman" w:eastAsia="Times New Roman" w:cs="Times New Roman"/>
-        </w:rPr>
-        <w:t>，</w:t>
-      </w:r>
-      <w:r>
-        <w:rPr>
-          <w:rFonts w:hint="eastAsia" w:ascii="Times New Roman" w:hAnsi="Times New Roman" w:eastAsia="FangSong" w:cs="Times New Roman"/>
-        </w:rPr>
-        <w:t>而交错排列</w:t>
-      </w:r>
-      <w:r>
-        <w:rPr>
-          <w:rFonts w:ascii="Times New Roman" w:hAnsi="Times New Roman" w:eastAsia="Times New Roman" w:cs="Times New Roman"/>
-        </w:rPr>
-        <w:t xml:space="preserve"> DAD·ADA </w:t>
-      </w:r>
-      <w:r>
-        <w:rPr>
-          <w:rFonts w:hint="eastAsia" w:ascii="Times New Roman" w:hAnsi="Times New Roman" w:eastAsia="FangSong" w:cs="Times New Roman"/>
-        </w:rPr>
-        <w:t xml:space="preserve">则具有</w:t>
-      </w:r>
-      <w:r>
-        <w:rPr>
-          <w:rFonts w:ascii="Times New Roman" w:hAnsi="Times New Roman" w:eastAsia="Times New Roman" w:cs="Times New Roman"/>
-        </w:rPr>
-        <w:t xml:space="preserve"> 4 </w:t>
-      </w:r>
-      <w:r>
-        <w:rPr>
-          <w:rFonts w:hint="eastAsia" w:ascii="Times New Roman" w:hAnsi="Times New Roman" w:eastAsia="FangSong" w:cs="Times New Roman"/>
-        </w:rPr>
-        <w:t>个次级静电排斥</w:t>
-      </w:r>
-      <w:r>
-        <w:rPr>
-          <w:rFonts w:hint="eastAsia" w:ascii="Times New Roman" w:hAnsi="Times New Roman" w:eastAsia="Times New Roman" w:cs="Times New Roman"/>
-        </w:rPr>
-        <w:t>，</w:t>
-      </w:r>
-      <w:r>
-        <w:rPr>
-          <w:rFonts w:hint="eastAsia" w:ascii="Times New Roman" w:hAnsi="Times New Roman" w:eastAsia="FangSong" w:cs="Times New Roman"/>
-        </w:rPr>
-        <w:t>导致同样是三个氢键</w:t>
-      </w:r>
-      <w:r>
-        <w:rPr>
-          <w:rFonts w:hint="eastAsia" w:ascii="Times New Roman" w:hAnsi="Times New Roman" w:eastAsia="Times New Roman" w:cs="Times New Roman"/>
-        </w:rPr>
-        <w:t>，</w:t>
-      </w:r>
-      <w:r>
-        <w:rPr>
-          <w:rFonts w:hint="eastAsia" w:ascii="Times New Roman" w:hAnsi="Times New Roman" w:eastAsia="FangSong" w:cs="Times New Roman"/>
-        </w:rPr>
-        <w:t>两者的结合常数在非极性溶剂中能相差</w:t>
-      </w:r>
-      <w:r>
-        <w:rPr>
-          <w:rFonts w:ascii="Times New Roman" w:hAnsi="Times New Roman" w:eastAsia="Times New Roman" w:cs="Times New Roman"/>
-        </w:rPr>
-        <w:t xml:space="preserve"> 3 </w:t>
-      </w:r>
-      <w:r>
-        <w:rPr>
-          <w:rFonts w:hint="eastAsia" w:ascii="Times New Roman" w:hAnsi="Times New Roman" w:eastAsia="FangSong" w:cs="Times New Roman"/>
-        </w:rPr>
-        <w:t xml:space="preserve">到</w:t>
-      </w:r>
-      <w:r>
-        <w:rPr>
-          <w:rFonts w:ascii="Times New Roman" w:hAnsi="Times New Roman" w:eastAsia="Times New Roman" w:cs="Times New Roman"/>
-        </w:rPr>
-        <w:t xml:space="preserve"> 4 </w:t>
-      </w:r>
-      <w:r>
-        <w:rPr>
-          <w:rFonts w:hint="eastAsia" w:ascii="Times New Roman" w:hAnsi="Times New Roman" w:eastAsia="FangSong" w:cs="Times New Roman"/>
-        </w:rPr>
-        <w:t>个数量级</w:t>
-      </w:r>
-      <w:r>
-        <w:rPr>
-          <w:rFonts w:hint="eastAsia" w:ascii="Times New Roman" w:hAnsi="Times New Roman" w:eastAsia="Times New Roman" w:cs="Times New Roman"/>
-        </w:rPr>
-        <w:t>。</w:t>
-      </w:r>
-    </w:p>
-    <w:p>
-      <w:pPr>
-        <w:pStyle w:val="Compact"/>
-        <w:numPr>
-          <w:ilvl w:val="0"/>
-          <w:numId w:val="1001"/>
-        </w:numPr>
-        <w:ind w:firstLine="420"/>
-      </w:pPr>
-      <w:r>
-        <w:rPr>
-          <w:rFonts w:hint="eastAsia" w:ascii="Times New Roman" w:hAnsi="Times New Roman" w:eastAsia="FangSong" w:cs="Times New Roman"/>
-          <w:b/>
-          <w:bCs/>
-        </w:rPr>
-        <w:t>误解相转移催化中</w:t>
-      </w:r>
-      <w:r>
-        <w:rPr>
-          <w:rFonts w:hint="eastAsia" w:ascii="Times New Roman" w:hAnsi="Times New Roman" w:eastAsia="Times New Roman" w:cs="Times New Roman"/>
-          <w:b/>
-          <w:bCs/>
-        </w:rPr>
-        <w:t>“</w:t>
-      </w:r>
-      <w:r>
-        <w:rPr>
-          <w:rFonts w:hint="eastAsia" w:ascii="Times New Roman" w:hAnsi="Times New Roman" w:eastAsia="FangSong" w:cs="Times New Roman"/>
-          <w:b/>
-          <w:bCs/>
-        </w:rPr>
-        <w:t>紫苯</w:t>
-      </w:r>
-      <w:r>
-        <w:rPr>
-          <w:rFonts w:hint="eastAsia" w:ascii="Times New Roman" w:hAnsi="Times New Roman" w:eastAsia="Times New Roman" w:cs="Times New Roman"/>
-          <w:b/>
-          <w:bCs/>
-        </w:rPr>
-        <w:t>”</w:t>
-      </w:r>
-      <w:r>
-        <w:rPr>
-          <w:rFonts w:hint="eastAsia" w:ascii="Times New Roman" w:hAnsi="Times New Roman" w:eastAsia="FangSong" w:cs="Times New Roman"/>
-          <w:b/>
-          <w:bCs/>
-        </w:rPr>
-        <w:t>高反应活性的机理</w:t>
-      </w:r>
-      <w:r>
-        <w:rPr>
-          <w:rFonts w:hint="eastAsia" w:ascii="Times New Roman" w:hAnsi="Times New Roman" w:eastAsia="Times New Roman" w:cs="Times New Roman"/>
-        </w:rPr>
-        <w:t>：</w:t>
-      </w:r>
-      <w:r>
-        <w:rPr>
-          <w:rFonts w:hint="eastAsia" w:ascii="Times New Roman" w:hAnsi="Times New Roman" w:eastAsia="FangSong" w:cs="Times New Roman"/>
-        </w:rPr>
-        <w:t>误以为高锰酸钾在苯中活性强是因为苯与高锰酸根发生了特异性溶剂化活化</w:t>
-      </w:r>
-      <w:r>
-        <w:rPr>
-          <w:rFonts w:hint="eastAsia" w:ascii="Times New Roman" w:hAnsi="Times New Roman" w:eastAsia="Times New Roman" w:cs="Times New Roman"/>
-        </w:rPr>
-        <w:t>。</w:t>
-      </w:r>
-      <w:r>
-        <w:rPr>
-          <w:rFonts w:hint="eastAsia" w:ascii="Times New Roman" w:hAnsi="Times New Roman" w:eastAsia="FangSong" w:cs="Times New Roman"/>
-        </w:rPr>
-        <w:t>实战防线</w:t>
-      </w:r>
-      <w:r>
-        <w:rPr>
-          <w:rFonts w:hint="eastAsia" w:ascii="Times New Roman" w:hAnsi="Times New Roman" w:eastAsia="Times New Roman" w:cs="Times New Roman"/>
-        </w:rPr>
-        <w:t>：</w:t>
-      </w:r>
-      <w:r>
-        <w:rPr>
-          <w:rFonts w:hint="eastAsia" w:ascii="Times New Roman" w:hAnsi="Times New Roman" w:eastAsia="FangSong" w:cs="Times New Roman"/>
-        </w:rPr>
-        <w:t>高锰酸根在苯中活性暴增的核心是</w:t>
-      </w:r>
-      <w:r>
-        <w:rPr>
-          <w:rFonts w:hint="eastAsia" w:ascii="Times New Roman" w:hAnsi="Times New Roman" w:eastAsia="Times New Roman" w:cs="Times New Roman"/>
-        </w:rPr>
-        <w:t>“</w:t>
-      </w:r>
-      <w:r>
-        <w:rPr>
-          <w:rFonts w:hint="eastAsia" w:ascii="Times New Roman" w:hAnsi="Times New Roman" w:eastAsia="FangSong" w:cs="Times New Roman"/>
-        </w:rPr>
-        <w:t>裸阴离子效应</w:t>
-      </w:r>
-      <w:r>
-        <w:rPr>
-          <w:rFonts w:hint="eastAsia" w:ascii="Times New Roman" w:hAnsi="Times New Roman" w:eastAsia="Times New Roman" w:cs="Times New Roman"/>
-        </w:rPr>
-        <w:t>”（Naked</w:t>
-      </w:r>
-      <w:r>
-        <w:rPr>
-          <w:rFonts w:ascii="Times New Roman" w:hAnsi="Times New Roman" w:eastAsia="Times New Roman" w:cs="Times New Roman"/>
-        </w:rPr>
-        <w:t xml:space="preserve"> Anion </w:t>
-      </w:r>
-      <w:r>
-        <w:rPr>
-          <w:rFonts w:hint="eastAsia" w:ascii="Times New Roman" w:hAnsi="Times New Roman" w:eastAsia="Times New Roman" w:cs="Times New Roman"/>
-        </w:rPr>
-        <w:t>Effect）！</w:t>
-      </w:r>
-      <w:r>
-        <w:rPr>
-          <w:rFonts w:hint="eastAsia" w:ascii="Times New Roman" w:hAnsi="Times New Roman" w:eastAsia="FangSong" w:cs="Times New Roman"/>
-        </w:rPr>
-        <w:t>冠醚将</w:t>
-      </w:r>
-      <w:r>
-        <w:rPr>
-          <w:rFonts w:ascii="Times New Roman" w:hAnsi="Times New Roman" w:eastAsia="Times New Roman" w:cs="Times New Roman"/>
-        </w:rPr>
-        <w:t xml:space="preserve"> </w:t>
-      </w:r>
-      <m:oMath>
-        <m:sSup>
-          <m:e>
-            <m:r>
-              <m:rPr>
-                <m:sty m:val="p"/>
-              </m:rPr>
-              <m:t>K</m:t>
-            </m:r>
-          </m:e>
-          <m:sup>
-            <m:r>
-              <m:rPr>
-                <m:sty m:val="p"/>
-              </m:rPr>
-              <m:t>+</m:t>
-            </m:r>
-          </m:sup>
-        </m:sSup>
-      </m:oMath>
-      <w:r>
-        <w:rPr>
-          <w:rFonts w:ascii="Times New Roman" w:hAnsi="Times New Roman" w:eastAsia="Times New Roman" w:cs="Times New Roman"/>
-        </w:rPr>
-        <w:t xml:space="preserve"> </w:t>
-      </w:r>
-      <w:r>
-        <w:rPr>
-          <w:rFonts w:hint="eastAsia" w:ascii="Times New Roman" w:hAnsi="Times New Roman" w:eastAsia="FangSong" w:cs="Times New Roman"/>
-        </w:rPr>
-        <w:t>包裹成为巨大的亲脂阳离子带入非极性相</w:t>
-      </w:r>
-      <w:r>
-        <w:rPr>
-          <w:rFonts w:hint="eastAsia" w:ascii="Times New Roman" w:hAnsi="Times New Roman" w:eastAsia="Times New Roman" w:cs="Times New Roman"/>
-        </w:rPr>
-        <w:t>，</w:t>
-      </w:r>
-      <w:r>
-        <w:rPr>
-          <w:rFonts w:hint="eastAsia" w:ascii="Times New Roman" w:hAnsi="Times New Roman" w:eastAsia="FangSong" w:cs="Times New Roman"/>
-        </w:rPr>
-        <w:t>苯分子是非极性非质子溶剂</w:t>
-      </w:r>
-      <w:r>
-        <w:rPr>
-          <w:rFonts w:hint="eastAsia" w:ascii="Times New Roman" w:hAnsi="Times New Roman" w:eastAsia="Times New Roman" w:cs="Times New Roman"/>
-        </w:rPr>
-        <w:t>，</w:t>
-      </w:r>
-      <w:r>
-        <w:rPr>
-          <w:rFonts w:hint="eastAsia" w:ascii="Times New Roman" w:hAnsi="Times New Roman" w:eastAsia="FangSong" w:cs="Times New Roman"/>
-        </w:rPr>
-        <w:t>根本无法对</w:t>
-      </w:r>
-      <w:r>
-        <w:rPr>
-          <w:rFonts w:ascii="Times New Roman" w:hAnsi="Times New Roman" w:eastAsia="Times New Roman" w:cs="Times New Roman"/>
-        </w:rPr>
-        <w:t xml:space="preserve"> </w:t>
-      </w:r>
-      <m:oMath>
-        <m:r>
-          <m:rPr>
-            <m:sty m:val="p"/>
-          </m:rPr>
-          <m:t>M</m:t>
-        </m:r>
-        <m:r>
-          <m:rPr>
-            <m:sty m:val="p"/>
-          </m:rPr>
-          <m:t>n</m:t>
-        </m:r>
-        <m:sSubSup>
-          <m:e>
-            <m:r>
-              <m:rPr>
-                <m:sty m:val="p"/>
-              </m:rPr>
-              <m:t>O</m:t>
-            </m:r>
-          </m:e>
-          <m:sub>
-            <m:r>
-              <m:rPr>
-                <m:sty m:val="p"/>
-              </m:rPr>
-              <m:t>4</m:t>
-            </m:r>
-          </m:sub>
-          <m:sup>
-            <m:r>
-              <m:rPr>
-                <m:sty m:val="p"/>
-              </m:rPr>
-              <m:t>−</m:t>
-            </m:r>
-          </m:sup>
-        </m:sSubSup>
-      </m:oMath>
-      <w:r>
-        <w:rPr>
-          <w:rFonts w:ascii="Times New Roman" w:hAnsi="Times New Roman" w:eastAsia="Times New Roman" w:cs="Times New Roman"/>
-        </w:rPr>
-        <w:t xml:space="preserve"> </w:t>
-      </w:r>
-      <w:r>
-        <w:rPr>
-          <w:rFonts w:hint="eastAsia" w:ascii="Times New Roman" w:hAnsi="Times New Roman" w:eastAsia="FangSong" w:cs="Times New Roman"/>
-        </w:rPr>
-        <w:t>提供任何氢键或极性偶极溶剂化外衣</w:t>
-      </w:r>
-      <w:r>
-        <w:rPr>
-          <w:rFonts w:hint="eastAsia" w:ascii="Times New Roman" w:hAnsi="Times New Roman" w:eastAsia="Times New Roman" w:cs="Times New Roman"/>
-        </w:rPr>
-        <w:t>，</w:t>
-      </w:r>
-      <w:r>
-        <w:rPr>
-          <w:rFonts w:hint="eastAsia" w:ascii="Times New Roman" w:hAnsi="Times New Roman" w:eastAsia="FangSong" w:cs="Times New Roman"/>
-        </w:rPr>
-        <w:t>失去溶剂化稳定屏障的阴离子其亲核与氧化势能急剧攀升</w:t>
-      </w:r>
-      <w:r>
-        <w:rPr>
-          <w:rFonts w:hint="eastAsia" w:ascii="Times New Roman" w:hAnsi="Times New Roman" w:eastAsia="Times New Roman" w:cs="Times New Roman"/>
-        </w:rPr>
-        <w:t>。</w:t>
-      </w:r>
-    </w:p>
-    <w:p>
-      <w:pPr>
-        <w:pStyle w:val="Compact"/>
-        <w:numPr>
-          <w:ilvl w:val="0"/>
-          <w:numId w:val="1001"/>
-        </w:numPr>
-        <w:ind w:firstLine="420"/>
-      </w:pPr>
-      <w:r>
-        <w:rPr>
-          <w:rFonts w:hint="eastAsia" w:ascii="Times New Roman" w:hAnsi="Times New Roman" w:eastAsia="FangSong" w:cs="Times New Roman"/>
-          <w:b/>
-          <w:bCs/>
-        </w:rPr>
-        <w:t xml:space="preserve">混淆机械互锁分子与常规超分子包合物的拓扑判据</w:t>
-      </w:r>
-      <w:r>
-        <w:rPr>
-          <w:rFonts w:hint="eastAsia" w:ascii="Times New Roman" w:hAnsi="Times New Roman" w:eastAsia="Times New Roman" w:cs="Times New Roman"/>
-        </w:rPr>
-        <w:t>：</w:t>
-      </w:r>
-      <w:r>
-        <w:rPr>
-          <w:rFonts w:hint="eastAsia" w:ascii="Times New Roman" w:hAnsi="Times New Roman" w:eastAsia="FangSong" w:cs="Times New Roman"/>
-        </w:rPr>
-        <w:t>认为类轮烷</w:t>
-      </w:r>
-      <w:r>
-        <w:rPr>
-          <w:rFonts w:hint="eastAsia" w:ascii="Times New Roman" w:hAnsi="Times New Roman" w:eastAsia="Times New Roman" w:cs="Times New Roman"/>
-        </w:rPr>
-        <w:t>（Pseudorotaxane）</w:t>
-      </w:r>
-      <w:r>
-        <w:rPr>
-          <w:rFonts w:hint="eastAsia" w:ascii="Times New Roman" w:hAnsi="Times New Roman" w:eastAsia="FangSong" w:cs="Times New Roman"/>
-        </w:rPr>
-        <w:t>也是机械互锁分子</w:t>
-      </w:r>
-      <w:r>
-        <w:rPr>
-          <w:rFonts w:hint="eastAsia" w:ascii="Times New Roman" w:hAnsi="Times New Roman" w:eastAsia="Times New Roman" w:cs="Times New Roman"/>
-        </w:rPr>
-        <w:t>。</w:t>
-      </w:r>
-      <w:r>
-        <w:rPr>
-          <w:rFonts w:hint="eastAsia" w:ascii="Times New Roman" w:hAnsi="Times New Roman" w:eastAsia="FangSong" w:cs="Times New Roman"/>
-        </w:rPr>
-        <w:t>实战防线</w:t>
-      </w:r>
-      <w:r>
-        <w:rPr>
-          <w:rFonts w:hint="eastAsia" w:ascii="Times New Roman" w:hAnsi="Times New Roman" w:eastAsia="Times New Roman" w:cs="Times New Roman"/>
-        </w:rPr>
-        <w:t>：</w:t>
-      </w:r>
-      <w:r>
-        <w:rPr>
-          <w:rFonts w:hint="eastAsia" w:ascii="Times New Roman" w:hAnsi="Times New Roman" w:eastAsia="FangSong" w:cs="Times New Roman"/>
-        </w:rPr>
-        <w:t>类轮烷两端没有任何空间阻挡基团</w:t>
-      </w:r>
-      <w:r>
-        <w:rPr>
-          <w:rFonts w:hint="eastAsia" w:ascii="Times New Roman" w:hAnsi="Times New Roman" w:eastAsia="Times New Roman" w:cs="Times New Roman"/>
-        </w:rPr>
-        <w:t>，</w:t>
-      </w:r>
-      <w:r>
-        <w:rPr>
-          <w:rFonts w:hint="eastAsia" w:ascii="Times New Roman" w:hAnsi="Times New Roman" w:eastAsia="FangSong" w:cs="Times New Roman"/>
-        </w:rPr>
-        <w:t>大环可以在微秒时间尺度内自由滑脱</w:t>
-      </w:r>
-      <w:r>
-        <w:rPr>
-          <w:rFonts w:hint="eastAsia" w:ascii="Times New Roman" w:hAnsi="Times New Roman" w:eastAsia="Times New Roman" w:cs="Times New Roman"/>
-        </w:rPr>
-        <w:t>，</w:t>
-      </w:r>
-      <w:r>
-        <w:rPr>
-          <w:rFonts w:hint="eastAsia" w:ascii="Times New Roman" w:hAnsi="Times New Roman" w:eastAsia="FangSong" w:cs="Times New Roman"/>
-        </w:rPr>
-        <w:t>其热力学平衡受结合常数</w:t>
-      </w:r>
-      <w:r>
-        <w:rPr>
-          <w:rFonts w:ascii="Times New Roman" w:hAnsi="Times New Roman" w:eastAsia="Times New Roman" w:cs="Times New Roman"/>
-        </w:rPr>
-        <w:t xml:space="preserve"> </w:t>
-      </w:r>
-      <m:oMath>
-        <m:sSub>
-          <m:e>
-            <m:r>
-              <m:t>K</m:t>
-            </m:r>
-          </m:e>
-          <m:sub>
-            <m:r>
-              <m:t>a</m:t>
-            </m:r>
-          </m:sub>
-        </m:sSub>
-      </m:oMath>
-      <w:r>
-        <w:rPr>
-          <w:rFonts w:ascii="Times New Roman" w:hAnsi="Times New Roman" w:eastAsia="Times New Roman" w:cs="Times New Roman"/>
-        </w:rPr>
-        <w:t xml:space="preserve"> </w:t>
-      </w:r>
-      <w:r>
-        <w:rPr>
-          <w:rFonts w:hint="eastAsia" w:ascii="Times New Roman" w:hAnsi="Times New Roman" w:eastAsia="FangSong" w:cs="Times New Roman"/>
-        </w:rPr>
-        <w:t>严格制约</w:t>
-      </w:r>
-      <w:r>
-        <w:rPr>
-          <w:rFonts w:hint="eastAsia" w:ascii="Times New Roman" w:hAnsi="Times New Roman" w:eastAsia="Times New Roman" w:cs="Times New Roman"/>
-        </w:rPr>
-        <w:t>，</w:t>
-      </w:r>
-      <w:r>
-        <w:rPr>
-          <w:rFonts w:hint="eastAsia" w:ascii="Times New Roman" w:hAnsi="Times New Roman" w:eastAsia="FangSong" w:cs="Times New Roman"/>
-        </w:rPr>
-        <w:t>在热力学解离极限下可完全拆开为单体</w:t>
-      </w:r>
-      <w:r>
-        <w:rPr>
-          <w:rFonts w:hint="eastAsia" w:ascii="Times New Roman" w:hAnsi="Times New Roman" w:eastAsia="Times New Roman" w:cs="Times New Roman"/>
-        </w:rPr>
-        <w:t>，</w:t>
-      </w:r>
-      <w:r>
-        <w:rPr>
-          <w:rFonts w:hint="eastAsia" w:ascii="Times New Roman" w:hAnsi="Times New Roman" w:eastAsia="FangSong" w:cs="Times New Roman"/>
-        </w:rPr>
-        <w:t>不存在机械键</w:t>
-      </w:r>
-      <w:r>
-        <w:rPr>
-          <w:rFonts w:hint="eastAsia" w:ascii="Times New Roman" w:hAnsi="Times New Roman" w:eastAsia="Times New Roman" w:cs="Times New Roman"/>
-        </w:rPr>
-        <w:t>；</w:t>
-      </w:r>
-      <w:r>
-        <w:rPr>
-          <w:rFonts w:hint="eastAsia" w:ascii="Times New Roman" w:hAnsi="Times New Roman" w:eastAsia="FangSong" w:cs="Times New Roman"/>
-        </w:rPr>
-        <w:t>只有在两端安装有效直径大于大环孔径的共价阻挡基</w:t>
-      </w:r>
-      <w:r>
-        <w:rPr>
-          <w:rFonts w:hint="eastAsia" w:ascii="Times New Roman" w:hAnsi="Times New Roman" w:eastAsia="Times New Roman" w:cs="Times New Roman"/>
-        </w:rPr>
-        <w:t>（</w:t>
-      </w:r>
-      <w:r>
-        <w:rPr>
-          <w:rFonts w:hint="eastAsia" w:ascii="Times New Roman" w:hAnsi="Times New Roman" w:eastAsia="FangSong" w:cs="Times New Roman"/>
-        </w:rPr>
-        <w:t>或环合为闭合索烃</w:t>
-      </w:r>
-      <w:r>
-        <w:rPr>
-          <w:rFonts w:hint="eastAsia" w:ascii="Times New Roman" w:hAnsi="Times New Roman" w:eastAsia="Times New Roman" w:cs="Times New Roman"/>
-        </w:rPr>
-        <w:t>）</w:t>
-      </w:r>
-      <w:r>
-        <w:rPr>
-          <w:rFonts w:hint="eastAsia" w:ascii="Times New Roman" w:hAnsi="Times New Roman" w:eastAsia="FangSong" w:cs="Times New Roman"/>
-        </w:rPr>
-        <w:t>后</w:t>
-      </w:r>
-      <w:r>
-        <w:rPr>
-          <w:rFonts w:hint="eastAsia" w:ascii="Times New Roman" w:hAnsi="Times New Roman" w:eastAsia="Times New Roman" w:cs="Times New Roman"/>
-        </w:rPr>
-        <w:t>，</w:t>
-      </w:r>
-      <w:r>
-        <w:rPr>
-          <w:rFonts w:hint="eastAsia" w:ascii="Times New Roman" w:hAnsi="Times New Roman" w:eastAsia="FangSong" w:cs="Times New Roman"/>
-        </w:rPr>
-        <w:t>组分被永久拓扑束缚</w:t>
-      </w:r>
-      <w:r>
-        <w:rPr>
-          <w:rFonts w:hint="eastAsia" w:ascii="Times New Roman" w:hAnsi="Times New Roman" w:eastAsia="Times New Roman" w:cs="Times New Roman"/>
-        </w:rPr>
-        <w:t>，</w:t>
-      </w:r>
-      <w:r>
-        <w:rPr>
-          <w:rFonts w:hint="eastAsia" w:ascii="Times New Roman" w:hAnsi="Times New Roman" w:eastAsia="FangSong" w:cs="Times New Roman"/>
-        </w:rPr>
-        <w:t>才成为真正的机械互锁分子</w:t>
-      </w:r>
-      <w:r>
-        <w:rPr>
-          <w:rFonts w:hint="eastAsia" w:ascii="Times New Roman" w:hAnsi="Times New Roman" w:eastAsia="Times New Roman" w:cs="Times New Roman"/>
-        </w:rPr>
-        <w:t>。</w:t>
-      </w:r>
-    </w:p>
-    <w:p>
-      <w:pPr>
-        <w:pStyle w:val="Compact"/>
-        <w:numPr>
-          <w:ilvl w:val="0"/>
-          <w:numId w:val="1001"/>
-        </w:numPr>
-        <w:ind w:firstLine="420"/>
-      </w:pPr>
-      <w:r>
-        <w:rPr>
-          <w:rFonts w:hint="eastAsia" w:ascii="Times New Roman" w:hAnsi="Times New Roman" w:eastAsia="FangSong" w:cs="Times New Roman"/>
-          <w:b/>
-          <w:bCs/>
-        </w:rPr>
-        <w:t xml:space="preserve">混淆分子机器在退化态与双稳态下的运作属性</w:t>
-      </w:r>
-      <w:r>
-        <w:rPr>
-          <w:rFonts w:hint="eastAsia" w:ascii="Times New Roman" w:hAnsi="Times New Roman" w:eastAsia="Times New Roman" w:cs="Times New Roman"/>
-        </w:rPr>
-        <w:t>：</w:t>
-      </w:r>
-      <w:r>
-        <w:rPr>
-          <w:rFonts w:hint="eastAsia" w:ascii="Times New Roman" w:hAnsi="Times New Roman" w:eastAsia="FangSong" w:cs="Times New Roman"/>
-        </w:rPr>
-        <w:t>误以为分子梭只要存在就能对外输出宏观机械功</w:t>
-      </w:r>
-      <w:r>
-        <w:rPr>
-          <w:rFonts w:hint="eastAsia" w:ascii="Times New Roman" w:hAnsi="Times New Roman" w:eastAsia="Times New Roman" w:cs="Times New Roman"/>
-        </w:rPr>
-        <w:t>。</w:t>
-      </w:r>
-      <w:r>
-        <w:rPr>
-          <w:rFonts w:hint="eastAsia" w:ascii="Times New Roman" w:hAnsi="Times New Roman" w:eastAsia="FangSong" w:cs="Times New Roman"/>
-        </w:rPr>
-        <w:t>实战防线</w:t>
-      </w:r>
-      <w:r>
-        <w:rPr>
-          <w:rFonts w:hint="eastAsia" w:ascii="Times New Roman" w:hAnsi="Times New Roman" w:eastAsia="Times New Roman" w:cs="Times New Roman"/>
-        </w:rPr>
-        <w:t>：</w:t>
-      </w:r>
-      <w:r>
-        <w:rPr>
-          <w:rFonts w:hint="eastAsia" w:ascii="Times New Roman" w:hAnsi="Times New Roman" w:eastAsia="FangSong" w:cs="Times New Roman"/>
-        </w:rPr>
-        <w:t>退化分子梭的两个站台能量完全简并</w:t>
-      </w:r>
-      <w:r>
-        <w:rPr>
-          <w:rFonts w:hint="eastAsia" w:ascii="Times New Roman" w:hAnsi="Times New Roman" w:eastAsia="Times New Roman" w:cs="Times New Roman"/>
-        </w:rPr>
-        <w:t>，</w:t>
-      </w:r>
-      <w:r>
-        <w:rPr>
-          <w:rFonts w:hint="eastAsia" w:ascii="Times New Roman" w:hAnsi="Times New Roman" w:eastAsia="FangSong" w:cs="Times New Roman"/>
-        </w:rPr>
-        <w:t>其大环在两站台间的往复穿梭是完全随机的无方向性布朗热运动</w:t>
-      </w:r>
-      <w:r>
-        <w:rPr>
-          <w:rFonts w:hint="eastAsia" w:ascii="Times New Roman" w:hAnsi="Times New Roman" w:eastAsia="Times New Roman" w:cs="Times New Roman"/>
-        </w:rPr>
-        <w:t>，</w:t>
-      </w:r>
-      <w:r>
-        <w:rPr>
-          <w:rFonts w:hint="eastAsia" w:ascii="Times New Roman" w:hAnsi="Times New Roman" w:eastAsia="FangSong" w:cs="Times New Roman"/>
-        </w:rPr>
-        <w:t>平均做功为零</w:t>
-      </w:r>
-      <w:r>
-        <w:rPr>
-          <w:rFonts w:hint="eastAsia" w:ascii="Times New Roman" w:hAnsi="Times New Roman" w:eastAsia="Times New Roman" w:cs="Times New Roman"/>
-        </w:rPr>
-        <w:t>；</w:t>
-      </w:r>
-      <w:r>
-        <w:rPr>
-          <w:rFonts w:hint="eastAsia" w:ascii="Times New Roman" w:hAnsi="Times New Roman" w:eastAsia="FangSong" w:cs="Times New Roman"/>
-        </w:rPr>
-        <w:t>只有通过非对称站台破除简并构建双稳态</w:t>
-      </w:r>
-      <w:r>
-        <w:rPr>
-          <w:rFonts w:hint="eastAsia" w:ascii="Times New Roman" w:hAnsi="Times New Roman" w:eastAsia="Times New Roman" w:cs="Times New Roman"/>
-        </w:rPr>
-        <w:t>，</w:t>
-      </w:r>
-      <w:r>
-        <w:rPr>
-          <w:rFonts w:hint="eastAsia" w:ascii="Times New Roman" w:hAnsi="Times New Roman" w:eastAsia="FangSong" w:cs="Times New Roman"/>
-        </w:rPr>
-        <w:t>并引入单向不可逆能量输入冲程</w:t>
-      </w:r>
-      <w:r>
-        <w:rPr>
-          <w:rFonts w:hint="eastAsia" w:ascii="Times New Roman" w:hAnsi="Times New Roman" w:eastAsia="Times New Roman" w:cs="Times New Roman"/>
-        </w:rPr>
-        <w:t>（</w:t>
-      </w:r>
-      <w:r>
-        <w:rPr>
-          <w:rFonts w:hint="eastAsia" w:ascii="Times New Roman" w:hAnsi="Times New Roman" w:eastAsia="FangSong" w:cs="Times New Roman"/>
-        </w:rPr>
-        <w:t>光化学异构</w:t>
-      </w:r>
-      <w:r>
-        <w:rPr>
-          <w:rFonts w:hint="eastAsia" w:ascii="Times New Roman" w:hAnsi="Times New Roman" w:eastAsia="Times New Roman" w:cs="Times New Roman"/>
-        </w:rPr>
-        <w:t>、</w:t>
-      </w:r>
-      <w:r>
-        <w:rPr>
-          <w:rFonts w:hint="eastAsia" w:ascii="Times New Roman" w:hAnsi="Times New Roman" w:eastAsia="FangSong" w:cs="Times New Roman"/>
-        </w:rPr>
-        <w:t>电化学氧化还原</w:t>
-      </w:r>
-      <w:r>
-        <w:rPr>
-          <w:rFonts w:hint="eastAsia" w:ascii="Times New Roman" w:hAnsi="Times New Roman" w:eastAsia="Times New Roman" w:cs="Times New Roman"/>
-        </w:rPr>
-        <w:t>、</w:t>
-      </w:r>
-      <w:r>
-        <w:rPr>
-          <w:rFonts w:hint="eastAsia" w:ascii="Times New Roman" w:hAnsi="Times New Roman" w:eastAsia="FangSong" w:cs="Times New Roman"/>
-        </w:rPr>
-        <w:t>化学燃料消耗</w:t>
-      </w:r>
-      <w:r>
-        <w:rPr>
-          <w:rFonts w:hint="eastAsia" w:ascii="Times New Roman" w:hAnsi="Times New Roman" w:eastAsia="Times New Roman" w:cs="Times New Roman"/>
-        </w:rPr>
-        <w:t>），</w:t>
-      </w:r>
-      <w:r>
-        <w:rPr>
-          <w:rFonts w:hint="eastAsia" w:ascii="Times New Roman" w:hAnsi="Times New Roman" w:eastAsia="FangSong" w:cs="Times New Roman"/>
-        </w:rPr>
-        <w:t>才能打破微观可逆性</w:t>
-      </w:r>
-      <w:r>
-        <w:rPr>
-          <w:rFonts w:hint="eastAsia" w:ascii="Times New Roman" w:hAnsi="Times New Roman" w:eastAsia="Times New Roman" w:cs="Times New Roman"/>
-        </w:rPr>
-        <w:t>，</w:t>
-      </w:r>
-      <w:r>
-        <w:rPr>
-          <w:rFonts w:hint="eastAsia" w:ascii="Times New Roman" w:hAnsi="Times New Roman" w:eastAsia="FangSong" w:cs="Times New Roman"/>
-        </w:rPr>
-        <w:t>构筑单向做功的分子马达或分子泵</w:t>
-      </w:r>
-      <w:r>
-        <w:rPr>
-          <w:rFonts w:hint="eastAsia" w:ascii="Times New Roman" w:hAnsi="Times New Roman" w:eastAsia="Times New Roman" w:cs="Times New Roman"/>
-        </w:rPr>
-        <w:t>。</w:t>
-      </w:r>
-    </w:p>
-    <w:p>
-      <w:pPr>
-        <w:pStyle w:val="Compact"/>
-        <w:numPr>
-          <w:ilvl w:val="0"/>
-          <w:numId w:val="1001"/>
-        </w:numPr>
-        <w:ind w:firstLine="420"/>
-      </w:pPr>
-      <w:r>
-        <w:rPr>
-          <w:rFonts w:hint="eastAsia" w:ascii="Times New Roman" w:hAnsi="Times New Roman" w:eastAsia="FangSong" w:cs="Times New Roman"/>
-          <w:b/>
-          <w:bCs/>
-        </w:rPr>
-        <w:t>网状化学</w:t>
-      </w:r>
-      <w:r>
-        <w:rPr>
-          <w:rFonts w:hint="eastAsia" w:ascii="Times New Roman" w:hAnsi="Times New Roman" w:eastAsia="Times New Roman" w:cs="Times New Roman"/>
-          <w:b/>
-          <w:bCs/>
-        </w:rPr>
-        <w:t>（MOF/COF）</w:t>
-      </w:r>
-      <w:r>
-        <w:rPr>
-          <w:rFonts w:hint="eastAsia" w:ascii="Times New Roman" w:hAnsi="Times New Roman" w:eastAsia="FangSong" w:cs="Times New Roman"/>
-          <w:b/>
-          <w:bCs/>
-        </w:rPr>
-        <w:t>晶体孔径与气体分子动力学直径的机械对比</w:t>
-      </w:r>
-      <w:r>
-        <w:rPr>
-          <w:rFonts w:hint="eastAsia" w:ascii="Times New Roman" w:hAnsi="Times New Roman" w:eastAsia="Times New Roman" w:cs="Times New Roman"/>
-        </w:rPr>
-        <w:t>：</w:t>
-      </w:r>
-      <w:r>
-        <w:rPr>
-          <w:rFonts w:hint="eastAsia" w:ascii="Times New Roman" w:hAnsi="Times New Roman" w:eastAsia="FangSong" w:cs="Times New Roman"/>
-        </w:rPr>
-        <w:t>直接把单晶</w:t>
-      </w:r>
-      <w:r>
-        <w:rPr>
-          <w:rFonts w:ascii="Times New Roman" w:hAnsi="Times New Roman" w:eastAsia="Times New Roman" w:cs="Times New Roman"/>
-        </w:rPr>
-        <w:t xml:space="preserve"> X </w:t>
-      </w:r>
-      <w:r>
-        <w:rPr>
-          <w:rFonts w:hint="eastAsia" w:ascii="Times New Roman" w:hAnsi="Times New Roman" w:eastAsia="FangSong" w:cs="Times New Roman"/>
-        </w:rPr>
-        <w:t>射线衍射测定的刚性晶体骨架孔径</w:t>
-      </w:r>
-      <w:r>
-        <w:rPr>
-          <w:rFonts w:hint="eastAsia" w:ascii="Times New Roman" w:hAnsi="Times New Roman" w:eastAsia="Times New Roman" w:cs="Times New Roman"/>
-        </w:rPr>
-        <w:t>，</w:t>
-      </w:r>
-      <w:r>
-        <w:rPr>
-          <w:rFonts w:hint="eastAsia" w:ascii="Times New Roman" w:hAnsi="Times New Roman" w:eastAsia="FangSong" w:cs="Times New Roman"/>
-        </w:rPr>
-        <w:t>简单粗暴地当作气体分子能否通行的绝对硬切断尺寸</w:t>
-      </w:r>
-      <w:r>
-        <w:rPr>
-          <w:rFonts w:hint="eastAsia" w:ascii="Times New Roman" w:hAnsi="Times New Roman" w:eastAsia="Times New Roman" w:cs="Times New Roman"/>
-        </w:rPr>
-        <w:t>。</w:t>
-      </w:r>
-      <w:r>
-        <w:rPr>
-          <w:rFonts w:hint="eastAsia" w:ascii="Times New Roman" w:hAnsi="Times New Roman" w:eastAsia="FangSong" w:cs="Times New Roman"/>
-        </w:rPr>
-        <w:t>实战防线</w:t>
-      </w:r>
-      <w:r>
-        <w:rPr>
-          <w:rFonts w:hint="eastAsia" w:ascii="Times New Roman" w:hAnsi="Times New Roman" w:eastAsia="Times New Roman" w:cs="Times New Roman"/>
-        </w:rPr>
-        <w:t>：MOF</w:t>
-      </w:r>
-      <w:r>
-        <w:rPr>
-          <w:rFonts w:ascii="Times New Roman" w:hAnsi="Times New Roman" w:eastAsia="Times New Roman" w:cs="Times New Roman"/>
-        </w:rPr>
-        <w:t xml:space="preserve"> </w:t>
-      </w:r>
-      <w:r>
-        <w:rPr>
-          <w:rFonts w:hint="eastAsia" w:ascii="Times New Roman" w:hAnsi="Times New Roman" w:eastAsia="FangSong" w:cs="Times New Roman"/>
-        </w:rPr>
-        <w:t xml:space="preserve">和</w:t>
-      </w:r>
-      <w:r>
-        <w:rPr>
-          <w:rFonts w:ascii="Times New Roman" w:hAnsi="Times New Roman" w:eastAsia="Times New Roman" w:cs="Times New Roman"/>
-        </w:rPr>
-        <w:t xml:space="preserve"> ZIF </w:t>
-      </w:r>
-      <w:r>
-        <w:rPr>
-          <w:rFonts w:hint="eastAsia" w:ascii="Times New Roman" w:hAnsi="Times New Roman" w:eastAsia="FangSong" w:cs="Times New Roman"/>
-        </w:rPr>
-        <w:t>骨架在常温常压下具有明显的晶格晶胞</w:t>
-      </w:r>
-      <w:r>
-        <w:rPr>
-          <w:rFonts w:hint="eastAsia" w:ascii="Times New Roman" w:hAnsi="Times New Roman" w:eastAsia="Times New Roman" w:cs="Times New Roman"/>
-        </w:rPr>
-        <w:t>“</w:t>
-      </w:r>
-      <w:r>
-        <w:rPr>
-          <w:rFonts w:hint="eastAsia" w:ascii="Times New Roman" w:hAnsi="Times New Roman" w:eastAsia="FangSong" w:cs="Times New Roman"/>
-        </w:rPr>
-        <w:t>呼吸效应</w:t>
-      </w:r>
-      <w:r>
-        <w:rPr>
-          <w:rFonts w:hint="eastAsia" w:ascii="Times New Roman" w:hAnsi="Times New Roman" w:eastAsia="Times New Roman" w:cs="Times New Roman"/>
-        </w:rPr>
-        <w:t>”（Breathing</w:t>
-      </w:r>
-      <w:r>
-        <w:rPr>
-          <w:rFonts w:ascii="Times New Roman" w:hAnsi="Times New Roman" w:eastAsia="Times New Roman" w:cs="Times New Roman"/>
-        </w:rPr>
-        <w:t xml:space="preserve"> </w:t>
-      </w:r>
-      <w:r>
-        <w:rPr>
-          <w:rFonts w:hint="eastAsia" w:ascii="Times New Roman" w:hAnsi="Times New Roman" w:eastAsia="Times New Roman" w:cs="Times New Roman"/>
-        </w:rPr>
-        <w:t>Effect）</w:t>
-      </w:r>
-      <w:r>
-        <w:rPr>
-          <w:rFonts w:hint="eastAsia" w:ascii="Times New Roman" w:hAnsi="Times New Roman" w:eastAsia="FangSong" w:cs="Times New Roman"/>
-        </w:rPr>
-        <w:t>或配体局部绕轴转动的</w:t>
-      </w:r>
-      <w:r>
-        <w:rPr>
-          <w:rFonts w:hint="eastAsia" w:ascii="Times New Roman" w:hAnsi="Times New Roman" w:eastAsia="Times New Roman" w:cs="Times New Roman"/>
-        </w:rPr>
-        <w:t>“</w:t>
-      </w:r>
-      <w:r>
-        <w:rPr>
-          <w:rFonts w:hint="eastAsia" w:ascii="Times New Roman" w:hAnsi="Times New Roman" w:eastAsia="FangSong" w:cs="Times New Roman"/>
-        </w:rPr>
-        <w:t>门控效应</w:t>
-      </w:r>
-      <w:r>
-        <w:rPr>
-          <w:rFonts w:hint="eastAsia" w:ascii="Times New Roman" w:hAnsi="Times New Roman" w:eastAsia="Times New Roman" w:cs="Times New Roman"/>
-        </w:rPr>
-        <w:t>”（Gate-Opening</w:t>
-      </w:r>
-      <w:r>
-        <w:rPr>
-          <w:rFonts w:ascii="Times New Roman" w:hAnsi="Times New Roman" w:eastAsia="Times New Roman" w:cs="Times New Roman"/>
-        </w:rPr>
-        <w:t xml:space="preserve"> </w:t>
-      </w:r>
-      <w:r>
-        <w:rPr>
-          <w:rFonts w:hint="eastAsia" w:ascii="Times New Roman" w:hAnsi="Times New Roman" w:eastAsia="Times New Roman" w:cs="Times New Roman"/>
-        </w:rPr>
-        <w:t>Effect）！</w:t>
-      </w:r>
-      <w:r>
-        <w:rPr>
-          <w:rFonts w:hint="eastAsia" w:ascii="Times New Roman" w:hAnsi="Times New Roman" w:eastAsia="FangSong" w:cs="Times New Roman"/>
-        </w:rPr>
-        <w:t>例如</w:t>
-      </w:r>
-      <w:r>
-        <w:rPr>
-          <w:rFonts w:ascii="Times New Roman" w:hAnsi="Times New Roman" w:eastAsia="Times New Roman" w:cs="Times New Roman"/>
-        </w:rPr>
-        <w:t xml:space="preserve"> ZIF-8 </w:t>
-      </w:r>
-      <w:r>
-        <w:rPr>
-          <w:rFonts w:hint="eastAsia" w:ascii="Times New Roman" w:hAnsi="Times New Roman" w:eastAsia="FangSong" w:cs="Times New Roman"/>
-        </w:rPr>
-        <w:t xml:space="preserve">静态孔道窗口仅为</w:t>
-      </w:r>
-      <w:r>
-        <w:rPr>
-          <w:rFonts w:ascii="Times New Roman" w:hAnsi="Times New Roman" w:eastAsia="Times New Roman" w:cs="Times New Roman"/>
-        </w:rPr>
-        <w:t xml:space="preserve"> </w:t>
-      </w:r>
-      <m:oMath>
-        <m:r>
-          <m:t>3.4</m:t>
-        </m:r>
-        <m:r>
-          <m:rPr>
-            <m:nor/>
-            <m:sty m:val="p"/>
-          </m:rPr>
-          <m:t> Å</m:t>
-        </m:r>
-      </m:oMath>
-      <w:r>
-        <w:rPr>
-          <w:rFonts w:hint="eastAsia" w:ascii="Times New Roman" w:hAnsi="Times New Roman" w:eastAsia="Times New Roman" w:cs="Times New Roman"/>
-        </w:rPr>
-        <w:t>，</w:t>
-      </w:r>
-      <w:r>
-        <w:rPr>
-          <w:rFonts w:hint="eastAsia" w:ascii="Times New Roman" w:hAnsi="Times New Roman" w:eastAsia="FangSong" w:cs="Times New Roman"/>
-        </w:rPr>
-        <w:t>但在动态门控旋转下能够让动力学直径为</w:t>
-      </w:r>
-      <w:r>
-        <w:rPr>
-          <w:rFonts w:ascii="Times New Roman" w:hAnsi="Times New Roman" w:eastAsia="Times New Roman" w:cs="Times New Roman"/>
-        </w:rPr>
-        <w:t xml:space="preserve"> </w:t>
-      </w:r>
-      <m:oMath>
-        <m:r>
-          <m:t>4.0</m:t>
-        </m:r>
-        <m:r>
-          <m:rPr>
-            <m:nor/>
-            <m:sty m:val="p"/>
-          </m:rPr>
-          <m:t> Å</m:t>
-        </m:r>
-      </m:oMath>
-      <w:r>
-        <w:rPr>
-          <w:rFonts w:ascii="Times New Roman" w:hAnsi="Times New Roman" w:eastAsia="Times New Roman" w:cs="Times New Roman"/>
-        </w:rPr>
-        <w:t xml:space="preserve"> </w:t>
-      </w:r>
-      <w:r>
-        <w:rPr>
-          <w:rFonts w:hint="eastAsia" w:ascii="Times New Roman" w:hAnsi="Times New Roman" w:eastAsia="FangSong" w:cs="Times New Roman"/>
-        </w:rPr>
-        <w:t>的丙烯分子顺利通过</w:t>
-      </w:r>
-      <w:r>
-        <w:rPr>
-          <w:rFonts w:hint="eastAsia" w:ascii="Times New Roman" w:hAnsi="Times New Roman" w:eastAsia="Times New Roman" w:cs="Times New Roman"/>
-        </w:rPr>
-        <w:t>，</w:t>
-      </w:r>
-      <w:r>
-        <w:rPr>
-          <w:rFonts w:hint="eastAsia" w:ascii="Times New Roman" w:hAnsi="Times New Roman" w:eastAsia="FangSong" w:cs="Times New Roman"/>
-        </w:rPr>
-        <w:t>必须结合动态柔性与活化能垒进行综合辨析</w:t>
-      </w:r>
-      <w:r>
-        <w:rPr>
-          <w:rFonts w:hint="eastAsia" w:ascii="Times New Roman" w:hAnsi="Times New Roman" w:eastAsia="Times New Roman" w:cs="Times New Roman"/>
-        </w:rPr>
-        <w:t>。</w:t>
-      </w:r>
-    </w:p>
-    <w:p>
-      <w:pPr>
-        <w:spacing w:before="160" w:after="80"/>
-      </w:pPr>
-      <w:r>
-        <w:pict>
-          <v:rect style="width:0;height:1.5pt" o:hralign="center" o:hrstd="t" o:hr="t"/>
-        </w:pict>
-      </w:r>
-    </w:p>
-    <w:bookmarkEnd w:id="93"/>
-    <w:bookmarkStart w:id="94" w:name="竞赛思考强化题与微观机理精解"/>
-    <w:p>
-      <w:pPr>
-        <w:pStyle w:val="Heading2"/>
-        <w:spacing w:before="280" w:after="120"/>
-      </w:pPr>
-      <w:r>
-        <w:rPr>
-          <w:rFonts w:ascii="Times New Roman" w:hAnsi="Times New Roman" w:eastAsia="Times New Roman" w:cs="Times New Roman"/>
-        </w:rPr>
-        <w:t xml:space="preserve">§10 </w:t>
-      </w:r>
-      <w:r>
-        <w:rPr>
-          <w:rFonts w:hint="eastAsia" w:ascii="Times New Roman" w:hAnsi="Times New Roman" w:eastAsia="SimHei" w:cs="Times New Roman"/>
-        </w:rPr>
-        <w:t xml:space="preserve">竞赛思考强化题与微观机理精解</w:t>
+        <w:t xml:space="preserve">课后习题</w:t>
       </w:r>
     </w:p>
     <w:p>
@@ -48771,9 +44731,9 @@
         <w:pStyle w:val="BodyText"/>
       </w:pPr>
     </w:p>
-    <w:bookmarkEnd w:id="94"/>
+    <w:bookmarkEnd w:id="92"/>
     <w:sectPr>
-      <w:footerReference w:type="default" r:id="rId9"/>
+      <w:footerReference w:type="default" r:id="rId10"/>
       <w:footnotePr>
         <w:numRestart w:val="eachSect"/>
       </w:footnotePr>
@@ -49009,6 +44969,36 @@
     <w:abstractNumId w:val="990"/>
   </w:num>
   <w:num w:numId="1001">
+    <w:abstractNumId w:val="99411"/>
+    <w:lvlOverride w:ilvl="0">
+      <w:startOverride w:val="1"/>
+    </w:lvlOverride>
+    <w:lvlOverride w:ilvl="1">
+      <w:startOverride w:val="1"/>
+    </w:lvlOverride>
+    <w:lvlOverride w:ilvl="2">
+      <w:startOverride w:val="1"/>
+    </w:lvlOverride>
+    <w:lvlOverride w:ilvl="3">
+      <w:startOverride w:val="1"/>
+    </w:lvlOverride>
+    <w:lvlOverride w:ilvl="4">
+      <w:startOverride w:val="1"/>
+    </w:lvlOverride>
+    <w:lvlOverride w:ilvl="5">
+      <w:startOverride w:val="1"/>
+    </w:lvlOverride>
+    <w:lvlOverride w:ilvl="6">
+      <w:startOverride w:val="1"/>
+    </w:lvlOverride>
+    <w:lvlOverride w:ilvl="7">
+      <w:startOverride w:val="1"/>
+    </w:lvlOverride>
+    <w:lvlOverride w:ilvl="8">
+      <w:startOverride w:val="1"/>
+    </w:lvlOverride>
+  </w:num>
+  <w:num w:numId="1002">
     <w:abstractNumId w:val="99411"/>
     <w:lvlOverride w:ilvl="0">
       <w:startOverride w:val="1"/>

--- a/06-学生侧材料/讲义/学生专用版/2-结构化学/超分子化学-超级充实版（学生专用版）.docx
+++ b/06-学生侧材料/讲义/学生专用版/2-结构化学/超分子化学-超级充实版（学生专用版）.docx
@@ -2736,7 +2736,7 @@
               <w:rPr>
                 <w:rFonts w:hint="eastAsia" w:ascii="Times New Roman" w:hAnsi="Times New Roman" w:eastAsia="FangSong" w:cs="Times New Roman"/>
               </w:rPr>
-              <w:t>水相主客体结合最强总动力</w:t>
+              <w:t>水相主客体结合的主要驱动力</w:t>
             </w:r>
             <w:r>
               <w:rPr>
@@ -2776,7 +2776,7 @@
         <w:rPr>
           <w:rFonts w:hint="eastAsia" w:ascii="Times New Roman" w:hAnsi="Times New Roman" w:eastAsia="FangSong" w:cs="Times New Roman"/>
         </w:rPr>
-        <w:t>氢键是合成超分子化学家最强大的设计工具</w:t>
+        <w:t>氢键是合成超分子化学家最重要的设计工具</w:t>
       </w:r>
       <w:r>
         <w:rPr>
@@ -3801,7 +3801,7 @@
         <w:rPr>
           <w:rFonts w:hint="eastAsia" w:ascii="Times New Roman" w:hAnsi="Times New Roman" w:eastAsia="FangSong" w:cs="Times New Roman"/>
         </w:rPr>
-        <w:t>构成了超分子分子识别中极其严苛的高保真度筛选机制</w:t>
+        <w:t>构成了超分子分子识别中严苛的高保真度筛选机制</w:t>
       </w:r>
       <w:r>
         <w:rPr>
@@ -6851,7 +6851,7 @@
         <w:rPr>
           <w:rFonts w:hint="eastAsia" w:ascii="Times New Roman" w:hAnsi="Times New Roman" w:eastAsia="FangSong" w:cs="Times New Roman"/>
         </w:rPr>
-        <w:t>瞬间暴增</w:t>
+        <w:t>瞬间显著增大</w:t>
       </w:r>
       <w:r>
         <w:rPr>
@@ -8084,7 +8084,7 @@
         <w:rPr>
           <w:rFonts w:hint="eastAsia" w:ascii="Times New Roman" w:hAnsi="Times New Roman" w:eastAsia="FangSong" w:cs="Times New Roman"/>
         </w:rPr>
-        <w:t>进一步将上述热力学规律抽象为超分子化学的普适黄金法则</w:t>
+        <w:t>进一步将上述热力学规律抽象为超分子化学的普适原则</w:t>
       </w:r>
       <w:r>
         <w:rPr>
@@ -8206,7 +8206,7 @@
         <w:rPr>
           <w:rFonts w:hint="eastAsia" w:ascii="Times New Roman" w:hAnsi="Times New Roman" w:eastAsia="FangSong" w:cs="Times New Roman"/>
         </w:rPr>
-        <w:t xml:space="preserve">预组织程度达到巅峰的主体是</w:t>
+        <w:t xml:space="preserve">预组织程度最高的主体是</w:t>
       </w:r>
       <w:r>
         <w:rPr>
@@ -8482,7 +8482,7 @@
         <w:rPr>
           <w:rFonts w:hint="eastAsia" w:ascii="Times New Roman" w:hAnsi="Times New Roman" w:eastAsia="FangSong" w:cs="Times New Roman"/>
         </w:rPr>
-        <w:t xml:space="preserve">的络合常数高达惊人的</w:t>
+        <w:t xml:space="preserve">的络合常数高达</w:t>
       </w:r>
       <w:r>
         <w:rPr>
@@ -13883,7 +13883,7 @@
         <w:rPr>
           <w:rFonts w:hint="eastAsia" w:ascii="Times New Roman" w:hAnsi="Times New Roman" w:eastAsia="FangSong" w:cs="Times New Roman"/>
         </w:rPr>
-        <w:t>而且在空腔内部经历着极其特殊的立体化学异构平衡</w:t>
+        <w:t>而且在空腔内部经历着特殊的立体化学异构平衡</w:t>
       </w:r>
       <w:r>
         <w:rPr>
@@ -14394,7 +14394,7 @@
         <w:rPr>
           <w:rFonts w:hint="eastAsia" w:ascii="Times New Roman" w:hAnsi="Times New Roman" w:eastAsia="FangSong" w:cs="Times New Roman"/>
         </w:rPr>
-        <w:t>这一极其稳固的三维绝缘包裹层甚至能够阻断电子从金属阳离子上的跃迁</w:t>
+        <w:t>这一稳固的三维绝缘包裹层甚至能够阻断电子从金属阳离子上的跃迁</w:t>
       </w:r>
       <w:r>
         <w:rPr>
@@ -15176,7 +15176,7 @@
         <w:rPr>
           <w:rFonts w:hint="eastAsia" w:ascii="Times New Roman" w:hAnsi="Times New Roman" w:eastAsia="FangSong" w:cs="Times New Roman"/>
         </w:rPr>
-        <w:t>这四种极限构象在结构化学竞赛中具有极其严密的对称性与波谱判定依据</w:t>
+        <w:t>这四种极限构象在结构化学竞赛中具有严密的对称性与波谱判定依据</w:t>
       </w:r>
       <w:r>
         <w:rPr>
@@ -16447,7 +16447,7 @@
         <w:rPr>
           <w:rFonts w:hint="eastAsia" w:ascii="Times New Roman" w:hAnsi="Times New Roman" w:eastAsia="FangSong" w:cs="Times New Roman"/>
         </w:rPr>
-        <w:t>这使得环糊精的外表面极其亲水</w:t>
+        <w:t>这使得环糊精的外表面亲水</w:t>
       </w:r>
       <w:r>
         <w:rPr>
@@ -18052,7 +18052,7 @@
         <w:rPr>
           <w:rFonts w:hint="eastAsia" w:ascii="Times New Roman" w:hAnsi="Times New Roman" w:eastAsia="FangSong" w:cs="Times New Roman"/>
         </w:rPr>
-        <w:t>且在轴分子的两端连接有空间位阻极其庞大的</w:t>
+        <w:t>且在轴分子的两端连接有空间位阻庞大的</w:t>
       </w:r>
       <w:r>
         <w:rPr>
@@ -18232,7 +18232,7 @@
         <w:rPr>
           <w:rFonts w:hint="eastAsia" w:ascii="Times New Roman" w:hAnsi="Times New Roman" w:eastAsia="FangSong" w:cs="Times New Roman"/>
         </w:rPr>
-        <w:t>合成机械互锁分子曾经是有机合成界公认的极度低效绝境</w:t>
+        <w:t>合成机械互锁分子曾经是有机合成界公认的低效绝境</w:t>
       </w:r>
       <w:r>
         <w:rPr>
@@ -18758,7 +18758,7 @@
         <w:rPr>
           <w:rFonts w:hint="eastAsia" w:ascii="Times New Roman" w:hAnsi="Times New Roman" w:eastAsia="FangSong" w:cs="Times New Roman"/>
         </w:rPr>
-        <w:t>封端基团的几何尺寸经过极其精细的设计</w:t>
+        <w:t>封端基团的几何尺寸经过精细的设计</w:t>
       </w:r>
       <w:r>
         <w:rPr>
@@ -19403,7 +19403,7 @@
         <w:rPr>
           <w:rFonts w:hint="eastAsia" w:ascii="Times New Roman" w:hAnsi="Times New Roman" w:eastAsia="FangSong" w:cs="Times New Roman"/>
         </w:rPr>
-        <w:t>形成一个极其稳定的四配位配合物</w:t>
+        <w:t>形成一个稳定的四配位配合物</w:t>
       </w:r>
       <w:r>
         <w:rPr>
@@ -19499,7 +19499,7 @@
         <w:rPr>
           <w:rFonts w:hint="eastAsia" w:ascii="Times New Roman" w:hAnsi="Times New Roman" w:eastAsia="FangSong" w:cs="Times New Roman"/>
         </w:rPr>
-        <w:t>关环反应极其高效地以高达</w:t>
+        <w:t>关环反应高效地以高达</w:t>
       </w:r>
       <w:r>
         <w:rPr>
@@ -19528,7 +19528,7 @@
         <w:rPr>
           <w:rFonts w:hint="eastAsia" w:ascii="Times New Roman" w:hAnsi="Times New Roman" w:eastAsia="FangSong" w:cs="Times New Roman"/>
         </w:rPr>
-        <w:t xml:space="preserve">的惊人产率生成了双环互锁的铜索烃配合物</w:t>
+        <w:t xml:space="preserve">的显著产率生成了双环互锁的铜索烃配合物</w:t>
       </w:r>
       <w:r>
         <w:rPr>
@@ -19720,7 +19720,7 @@
         <w:rPr>
           <w:rFonts w:hint="eastAsia" w:ascii="Times New Roman" w:hAnsi="Times New Roman" w:eastAsia="FangSong" w:cs="Times New Roman"/>
         </w:rPr>
-        <w:t>生成极其稳定的配合物</w:t>
+        <w:t>生成稳定的配合物</w:t>
       </w:r>
       <w:r>
         <w:rPr>
@@ -20624,7 +20624,7 @@
         <w:rPr>
           <w:rFonts w:hint="eastAsia" w:ascii="Times New Roman" w:hAnsi="Times New Roman" w:eastAsia="FangSong" w:cs="Times New Roman"/>
         </w:rPr>
-        <w:t>即可以近乎定量的惊人产率制备出纯有机机械互锁轮烷与索烃</w:t>
+        <w:t>即可以近乎定量的显著产率制备出纯有机机械互锁轮烷与索烃</w:t>
       </w:r>
       <w:r>
         <w:rPr>
@@ -21553,7 +21553,7 @@
         <w:rPr>
           <w:rFonts w:hint="eastAsia" w:ascii="Times New Roman" w:hAnsi="Times New Roman" w:eastAsia="FangSong" w:cs="Times New Roman"/>
         </w:rPr>
-        <w:t>冠醚通过极其强大的</w:t>
+        <w:t>冠醚通过强大的</w:t>
       </w:r>
       <w:r>
         <w:rPr>
@@ -26303,7 +26303,7 @@
         <w:rPr>
           <w:rFonts w:hint="eastAsia" w:ascii="Times New Roman" w:hAnsi="Times New Roman" w:eastAsia="FangSong" w:cs="Times New Roman"/>
         </w:rPr>
-        <w:t>更展现了惊人的</w:t>
+        <w:t>更展现了显著的</w:t>
       </w:r>
       <w:r>
         <w:rPr>
@@ -26625,7 +26625,7 @@
         <w:rPr>
           <w:rFonts w:hint="eastAsia" w:ascii="Times New Roman" w:hAnsi="Times New Roman" w:eastAsia="FangSong" w:cs="Times New Roman"/>
         </w:rPr>
-        <w:t>周公度教授特别讨论了一类极为纯粹的三维全碳氮大二环分子笼体系</w:t>
+        <w:t>周公度教授特别讨论了一类纯粹的三维全碳氮大二环分子笼体系</w:t>
       </w:r>
       <w:r>
         <w:rPr>
@@ -26859,7 +26859,7 @@
         <w:rPr>
           <w:rFonts w:hint="eastAsia" w:ascii="Times New Roman" w:hAnsi="Times New Roman" w:eastAsia="FangSong" w:cs="Times New Roman"/>
         </w:rPr>
-        <w:t>质子被极其罕见地深度捕获包裹在大二环的中央空腔深处</w:t>
+        <w:t>质子被罕见地深度捕获包裹在大二环的中央空腔深处</w:t>
       </w:r>
       <w:r>
         <w:rPr>
@@ -27125,7 +27125,7 @@
         <w:rPr>
           <w:rFonts w:hint="eastAsia" w:ascii="Times New Roman" w:hAnsi="Times New Roman" w:eastAsia="FangSong" w:cs="Times New Roman"/>
         </w:rPr>
-        <w:t>使得该内包质子极其顽固</w:t>
+        <w:t>使得该内包质子顽固</w:t>
       </w:r>
       <w:r>
         <w:rPr>
@@ -28164,19 +28164,25 @@
         <w:rPr>
           <w:rFonts w:hint="eastAsia" w:ascii="Times New Roman" w:hAnsi="Times New Roman" w:eastAsia="FangSong" w:cs="Times New Roman"/>
         </w:rPr>
-        <w:t xml:space="preserve">历史上最经典的</w:t>
-      </w:r>
-      <w:r>
-        <w:rPr>
-          <w:rFonts w:ascii="Times New Roman" w:hAnsi="Times New Roman" w:eastAsia="Times New Roman" w:cs="Times New Roman"/>
-        </w:rPr>
-        <w:t xml:space="preserve"> MOF </w:t>
-      </w:r>
-      <w:r>
-        <w:rPr>
-          <w:rFonts w:hint="eastAsia" w:ascii="Times New Roman" w:hAnsi="Times New Roman" w:eastAsia="FangSong" w:cs="Times New Roman"/>
-        </w:rPr>
-        <w:t xml:space="preserve">奠基石是</w:t>
+        <w:t xml:space="preserve">历史上最具代表性的早期</w:t>
+      </w:r>
+      <w:r>
+        <w:rPr>
+          <w:rFonts w:ascii="Times New Roman" w:hAnsi="Times New Roman" w:eastAsia="Times New Roman" w:cs="Times New Roman"/>
+        </w:rPr>
+        <w:t xml:space="preserve"> </w:t>
+      </w:r>
+      <w:r>
+        <w:rPr>
+          <w:rFonts w:hint="eastAsia" w:ascii="Times New Roman" w:hAnsi="Times New Roman" w:eastAsia="Times New Roman" w:cs="Times New Roman"/>
+        </w:rPr>
+        <w:t>MOF</w:t>
+      </w:r>
+      <w:r>
+        <w:rPr>
+          <w:rFonts w:hint="eastAsia" w:ascii="Times New Roman" w:hAnsi="Times New Roman" w:eastAsia="FangSong" w:cs="Times New Roman"/>
+        </w:rPr>
+        <w:t>是</w:t>
       </w:r>
       <w:r>
         <w:rPr>
@@ -28954,7 +28960,7 @@
         <w:rPr>
           <w:rFonts w:hint="eastAsia" w:ascii="Times New Roman" w:hAnsi="Times New Roman" w:eastAsia="FangSong" w:cs="Times New Roman"/>
         </w:rPr>
-        <w:t xml:space="preserve">的惊人</w:t>
+        <w:t xml:space="preserve">的显著</w:t>
       </w:r>
       <w:r>
         <w:rPr>
@@ -29793,7 +29799,7 @@
         <w:rPr>
           <w:rFonts w:hint="eastAsia" w:ascii="Times New Roman" w:hAnsi="Times New Roman" w:eastAsia="FangSong" w:cs="Times New Roman"/>
         </w:rPr>
-        <w:t>极其完美地完全复刻了经典无机方钠石</w:t>
+        <w:t>完美地完全复刻了经典无机方钠石</w:t>
       </w:r>
       <w:r>
         <w:rPr>
@@ -29889,7 +29895,7 @@
         <w:rPr>
           <w:rFonts w:hint="eastAsia" w:ascii="Times New Roman" w:hAnsi="Times New Roman" w:eastAsia="FangSong" w:cs="Times New Roman"/>
         </w:rPr>
-        <w:t>其静态孔径仅为极其狭窄的</w:t>
+        <w:t>其静态孔径仅为狭窄的</w:t>
       </w:r>
       <w:r>
         <w:rPr>
@@ -31946,7 +31952,7 @@
         <w:rPr>
           <w:rFonts w:hint="eastAsia" w:ascii="Times New Roman" w:hAnsi="Times New Roman" w:eastAsia="FangSong" w:cs="Times New Roman"/>
         </w:rPr>
-        <w:t>个氢键共同编织成一个极其稳固的环状超分子结构</w:t>
+        <w:t>个氢键共同编织成一个稳固的环状超分子结构</w:t>
       </w:r>
       <w:r>
         <w:rPr>
@@ -32770,7 +32776,7 @@
         <w:rPr>
           <w:rFonts w:hint="eastAsia" w:ascii="Times New Roman" w:hAnsi="Times New Roman" w:eastAsia="FangSong" w:cs="Times New Roman"/>
         </w:rPr>
-        <w:t>热力学深阱</w:t>
+        <w:t>热力学阱</w:t>
       </w:r>
       <w:r>
         <w:rPr>

--- a/06-学生侧材料/讲义/学生专用版/2-结构化学/超分子化学-超级充实版（学生专用版）.docx
+++ b/06-学生侧材料/讲义/学生专用版/2-结构化学/超分子化学-超级充实版（学生专用版）.docx
@@ -6447,7 +6447,7 @@
         <w:rPr>
           <w:rFonts w:hint="eastAsia" w:ascii="Times New Roman" w:hAnsi="Times New Roman" w:eastAsia="FangSong" w:cs="Times New Roman"/>
         </w:rPr>
-        <w:t>将结合自由能的极小值推向更高的热力学深渊</w:t>
+        <w:t>使结合自由能达到更低的极小值</w:t>
       </w:r>
       <w:r>
         <w:rPr>
@@ -7643,7 +7643,7 @@
         <w:rPr>
           <w:rFonts w:hint="eastAsia" w:ascii="Times New Roman" w:hAnsi="Times New Roman" w:eastAsia="FangSong" w:cs="Times New Roman"/>
         </w:rPr>
-        <w:t>将这一思想推向三维极致</w:t>
+        <w:t>把这一思想推广到三维</w:t>
       </w:r>
       <w:r>
         <w:rPr>
@@ -18909,7 +18909,19 @@
         <w:rPr>
           <w:rFonts w:hint="eastAsia" w:ascii="Times New Roman" w:hAnsi="Times New Roman" w:eastAsia="FangSong" w:cs="Times New Roman"/>
         </w:rPr>
-        <w:t xml:space="preserve">将模板法推向巅峰并在</w:t>
+        <w:t>把模板法发展到最高水平</w:t>
+      </w:r>
+      <w:r>
+        <w:rPr>
+          <w:rFonts w:hint="eastAsia" w:ascii="Times New Roman" w:hAnsi="Times New Roman" w:eastAsia="Times New Roman" w:cs="Times New Roman"/>
+        </w:rPr>
+        <w:t>、</w:t>
+      </w:r>
+      <w:r>
+        <w:rPr>
+          <w:rFonts w:hint="eastAsia" w:ascii="Times New Roman" w:hAnsi="Times New Roman" w:eastAsia="FangSong" w:cs="Times New Roman"/>
+        </w:rPr>
+        <w:t>并在</w:t>
       </w:r>
       <w:r>
         <w:rPr>
@@ -18921,7 +18933,7 @@
         <w:rPr>
           <w:rFonts w:hint="eastAsia" w:ascii="Times New Roman" w:hAnsi="Times New Roman" w:eastAsia="FangSong" w:cs="Times New Roman"/>
         </w:rPr>
-        <w:t>年斩获诺贝尔化学奖的第一座里程碑</w:t>
+        <w:t>年获得诺贝尔化学奖的第一座里程碑</w:t>
       </w:r>
       <w:r>
         <w:rPr>

--- a/06-学生侧材料/讲义/学生专用版/2-结构化学/超分子化学-超级充实版（学生专用版）.docx
+++ b/06-学生侧材料/讲义/学生专用版/2-结构化学/超分子化学-超级充实版（学生专用版）.docx
@@ -24,6 +24,7 @@
     <w:p>
       <w:pPr>
         <w:pStyle w:val="FirstParagraph"/>
+        <w:spacing w:after="80"/>
         <w:ind w:firstLine="420"/>
       </w:pPr>
       <w:r>
@@ -237,97 +238,152 @@
         <w:t>。</w:t>
       </w:r>
     </w:p>
+    <w:tbl>
+      <w:tblPr>
+        <w:tblStyle w:val="Table"/>
+        <w:tblW w:type="pct" w:w="5000"/>
+        <w:tblLayout w:type="fixed"/>
+        <w:tblLook w:firstRow="1" w:lastRow="0" w:firstColumn="0" w:lastColumn="0" w:noHBand="0" w:noVBand="0" w:val="0020"/>
+        <w:jc w:val="center"/>
+        <w:tblBorders>
+          <w:top w:val="single" w:sz="12" w:space="0" w:color="333333"/>
+          <w:bottom w:val="single" w:sz="12" w:space="0" w:color="333333"/>
+          <w:left w:val="none"/>
+          <w:right w:val="none"/>
+          <w:insideH w:val="none"/>
+          <w:insideV w:val="none"/>
+        </w:tblBorders>
+      </w:tblPr>
+      <w:tblGrid>
+        <w:gridCol w:w="7920"/>
+      </w:tblGrid>
+      <w:tr>
+        <w:trPr>
+          <w:tblHeader w:val="on"/>
+        </w:trPr>
+        <w:tc>
+          <w:tcPr>
+            <w:tcBorders>
+              <w:bottom w:val="single" w:sz="6" w:space="0" w:color="333333"/>
+            </w:tcBorders>
+          </w:tcPr>
+          <w:p>
+            <w:pPr>
+              <w:pStyle w:val="Compact"/>
+              <w:jc w:val="center"/>
+            </w:pPr>
+            <w:r>
+              <w:rPr>
+                <w:rFonts w:hint="eastAsia" w:ascii="Times New Roman" w:hAnsi="Times New Roman" w:eastAsia="SimHei" w:cs="Times New Roman"/>
+                <w:b/>
+              </w:rPr>
+              <w:t xml:space="preserve">分子与超分子化学范畴对比</w:t>
+            </w:r>
+          </w:p>
+        </w:tc>
+      </w:tr>
+      <w:tr>
+        <w:tc>
+          <w:tcPr/>
+          <w:p>
+            <w:pPr>
+              <w:pStyle w:val="Compact"/>
+              <w:jc w:val="center"/>
+            </w:pPr>
+            <w:r>
+              <w:rPr>
+                <w:rFonts w:ascii="Times New Roman" w:hAnsi="Times New Roman" w:eastAsia="Times New Roman" w:cs="Times New Roman"/>
+              </w:rPr>
+              <w:drawing>
+                <wp:inline>
+                  <wp:extent cx="2667000" cy="2107259"/>
+                  <wp:effectExtent b="0" l="0" r="0" t="0"/>
+                  <wp:docPr descr="" title="" id="10" name="Picture"/>
+                  <a:graphic>
+                    <a:graphicData uri="http://schemas.openxmlformats.org/drawingml/2006/picture">
+                      <pic:pic>
+                        <pic:nvPicPr>
+                          <pic:cNvPr descr="c31e04aeede86199c12b51af157a16a46724b891bf22f64a22a647ca23b28233.jpg" id="11" name="Picture"/>
+                          <pic:cNvPicPr>
+                            <a:picLocks noChangeArrowheads="1" noChangeAspect="1"/>
+                          </pic:cNvPicPr>
+                        </pic:nvPicPr>
+                        <pic:blipFill>
+                          <a:blip r:embed="rId9"/>
+                          <a:stretch>
+                            <a:fillRect/>
+                          </a:stretch>
+                        </pic:blipFill>
+                        <pic:spPr bwMode="auto">
+                          <a:xfrm>
+                            <a:off x="0" y="0"/>
+                            <a:ext cx="2667000" cy="2107259"/>
+                          </a:xfrm>
+                          <a:prstGeom prst="rect">
+                            <a:avLst/>
+                          </a:prstGeom>
+                          <a:noFill/>
+                          <a:ln w="9525">
+                            <a:noFill/>
+                            <a:headEnd/>
+                            <a:tailEnd/>
+                          </a:ln>
+                        </pic:spPr>
+                      </pic:pic>
+                    </a:graphicData>
+                  </a:graphic>
+                </wp:inline>
+              </w:drawing>
+            </w:r>
+          </w:p>
+        </w:tc>
+      </w:tr>
+      <w:tr>
+        <w:tc>
+          <w:tcPr/>
+          <w:p>
+            <w:pPr>
+              <w:pStyle w:val="Compact"/>
+              <w:jc w:val="center"/>
+            </w:pPr>
+            <w:r>
+              <w:rPr>
+                <w:rFonts w:ascii="Times New Roman" w:hAnsi="Times New Roman" w:eastAsia="Times New Roman" w:cs="Times New Roman"/>
+              </w:rPr>
+              <w:t xml:space="preserve">&gt; </w:t>
+            </w:r>
+            <w:r>
+              <w:rPr>
+                <w:rFonts w:hint="eastAsia" w:ascii="Times New Roman" w:hAnsi="Times New Roman" w:eastAsia="FangSong" w:cs="Times New Roman"/>
+              </w:rPr>
+              <w:t xml:space="preserve">图</w:t>
+            </w:r>
+            <w:r>
+              <w:rPr>
+                <w:rFonts w:ascii="Times New Roman" w:hAnsi="Times New Roman" w:eastAsia="Times New Roman" w:cs="Times New Roman"/>
+              </w:rPr>
+              <w:t xml:space="preserve"> </w:t>
+            </w:r>
+            <w:r>
+              <w:rPr>
+                <w:rFonts w:hint="eastAsia" w:ascii="Times New Roman" w:hAnsi="Times New Roman" w:eastAsia="Times New Roman" w:cs="Times New Roman"/>
+              </w:rPr>
+              <w:t>10-1：</w:t>
+            </w:r>
+            <w:r>
+              <w:rPr>
+                <w:rFonts w:hint="eastAsia" w:ascii="Times New Roman" w:hAnsi="Times New Roman" w:eastAsia="FangSong" w:cs="Times New Roman"/>
+              </w:rPr>
+              <w:t>分子与超分子化学范畴对比</w:t>
+            </w:r>
+          </w:p>
+        </w:tc>
+      </w:tr>
+    </w:tbl>
     <w:p>
       <w:pPr>
         <w:pStyle w:val="BodyText"/>
-        <w:spacing w:before="160" w:after="80"/>
-        <w:jc w:val="center"/>
-      </w:pPr>
-      <w:r>
-        <w:rPr>
-          <w:rFonts w:ascii="Times New Roman" w:hAnsi="Times New Roman" w:eastAsia="Times New Roman" w:cs="Times New Roman"/>
-        </w:rPr>
-        <w:drawing>
-          <wp:inline>
-            <wp:extent cx="2667000" cy="2107259"/>
-            <wp:effectExtent b="0" l="0" r="0" t="0"/>
-            <wp:docPr descr="" title="" id="10" name="Picture"/>
-            <a:graphic>
-              <a:graphicData uri="http://schemas.openxmlformats.org/drawingml/2006/picture">
-                <pic:pic>
-                  <pic:nvPicPr>
-                    <pic:cNvPr descr="c31e04aeede86199c12b51af157a16a46724b891bf22f64a22a647ca23b28233.jpg" id="11" name="Picture"/>
-                    <pic:cNvPicPr>
-                      <a:picLocks noChangeArrowheads="1" noChangeAspect="1"/>
-                    </pic:cNvPicPr>
-                  </pic:nvPicPr>
-                  <pic:blipFill>
-                    <a:blip r:embed="rId9"/>
-                    <a:stretch>
-                      <a:fillRect/>
-                    </a:stretch>
-                  </pic:blipFill>
-                  <pic:spPr bwMode="auto">
-                    <a:xfrm>
-                      <a:off x="0" y="0"/>
-                      <a:ext cx="2667000" cy="2107259"/>
-                    </a:xfrm>
-                    <a:prstGeom prst="rect">
-                      <a:avLst/>
-                    </a:prstGeom>
-                    <a:noFill/>
-                    <a:ln w="9525">
-                      <a:noFill/>
-                      <a:headEnd/>
-                      <a:tailEnd/>
-                    </a:ln>
-                  </pic:spPr>
-                </pic:pic>
-              </a:graphicData>
-            </a:graphic>
-          </wp:inline>
-        </w:drawing>
-      </w:r>
-      <w:r>
-        <w:rPr>
-          <w:rFonts w:ascii="Times New Roman" w:hAnsi="Times New Roman" w:eastAsia="Times New Roman" w:cs="Times New Roman"/>
-        </w:rPr>
-        <w:t xml:space="preserve"> </w:t>
-      </w:r>
-      <w:r>
-        <w:rPr>
-          <w:rFonts w:ascii="Times New Roman" w:hAnsi="Times New Roman" w:eastAsia="Times New Roman" w:cs="Times New Roman"/>
-        </w:rPr>
-        <w:t xml:space="preserve">&gt; </w:t>
-      </w:r>
-      <w:r>
-        <w:rPr>
-          <w:rFonts w:hint="eastAsia" w:ascii="Times New Roman" w:hAnsi="Times New Roman" w:eastAsia="FangSong" w:cs="Times New Roman"/>
-        </w:rPr>
-        <w:t xml:space="preserve">图</w:t>
-      </w:r>
-      <w:r>
-        <w:rPr>
-          <w:rFonts w:ascii="Times New Roman" w:hAnsi="Times New Roman" w:eastAsia="Times New Roman" w:cs="Times New Roman"/>
-        </w:rPr>
-        <w:t xml:space="preserve"> </w:t>
-      </w:r>
-      <w:r>
-        <w:rPr>
-          <w:rFonts w:hint="eastAsia" w:ascii="Times New Roman" w:hAnsi="Times New Roman" w:eastAsia="Times New Roman" w:cs="Times New Roman"/>
-        </w:rPr>
-        <w:t>10-1：</w:t>
-      </w:r>
-      <w:r>
-        <w:rPr>
-          <w:rFonts w:hint="eastAsia" w:ascii="Times New Roman" w:hAnsi="Times New Roman" w:eastAsia="FangSong" w:cs="Times New Roman"/>
-        </w:rPr>
-        <w:t>分子与超分子化学范畴对比</w:t>
-      </w:r>
-    </w:p>
-    <w:p>
-      <w:pPr>
-        <w:pStyle w:val="BodyText"/>
+        <w:spacing w:before="120"/>
         <w:ind w:firstLine="420"/>
       </w:pPr>
       <w:r>
@@ -443,322 +499,377 @@
           <w:rFonts w:hint="eastAsia" w:ascii="Times New Roman" w:hAnsi="Times New Roman" w:eastAsia="Times New Roman" w:cs="Times New Roman"/>
         </w:rPr>
         <w:t>（Clathrand）。</w:t>
-      </w:r>
-    </w:p>
-    <w:p>
-      <w:pPr>
-        <w:pStyle w:val="BodyText"/>
-        <w:ind w:firstLine="420"/>
-      </w:pPr>
-      <w:r>
-        <w:rPr>
-          <w:rFonts w:hint="eastAsia" w:ascii="Times New Roman" w:hAnsi="Times New Roman" w:eastAsia="FangSong" w:cs="Times New Roman"/>
-        </w:rPr>
-        <w:t>空穴分子</w:t>
-      </w:r>
-      <w:r>
-        <w:rPr>
-          <w:rFonts w:hint="eastAsia" w:ascii="Times New Roman" w:hAnsi="Times New Roman" w:eastAsia="Times New Roman" w:cs="Times New Roman"/>
-        </w:rPr>
-        <w:t>（Cavitand）</w:t>
-      </w:r>
-      <w:r>
-        <w:rPr>
-          <w:rFonts w:hint="eastAsia" w:ascii="Times New Roman" w:hAnsi="Times New Roman" w:eastAsia="FangSong" w:cs="Times New Roman"/>
-        </w:rPr>
-        <w:t>指无论在固态还是在稀溶液状态下</w:t>
-      </w:r>
-      <w:r>
-        <w:rPr>
-          <w:rFonts w:hint="eastAsia" w:ascii="Times New Roman" w:hAnsi="Times New Roman" w:eastAsia="Times New Roman" w:cs="Times New Roman"/>
-        </w:rPr>
-        <w:t>，</w:t>
-      </w:r>
-      <w:r>
-        <w:rPr>
-          <w:rFonts w:hint="eastAsia" w:ascii="Times New Roman" w:hAnsi="Times New Roman" w:eastAsia="FangSong" w:cs="Times New Roman"/>
-        </w:rPr>
-        <w:t>分子内部均永久拥有固有的</w:t>
-      </w:r>
-      <w:r>
-        <w:rPr>
-          <w:rFonts w:hint="eastAsia" w:ascii="Times New Roman" w:hAnsi="Times New Roman" w:eastAsia="Times New Roman" w:cs="Times New Roman"/>
-        </w:rPr>
-        <w:t>、</w:t>
-      </w:r>
-      <w:r>
-        <w:rPr>
-          <w:rFonts w:hint="eastAsia" w:ascii="Times New Roman" w:hAnsi="Times New Roman" w:eastAsia="FangSong" w:cs="Times New Roman"/>
-        </w:rPr>
-        <w:t>几何形状明确的内腔的主体</w:t>
-      </w:r>
-      <w:r>
-        <w:rPr>
-          <w:rFonts w:hint="eastAsia" w:ascii="Times New Roman" w:hAnsi="Times New Roman" w:eastAsia="Times New Roman" w:cs="Times New Roman"/>
-        </w:rPr>
-        <w:t>，</w:t>
-      </w:r>
-      <w:r>
-        <w:rPr>
-          <w:rFonts w:hint="eastAsia" w:ascii="Times New Roman" w:hAnsi="Times New Roman" w:eastAsia="FangSong" w:cs="Times New Roman"/>
-        </w:rPr>
-        <w:t>例如杯芳烃</w:t>
-      </w:r>
-      <w:r>
-        <w:rPr>
-          <w:rFonts w:hint="eastAsia" w:ascii="Times New Roman" w:hAnsi="Times New Roman" w:eastAsia="Times New Roman" w:cs="Times New Roman"/>
-        </w:rPr>
-        <w:t>、</w:t>
-      </w:r>
-      <w:r>
-        <w:rPr>
-          <w:rFonts w:hint="eastAsia" w:ascii="Times New Roman" w:hAnsi="Times New Roman" w:eastAsia="FangSong" w:cs="Times New Roman"/>
-        </w:rPr>
-        <w:t>环糊精</w:t>
-      </w:r>
-      <w:r>
-        <w:rPr>
-          <w:rFonts w:hint="eastAsia" w:ascii="Times New Roman" w:hAnsi="Times New Roman" w:eastAsia="Times New Roman" w:cs="Times New Roman"/>
-        </w:rPr>
-        <w:t>、</w:t>
-      </w:r>
-      <w:r>
-        <w:rPr>
-          <w:rFonts w:hint="eastAsia" w:ascii="Times New Roman" w:hAnsi="Times New Roman" w:eastAsia="FangSong" w:cs="Times New Roman"/>
-        </w:rPr>
-        <w:t>穴醚以及瓜环</w:t>
-      </w:r>
-      <w:r>
-        <w:rPr>
-          <w:rFonts w:hint="eastAsia" w:ascii="Times New Roman" w:hAnsi="Times New Roman" w:eastAsia="Times New Roman" w:cs="Times New Roman"/>
-        </w:rPr>
-        <w:t>；</w:t>
-      </w:r>
-      <w:r>
-        <w:rPr>
-          <w:rFonts w:hint="eastAsia" w:ascii="Times New Roman" w:hAnsi="Times New Roman" w:eastAsia="FangSong" w:cs="Times New Roman"/>
-        </w:rPr>
-        <w:t>由空穴分子在分子层面包结客体所形成的离散超分子复合物称为空穴包合物</w:t>
-      </w:r>
-      <w:r>
-        <w:rPr>
-          <w:rFonts w:hint="eastAsia" w:ascii="Times New Roman" w:hAnsi="Times New Roman" w:eastAsia="Times New Roman" w:cs="Times New Roman"/>
-        </w:rPr>
-        <w:t>（Cavitate）。</w:t>
-      </w:r>
-      <w:r>
-        <w:rPr>
-          <w:rFonts w:hint="eastAsia" w:ascii="Times New Roman" w:hAnsi="Times New Roman" w:eastAsia="FangSong" w:cs="Times New Roman"/>
-        </w:rPr>
-        <w:t>相对地</w:t>
-      </w:r>
-      <w:r>
-        <w:rPr>
-          <w:rFonts w:hint="eastAsia" w:ascii="Times New Roman" w:hAnsi="Times New Roman" w:eastAsia="Times New Roman" w:cs="Times New Roman"/>
-        </w:rPr>
-        <w:t>，</w:t>
-      </w:r>
-      <w:r>
-        <w:rPr>
-          <w:rFonts w:hint="eastAsia" w:ascii="Times New Roman" w:hAnsi="Times New Roman" w:eastAsia="FangSong" w:cs="Times New Roman"/>
-        </w:rPr>
-        <w:t>网笼分子</w:t>
-      </w:r>
-      <w:r>
-        <w:rPr>
-          <w:rFonts w:hint="eastAsia" w:ascii="Times New Roman" w:hAnsi="Times New Roman" w:eastAsia="Times New Roman" w:cs="Times New Roman"/>
-        </w:rPr>
-        <w:t>（Clathrand）</w:t>
-      </w:r>
-      <w:r>
-        <w:rPr>
-          <w:rFonts w:hint="eastAsia" w:ascii="Times New Roman" w:hAnsi="Times New Roman" w:eastAsia="FangSong" w:cs="Times New Roman"/>
-        </w:rPr>
-        <w:t>在其孤立的单分子溶液形态下并不具备封闭的凹陷内腔</w:t>
-      </w:r>
-      <w:r>
-        <w:rPr>
-          <w:rFonts w:hint="eastAsia" w:ascii="Times New Roman" w:hAnsi="Times New Roman" w:eastAsia="Times New Roman" w:cs="Times New Roman"/>
-        </w:rPr>
-        <w:t>，</w:t>
-      </w:r>
-      <w:r>
-        <w:rPr>
-          <w:rFonts w:hint="eastAsia" w:ascii="Times New Roman" w:hAnsi="Times New Roman" w:eastAsia="FangSong" w:cs="Times New Roman"/>
-        </w:rPr>
-        <w:t>但在固相结晶聚集过程中</w:t>
-      </w:r>
-      <w:r>
-        <w:rPr>
-          <w:rFonts w:hint="eastAsia" w:ascii="Times New Roman" w:hAnsi="Times New Roman" w:eastAsia="Times New Roman" w:cs="Times New Roman"/>
-        </w:rPr>
-        <w:t>，</w:t>
-      </w:r>
-      <w:r>
-        <w:rPr>
-          <w:rFonts w:hint="eastAsia" w:ascii="Times New Roman" w:hAnsi="Times New Roman" w:eastAsia="FangSong" w:cs="Times New Roman"/>
-        </w:rPr>
-        <w:t>多个网笼分子在晶格内部通过氢键或范德华堆积相互套叠</w:t>
-      </w:r>
-      <w:r>
-        <w:rPr>
-          <w:rFonts w:hint="eastAsia" w:ascii="Times New Roman" w:hAnsi="Times New Roman" w:eastAsia="Times New Roman" w:cs="Times New Roman"/>
-        </w:rPr>
-        <w:t>，</w:t>
-      </w:r>
-      <w:r>
-        <w:rPr>
-          <w:rFonts w:hint="eastAsia" w:ascii="Times New Roman" w:hAnsi="Times New Roman" w:eastAsia="FangSong" w:cs="Times New Roman"/>
-        </w:rPr>
-        <w:t>在分子间隙中围合形成三维封闭空腔并捕获客体</w:t>
-      </w:r>
-      <w:r>
-        <w:rPr>
-          <w:rFonts w:hint="eastAsia" w:ascii="Times New Roman" w:hAnsi="Times New Roman" w:eastAsia="Times New Roman" w:cs="Times New Roman"/>
-        </w:rPr>
-        <w:t>；</w:t>
-      </w:r>
-      <w:r>
-        <w:rPr>
-          <w:rFonts w:hint="eastAsia" w:ascii="Times New Roman" w:hAnsi="Times New Roman" w:eastAsia="FangSong" w:cs="Times New Roman"/>
-        </w:rPr>
-        <w:t>由此形成的晶格包结物称为网笼包合物</w:t>
-      </w:r>
-      <w:r>
-        <w:rPr>
-          <w:rFonts w:hint="eastAsia" w:ascii="Times New Roman" w:hAnsi="Times New Roman" w:eastAsia="Times New Roman" w:cs="Times New Roman"/>
-        </w:rPr>
-        <w:t>（Clathrate），</w:t>
-      </w:r>
-      <w:r>
-        <w:rPr>
-          <w:rFonts w:hint="eastAsia" w:ascii="Times New Roman" w:hAnsi="Times New Roman" w:eastAsia="FangSong" w:cs="Times New Roman"/>
-        </w:rPr>
-        <w:t>自然界中深海沉积的可燃冰</w:t>
-      </w:r>
-      <w:r>
-        <w:rPr>
-          <w:rFonts w:hint="eastAsia" w:ascii="Times New Roman" w:hAnsi="Times New Roman" w:eastAsia="Times New Roman" w:cs="Times New Roman"/>
-        </w:rPr>
-        <w:t>（</w:t>
-      </w:r>
-      <w:r>
-        <w:rPr>
-          <w:rFonts w:hint="eastAsia" w:ascii="Times New Roman" w:hAnsi="Times New Roman" w:eastAsia="FangSong" w:cs="Times New Roman"/>
-        </w:rPr>
-        <w:t>甲烷水合物</w:t>
-      </w:r>
-      <w:r>
-        <w:rPr>
-          <w:rFonts w:hint="eastAsia" w:ascii="Times New Roman" w:hAnsi="Times New Roman" w:eastAsia="Times New Roman" w:cs="Times New Roman"/>
-        </w:rPr>
-        <w:t>）</w:t>
-      </w:r>
-      <w:r>
-        <w:rPr>
-          <w:rFonts w:hint="eastAsia" w:ascii="Times New Roman" w:hAnsi="Times New Roman" w:eastAsia="FangSong" w:cs="Times New Roman"/>
-        </w:rPr>
-        <w:t>与对苯二酚晶体包结惰性气体正是典型的网笼包合物</w:t>
-      </w:r>
-      <w:r>
-        <w:rPr>
-          <w:rFonts w:hint="eastAsia" w:ascii="Times New Roman" w:hAnsi="Times New Roman" w:eastAsia="Times New Roman" w:cs="Times New Roman"/>
-        </w:rPr>
-        <w:t>。</w:t>
-      </w:r>
-    </w:p>
-    <w:p>
-      <w:pPr>
-        <w:pStyle w:val="BodyText"/>
-        <w:spacing w:before="160" w:after="80"/>
-        <w:jc w:val="center"/>
-      </w:pPr>
-      <w:r>
-        <w:rPr>
-          <w:rFonts w:ascii="Times New Roman" w:hAnsi="Times New Roman" w:eastAsia="Times New Roman" w:cs="Times New Roman"/>
-        </w:rPr>
-        <w:drawing>
-          <wp:inline>
-            <wp:extent cx="2667000" cy="1617000"/>
-            <wp:effectExtent b="0" l="0" r="0" t="0"/>
-            <wp:docPr descr="" title="" id="13" name="Picture"/>
-            <a:graphic>
-              <a:graphicData uri="http://schemas.openxmlformats.org/drawingml/2006/picture">
-                <pic:pic>
-                  <pic:nvPicPr>
-                    <pic:cNvPr descr="f589d0d00a7d797d4ced1e409ffef37ca098a04ea1dd2872b8f771fc53cd7abc.jpg" id="14" name="Picture"/>
-                    <pic:cNvPicPr>
-                      <a:picLocks noChangeArrowheads="1" noChangeAspect="1"/>
-                    </pic:cNvPicPr>
-                  </pic:nvPicPr>
-                  <pic:blipFill>
-                    <a:blip r:embed="rId12"/>
-                    <a:stretch>
-                      <a:fillRect/>
-                    </a:stretch>
-                  </pic:blipFill>
-                  <pic:spPr bwMode="auto">
-                    <a:xfrm>
-                      <a:off x="0" y="0"/>
-                      <a:ext cx="2667000" cy="1617000"/>
-                    </a:xfrm>
-                    <a:prstGeom prst="rect">
-                      <a:avLst/>
-                    </a:prstGeom>
-                    <a:noFill/>
-                    <a:ln w="9525">
-                      <a:noFill/>
-                      <a:headEnd/>
-                      <a:tailEnd/>
-                    </a:ln>
-                  </pic:spPr>
-                </pic:pic>
-              </a:graphicData>
-            </a:graphic>
-          </wp:inline>
-        </w:drawing>
-      </w:r>
-      <w:r>
-        <w:rPr>
-          <w:rFonts w:ascii="Times New Roman" w:hAnsi="Times New Roman" w:eastAsia="Times New Roman" w:cs="Times New Roman"/>
-        </w:rPr>
-        <w:t xml:space="preserve"> </w:t>
-      </w:r>
-      <w:r>
-        <w:rPr>
-          <w:rFonts w:ascii="Times New Roman" w:hAnsi="Times New Roman" w:eastAsia="Times New Roman" w:cs="Times New Roman"/>
-        </w:rPr>
-        <w:t xml:space="preserve">&gt; </w:t>
-      </w:r>
-      <w:r>
-        <w:rPr>
-          <w:rFonts w:hint="eastAsia" w:ascii="Times New Roman" w:hAnsi="Times New Roman" w:eastAsia="FangSong" w:cs="Times New Roman"/>
-        </w:rPr>
-        <w:t xml:space="preserve">图</w:t>
-      </w:r>
-      <w:r>
-        <w:rPr>
-          <w:rFonts w:ascii="Times New Roman" w:hAnsi="Times New Roman" w:eastAsia="Times New Roman" w:cs="Times New Roman"/>
-        </w:rPr>
-        <w:t xml:space="preserve"> </w:t>
-      </w:r>
-      <w:r>
-        <w:rPr>
-          <w:rFonts w:hint="eastAsia" w:ascii="Times New Roman" w:hAnsi="Times New Roman" w:eastAsia="Times New Roman" w:cs="Times New Roman"/>
-        </w:rPr>
-        <w:t>10-2：</w:t>
-      </w:r>
-      <w:r>
-        <w:rPr>
-          <w:rFonts w:hint="eastAsia" w:ascii="Times New Roman" w:hAnsi="Times New Roman" w:eastAsia="FangSong" w:cs="Times New Roman"/>
-        </w:rPr>
-        <w:t>穴状配合物与包结物几何分类</w:t>
       </w:r>
     </w:p>
     <w:p>
       <w:pPr>
         <w:pStyle w:val="BodyText"/>
         <w:spacing w:after="80"/>
+        <w:ind w:firstLine="420"/>
+      </w:pPr>
+      <w:r>
+        <w:rPr>
+          <w:rFonts w:hint="eastAsia" w:ascii="Times New Roman" w:hAnsi="Times New Roman" w:eastAsia="FangSong" w:cs="Times New Roman"/>
+        </w:rPr>
+        <w:t>空穴分子</w:t>
+      </w:r>
+      <w:r>
+        <w:rPr>
+          <w:rFonts w:hint="eastAsia" w:ascii="Times New Roman" w:hAnsi="Times New Roman" w:eastAsia="Times New Roman" w:cs="Times New Roman"/>
+        </w:rPr>
+        <w:t>（Cavitand）</w:t>
+      </w:r>
+      <w:r>
+        <w:rPr>
+          <w:rFonts w:hint="eastAsia" w:ascii="Times New Roman" w:hAnsi="Times New Roman" w:eastAsia="FangSong" w:cs="Times New Roman"/>
+        </w:rPr>
+        <w:t>指无论在固态还是在稀溶液状态下</w:t>
+      </w:r>
+      <w:r>
+        <w:rPr>
+          <w:rFonts w:hint="eastAsia" w:ascii="Times New Roman" w:hAnsi="Times New Roman" w:eastAsia="Times New Roman" w:cs="Times New Roman"/>
+        </w:rPr>
+        <w:t>，</w:t>
+      </w:r>
+      <w:r>
+        <w:rPr>
+          <w:rFonts w:hint="eastAsia" w:ascii="Times New Roman" w:hAnsi="Times New Roman" w:eastAsia="FangSong" w:cs="Times New Roman"/>
+        </w:rPr>
+        <w:t>分子内部均永久拥有固有的</w:t>
+      </w:r>
+      <w:r>
+        <w:rPr>
+          <w:rFonts w:hint="eastAsia" w:ascii="Times New Roman" w:hAnsi="Times New Roman" w:eastAsia="Times New Roman" w:cs="Times New Roman"/>
+        </w:rPr>
+        <w:t>、</w:t>
+      </w:r>
+      <w:r>
+        <w:rPr>
+          <w:rFonts w:hint="eastAsia" w:ascii="Times New Roman" w:hAnsi="Times New Roman" w:eastAsia="FangSong" w:cs="Times New Roman"/>
+        </w:rPr>
+        <w:t>几何形状明确的内腔的主体</w:t>
+      </w:r>
+      <w:r>
+        <w:rPr>
+          <w:rFonts w:hint="eastAsia" w:ascii="Times New Roman" w:hAnsi="Times New Roman" w:eastAsia="Times New Roman" w:cs="Times New Roman"/>
+        </w:rPr>
+        <w:t>，</w:t>
+      </w:r>
+      <w:r>
+        <w:rPr>
+          <w:rFonts w:hint="eastAsia" w:ascii="Times New Roman" w:hAnsi="Times New Roman" w:eastAsia="FangSong" w:cs="Times New Roman"/>
+        </w:rPr>
+        <w:t>例如杯芳烃</w:t>
+      </w:r>
+      <w:r>
+        <w:rPr>
+          <w:rFonts w:hint="eastAsia" w:ascii="Times New Roman" w:hAnsi="Times New Roman" w:eastAsia="Times New Roman" w:cs="Times New Roman"/>
+        </w:rPr>
+        <w:t>、</w:t>
+      </w:r>
+      <w:r>
+        <w:rPr>
+          <w:rFonts w:hint="eastAsia" w:ascii="Times New Roman" w:hAnsi="Times New Roman" w:eastAsia="FangSong" w:cs="Times New Roman"/>
+        </w:rPr>
+        <w:t>环糊精</w:t>
+      </w:r>
+      <w:r>
+        <w:rPr>
+          <w:rFonts w:hint="eastAsia" w:ascii="Times New Roman" w:hAnsi="Times New Roman" w:eastAsia="Times New Roman" w:cs="Times New Roman"/>
+        </w:rPr>
+        <w:t>、</w:t>
+      </w:r>
+      <w:r>
+        <w:rPr>
+          <w:rFonts w:hint="eastAsia" w:ascii="Times New Roman" w:hAnsi="Times New Roman" w:eastAsia="FangSong" w:cs="Times New Roman"/>
+        </w:rPr>
+        <w:t>穴醚以及瓜环</w:t>
+      </w:r>
+      <w:r>
+        <w:rPr>
+          <w:rFonts w:hint="eastAsia" w:ascii="Times New Roman" w:hAnsi="Times New Roman" w:eastAsia="Times New Roman" w:cs="Times New Roman"/>
+        </w:rPr>
+        <w:t>；</w:t>
+      </w:r>
+      <w:r>
+        <w:rPr>
+          <w:rFonts w:hint="eastAsia" w:ascii="Times New Roman" w:hAnsi="Times New Roman" w:eastAsia="FangSong" w:cs="Times New Roman"/>
+        </w:rPr>
+        <w:t>由空穴分子在分子层面包结客体所形成的离散超分子复合物称为空穴包合物</w:t>
+      </w:r>
+      <w:r>
+        <w:rPr>
+          <w:rFonts w:hint="eastAsia" w:ascii="Times New Roman" w:hAnsi="Times New Roman" w:eastAsia="Times New Roman" w:cs="Times New Roman"/>
+        </w:rPr>
+        <w:t>（Cavitate）。</w:t>
+      </w:r>
+      <w:r>
+        <w:rPr>
+          <w:rFonts w:hint="eastAsia" w:ascii="Times New Roman" w:hAnsi="Times New Roman" w:eastAsia="FangSong" w:cs="Times New Roman"/>
+        </w:rPr>
+        <w:t>相对地</w:t>
+      </w:r>
+      <w:r>
+        <w:rPr>
+          <w:rFonts w:hint="eastAsia" w:ascii="Times New Roman" w:hAnsi="Times New Roman" w:eastAsia="Times New Roman" w:cs="Times New Roman"/>
+        </w:rPr>
+        <w:t>，</w:t>
+      </w:r>
+      <w:r>
+        <w:rPr>
+          <w:rFonts w:hint="eastAsia" w:ascii="Times New Roman" w:hAnsi="Times New Roman" w:eastAsia="FangSong" w:cs="Times New Roman"/>
+        </w:rPr>
+        <w:t>网笼分子</w:t>
+      </w:r>
+      <w:r>
+        <w:rPr>
+          <w:rFonts w:hint="eastAsia" w:ascii="Times New Roman" w:hAnsi="Times New Roman" w:eastAsia="Times New Roman" w:cs="Times New Roman"/>
+        </w:rPr>
+        <w:t>（Clathrand）</w:t>
+      </w:r>
+      <w:r>
+        <w:rPr>
+          <w:rFonts w:hint="eastAsia" w:ascii="Times New Roman" w:hAnsi="Times New Roman" w:eastAsia="FangSong" w:cs="Times New Roman"/>
+        </w:rPr>
+        <w:t>在其孤立的单分子溶液形态下并不具备封闭的凹陷内腔</w:t>
+      </w:r>
+      <w:r>
+        <w:rPr>
+          <w:rFonts w:hint="eastAsia" w:ascii="Times New Roman" w:hAnsi="Times New Roman" w:eastAsia="Times New Roman" w:cs="Times New Roman"/>
+        </w:rPr>
+        <w:t>，</w:t>
+      </w:r>
+      <w:r>
+        <w:rPr>
+          <w:rFonts w:hint="eastAsia" w:ascii="Times New Roman" w:hAnsi="Times New Roman" w:eastAsia="FangSong" w:cs="Times New Roman"/>
+        </w:rPr>
+        <w:t>但在固相结晶聚集过程中</w:t>
+      </w:r>
+      <w:r>
+        <w:rPr>
+          <w:rFonts w:hint="eastAsia" w:ascii="Times New Roman" w:hAnsi="Times New Roman" w:eastAsia="Times New Roman" w:cs="Times New Roman"/>
+        </w:rPr>
+        <w:t>，</w:t>
+      </w:r>
+      <w:r>
+        <w:rPr>
+          <w:rFonts w:hint="eastAsia" w:ascii="Times New Roman" w:hAnsi="Times New Roman" w:eastAsia="FangSong" w:cs="Times New Roman"/>
+        </w:rPr>
+        <w:t>多个网笼分子在晶格内部通过氢键或范德华堆积相互套叠</w:t>
+      </w:r>
+      <w:r>
+        <w:rPr>
+          <w:rFonts w:hint="eastAsia" w:ascii="Times New Roman" w:hAnsi="Times New Roman" w:eastAsia="Times New Roman" w:cs="Times New Roman"/>
+        </w:rPr>
+        <w:t>，</w:t>
+      </w:r>
+      <w:r>
+        <w:rPr>
+          <w:rFonts w:hint="eastAsia" w:ascii="Times New Roman" w:hAnsi="Times New Roman" w:eastAsia="FangSong" w:cs="Times New Roman"/>
+        </w:rPr>
+        <w:t>在分子间隙中围合形成三维封闭空腔并捕获客体</w:t>
+      </w:r>
+      <w:r>
+        <w:rPr>
+          <w:rFonts w:hint="eastAsia" w:ascii="Times New Roman" w:hAnsi="Times New Roman" w:eastAsia="Times New Roman" w:cs="Times New Roman"/>
+        </w:rPr>
+        <w:t>；</w:t>
+      </w:r>
+      <w:r>
+        <w:rPr>
+          <w:rFonts w:hint="eastAsia" w:ascii="Times New Roman" w:hAnsi="Times New Roman" w:eastAsia="FangSong" w:cs="Times New Roman"/>
+        </w:rPr>
+        <w:t>由此形成的晶格包结物称为网笼包合物</w:t>
+      </w:r>
+      <w:r>
+        <w:rPr>
+          <w:rFonts w:hint="eastAsia" w:ascii="Times New Roman" w:hAnsi="Times New Roman" w:eastAsia="Times New Roman" w:cs="Times New Roman"/>
+        </w:rPr>
+        <w:t>（Clathrate），</w:t>
+      </w:r>
+      <w:r>
+        <w:rPr>
+          <w:rFonts w:hint="eastAsia" w:ascii="Times New Roman" w:hAnsi="Times New Roman" w:eastAsia="FangSong" w:cs="Times New Roman"/>
+        </w:rPr>
+        <w:t>自然界中深海沉积的可燃冰</w:t>
+      </w:r>
+      <w:r>
+        <w:rPr>
+          <w:rFonts w:hint="eastAsia" w:ascii="Times New Roman" w:hAnsi="Times New Roman" w:eastAsia="Times New Roman" w:cs="Times New Roman"/>
+        </w:rPr>
+        <w:t>（</w:t>
+      </w:r>
+      <w:r>
+        <w:rPr>
+          <w:rFonts w:hint="eastAsia" w:ascii="Times New Roman" w:hAnsi="Times New Roman" w:eastAsia="FangSong" w:cs="Times New Roman"/>
+        </w:rPr>
+        <w:t>甲烷水合物</w:t>
+      </w:r>
+      <w:r>
+        <w:rPr>
+          <w:rFonts w:hint="eastAsia" w:ascii="Times New Roman" w:hAnsi="Times New Roman" w:eastAsia="Times New Roman" w:cs="Times New Roman"/>
+        </w:rPr>
+        <w:t>）</w:t>
+      </w:r>
+      <w:r>
+        <w:rPr>
+          <w:rFonts w:hint="eastAsia" w:ascii="Times New Roman" w:hAnsi="Times New Roman" w:eastAsia="FangSong" w:cs="Times New Roman"/>
+        </w:rPr>
+        <w:t>与对苯二酚晶体包结惰性气体正是典型的网笼包合物</w:t>
+      </w:r>
+      <w:r>
+        <w:rPr>
+          <w:rFonts w:hint="eastAsia" w:ascii="Times New Roman" w:hAnsi="Times New Roman" w:eastAsia="Times New Roman" w:cs="Times New Roman"/>
+        </w:rPr>
+        <w:t>。</w:t>
+      </w:r>
+    </w:p>
+    <w:tbl>
+      <w:tblPr>
+        <w:tblStyle w:val="Table"/>
+        <w:tblW w:type="pct" w:w="5000"/>
+        <w:tblLayout w:type="fixed"/>
+        <w:tblLook w:firstRow="1" w:lastRow="0" w:firstColumn="0" w:lastColumn="0" w:noHBand="0" w:noVBand="0" w:val="0020"/>
+        <w:jc w:val="center"/>
+        <w:tblBorders>
+          <w:top w:val="single" w:sz="12" w:space="0" w:color="333333"/>
+          <w:bottom w:val="single" w:sz="12" w:space="0" w:color="333333"/>
+          <w:left w:val="none"/>
+          <w:right w:val="none"/>
+          <w:insideH w:val="none"/>
+          <w:insideV w:val="none"/>
+        </w:tblBorders>
+      </w:tblPr>
+      <w:tblGrid>
+        <w:gridCol w:w="7920"/>
+      </w:tblGrid>
+      <w:tr>
+        <w:trPr>
+          <w:tblHeader w:val="on"/>
+        </w:trPr>
+        <w:tc>
+          <w:tcPr>
+            <w:tcBorders>
+              <w:bottom w:val="single" w:sz="6" w:space="0" w:color="333333"/>
+            </w:tcBorders>
+          </w:tcPr>
+          <w:p>
+            <w:pPr>
+              <w:pStyle w:val="Compact"/>
+              <w:jc w:val="center"/>
+            </w:pPr>
+            <w:r>
+              <w:rPr>
+                <w:rFonts w:hint="eastAsia" w:ascii="Times New Roman" w:hAnsi="Times New Roman" w:eastAsia="SimHei" w:cs="Times New Roman"/>
+                <w:b/>
+              </w:rPr>
+              <w:t xml:space="preserve">穴状配合物</w:t>
+            </w:r>
+          </w:p>
+        </w:tc>
+      </w:tr>
+      <w:tr>
+        <w:tc>
+          <w:tcPr/>
+          <w:p>
+            <w:pPr>
+              <w:pStyle w:val="Compact"/>
+              <w:jc w:val="center"/>
+            </w:pPr>
+            <w:r>
+              <w:rPr>
+                <w:rFonts w:ascii="Times New Roman" w:hAnsi="Times New Roman" w:eastAsia="Times New Roman" w:cs="Times New Roman"/>
+              </w:rPr>
+              <w:drawing>
+                <wp:inline>
+                  <wp:extent cx="2667000" cy="1617000"/>
+                  <wp:effectExtent b="0" l="0" r="0" t="0"/>
+                  <wp:docPr descr="" title="" id="13" name="Picture"/>
+                  <a:graphic>
+                    <a:graphicData uri="http://schemas.openxmlformats.org/drawingml/2006/picture">
+                      <pic:pic>
+                        <pic:nvPicPr>
+                          <pic:cNvPr descr="f589d0d00a7d797d4ced1e409ffef37ca098a04ea1dd2872b8f771fc53cd7abc.jpg" id="14" name="Picture"/>
+                          <pic:cNvPicPr>
+                            <a:picLocks noChangeArrowheads="1" noChangeAspect="1"/>
+                          </pic:cNvPicPr>
+                        </pic:nvPicPr>
+                        <pic:blipFill>
+                          <a:blip r:embed="rId12"/>
+                          <a:stretch>
+                            <a:fillRect/>
+                          </a:stretch>
+                        </pic:blipFill>
+                        <pic:spPr bwMode="auto">
+                          <a:xfrm>
+                            <a:off x="0" y="0"/>
+                            <a:ext cx="2667000" cy="1617000"/>
+                          </a:xfrm>
+                          <a:prstGeom prst="rect">
+                            <a:avLst/>
+                          </a:prstGeom>
+                          <a:noFill/>
+                          <a:ln w="9525">
+                            <a:noFill/>
+                            <a:headEnd/>
+                            <a:tailEnd/>
+                          </a:ln>
+                        </pic:spPr>
+                      </pic:pic>
+                    </a:graphicData>
+                  </a:graphic>
+                </wp:inline>
+              </w:drawing>
+            </w:r>
+          </w:p>
+        </w:tc>
+      </w:tr>
+      <w:tr>
+        <w:tc>
+          <w:tcPr/>
+          <w:p>
+            <w:pPr>
+              <w:pStyle w:val="Compact"/>
+              <w:jc w:val="center"/>
+            </w:pPr>
+            <w:r>
+              <w:rPr>
+                <w:rFonts w:ascii="Times New Roman" w:hAnsi="Times New Roman" w:eastAsia="Times New Roman" w:cs="Times New Roman"/>
+              </w:rPr>
+              <w:t xml:space="preserve">&gt; </w:t>
+            </w:r>
+            <w:r>
+              <w:rPr>
+                <w:rFonts w:hint="eastAsia" w:ascii="Times New Roman" w:hAnsi="Times New Roman" w:eastAsia="FangSong" w:cs="Times New Roman"/>
+              </w:rPr>
+              <w:t xml:space="preserve">图</w:t>
+            </w:r>
+            <w:r>
+              <w:rPr>
+                <w:rFonts w:ascii="Times New Roman" w:hAnsi="Times New Roman" w:eastAsia="Times New Roman" w:cs="Times New Roman"/>
+              </w:rPr>
+              <w:t xml:space="preserve"> </w:t>
+            </w:r>
+            <w:r>
+              <w:rPr>
+                <w:rFonts w:hint="eastAsia" w:ascii="Times New Roman" w:hAnsi="Times New Roman" w:eastAsia="Times New Roman" w:cs="Times New Roman"/>
+              </w:rPr>
+              <w:t>10-2：</w:t>
+            </w:r>
+            <w:r>
+              <w:rPr>
+                <w:rFonts w:hint="eastAsia" w:ascii="Times New Roman" w:hAnsi="Times New Roman" w:eastAsia="FangSong" w:cs="Times New Roman"/>
+              </w:rPr>
+              <w:t>穴状配合物与包结物几何分类</w:t>
+            </w:r>
+          </w:p>
+        </w:tc>
+      </w:tr>
+    </w:tbl>
+    <w:p>
+      <w:pPr>
+        <w:pStyle w:val="BodyText"/>
+        <w:spacing w:before="120" w:after="80"/>
         <w:ind w:firstLine="420"/>
       </w:pPr>
       <w:r>
@@ -2757,7 +2868,7 @@
     <w:p>
       <w:pPr>
         <w:pStyle w:val="BodyText"/>
-        <w:spacing w:before="120"/>
+        <w:spacing w:before="120" w:after="80"/>
         <w:ind w:firstLine="420"/>
       </w:pPr>
       <w:r>
@@ -3106,97 +3217,152 @@
         <w:t>。</w:t>
       </w:r>
     </w:p>
+    <w:tbl>
+      <w:tblPr>
+        <w:tblStyle w:val="Table"/>
+        <w:tblW w:type="pct" w:w="5000"/>
+        <w:tblLayout w:type="fixed"/>
+        <w:tblLook w:firstRow="1" w:lastRow="0" w:firstColumn="0" w:lastColumn="0" w:noHBand="0" w:noVBand="0" w:val="0020"/>
+        <w:jc w:val="center"/>
+        <w:tblBorders>
+          <w:top w:val="single" w:sz="12" w:space="0" w:color="333333"/>
+          <w:bottom w:val="single" w:sz="12" w:space="0" w:color="333333"/>
+          <w:left w:val="none"/>
+          <w:right w:val="none"/>
+          <w:insideH w:val="none"/>
+          <w:insideV w:val="none"/>
+        </w:tblBorders>
+      </w:tblPr>
+      <w:tblGrid>
+        <w:gridCol w:w="7920"/>
+      </w:tblGrid>
+      <w:tr>
+        <w:trPr>
+          <w:tblHeader w:val="on"/>
+        </w:trPr>
+        <w:tc>
+          <w:tcPr>
+            <w:tcBorders>
+              <w:bottom w:val="single" w:sz="6" w:space="0" w:color="333333"/>
+            </w:tcBorders>
+          </w:tcPr>
+          <w:p>
+            <w:pPr>
+              <w:pStyle w:val="Compact"/>
+              <w:jc w:val="center"/>
+            </w:pPr>
+            <w:r>
+              <w:rPr>
+                <w:rFonts w:hint="eastAsia" w:ascii="Times New Roman" w:hAnsi="Times New Roman" w:eastAsia="SimHei" w:cs="Times New Roman"/>
+                <w:b/>
+              </w:rPr>
+              <w:t xml:space="preserve">多重氢键二聚与碱基互补</w:t>
+            </w:r>
+          </w:p>
+        </w:tc>
+      </w:tr>
+      <w:tr>
+        <w:tc>
+          <w:tcPr/>
+          <w:p>
+            <w:pPr>
+              <w:pStyle w:val="Compact"/>
+              <w:jc w:val="center"/>
+            </w:pPr>
+            <w:r>
+              <w:rPr>
+                <w:rFonts w:ascii="Times New Roman" w:hAnsi="Times New Roman" w:eastAsia="Times New Roman" w:cs="Times New Roman"/>
+              </w:rPr>
+              <w:drawing>
+                <wp:inline>
+                  <wp:extent cx="2667000" cy="856167"/>
+                  <wp:effectExtent b="0" l="0" r="0" t="0"/>
+                  <wp:docPr descr="" title="" id="16" name="Picture"/>
+                  <a:graphic>
+                    <a:graphicData uri="http://schemas.openxmlformats.org/drawingml/2006/picture">
+                      <pic:pic>
+                        <pic:nvPicPr>
+                          <pic:cNvPr descr="8ac7464721f0803ff80474ec8563198ebdc9c29b6ff90dc34c17034590a8cf08.jpg" id="17" name="Picture"/>
+                          <pic:cNvPicPr>
+                            <a:picLocks noChangeArrowheads="1" noChangeAspect="1"/>
+                          </pic:cNvPicPr>
+                        </pic:nvPicPr>
+                        <pic:blipFill>
+                          <a:blip r:embed="rId15"/>
+                          <a:stretch>
+                            <a:fillRect/>
+                          </a:stretch>
+                        </pic:blipFill>
+                        <pic:spPr bwMode="auto">
+                          <a:xfrm>
+                            <a:off x="0" y="0"/>
+                            <a:ext cx="2667000" cy="856167"/>
+                          </a:xfrm>
+                          <a:prstGeom prst="rect">
+                            <a:avLst/>
+                          </a:prstGeom>
+                          <a:noFill/>
+                          <a:ln w="9525">
+                            <a:noFill/>
+                            <a:headEnd/>
+                            <a:tailEnd/>
+                          </a:ln>
+                        </pic:spPr>
+                      </pic:pic>
+                    </a:graphicData>
+                  </a:graphic>
+                </wp:inline>
+              </w:drawing>
+            </w:r>
+          </w:p>
+        </w:tc>
+      </w:tr>
+      <w:tr>
+        <w:tc>
+          <w:tcPr/>
+          <w:p>
+            <w:pPr>
+              <w:pStyle w:val="Compact"/>
+              <w:jc w:val="center"/>
+            </w:pPr>
+            <w:r>
+              <w:rPr>
+                <w:rFonts w:ascii="Times New Roman" w:hAnsi="Times New Roman" w:eastAsia="Times New Roman" w:cs="Times New Roman"/>
+              </w:rPr>
+              <w:t xml:space="preserve">&gt; </w:t>
+            </w:r>
+            <w:r>
+              <w:rPr>
+                <w:rFonts w:hint="eastAsia" w:ascii="Times New Roman" w:hAnsi="Times New Roman" w:eastAsia="FangSong" w:cs="Times New Roman"/>
+              </w:rPr>
+              <w:t xml:space="preserve">图</w:t>
+            </w:r>
+            <w:r>
+              <w:rPr>
+                <w:rFonts w:ascii="Times New Roman" w:hAnsi="Times New Roman" w:eastAsia="Times New Roman" w:cs="Times New Roman"/>
+              </w:rPr>
+              <w:t xml:space="preserve"> </w:t>
+            </w:r>
+            <w:r>
+              <w:rPr>
+                <w:rFonts w:hint="eastAsia" w:ascii="Times New Roman" w:hAnsi="Times New Roman" w:eastAsia="Times New Roman" w:cs="Times New Roman"/>
+              </w:rPr>
+              <w:t>10-3：</w:t>
+            </w:r>
+            <w:r>
+              <w:rPr>
+                <w:rFonts w:hint="eastAsia" w:ascii="Times New Roman" w:hAnsi="Times New Roman" w:eastAsia="FangSong" w:cs="Times New Roman"/>
+              </w:rPr>
+              <w:t>多重氢键二聚与碱基互补</w:t>
+            </w:r>
+          </w:p>
+        </w:tc>
+      </w:tr>
+    </w:tbl>
     <w:p>
       <w:pPr>
         <w:pStyle w:val="BodyText"/>
-        <w:spacing w:before="160" w:after="80"/>
-        <w:jc w:val="center"/>
-      </w:pPr>
-      <w:r>
-        <w:rPr>
-          <w:rFonts w:ascii="Times New Roman" w:hAnsi="Times New Roman" w:eastAsia="Times New Roman" w:cs="Times New Roman"/>
-        </w:rPr>
-        <w:drawing>
-          <wp:inline>
-            <wp:extent cx="2667000" cy="856167"/>
-            <wp:effectExtent b="0" l="0" r="0" t="0"/>
-            <wp:docPr descr="" title="" id="16" name="Picture"/>
-            <a:graphic>
-              <a:graphicData uri="http://schemas.openxmlformats.org/drawingml/2006/picture">
-                <pic:pic>
-                  <pic:nvPicPr>
-                    <pic:cNvPr descr="8ac7464721f0803ff80474ec8563198ebdc9c29b6ff90dc34c17034590a8cf08.jpg" id="17" name="Picture"/>
-                    <pic:cNvPicPr>
-                      <a:picLocks noChangeArrowheads="1" noChangeAspect="1"/>
-                    </pic:cNvPicPr>
-                  </pic:nvPicPr>
-                  <pic:blipFill>
-                    <a:blip r:embed="rId15"/>
-                    <a:stretch>
-                      <a:fillRect/>
-                    </a:stretch>
-                  </pic:blipFill>
-                  <pic:spPr bwMode="auto">
-                    <a:xfrm>
-                      <a:off x="0" y="0"/>
-                      <a:ext cx="2667000" cy="856167"/>
-                    </a:xfrm>
-                    <a:prstGeom prst="rect">
-                      <a:avLst/>
-                    </a:prstGeom>
-                    <a:noFill/>
-                    <a:ln w="9525">
-                      <a:noFill/>
-                      <a:headEnd/>
-                      <a:tailEnd/>
-                    </a:ln>
-                  </pic:spPr>
-                </pic:pic>
-              </a:graphicData>
-            </a:graphic>
-          </wp:inline>
-        </w:drawing>
-      </w:r>
-      <w:r>
-        <w:rPr>
-          <w:rFonts w:ascii="Times New Roman" w:hAnsi="Times New Roman" w:eastAsia="Times New Roman" w:cs="Times New Roman"/>
-        </w:rPr>
-        <w:t xml:space="preserve"> </w:t>
-      </w:r>
-      <w:r>
-        <w:rPr>
-          <w:rFonts w:ascii="Times New Roman" w:hAnsi="Times New Roman" w:eastAsia="Times New Roman" w:cs="Times New Roman"/>
-        </w:rPr>
-        <w:t xml:space="preserve">&gt; </w:t>
-      </w:r>
-      <w:r>
-        <w:rPr>
-          <w:rFonts w:hint="eastAsia" w:ascii="Times New Roman" w:hAnsi="Times New Roman" w:eastAsia="FangSong" w:cs="Times New Roman"/>
-        </w:rPr>
-        <w:t xml:space="preserve">图</w:t>
-      </w:r>
-      <w:r>
-        <w:rPr>
-          <w:rFonts w:ascii="Times New Roman" w:hAnsi="Times New Roman" w:eastAsia="Times New Roman" w:cs="Times New Roman"/>
-        </w:rPr>
-        <w:t xml:space="preserve"> </w:t>
-      </w:r>
-      <w:r>
-        <w:rPr>
-          <w:rFonts w:hint="eastAsia" w:ascii="Times New Roman" w:hAnsi="Times New Roman" w:eastAsia="Times New Roman" w:cs="Times New Roman"/>
-        </w:rPr>
-        <w:t>10-3：</w:t>
-      </w:r>
-      <w:r>
-        <w:rPr>
-          <w:rFonts w:hint="eastAsia" w:ascii="Times New Roman" w:hAnsi="Times New Roman" w:eastAsia="FangSong" w:cs="Times New Roman"/>
-        </w:rPr>
-        <w:t>多重氢键二聚与碱基互补</w:t>
-      </w:r>
-    </w:p>
-    <w:p>
-      <w:pPr>
-        <w:pStyle w:val="BodyText"/>
+        <w:spacing w:before="120"/>
         <w:ind w:firstLine="420"/>
       </w:pPr>
       <w:r>
@@ -3813,6 +3979,7 @@
     <w:p>
       <w:pPr>
         <w:pStyle w:val="BodyText"/>
+        <w:spacing w:after="80"/>
         <w:ind w:firstLine="420"/>
       </w:pPr>
       <w:r>
@@ -4336,97 +4503,152 @@
         <w:t>。</w:t>
       </w:r>
     </w:p>
+    <w:tbl>
+      <w:tblPr>
+        <w:tblStyle w:val="Table"/>
+        <w:tblW w:type="pct" w:w="5000"/>
+        <w:tblLayout w:type="fixed"/>
+        <w:tblLook w:firstRow="1" w:lastRow="0" w:firstColumn="0" w:lastColumn="0" w:noHBand="0" w:noVBand="0" w:val="0020"/>
+        <w:jc w:val="center"/>
+        <w:tblBorders>
+          <w:top w:val="single" w:sz="12" w:space="0" w:color="333333"/>
+          <w:bottom w:val="single" w:sz="12" w:space="0" w:color="333333"/>
+          <w:left w:val="none"/>
+          <w:right w:val="none"/>
+          <w:insideH w:val="none"/>
+          <w:insideV w:val="none"/>
+        </w:tblBorders>
+      </w:tblPr>
+      <w:tblGrid>
+        <w:gridCol w:w="7920"/>
+      </w:tblGrid>
+      <w:tr>
+        <w:trPr>
+          <w:tblHeader w:val="on"/>
+        </w:trPr>
+        <w:tc>
+          <w:tcPr>
+            <w:tcBorders>
+              <w:bottom w:val="single" w:sz="6" w:space="0" w:color="333333"/>
+            </w:tcBorders>
+          </w:tcPr>
+          <w:p>
+            <w:pPr>
+              <w:pStyle w:val="Compact"/>
+              <w:jc w:val="center"/>
+            </w:pPr>
+            <w:r>
+              <w:rPr>
+                <w:rFonts w:hint="eastAsia" w:ascii="Times New Roman" w:hAnsi="Times New Roman" w:eastAsia="SimHei" w:cs="Times New Roman"/>
+                <w:b/>
+              </w:rPr>
+              <w:t xml:space="preserve">芳环堆积偏移与边对面构型</w:t>
+            </w:r>
+          </w:p>
+        </w:tc>
+      </w:tr>
+      <w:tr>
+        <w:tc>
+          <w:tcPr/>
+          <w:p>
+            <w:pPr>
+              <w:pStyle w:val="Compact"/>
+              <w:jc w:val="center"/>
+            </w:pPr>
+            <w:r>
+              <w:rPr>
+                <w:rFonts w:ascii="Times New Roman" w:hAnsi="Times New Roman" w:eastAsia="Times New Roman" w:cs="Times New Roman"/>
+              </w:rPr>
+              <w:drawing>
+                <wp:inline>
+                  <wp:extent cx="2667000" cy="1607343"/>
+                  <wp:effectExtent b="0" l="0" r="0" t="0"/>
+                  <wp:docPr descr="" title="" id="19" name="Picture"/>
+                  <a:graphic>
+                    <a:graphicData uri="http://schemas.openxmlformats.org/drawingml/2006/picture">
+                      <pic:pic>
+                        <pic:nvPicPr>
+                          <pic:cNvPr descr="853291be67031ed0b300188561b67a481cdf2cdb366b3ec41e5b332f23faab6f.jpg" id="20" name="Picture"/>
+                          <pic:cNvPicPr>
+                            <a:picLocks noChangeArrowheads="1" noChangeAspect="1"/>
+                          </pic:cNvPicPr>
+                        </pic:nvPicPr>
+                        <pic:blipFill>
+                          <a:blip r:embed="rId18"/>
+                          <a:stretch>
+                            <a:fillRect/>
+                          </a:stretch>
+                        </pic:blipFill>
+                        <pic:spPr bwMode="auto">
+                          <a:xfrm>
+                            <a:off x="0" y="0"/>
+                            <a:ext cx="2667000" cy="1607343"/>
+                          </a:xfrm>
+                          <a:prstGeom prst="rect">
+                            <a:avLst/>
+                          </a:prstGeom>
+                          <a:noFill/>
+                          <a:ln w="9525">
+                            <a:noFill/>
+                            <a:headEnd/>
+                            <a:tailEnd/>
+                          </a:ln>
+                        </pic:spPr>
+                      </pic:pic>
+                    </a:graphicData>
+                  </a:graphic>
+                </wp:inline>
+              </w:drawing>
+            </w:r>
+          </w:p>
+        </w:tc>
+      </w:tr>
+      <w:tr>
+        <w:tc>
+          <w:tcPr/>
+          <w:p>
+            <w:pPr>
+              <w:pStyle w:val="Compact"/>
+              <w:jc w:val="center"/>
+            </w:pPr>
+            <w:r>
+              <w:rPr>
+                <w:rFonts w:ascii="Times New Roman" w:hAnsi="Times New Roman" w:eastAsia="Times New Roman" w:cs="Times New Roman"/>
+              </w:rPr>
+              <w:t xml:space="preserve">&gt; </w:t>
+            </w:r>
+            <w:r>
+              <w:rPr>
+                <w:rFonts w:hint="eastAsia" w:ascii="Times New Roman" w:hAnsi="Times New Roman" w:eastAsia="FangSong" w:cs="Times New Roman"/>
+              </w:rPr>
+              <w:t xml:space="preserve">图</w:t>
+            </w:r>
+            <w:r>
+              <w:rPr>
+                <w:rFonts w:ascii="Times New Roman" w:hAnsi="Times New Roman" w:eastAsia="Times New Roman" w:cs="Times New Roman"/>
+              </w:rPr>
+              <w:t xml:space="preserve"> </w:t>
+            </w:r>
+            <w:r>
+              <w:rPr>
+                <w:rFonts w:hint="eastAsia" w:ascii="Times New Roman" w:hAnsi="Times New Roman" w:eastAsia="Times New Roman" w:cs="Times New Roman"/>
+              </w:rPr>
+              <w:t>10-4：</w:t>
+            </w:r>
+            <w:r>
+              <w:rPr>
+                <w:rFonts w:hint="eastAsia" w:ascii="Times New Roman" w:hAnsi="Times New Roman" w:eastAsia="FangSong" w:cs="Times New Roman"/>
+              </w:rPr>
+              <w:t>芳环堆积偏移与边对面构型</w:t>
+            </w:r>
+          </w:p>
+        </w:tc>
+      </w:tr>
+    </w:tbl>
     <w:p>
       <w:pPr>
         <w:pStyle w:val="BodyText"/>
-        <w:spacing w:before="160" w:after="80"/>
-        <w:jc w:val="center"/>
-      </w:pPr>
-      <w:r>
-        <w:rPr>
-          <w:rFonts w:ascii="Times New Roman" w:hAnsi="Times New Roman" w:eastAsia="Times New Roman" w:cs="Times New Roman"/>
-        </w:rPr>
-        <w:drawing>
-          <wp:inline>
-            <wp:extent cx="2667000" cy="1607343"/>
-            <wp:effectExtent b="0" l="0" r="0" t="0"/>
-            <wp:docPr descr="" title="" id="19" name="Picture"/>
-            <a:graphic>
-              <a:graphicData uri="http://schemas.openxmlformats.org/drawingml/2006/picture">
-                <pic:pic>
-                  <pic:nvPicPr>
-                    <pic:cNvPr descr="853291be67031ed0b300188561b67a481cdf2cdb366b3ec41e5b332f23faab6f.jpg" id="20" name="Picture"/>
-                    <pic:cNvPicPr>
-                      <a:picLocks noChangeArrowheads="1" noChangeAspect="1"/>
-                    </pic:cNvPicPr>
-                  </pic:nvPicPr>
-                  <pic:blipFill>
-                    <a:blip r:embed="rId18"/>
-                    <a:stretch>
-                      <a:fillRect/>
-                    </a:stretch>
-                  </pic:blipFill>
-                  <pic:spPr bwMode="auto">
-                    <a:xfrm>
-                      <a:off x="0" y="0"/>
-                      <a:ext cx="2667000" cy="1607343"/>
-                    </a:xfrm>
-                    <a:prstGeom prst="rect">
-                      <a:avLst/>
-                    </a:prstGeom>
-                    <a:noFill/>
-                    <a:ln w="9525">
-                      <a:noFill/>
-                      <a:headEnd/>
-                      <a:tailEnd/>
-                    </a:ln>
-                  </pic:spPr>
-                </pic:pic>
-              </a:graphicData>
-            </a:graphic>
-          </wp:inline>
-        </w:drawing>
-      </w:r>
-      <w:r>
-        <w:rPr>
-          <w:rFonts w:ascii="Times New Roman" w:hAnsi="Times New Roman" w:eastAsia="Times New Roman" w:cs="Times New Roman"/>
-        </w:rPr>
-        <w:t xml:space="preserve"> </w:t>
-      </w:r>
-      <w:r>
-        <w:rPr>
-          <w:rFonts w:ascii="Times New Roman" w:hAnsi="Times New Roman" w:eastAsia="Times New Roman" w:cs="Times New Roman"/>
-        </w:rPr>
-        <w:t xml:space="preserve">&gt; </w:t>
-      </w:r>
-      <w:r>
-        <w:rPr>
-          <w:rFonts w:hint="eastAsia" w:ascii="Times New Roman" w:hAnsi="Times New Roman" w:eastAsia="FangSong" w:cs="Times New Roman"/>
-        </w:rPr>
-        <w:t xml:space="preserve">图</w:t>
-      </w:r>
-      <w:r>
-        <w:rPr>
-          <w:rFonts w:ascii="Times New Roman" w:hAnsi="Times New Roman" w:eastAsia="Times New Roman" w:cs="Times New Roman"/>
-        </w:rPr>
-        <w:t xml:space="preserve"> </w:t>
-      </w:r>
-      <w:r>
-        <w:rPr>
-          <w:rFonts w:hint="eastAsia" w:ascii="Times New Roman" w:hAnsi="Times New Roman" w:eastAsia="Times New Roman" w:cs="Times New Roman"/>
-        </w:rPr>
-        <w:t>10-4：</w:t>
-      </w:r>
-      <w:r>
-        <w:rPr>
-          <w:rFonts w:hint="eastAsia" w:ascii="Times New Roman" w:hAnsi="Times New Roman" w:eastAsia="FangSong" w:cs="Times New Roman"/>
-        </w:rPr>
-        <w:t>芳环堆积偏移与边对面构型</w:t>
-      </w:r>
-    </w:p>
-    <w:p>
-      <w:pPr>
-        <w:pStyle w:val="BodyText"/>
+        <w:spacing w:before="120"/>
         <w:ind w:firstLine="420"/>
       </w:pPr>
       <w:r>
@@ -5427,6 +5649,7 @@
     <w:p>
       <w:pPr>
         <w:pStyle w:val="FirstParagraph"/>
+        <w:spacing w:after="80"/>
         <w:ind w:firstLine="420"/>
       </w:pPr>
       <w:r>
@@ -5664,97 +5887,152 @@
         <w:t>。</w:t>
       </w:r>
     </w:p>
+    <w:tbl>
+      <w:tblPr>
+        <w:tblStyle w:val="Table"/>
+        <w:tblW w:type="pct" w:w="5000"/>
+        <w:tblLayout w:type="fixed"/>
+        <w:tblLook w:firstRow="1" w:lastRow="0" w:firstColumn="0" w:lastColumn="0" w:noHBand="0" w:noVBand="0" w:val="0020"/>
+        <w:jc w:val="center"/>
+        <w:tblBorders>
+          <w:top w:val="single" w:sz="12" w:space="0" w:color="333333"/>
+          <w:bottom w:val="single" w:sz="12" w:space="0" w:color="333333"/>
+          <w:left w:val="none"/>
+          <w:right w:val="none"/>
+          <w:insideH w:val="none"/>
+          <w:insideV w:val="none"/>
+        </w:tblBorders>
+      </w:tblPr>
+      <w:tblGrid>
+        <w:gridCol w:w="7920"/>
+      </w:tblGrid>
+      <w:tr>
+        <w:trPr>
+          <w:tblHeader w:val="on"/>
+        </w:trPr>
+        <w:tc>
+          <w:tcPr>
+            <w:tcBorders>
+              <w:bottom w:val="single" w:sz="6" w:space="0" w:color="333333"/>
+            </w:tcBorders>
+          </w:tcPr>
+          <w:p>
+            <w:pPr>
+              <w:pStyle w:val="Compact"/>
+              <w:jc w:val="center"/>
+            </w:pPr>
+            <w:r>
+              <w:rPr>
+                <w:rFonts w:hint="eastAsia" w:ascii="Times New Roman" w:hAnsi="Times New Roman" w:eastAsia="SimHei" w:cs="Times New Roman"/>
+                <w:b/>
+              </w:rPr>
+              <w:t xml:space="preserve">主客体空间匹配锁钥模型</w:t>
+            </w:r>
+          </w:p>
+        </w:tc>
+      </w:tr>
+      <w:tr>
+        <w:tc>
+          <w:tcPr/>
+          <w:p>
+            <w:pPr>
+              <w:pStyle w:val="Compact"/>
+              <w:jc w:val="center"/>
+            </w:pPr>
+            <w:r>
+              <w:rPr>
+                <w:rFonts w:ascii="Times New Roman" w:hAnsi="Times New Roman" w:eastAsia="Times New Roman" w:cs="Times New Roman"/>
+              </w:rPr>
+              <w:drawing>
+                <wp:inline>
+                  <wp:extent cx="2667000" cy="1068169"/>
+                  <wp:effectExtent b="0" l="0" r="0" t="0"/>
+                  <wp:docPr descr="" title="" id="23" name="Picture"/>
+                  <a:graphic>
+                    <a:graphicData uri="http://schemas.openxmlformats.org/drawingml/2006/picture">
+                      <pic:pic>
+                        <pic:nvPicPr>
+                          <pic:cNvPr descr="af4eff4c17a945e0f0d9c0b9c5e6ff42bfa9eafb71737a2261560a5d5600aa3e.jpg" id="24" name="Picture"/>
+                          <pic:cNvPicPr>
+                            <a:picLocks noChangeArrowheads="1" noChangeAspect="1"/>
+                          </pic:cNvPicPr>
+                        </pic:nvPicPr>
+                        <pic:blipFill>
+                          <a:blip r:embed="rId22"/>
+                          <a:stretch>
+                            <a:fillRect/>
+                          </a:stretch>
+                        </pic:blipFill>
+                        <pic:spPr bwMode="auto">
+                          <a:xfrm>
+                            <a:off x="0" y="0"/>
+                            <a:ext cx="2667000" cy="1068169"/>
+                          </a:xfrm>
+                          <a:prstGeom prst="rect">
+                            <a:avLst/>
+                          </a:prstGeom>
+                          <a:noFill/>
+                          <a:ln w="9525">
+                            <a:noFill/>
+                            <a:headEnd/>
+                            <a:tailEnd/>
+                          </a:ln>
+                        </pic:spPr>
+                      </pic:pic>
+                    </a:graphicData>
+                  </a:graphic>
+                </wp:inline>
+              </w:drawing>
+            </w:r>
+          </w:p>
+        </w:tc>
+      </w:tr>
+      <w:tr>
+        <w:tc>
+          <w:tcPr/>
+          <w:p>
+            <w:pPr>
+              <w:pStyle w:val="Compact"/>
+              <w:jc w:val="center"/>
+            </w:pPr>
+            <w:r>
+              <w:rPr>
+                <w:rFonts w:ascii="Times New Roman" w:hAnsi="Times New Roman" w:eastAsia="Times New Roman" w:cs="Times New Roman"/>
+              </w:rPr>
+              <w:t xml:space="preserve">&gt; </w:t>
+            </w:r>
+            <w:r>
+              <w:rPr>
+                <w:rFonts w:hint="eastAsia" w:ascii="Times New Roman" w:hAnsi="Times New Roman" w:eastAsia="FangSong" w:cs="Times New Roman"/>
+              </w:rPr>
+              <w:t xml:space="preserve">图</w:t>
+            </w:r>
+            <w:r>
+              <w:rPr>
+                <w:rFonts w:ascii="Times New Roman" w:hAnsi="Times New Roman" w:eastAsia="Times New Roman" w:cs="Times New Roman"/>
+              </w:rPr>
+              <w:t xml:space="preserve"> </w:t>
+            </w:r>
+            <w:r>
+              <w:rPr>
+                <w:rFonts w:hint="eastAsia" w:ascii="Times New Roman" w:hAnsi="Times New Roman" w:eastAsia="Times New Roman" w:cs="Times New Roman"/>
+              </w:rPr>
+              <w:t>10-5：</w:t>
+            </w:r>
+            <w:r>
+              <w:rPr>
+                <w:rFonts w:hint="eastAsia" w:ascii="Times New Roman" w:hAnsi="Times New Roman" w:eastAsia="FangSong" w:cs="Times New Roman"/>
+              </w:rPr>
+              <w:t>主客体空间匹配锁钥模型</w:t>
+            </w:r>
+          </w:p>
+        </w:tc>
+      </w:tr>
+    </w:tbl>
     <w:p>
       <w:pPr>
         <w:pStyle w:val="BodyText"/>
-        <w:spacing w:before="160" w:after="80"/>
-        <w:jc w:val="center"/>
-      </w:pPr>
-      <w:r>
-        <w:rPr>
-          <w:rFonts w:ascii="Times New Roman" w:hAnsi="Times New Roman" w:eastAsia="Times New Roman" w:cs="Times New Roman"/>
-        </w:rPr>
-        <w:drawing>
-          <wp:inline>
-            <wp:extent cx="2667000" cy="1068169"/>
-            <wp:effectExtent b="0" l="0" r="0" t="0"/>
-            <wp:docPr descr="" title="" id="23" name="Picture"/>
-            <a:graphic>
-              <a:graphicData uri="http://schemas.openxmlformats.org/drawingml/2006/picture">
-                <pic:pic>
-                  <pic:nvPicPr>
-                    <pic:cNvPr descr="af4eff4c17a945e0f0d9c0b9c5e6ff42bfa9eafb71737a2261560a5d5600aa3e.jpg" id="24" name="Picture"/>
-                    <pic:cNvPicPr>
-                      <a:picLocks noChangeArrowheads="1" noChangeAspect="1"/>
-                    </pic:cNvPicPr>
-                  </pic:nvPicPr>
-                  <pic:blipFill>
-                    <a:blip r:embed="rId22"/>
-                    <a:stretch>
-                      <a:fillRect/>
-                    </a:stretch>
-                  </pic:blipFill>
-                  <pic:spPr bwMode="auto">
-                    <a:xfrm>
-                      <a:off x="0" y="0"/>
-                      <a:ext cx="2667000" cy="1068169"/>
-                    </a:xfrm>
-                    <a:prstGeom prst="rect">
-                      <a:avLst/>
-                    </a:prstGeom>
-                    <a:noFill/>
-                    <a:ln w="9525">
-                      <a:noFill/>
-                      <a:headEnd/>
-                      <a:tailEnd/>
-                    </a:ln>
-                  </pic:spPr>
-                </pic:pic>
-              </a:graphicData>
-            </a:graphic>
-          </wp:inline>
-        </w:drawing>
-      </w:r>
-      <w:r>
-        <w:rPr>
-          <w:rFonts w:ascii="Times New Roman" w:hAnsi="Times New Roman" w:eastAsia="Times New Roman" w:cs="Times New Roman"/>
-        </w:rPr>
-        <w:t xml:space="preserve"> </w:t>
-      </w:r>
-      <w:r>
-        <w:rPr>
-          <w:rFonts w:ascii="Times New Roman" w:hAnsi="Times New Roman" w:eastAsia="Times New Roman" w:cs="Times New Roman"/>
-        </w:rPr>
-        <w:t xml:space="preserve">&gt; </w:t>
-      </w:r>
-      <w:r>
-        <w:rPr>
-          <w:rFonts w:hint="eastAsia" w:ascii="Times New Roman" w:hAnsi="Times New Roman" w:eastAsia="FangSong" w:cs="Times New Roman"/>
-        </w:rPr>
-        <w:t xml:space="preserve">图</w:t>
-      </w:r>
-      <w:r>
-        <w:rPr>
-          <w:rFonts w:ascii="Times New Roman" w:hAnsi="Times New Roman" w:eastAsia="Times New Roman" w:cs="Times New Roman"/>
-        </w:rPr>
-        <w:t xml:space="preserve"> </w:t>
-      </w:r>
-      <w:r>
-        <w:rPr>
-          <w:rFonts w:hint="eastAsia" w:ascii="Times New Roman" w:hAnsi="Times New Roman" w:eastAsia="Times New Roman" w:cs="Times New Roman"/>
-        </w:rPr>
-        <w:t>10-5：</w:t>
-      </w:r>
-      <w:r>
-        <w:rPr>
-          <w:rFonts w:hint="eastAsia" w:ascii="Times New Roman" w:hAnsi="Times New Roman" w:eastAsia="FangSong" w:cs="Times New Roman"/>
-        </w:rPr>
-        <w:t>主客体空间匹配锁钥模型</w:t>
-      </w:r>
-    </w:p>
-    <w:p>
-      <w:pPr>
-        <w:pStyle w:val="BodyText"/>
+        <w:spacing w:before="120"/>
         <w:ind w:firstLine="420"/>
       </w:pPr>
       <w:r>
@@ -6495,6 +6773,7 @@
     <w:p>
       <w:pPr>
         <w:pStyle w:val="BodyText"/>
+        <w:spacing w:after="80"/>
         <w:ind w:firstLine="420"/>
       </w:pPr>
       <w:r>
@@ -6979,97 +7258,152 @@
         <w:t xml:space="preserve">）。</w:t>
       </w:r>
     </w:p>
+    <w:tbl>
+      <w:tblPr>
+        <w:tblStyle w:val="Table"/>
+        <w:tblW w:type="pct" w:w="5000"/>
+        <w:tblLayout w:type="fixed"/>
+        <w:tblLook w:firstRow="1" w:lastRow="0" w:firstColumn="0" w:lastColumn="0" w:noHBand="0" w:noVBand="0" w:val="0020"/>
+        <w:jc w:val="center"/>
+        <w:tblBorders>
+          <w:top w:val="single" w:sz="12" w:space="0" w:color="333333"/>
+          <w:bottom w:val="single" w:sz="12" w:space="0" w:color="333333"/>
+          <w:left w:val="none"/>
+          <w:right w:val="none"/>
+          <w:insideH w:val="none"/>
+          <w:insideV w:val="none"/>
+        </w:tblBorders>
+      </w:tblPr>
+      <w:tblGrid>
+        <w:gridCol w:w="7920"/>
+      </w:tblGrid>
+      <w:tr>
+        <w:trPr>
+          <w:tblHeader w:val="on"/>
+        </w:trPr>
+        <w:tc>
+          <w:tcPr>
+            <w:tcBorders>
+              <w:bottom w:val="single" w:sz="6" w:space="0" w:color="333333"/>
+            </w:tcBorders>
+          </w:tcPr>
+          <w:p>
+            <w:pPr>
+              <w:pStyle w:val="Compact"/>
+              <w:jc w:val="center"/>
+            </w:pPr>
+            <w:r>
+              <w:rPr>
+                <w:rFonts w:hint="eastAsia" w:ascii="Times New Roman" w:hAnsi="Times New Roman" w:eastAsia="SimHei" w:cs="Times New Roman"/>
+                <w:b/>
+              </w:rPr>
+              <w:t xml:space="preserve">链状大环与大二环主体对比</w:t>
+            </w:r>
+          </w:p>
+        </w:tc>
+      </w:tr>
+      <w:tr>
+        <w:tc>
+          <w:tcPr/>
+          <w:p>
+            <w:pPr>
+              <w:pStyle w:val="Compact"/>
+              <w:jc w:val="center"/>
+            </w:pPr>
+            <w:r>
+              <w:rPr>
+                <w:rFonts w:ascii="Times New Roman" w:hAnsi="Times New Roman" w:eastAsia="Times New Roman" w:cs="Times New Roman"/>
+              </w:rPr>
+              <w:drawing>
+                <wp:inline>
+                  <wp:extent cx="2667000" cy="2063928"/>
+                  <wp:effectExtent b="0" l="0" r="0" t="0"/>
+                  <wp:docPr descr="" title="" id="26" name="Picture"/>
+                  <a:graphic>
+                    <a:graphicData uri="http://schemas.openxmlformats.org/drawingml/2006/picture">
+                      <pic:pic>
+                        <pic:nvPicPr>
+                          <pic:cNvPr descr="115eeb1657f9ff2b1995879b050dee0e838704b110e7a8657fb75ecf639aad9c.jpg" id="27" name="Picture"/>
+                          <pic:cNvPicPr>
+                            <a:picLocks noChangeArrowheads="1" noChangeAspect="1"/>
+                          </pic:cNvPicPr>
+                        </pic:nvPicPr>
+                        <pic:blipFill>
+                          <a:blip r:embed="rId25"/>
+                          <a:stretch>
+                            <a:fillRect/>
+                          </a:stretch>
+                        </pic:blipFill>
+                        <pic:spPr bwMode="auto">
+                          <a:xfrm>
+                            <a:off x="0" y="0"/>
+                            <a:ext cx="2667000" cy="2063928"/>
+                          </a:xfrm>
+                          <a:prstGeom prst="rect">
+                            <a:avLst/>
+                          </a:prstGeom>
+                          <a:noFill/>
+                          <a:ln w="9525">
+                            <a:noFill/>
+                            <a:headEnd/>
+                            <a:tailEnd/>
+                          </a:ln>
+                        </pic:spPr>
+                      </pic:pic>
+                    </a:graphicData>
+                  </a:graphic>
+                </wp:inline>
+              </w:drawing>
+            </w:r>
+          </w:p>
+        </w:tc>
+      </w:tr>
+      <w:tr>
+        <w:tc>
+          <w:tcPr/>
+          <w:p>
+            <w:pPr>
+              <w:pStyle w:val="Compact"/>
+              <w:jc w:val="center"/>
+            </w:pPr>
+            <w:r>
+              <w:rPr>
+                <w:rFonts w:ascii="Times New Roman" w:hAnsi="Times New Roman" w:eastAsia="Times New Roman" w:cs="Times New Roman"/>
+              </w:rPr>
+              <w:t xml:space="preserve">&gt; </w:t>
+            </w:r>
+            <w:r>
+              <w:rPr>
+                <w:rFonts w:hint="eastAsia" w:ascii="Times New Roman" w:hAnsi="Times New Roman" w:eastAsia="FangSong" w:cs="Times New Roman"/>
+              </w:rPr>
+              <w:t xml:space="preserve">图</w:t>
+            </w:r>
+            <w:r>
+              <w:rPr>
+                <w:rFonts w:ascii="Times New Roman" w:hAnsi="Times New Roman" w:eastAsia="Times New Roman" w:cs="Times New Roman"/>
+              </w:rPr>
+              <w:t xml:space="preserve"> </w:t>
+            </w:r>
+            <w:r>
+              <w:rPr>
+                <w:rFonts w:hint="eastAsia" w:ascii="Times New Roman" w:hAnsi="Times New Roman" w:eastAsia="Times New Roman" w:cs="Times New Roman"/>
+              </w:rPr>
+              <w:t>10-6：</w:t>
+            </w:r>
+            <w:r>
+              <w:rPr>
+                <w:rFonts w:hint="eastAsia" w:ascii="Times New Roman" w:hAnsi="Times New Roman" w:eastAsia="FangSong" w:cs="Times New Roman"/>
+              </w:rPr>
+              <w:t>链状大环与大二环主体对比</w:t>
+            </w:r>
+          </w:p>
+        </w:tc>
+      </w:tr>
+    </w:tbl>
     <w:p>
       <w:pPr>
         <w:pStyle w:val="BodyText"/>
-        <w:spacing w:before="160" w:after="80"/>
-        <w:jc w:val="center"/>
-      </w:pPr>
-      <w:r>
-        <w:rPr>
-          <w:rFonts w:ascii="Times New Roman" w:hAnsi="Times New Roman" w:eastAsia="Times New Roman" w:cs="Times New Roman"/>
-        </w:rPr>
-        <w:drawing>
-          <wp:inline>
-            <wp:extent cx="2667000" cy="2063928"/>
-            <wp:effectExtent b="0" l="0" r="0" t="0"/>
-            <wp:docPr descr="" title="" id="26" name="Picture"/>
-            <a:graphic>
-              <a:graphicData uri="http://schemas.openxmlformats.org/drawingml/2006/picture">
-                <pic:pic>
-                  <pic:nvPicPr>
-                    <pic:cNvPr descr="115eeb1657f9ff2b1995879b050dee0e838704b110e7a8657fb75ecf639aad9c.jpg" id="27" name="Picture"/>
-                    <pic:cNvPicPr>
-                      <a:picLocks noChangeArrowheads="1" noChangeAspect="1"/>
-                    </pic:cNvPicPr>
-                  </pic:nvPicPr>
-                  <pic:blipFill>
-                    <a:blip r:embed="rId25"/>
-                    <a:stretch>
-                      <a:fillRect/>
-                    </a:stretch>
-                  </pic:blipFill>
-                  <pic:spPr bwMode="auto">
-                    <a:xfrm>
-                      <a:off x="0" y="0"/>
-                      <a:ext cx="2667000" cy="2063928"/>
-                    </a:xfrm>
-                    <a:prstGeom prst="rect">
-                      <a:avLst/>
-                    </a:prstGeom>
-                    <a:noFill/>
-                    <a:ln w="9525">
-                      <a:noFill/>
-                      <a:headEnd/>
-                      <a:tailEnd/>
-                    </a:ln>
-                  </pic:spPr>
-                </pic:pic>
-              </a:graphicData>
-            </a:graphic>
-          </wp:inline>
-        </w:drawing>
-      </w:r>
-      <w:r>
-        <w:rPr>
-          <w:rFonts w:ascii="Times New Roman" w:hAnsi="Times New Roman" w:eastAsia="Times New Roman" w:cs="Times New Roman"/>
-        </w:rPr>
-        <w:t xml:space="preserve"> </w:t>
-      </w:r>
-      <w:r>
-        <w:rPr>
-          <w:rFonts w:ascii="Times New Roman" w:hAnsi="Times New Roman" w:eastAsia="Times New Roman" w:cs="Times New Roman"/>
-        </w:rPr>
-        <w:t xml:space="preserve">&gt; </w:t>
-      </w:r>
-      <w:r>
-        <w:rPr>
-          <w:rFonts w:hint="eastAsia" w:ascii="Times New Roman" w:hAnsi="Times New Roman" w:eastAsia="FangSong" w:cs="Times New Roman"/>
-        </w:rPr>
-        <w:t xml:space="preserve">图</w:t>
-      </w:r>
-      <w:r>
-        <w:rPr>
-          <w:rFonts w:ascii="Times New Roman" w:hAnsi="Times New Roman" w:eastAsia="Times New Roman" w:cs="Times New Roman"/>
-        </w:rPr>
-        <w:t xml:space="preserve"> </w:t>
-      </w:r>
-      <w:r>
-        <w:rPr>
-          <w:rFonts w:hint="eastAsia" w:ascii="Times New Roman" w:hAnsi="Times New Roman" w:eastAsia="Times New Roman" w:cs="Times New Roman"/>
-        </w:rPr>
-        <w:t>10-6：</w:t>
-      </w:r>
-      <w:r>
-        <w:rPr>
-          <w:rFonts w:hint="eastAsia" w:ascii="Times New Roman" w:hAnsi="Times New Roman" w:eastAsia="FangSong" w:cs="Times New Roman"/>
-        </w:rPr>
-        <w:t>链状大环与大二环主体对比</w:t>
-      </w:r>
-    </w:p>
-    <w:p>
-      <w:pPr>
-        <w:pStyle w:val="BodyText"/>
+        <w:spacing w:before="120"/>
         <w:ind w:firstLine="420"/>
       </w:pPr>
       <w:r>
@@ -8670,6 +9004,7 @@
     <w:p>
       <w:pPr>
         <w:pStyle w:val="BodyText"/>
+        <w:spacing w:after="80"/>
         <w:ind w:firstLine="420"/>
       </w:pPr>
       <w:r>
@@ -8801,97 +9136,152 @@
         <w:t>。</w:t>
       </w:r>
     </w:p>
+    <w:tbl>
+      <w:tblPr>
+        <w:tblStyle w:val="Table"/>
+        <w:tblW w:type="pct" w:w="5000"/>
+        <w:tblLayout w:type="fixed"/>
+        <w:tblLook w:firstRow="1" w:lastRow="0" w:firstColumn="0" w:lastColumn="0" w:noHBand="0" w:noVBand="0" w:val="0020"/>
+        <w:jc w:val="center"/>
+        <w:tblBorders>
+          <w:top w:val="single" w:sz="12" w:space="0" w:color="333333"/>
+          <w:bottom w:val="single" w:sz="12" w:space="0" w:color="333333"/>
+          <w:left w:val="none"/>
+          <w:right w:val="none"/>
+          <w:insideH w:val="none"/>
+          <w:insideV w:val="none"/>
+        </w:tblBorders>
+      </w:tblPr>
+      <w:tblGrid>
+        <w:gridCol w:w="7920"/>
+      </w:tblGrid>
+      <w:tr>
+        <w:trPr>
+          <w:tblHeader w:val="on"/>
+        </w:trPr>
+        <w:tc>
+          <w:tcPr>
+            <w:tcBorders>
+              <w:bottom w:val="single" w:sz="6" w:space="0" w:color="333333"/>
+            </w:tcBorders>
+          </w:tcPr>
+          <w:p>
+            <w:pPr>
+              <w:pStyle w:val="Compact"/>
+              <w:jc w:val="center"/>
+            </w:pPr>
+            <w:r>
+              <w:rPr>
+                <w:rFonts w:hint="eastAsia" w:ascii="Times New Roman" w:hAnsi="Times New Roman" w:eastAsia="SimHei" w:cs="Times New Roman"/>
+                <w:b/>
+              </w:rPr>
+              <w:t xml:space="preserve">连续变化法确定络合计量比</w:t>
+            </w:r>
+          </w:p>
+        </w:tc>
+      </w:tr>
+      <w:tr>
+        <w:tc>
+          <w:tcPr/>
+          <w:p>
+            <w:pPr>
+              <w:pStyle w:val="Compact"/>
+              <w:jc w:val="center"/>
+            </w:pPr>
+            <w:r>
+              <w:rPr>
+                <w:rFonts w:ascii="Times New Roman" w:hAnsi="Times New Roman" w:eastAsia="Times New Roman" w:cs="Times New Roman"/>
+              </w:rPr>
+              <w:drawing>
+                <wp:inline>
+                  <wp:extent cx="2667000" cy="3024000"/>
+                  <wp:effectExtent b="0" l="0" r="0" t="0"/>
+                  <wp:docPr descr="" title="" id="29" name="Picture"/>
+                  <a:graphic>
+                    <a:graphicData uri="http://schemas.openxmlformats.org/drawingml/2006/picture">
+                      <pic:pic>
+                        <pic:nvPicPr>
+                          <pic:cNvPr descr="a538f7f0896a0d13e192459448bd451e034e98d7efa67148011d2f59b6893354.jpg" id="30" name="Picture"/>
+                          <pic:cNvPicPr>
+                            <a:picLocks noChangeArrowheads="1" noChangeAspect="1"/>
+                          </pic:cNvPicPr>
+                        </pic:nvPicPr>
+                        <pic:blipFill>
+                          <a:blip r:embed="rId28"/>
+                          <a:stretch>
+                            <a:fillRect/>
+                          </a:stretch>
+                        </pic:blipFill>
+                        <pic:spPr bwMode="auto">
+                          <a:xfrm>
+                            <a:off x="0" y="0"/>
+                            <a:ext cx="2667000" cy="3024000"/>
+                          </a:xfrm>
+                          <a:prstGeom prst="rect">
+                            <a:avLst/>
+                          </a:prstGeom>
+                          <a:noFill/>
+                          <a:ln w="9525">
+                            <a:noFill/>
+                            <a:headEnd/>
+                            <a:tailEnd/>
+                          </a:ln>
+                        </pic:spPr>
+                      </pic:pic>
+                    </a:graphicData>
+                  </a:graphic>
+                </wp:inline>
+              </w:drawing>
+            </w:r>
+          </w:p>
+        </w:tc>
+      </w:tr>
+      <w:tr>
+        <w:tc>
+          <w:tcPr/>
+          <w:p>
+            <w:pPr>
+              <w:pStyle w:val="Compact"/>
+              <w:jc w:val="center"/>
+            </w:pPr>
+            <w:r>
+              <w:rPr>
+                <w:rFonts w:ascii="Times New Roman" w:hAnsi="Times New Roman" w:eastAsia="Times New Roman" w:cs="Times New Roman"/>
+              </w:rPr>
+              <w:t xml:space="preserve">&gt; </w:t>
+            </w:r>
+            <w:r>
+              <w:rPr>
+                <w:rFonts w:hint="eastAsia" w:ascii="Times New Roman" w:hAnsi="Times New Roman" w:eastAsia="FangSong" w:cs="Times New Roman"/>
+              </w:rPr>
+              <w:t xml:space="preserve">图</w:t>
+            </w:r>
+            <w:r>
+              <w:rPr>
+                <w:rFonts w:ascii="Times New Roman" w:hAnsi="Times New Roman" w:eastAsia="Times New Roman" w:cs="Times New Roman"/>
+              </w:rPr>
+              <w:t xml:space="preserve"> </w:t>
+            </w:r>
+            <w:r>
+              <w:rPr>
+                <w:rFonts w:hint="eastAsia" w:ascii="Times New Roman" w:hAnsi="Times New Roman" w:eastAsia="Times New Roman" w:cs="Times New Roman"/>
+              </w:rPr>
+              <w:t>10-7：</w:t>
+            </w:r>
+            <w:r>
+              <w:rPr>
+                <w:rFonts w:hint="eastAsia" w:ascii="Times New Roman" w:hAnsi="Times New Roman" w:eastAsia="FangSong" w:cs="Times New Roman"/>
+              </w:rPr>
+              <w:t>连续变化法确定络合计量比</w:t>
+            </w:r>
+          </w:p>
+        </w:tc>
+      </w:tr>
+    </w:tbl>
     <w:p>
       <w:pPr>
         <w:pStyle w:val="BodyText"/>
-        <w:spacing w:before="160" w:after="80"/>
-        <w:jc w:val="center"/>
-      </w:pPr>
-      <w:r>
-        <w:rPr>
-          <w:rFonts w:ascii="Times New Roman" w:hAnsi="Times New Roman" w:eastAsia="Times New Roman" w:cs="Times New Roman"/>
-        </w:rPr>
-        <w:drawing>
-          <wp:inline>
-            <wp:extent cx="2667000" cy="3024000"/>
-            <wp:effectExtent b="0" l="0" r="0" t="0"/>
-            <wp:docPr descr="" title="" id="29" name="Picture"/>
-            <a:graphic>
-              <a:graphicData uri="http://schemas.openxmlformats.org/drawingml/2006/picture">
-                <pic:pic>
-                  <pic:nvPicPr>
-                    <pic:cNvPr descr="a538f7f0896a0d13e192459448bd451e034e98d7efa67148011d2f59b6893354.jpg" id="30" name="Picture"/>
-                    <pic:cNvPicPr>
-                      <a:picLocks noChangeArrowheads="1" noChangeAspect="1"/>
-                    </pic:cNvPicPr>
-                  </pic:nvPicPr>
-                  <pic:blipFill>
-                    <a:blip r:embed="rId28"/>
-                    <a:stretch>
-                      <a:fillRect/>
-                    </a:stretch>
-                  </pic:blipFill>
-                  <pic:spPr bwMode="auto">
-                    <a:xfrm>
-                      <a:off x="0" y="0"/>
-                      <a:ext cx="2667000" cy="3024000"/>
-                    </a:xfrm>
-                    <a:prstGeom prst="rect">
-                      <a:avLst/>
-                    </a:prstGeom>
-                    <a:noFill/>
-                    <a:ln w="9525">
-                      <a:noFill/>
-                      <a:headEnd/>
-                      <a:tailEnd/>
-                    </a:ln>
-                  </pic:spPr>
-                </pic:pic>
-              </a:graphicData>
-            </a:graphic>
-          </wp:inline>
-        </w:drawing>
-      </w:r>
-      <w:r>
-        <w:rPr>
-          <w:rFonts w:ascii="Times New Roman" w:hAnsi="Times New Roman" w:eastAsia="Times New Roman" w:cs="Times New Roman"/>
-        </w:rPr>
-        <w:t xml:space="preserve"> </w:t>
-      </w:r>
-      <w:r>
-        <w:rPr>
-          <w:rFonts w:ascii="Times New Roman" w:hAnsi="Times New Roman" w:eastAsia="Times New Roman" w:cs="Times New Roman"/>
-        </w:rPr>
-        <w:t xml:space="preserve">&gt; </w:t>
-      </w:r>
-      <w:r>
-        <w:rPr>
-          <w:rFonts w:hint="eastAsia" w:ascii="Times New Roman" w:hAnsi="Times New Roman" w:eastAsia="FangSong" w:cs="Times New Roman"/>
-        </w:rPr>
-        <w:t xml:space="preserve">图</w:t>
-      </w:r>
-      <w:r>
-        <w:rPr>
-          <w:rFonts w:ascii="Times New Roman" w:hAnsi="Times New Roman" w:eastAsia="Times New Roman" w:cs="Times New Roman"/>
-        </w:rPr>
-        <w:t xml:space="preserve"> </w:t>
-      </w:r>
-      <w:r>
-        <w:rPr>
-          <w:rFonts w:hint="eastAsia" w:ascii="Times New Roman" w:hAnsi="Times New Roman" w:eastAsia="Times New Roman" w:cs="Times New Roman"/>
-        </w:rPr>
-        <w:t>10-7：</w:t>
-      </w:r>
-      <w:r>
-        <w:rPr>
-          <w:rFonts w:hint="eastAsia" w:ascii="Times New Roman" w:hAnsi="Times New Roman" w:eastAsia="FangSong" w:cs="Times New Roman"/>
-        </w:rPr>
-        <w:t>连续变化法确定络合计量比</w:t>
-      </w:r>
-    </w:p>
-    <w:p>
-      <w:pPr>
-        <w:pStyle w:val="BodyText"/>
+        <w:spacing w:before="120"/>
         <w:ind w:firstLine="420"/>
       </w:pPr>
       <w:r>
@@ -11240,6 +11630,7 @@
     <w:p>
       <w:pPr>
         <w:pStyle w:val="FirstParagraph"/>
+        <w:spacing w:after="80"/>
         <w:ind w:firstLine="420"/>
       </w:pPr>
       <w:r>
@@ -11435,98 +11826,152 @@
         <w:t>。</w:t>
       </w:r>
     </w:p>
+    <w:tbl>
+      <w:tblPr>
+        <w:tblStyle w:val="Table"/>
+        <w:tblW w:type="pct" w:w="5000"/>
+        <w:tblLayout w:type="fixed"/>
+        <w:tblLook w:firstRow="1" w:lastRow="0" w:firstColumn="0" w:lastColumn="0" w:noHBand="0" w:noVBand="0" w:val="0020"/>
+        <w:jc w:val="center"/>
+        <w:tblBorders>
+          <w:top w:val="single" w:sz="12" w:space="0" w:color="333333"/>
+          <w:bottom w:val="single" w:sz="12" w:space="0" w:color="333333"/>
+          <w:left w:val="none"/>
+          <w:right w:val="none"/>
+          <w:insideH w:val="none"/>
+          <w:insideV w:val="none"/>
+        </w:tblBorders>
+      </w:tblPr>
+      <w:tblGrid>
+        <w:gridCol w:w="7920"/>
+      </w:tblGrid>
+      <w:tr>
+        <w:trPr>
+          <w:tblHeader w:val="on"/>
+        </w:trPr>
+        <w:tc>
+          <w:tcPr>
+            <w:tcBorders>
+              <w:bottom w:val="single" w:sz="6" w:space="0" w:color="333333"/>
+            </w:tcBorders>
+          </w:tcPr>
+          <w:p>
+            <w:pPr>
+              <w:pStyle w:val="Compact"/>
+              <w:jc w:val="center"/>
+            </w:pPr>
+            <w:r>
+              <w:rPr>
+                <w:rFonts w:hint="eastAsia" w:ascii="Times New Roman" w:hAnsi="Times New Roman" w:eastAsia="SimHei" w:cs="Times New Roman"/>
+                <w:b/>
+              </w:rPr>
+              <w:t xml:space="preserve">经典单环冠醚主体系列</w:t>
+            </w:r>
+          </w:p>
+        </w:tc>
+      </w:tr>
+      <w:tr>
+        <w:tc>
+          <w:tcPr/>
+          <w:p>
+            <w:pPr>
+              <w:pStyle w:val="Compact"/>
+              <w:jc w:val="center"/>
+            </w:pPr>
+            <w:r>
+              <w:rPr>
+                <w:rFonts w:ascii="Times New Roman" w:hAnsi="Times New Roman" w:eastAsia="Times New Roman" w:cs="Times New Roman"/>
+              </w:rPr>
+              <w:drawing>
+                <wp:inline>
+                  <wp:extent cx="2667000" cy="2384990"/>
+                  <wp:effectExtent b="0" l="0" r="0" t="0"/>
+                  <wp:docPr descr="" title="" id="33" name="Picture"/>
+                  <a:graphic>
+                    <a:graphicData uri="http://schemas.openxmlformats.org/drawingml/2006/picture">
+                      <pic:pic>
+                        <pic:nvPicPr>
+                          <pic:cNvPr descr="269e8046a52707d5b1c924d18a95a92f287ca8f0f977dbd072c3d9541020a132.jpg" id="34" name="Picture"/>
+                          <pic:cNvPicPr>
+                            <a:picLocks noChangeArrowheads="1" noChangeAspect="1"/>
+                          </pic:cNvPicPr>
+                        </pic:nvPicPr>
+                        <pic:blipFill>
+                          <a:blip r:embed="rId32"/>
+                          <a:stretch>
+                            <a:fillRect/>
+                          </a:stretch>
+                        </pic:blipFill>
+                        <pic:spPr bwMode="auto">
+                          <a:xfrm>
+                            <a:off x="0" y="0"/>
+                            <a:ext cx="2667000" cy="2384990"/>
+                          </a:xfrm>
+                          <a:prstGeom prst="rect">
+                            <a:avLst/>
+                          </a:prstGeom>
+                          <a:noFill/>
+                          <a:ln w="9525">
+                            <a:noFill/>
+                            <a:headEnd/>
+                            <a:tailEnd/>
+                          </a:ln>
+                        </pic:spPr>
+                      </pic:pic>
+                    </a:graphicData>
+                  </a:graphic>
+                </wp:inline>
+              </w:drawing>
+            </w:r>
+          </w:p>
+        </w:tc>
+      </w:tr>
+      <w:tr>
+        <w:tc>
+          <w:tcPr/>
+          <w:p>
+            <w:pPr>
+              <w:pStyle w:val="Compact"/>
+              <w:jc w:val="center"/>
+            </w:pPr>
+            <w:r>
+              <w:rPr>
+                <w:rFonts w:ascii="Times New Roman" w:hAnsi="Times New Roman" w:eastAsia="Times New Roman" w:cs="Times New Roman"/>
+              </w:rPr>
+              <w:t xml:space="preserve">&gt; </w:t>
+            </w:r>
+            <w:r>
+              <w:rPr>
+                <w:rFonts w:hint="eastAsia" w:ascii="Times New Roman" w:hAnsi="Times New Roman" w:eastAsia="FangSong" w:cs="Times New Roman"/>
+              </w:rPr>
+              <w:t xml:space="preserve">图</w:t>
+            </w:r>
+            <w:r>
+              <w:rPr>
+                <w:rFonts w:ascii="Times New Roman" w:hAnsi="Times New Roman" w:eastAsia="Times New Roman" w:cs="Times New Roman"/>
+              </w:rPr>
+              <w:t xml:space="preserve"> </w:t>
+            </w:r>
+            <w:r>
+              <w:rPr>
+                <w:rFonts w:hint="eastAsia" w:ascii="Times New Roman" w:hAnsi="Times New Roman" w:eastAsia="Times New Roman" w:cs="Times New Roman"/>
+              </w:rPr>
+              <w:t>10-8：</w:t>
+            </w:r>
+            <w:r>
+              <w:rPr>
+                <w:rFonts w:hint="eastAsia" w:ascii="Times New Roman" w:hAnsi="Times New Roman" w:eastAsia="FangSong" w:cs="Times New Roman"/>
+              </w:rPr>
+              <w:t>经典单环冠醚主体系列</w:t>
+            </w:r>
+          </w:p>
+        </w:tc>
+      </w:tr>
+    </w:tbl>
     <w:p>
       <w:pPr>
         <w:pStyle w:val="BodyText"/>
-        <w:spacing w:before="160" w:after="80"/>
-        <w:jc w:val="center"/>
-      </w:pPr>
-      <w:r>
-        <w:rPr>
-          <w:rFonts w:ascii="Times New Roman" w:hAnsi="Times New Roman" w:eastAsia="Times New Roman" w:cs="Times New Roman"/>
-        </w:rPr>
-        <w:drawing>
-          <wp:inline>
-            <wp:extent cx="2667000" cy="2384990"/>
-            <wp:effectExtent b="0" l="0" r="0" t="0"/>
-            <wp:docPr descr="" title="" id="33" name="Picture"/>
-            <a:graphic>
-              <a:graphicData uri="http://schemas.openxmlformats.org/drawingml/2006/picture">
-                <pic:pic>
-                  <pic:nvPicPr>
-                    <pic:cNvPr descr="269e8046a52707d5b1c924d18a95a92f287ca8f0f977dbd072c3d9541020a132.jpg" id="34" name="Picture"/>
-                    <pic:cNvPicPr>
-                      <a:picLocks noChangeArrowheads="1" noChangeAspect="1"/>
-                    </pic:cNvPicPr>
-                  </pic:nvPicPr>
-                  <pic:blipFill>
-                    <a:blip r:embed="rId32"/>
-                    <a:stretch>
-                      <a:fillRect/>
-                    </a:stretch>
-                  </pic:blipFill>
-                  <pic:spPr bwMode="auto">
-                    <a:xfrm>
-                      <a:off x="0" y="0"/>
-                      <a:ext cx="2667000" cy="2384990"/>
-                    </a:xfrm>
-                    <a:prstGeom prst="rect">
-                      <a:avLst/>
-                    </a:prstGeom>
-                    <a:noFill/>
-                    <a:ln w="9525">
-                      <a:noFill/>
-                      <a:headEnd/>
-                      <a:tailEnd/>
-                    </a:ln>
-                  </pic:spPr>
-                </pic:pic>
-              </a:graphicData>
-            </a:graphic>
-          </wp:inline>
-        </w:drawing>
-      </w:r>
-      <w:r>
-        <w:rPr>
-          <w:rFonts w:ascii="Times New Roman" w:hAnsi="Times New Roman" w:eastAsia="Times New Roman" w:cs="Times New Roman"/>
-        </w:rPr>
-        <w:t xml:space="preserve"> </w:t>
-      </w:r>
-      <w:r>
-        <w:rPr>
-          <w:rFonts w:ascii="Times New Roman" w:hAnsi="Times New Roman" w:eastAsia="Times New Roman" w:cs="Times New Roman"/>
-        </w:rPr>
-        <w:t xml:space="preserve">&gt; </w:t>
-      </w:r>
-      <w:r>
-        <w:rPr>
-          <w:rFonts w:hint="eastAsia" w:ascii="Times New Roman" w:hAnsi="Times New Roman" w:eastAsia="FangSong" w:cs="Times New Roman"/>
-        </w:rPr>
-        <w:t xml:space="preserve">图</w:t>
-      </w:r>
-      <w:r>
-        <w:rPr>
-          <w:rFonts w:ascii="Times New Roman" w:hAnsi="Times New Roman" w:eastAsia="Times New Roman" w:cs="Times New Roman"/>
-        </w:rPr>
-        <w:t xml:space="preserve"> </w:t>
-      </w:r>
-      <w:r>
-        <w:rPr>
-          <w:rFonts w:hint="eastAsia" w:ascii="Times New Roman" w:hAnsi="Times New Roman" w:eastAsia="Times New Roman" w:cs="Times New Roman"/>
-        </w:rPr>
-        <w:t>10-8：</w:t>
-      </w:r>
-      <w:r>
-        <w:rPr>
-          <w:rFonts w:hint="eastAsia" w:ascii="Times New Roman" w:hAnsi="Times New Roman" w:eastAsia="FangSong" w:cs="Times New Roman"/>
-        </w:rPr>
-        <w:t>经典单环冠醚主体系列</w:t>
-      </w:r>
-    </w:p>
-    <w:p>
-      <w:pPr>
-        <w:pStyle w:val="BodyText"/>
-        <w:spacing w:after="80"/>
+        <w:spacing w:before="120" w:after="80"/>
         <w:ind w:firstLine="420"/>
       </w:pPr>
       <w:r>
@@ -13550,6 +13995,7 @@
     <w:p>
       <w:pPr>
         <w:pStyle w:val="BodyText"/>
+        <w:spacing w:after="80"/>
         <w:ind w:firstLine="420"/>
       </w:pPr>
       <w:r>
@@ -13762,97 +14208,152 @@
         <w:t>）。</w:t>
       </w:r>
     </w:p>
+    <w:tbl>
+      <w:tblPr>
+        <w:tblStyle w:val="Table"/>
+        <w:tblW w:type="pct" w:w="5000"/>
+        <w:tblLayout w:type="fixed"/>
+        <w:tblLook w:firstRow="1" w:lastRow="0" w:firstColumn="0" w:lastColumn="0" w:noHBand="0" w:noVBand="0" w:val="0020"/>
+        <w:jc w:val="center"/>
+        <w:tblBorders>
+          <w:top w:val="single" w:sz="12" w:space="0" w:color="333333"/>
+          <w:bottom w:val="single" w:sz="12" w:space="0" w:color="333333"/>
+          <w:left w:val="none"/>
+          <w:right w:val="none"/>
+          <w:insideH w:val="none"/>
+          <w:insideV w:val="none"/>
+        </w:tblBorders>
+      </w:tblPr>
+      <w:tblGrid>
+        <w:gridCol w:w="7920"/>
+      </w:tblGrid>
+      <w:tr>
+        <w:trPr>
+          <w:tblHeader w:val="on"/>
+        </w:trPr>
+        <w:tc>
+          <w:tcPr>
+            <w:tcBorders>
+              <w:bottom w:val="single" w:sz="6" w:space="0" w:color="333333"/>
+            </w:tcBorders>
+          </w:tcPr>
+          <w:p>
+            <w:pPr>
+              <w:pStyle w:val="Compact"/>
+              <w:jc w:val="center"/>
+            </w:pPr>
+            <w:r>
+              <w:rPr>
+                <w:rFonts w:hint="eastAsia" w:ascii="Times New Roman" w:hAnsi="Times New Roman" w:eastAsia="SimHei" w:cs="Times New Roman"/>
+                <w:b/>
+              </w:rPr>
+              <w:t xml:space="preserve">三维氮杂穴醚空间包结结构</w:t>
+            </w:r>
+          </w:p>
+        </w:tc>
+      </w:tr>
+      <w:tr>
+        <w:tc>
+          <w:tcPr/>
+          <w:p>
+            <w:pPr>
+              <w:pStyle w:val="Compact"/>
+              <w:jc w:val="center"/>
+            </w:pPr>
+            <w:r>
+              <w:rPr>
+                <w:rFonts w:ascii="Times New Roman" w:hAnsi="Times New Roman" w:eastAsia="Times New Roman" w:cs="Times New Roman"/>
+              </w:rPr>
+              <w:drawing>
+                <wp:inline>
+                  <wp:extent cx="2667000" cy="2486623"/>
+                  <wp:effectExtent b="0" l="0" r="0" t="0"/>
+                  <wp:docPr descr="" title="" id="36" name="Picture"/>
+                  <a:graphic>
+                    <a:graphicData uri="http://schemas.openxmlformats.org/drawingml/2006/picture">
+                      <pic:pic>
+                        <pic:nvPicPr>
+                          <pic:cNvPr descr="686f9c025109a1ec5f3f7e6f0e31014040a243029f1a6fb8ed5ca56465b86c9e.jpg" id="37" name="Picture"/>
+                          <pic:cNvPicPr>
+                            <a:picLocks noChangeArrowheads="1" noChangeAspect="1"/>
+                          </pic:cNvPicPr>
+                        </pic:nvPicPr>
+                        <pic:blipFill>
+                          <a:blip r:embed="rId35"/>
+                          <a:stretch>
+                            <a:fillRect/>
+                          </a:stretch>
+                        </pic:blipFill>
+                        <pic:spPr bwMode="auto">
+                          <a:xfrm>
+                            <a:off x="0" y="0"/>
+                            <a:ext cx="2667000" cy="2486623"/>
+                          </a:xfrm>
+                          <a:prstGeom prst="rect">
+                            <a:avLst/>
+                          </a:prstGeom>
+                          <a:noFill/>
+                          <a:ln w="9525">
+                            <a:noFill/>
+                            <a:headEnd/>
+                            <a:tailEnd/>
+                          </a:ln>
+                        </pic:spPr>
+                      </pic:pic>
+                    </a:graphicData>
+                  </a:graphic>
+                </wp:inline>
+              </w:drawing>
+            </w:r>
+          </w:p>
+        </w:tc>
+      </w:tr>
+      <w:tr>
+        <w:tc>
+          <w:tcPr/>
+          <w:p>
+            <w:pPr>
+              <w:pStyle w:val="Compact"/>
+              <w:jc w:val="center"/>
+            </w:pPr>
+            <w:r>
+              <w:rPr>
+                <w:rFonts w:ascii="Times New Roman" w:hAnsi="Times New Roman" w:eastAsia="Times New Roman" w:cs="Times New Roman"/>
+              </w:rPr>
+              <w:t xml:space="preserve">&gt; </w:t>
+            </w:r>
+            <w:r>
+              <w:rPr>
+                <w:rFonts w:hint="eastAsia" w:ascii="Times New Roman" w:hAnsi="Times New Roman" w:eastAsia="FangSong" w:cs="Times New Roman"/>
+              </w:rPr>
+              <w:t xml:space="preserve">图</w:t>
+            </w:r>
+            <w:r>
+              <w:rPr>
+                <w:rFonts w:ascii="Times New Roman" w:hAnsi="Times New Roman" w:eastAsia="Times New Roman" w:cs="Times New Roman"/>
+              </w:rPr>
+              <w:t xml:space="preserve"> </w:t>
+            </w:r>
+            <w:r>
+              <w:rPr>
+                <w:rFonts w:hint="eastAsia" w:ascii="Times New Roman" w:hAnsi="Times New Roman" w:eastAsia="Times New Roman" w:cs="Times New Roman"/>
+              </w:rPr>
+              <w:t>10-9：</w:t>
+            </w:r>
+            <w:r>
+              <w:rPr>
+                <w:rFonts w:hint="eastAsia" w:ascii="Times New Roman" w:hAnsi="Times New Roman" w:eastAsia="FangSong" w:cs="Times New Roman"/>
+              </w:rPr>
+              <w:t>三维氮杂穴醚空间包结结构</w:t>
+            </w:r>
+          </w:p>
+        </w:tc>
+      </w:tr>
+    </w:tbl>
     <w:p>
       <w:pPr>
         <w:pStyle w:val="BodyText"/>
-        <w:spacing w:before="160" w:after="80"/>
-        <w:jc w:val="center"/>
-      </w:pPr>
-      <w:r>
-        <w:rPr>
-          <w:rFonts w:ascii="Times New Roman" w:hAnsi="Times New Roman" w:eastAsia="Times New Roman" w:cs="Times New Roman"/>
-        </w:rPr>
-        <w:drawing>
-          <wp:inline>
-            <wp:extent cx="2667000" cy="2486623"/>
-            <wp:effectExtent b="0" l="0" r="0" t="0"/>
-            <wp:docPr descr="" title="" id="36" name="Picture"/>
-            <a:graphic>
-              <a:graphicData uri="http://schemas.openxmlformats.org/drawingml/2006/picture">
-                <pic:pic>
-                  <pic:nvPicPr>
-                    <pic:cNvPr descr="686f9c025109a1ec5f3f7e6f0e31014040a243029f1a6fb8ed5ca56465b86c9e.jpg" id="37" name="Picture"/>
-                    <pic:cNvPicPr>
-                      <a:picLocks noChangeArrowheads="1" noChangeAspect="1"/>
-                    </pic:cNvPicPr>
-                  </pic:nvPicPr>
-                  <pic:blipFill>
-                    <a:blip r:embed="rId35"/>
-                    <a:stretch>
-                      <a:fillRect/>
-                    </a:stretch>
-                  </pic:blipFill>
-                  <pic:spPr bwMode="auto">
-                    <a:xfrm>
-                      <a:off x="0" y="0"/>
-                      <a:ext cx="2667000" cy="2486623"/>
-                    </a:xfrm>
-                    <a:prstGeom prst="rect">
-                      <a:avLst/>
-                    </a:prstGeom>
-                    <a:noFill/>
-                    <a:ln w="9525">
-                      <a:noFill/>
-                      <a:headEnd/>
-                      <a:tailEnd/>
-                    </a:ln>
-                  </pic:spPr>
-                </pic:pic>
-              </a:graphicData>
-            </a:graphic>
-          </wp:inline>
-        </w:drawing>
-      </w:r>
-      <w:r>
-        <w:rPr>
-          <w:rFonts w:ascii="Times New Roman" w:hAnsi="Times New Roman" w:eastAsia="Times New Roman" w:cs="Times New Roman"/>
-        </w:rPr>
-        <w:t xml:space="preserve"> </w:t>
-      </w:r>
-      <w:r>
-        <w:rPr>
-          <w:rFonts w:ascii="Times New Roman" w:hAnsi="Times New Roman" w:eastAsia="Times New Roman" w:cs="Times New Roman"/>
-        </w:rPr>
-        <w:t xml:space="preserve">&gt; </w:t>
-      </w:r>
-      <w:r>
-        <w:rPr>
-          <w:rFonts w:hint="eastAsia" w:ascii="Times New Roman" w:hAnsi="Times New Roman" w:eastAsia="FangSong" w:cs="Times New Roman"/>
-        </w:rPr>
-        <w:t xml:space="preserve">图</w:t>
-      </w:r>
-      <w:r>
-        <w:rPr>
-          <w:rFonts w:ascii="Times New Roman" w:hAnsi="Times New Roman" w:eastAsia="Times New Roman" w:cs="Times New Roman"/>
-        </w:rPr>
-        <w:t xml:space="preserve"> </w:t>
-      </w:r>
-      <w:r>
-        <w:rPr>
-          <w:rFonts w:hint="eastAsia" w:ascii="Times New Roman" w:hAnsi="Times New Roman" w:eastAsia="Times New Roman" w:cs="Times New Roman"/>
-        </w:rPr>
-        <w:t>10-9：</w:t>
-      </w:r>
-      <w:r>
-        <w:rPr>
-          <w:rFonts w:hint="eastAsia" w:ascii="Times New Roman" w:hAnsi="Times New Roman" w:eastAsia="FangSong" w:cs="Times New Roman"/>
-        </w:rPr>
-        <w:t>三维氮杂穴醚空间包结结构</w:t>
-      </w:r>
-    </w:p>
-    <w:p>
-      <w:pPr>
-        <w:pStyle w:val="BodyText"/>
+        <w:spacing w:before="120"/>
         <w:ind w:firstLine="420"/>
       </w:pPr>
       <w:r>
@@ -14612,6 +15113,7 @@
     <w:p>
       <w:pPr>
         <w:pStyle w:val="BodyText"/>
+        <w:spacing w:after="80"/>
         <w:ind w:firstLine="420"/>
       </w:pPr>
       <w:r>
@@ -14805,371 +15307,427 @@
           <w:rFonts w:hint="eastAsia" w:ascii="Times New Roman" w:hAnsi="Times New Roman" w:eastAsia="Times New Roman" w:cs="Times New Roman"/>
         </w:rPr>
         <w:t>。</w:t>
+      </w:r>
+    </w:p>
+    <w:tbl>
+      <w:tblPr>
+        <w:tblStyle w:val="Table"/>
+        <w:tblW w:type="pct" w:w="5000"/>
+        <w:tblLayout w:type="fixed"/>
+        <w:tblLook w:firstRow="1" w:lastRow="0" w:firstColumn="0" w:lastColumn="0" w:noHBand="0" w:noVBand="0" w:val="0020"/>
+        <w:jc w:val="center"/>
+        <w:tblBorders>
+          <w:top w:val="single" w:sz="12" w:space="0" w:color="333333"/>
+          <w:bottom w:val="single" w:sz="12" w:space="0" w:color="333333"/>
+          <w:left w:val="none"/>
+          <w:right w:val="none"/>
+          <w:insideH w:val="none"/>
+          <w:insideV w:val="none"/>
+        </w:tblBorders>
+      </w:tblPr>
+      <w:tblGrid>
+        <w:gridCol w:w="7920"/>
+      </w:tblGrid>
+      <w:tr>
+        <w:trPr>
+          <w:tblHeader w:val="on"/>
+        </w:trPr>
+        <w:tc>
+          <w:tcPr>
+            <w:tcBorders>
+              <w:bottom w:val="single" w:sz="6" w:space="0" w:color="333333"/>
+            </w:tcBorders>
+          </w:tcPr>
+          <w:p>
+            <w:pPr>
+              <w:pStyle w:val="Compact"/>
+              <w:jc w:val="center"/>
+            </w:pPr>
+            <w:r>
+              <w:rPr>
+                <w:rFonts w:hint="eastAsia" w:ascii="Times New Roman" w:hAnsi="Times New Roman" w:eastAsia="SimHei" w:cs="Times New Roman"/>
+                <w:b/>
+              </w:rPr>
+              <w:t xml:space="preserve">杯芳烃分子内环状氢键网络</w:t>
+            </w:r>
+          </w:p>
+        </w:tc>
+      </w:tr>
+      <w:tr>
+        <w:tc>
+          <w:tcPr/>
+          <w:p>
+            <w:pPr>
+              <w:pStyle w:val="Compact"/>
+              <w:jc w:val="center"/>
+            </w:pPr>
+            <w:r>
+              <w:rPr>
+                <w:rFonts w:ascii="Times New Roman" w:hAnsi="Times New Roman" w:eastAsia="Times New Roman" w:cs="Times New Roman"/>
+              </w:rPr>
+              <w:drawing>
+                <wp:inline>
+                  <wp:extent cx="2667000" cy="1468141"/>
+                  <wp:effectExtent b="0" l="0" r="0" t="0"/>
+                  <wp:docPr descr="" title="" id="39" name="Picture"/>
+                  <a:graphic>
+                    <a:graphicData uri="http://schemas.openxmlformats.org/drawingml/2006/picture">
+                      <pic:pic>
+                        <pic:nvPicPr>
+                          <pic:cNvPr descr="86f37da8bd704f8e7e2707f0b42250bbcd145d0f4f4e964afa73e0cb4ce52917.jpg" id="40" name="Picture"/>
+                          <pic:cNvPicPr>
+                            <a:picLocks noChangeArrowheads="1" noChangeAspect="1"/>
+                          </pic:cNvPicPr>
+                        </pic:nvPicPr>
+                        <pic:blipFill>
+                          <a:blip r:embed="rId38"/>
+                          <a:stretch>
+                            <a:fillRect/>
+                          </a:stretch>
+                        </pic:blipFill>
+                        <pic:spPr bwMode="auto">
+                          <a:xfrm>
+                            <a:off x="0" y="0"/>
+                            <a:ext cx="2667000" cy="1468141"/>
+                          </a:xfrm>
+                          <a:prstGeom prst="rect">
+                            <a:avLst/>
+                          </a:prstGeom>
+                          <a:noFill/>
+                          <a:ln w="9525">
+                            <a:noFill/>
+                            <a:headEnd/>
+                            <a:tailEnd/>
+                          </a:ln>
+                        </pic:spPr>
+                      </pic:pic>
+                    </a:graphicData>
+                  </a:graphic>
+                </wp:inline>
+              </w:drawing>
+            </w:r>
+          </w:p>
+        </w:tc>
+      </w:tr>
+      <w:tr>
+        <w:tc>
+          <w:tcPr/>
+          <w:p>
+            <w:pPr>
+              <w:pStyle w:val="Compact"/>
+              <w:jc w:val="center"/>
+            </w:pPr>
+            <w:r>
+              <w:rPr>
+                <w:rFonts w:ascii="Times New Roman" w:hAnsi="Times New Roman" w:eastAsia="Times New Roman" w:cs="Times New Roman"/>
+              </w:rPr>
+              <w:t xml:space="preserve">&gt; </w:t>
+            </w:r>
+            <w:r>
+              <w:rPr>
+                <w:rFonts w:hint="eastAsia" w:ascii="Times New Roman" w:hAnsi="Times New Roman" w:eastAsia="FangSong" w:cs="Times New Roman"/>
+              </w:rPr>
+              <w:t xml:space="preserve">图</w:t>
+            </w:r>
+            <w:r>
+              <w:rPr>
+                <w:rFonts w:ascii="Times New Roman" w:hAnsi="Times New Roman" w:eastAsia="Times New Roman" w:cs="Times New Roman"/>
+              </w:rPr>
+              <w:t xml:space="preserve"> </w:t>
+            </w:r>
+            <w:r>
+              <w:rPr>
+                <w:rFonts w:hint="eastAsia" w:ascii="Times New Roman" w:hAnsi="Times New Roman" w:eastAsia="Times New Roman" w:cs="Times New Roman"/>
+              </w:rPr>
+              <w:t>10-10：</w:t>
+            </w:r>
+            <w:r>
+              <w:rPr>
+                <w:rFonts w:hint="eastAsia" w:ascii="Times New Roman" w:hAnsi="Times New Roman" w:eastAsia="FangSong" w:cs="Times New Roman"/>
+              </w:rPr>
+              <w:t>杯芳烃分子内环状氢键网络</w:t>
+            </w:r>
+          </w:p>
+        </w:tc>
+      </w:tr>
+    </w:tbl>
+    <w:p>
+      <w:pPr>
+        <w:pStyle w:val="BodyText"/>
+        <w:spacing w:before="120"/>
+        <w:ind w:firstLine="420"/>
+      </w:pPr>
+      <w:r>
+        <w:rPr>
+          <w:rFonts w:hint="eastAsia" w:ascii="Times New Roman" w:hAnsi="Times New Roman" w:eastAsia="FangSong" w:cs="Times New Roman"/>
+        </w:rPr>
+        <w:t>对于未被修饰的对叔丁基杯</w:t>
+      </w:r>
+      <w:r>
+        <w:rPr>
+          <w:rFonts w:hint="eastAsia" w:ascii="Times New Roman" w:hAnsi="Times New Roman" w:eastAsia="Times New Roman" w:cs="Times New Roman"/>
+        </w:rPr>
+        <w:t>[4]</w:t>
+      </w:r>
+      <w:r>
+        <w:rPr>
+          <w:rFonts w:hint="eastAsia" w:ascii="Times New Roman" w:hAnsi="Times New Roman" w:eastAsia="FangSong" w:cs="Times New Roman"/>
+        </w:rPr>
+        <w:t>芳烃</w:t>
+      </w:r>
+      <w:r>
+        <w:rPr>
+          <w:rFonts w:hint="eastAsia" w:ascii="Times New Roman" w:hAnsi="Times New Roman" w:eastAsia="Times New Roman" w:cs="Times New Roman"/>
+        </w:rPr>
+        <w:t>，</w:t>
+      </w:r>
+      <w:r>
+        <w:rPr>
+          <w:rFonts w:hint="eastAsia" w:ascii="Times New Roman" w:hAnsi="Times New Roman" w:eastAsia="FangSong" w:cs="Times New Roman"/>
+        </w:rPr>
+        <w:t>其下沿的四个酚羟基在空间上相互邻近</w:t>
+      </w:r>
+      <w:r>
+        <w:rPr>
+          <w:rFonts w:hint="eastAsia" w:ascii="Times New Roman" w:hAnsi="Times New Roman" w:eastAsia="Times New Roman" w:cs="Times New Roman"/>
+        </w:rPr>
+        <w:t>，</w:t>
+      </w:r>
+      <w:r>
+        <w:rPr>
+          <w:rFonts w:hint="eastAsia" w:ascii="Times New Roman" w:hAnsi="Times New Roman" w:eastAsia="FangSong" w:cs="Times New Roman"/>
+        </w:rPr>
+        <w:t>自发建立起一个首尾相接</w:t>
+      </w:r>
+      <w:r>
+        <w:rPr>
+          <w:rFonts w:hint="eastAsia" w:ascii="Times New Roman" w:hAnsi="Times New Roman" w:eastAsia="Times New Roman" w:cs="Times New Roman"/>
+        </w:rPr>
+        <w:t>、</w:t>
+      </w:r>
+      <w:r>
+        <w:rPr>
+          <w:rFonts w:hint="eastAsia" w:ascii="Times New Roman" w:hAnsi="Times New Roman" w:eastAsia="FangSong" w:cs="Times New Roman"/>
+        </w:rPr>
+        <w:t>呈同向针尖圆环状排列的单向环状氢键网络</w:t>
+      </w:r>
+      <w:r>
+        <w:rPr>
+          <w:rFonts w:hint="eastAsia" w:ascii="Times New Roman" w:hAnsi="Times New Roman" w:eastAsia="Times New Roman" w:cs="Times New Roman"/>
+        </w:rPr>
+        <w:t>（Circular</w:t>
+      </w:r>
+      <w:r>
+        <w:rPr>
+          <w:rFonts w:ascii="Times New Roman" w:hAnsi="Times New Roman" w:eastAsia="Times New Roman" w:cs="Times New Roman"/>
+        </w:rPr>
+        <w:t xml:space="preserve"> hydrogen bonding </w:t>
+      </w:r>
+      <w:r>
+        <w:rPr>
+          <w:rFonts w:hint="eastAsia" w:ascii="Times New Roman" w:hAnsi="Times New Roman" w:eastAsia="Times New Roman" w:cs="Times New Roman"/>
+        </w:rPr>
+        <w:t>array）。</w:t>
+      </w:r>
+      <w:r>
+        <w:rPr>
+          <w:rFonts w:hint="eastAsia" w:ascii="Times New Roman" w:hAnsi="Times New Roman" w:eastAsia="FangSong" w:cs="Times New Roman"/>
+        </w:rPr>
+        <w:t>这一连续闭合的四重氢键网络释放出巨大的稳定化焓</w:t>
+      </w:r>
+      <w:r>
+        <w:rPr>
+          <w:rFonts w:hint="eastAsia" w:ascii="Times New Roman" w:hAnsi="Times New Roman" w:eastAsia="Times New Roman" w:cs="Times New Roman"/>
+        </w:rPr>
+        <w:t>，</w:t>
+      </w:r>
+      <w:r>
+        <w:rPr>
+          <w:rFonts w:hint="eastAsia" w:ascii="Times New Roman" w:hAnsi="Times New Roman" w:eastAsia="FangSong" w:cs="Times New Roman"/>
+        </w:rPr>
+        <w:t>将四个苯环牢牢钳制在所有酚羟基全部朝向同一侧的构象中</w:t>
+      </w:r>
+      <w:r>
+        <w:rPr>
+          <w:rFonts w:hint="eastAsia" w:ascii="Times New Roman" w:hAnsi="Times New Roman" w:eastAsia="Times New Roman" w:cs="Times New Roman"/>
+        </w:rPr>
+        <w:t>。</w:t>
+      </w:r>
+      <w:r>
+        <w:rPr>
+          <w:rFonts w:hint="eastAsia" w:ascii="Times New Roman" w:hAnsi="Times New Roman" w:eastAsia="FangSong" w:cs="Times New Roman"/>
+        </w:rPr>
+        <w:t>然而在烷基化修饰酚羟基打破该氢键网络后</w:t>
+      </w:r>
+      <w:r>
+        <w:rPr>
+          <w:rFonts w:hint="eastAsia" w:ascii="Times New Roman" w:hAnsi="Times New Roman" w:eastAsia="Times New Roman" w:cs="Times New Roman"/>
+        </w:rPr>
+        <w:t>，</w:t>
+      </w:r>
+      <w:r>
+        <w:rPr>
+          <w:rFonts w:hint="eastAsia" w:ascii="Times New Roman" w:hAnsi="Times New Roman" w:eastAsia="FangSong" w:cs="Times New Roman"/>
+        </w:rPr>
+        <w:t>或者在升温克服苯环绕间位亚甲基桥</w:t>
+      </w:r>
+      <w:r>
+        <w:rPr>
+          <w:rFonts w:hint="eastAsia" w:ascii="Times New Roman" w:hAnsi="Times New Roman" w:eastAsia="Times New Roman" w:cs="Times New Roman"/>
+        </w:rPr>
+        <w:t>（</w:t>
+      </w:r>
+      <m:oMath>
+        <m:r>
+          <m:rPr>
+            <m:sty m:val="p"/>
+          </m:rPr>
+          <m:t>−</m:t>
+        </m:r>
+        <m:r>
+          <m:rPr>
+            <m:sty m:val="p"/>
+          </m:rPr>
+          <m:t>C</m:t>
+        </m:r>
+        <m:sSub>
+          <m:e>
+            <m:r>
+              <m:rPr>
+                <m:sty m:val="p"/>
+              </m:rPr>
+              <m:t>H</m:t>
+            </m:r>
+          </m:e>
+          <m:sub>
+            <m:r>
+              <m:rPr>
+                <m:sty m:val="p"/>
+              </m:rPr>
+              <m:t>2</m:t>
+            </m:r>
+          </m:sub>
+        </m:sSub>
+        <m:r>
+          <m:rPr>
+            <m:sty m:val="p"/>
+          </m:rPr>
+          <m:t>−</m:t>
+        </m:r>
+      </m:oMath>
+      <w:r>
+        <w:rPr>
+          <w:rFonts w:hint="eastAsia" w:ascii="Times New Roman" w:hAnsi="Times New Roman" w:eastAsia="Times New Roman" w:cs="Times New Roman"/>
+        </w:rPr>
+        <w:t>）</w:t>
+      </w:r>
+      <w:r>
+        <w:rPr>
+          <w:rFonts w:hint="eastAsia" w:ascii="Times New Roman" w:hAnsi="Times New Roman" w:eastAsia="FangSong" w:cs="Times New Roman"/>
+        </w:rPr>
+        <w:t>旋转能垒后</w:t>
+      </w:r>
+      <w:r>
+        <w:rPr>
+          <w:rFonts w:hint="eastAsia" w:ascii="Times New Roman" w:hAnsi="Times New Roman" w:eastAsia="Times New Roman" w:cs="Times New Roman"/>
+        </w:rPr>
+        <w:t>，</w:t>
+      </w:r>
+      <w:r>
+        <w:rPr>
+          <w:rFonts w:hint="eastAsia" w:ascii="Times New Roman" w:hAnsi="Times New Roman" w:eastAsia="FangSong" w:cs="Times New Roman"/>
+        </w:rPr>
+        <w:t>杯</w:t>
+      </w:r>
+      <w:r>
+        <w:rPr>
+          <w:rFonts w:hint="eastAsia" w:ascii="Times New Roman" w:hAnsi="Times New Roman" w:eastAsia="Times New Roman" w:cs="Times New Roman"/>
+        </w:rPr>
+        <w:t>[4]</w:t>
+      </w:r>
+      <w:r>
+        <w:rPr>
+          <w:rFonts w:hint="eastAsia" w:ascii="Times New Roman" w:hAnsi="Times New Roman" w:eastAsia="FangSong" w:cs="Times New Roman"/>
+        </w:rPr>
+        <w:t>芳烃在溶液中能够展现出四种经典的极限构象</w:t>
+      </w:r>
+      <w:r>
+        <w:rPr>
+          <w:rFonts w:hint="eastAsia" w:ascii="Times New Roman" w:hAnsi="Times New Roman" w:eastAsia="Times New Roman" w:cs="Times New Roman"/>
+        </w:rPr>
+        <w:t>：</w:t>
+      </w:r>
+      <w:r>
+        <w:rPr>
+          <w:rFonts w:hint="eastAsia" w:ascii="Times New Roman" w:hAnsi="Times New Roman" w:eastAsia="FangSong" w:cs="Times New Roman"/>
+        </w:rPr>
+        <w:t>锥式</w:t>
+      </w:r>
+      <w:r>
+        <w:rPr>
+          <w:rFonts w:hint="eastAsia" w:ascii="Times New Roman" w:hAnsi="Times New Roman" w:eastAsia="Times New Roman" w:cs="Times New Roman"/>
+        </w:rPr>
+        <w:t>（Cone）、</w:t>
+      </w:r>
+      <w:r>
+        <w:rPr>
+          <w:rFonts w:hint="eastAsia" w:ascii="Times New Roman" w:hAnsi="Times New Roman" w:eastAsia="FangSong" w:cs="Times New Roman"/>
+        </w:rPr>
+        <w:t>部分锥式</w:t>
+      </w:r>
+      <w:r>
+        <w:rPr>
+          <w:rFonts w:hint="eastAsia" w:ascii="Times New Roman" w:hAnsi="Times New Roman" w:eastAsia="Times New Roman" w:cs="Times New Roman"/>
+        </w:rPr>
+        <w:t>（Partial-cone）、1,2-</w:t>
+      </w:r>
+      <w:r>
+        <w:rPr>
+          <w:rFonts w:hint="eastAsia" w:ascii="Times New Roman" w:hAnsi="Times New Roman" w:eastAsia="FangSong" w:cs="Times New Roman"/>
+        </w:rPr>
+        <w:t>交替式</w:t>
+      </w:r>
+      <w:r>
+        <w:rPr>
+          <w:rFonts w:hint="eastAsia" w:ascii="Times New Roman" w:hAnsi="Times New Roman" w:eastAsia="Times New Roman" w:cs="Times New Roman"/>
+        </w:rPr>
+        <w:t>（1,2-Alternate）</w:t>
+      </w:r>
+      <w:r>
+        <w:rPr>
+          <w:rFonts w:hint="eastAsia" w:ascii="Times New Roman" w:hAnsi="Times New Roman" w:eastAsia="FangSong" w:cs="Times New Roman"/>
+        </w:rPr>
+        <w:t>以及</w:t>
+      </w:r>
+      <w:r>
+        <w:rPr>
+          <w:rFonts w:ascii="Times New Roman" w:hAnsi="Times New Roman" w:eastAsia="Times New Roman" w:cs="Times New Roman"/>
+        </w:rPr>
+        <w:t xml:space="preserve"> </w:t>
+      </w:r>
+      <w:r>
+        <w:rPr>
+          <w:rFonts w:hint="eastAsia" w:ascii="Times New Roman" w:hAnsi="Times New Roman" w:eastAsia="Times New Roman" w:cs="Times New Roman"/>
+        </w:rPr>
+        <w:t>1,3-</w:t>
+      </w:r>
+      <w:r>
+        <w:rPr>
+          <w:rFonts w:hint="eastAsia" w:ascii="Times New Roman" w:hAnsi="Times New Roman" w:eastAsia="FangSong" w:cs="Times New Roman"/>
+        </w:rPr>
+        <w:t>交替式</w:t>
+      </w:r>
+      <w:r>
+        <w:rPr>
+          <w:rFonts w:hint="eastAsia" w:ascii="Times New Roman" w:hAnsi="Times New Roman" w:eastAsia="Times New Roman" w:cs="Times New Roman"/>
+        </w:rPr>
+        <w:t>（1,3-Alternate）。</w:t>
       </w:r>
     </w:p>
     <w:p>
       <w:pPr>
         <w:pStyle w:val="BodyText"/>
-        <w:spacing w:before="160" w:after="80"/>
-        <w:jc w:val="center"/>
-      </w:pPr>
-      <w:r>
-        <w:rPr>
-          <w:rFonts w:ascii="Times New Roman" w:hAnsi="Times New Roman" w:eastAsia="Times New Roman" w:cs="Times New Roman"/>
-        </w:rPr>
-        <w:drawing>
-          <wp:inline>
-            <wp:extent cx="2667000" cy="1468141"/>
-            <wp:effectExtent b="0" l="0" r="0" t="0"/>
-            <wp:docPr descr="" title="" id="39" name="Picture"/>
-            <a:graphic>
-              <a:graphicData uri="http://schemas.openxmlformats.org/drawingml/2006/picture">
-                <pic:pic>
-                  <pic:nvPicPr>
-                    <pic:cNvPr descr="86f37da8bd704f8e7e2707f0b42250bbcd145d0f4f4e964afa73e0cb4ce52917.jpg" id="40" name="Picture"/>
-                    <pic:cNvPicPr>
-                      <a:picLocks noChangeArrowheads="1" noChangeAspect="1"/>
-                    </pic:cNvPicPr>
-                  </pic:nvPicPr>
-                  <pic:blipFill>
-                    <a:blip r:embed="rId38"/>
-                    <a:stretch>
-                      <a:fillRect/>
-                    </a:stretch>
-                  </pic:blipFill>
-                  <pic:spPr bwMode="auto">
-                    <a:xfrm>
-                      <a:off x="0" y="0"/>
-                      <a:ext cx="2667000" cy="1468141"/>
-                    </a:xfrm>
-                    <a:prstGeom prst="rect">
-                      <a:avLst/>
-                    </a:prstGeom>
-                    <a:noFill/>
-                    <a:ln w="9525">
-                      <a:noFill/>
-                      <a:headEnd/>
-                      <a:tailEnd/>
-                    </a:ln>
-                  </pic:spPr>
-                </pic:pic>
-              </a:graphicData>
-            </a:graphic>
-          </wp:inline>
-        </w:drawing>
-      </w:r>
-      <w:r>
-        <w:rPr>
-          <w:rFonts w:ascii="Times New Roman" w:hAnsi="Times New Roman" w:eastAsia="Times New Roman" w:cs="Times New Roman"/>
-        </w:rPr>
-        <w:t xml:space="preserve"> </w:t>
-      </w:r>
-      <w:r>
-        <w:rPr>
-          <w:rFonts w:ascii="Times New Roman" w:hAnsi="Times New Roman" w:eastAsia="Times New Roman" w:cs="Times New Roman"/>
-        </w:rPr>
-        <w:t xml:space="preserve">&gt; </w:t>
-      </w:r>
-      <w:r>
-        <w:rPr>
-          <w:rFonts w:hint="eastAsia" w:ascii="Times New Roman" w:hAnsi="Times New Roman" w:eastAsia="FangSong" w:cs="Times New Roman"/>
-        </w:rPr>
-        <w:t xml:space="preserve">图</w:t>
-      </w:r>
-      <w:r>
-        <w:rPr>
-          <w:rFonts w:ascii="Times New Roman" w:hAnsi="Times New Roman" w:eastAsia="Times New Roman" w:cs="Times New Roman"/>
-        </w:rPr>
-        <w:t xml:space="preserve"> </w:t>
-      </w:r>
-      <w:r>
-        <w:rPr>
-          <w:rFonts w:hint="eastAsia" w:ascii="Times New Roman" w:hAnsi="Times New Roman" w:eastAsia="Times New Roman" w:cs="Times New Roman"/>
-        </w:rPr>
-        <w:t>10-10：</w:t>
-      </w:r>
-      <w:r>
-        <w:rPr>
-          <w:rFonts w:hint="eastAsia" w:ascii="Times New Roman" w:hAnsi="Times New Roman" w:eastAsia="FangSong" w:cs="Times New Roman"/>
-        </w:rPr>
-        <w:t>杯芳烃分子内环状氢键网络</w:t>
-      </w:r>
-    </w:p>
-    <w:p>
-      <w:pPr>
-        <w:pStyle w:val="BodyText"/>
-        <w:ind w:firstLine="420"/>
-      </w:pPr>
-      <w:r>
-        <w:rPr>
-          <w:rFonts w:hint="eastAsia" w:ascii="Times New Roman" w:hAnsi="Times New Roman" w:eastAsia="FangSong" w:cs="Times New Roman"/>
-        </w:rPr>
-        <w:t>对于未被修饰的对叔丁基杯</w:t>
-      </w:r>
-      <w:r>
-        <w:rPr>
-          <w:rFonts w:hint="eastAsia" w:ascii="Times New Roman" w:hAnsi="Times New Roman" w:eastAsia="Times New Roman" w:cs="Times New Roman"/>
-        </w:rPr>
-        <w:t>[4]</w:t>
-      </w:r>
-      <w:r>
-        <w:rPr>
-          <w:rFonts w:hint="eastAsia" w:ascii="Times New Roman" w:hAnsi="Times New Roman" w:eastAsia="FangSong" w:cs="Times New Roman"/>
-        </w:rPr>
-        <w:t>芳烃</w:t>
-      </w:r>
-      <w:r>
-        <w:rPr>
-          <w:rFonts w:hint="eastAsia" w:ascii="Times New Roman" w:hAnsi="Times New Roman" w:eastAsia="Times New Roman" w:cs="Times New Roman"/>
-        </w:rPr>
-        <w:t>，</w:t>
-      </w:r>
-      <w:r>
-        <w:rPr>
-          <w:rFonts w:hint="eastAsia" w:ascii="Times New Roman" w:hAnsi="Times New Roman" w:eastAsia="FangSong" w:cs="Times New Roman"/>
-        </w:rPr>
-        <w:t>其下沿的四个酚羟基在空间上相互邻近</w:t>
-      </w:r>
-      <w:r>
-        <w:rPr>
-          <w:rFonts w:hint="eastAsia" w:ascii="Times New Roman" w:hAnsi="Times New Roman" w:eastAsia="Times New Roman" w:cs="Times New Roman"/>
-        </w:rPr>
-        <w:t>，</w:t>
-      </w:r>
-      <w:r>
-        <w:rPr>
-          <w:rFonts w:hint="eastAsia" w:ascii="Times New Roman" w:hAnsi="Times New Roman" w:eastAsia="FangSong" w:cs="Times New Roman"/>
-        </w:rPr>
-        <w:t>自发建立起一个首尾相接</w:t>
-      </w:r>
-      <w:r>
-        <w:rPr>
-          <w:rFonts w:hint="eastAsia" w:ascii="Times New Roman" w:hAnsi="Times New Roman" w:eastAsia="Times New Roman" w:cs="Times New Roman"/>
-        </w:rPr>
-        <w:t>、</w:t>
-      </w:r>
-      <w:r>
-        <w:rPr>
-          <w:rFonts w:hint="eastAsia" w:ascii="Times New Roman" w:hAnsi="Times New Roman" w:eastAsia="FangSong" w:cs="Times New Roman"/>
-        </w:rPr>
-        <w:t>呈同向针尖圆环状排列的单向环状氢键网络</w:t>
-      </w:r>
-      <w:r>
-        <w:rPr>
-          <w:rFonts w:hint="eastAsia" w:ascii="Times New Roman" w:hAnsi="Times New Roman" w:eastAsia="Times New Roman" w:cs="Times New Roman"/>
-        </w:rPr>
-        <w:t>（Circular</w:t>
-      </w:r>
-      <w:r>
-        <w:rPr>
-          <w:rFonts w:ascii="Times New Roman" w:hAnsi="Times New Roman" w:eastAsia="Times New Roman" w:cs="Times New Roman"/>
-        </w:rPr>
-        <w:t xml:space="preserve"> hydrogen bonding </w:t>
-      </w:r>
-      <w:r>
-        <w:rPr>
-          <w:rFonts w:hint="eastAsia" w:ascii="Times New Roman" w:hAnsi="Times New Roman" w:eastAsia="Times New Roman" w:cs="Times New Roman"/>
-        </w:rPr>
-        <w:t>array）。</w:t>
-      </w:r>
-      <w:r>
-        <w:rPr>
-          <w:rFonts w:hint="eastAsia" w:ascii="Times New Roman" w:hAnsi="Times New Roman" w:eastAsia="FangSong" w:cs="Times New Roman"/>
-        </w:rPr>
-        <w:t>这一连续闭合的四重氢键网络释放出巨大的稳定化焓</w:t>
-      </w:r>
-      <w:r>
-        <w:rPr>
-          <w:rFonts w:hint="eastAsia" w:ascii="Times New Roman" w:hAnsi="Times New Roman" w:eastAsia="Times New Roman" w:cs="Times New Roman"/>
-        </w:rPr>
-        <w:t>，</w:t>
-      </w:r>
-      <w:r>
-        <w:rPr>
-          <w:rFonts w:hint="eastAsia" w:ascii="Times New Roman" w:hAnsi="Times New Roman" w:eastAsia="FangSong" w:cs="Times New Roman"/>
-        </w:rPr>
-        <w:t>将四个苯环牢牢钳制在所有酚羟基全部朝向同一侧的构象中</w:t>
-      </w:r>
-      <w:r>
-        <w:rPr>
-          <w:rFonts w:hint="eastAsia" w:ascii="Times New Roman" w:hAnsi="Times New Roman" w:eastAsia="Times New Roman" w:cs="Times New Roman"/>
-        </w:rPr>
-        <w:t>。</w:t>
-      </w:r>
-      <w:r>
-        <w:rPr>
-          <w:rFonts w:hint="eastAsia" w:ascii="Times New Roman" w:hAnsi="Times New Roman" w:eastAsia="FangSong" w:cs="Times New Roman"/>
-        </w:rPr>
-        <w:t>然而在烷基化修饰酚羟基打破该氢键网络后</w:t>
-      </w:r>
-      <w:r>
-        <w:rPr>
-          <w:rFonts w:hint="eastAsia" w:ascii="Times New Roman" w:hAnsi="Times New Roman" w:eastAsia="Times New Roman" w:cs="Times New Roman"/>
-        </w:rPr>
-        <w:t>，</w:t>
-      </w:r>
-      <w:r>
-        <w:rPr>
-          <w:rFonts w:hint="eastAsia" w:ascii="Times New Roman" w:hAnsi="Times New Roman" w:eastAsia="FangSong" w:cs="Times New Roman"/>
-        </w:rPr>
-        <w:t>或者在升温克服苯环绕间位亚甲基桥</w:t>
-      </w:r>
-      <w:r>
-        <w:rPr>
-          <w:rFonts w:hint="eastAsia" w:ascii="Times New Roman" w:hAnsi="Times New Roman" w:eastAsia="Times New Roman" w:cs="Times New Roman"/>
-        </w:rPr>
-        <w:t>（</w:t>
-      </w:r>
-      <m:oMath>
-        <m:r>
-          <m:rPr>
-            <m:sty m:val="p"/>
-          </m:rPr>
-          <m:t>−</m:t>
-        </m:r>
-        <m:r>
-          <m:rPr>
-            <m:sty m:val="p"/>
-          </m:rPr>
-          <m:t>C</m:t>
-        </m:r>
-        <m:sSub>
-          <m:e>
-            <m:r>
-              <m:rPr>
-                <m:sty m:val="p"/>
-              </m:rPr>
-              <m:t>H</m:t>
-            </m:r>
-          </m:e>
-          <m:sub>
-            <m:r>
-              <m:rPr>
-                <m:sty m:val="p"/>
-              </m:rPr>
-              <m:t>2</m:t>
-            </m:r>
-          </m:sub>
-        </m:sSub>
-        <m:r>
-          <m:rPr>
-            <m:sty m:val="p"/>
-          </m:rPr>
-          <m:t>−</m:t>
-        </m:r>
-      </m:oMath>
-      <w:r>
-        <w:rPr>
-          <w:rFonts w:hint="eastAsia" w:ascii="Times New Roman" w:hAnsi="Times New Roman" w:eastAsia="Times New Roman" w:cs="Times New Roman"/>
-        </w:rPr>
-        <w:t>）</w:t>
-      </w:r>
-      <w:r>
-        <w:rPr>
-          <w:rFonts w:hint="eastAsia" w:ascii="Times New Roman" w:hAnsi="Times New Roman" w:eastAsia="FangSong" w:cs="Times New Roman"/>
-        </w:rPr>
-        <w:t>旋转能垒后</w:t>
-      </w:r>
-      <w:r>
-        <w:rPr>
-          <w:rFonts w:hint="eastAsia" w:ascii="Times New Roman" w:hAnsi="Times New Roman" w:eastAsia="Times New Roman" w:cs="Times New Roman"/>
-        </w:rPr>
-        <w:t>，</w:t>
-      </w:r>
-      <w:r>
-        <w:rPr>
-          <w:rFonts w:hint="eastAsia" w:ascii="Times New Roman" w:hAnsi="Times New Roman" w:eastAsia="FangSong" w:cs="Times New Roman"/>
-        </w:rPr>
-        <w:t>杯</w:t>
-      </w:r>
-      <w:r>
-        <w:rPr>
-          <w:rFonts w:hint="eastAsia" w:ascii="Times New Roman" w:hAnsi="Times New Roman" w:eastAsia="Times New Roman" w:cs="Times New Roman"/>
-        </w:rPr>
-        <w:t>[4]</w:t>
-      </w:r>
-      <w:r>
-        <w:rPr>
-          <w:rFonts w:hint="eastAsia" w:ascii="Times New Roman" w:hAnsi="Times New Roman" w:eastAsia="FangSong" w:cs="Times New Roman"/>
-        </w:rPr>
-        <w:t>芳烃在溶液中能够展现出四种经典的极限构象</w:t>
-      </w:r>
-      <w:r>
-        <w:rPr>
-          <w:rFonts w:hint="eastAsia" w:ascii="Times New Roman" w:hAnsi="Times New Roman" w:eastAsia="Times New Roman" w:cs="Times New Roman"/>
-        </w:rPr>
-        <w:t>：</w:t>
-      </w:r>
-      <w:r>
-        <w:rPr>
-          <w:rFonts w:hint="eastAsia" w:ascii="Times New Roman" w:hAnsi="Times New Roman" w:eastAsia="FangSong" w:cs="Times New Roman"/>
-        </w:rPr>
-        <w:t>锥式</w:t>
-      </w:r>
-      <w:r>
-        <w:rPr>
-          <w:rFonts w:hint="eastAsia" w:ascii="Times New Roman" w:hAnsi="Times New Roman" w:eastAsia="Times New Roman" w:cs="Times New Roman"/>
-        </w:rPr>
-        <w:t>（Cone）、</w:t>
-      </w:r>
-      <w:r>
-        <w:rPr>
-          <w:rFonts w:hint="eastAsia" w:ascii="Times New Roman" w:hAnsi="Times New Roman" w:eastAsia="FangSong" w:cs="Times New Roman"/>
-        </w:rPr>
-        <w:t>部分锥式</w:t>
-      </w:r>
-      <w:r>
-        <w:rPr>
-          <w:rFonts w:hint="eastAsia" w:ascii="Times New Roman" w:hAnsi="Times New Roman" w:eastAsia="Times New Roman" w:cs="Times New Roman"/>
-        </w:rPr>
-        <w:t>（Partial-cone）、1,2-</w:t>
-      </w:r>
-      <w:r>
-        <w:rPr>
-          <w:rFonts w:hint="eastAsia" w:ascii="Times New Roman" w:hAnsi="Times New Roman" w:eastAsia="FangSong" w:cs="Times New Roman"/>
-        </w:rPr>
-        <w:t>交替式</w:t>
-      </w:r>
-      <w:r>
-        <w:rPr>
-          <w:rFonts w:hint="eastAsia" w:ascii="Times New Roman" w:hAnsi="Times New Roman" w:eastAsia="Times New Roman" w:cs="Times New Roman"/>
-        </w:rPr>
-        <w:t>（1,2-Alternate）</w:t>
-      </w:r>
-      <w:r>
-        <w:rPr>
-          <w:rFonts w:hint="eastAsia" w:ascii="Times New Roman" w:hAnsi="Times New Roman" w:eastAsia="FangSong" w:cs="Times New Roman"/>
-        </w:rPr>
-        <w:t>以及</w:t>
-      </w:r>
-      <w:r>
-        <w:rPr>
-          <w:rFonts w:ascii="Times New Roman" w:hAnsi="Times New Roman" w:eastAsia="Times New Roman" w:cs="Times New Roman"/>
-        </w:rPr>
-        <w:t xml:space="preserve"> </w:t>
-      </w:r>
-      <w:r>
-        <w:rPr>
-          <w:rFonts w:hint="eastAsia" w:ascii="Times New Roman" w:hAnsi="Times New Roman" w:eastAsia="Times New Roman" w:cs="Times New Roman"/>
-        </w:rPr>
-        <w:t>1,3-</w:t>
-      </w:r>
-      <w:r>
-        <w:rPr>
-          <w:rFonts w:hint="eastAsia" w:ascii="Times New Roman" w:hAnsi="Times New Roman" w:eastAsia="FangSong" w:cs="Times New Roman"/>
-        </w:rPr>
-        <w:t>交替式</w:t>
-      </w:r>
-      <w:r>
-        <w:rPr>
-          <w:rFonts w:hint="eastAsia" w:ascii="Times New Roman" w:hAnsi="Times New Roman" w:eastAsia="Times New Roman" w:cs="Times New Roman"/>
-        </w:rPr>
-        <w:t>（1,3-Alternate）。</w:t>
-      </w:r>
-    </w:p>
-    <w:p>
-      <w:pPr>
-        <w:pStyle w:val="BodyText"/>
+        <w:spacing w:after="80"/>
         <w:ind w:firstLine="420"/>
       </w:pPr>
       <w:r>
@@ -15956,97 +16514,152 @@
         <w:t xml:space="preserve">。</w:t>
       </w:r>
     </w:p>
+    <w:tbl>
+      <w:tblPr>
+        <w:tblStyle w:val="Table"/>
+        <w:tblW w:type="pct" w:w="5000"/>
+        <w:tblLayout w:type="fixed"/>
+        <w:tblLook w:firstRow="1" w:lastRow="0" w:firstColumn="0" w:lastColumn="0" w:noHBand="0" w:noVBand="0" w:val="0020"/>
+        <w:jc w:val="center"/>
+        <w:tblBorders>
+          <w:top w:val="single" w:sz="12" w:space="0" w:color="333333"/>
+          <w:bottom w:val="single" w:sz="12" w:space="0" w:color="333333"/>
+          <w:left w:val="none"/>
+          <w:right w:val="none"/>
+          <w:insideH w:val="none"/>
+          <w:insideV w:val="none"/>
+        </w:tblBorders>
+      </w:tblPr>
+      <w:tblGrid>
+        <w:gridCol w:w="7920"/>
+      </w:tblGrid>
+      <w:tr>
+        <w:trPr>
+          <w:tblHeader w:val="on"/>
+        </w:trPr>
+        <w:tc>
+          <w:tcPr>
+            <w:tcBorders>
+              <w:bottom w:val="single" w:sz="6" w:space="0" w:color="333333"/>
+            </w:tcBorders>
+          </w:tcPr>
+          <w:p>
+            <w:pPr>
+              <w:pStyle w:val="Compact"/>
+              <w:jc w:val="center"/>
+            </w:pPr>
+            <w:r>
+              <w:rPr>
+                <w:rFonts w:hint="eastAsia" w:ascii="Times New Roman" w:hAnsi="Times New Roman" w:eastAsia="SimHei" w:cs="Times New Roman"/>
+                <w:b/>
+              </w:rPr>
+              <w:t xml:space="preserve">常见杯芳烃与环糊精主体</w:t>
+            </w:r>
+          </w:p>
+        </w:tc>
+      </w:tr>
+      <w:tr>
+        <w:tc>
+          <w:tcPr/>
+          <w:p>
+            <w:pPr>
+              <w:pStyle w:val="Compact"/>
+              <w:jc w:val="center"/>
+            </w:pPr>
+            <w:r>
+              <w:rPr>
+                <w:rFonts w:ascii="Times New Roman" w:hAnsi="Times New Roman" w:eastAsia="Times New Roman" w:cs="Times New Roman"/>
+              </w:rPr>
+              <w:drawing>
+                <wp:inline>
+                  <wp:extent cx="2667000" cy="2388426"/>
+                  <wp:effectExtent b="0" l="0" r="0" t="0"/>
+                  <wp:docPr descr="" title="" id="42" name="Picture"/>
+                  <a:graphic>
+                    <a:graphicData uri="http://schemas.openxmlformats.org/drawingml/2006/picture">
+                      <pic:pic>
+                        <pic:nvPicPr>
+                          <pic:cNvPr descr="6172d87da2371893047811c1a651f7f279a3485434800e83a01884e72fc2dde0.jpg" id="43" name="Picture"/>
+                          <pic:cNvPicPr>
+                            <a:picLocks noChangeArrowheads="1" noChangeAspect="1"/>
+                          </pic:cNvPicPr>
+                        </pic:nvPicPr>
+                        <pic:blipFill>
+                          <a:blip r:embed="rId41"/>
+                          <a:stretch>
+                            <a:fillRect/>
+                          </a:stretch>
+                        </pic:blipFill>
+                        <pic:spPr bwMode="auto">
+                          <a:xfrm>
+                            <a:off x="0" y="0"/>
+                            <a:ext cx="2667000" cy="2388426"/>
+                          </a:xfrm>
+                          <a:prstGeom prst="rect">
+                            <a:avLst/>
+                          </a:prstGeom>
+                          <a:noFill/>
+                          <a:ln w="9525">
+                            <a:noFill/>
+                            <a:headEnd/>
+                            <a:tailEnd/>
+                          </a:ln>
+                        </pic:spPr>
+                      </pic:pic>
+                    </a:graphicData>
+                  </a:graphic>
+                </wp:inline>
+              </w:drawing>
+            </w:r>
+          </w:p>
+        </w:tc>
+      </w:tr>
+      <w:tr>
+        <w:tc>
+          <w:tcPr/>
+          <w:p>
+            <w:pPr>
+              <w:pStyle w:val="Compact"/>
+              <w:jc w:val="center"/>
+            </w:pPr>
+            <w:r>
+              <w:rPr>
+                <w:rFonts w:ascii="Times New Roman" w:hAnsi="Times New Roman" w:eastAsia="Times New Roman" w:cs="Times New Roman"/>
+              </w:rPr>
+              <w:t xml:space="preserve">&gt; </w:t>
+            </w:r>
+            <w:r>
+              <w:rPr>
+                <w:rFonts w:hint="eastAsia" w:ascii="Times New Roman" w:hAnsi="Times New Roman" w:eastAsia="FangSong" w:cs="Times New Roman"/>
+              </w:rPr>
+              <w:t xml:space="preserve">图</w:t>
+            </w:r>
+            <w:r>
+              <w:rPr>
+                <w:rFonts w:ascii="Times New Roman" w:hAnsi="Times New Roman" w:eastAsia="Times New Roman" w:cs="Times New Roman"/>
+              </w:rPr>
+              <w:t xml:space="preserve"> </w:t>
+            </w:r>
+            <w:r>
+              <w:rPr>
+                <w:rFonts w:hint="eastAsia" w:ascii="Times New Roman" w:hAnsi="Times New Roman" w:eastAsia="Times New Roman" w:cs="Times New Roman"/>
+              </w:rPr>
+              <w:t>10-11：</w:t>
+            </w:r>
+            <w:r>
+              <w:rPr>
+                <w:rFonts w:hint="eastAsia" w:ascii="Times New Roman" w:hAnsi="Times New Roman" w:eastAsia="FangSong" w:cs="Times New Roman"/>
+              </w:rPr>
+              <w:t>常见杯芳烃与环糊精主体</w:t>
+            </w:r>
+          </w:p>
+        </w:tc>
+      </w:tr>
+    </w:tbl>
     <w:p>
       <w:pPr>
         <w:pStyle w:val="BodyText"/>
-        <w:spacing w:before="160" w:after="80"/>
-        <w:jc w:val="center"/>
-      </w:pPr>
-      <w:r>
-        <w:rPr>
-          <w:rFonts w:ascii="Times New Roman" w:hAnsi="Times New Roman" w:eastAsia="Times New Roman" w:cs="Times New Roman"/>
-        </w:rPr>
-        <w:drawing>
-          <wp:inline>
-            <wp:extent cx="2667000" cy="2388426"/>
-            <wp:effectExtent b="0" l="0" r="0" t="0"/>
-            <wp:docPr descr="" title="" id="42" name="Picture"/>
-            <a:graphic>
-              <a:graphicData uri="http://schemas.openxmlformats.org/drawingml/2006/picture">
-                <pic:pic>
-                  <pic:nvPicPr>
-                    <pic:cNvPr descr="6172d87da2371893047811c1a651f7f279a3485434800e83a01884e72fc2dde0.jpg" id="43" name="Picture"/>
-                    <pic:cNvPicPr>
-                      <a:picLocks noChangeArrowheads="1" noChangeAspect="1"/>
-                    </pic:cNvPicPr>
-                  </pic:nvPicPr>
-                  <pic:blipFill>
-                    <a:blip r:embed="rId41"/>
-                    <a:stretch>
-                      <a:fillRect/>
-                    </a:stretch>
-                  </pic:blipFill>
-                  <pic:spPr bwMode="auto">
-                    <a:xfrm>
-                      <a:off x="0" y="0"/>
-                      <a:ext cx="2667000" cy="2388426"/>
-                    </a:xfrm>
-                    <a:prstGeom prst="rect">
-                      <a:avLst/>
-                    </a:prstGeom>
-                    <a:noFill/>
-                    <a:ln w="9525">
-                      <a:noFill/>
-                      <a:headEnd/>
-                      <a:tailEnd/>
-                    </a:ln>
-                  </pic:spPr>
-                </pic:pic>
-              </a:graphicData>
-            </a:graphic>
-          </wp:inline>
-        </w:drawing>
-      </w:r>
-      <w:r>
-        <w:rPr>
-          <w:rFonts w:ascii="Times New Roman" w:hAnsi="Times New Roman" w:eastAsia="Times New Roman" w:cs="Times New Roman"/>
-        </w:rPr>
-        <w:t xml:space="preserve"> </w:t>
-      </w:r>
-      <w:r>
-        <w:rPr>
-          <w:rFonts w:ascii="Times New Roman" w:hAnsi="Times New Roman" w:eastAsia="Times New Roman" w:cs="Times New Roman"/>
-        </w:rPr>
-        <w:t xml:space="preserve">&gt; </w:t>
-      </w:r>
-      <w:r>
-        <w:rPr>
-          <w:rFonts w:hint="eastAsia" w:ascii="Times New Roman" w:hAnsi="Times New Roman" w:eastAsia="FangSong" w:cs="Times New Roman"/>
-        </w:rPr>
-        <w:t xml:space="preserve">图</w:t>
-      </w:r>
-      <w:r>
-        <w:rPr>
-          <w:rFonts w:ascii="Times New Roman" w:hAnsi="Times New Roman" w:eastAsia="Times New Roman" w:cs="Times New Roman"/>
-        </w:rPr>
-        <w:t xml:space="preserve"> </w:t>
-      </w:r>
-      <w:r>
-        <w:rPr>
-          <w:rFonts w:hint="eastAsia" w:ascii="Times New Roman" w:hAnsi="Times New Roman" w:eastAsia="Times New Roman" w:cs="Times New Roman"/>
-        </w:rPr>
-        <w:t>10-11：</w:t>
-      </w:r>
-      <w:r>
-        <w:rPr>
-          <w:rFonts w:hint="eastAsia" w:ascii="Times New Roman" w:hAnsi="Times New Roman" w:eastAsia="FangSong" w:cs="Times New Roman"/>
-        </w:rPr>
-        <w:t>常见杯芳烃与环糊精主体</w:t>
-      </w:r>
-    </w:p>
-    <w:p>
-      <w:pPr>
-        <w:pStyle w:val="BodyText"/>
+        <w:spacing w:before="120" w:after="80"/>
         <w:ind w:firstLine="420"/>
       </w:pPr>
       <w:r>
@@ -16730,97 +17343,152 @@
         <w:t>。</w:t>
       </w:r>
     </w:p>
+    <w:tbl>
+      <w:tblPr>
+        <w:tblStyle w:val="Table"/>
+        <w:tblW w:type="pct" w:w="5000"/>
+        <w:tblLayout w:type="fixed"/>
+        <w:tblLook w:firstRow="1" w:lastRow="0" w:firstColumn="0" w:lastColumn="0" w:noHBand="0" w:noVBand="0" w:val="0020"/>
+        <w:jc w:val="center"/>
+        <w:tblBorders>
+          <w:top w:val="single" w:sz="12" w:space="0" w:color="333333"/>
+          <w:bottom w:val="single" w:sz="12" w:space="0" w:color="333333"/>
+          <w:left w:val="none"/>
+          <w:right w:val="none"/>
+          <w:insideH w:val="none"/>
+          <w:insideV w:val="none"/>
+        </w:tblBorders>
+      </w:tblPr>
+      <w:tblGrid>
+        <w:gridCol w:w="7920"/>
+      </w:tblGrid>
+      <w:tr>
+        <w:trPr>
+          <w:tblHeader w:val="on"/>
+        </w:trPr>
+        <w:tc>
+          <w:tcPr>
+            <w:tcBorders>
+              <w:bottom w:val="single" w:sz="6" w:space="0" w:color="333333"/>
+            </w:tcBorders>
+          </w:tcPr>
+          <w:p>
+            <w:pPr>
+              <w:pStyle w:val="Compact"/>
+              <w:jc w:val="center"/>
+            </w:pPr>
+            <w:r>
+              <w:rPr>
+                <w:rFonts w:hint="eastAsia" w:ascii="Times New Roman" w:hAnsi="Times New Roman" w:eastAsia="SimHei" w:cs="Times New Roman"/>
+                <w:b/>
+              </w:rPr>
+              <w:t xml:space="preserve">瓜环六聚体刚性中空桶状</w:t>
+            </w:r>
+          </w:p>
+        </w:tc>
+      </w:tr>
+      <w:tr>
+        <w:tc>
+          <w:tcPr/>
+          <w:p>
+            <w:pPr>
+              <w:pStyle w:val="Compact"/>
+              <w:jc w:val="center"/>
+            </w:pPr>
+            <w:r>
+              <w:rPr>
+                <w:rFonts w:ascii="Times New Roman" w:hAnsi="Times New Roman" w:eastAsia="Times New Roman" w:cs="Times New Roman"/>
+              </w:rPr>
+              <w:drawing>
+                <wp:inline>
+                  <wp:extent cx="2667000" cy="2481146"/>
+                  <wp:effectExtent b="0" l="0" r="0" t="0"/>
+                  <wp:docPr descr="" title="" id="45" name="Picture"/>
+                  <a:graphic>
+                    <a:graphicData uri="http://schemas.openxmlformats.org/drawingml/2006/picture">
+                      <pic:pic>
+                        <pic:nvPicPr>
+                          <pic:cNvPr descr="1995375f1bb18df1278deebe1bd454a5c723e0de9407625809bb240e5d7940cb.jpg" id="46" name="Picture"/>
+                          <pic:cNvPicPr>
+                            <a:picLocks noChangeArrowheads="1" noChangeAspect="1"/>
+                          </pic:cNvPicPr>
+                        </pic:nvPicPr>
+                        <pic:blipFill>
+                          <a:blip r:embed="rId44"/>
+                          <a:stretch>
+                            <a:fillRect/>
+                          </a:stretch>
+                        </pic:blipFill>
+                        <pic:spPr bwMode="auto">
+                          <a:xfrm>
+                            <a:off x="0" y="0"/>
+                            <a:ext cx="2667000" cy="2481146"/>
+                          </a:xfrm>
+                          <a:prstGeom prst="rect">
+                            <a:avLst/>
+                          </a:prstGeom>
+                          <a:noFill/>
+                          <a:ln w="9525">
+                            <a:noFill/>
+                            <a:headEnd/>
+                            <a:tailEnd/>
+                          </a:ln>
+                        </pic:spPr>
+                      </pic:pic>
+                    </a:graphicData>
+                  </a:graphic>
+                </wp:inline>
+              </w:drawing>
+            </w:r>
+          </w:p>
+        </w:tc>
+      </w:tr>
+      <w:tr>
+        <w:tc>
+          <w:tcPr/>
+          <w:p>
+            <w:pPr>
+              <w:pStyle w:val="Compact"/>
+              <w:jc w:val="center"/>
+            </w:pPr>
+            <w:r>
+              <w:rPr>
+                <w:rFonts w:ascii="Times New Roman" w:hAnsi="Times New Roman" w:eastAsia="Times New Roman" w:cs="Times New Roman"/>
+              </w:rPr>
+              <w:t xml:space="preserve">&gt; </w:t>
+            </w:r>
+            <w:r>
+              <w:rPr>
+                <w:rFonts w:hint="eastAsia" w:ascii="Times New Roman" w:hAnsi="Times New Roman" w:eastAsia="FangSong" w:cs="Times New Roman"/>
+              </w:rPr>
+              <w:t xml:space="preserve">图</w:t>
+            </w:r>
+            <w:r>
+              <w:rPr>
+                <w:rFonts w:ascii="Times New Roman" w:hAnsi="Times New Roman" w:eastAsia="Times New Roman" w:cs="Times New Roman"/>
+              </w:rPr>
+              <w:t xml:space="preserve"> </w:t>
+            </w:r>
+            <w:r>
+              <w:rPr>
+                <w:rFonts w:hint="eastAsia" w:ascii="Times New Roman" w:hAnsi="Times New Roman" w:eastAsia="Times New Roman" w:cs="Times New Roman"/>
+              </w:rPr>
+              <w:t>10-12：</w:t>
+            </w:r>
+            <w:r>
+              <w:rPr>
+                <w:rFonts w:hint="eastAsia" w:ascii="Times New Roman" w:hAnsi="Times New Roman" w:eastAsia="FangSong" w:cs="Times New Roman"/>
+              </w:rPr>
+              <w:t>瓜环六聚体刚性中空桶状结构</w:t>
+            </w:r>
+          </w:p>
+        </w:tc>
+      </w:tr>
+    </w:tbl>
     <w:p>
       <w:pPr>
         <w:pStyle w:val="BodyText"/>
-        <w:spacing w:before="160" w:after="80"/>
-        <w:jc w:val="center"/>
-      </w:pPr>
-      <w:r>
-        <w:rPr>
-          <w:rFonts w:ascii="Times New Roman" w:hAnsi="Times New Roman" w:eastAsia="Times New Roman" w:cs="Times New Roman"/>
-        </w:rPr>
-        <w:drawing>
-          <wp:inline>
-            <wp:extent cx="2667000" cy="2481146"/>
-            <wp:effectExtent b="0" l="0" r="0" t="0"/>
-            <wp:docPr descr="" title="" id="45" name="Picture"/>
-            <a:graphic>
-              <a:graphicData uri="http://schemas.openxmlformats.org/drawingml/2006/picture">
-                <pic:pic>
-                  <pic:nvPicPr>
-                    <pic:cNvPr descr="1995375f1bb18df1278deebe1bd454a5c723e0de9407625809bb240e5d7940cb.jpg" id="46" name="Picture"/>
-                    <pic:cNvPicPr>
-                      <a:picLocks noChangeArrowheads="1" noChangeAspect="1"/>
-                    </pic:cNvPicPr>
-                  </pic:nvPicPr>
-                  <pic:blipFill>
-                    <a:blip r:embed="rId44"/>
-                    <a:stretch>
-                      <a:fillRect/>
-                    </a:stretch>
-                  </pic:blipFill>
-                  <pic:spPr bwMode="auto">
-                    <a:xfrm>
-                      <a:off x="0" y="0"/>
-                      <a:ext cx="2667000" cy="2481146"/>
-                    </a:xfrm>
-                    <a:prstGeom prst="rect">
-                      <a:avLst/>
-                    </a:prstGeom>
-                    <a:noFill/>
-                    <a:ln w="9525">
-                      <a:noFill/>
-                      <a:headEnd/>
-                      <a:tailEnd/>
-                    </a:ln>
-                  </pic:spPr>
-                </pic:pic>
-              </a:graphicData>
-            </a:graphic>
-          </wp:inline>
-        </w:drawing>
-      </w:r>
-      <w:r>
-        <w:rPr>
-          <w:rFonts w:ascii="Times New Roman" w:hAnsi="Times New Roman" w:eastAsia="Times New Roman" w:cs="Times New Roman"/>
-        </w:rPr>
-        <w:t xml:space="preserve"> </w:t>
-      </w:r>
-      <w:r>
-        <w:rPr>
-          <w:rFonts w:ascii="Times New Roman" w:hAnsi="Times New Roman" w:eastAsia="Times New Roman" w:cs="Times New Roman"/>
-        </w:rPr>
-        <w:t xml:space="preserve">&gt; </w:t>
-      </w:r>
-      <w:r>
-        <w:rPr>
-          <w:rFonts w:hint="eastAsia" w:ascii="Times New Roman" w:hAnsi="Times New Roman" w:eastAsia="FangSong" w:cs="Times New Roman"/>
-        </w:rPr>
-        <w:t xml:space="preserve">图</w:t>
-      </w:r>
-      <w:r>
-        <w:rPr>
-          <w:rFonts w:ascii="Times New Roman" w:hAnsi="Times New Roman" w:eastAsia="Times New Roman" w:cs="Times New Roman"/>
-        </w:rPr>
-        <w:t xml:space="preserve"> </w:t>
-      </w:r>
-      <w:r>
-        <w:rPr>
-          <w:rFonts w:hint="eastAsia" w:ascii="Times New Roman" w:hAnsi="Times New Roman" w:eastAsia="Times New Roman" w:cs="Times New Roman"/>
-        </w:rPr>
-        <w:t>10-12：</w:t>
-      </w:r>
-      <w:r>
-        <w:rPr>
-          <w:rFonts w:hint="eastAsia" w:ascii="Times New Roman" w:hAnsi="Times New Roman" w:eastAsia="FangSong" w:cs="Times New Roman"/>
-        </w:rPr>
-        <w:t>瓜环六聚体刚性中空桶状结构</w:t>
-      </w:r>
-    </w:p>
-    <w:p>
-      <w:pPr>
-        <w:pStyle w:val="BodyText"/>
+        <w:spacing w:before="120"/>
         <w:ind w:firstLine="420"/>
       </w:pPr>
       <w:r>
@@ -17541,6 +18209,7 @@
     <w:p>
       <w:pPr>
         <w:pStyle w:val="FirstParagraph"/>
+        <w:spacing w:after="80"/>
         <w:ind w:firstLine="420"/>
       </w:pPr>
       <w:r>
@@ -17722,807 +18391,918 @@
           <w:rFonts w:hint="eastAsia" w:ascii="Times New Roman" w:hAnsi="Times New Roman" w:eastAsia="Times New Roman" w:cs="Times New Roman"/>
         </w:rPr>
         <w:t xml:space="preserve">Bond）。</w:t>
+      </w:r>
+    </w:p>
+    <w:tbl>
+      <w:tblPr>
+        <w:tblStyle w:val="Table"/>
+        <w:tblW w:type="pct" w:w="5000"/>
+        <w:tblLayout w:type="fixed"/>
+        <w:tblLook w:firstRow="1" w:lastRow="0" w:firstColumn="0" w:lastColumn="0" w:noHBand="0" w:noVBand="0" w:val="0020"/>
+        <w:jc w:val="center"/>
+        <w:tblBorders>
+          <w:top w:val="single" w:sz="12" w:space="0" w:color="333333"/>
+          <w:bottom w:val="single" w:sz="12" w:space="0" w:color="333333"/>
+          <w:left w:val="none"/>
+          <w:right w:val="none"/>
+          <w:insideH w:val="none"/>
+          <w:insideV w:val="none"/>
+        </w:tblBorders>
+      </w:tblPr>
+      <w:tblGrid>
+        <w:gridCol w:w="7920"/>
+      </w:tblGrid>
+      <w:tr>
+        <w:trPr>
+          <w:tblHeader w:val="on"/>
+        </w:trPr>
+        <w:tc>
+          <w:tcPr>
+            <w:tcBorders>
+              <w:bottom w:val="single" w:sz="6" w:space="0" w:color="333333"/>
+            </w:tcBorders>
+          </w:tcPr>
+          <w:p>
+            <w:pPr>
+              <w:pStyle w:val="Compact"/>
+              <w:jc w:val="center"/>
+            </w:pPr>
+            <w:r>
+              <w:rPr>
+                <w:rFonts w:hint="eastAsia" w:ascii="Times New Roman" w:hAnsi="Times New Roman" w:eastAsia="SimHei" w:cs="Times New Roman"/>
+                <w:b/>
+              </w:rPr>
+              <w:t xml:space="preserve">机械互锁分子分类与命名</w:t>
+            </w:r>
+          </w:p>
+        </w:tc>
+      </w:tr>
+      <w:tr>
+        <w:tc>
+          <w:tcPr/>
+          <w:p>
+            <w:pPr>
+              <w:pStyle w:val="Compact"/>
+              <w:jc w:val="center"/>
+            </w:pPr>
+            <w:r>
+              <w:rPr>
+                <w:rFonts w:ascii="Times New Roman" w:hAnsi="Times New Roman" w:eastAsia="Times New Roman" w:cs="Times New Roman"/>
+              </w:rPr>
+              <w:drawing>
+                <wp:inline>
+                  <wp:extent cx="2667000" cy="1934141"/>
+                  <wp:effectExtent b="0" l="0" r="0" t="0"/>
+                  <wp:docPr descr="" title="" id="49" name="Picture"/>
+                  <a:graphic>
+                    <a:graphicData uri="http://schemas.openxmlformats.org/drawingml/2006/picture">
+                      <pic:pic>
+                        <pic:nvPicPr>
+                          <pic:cNvPr descr="07fe38c6e81853f1d9d56c78e26b87ebbe2a0717920e54d43cb6fb3fd8164988.jpg" id="50" name="Picture"/>
+                          <pic:cNvPicPr>
+                            <a:picLocks noChangeArrowheads="1" noChangeAspect="1"/>
+                          </pic:cNvPicPr>
+                        </pic:nvPicPr>
+                        <pic:blipFill>
+                          <a:blip r:embed="rId48"/>
+                          <a:stretch>
+                            <a:fillRect/>
+                          </a:stretch>
+                        </pic:blipFill>
+                        <pic:spPr bwMode="auto">
+                          <a:xfrm>
+                            <a:off x="0" y="0"/>
+                            <a:ext cx="2667000" cy="1934141"/>
+                          </a:xfrm>
+                          <a:prstGeom prst="rect">
+                            <a:avLst/>
+                          </a:prstGeom>
+                          <a:noFill/>
+                          <a:ln w="9525">
+                            <a:noFill/>
+                            <a:headEnd/>
+                            <a:tailEnd/>
+                          </a:ln>
+                        </pic:spPr>
+                      </pic:pic>
+                    </a:graphicData>
+                  </a:graphic>
+                </wp:inline>
+              </w:drawing>
+            </w:r>
+          </w:p>
+        </w:tc>
+      </w:tr>
+      <w:tr>
+        <w:tc>
+          <w:tcPr/>
+          <w:p>
+            <w:pPr>
+              <w:pStyle w:val="Compact"/>
+              <w:jc w:val="center"/>
+            </w:pPr>
+            <w:r>
+              <w:rPr>
+                <w:rFonts w:ascii="Times New Roman" w:hAnsi="Times New Roman" w:eastAsia="Times New Roman" w:cs="Times New Roman"/>
+              </w:rPr>
+              <w:t xml:space="preserve">&gt; </w:t>
+            </w:r>
+            <w:r>
+              <w:rPr>
+                <w:rFonts w:hint="eastAsia" w:ascii="Times New Roman" w:hAnsi="Times New Roman" w:eastAsia="FangSong" w:cs="Times New Roman"/>
+              </w:rPr>
+              <w:t xml:space="preserve">图</w:t>
+            </w:r>
+            <w:r>
+              <w:rPr>
+                <w:rFonts w:ascii="Times New Roman" w:hAnsi="Times New Roman" w:eastAsia="Times New Roman" w:cs="Times New Roman"/>
+              </w:rPr>
+              <w:t xml:space="preserve"> </w:t>
+            </w:r>
+            <w:r>
+              <w:rPr>
+                <w:rFonts w:hint="eastAsia" w:ascii="Times New Roman" w:hAnsi="Times New Roman" w:eastAsia="Times New Roman" w:cs="Times New Roman"/>
+              </w:rPr>
+              <w:t>10-13：</w:t>
+            </w:r>
+            <w:r>
+              <w:rPr>
+                <w:rFonts w:hint="eastAsia" w:ascii="Times New Roman" w:hAnsi="Times New Roman" w:eastAsia="FangSong" w:cs="Times New Roman"/>
+              </w:rPr>
+              <w:t>机械互锁分子分类与命名</w:t>
+            </w:r>
+          </w:p>
+        </w:tc>
+      </w:tr>
+    </w:tbl>
+    <w:p>
+      <w:pPr>
+        <w:pStyle w:val="BodyText"/>
+        <w:spacing w:before="120"/>
+        <w:ind w:firstLine="420"/>
+      </w:pPr>
+      <w:r>
+        <w:rPr>
+          <w:rFonts w:hint="eastAsia" w:ascii="Times New Roman" w:hAnsi="Times New Roman" w:eastAsia="FangSong" w:cs="Times New Roman"/>
+        </w:rPr>
+        <w:t>机械互锁分子的核心家族包含三大类</w:t>
+      </w:r>
+      <w:r>
+        <w:rPr>
+          <w:rFonts w:hint="eastAsia" w:ascii="Times New Roman" w:hAnsi="Times New Roman" w:eastAsia="Times New Roman" w:cs="Times New Roman"/>
+        </w:rPr>
+        <w:t>：</w:t>
+      </w:r>
+      <w:r>
+        <w:rPr>
+          <w:rFonts w:ascii="Times New Roman" w:hAnsi="Times New Roman" w:eastAsia="Times New Roman" w:cs="Times New Roman"/>
+        </w:rPr>
+        <w:t xml:space="preserve"> </w:t>
+      </w:r>
+      <w:r>
+        <w:rPr>
+          <w:rFonts w:hint="eastAsia" w:ascii="Times New Roman" w:hAnsi="Times New Roman" w:eastAsia="FangSong" w:cs="Times New Roman"/>
+        </w:rPr>
+        <w:t>第一类是索烃</w:t>
+      </w:r>
+      <w:r>
+        <w:rPr>
+          <w:rFonts w:hint="eastAsia" w:ascii="Times New Roman" w:hAnsi="Times New Roman" w:eastAsia="Times New Roman" w:cs="Times New Roman"/>
+        </w:rPr>
+        <w:t>（Catenanes），</w:t>
+      </w:r>
+      <w:r>
+        <w:rPr>
+          <w:rFonts w:hint="eastAsia" w:ascii="Times New Roman" w:hAnsi="Times New Roman" w:eastAsia="FangSong" w:cs="Times New Roman"/>
+        </w:rPr>
+        <w:t>由两个或多个闭合的共价大环在空间中如同链条般相互贯穿套叠而成</w:t>
+      </w:r>
+      <w:r>
+        <w:rPr>
+          <w:rFonts w:hint="eastAsia" w:ascii="Times New Roman" w:hAnsi="Times New Roman" w:eastAsia="Times New Roman" w:cs="Times New Roman"/>
+        </w:rPr>
+        <w:t>，</w:t>
+      </w:r>
+      <w:r>
+        <w:rPr>
+          <w:rFonts w:hint="eastAsia" w:ascii="Times New Roman" w:hAnsi="Times New Roman" w:eastAsia="FangSong" w:cs="Times New Roman"/>
+        </w:rPr>
+        <w:t>依据环的总数目分别记为</w:t>
+      </w:r>
+      <w:r>
+        <w:rPr>
+          <w:rFonts w:ascii="Times New Roman" w:hAnsi="Times New Roman" w:eastAsia="Times New Roman" w:cs="Times New Roman"/>
+        </w:rPr>
+        <w:t xml:space="preserve"> </w:t>
+      </w:r>
+      <m:oMath>
+        <m:r>
+          <m:rPr>
+            <m:sty m:val="p"/>
+          </m:rPr>
+          <m:t>[</m:t>
+        </m:r>
+        <m:r>
+          <m:t>2</m:t>
+        </m:r>
+        <m:r>
+          <m:rPr>
+            <m:sty m:val="p"/>
+          </m:rPr>
+          <m:t>]</m:t>
+        </m:r>
+      </m:oMath>
+      <w:r>
+        <w:rPr>
+          <w:rFonts w:hint="eastAsia" w:ascii="Times New Roman" w:hAnsi="Times New Roman" w:eastAsia="FangSong" w:cs="Times New Roman"/>
+        </w:rPr>
+        <w:t>索烃</w:t>
+      </w:r>
+      <w:r>
+        <w:rPr>
+          <w:rFonts w:hint="eastAsia" w:ascii="Times New Roman" w:hAnsi="Times New Roman" w:eastAsia="Times New Roman" w:cs="Times New Roman"/>
+        </w:rPr>
+        <w:t>、</w:t>
+      </w:r>
+      <m:oMath>
+        <m:r>
+          <m:rPr>
+            <m:sty m:val="p"/>
+          </m:rPr>
+          <m:t>[</m:t>
+        </m:r>
+        <m:r>
+          <m:t>3</m:t>
+        </m:r>
+        <m:r>
+          <m:rPr>
+            <m:sty m:val="p"/>
+          </m:rPr>
+          <m:t>]</m:t>
+        </m:r>
+      </m:oMath>
+      <w:r>
+        <w:rPr>
+          <w:rFonts w:hint="eastAsia" w:ascii="Times New Roman" w:hAnsi="Times New Roman" w:eastAsia="FangSong" w:cs="Times New Roman"/>
+        </w:rPr>
+        <w:t>索烃</w:t>
+      </w:r>
+      <w:r>
+        <w:rPr>
+          <w:rFonts w:hint="eastAsia" w:ascii="Times New Roman" w:hAnsi="Times New Roman" w:eastAsia="Times New Roman" w:cs="Times New Roman"/>
+        </w:rPr>
+        <w:t>、</w:t>
+      </w:r>
+      <w:r>
+        <w:rPr>
+          <w:rFonts w:hint="eastAsia" w:ascii="Times New Roman" w:hAnsi="Times New Roman" w:eastAsia="FangSong" w:cs="Times New Roman"/>
+        </w:rPr>
+        <w:t>乃至类似奥运五环标志的</w:t>
+      </w:r>
+      <w:r>
+        <w:rPr>
+          <w:rFonts w:ascii="Times New Roman" w:hAnsi="Times New Roman" w:eastAsia="Times New Roman" w:cs="Times New Roman"/>
+        </w:rPr>
+        <w:t xml:space="preserve"> </w:t>
+      </w:r>
+      <m:oMath>
+        <m:r>
+          <m:rPr>
+            <m:sty m:val="p"/>
+          </m:rPr>
+          <m:t>[</m:t>
+        </m:r>
+        <m:r>
+          <m:t>5</m:t>
+        </m:r>
+        <m:r>
+          <m:rPr>
+            <m:sty m:val="p"/>
+          </m:rPr>
+          <m:t>]</m:t>
+        </m:r>
+      </m:oMath>
+      <w:r>
+        <w:rPr>
+          <w:rFonts w:hint="eastAsia" w:ascii="Times New Roman" w:hAnsi="Times New Roman" w:eastAsia="FangSong" w:cs="Times New Roman"/>
+        </w:rPr>
+        <w:t>索烃</w:t>
+      </w:r>
+      <w:r>
+        <w:rPr>
+          <w:rFonts w:hint="eastAsia" w:ascii="Times New Roman" w:hAnsi="Times New Roman" w:eastAsia="Times New Roman" w:cs="Times New Roman"/>
+        </w:rPr>
+        <w:t>（</w:t>
+      </w:r>
+      <w:r>
+        <w:rPr>
+          <w:rFonts w:hint="eastAsia" w:ascii="Times New Roman" w:hAnsi="Times New Roman" w:eastAsia="FangSong" w:cs="Times New Roman"/>
+        </w:rPr>
+        <w:t>奥林匹克烷</w:t>
+      </w:r>
+      <w:r>
+        <w:rPr>
+          <w:rFonts w:hint="eastAsia" w:ascii="Times New Roman" w:hAnsi="Times New Roman" w:eastAsia="Times New Roman" w:cs="Times New Roman"/>
+        </w:rPr>
+        <w:t>，Olympiadane）；</w:t>
+      </w:r>
+      <w:r>
+        <w:rPr>
+          <w:rFonts w:hint="eastAsia" w:ascii="Times New Roman" w:hAnsi="Times New Roman" w:eastAsia="FangSong" w:cs="Times New Roman"/>
+        </w:rPr>
+        <w:t>若互锁的大环中包含金属配位中心</w:t>
+      </w:r>
+      <w:r>
+        <w:rPr>
+          <w:rFonts w:hint="eastAsia" w:ascii="Times New Roman" w:hAnsi="Times New Roman" w:eastAsia="Times New Roman" w:cs="Times New Roman"/>
+        </w:rPr>
+        <w:t>，</w:t>
+      </w:r>
+      <w:r>
+        <w:rPr>
+          <w:rFonts w:hint="eastAsia" w:ascii="Times New Roman" w:hAnsi="Times New Roman" w:eastAsia="FangSong" w:cs="Times New Roman"/>
+        </w:rPr>
+        <w:t>则称为金属索烃配体</w:t>
+      </w:r>
+      <w:r>
+        <w:rPr>
+          <w:rFonts w:hint="eastAsia" w:ascii="Times New Roman" w:hAnsi="Times New Roman" w:eastAsia="Times New Roman" w:cs="Times New Roman"/>
+        </w:rPr>
+        <w:t>（Catenand）</w:t>
+      </w:r>
+      <w:r>
+        <w:rPr>
+          <w:rFonts w:hint="eastAsia" w:ascii="Times New Roman" w:hAnsi="Times New Roman" w:eastAsia="FangSong" w:cs="Times New Roman"/>
+        </w:rPr>
+        <w:t>或金属索烃配合物</w:t>
+      </w:r>
+      <w:r>
+        <w:rPr>
+          <w:rFonts w:hint="eastAsia" w:ascii="Times New Roman" w:hAnsi="Times New Roman" w:eastAsia="Times New Roman" w:cs="Times New Roman"/>
+        </w:rPr>
+        <w:t>（Catenate）；</w:t>
+      </w:r>
+      <w:r>
+        <w:rPr>
+          <w:rFonts w:ascii="Times New Roman" w:hAnsi="Times New Roman" w:eastAsia="Times New Roman" w:cs="Times New Roman"/>
+        </w:rPr>
+        <w:t xml:space="preserve"> </w:t>
+      </w:r>
+      <w:r>
+        <w:rPr>
+          <w:rFonts w:hint="eastAsia" w:ascii="Times New Roman" w:hAnsi="Times New Roman" w:eastAsia="FangSong" w:cs="Times New Roman"/>
+        </w:rPr>
+        <w:t>第二类是轮烷</w:t>
+      </w:r>
+      <w:r>
+        <w:rPr>
+          <w:rFonts w:hint="eastAsia" w:ascii="Times New Roman" w:hAnsi="Times New Roman" w:eastAsia="Times New Roman" w:cs="Times New Roman"/>
+        </w:rPr>
+        <w:t>（Rotaxanes），</w:t>
+      </w:r>
+      <w:r>
+        <w:rPr>
+          <w:rFonts w:hint="eastAsia" w:ascii="Times New Roman" w:hAnsi="Times New Roman" w:eastAsia="FangSong" w:cs="Times New Roman"/>
+        </w:rPr>
+        <w:t>由一根开链线状轴分子穿过一个或多个大环分子</w:t>
+      </w:r>
+      <w:r>
+        <w:rPr>
+          <w:rFonts w:hint="eastAsia" w:ascii="Times New Roman" w:hAnsi="Times New Roman" w:eastAsia="Times New Roman" w:cs="Times New Roman"/>
+        </w:rPr>
+        <w:t>，</w:t>
+      </w:r>
+      <w:r>
+        <w:rPr>
+          <w:rFonts w:hint="eastAsia" w:ascii="Times New Roman" w:hAnsi="Times New Roman" w:eastAsia="FangSong" w:cs="Times New Roman"/>
+        </w:rPr>
+        <w:t>且在轴分子的两端连接有空间位阻庞大的</w:t>
+      </w:r>
+      <w:r>
+        <w:rPr>
+          <w:rFonts w:hint="eastAsia" w:ascii="Times New Roman" w:hAnsi="Times New Roman" w:eastAsia="Times New Roman" w:cs="Times New Roman"/>
+        </w:rPr>
+        <w:t>“</w:t>
+      </w:r>
+      <w:r>
+        <w:rPr>
+          <w:rFonts w:hint="eastAsia" w:ascii="Times New Roman" w:hAnsi="Times New Roman" w:eastAsia="FangSong" w:cs="Times New Roman"/>
+        </w:rPr>
+        <w:t>封端阻挡基团</w:t>
+      </w:r>
+      <w:r>
+        <w:rPr>
+          <w:rFonts w:hint="eastAsia" w:ascii="Times New Roman" w:hAnsi="Times New Roman" w:eastAsia="Times New Roman" w:cs="Times New Roman"/>
+        </w:rPr>
+        <w:t>”（Stopper），</w:t>
+      </w:r>
+      <w:r>
+        <w:rPr>
+          <w:rFonts w:hint="eastAsia" w:ascii="Times New Roman" w:hAnsi="Times New Roman" w:eastAsia="FangSong" w:cs="Times New Roman"/>
+        </w:rPr>
+        <w:t>封端基团的刚性有效直径严格大于大环的内腔孔径</w:t>
+      </w:r>
+      <w:r>
+        <w:rPr>
+          <w:rFonts w:hint="eastAsia" w:ascii="Times New Roman" w:hAnsi="Times New Roman" w:eastAsia="Times New Roman" w:cs="Times New Roman"/>
+        </w:rPr>
+        <w:t>，</w:t>
+      </w:r>
+      <w:r>
+        <w:rPr>
+          <w:rFonts w:hint="eastAsia" w:ascii="Times New Roman" w:hAnsi="Times New Roman" w:eastAsia="FangSong" w:cs="Times New Roman"/>
+        </w:rPr>
+        <w:t>从而机械阻断大环沿轴向滑脱脱落</w:t>
+      </w:r>
+      <w:r>
+        <w:rPr>
+          <w:rFonts w:hint="eastAsia" w:ascii="Times New Roman" w:hAnsi="Times New Roman" w:eastAsia="Times New Roman" w:cs="Times New Roman"/>
+        </w:rPr>
+        <w:t>；</w:t>
+      </w:r>
+      <w:r>
+        <w:rPr>
+          <w:rFonts w:hint="eastAsia" w:ascii="Times New Roman" w:hAnsi="Times New Roman" w:eastAsia="FangSong" w:cs="Times New Roman"/>
+        </w:rPr>
+        <w:t>若线状轴两端尚未安装庞大封端基</w:t>
+      </w:r>
+      <w:r>
+        <w:rPr>
+          <w:rFonts w:hint="eastAsia" w:ascii="Times New Roman" w:hAnsi="Times New Roman" w:eastAsia="Times New Roman" w:cs="Times New Roman"/>
+        </w:rPr>
+        <w:t>，</w:t>
+      </w:r>
+      <w:r>
+        <w:rPr>
+          <w:rFonts w:hint="eastAsia" w:ascii="Times New Roman" w:hAnsi="Times New Roman" w:eastAsia="FangSong" w:cs="Times New Roman"/>
+        </w:rPr>
+        <w:t>大环可自由穿入和脱出轴线</w:t>
+      </w:r>
+      <w:r>
+        <w:rPr>
+          <w:rFonts w:hint="eastAsia" w:ascii="Times New Roman" w:hAnsi="Times New Roman" w:eastAsia="Times New Roman" w:cs="Times New Roman"/>
+        </w:rPr>
+        <w:t>，</w:t>
+      </w:r>
+      <w:r>
+        <w:rPr>
+          <w:rFonts w:hint="eastAsia" w:ascii="Times New Roman" w:hAnsi="Times New Roman" w:eastAsia="FangSong" w:cs="Times New Roman"/>
+        </w:rPr>
+        <w:t>该处于热力学平衡中的穿套复合物则称为</w:t>
+      </w:r>
+      <w:r>
+        <w:rPr>
+          <w:rFonts w:hint="eastAsia" w:ascii="Times New Roman" w:hAnsi="Times New Roman" w:eastAsia="Times New Roman" w:cs="Times New Roman"/>
+        </w:rPr>
+        <w:t>“</w:t>
+      </w:r>
+      <w:r>
+        <w:rPr>
+          <w:rFonts w:hint="eastAsia" w:ascii="Times New Roman" w:hAnsi="Times New Roman" w:eastAsia="FangSong" w:cs="Times New Roman"/>
+        </w:rPr>
+        <w:t>类轮烷</w:t>
+      </w:r>
+      <w:r>
+        <w:rPr>
+          <w:rFonts w:hint="eastAsia" w:ascii="Times New Roman" w:hAnsi="Times New Roman" w:eastAsia="Times New Roman" w:cs="Times New Roman"/>
+        </w:rPr>
+        <w:t>”</w:t>
+      </w:r>
+      <w:r>
+        <w:rPr>
+          <w:rFonts w:hint="eastAsia" w:ascii="Times New Roman" w:hAnsi="Times New Roman" w:eastAsia="FangSong" w:cs="Times New Roman"/>
+        </w:rPr>
+        <w:t>或假轮烷</w:t>
+      </w:r>
+      <w:r>
+        <w:rPr>
+          <w:rFonts w:hint="eastAsia" w:ascii="Times New Roman" w:hAnsi="Times New Roman" w:eastAsia="Times New Roman" w:cs="Times New Roman"/>
+        </w:rPr>
+        <w:t>（Pseudorotaxane）；</w:t>
+      </w:r>
+      <w:r>
+        <w:rPr>
+          <w:rFonts w:ascii="Times New Roman" w:hAnsi="Times New Roman" w:eastAsia="Times New Roman" w:cs="Times New Roman"/>
+        </w:rPr>
+        <w:t xml:space="preserve"> </w:t>
+      </w:r>
+      <w:r>
+        <w:rPr>
+          <w:rFonts w:hint="eastAsia" w:ascii="Times New Roman" w:hAnsi="Times New Roman" w:eastAsia="FangSong" w:cs="Times New Roman"/>
+        </w:rPr>
+        <w:t>第三类是分子结</w:t>
+      </w:r>
+      <w:r>
+        <w:rPr>
+          <w:rFonts w:hint="eastAsia" w:ascii="Times New Roman" w:hAnsi="Times New Roman" w:eastAsia="Times New Roman" w:cs="Times New Roman"/>
+        </w:rPr>
+        <w:t>（Molecular</w:t>
+      </w:r>
+      <w:r>
+        <w:rPr>
+          <w:rFonts w:ascii="Times New Roman" w:hAnsi="Times New Roman" w:eastAsia="Times New Roman" w:cs="Times New Roman"/>
+        </w:rPr>
+        <w:t xml:space="preserve"> </w:t>
+      </w:r>
+      <w:r>
+        <w:rPr>
+          <w:rFonts w:hint="eastAsia" w:ascii="Times New Roman" w:hAnsi="Times New Roman" w:eastAsia="Times New Roman" w:cs="Times New Roman"/>
+        </w:rPr>
+        <w:t>Knots），</w:t>
+      </w:r>
+      <w:r>
+        <w:rPr>
+          <w:rFonts w:hint="eastAsia" w:ascii="Times New Roman" w:hAnsi="Times New Roman" w:eastAsia="FangSong" w:cs="Times New Roman"/>
+        </w:rPr>
+        <w:t>如单链连续缠绕自闭合构成的分子三叶结</w:t>
+      </w:r>
+      <w:r>
+        <w:rPr>
+          <w:rFonts w:hint="eastAsia" w:ascii="Times New Roman" w:hAnsi="Times New Roman" w:eastAsia="Times New Roman" w:cs="Times New Roman"/>
+        </w:rPr>
+        <w:t>（Trefoil</w:t>
+      </w:r>
+      <w:r>
+        <w:rPr>
+          <w:rFonts w:ascii="Times New Roman" w:hAnsi="Times New Roman" w:eastAsia="Times New Roman" w:cs="Times New Roman"/>
+        </w:rPr>
+        <w:t xml:space="preserve"> </w:t>
+      </w:r>
+      <w:r>
+        <w:rPr>
+          <w:rFonts w:hint="eastAsia" w:ascii="Times New Roman" w:hAnsi="Times New Roman" w:eastAsia="Times New Roman" w:cs="Times New Roman"/>
+        </w:rPr>
+        <w:t>knot），</w:t>
+      </w:r>
+      <w:r>
+        <w:rPr>
+          <w:rFonts w:hint="eastAsia" w:ascii="Times New Roman" w:hAnsi="Times New Roman" w:eastAsia="FangSong" w:cs="Times New Roman"/>
+        </w:rPr>
+        <w:t>在数学拓扑学上具有不可消除的手性交叉节点</w:t>
+      </w:r>
+      <w:r>
+        <w:rPr>
+          <w:rFonts w:hint="eastAsia" w:ascii="Times New Roman" w:hAnsi="Times New Roman" w:eastAsia="Times New Roman" w:cs="Times New Roman"/>
+        </w:rPr>
+        <w:t>。</w:t>
       </w:r>
     </w:p>
     <w:p>
       <w:pPr>
         <w:pStyle w:val="BodyText"/>
-        <w:spacing w:before="160" w:after="80"/>
+        <w:spacing w:after="80"/>
+        <w:ind w:firstLine="420"/>
+      </w:pPr>
+      <w:r>
+        <w:rPr>
+          <w:rFonts w:hint="eastAsia" w:ascii="Times New Roman" w:hAnsi="Times New Roman" w:eastAsia="FangSong" w:cs="Times New Roman"/>
+        </w:rPr>
+        <w:t>合成机械互锁分子曾经是有机合成界公认的低效绝境</w:t>
+      </w:r>
+      <w:r>
+        <w:rPr>
+          <w:rFonts w:hint="eastAsia" w:ascii="Times New Roman" w:hAnsi="Times New Roman" w:eastAsia="Times New Roman" w:cs="Times New Roman"/>
+        </w:rPr>
+        <w:t>。</w:t>
+      </w:r>
+      <w:r>
+        <w:rPr>
+          <w:rFonts w:hint="eastAsia" w:ascii="Times New Roman" w:hAnsi="Times New Roman" w:eastAsia="FangSong" w:cs="Times New Roman"/>
+        </w:rPr>
+        <w:t>在</w:t>
+      </w:r>
+      <w:r>
+        <w:rPr>
+          <w:rFonts w:ascii="Times New Roman" w:hAnsi="Times New Roman" w:eastAsia="Times New Roman" w:cs="Times New Roman"/>
+        </w:rPr>
+        <w:t xml:space="preserve"> 20 </w:t>
+      </w:r>
+      <w:r>
+        <w:rPr>
+          <w:rFonts w:hint="eastAsia" w:ascii="Times New Roman" w:hAnsi="Times New Roman" w:eastAsia="FangSong" w:cs="Times New Roman"/>
+        </w:rPr>
+        <w:t xml:space="preserve">世纪</w:t>
+      </w:r>
+      <w:r>
+        <w:rPr>
+          <w:rFonts w:ascii="Times New Roman" w:hAnsi="Times New Roman" w:eastAsia="Times New Roman" w:cs="Times New Roman"/>
+        </w:rPr>
+        <w:t xml:space="preserve"> 60 </w:t>
+      </w:r>
+      <w:r>
+        <w:rPr>
+          <w:rFonts w:hint="eastAsia" w:ascii="Times New Roman" w:hAnsi="Times New Roman" w:eastAsia="FangSong" w:cs="Times New Roman"/>
+        </w:rPr>
+        <w:t>年代</w:t>
+      </w:r>
+      <w:r>
+        <w:rPr>
+          <w:rFonts w:hint="eastAsia" w:ascii="Times New Roman" w:hAnsi="Times New Roman" w:eastAsia="Times New Roman" w:cs="Times New Roman"/>
+        </w:rPr>
+        <w:t>，Frisch</w:t>
+      </w:r>
+      <w:r>
+        <w:rPr>
+          <w:rFonts w:ascii="Times New Roman" w:hAnsi="Times New Roman" w:eastAsia="Times New Roman" w:cs="Times New Roman"/>
+        </w:rPr>
+        <w:t xml:space="preserve"> </w:t>
+      </w:r>
+      <w:r>
+        <w:rPr>
+          <w:rFonts w:hint="eastAsia" w:ascii="Times New Roman" w:hAnsi="Times New Roman" w:eastAsia="FangSong" w:cs="Times New Roman"/>
+        </w:rPr>
+        <w:t xml:space="preserve">与</w:t>
+      </w:r>
+      <w:r>
+        <w:rPr>
+          <w:rFonts w:ascii="Times New Roman" w:hAnsi="Times New Roman" w:eastAsia="Times New Roman" w:cs="Times New Roman"/>
+        </w:rPr>
+        <w:t xml:space="preserve"> Wasserman </w:t>
+      </w:r>
+      <w:r>
+        <w:rPr>
+          <w:rFonts w:hint="eastAsia" w:ascii="Times New Roman" w:hAnsi="Times New Roman" w:eastAsia="FangSong" w:cs="Times New Roman"/>
+        </w:rPr>
+        <w:t>尝试采用</w:t>
+      </w:r>
+      <w:r>
+        <w:rPr>
+          <w:rFonts w:hint="eastAsia" w:ascii="Times New Roman" w:hAnsi="Times New Roman" w:eastAsia="Times New Roman" w:cs="Times New Roman"/>
+        </w:rPr>
+        <w:t>“</w:t>
+      </w:r>
+      <w:r>
+        <w:rPr>
+          <w:rFonts w:hint="eastAsia" w:ascii="Times New Roman" w:hAnsi="Times New Roman" w:eastAsia="FangSong" w:cs="Times New Roman"/>
+        </w:rPr>
+        <w:t>统计穿套法</w:t>
+      </w:r>
+      <w:r>
+        <w:rPr>
+          <w:rFonts w:hint="eastAsia" w:ascii="Times New Roman" w:hAnsi="Times New Roman" w:eastAsia="Times New Roman" w:cs="Times New Roman"/>
+        </w:rPr>
+        <w:t>”</w:t>
+      </w:r>
+      <w:r>
+        <w:rPr>
+          <w:rFonts w:hint="eastAsia" w:ascii="Times New Roman" w:hAnsi="Times New Roman" w:eastAsia="FangSong" w:cs="Times New Roman"/>
+        </w:rPr>
+        <w:t>合成索烃</w:t>
+      </w:r>
+      <w:r>
+        <w:rPr>
+          <w:rFonts w:hint="eastAsia" w:ascii="Times New Roman" w:hAnsi="Times New Roman" w:eastAsia="Times New Roman" w:cs="Times New Roman"/>
+        </w:rPr>
+        <w:t>：</w:t>
+      </w:r>
+      <w:r>
+        <w:rPr>
+          <w:rFonts w:hint="eastAsia" w:ascii="Times New Roman" w:hAnsi="Times New Roman" w:eastAsia="FangSong" w:cs="Times New Roman"/>
+        </w:rPr>
+        <w:t>即使在大环存在下将大量长链双官能团前体进行随机分子内环化</w:t>
+      </w:r>
+      <w:r>
+        <w:rPr>
+          <w:rFonts w:hint="eastAsia" w:ascii="Times New Roman" w:hAnsi="Times New Roman" w:eastAsia="Times New Roman" w:cs="Times New Roman"/>
+        </w:rPr>
+        <w:t>，</w:t>
+      </w:r>
+      <w:r>
+        <w:rPr>
+          <w:rFonts w:hint="eastAsia" w:ascii="Times New Roman" w:hAnsi="Times New Roman" w:eastAsia="FangSong" w:cs="Times New Roman"/>
+        </w:rPr>
+        <w:t>依靠热运动偶然穿入大环并闭环的统计学概率低得令人绝望</w:t>
+      </w:r>
+      <w:r>
+        <w:rPr>
+          <w:rFonts w:hint="eastAsia" w:ascii="Times New Roman" w:hAnsi="Times New Roman" w:eastAsia="Times New Roman" w:cs="Times New Roman"/>
+        </w:rPr>
+        <w:t>，[2]</w:t>
+      </w:r>
+      <w:r>
+        <w:rPr>
+          <w:rFonts w:hint="eastAsia" w:ascii="Times New Roman" w:hAnsi="Times New Roman" w:eastAsia="FangSong" w:cs="Times New Roman"/>
+        </w:rPr>
+        <w:t>索烃的产率通常低于</w:t>
+      </w:r>
+      <w:r>
+        <w:rPr>
+          <w:rFonts w:ascii="Times New Roman" w:hAnsi="Times New Roman" w:eastAsia="Times New Roman" w:cs="Times New Roman"/>
+        </w:rPr>
+        <w:t xml:space="preserve"> </w:t>
+      </w:r>
+      <m:oMath>
+        <m:r>
+          <m:t>1</m:t>
+        </m:r>
+        <m:r>
+          <m:rPr>
+            <m:sty m:val="p"/>
+          </m:rPr>
+          <m:t>%</m:t>
+        </m:r>
+      </m:oMath>
+      <w:r>
+        <w:rPr>
+          <w:rFonts w:hint="eastAsia" w:ascii="Times New Roman" w:hAnsi="Times New Roman" w:eastAsia="Times New Roman" w:cs="Times New Roman"/>
+        </w:rPr>
+        <w:t>。</w:t>
+      </w:r>
+      <w:r>
+        <w:rPr>
+          <w:rFonts w:hint="eastAsia" w:ascii="Times New Roman" w:hAnsi="Times New Roman" w:eastAsia="FangSong" w:cs="Times New Roman"/>
+        </w:rPr>
+        <w:t>机械互锁分子之所以能迎来真正的合成爆发</w:t>
+      </w:r>
+      <w:r>
+        <w:rPr>
+          <w:rFonts w:hint="eastAsia" w:ascii="Times New Roman" w:hAnsi="Times New Roman" w:eastAsia="Times New Roman" w:cs="Times New Roman"/>
+        </w:rPr>
+        <w:t>，</w:t>
+      </w:r>
+      <w:r>
+        <w:rPr>
+          <w:rFonts w:hint="eastAsia" w:ascii="Times New Roman" w:hAnsi="Times New Roman" w:eastAsia="FangSong" w:cs="Times New Roman"/>
+        </w:rPr>
+        <w:t>关键在于化学家引入了高度程序化的</w:t>
+      </w:r>
+      <w:r>
+        <w:rPr>
+          <w:rFonts w:hint="eastAsia" w:ascii="Times New Roman" w:hAnsi="Times New Roman" w:eastAsia="Times New Roman" w:cs="Times New Roman"/>
+        </w:rPr>
+        <w:t>“</w:t>
+      </w:r>
+      <w:r>
+        <w:rPr>
+          <w:rFonts w:hint="eastAsia" w:ascii="Times New Roman" w:hAnsi="Times New Roman" w:eastAsia="FangSong" w:cs="Times New Roman"/>
+        </w:rPr>
+        <w:t>模板效应</w:t>
+      </w:r>
+      <w:r>
+        <w:rPr>
+          <w:rFonts w:hint="eastAsia" w:ascii="Times New Roman" w:hAnsi="Times New Roman" w:eastAsia="Times New Roman" w:cs="Times New Roman"/>
+        </w:rPr>
+        <w:t>”（Template</w:t>
+      </w:r>
+      <w:r>
+        <w:rPr>
+          <w:rFonts w:ascii="Times New Roman" w:hAnsi="Times New Roman" w:eastAsia="Times New Roman" w:cs="Times New Roman"/>
+        </w:rPr>
+        <w:t xml:space="preserve"> </w:t>
+      </w:r>
+      <w:r>
+        <w:rPr>
+          <w:rFonts w:hint="eastAsia" w:ascii="Times New Roman" w:hAnsi="Times New Roman" w:eastAsia="Times New Roman" w:cs="Times New Roman"/>
+        </w:rPr>
+        <w:t xml:space="preserve">Effect）。</w:t>
+      </w:r>
+    </w:p>
+    <w:tbl>
+      <w:tblPr>
+        <w:tblStyle w:val="Table"/>
+        <w:tblW w:type="pct" w:w="5000"/>
+        <w:tblLayout w:type="fixed"/>
+        <w:tblLook w:firstRow="1" w:lastRow="0" w:firstColumn="0" w:lastColumn="0" w:noHBand="0" w:noVBand="0" w:val="0020"/>
         <w:jc w:val="center"/>
-      </w:pPr>
-      <w:r>
-        <w:rPr>
-          <w:rFonts w:ascii="Times New Roman" w:hAnsi="Times New Roman" w:eastAsia="Times New Roman" w:cs="Times New Roman"/>
-        </w:rPr>
-        <w:drawing>
-          <wp:inline>
-            <wp:extent cx="2667000" cy="1934141"/>
-            <wp:effectExtent b="0" l="0" r="0" t="0"/>
-            <wp:docPr descr="" title="" id="49" name="Picture"/>
-            <a:graphic>
-              <a:graphicData uri="http://schemas.openxmlformats.org/drawingml/2006/picture">
-                <pic:pic>
-                  <pic:nvPicPr>
-                    <pic:cNvPr descr="07fe38c6e81853f1d9d56c78e26b87ebbe2a0717920e54d43cb6fb3fd8164988.jpg" id="50" name="Picture"/>
-                    <pic:cNvPicPr>
-                      <a:picLocks noChangeArrowheads="1" noChangeAspect="1"/>
-                    </pic:cNvPicPr>
-                  </pic:nvPicPr>
-                  <pic:blipFill>
-                    <a:blip r:embed="rId48"/>
-                    <a:stretch>
-                      <a:fillRect/>
-                    </a:stretch>
-                  </pic:blipFill>
-                  <pic:spPr bwMode="auto">
-                    <a:xfrm>
-                      <a:off x="0" y="0"/>
-                      <a:ext cx="2667000" cy="1934141"/>
-                    </a:xfrm>
-                    <a:prstGeom prst="rect">
-                      <a:avLst/>
-                    </a:prstGeom>
-                    <a:noFill/>
-                    <a:ln w="9525">
-                      <a:noFill/>
-                      <a:headEnd/>
-                      <a:tailEnd/>
-                    </a:ln>
-                  </pic:spPr>
-                </pic:pic>
-              </a:graphicData>
-            </a:graphic>
-          </wp:inline>
-        </w:drawing>
-      </w:r>
-      <w:r>
-        <w:rPr>
-          <w:rFonts w:ascii="Times New Roman" w:hAnsi="Times New Roman" w:eastAsia="Times New Roman" w:cs="Times New Roman"/>
-        </w:rPr>
-        <w:t xml:space="preserve"> </w:t>
-      </w:r>
-      <w:r>
-        <w:rPr>
-          <w:rFonts w:ascii="Times New Roman" w:hAnsi="Times New Roman" w:eastAsia="Times New Roman" w:cs="Times New Roman"/>
-        </w:rPr>
-        <w:t xml:space="preserve">&gt; </w:t>
-      </w:r>
-      <w:r>
-        <w:rPr>
-          <w:rFonts w:hint="eastAsia" w:ascii="Times New Roman" w:hAnsi="Times New Roman" w:eastAsia="FangSong" w:cs="Times New Roman"/>
-        </w:rPr>
-        <w:t xml:space="preserve">图</w:t>
-      </w:r>
-      <w:r>
-        <w:rPr>
-          <w:rFonts w:ascii="Times New Roman" w:hAnsi="Times New Roman" w:eastAsia="Times New Roman" w:cs="Times New Roman"/>
-        </w:rPr>
-        <w:t xml:space="preserve"> </w:t>
-      </w:r>
-      <w:r>
-        <w:rPr>
-          <w:rFonts w:hint="eastAsia" w:ascii="Times New Roman" w:hAnsi="Times New Roman" w:eastAsia="Times New Roman" w:cs="Times New Roman"/>
-        </w:rPr>
-        <w:t>10-13：</w:t>
-      </w:r>
-      <w:r>
-        <w:rPr>
-          <w:rFonts w:hint="eastAsia" w:ascii="Times New Roman" w:hAnsi="Times New Roman" w:eastAsia="FangSong" w:cs="Times New Roman"/>
-        </w:rPr>
-        <w:t>机械互锁分子分类与命名</w:t>
-      </w:r>
-    </w:p>
+        <w:tblBorders>
+          <w:top w:val="single" w:sz="12" w:space="0" w:color="333333"/>
+          <w:bottom w:val="single" w:sz="12" w:space="0" w:color="333333"/>
+          <w:left w:val="none"/>
+          <w:right w:val="none"/>
+          <w:insideH w:val="none"/>
+          <w:insideV w:val="none"/>
+        </w:tblBorders>
+      </w:tblPr>
+      <w:tblGrid>
+        <w:gridCol w:w="7920"/>
+      </w:tblGrid>
+      <w:tr>
+        <w:trPr>
+          <w:tblHeader w:val="on"/>
+        </w:trPr>
+        <w:tc>
+          <w:tcPr>
+            <w:tcBorders>
+              <w:bottom w:val="single" w:sz="6" w:space="0" w:color="333333"/>
+            </w:tcBorders>
+          </w:tcPr>
+          <w:p>
+            <w:pPr>
+              <w:pStyle w:val="Compact"/>
+              <w:jc w:val="center"/>
+            </w:pPr>
+            <w:r>
+              <w:rPr>
+                <w:rFonts w:hint="eastAsia" w:ascii="Times New Roman" w:hAnsi="Times New Roman" w:eastAsia="SimHei" w:cs="Times New Roman"/>
+                <w:b/>
+              </w:rPr>
+              <w:t xml:space="preserve">轮烷与索烃主客体合成路线</w:t>
+            </w:r>
+          </w:p>
+        </w:tc>
+      </w:tr>
+      <w:tr>
+        <w:tc>
+          <w:tcPr/>
+          <w:p>
+            <w:pPr>
+              <w:pStyle w:val="Compact"/>
+              <w:jc w:val="center"/>
+            </w:pPr>
+            <w:r>
+              <w:rPr>
+                <w:rFonts w:ascii="Times New Roman" w:hAnsi="Times New Roman" w:eastAsia="Times New Roman" w:cs="Times New Roman"/>
+              </w:rPr>
+              <w:drawing>
+                <wp:inline>
+                  <wp:extent cx="2667000" cy="2244077"/>
+                  <wp:effectExtent b="0" l="0" r="0" t="0"/>
+                  <wp:docPr descr="" title="" id="52" name="Picture"/>
+                  <a:graphic>
+                    <a:graphicData uri="http://schemas.openxmlformats.org/drawingml/2006/picture">
+                      <pic:pic>
+                        <pic:nvPicPr>
+                          <pic:cNvPr descr="e24be8d009cb0dd4cb814f907828c8775a82e448a0d1b918c7c1428303585718.jpg" id="53" name="Picture"/>
+                          <pic:cNvPicPr>
+                            <a:picLocks noChangeArrowheads="1" noChangeAspect="1"/>
+                          </pic:cNvPicPr>
+                        </pic:nvPicPr>
+                        <pic:blipFill>
+                          <a:blip r:embed="rId51"/>
+                          <a:stretch>
+                            <a:fillRect/>
+                          </a:stretch>
+                        </pic:blipFill>
+                        <pic:spPr bwMode="auto">
+                          <a:xfrm>
+                            <a:off x="0" y="0"/>
+                            <a:ext cx="2667000" cy="2244077"/>
+                          </a:xfrm>
+                          <a:prstGeom prst="rect">
+                            <a:avLst/>
+                          </a:prstGeom>
+                          <a:noFill/>
+                          <a:ln w="9525">
+                            <a:noFill/>
+                            <a:headEnd/>
+                            <a:tailEnd/>
+                          </a:ln>
+                        </pic:spPr>
+                      </pic:pic>
+                    </a:graphicData>
+                  </a:graphic>
+                </wp:inline>
+              </w:drawing>
+            </w:r>
+          </w:p>
+        </w:tc>
+      </w:tr>
+      <w:tr>
+        <w:tc>
+          <w:tcPr/>
+          <w:p>
+            <w:pPr>
+              <w:pStyle w:val="Compact"/>
+              <w:jc w:val="center"/>
+            </w:pPr>
+            <w:r>
+              <w:rPr>
+                <w:rFonts w:ascii="Times New Roman" w:hAnsi="Times New Roman" w:eastAsia="Times New Roman" w:cs="Times New Roman"/>
+              </w:rPr>
+              <w:t xml:space="preserve">&gt; </w:t>
+            </w:r>
+            <w:r>
+              <w:rPr>
+                <w:rFonts w:hint="eastAsia" w:ascii="Times New Roman" w:hAnsi="Times New Roman" w:eastAsia="FangSong" w:cs="Times New Roman"/>
+              </w:rPr>
+              <w:t xml:space="preserve">图</w:t>
+            </w:r>
+            <w:r>
+              <w:rPr>
+                <w:rFonts w:ascii="Times New Roman" w:hAnsi="Times New Roman" w:eastAsia="Times New Roman" w:cs="Times New Roman"/>
+              </w:rPr>
+              <w:t xml:space="preserve"> </w:t>
+            </w:r>
+            <w:r>
+              <w:rPr>
+                <w:rFonts w:hint="eastAsia" w:ascii="Times New Roman" w:hAnsi="Times New Roman" w:eastAsia="Times New Roman" w:cs="Times New Roman"/>
+              </w:rPr>
+              <w:t>10-14：</w:t>
+            </w:r>
+            <w:r>
+              <w:rPr>
+                <w:rFonts w:hint="eastAsia" w:ascii="Times New Roman" w:hAnsi="Times New Roman" w:eastAsia="FangSong" w:cs="Times New Roman"/>
+              </w:rPr>
+              <w:t>轮烷与索烃主客体合成路线</w:t>
+            </w:r>
+          </w:p>
+        </w:tc>
+      </w:tr>
+    </w:tbl>
     <w:p>
       <w:pPr>
         <w:pStyle w:val="BodyText"/>
-        <w:ind w:firstLine="420"/>
-      </w:pPr>
-      <w:r>
-        <w:rPr>
-          <w:rFonts w:hint="eastAsia" w:ascii="Times New Roman" w:hAnsi="Times New Roman" w:eastAsia="FangSong" w:cs="Times New Roman"/>
-        </w:rPr>
-        <w:t>机械互锁分子的核心家族包含三大类</w:t>
-      </w:r>
-      <w:r>
-        <w:rPr>
-          <w:rFonts w:hint="eastAsia" w:ascii="Times New Roman" w:hAnsi="Times New Roman" w:eastAsia="Times New Roman" w:cs="Times New Roman"/>
-        </w:rPr>
-        <w:t>：</w:t>
-      </w:r>
-      <w:r>
-        <w:rPr>
-          <w:rFonts w:ascii="Times New Roman" w:hAnsi="Times New Roman" w:eastAsia="Times New Roman" w:cs="Times New Roman"/>
-        </w:rPr>
-        <w:t xml:space="preserve"> </w:t>
-      </w:r>
-      <w:r>
-        <w:rPr>
-          <w:rFonts w:hint="eastAsia" w:ascii="Times New Roman" w:hAnsi="Times New Roman" w:eastAsia="FangSong" w:cs="Times New Roman"/>
-        </w:rPr>
-        <w:t>第一类是索烃</w:t>
-      </w:r>
-      <w:r>
-        <w:rPr>
-          <w:rFonts w:hint="eastAsia" w:ascii="Times New Roman" w:hAnsi="Times New Roman" w:eastAsia="Times New Roman" w:cs="Times New Roman"/>
-        </w:rPr>
-        <w:t>（Catenanes），</w:t>
-      </w:r>
-      <w:r>
-        <w:rPr>
-          <w:rFonts w:hint="eastAsia" w:ascii="Times New Roman" w:hAnsi="Times New Roman" w:eastAsia="FangSong" w:cs="Times New Roman"/>
-        </w:rPr>
-        <w:t>由两个或多个闭合的共价大环在空间中如同链条般相互贯穿套叠而成</w:t>
-      </w:r>
-      <w:r>
-        <w:rPr>
-          <w:rFonts w:hint="eastAsia" w:ascii="Times New Roman" w:hAnsi="Times New Roman" w:eastAsia="Times New Roman" w:cs="Times New Roman"/>
-        </w:rPr>
-        <w:t>，</w:t>
-      </w:r>
-      <w:r>
-        <w:rPr>
-          <w:rFonts w:hint="eastAsia" w:ascii="Times New Roman" w:hAnsi="Times New Roman" w:eastAsia="FangSong" w:cs="Times New Roman"/>
-        </w:rPr>
-        <w:t>依据环的总数目分别记为</w:t>
-      </w:r>
-      <w:r>
-        <w:rPr>
-          <w:rFonts w:ascii="Times New Roman" w:hAnsi="Times New Roman" w:eastAsia="Times New Roman" w:cs="Times New Roman"/>
-        </w:rPr>
-        <w:t xml:space="preserve"> </w:t>
-      </w:r>
-      <m:oMath>
-        <m:r>
-          <m:rPr>
-            <m:sty m:val="p"/>
-          </m:rPr>
-          <m:t>[</m:t>
-        </m:r>
-        <m:r>
-          <m:t>2</m:t>
-        </m:r>
-        <m:r>
-          <m:rPr>
-            <m:sty m:val="p"/>
-          </m:rPr>
-          <m:t>]</m:t>
-        </m:r>
-      </m:oMath>
-      <w:r>
-        <w:rPr>
-          <w:rFonts w:hint="eastAsia" w:ascii="Times New Roman" w:hAnsi="Times New Roman" w:eastAsia="FangSong" w:cs="Times New Roman"/>
-        </w:rPr>
-        <w:t>索烃</w:t>
-      </w:r>
-      <w:r>
-        <w:rPr>
-          <w:rFonts w:hint="eastAsia" w:ascii="Times New Roman" w:hAnsi="Times New Roman" w:eastAsia="Times New Roman" w:cs="Times New Roman"/>
-        </w:rPr>
-        <w:t>、</w:t>
-      </w:r>
-      <m:oMath>
-        <m:r>
-          <m:rPr>
-            <m:sty m:val="p"/>
-          </m:rPr>
-          <m:t>[</m:t>
-        </m:r>
-        <m:r>
-          <m:t>3</m:t>
-        </m:r>
-        <m:r>
-          <m:rPr>
-            <m:sty m:val="p"/>
-          </m:rPr>
-          <m:t>]</m:t>
-        </m:r>
-      </m:oMath>
-      <w:r>
-        <w:rPr>
-          <w:rFonts w:hint="eastAsia" w:ascii="Times New Roman" w:hAnsi="Times New Roman" w:eastAsia="FangSong" w:cs="Times New Roman"/>
-        </w:rPr>
-        <w:t>索烃</w:t>
-      </w:r>
-      <w:r>
-        <w:rPr>
-          <w:rFonts w:hint="eastAsia" w:ascii="Times New Roman" w:hAnsi="Times New Roman" w:eastAsia="Times New Roman" w:cs="Times New Roman"/>
-        </w:rPr>
-        <w:t>、</w:t>
-      </w:r>
-      <w:r>
-        <w:rPr>
-          <w:rFonts w:hint="eastAsia" w:ascii="Times New Roman" w:hAnsi="Times New Roman" w:eastAsia="FangSong" w:cs="Times New Roman"/>
-        </w:rPr>
-        <w:t>乃至类似奥运五环标志的</w:t>
-      </w:r>
-      <w:r>
-        <w:rPr>
-          <w:rFonts w:ascii="Times New Roman" w:hAnsi="Times New Roman" w:eastAsia="Times New Roman" w:cs="Times New Roman"/>
-        </w:rPr>
-        <w:t xml:space="preserve"> </w:t>
-      </w:r>
-      <m:oMath>
-        <m:r>
-          <m:rPr>
-            <m:sty m:val="p"/>
-          </m:rPr>
-          <m:t>[</m:t>
-        </m:r>
-        <m:r>
-          <m:t>5</m:t>
-        </m:r>
-        <m:r>
-          <m:rPr>
-            <m:sty m:val="p"/>
-          </m:rPr>
-          <m:t>]</m:t>
-        </m:r>
-      </m:oMath>
-      <w:r>
-        <w:rPr>
-          <w:rFonts w:hint="eastAsia" w:ascii="Times New Roman" w:hAnsi="Times New Roman" w:eastAsia="FangSong" w:cs="Times New Roman"/>
-        </w:rPr>
-        <w:t>索烃</w:t>
-      </w:r>
-      <w:r>
-        <w:rPr>
-          <w:rFonts w:hint="eastAsia" w:ascii="Times New Roman" w:hAnsi="Times New Roman" w:eastAsia="Times New Roman" w:cs="Times New Roman"/>
-        </w:rPr>
-        <w:t>（</w:t>
-      </w:r>
-      <w:r>
-        <w:rPr>
-          <w:rFonts w:hint="eastAsia" w:ascii="Times New Roman" w:hAnsi="Times New Roman" w:eastAsia="FangSong" w:cs="Times New Roman"/>
-        </w:rPr>
-        <w:t>奥林匹克烷</w:t>
-      </w:r>
-      <w:r>
-        <w:rPr>
-          <w:rFonts w:hint="eastAsia" w:ascii="Times New Roman" w:hAnsi="Times New Roman" w:eastAsia="Times New Roman" w:cs="Times New Roman"/>
-        </w:rPr>
-        <w:t>，Olympiadane）；</w:t>
-      </w:r>
-      <w:r>
-        <w:rPr>
-          <w:rFonts w:hint="eastAsia" w:ascii="Times New Roman" w:hAnsi="Times New Roman" w:eastAsia="FangSong" w:cs="Times New Roman"/>
-        </w:rPr>
-        <w:t>若互锁的大环中包含金属配位中心</w:t>
-      </w:r>
-      <w:r>
-        <w:rPr>
-          <w:rFonts w:hint="eastAsia" w:ascii="Times New Roman" w:hAnsi="Times New Roman" w:eastAsia="Times New Roman" w:cs="Times New Roman"/>
-        </w:rPr>
-        <w:t>，</w:t>
-      </w:r>
-      <w:r>
-        <w:rPr>
-          <w:rFonts w:hint="eastAsia" w:ascii="Times New Roman" w:hAnsi="Times New Roman" w:eastAsia="FangSong" w:cs="Times New Roman"/>
-        </w:rPr>
-        <w:t>则称为金属索烃配体</w:t>
-      </w:r>
-      <w:r>
-        <w:rPr>
-          <w:rFonts w:hint="eastAsia" w:ascii="Times New Roman" w:hAnsi="Times New Roman" w:eastAsia="Times New Roman" w:cs="Times New Roman"/>
-        </w:rPr>
-        <w:t>（Catenand）</w:t>
-      </w:r>
-      <w:r>
-        <w:rPr>
-          <w:rFonts w:hint="eastAsia" w:ascii="Times New Roman" w:hAnsi="Times New Roman" w:eastAsia="FangSong" w:cs="Times New Roman"/>
-        </w:rPr>
-        <w:t>或金属索烃配合物</w:t>
-      </w:r>
-      <w:r>
-        <w:rPr>
-          <w:rFonts w:hint="eastAsia" w:ascii="Times New Roman" w:hAnsi="Times New Roman" w:eastAsia="Times New Roman" w:cs="Times New Roman"/>
-        </w:rPr>
-        <w:t>（Catenate）；</w:t>
-      </w:r>
-      <w:r>
-        <w:rPr>
-          <w:rFonts w:ascii="Times New Roman" w:hAnsi="Times New Roman" w:eastAsia="Times New Roman" w:cs="Times New Roman"/>
-        </w:rPr>
-        <w:t xml:space="preserve"> </w:t>
-      </w:r>
-      <w:r>
-        <w:rPr>
-          <w:rFonts w:hint="eastAsia" w:ascii="Times New Roman" w:hAnsi="Times New Roman" w:eastAsia="FangSong" w:cs="Times New Roman"/>
-        </w:rPr>
-        <w:t>第二类是轮烷</w:t>
-      </w:r>
-      <w:r>
-        <w:rPr>
-          <w:rFonts w:hint="eastAsia" w:ascii="Times New Roman" w:hAnsi="Times New Roman" w:eastAsia="Times New Roman" w:cs="Times New Roman"/>
-        </w:rPr>
-        <w:t>（Rotaxanes），</w:t>
-      </w:r>
-      <w:r>
-        <w:rPr>
-          <w:rFonts w:hint="eastAsia" w:ascii="Times New Roman" w:hAnsi="Times New Roman" w:eastAsia="FangSong" w:cs="Times New Roman"/>
-        </w:rPr>
-        <w:t>由一根开链线状轴分子穿过一个或多个大环分子</w:t>
-      </w:r>
-      <w:r>
-        <w:rPr>
-          <w:rFonts w:hint="eastAsia" w:ascii="Times New Roman" w:hAnsi="Times New Roman" w:eastAsia="Times New Roman" w:cs="Times New Roman"/>
-        </w:rPr>
-        <w:t>，</w:t>
-      </w:r>
-      <w:r>
-        <w:rPr>
-          <w:rFonts w:hint="eastAsia" w:ascii="Times New Roman" w:hAnsi="Times New Roman" w:eastAsia="FangSong" w:cs="Times New Roman"/>
-        </w:rPr>
-        <w:t>且在轴分子的两端连接有空间位阻庞大的</w:t>
-      </w:r>
-      <w:r>
-        <w:rPr>
-          <w:rFonts w:hint="eastAsia" w:ascii="Times New Roman" w:hAnsi="Times New Roman" w:eastAsia="Times New Roman" w:cs="Times New Roman"/>
-        </w:rPr>
-        <w:t>“</w:t>
-      </w:r>
-      <w:r>
-        <w:rPr>
-          <w:rFonts w:hint="eastAsia" w:ascii="Times New Roman" w:hAnsi="Times New Roman" w:eastAsia="FangSong" w:cs="Times New Roman"/>
-        </w:rPr>
-        <w:t>封端阻挡基团</w:t>
-      </w:r>
-      <w:r>
-        <w:rPr>
-          <w:rFonts w:hint="eastAsia" w:ascii="Times New Roman" w:hAnsi="Times New Roman" w:eastAsia="Times New Roman" w:cs="Times New Roman"/>
-        </w:rPr>
-        <w:t>”（Stopper），</w:t>
-      </w:r>
-      <w:r>
-        <w:rPr>
-          <w:rFonts w:hint="eastAsia" w:ascii="Times New Roman" w:hAnsi="Times New Roman" w:eastAsia="FangSong" w:cs="Times New Roman"/>
-        </w:rPr>
-        <w:t>封端基团的刚性有效直径严格大于大环的内腔孔径</w:t>
-      </w:r>
-      <w:r>
-        <w:rPr>
-          <w:rFonts w:hint="eastAsia" w:ascii="Times New Roman" w:hAnsi="Times New Roman" w:eastAsia="Times New Roman" w:cs="Times New Roman"/>
-        </w:rPr>
-        <w:t>，</w:t>
-      </w:r>
-      <w:r>
-        <w:rPr>
-          <w:rFonts w:hint="eastAsia" w:ascii="Times New Roman" w:hAnsi="Times New Roman" w:eastAsia="FangSong" w:cs="Times New Roman"/>
-        </w:rPr>
-        <w:t>从而机械阻断大环沿轴向滑脱脱落</w:t>
-      </w:r>
-      <w:r>
-        <w:rPr>
-          <w:rFonts w:hint="eastAsia" w:ascii="Times New Roman" w:hAnsi="Times New Roman" w:eastAsia="Times New Roman" w:cs="Times New Roman"/>
-        </w:rPr>
-        <w:t>；</w:t>
-      </w:r>
-      <w:r>
-        <w:rPr>
-          <w:rFonts w:hint="eastAsia" w:ascii="Times New Roman" w:hAnsi="Times New Roman" w:eastAsia="FangSong" w:cs="Times New Roman"/>
-        </w:rPr>
-        <w:t>若线状轴两端尚未安装庞大封端基</w:t>
-      </w:r>
-      <w:r>
-        <w:rPr>
-          <w:rFonts w:hint="eastAsia" w:ascii="Times New Roman" w:hAnsi="Times New Roman" w:eastAsia="Times New Roman" w:cs="Times New Roman"/>
-        </w:rPr>
-        <w:t>，</w:t>
-      </w:r>
-      <w:r>
-        <w:rPr>
-          <w:rFonts w:hint="eastAsia" w:ascii="Times New Roman" w:hAnsi="Times New Roman" w:eastAsia="FangSong" w:cs="Times New Roman"/>
-        </w:rPr>
-        <w:t>大环可自由穿入和脱出轴线</w:t>
-      </w:r>
-      <w:r>
-        <w:rPr>
-          <w:rFonts w:hint="eastAsia" w:ascii="Times New Roman" w:hAnsi="Times New Roman" w:eastAsia="Times New Roman" w:cs="Times New Roman"/>
-        </w:rPr>
-        <w:t>，</w:t>
-      </w:r>
-      <w:r>
-        <w:rPr>
-          <w:rFonts w:hint="eastAsia" w:ascii="Times New Roman" w:hAnsi="Times New Roman" w:eastAsia="FangSong" w:cs="Times New Roman"/>
-        </w:rPr>
-        <w:t>该处于热力学平衡中的穿套复合物则称为</w:t>
-      </w:r>
-      <w:r>
-        <w:rPr>
-          <w:rFonts w:hint="eastAsia" w:ascii="Times New Roman" w:hAnsi="Times New Roman" w:eastAsia="Times New Roman" w:cs="Times New Roman"/>
-        </w:rPr>
-        <w:t>“</w:t>
-      </w:r>
-      <w:r>
-        <w:rPr>
-          <w:rFonts w:hint="eastAsia" w:ascii="Times New Roman" w:hAnsi="Times New Roman" w:eastAsia="FangSong" w:cs="Times New Roman"/>
-        </w:rPr>
-        <w:t>类轮烷</w:t>
-      </w:r>
-      <w:r>
-        <w:rPr>
-          <w:rFonts w:hint="eastAsia" w:ascii="Times New Roman" w:hAnsi="Times New Roman" w:eastAsia="Times New Roman" w:cs="Times New Roman"/>
-        </w:rPr>
-        <w:t>”</w:t>
-      </w:r>
-      <w:r>
-        <w:rPr>
-          <w:rFonts w:hint="eastAsia" w:ascii="Times New Roman" w:hAnsi="Times New Roman" w:eastAsia="FangSong" w:cs="Times New Roman"/>
-        </w:rPr>
-        <w:t>或假轮烷</w:t>
-      </w:r>
-      <w:r>
-        <w:rPr>
-          <w:rFonts w:hint="eastAsia" w:ascii="Times New Roman" w:hAnsi="Times New Roman" w:eastAsia="Times New Roman" w:cs="Times New Roman"/>
-        </w:rPr>
-        <w:t>（Pseudorotaxane）；</w:t>
-      </w:r>
-      <w:r>
-        <w:rPr>
-          <w:rFonts w:ascii="Times New Roman" w:hAnsi="Times New Roman" w:eastAsia="Times New Roman" w:cs="Times New Roman"/>
-        </w:rPr>
-        <w:t xml:space="preserve"> </w:t>
-      </w:r>
-      <w:r>
-        <w:rPr>
-          <w:rFonts w:hint="eastAsia" w:ascii="Times New Roman" w:hAnsi="Times New Roman" w:eastAsia="FangSong" w:cs="Times New Roman"/>
-        </w:rPr>
-        <w:t>第三类是分子结</w:t>
-      </w:r>
-      <w:r>
-        <w:rPr>
-          <w:rFonts w:hint="eastAsia" w:ascii="Times New Roman" w:hAnsi="Times New Roman" w:eastAsia="Times New Roman" w:cs="Times New Roman"/>
-        </w:rPr>
-        <w:t>（Molecular</w:t>
-      </w:r>
-      <w:r>
-        <w:rPr>
-          <w:rFonts w:ascii="Times New Roman" w:hAnsi="Times New Roman" w:eastAsia="Times New Roman" w:cs="Times New Roman"/>
-        </w:rPr>
-        <w:t xml:space="preserve"> </w:t>
-      </w:r>
-      <w:r>
-        <w:rPr>
-          <w:rFonts w:hint="eastAsia" w:ascii="Times New Roman" w:hAnsi="Times New Roman" w:eastAsia="Times New Roman" w:cs="Times New Roman"/>
-        </w:rPr>
-        <w:t>Knots），</w:t>
-      </w:r>
-      <w:r>
-        <w:rPr>
-          <w:rFonts w:hint="eastAsia" w:ascii="Times New Roman" w:hAnsi="Times New Roman" w:eastAsia="FangSong" w:cs="Times New Roman"/>
-        </w:rPr>
-        <w:t>如单链连续缠绕自闭合构成的分子三叶结</w:t>
-      </w:r>
-      <w:r>
-        <w:rPr>
-          <w:rFonts w:hint="eastAsia" w:ascii="Times New Roman" w:hAnsi="Times New Roman" w:eastAsia="Times New Roman" w:cs="Times New Roman"/>
-        </w:rPr>
-        <w:t>（Trefoil</w:t>
-      </w:r>
-      <w:r>
-        <w:rPr>
-          <w:rFonts w:ascii="Times New Roman" w:hAnsi="Times New Roman" w:eastAsia="Times New Roman" w:cs="Times New Roman"/>
-        </w:rPr>
-        <w:t xml:space="preserve"> </w:t>
-      </w:r>
-      <w:r>
-        <w:rPr>
-          <w:rFonts w:hint="eastAsia" w:ascii="Times New Roman" w:hAnsi="Times New Roman" w:eastAsia="Times New Roman" w:cs="Times New Roman"/>
-        </w:rPr>
-        <w:t>knot），</w:t>
-      </w:r>
-      <w:r>
-        <w:rPr>
-          <w:rFonts w:hint="eastAsia" w:ascii="Times New Roman" w:hAnsi="Times New Roman" w:eastAsia="FangSong" w:cs="Times New Roman"/>
-        </w:rPr>
-        <w:t>在数学拓扑学上具有不可消除的手性交叉节点</w:t>
-      </w:r>
-      <w:r>
-        <w:rPr>
-          <w:rFonts w:hint="eastAsia" w:ascii="Times New Roman" w:hAnsi="Times New Roman" w:eastAsia="Times New Roman" w:cs="Times New Roman"/>
-        </w:rPr>
-        <w:t>。</w:t>
-      </w:r>
-    </w:p>
-    <w:p>
-      <w:pPr>
-        <w:pStyle w:val="BodyText"/>
-        <w:ind w:firstLine="420"/>
-      </w:pPr>
-      <w:r>
-        <w:rPr>
-          <w:rFonts w:hint="eastAsia" w:ascii="Times New Roman" w:hAnsi="Times New Roman" w:eastAsia="FangSong" w:cs="Times New Roman"/>
-        </w:rPr>
-        <w:t>合成机械互锁分子曾经是有机合成界公认的低效绝境</w:t>
-      </w:r>
-      <w:r>
-        <w:rPr>
-          <w:rFonts w:hint="eastAsia" w:ascii="Times New Roman" w:hAnsi="Times New Roman" w:eastAsia="Times New Roman" w:cs="Times New Roman"/>
-        </w:rPr>
-        <w:t>。</w:t>
-      </w:r>
-      <w:r>
-        <w:rPr>
-          <w:rFonts w:hint="eastAsia" w:ascii="Times New Roman" w:hAnsi="Times New Roman" w:eastAsia="FangSong" w:cs="Times New Roman"/>
-        </w:rPr>
-        <w:t>在</w:t>
-      </w:r>
-      <w:r>
-        <w:rPr>
-          <w:rFonts w:ascii="Times New Roman" w:hAnsi="Times New Roman" w:eastAsia="Times New Roman" w:cs="Times New Roman"/>
-        </w:rPr>
-        <w:t xml:space="preserve"> 20 </w:t>
-      </w:r>
-      <w:r>
-        <w:rPr>
-          <w:rFonts w:hint="eastAsia" w:ascii="Times New Roman" w:hAnsi="Times New Roman" w:eastAsia="FangSong" w:cs="Times New Roman"/>
-        </w:rPr>
-        <w:t xml:space="preserve">世纪</w:t>
-      </w:r>
-      <w:r>
-        <w:rPr>
-          <w:rFonts w:ascii="Times New Roman" w:hAnsi="Times New Roman" w:eastAsia="Times New Roman" w:cs="Times New Roman"/>
-        </w:rPr>
-        <w:t xml:space="preserve"> 60 </w:t>
-      </w:r>
-      <w:r>
-        <w:rPr>
-          <w:rFonts w:hint="eastAsia" w:ascii="Times New Roman" w:hAnsi="Times New Roman" w:eastAsia="FangSong" w:cs="Times New Roman"/>
-        </w:rPr>
-        <w:t>年代</w:t>
-      </w:r>
-      <w:r>
-        <w:rPr>
-          <w:rFonts w:hint="eastAsia" w:ascii="Times New Roman" w:hAnsi="Times New Roman" w:eastAsia="Times New Roman" w:cs="Times New Roman"/>
-        </w:rPr>
-        <w:t>，Frisch</w:t>
-      </w:r>
-      <w:r>
-        <w:rPr>
-          <w:rFonts w:ascii="Times New Roman" w:hAnsi="Times New Roman" w:eastAsia="Times New Roman" w:cs="Times New Roman"/>
-        </w:rPr>
-        <w:t xml:space="preserve"> </w:t>
-      </w:r>
-      <w:r>
-        <w:rPr>
-          <w:rFonts w:hint="eastAsia" w:ascii="Times New Roman" w:hAnsi="Times New Roman" w:eastAsia="FangSong" w:cs="Times New Roman"/>
-        </w:rPr>
-        <w:t xml:space="preserve">与</w:t>
-      </w:r>
-      <w:r>
-        <w:rPr>
-          <w:rFonts w:ascii="Times New Roman" w:hAnsi="Times New Roman" w:eastAsia="Times New Roman" w:cs="Times New Roman"/>
-        </w:rPr>
-        <w:t xml:space="preserve"> Wasserman </w:t>
-      </w:r>
-      <w:r>
-        <w:rPr>
-          <w:rFonts w:hint="eastAsia" w:ascii="Times New Roman" w:hAnsi="Times New Roman" w:eastAsia="FangSong" w:cs="Times New Roman"/>
-        </w:rPr>
-        <w:t>尝试采用</w:t>
-      </w:r>
-      <w:r>
-        <w:rPr>
-          <w:rFonts w:hint="eastAsia" w:ascii="Times New Roman" w:hAnsi="Times New Roman" w:eastAsia="Times New Roman" w:cs="Times New Roman"/>
-        </w:rPr>
-        <w:t>“</w:t>
-      </w:r>
-      <w:r>
-        <w:rPr>
-          <w:rFonts w:hint="eastAsia" w:ascii="Times New Roman" w:hAnsi="Times New Roman" w:eastAsia="FangSong" w:cs="Times New Roman"/>
-        </w:rPr>
-        <w:t>统计穿套法</w:t>
-      </w:r>
-      <w:r>
-        <w:rPr>
-          <w:rFonts w:hint="eastAsia" w:ascii="Times New Roman" w:hAnsi="Times New Roman" w:eastAsia="Times New Roman" w:cs="Times New Roman"/>
-        </w:rPr>
-        <w:t>”</w:t>
-      </w:r>
-      <w:r>
-        <w:rPr>
-          <w:rFonts w:hint="eastAsia" w:ascii="Times New Roman" w:hAnsi="Times New Roman" w:eastAsia="FangSong" w:cs="Times New Roman"/>
-        </w:rPr>
-        <w:t>合成索烃</w:t>
-      </w:r>
-      <w:r>
-        <w:rPr>
-          <w:rFonts w:hint="eastAsia" w:ascii="Times New Roman" w:hAnsi="Times New Roman" w:eastAsia="Times New Roman" w:cs="Times New Roman"/>
-        </w:rPr>
-        <w:t>：</w:t>
-      </w:r>
-      <w:r>
-        <w:rPr>
-          <w:rFonts w:hint="eastAsia" w:ascii="Times New Roman" w:hAnsi="Times New Roman" w:eastAsia="FangSong" w:cs="Times New Roman"/>
-        </w:rPr>
-        <w:t>即使在大环存在下将大量长链双官能团前体进行随机分子内环化</w:t>
-      </w:r>
-      <w:r>
-        <w:rPr>
-          <w:rFonts w:hint="eastAsia" w:ascii="Times New Roman" w:hAnsi="Times New Roman" w:eastAsia="Times New Roman" w:cs="Times New Roman"/>
-        </w:rPr>
-        <w:t>，</w:t>
-      </w:r>
-      <w:r>
-        <w:rPr>
-          <w:rFonts w:hint="eastAsia" w:ascii="Times New Roman" w:hAnsi="Times New Roman" w:eastAsia="FangSong" w:cs="Times New Roman"/>
-        </w:rPr>
-        <w:t>依靠热运动偶然穿入大环并闭环的统计学概率低得令人绝望</w:t>
-      </w:r>
-      <w:r>
-        <w:rPr>
-          <w:rFonts w:hint="eastAsia" w:ascii="Times New Roman" w:hAnsi="Times New Roman" w:eastAsia="Times New Roman" w:cs="Times New Roman"/>
-        </w:rPr>
-        <w:t>，[2]</w:t>
-      </w:r>
-      <w:r>
-        <w:rPr>
-          <w:rFonts w:hint="eastAsia" w:ascii="Times New Roman" w:hAnsi="Times New Roman" w:eastAsia="FangSong" w:cs="Times New Roman"/>
-        </w:rPr>
-        <w:t>索烃的产率通常低于</w:t>
-      </w:r>
-      <w:r>
-        <w:rPr>
-          <w:rFonts w:ascii="Times New Roman" w:hAnsi="Times New Roman" w:eastAsia="Times New Roman" w:cs="Times New Roman"/>
-        </w:rPr>
-        <w:t xml:space="preserve"> </w:t>
-      </w:r>
-      <m:oMath>
-        <m:r>
-          <m:t>1</m:t>
-        </m:r>
-        <m:r>
-          <m:rPr>
-            <m:sty m:val="p"/>
-          </m:rPr>
-          <m:t>%</m:t>
-        </m:r>
-      </m:oMath>
-      <w:r>
-        <w:rPr>
-          <w:rFonts w:hint="eastAsia" w:ascii="Times New Roman" w:hAnsi="Times New Roman" w:eastAsia="Times New Roman" w:cs="Times New Roman"/>
-        </w:rPr>
-        <w:t>。</w:t>
-      </w:r>
-      <w:r>
-        <w:rPr>
-          <w:rFonts w:hint="eastAsia" w:ascii="Times New Roman" w:hAnsi="Times New Roman" w:eastAsia="FangSong" w:cs="Times New Roman"/>
-        </w:rPr>
-        <w:t>机械互锁分子之所以能迎来真正的合成爆发</w:t>
-      </w:r>
-      <w:r>
-        <w:rPr>
-          <w:rFonts w:hint="eastAsia" w:ascii="Times New Roman" w:hAnsi="Times New Roman" w:eastAsia="Times New Roman" w:cs="Times New Roman"/>
-        </w:rPr>
-        <w:t>，</w:t>
-      </w:r>
-      <w:r>
-        <w:rPr>
-          <w:rFonts w:hint="eastAsia" w:ascii="Times New Roman" w:hAnsi="Times New Roman" w:eastAsia="FangSong" w:cs="Times New Roman"/>
-        </w:rPr>
-        <w:t>关键在于化学家引入了高度程序化的</w:t>
-      </w:r>
-      <w:r>
-        <w:rPr>
-          <w:rFonts w:hint="eastAsia" w:ascii="Times New Roman" w:hAnsi="Times New Roman" w:eastAsia="Times New Roman" w:cs="Times New Roman"/>
-        </w:rPr>
-        <w:t>“</w:t>
-      </w:r>
-      <w:r>
-        <w:rPr>
-          <w:rFonts w:hint="eastAsia" w:ascii="Times New Roman" w:hAnsi="Times New Roman" w:eastAsia="FangSong" w:cs="Times New Roman"/>
-        </w:rPr>
-        <w:t>模板效应</w:t>
-      </w:r>
-      <w:r>
-        <w:rPr>
-          <w:rFonts w:hint="eastAsia" w:ascii="Times New Roman" w:hAnsi="Times New Roman" w:eastAsia="Times New Roman" w:cs="Times New Roman"/>
-        </w:rPr>
-        <w:t>”（Template</w:t>
-      </w:r>
-      <w:r>
-        <w:rPr>
-          <w:rFonts w:ascii="Times New Roman" w:hAnsi="Times New Roman" w:eastAsia="Times New Roman" w:cs="Times New Roman"/>
-        </w:rPr>
-        <w:t xml:space="preserve"> </w:t>
-      </w:r>
-      <w:r>
-        <w:rPr>
-          <w:rFonts w:hint="eastAsia" w:ascii="Times New Roman" w:hAnsi="Times New Roman" w:eastAsia="Times New Roman" w:cs="Times New Roman"/>
-        </w:rPr>
-        <w:t xml:space="preserve">Effect）。</w:t>
-      </w:r>
-    </w:p>
-    <w:p>
-      <w:pPr>
-        <w:pStyle w:val="BodyText"/>
-        <w:spacing w:before="160" w:after="80"/>
-        <w:jc w:val="center"/>
-      </w:pPr>
-      <w:r>
-        <w:rPr>
-          <w:rFonts w:ascii="Times New Roman" w:hAnsi="Times New Roman" w:eastAsia="Times New Roman" w:cs="Times New Roman"/>
-        </w:rPr>
-        <w:drawing>
-          <wp:inline>
-            <wp:extent cx="2667000" cy="2244077"/>
-            <wp:effectExtent b="0" l="0" r="0" t="0"/>
-            <wp:docPr descr="" title="" id="52" name="Picture"/>
-            <a:graphic>
-              <a:graphicData uri="http://schemas.openxmlformats.org/drawingml/2006/picture">
-                <pic:pic>
-                  <pic:nvPicPr>
-                    <pic:cNvPr descr="e24be8d009cb0dd4cb814f907828c8775a82e448a0d1b918c7c1428303585718.jpg" id="53" name="Picture"/>
-                    <pic:cNvPicPr>
-                      <a:picLocks noChangeArrowheads="1" noChangeAspect="1"/>
-                    </pic:cNvPicPr>
-                  </pic:nvPicPr>
-                  <pic:blipFill>
-                    <a:blip r:embed="rId51"/>
-                    <a:stretch>
-                      <a:fillRect/>
-                    </a:stretch>
-                  </pic:blipFill>
-                  <pic:spPr bwMode="auto">
-                    <a:xfrm>
-                      <a:off x="0" y="0"/>
-                      <a:ext cx="2667000" cy="2244077"/>
-                    </a:xfrm>
-                    <a:prstGeom prst="rect">
-                      <a:avLst/>
-                    </a:prstGeom>
-                    <a:noFill/>
-                    <a:ln w="9525">
-                      <a:noFill/>
-                      <a:headEnd/>
-                      <a:tailEnd/>
-                    </a:ln>
-                  </pic:spPr>
-                </pic:pic>
-              </a:graphicData>
-            </a:graphic>
-          </wp:inline>
-        </w:drawing>
-      </w:r>
-      <w:r>
-        <w:rPr>
-          <w:rFonts w:ascii="Times New Roman" w:hAnsi="Times New Roman" w:eastAsia="Times New Roman" w:cs="Times New Roman"/>
-        </w:rPr>
-        <w:t xml:space="preserve"> </w:t>
-      </w:r>
-      <w:r>
-        <w:rPr>
-          <w:rFonts w:ascii="Times New Roman" w:hAnsi="Times New Roman" w:eastAsia="Times New Roman" w:cs="Times New Roman"/>
-        </w:rPr>
-        <w:t xml:space="preserve">&gt; </w:t>
-      </w:r>
-      <w:r>
-        <w:rPr>
-          <w:rFonts w:hint="eastAsia" w:ascii="Times New Roman" w:hAnsi="Times New Roman" w:eastAsia="FangSong" w:cs="Times New Roman"/>
-        </w:rPr>
-        <w:t xml:space="preserve">图</w:t>
-      </w:r>
-      <w:r>
-        <w:rPr>
-          <w:rFonts w:ascii="Times New Roman" w:hAnsi="Times New Roman" w:eastAsia="Times New Roman" w:cs="Times New Roman"/>
-        </w:rPr>
-        <w:t xml:space="preserve"> </w:t>
-      </w:r>
-      <w:r>
-        <w:rPr>
-          <w:rFonts w:hint="eastAsia" w:ascii="Times New Roman" w:hAnsi="Times New Roman" w:eastAsia="Times New Roman" w:cs="Times New Roman"/>
-        </w:rPr>
-        <w:t>10-14：</w:t>
-      </w:r>
-      <w:r>
-        <w:rPr>
-          <w:rFonts w:hint="eastAsia" w:ascii="Times New Roman" w:hAnsi="Times New Roman" w:eastAsia="FangSong" w:cs="Times New Roman"/>
-        </w:rPr>
-        <w:t>轮烷与索烃主客体合成路线</w:t>
-      </w:r>
-    </w:p>
-    <w:p>
-      <w:pPr>
-        <w:pStyle w:val="BodyText"/>
+        <w:spacing w:before="120"/>
         <w:ind w:firstLine="420"/>
       </w:pPr>
       <w:r>
@@ -18903,6 +19683,7 @@
     <w:p>
       <w:pPr>
         <w:pStyle w:val="FirstParagraph"/>
+        <w:spacing w:after="80"/>
         <w:ind w:firstLine="420"/>
       </w:pPr>
       <w:r>
@@ -18978,97 +19759,152 @@
         <w:t>”。</w:t>
       </w:r>
     </w:p>
+    <w:tbl>
+      <w:tblPr>
+        <w:tblStyle w:val="Table"/>
+        <w:tblW w:type="pct" w:w="5000"/>
+        <w:tblLayout w:type="fixed"/>
+        <w:tblLook w:firstRow="1" w:lastRow="0" w:firstColumn="0" w:lastColumn="0" w:noHBand="0" w:noVBand="0" w:val="0020"/>
+        <w:jc w:val="center"/>
+        <w:tblBorders>
+          <w:top w:val="single" w:sz="12" w:space="0" w:color="333333"/>
+          <w:bottom w:val="single" w:sz="12" w:space="0" w:color="333333"/>
+          <w:left w:val="none"/>
+          <w:right w:val="none"/>
+          <w:insideH w:val="none"/>
+          <w:insideV w:val="none"/>
+        </w:tblBorders>
+      </w:tblPr>
+      <w:tblGrid>
+        <w:gridCol w:w="7920"/>
+      </w:tblGrid>
+      <w:tr>
+        <w:trPr>
+          <w:tblHeader w:val="on"/>
+        </w:trPr>
+        <w:tc>
+          <w:tcPr>
+            <w:tcBorders>
+              <w:bottom w:val="single" w:sz="6" w:space="0" w:color="333333"/>
+            </w:tcBorders>
+          </w:tcPr>
+          <w:p>
+            <w:pPr>
+              <w:pStyle w:val="Compact"/>
+              <w:jc w:val="center"/>
+            </w:pPr>
+            <w:r>
+              <w:rPr>
+                <w:rFonts w:hint="eastAsia" w:ascii="Times New Roman" w:hAnsi="Times New Roman" w:eastAsia="SimHei" w:cs="Times New Roman"/>
+                <w:b/>
+              </w:rPr>
+              <w:t xml:space="preserve">过渡金属模板索烃晶体结构</w:t>
+            </w:r>
+          </w:p>
+        </w:tc>
+      </w:tr>
+      <w:tr>
+        <w:tc>
+          <w:tcPr/>
+          <w:p>
+            <w:pPr>
+              <w:pStyle w:val="Compact"/>
+              <w:jc w:val="center"/>
+            </w:pPr>
+            <w:r>
+              <w:rPr>
+                <w:rFonts w:ascii="Times New Roman" w:hAnsi="Times New Roman" w:eastAsia="Times New Roman" w:cs="Times New Roman"/>
+              </w:rPr>
+              <w:drawing>
+                <wp:inline>
+                  <wp:extent cx="2667000" cy="1399702"/>
+                  <wp:effectExtent b="0" l="0" r="0" t="0"/>
+                  <wp:docPr descr="" title="" id="55" name="Picture"/>
+                  <a:graphic>
+                    <a:graphicData uri="http://schemas.openxmlformats.org/drawingml/2006/picture">
+                      <pic:pic>
+                        <pic:nvPicPr>
+                          <pic:cNvPr descr="b02da5d09a573111d6d07d0c13fe5bcefdbc3ce3597331cd2f608cfbaee4efd7.jpg" id="56" name="Picture"/>
+                          <pic:cNvPicPr>
+                            <a:picLocks noChangeArrowheads="1" noChangeAspect="1"/>
+                          </pic:cNvPicPr>
+                        </pic:nvPicPr>
+                        <pic:blipFill>
+                          <a:blip r:embed="rId54"/>
+                          <a:stretch>
+                            <a:fillRect/>
+                          </a:stretch>
+                        </pic:blipFill>
+                        <pic:spPr bwMode="auto">
+                          <a:xfrm>
+                            <a:off x="0" y="0"/>
+                            <a:ext cx="2667000" cy="1399702"/>
+                          </a:xfrm>
+                          <a:prstGeom prst="rect">
+                            <a:avLst/>
+                          </a:prstGeom>
+                          <a:noFill/>
+                          <a:ln w="9525">
+                            <a:noFill/>
+                            <a:headEnd/>
+                            <a:tailEnd/>
+                          </a:ln>
+                        </pic:spPr>
+                      </pic:pic>
+                    </a:graphicData>
+                  </a:graphic>
+                </wp:inline>
+              </w:drawing>
+            </w:r>
+          </w:p>
+        </w:tc>
+      </w:tr>
+      <w:tr>
+        <w:tc>
+          <w:tcPr/>
+          <w:p>
+            <w:pPr>
+              <w:pStyle w:val="Compact"/>
+              <w:jc w:val="center"/>
+            </w:pPr>
+            <w:r>
+              <w:rPr>
+                <w:rFonts w:ascii="Times New Roman" w:hAnsi="Times New Roman" w:eastAsia="Times New Roman" w:cs="Times New Roman"/>
+              </w:rPr>
+              <w:t xml:space="preserve">&gt; </w:t>
+            </w:r>
+            <w:r>
+              <w:rPr>
+                <w:rFonts w:hint="eastAsia" w:ascii="Times New Roman" w:hAnsi="Times New Roman" w:eastAsia="FangSong" w:cs="Times New Roman"/>
+              </w:rPr>
+              <w:t xml:space="preserve">图</w:t>
+            </w:r>
+            <w:r>
+              <w:rPr>
+                <w:rFonts w:ascii="Times New Roman" w:hAnsi="Times New Roman" w:eastAsia="Times New Roman" w:cs="Times New Roman"/>
+              </w:rPr>
+              <w:t xml:space="preserve"> </w:t>
+            </w:r>
+            <w:r>
+              <w:rPr>
+                <w:rFonts w:hint="eastAsia" w:ascii="Times New Roman" w:hAnsi="Times New Roman" w:eastAsia="Times New Roman" w:cs="Times New Roman"/>
+              </w:rPr>
+              <w:t>10-15：</w:t>
+            </w:r>
+            <w:r>
+              <w:rPr>
+                <w:rFonts w:hint="eastAsia" w:ascii="Times New Roman" w:hAnsi="Times New Roman" w:eastAsia="FangSong" w:cs="Times New Roman"/>
+              </w:rPr>
+              <w:t>过渡金属模板索烃晶体结构</w:t>
+            </w:r>
+          </w:p>
+        </w:tc>
+      </w:tr>
+    </w:tbl>
     <w:p>
       <w:pPr>
         <w:pStyle w:val="BodyText"/>
-        <w:spacing w:before="160" w:after="80"/>
-        <w:jc w:val="center"/>
-      </w:pPr>
-      <w:r>
-        <w:rPr>
-          <w:rFonts w:ascii="Times New Roman" w:hAnsi="Times New Roman" w:eastAsia="Times New Roman" w:cs="Times New Roman"/>
-        </w:rPr>
-        <w:drawing>
-          <wp:inline>
-            <wp:extent cx="2667000" cy="1399702"/>
-            <wp:effectExtent b="0" l="0" r="0" t="0"/>
-            <wp:docPr descr="" title="" id="55" name="Picture"/>
-            <a:graphic>
-              <a:graphicData uri="http://schemas.openxmlformats.org/drawingml/2006/picture">
-                <pic:pic>
-                  <pic:nvPicPr>
-                    <pic:cNvPr descr="b02da5d09a573111d6d07d0c13fe5bcefdbc3ce3597331cd2f608cfbaee4efd7.jpg" id="56" name="Picture"/>
-                    <pic:cNvPicPr>
-                      <a:picLocks noChangeArrowheads="1" noChangeAspect="1"/>
-                    </pic:cNvPicPr>
-                  </pic:nvPicPr>
-                  <pic:blipFill>
-                    <a:blip r:embed="rId54"/>
-                    <a:stretch>
-                      <a:fillRect/>
-                    </a:stretch>
-                  </pic:blipFill>
-                  <pic:spPr bwMode="auto">
-                    <a:xfrm>
-                      <a:off x="0" y="0"/>
-                      <a:ext cx="2667000" cy="1399702"/>
-                    </a:xfrm>
-                    <a:prstGeom prst="rect">
-                      <a:avLst/>
-                    </a:prstGeom>
-                    <a:noFill/>
-                    <a:ln w="9525">
-                      <a:noFill/>
-                      <a:headEnd/>
-                      <a:tailEnd/>
-                    </a:ln>
-                  </pic:spPr>
-                </pic:pic>
-              </a:graphicData>
-            </a:graphic>
-          </wp:inline>
-        </w:drawing>
-      </w:r>
-      <w:r>
-        <w:rPr>
-          <w:rFonts w:ascii="Times New Roman" w:hAnsi="Times New Roman" w:eastAsia="Times New Roman" w:cs="Times New Roman"/>
-        </w:rPr>
-        <w:t xml:space="preserve"> </w:t>
-      </w:r>
-      <w:r>
-        <w:rPr>
-          <w:rFonts w:ascii="Times New Roman" w:hAnsi="Times New Roman" w:eastAsia="Times New Roman" w:cs="Times New Roman"/>
-        </w:rPr>
-        <w:t xml:space="preserve">&gt; </w:t>
-      </w:r>
-      <w:r>
-        <w:rPr>
-          <w:rFonts w:hint="eastAsia" w:ascii="Times New Roman" w:hAnsi="Times New Roman" w:eastAsia="FangSong" w:cs="Times New Roman"/>
-        </w:rPr>
-        <w:t xml:space="preserve">图</w:t>
-      </w:r>
-      <w:r>
-        <w:rPr>
-          <w:rFonts w:ascii="Times New Roman" w:hAnsi="Times New Roman" w:eastAsia="Times New Roman" w:cs="Times New Roman"/>
-        </w:rPr>
-        <w:t xml:space="preserve"> </w:t>
-      </w:r>
-      <w:r>
-        <w:rPr>
-          <w:rFonts w:hint="eastAsia" w:ascii="Times New Roman" w:hAnsi="Times New Roman" w:eastAsia="Times New Roman" w:cs="Times New Roman"/>
-        </w:rPr>
-        <w:t>10-15：</w:t>
-      </w:r>
-      <w:r>
-        <w:rPr>
-          <w:rFonts w:hint="eastAsia" w:ascii="Times New Roman" w:hAnsi="Times New Roman" w:eastAsia="FangSong" w:cs="Times New Roman"/>
-        </w:rPr>
-        <w:t>过渡金属模板索烃晶体结构</w:t>
-      </w:r>
-    </w:p>
-    <w:p>
-      <w:pPr>
-        <w:pStyle w:val="BodyText"/>
+        <w:spacing w:before="120"/>
         <w:ind w:firstLine="420"/>
       </w:pPr>
       <w:r>
@@ -19931,6 +20767,7 @@
     <w:p>
       <w:pPr>
         <w:pStyle w:val="BodyText"/>
+        <w:spacing w:after="80"/>
         <w:ind w:firstLine="420"/>
       </w:pPr>
       <w:r>
@@ -20006,97 +20843,152 @@
         <w:t>”。</w:t>
       </w:r>
     </w:p>
+    <w:tbl>
+      <w:tblPr>
+        <w:tblStyle w:val="Table"/>
+        <w:tblW w:type="pct" w:w="5000"/>
+        <w:tblLayout w:type="fixed"/>
+        <w:tblLook w:firstRow="1" w:lastRow="0" w:firstColumn="0" w:lastColumn="0" w:noHBand="0" w:noVBand="0" w:val="0020"/>
+        <w:jc w:val="center"/>
+        <w:tblBorders>
+          <w:top w:val="single" w:sz="12" w:space="0" w:color="333333"/>
+          <w:bottom w:val="single" w:sz="12" w:space="0" w:color="333333"/>
+          <w:left w:val="none"/>
+          <w:right w:val="none"/>
+          <w:insideH w:val="none"/>
+          <w:insideV w:val="none"/>
+        </w:tblBorders>
+      </w:tblPr>
+      <w:tblGrid>
+        <w:gridCol w:w="7920"/>
+      </w:tblGrid>
+      <w:tr>
+        <w:trPr>
+          <w:tblHeader w:val="on"/>
+        </w:trPr>
+        <w:tc>
+          <w:tcPr>
+            <w:tcBorders>
+              <w:bottom w:val="single" w:sz="6" w:space="0" w:color="333333"/>
+            </w:tcBorders>
+          </w:tcPr>
+          <w:p>
+            <w:pPr>
+              <w:pStyle w:val="Compact"/>
+              <w:jc w:val="center"/>
+            </w:pPr>
+            <w:r>
+              <w:rPr>
+                <w:rFonts w:hint="eastAsia" w:ascii="Times New Roman" w:hAnsi="Times New Roman" w:eastAsia="SimHei" w:cs="Times New Roman"/>
+                <w:b/>
+              </w:rPr>
+              <w:t xml:space="preserve">电荷转移模板合成互锁轮烷</w:t>
+            </w:r>
+          </w:p>
+        </w:tc>
+      </w:tr>
+      <w:tr>
+        <w:tc>
+          <w:tcPr/>
+          <w:p>
+            <w:pPr>
+              <w:pStyle w:val="Compact"/>
+              <w:jc w:val="center"/>
+            </w:pPr>
+            <w:r>
+              <w:rPr>
+                <w:rFonts w:ascii="Times New Roman" w:hAnsi="Times New Roman" w:eastAsia="Times New Roman" w:cs="Times New Roman"/>
+              </w:rPr>
+              <w:drawing>
+                <wp:inline>
+                  <wp:extent cx="2667000" cy="1492211"/>
+                  <wp:effectExtent b="0" l="0" r="0" t="0"/>
+                  <wp:docPr descr="" title="" id="58" name="Picture"/>
+                  <a:graphic>
+                    <a:graphicData uri="http://schemas.openxmlformats.org/drawingml/2006/picture">
+                      <pic:pic>
+                        <pic:nvPicPr>
+                          <pic:cNvPr descr="1427c931297e00c264bc228c147c4906fbcbd52ab4efaab703ad94bf9b31adf0.jpg" id="59" name="Picture"/>
+                          <pic:cNvPicPr>
+                            <a:picLocks noChangeArrowheads="1" noChangeAspect="1"/>
+                          </pic:cNvPicPr>
+                        </pic:nvPicPr>
+                        <pic:blipFill>
+                          <a:blip r:embed="rId57"/>
+                          <a:stretch>
+                            <a:fillRect/>
+                          </a:stretch>
+                        </pic:blipFill>
+                        <pic:spPr bwMode="auto">
+                          <a:xfrm>
+                            <a:off x="0" y="0"/>
+                            <a:ext cx="2667000" cy="1492211"/>
+                          </a:xfrm>
+                          <a:prstGeom prst="rect">
+                            <a:avLst/>
+                          </a:prstGeom>
+                          <a:noFill/>
+                          <a:ln w="9525">
+                            <a:noFill/>
+                            <a:headEnd/>
+                            <a:tailEnd/>
+                          </a:ln>
+                        </pic:spPr>
+                      </pic:pic>
+                    </a:graphicData>
+                  </a:graphic>
+                </wp:inline>
+              </w:drawing>
+            </w:r>
+          </w:p>
+        </w:tc>
+      </w:tr>
+      <w:tr>
+        <w:tc>
+          <w:tcPr/>
+          <w:p>
+            <w:pPr>
+              <w:pStyle w:val="Compact"/>
+              <w:jc w:val="center"/>
+            </w:pPr>
+            <w:r>
+              <w:rPr>
+                <w:rFonts w:ascii="Times New Roman" w:hAnsi="Times New Roman" w:eastAsia="Times New Roman" w:cs="Times New Roman"/>
+              </w:rPr>
+              <w:t xml:space="preserve">&gt; </w:t>
+            </w:r>
+            <w:r>
+              <w:rPr>
+                <w:rFonts w:hint="eastAsia" w:ascii="Times New Roman" w:hAnsi="Times New Roman" w:eastAsia="FangSong" w:cs="Times New Roman"/>
+              </w:rPr>
+              <w:t xml:space="preserve">图</w:t>
+            </w:r>
+            <w:r>
+              <w:rPr>
+                <w:rFonts w:ascii="Times New Roman" w:hAnsi="Times New Roman" w:eastAsia="Times New Roman" w:cs="Times New Roman"/>
+              </w:rPr>
+              <w:t xml:space="preserve"> </w:t>
+            </w:r>
+            <w:r>
+              <w:rPr>
+                <w:rFonts w:hint="eastAsia" w:ascii="Times New Roman" w:hAnsi="Times New Roman" w:eastAsia="Times New Roman" w:cs="Times New Roman"/>
+              </w:rPr>
+              <w:t>10-16：</w:t>
+            </w:r>
+            <w:r>
+              <w:rPr>
+                <w:rFonts w:hint="eastAsia" w:ascii="Times New Roman" w:hAnsi="Times New Roman" w:eastAsia="FangSong" w:cs="Times New Roman"/>
+              </w:rPr>
+              <w:t>电荷转移模板合成互锁轮烷</w:t>
+            </w:r>
+          </w:p>
+        </w:tc>
+      </w:tr>
+    </w:tbl>
     <w:p>
       <w:pPr>
         <w:pStyle w:val="BodyText"/>
-        <w:spacing w:before="160" w:after="80"/>
-        <w:jc w:val="center"/>
-      </w:pPr>
-      <w:r>
-        <w:rPr>
-          <w:rFonts w:ascii="Times New Roman" w:hAnsi="Times New Roman" w:eastAsia="Times New Roman" w:cs="Times New Roman"/>
-        </w:rPr>
-        <w:drawing>
-          <wp:inline>
-            <wp:extent cx="2667000" cy="1492211"/>
-            <wp:effectExtent b="0" l="0" r="0" t="0"/>
-            <wp:docPr descr="" title="" id="58" name="Picture"/>
-            <a:graphic>
-              <a:graphicData uri="http://schemas.openxmlformats.org/drawingml/2006/picture">
-                <pic:pic>
-                  <pic:nvPicPr>
-                    <pic:cNvPr descr="1427c931297e00c264bc228c147c4906fbcbd52ab4efaab703ad94bf9b31adf0.jpg" id="59" name="Picture"/>
-                    <pic:cNvPicPr>
-                      <a:picLocks noChangeArrowheads="1" noChangeAspect="1"/>
-                    </pic:cNvPicPr>
-                  </pic:nvPicPr>
-                  <pic:blipFill>
-                    <a:blip r:embed="rId57"/>
-                    <a:stretch>
-                      <a:fillRect/>
-                    </a:stretch>
-                  </pic:blipFill>
-                  <pic:spPr bwMode="auto">
-                    <a:xfrm>
-                      <a:off x="0" y="0"/>
-                      <a:ext cx="2667000" cy="1492211"/>
-                    </a:xfrm>
-                    <a:prstGeom prst="rect">
-                      <a:avLst/>
-                    </a:prstGeom>
-                    <a:noFill/>
-                    <a:ln w="9525">
-                      <a:noFill/>
-                      <a:headEnd/>
-                      <a:tailEnd/>
-                    </a:ln>
-                  </pic:spPr>
-                </pic:pic>
-              </a:graphicData>
-            </a:graphic>
-          </wp:inline>
-        </w:drawing>
-      </w:r>
-      <w:r>
-        <w:rPr>
-          <w:rFonts w:ascii="Times New Roman" w:hAnsi="Times New Roman" w:eastAsia="Times New Roman" w:cs="Times New Roman"/>
-        </w:rPr>
-        <w:t xml:space="preserve"> </w:t>
-      </w:r>
-      <w:r>
-        <w:rPr>
-          <w:rFonts w:ascii="Times New Roman" w:hAnsi="Times New Roman" w:eastAsia="Times New Roman" w:cs="Times New Roman"/>
-        </w:rPr>
-        <w:t xml:space="preserve">&gt; </w:t>
-      </w:r>
-      <w:r>
-        <w:rPr>
-          <w:rFonts w:hint="eastAsia" w:ascii="Times New Roman" w:hAnsi="Times New Roman" w:eastAsia="FangSong" w:cs="Times New Roman"/>
-        </w:rPr>
-        <w:t xml:space="preserve">图</w:t>
-      </w:r>
-      <w:r>
-        <w:rPr>
-          <w:rFonts w:ascii="Times New Roman" w:hAnsi="Times New Roman" w:eastAsia="Times New Roman" w:cs="Times New Roman"/>
-        </w:rPr>
-        <w:t xml:space="preserve"> </w:t>
-      </w:r>
-      <w:r>
-        <w:rPr>
-          <w:rFonts w:hint="eastAsia" w:ascii="Times New Roman" w:hAnsi="Times New Roman" w:eastAsia="Times New Roman" w:cs="Times New Roman"/>
-        </w:rPr>
-        <w:t>10-16：</w:t>
-      </w:r>
-      <w:r>
-        <w:rPr>
-          <w:rFonts w:hint="eastAsia" w:ascii="Times New Roman" w:hAnsi="Times New Roman" w:eastAsia="FangSong" w:cs="Times New Roman"/>
-        </w:rPr>
-        <w:t>电荷转移模板合成互锁轮烷</w:t>
-      </w:r>
-    </w:p>
-    <w:p>
-      <w:pPr>
-        <w:pStyle w:val="BodyText"/>
+        <w:spacing w:before="120"/>
         <w:ind w:firstLine="420"/>
       </w:pPr>
       <w:r>
@@ -20678,6 +21570,7 @@
     <w:p>
       <w:pPr>
         <w:pStyle w:val="FirstParagraph"/>
+        <w:spacing w:after="80"/>
         <w:ind w:firstLine="420"/>
       </w:pPr>
       <w:r>
@@ -20837,97 +21730,152 @@
         <w:t>。</w:t>
       </w:r>
     </w:p>
+    <w:tbl>
+      <w:tblPr>
+        <w:tblStyle w:val="Table"/>
+        <w:tblW w:type="pct" w:w="5000"/>
+        <w:tblLayout w:type="fixed"/>
+        <w:tblLook w:firstRow="1" w:lastRow="0" w:firstColumn="0" w:lastColumn="0" w:noHBand="0" w:noVBand="0" w:val="0020"/>
+        <w:jc w:val="center"/>
+        <w:tblBorders>
+          <w:top w:val="single" w:sz="12" w:space="0" w:color="333333"/>
+          <w:bottom w:val="single" w:sz="12" w:space="0" w:color="333333"/>
+          <w:left w:val="none"/>
+          <w:right w:val="none"/>
+          <w:insideH w:val="none"/>
+          <w:insideV w:val="none"/>
+        </w:tblBorders>
+      </w:tblPr>
+      <w:tblGrid>
+        <w:gridCol w:w="7920"/>
+      </w:tblGrid>
+      <w:tr>
+        <w:trPr>
+          <w:tblHeader w:val="on"/>
+        </w:trPr>
+        <w:tc>
+          <w:tcPr>
+            <w:tcBorders>
+              <w:bottom w:val="single" w:sz="6" w:space="0" w:color="333333"/>
+            </w:tcBorders>
+          </w:tcPr>
+          <w:p>
+            <w:pPr>
+              <w:pStyle w:val="Compact"/>
+              <w:jc w:val="center"/>
+            </w:pPr>
+            <w:r>
+              <w:rPr>
+                <w:rFonts w:hint="eastAsia" w:ascii="Times New Roman" w:hAnsi="Times New Roman" w:eastAsia="SimHei" w:cs="Times New Roman"/>
+                <w:b/>
+              </w:rPr>
+              <w:t xml:space="preserve">光驱动分子梭与双稳态开关</w:t>
+            </w:r>
+          </w:p>
+        </w:tc>
+      </w:tr>
+      <w:tr>
+        <w:tc>
+          <w:tcPr/>
+          <w:p>
+            <w:pPr>
+              <w:pStyle w:val="Compact"/>
+              <w:jc w:val="center"/>
+            </w:pPr>
+            <w:r>
+              <w:rPr>
+                <w:rFonts w:ascii="Times New Roman" w:hAnsi="Times New Roman" w:eastAsia="Times New Roman" w:cs="Times New Roman"/>
+              </w:rPr>
+              <w:drawing>
+                <wp:inline>
+                  <wp:extent cx="2667000" cy="555918"/>
+                  <wp:effectExtent b="0" l="0" r="0" t="0"/>
+                  <wp:docPr descr="" title="" id="62" name="Picture"/>
+                  <a:graphic>
+                    <a:graphicData uri="http://schemas.openxmlformats.org/drawingml/2006/picture">
+                      <pic:pic>
+                        <pic:nvPicPr>
+                          <pic:cNvPr descr="0ea78e2965242d4b1a177bead612e3f2b48b00dec5e3cede083da5d8d51a05d5.jpg" id="63" name="Picture"/>
+                          <pic:cNvPicPr>
+                            <a:picLocks noChangeArrowheads="1" noChangeAspect="1"/>
+                          </pic:cNvPicPr>
+                        </pic:nvPicPr>
+                        <pic:blipFill>
+                          <a:blip r:embed="rId61"/>
+                          <a:stretch>
+                            <a:fillRect/>
+                          </a:stretch>
+                        </pic:blipFill>
+                        <pic:spPr bwMode="auto">
+                          <a:xfrm>
+                            <a:off x="0" y="0"/>
+                            <a:ext cx="2667000" cy="555918"/>
+                          </a:xfrm>
+                          <a:prstGeom prst="rect">
+                            <a:avLst/>
+                          </a:prstGeom>
+                          <a:noFill/>
+                          <a:ln w="9525">
+                            <a:noFill/>
+                            <a:headEnd/>
+                            <a:tailEnd/>
+                          </a:ln>
+                        </pic:spPr>
+                      </pic:pic>
+                    </a:graphicData>
+                  </a:graphic>
+                </wp:inline>
+              </w:drawing>
+            </w:r>
+          </w:p>
+        </w:tc>
+      </w:tr>
+      <w:tr>
+        <w:tc>
+          <w:tcPr/>
+          <w:p>
+            <w:pPr>
+              <w:pStyle w:val="Compact"/>
+              <w:jc w:val="center"/>
+            </w:pPr>
+            <w:r>
+              <w:rPr>
+                <w:rFonts w:ascii="Times New Roman" w:hAnsi="Times New Roman" w:eastAsia="Times New Roman" w:cs="Times New Roman"/>
+              </w:rPr>
+              <w:t xml:space="preserve">&gt; </w:t>
+            </w:r>
+            <w:r>
+              <w:rPr>
+                <w:rFonts w:hint="eastAsia" w:ascii="Times New Roman" w:hAnsi="Times New Roman" w:eastAsia="FangSong" w:cs="Times New Roman"/>
+              </w:rPr>
+              <w:t xml:space="preserve">图</w:t>
+            </w:r>
+            <w:r>
+              <w:rPr>
+                <w:rFonts w:ascii="Times New Roman" w:hAnsi="Times New Roman" w:eastAsia="Times New Roman" w:cs="Times New Roman"/>
+              </w:rPr>
+              <w:t xml:space="preserve"> </w:t>
+            </w:r>
+            <w:r>
+              <w:rPr>
+                <w:rFonts w:hint="eastAsia" w:ascii="Times New Roman" w:hAnsi="Times New Roman" w:eastAsia="Times New Roman" w:cs="Times New Roman"/>
+              </w:rPr>
+              <w:t>10-17：</w:t>
+            </w:r>
+            <w:r>
+              <w:rPr>
+                <w:rFonts w:hint="eastAsia" w:ascii="Times New Roman" w:hAnsi="Times New Roman" w:eastAsia="FangSong" w:cs="Times New Roman"/>
+              </w:rPr>
+              <w:t>光驱动分子梭与双稳态开关</w:t>
+            </w:r>
+          </w:p>
+        </w:tc>
+      </w:tr>
+    </w:tbl>
     <w:p>
       <w:pPr>
         <w:pStyle w:val="BodyText"/>
-        <w:spacing w:before="160" w:after="80"/>
-        <w:jc w:val="center"/>
-      </w:pPr>
-      <w:r>
-        <w:rPr>
-          <w:rFonts w:ascii="Times New Roman" w:hAnsi="Times New Roman" w:eastAsia="Times New Roman" w:cs="Times New Roman"/>
-        </w:rPr>
-        <w:drawing>
-          <wp:inline>
-            <wp:extent cx="2667000" cy="555918"/>
-            <wp:effectExtent b="0" l="0" r="0" t="0"/>
-            <wp:docPr descr="" title="" id="62" name="Picture"/>
-            <a:graphic>
-              <a:graphicData uri="http://schemas.openxmlformats.org/drawingml/2006/picture">
-                <pic:pic>
-                  <pic:nvPicPr>
-                    <pic:cNvPr descr="0ea78e2965242d4b1a177bead612e3f2b48b00dec5e3cede083da5d8d51a05d5.jpg" id="63" name="Picture"/>
-                    <pic:cNvPicPr>
-                      <a:picLocks noChangeArrowheads="1" noChangeAspect="1"/>
-                    </pic:cNvPicPr>
-                  </pic:nvPicPr>
-                  <pic:blipFill>
-                    <a:blip r:embed="rId61"/>
-                    <a:stretch>
-                      <a:fillRect/>
-                    </a:stretch>
-                  </pic:blipFill>
-                  <pic:spPr bwMode="auto">
-                    <a:xfrm>
-                      <a:off x="0" y="0"/>
-                      <a:ext cx="2667000" cy="555918"/>
-                    </a:xfrm>
-                    <a:prstGeom prst="rect">
-                      <a:avLst/>
-                    </a:prstGeom>
-                    <a:noFill/>
-                    <a:ln w="9525">
-                      <a:noFill/>
-                      <a:headEnd/>
-                      <a:tailEnd/>
-                    </a:ln>
-                  </pic:spPr>
-                </pic:pic>
-              </a:graphicData>
-            </a:graphic>
-          </wp:inline>
-        </w:drawing>
-      </w:r>
-      <w:r>
-        <w:rPr>
-          <w:rFonts w:ascii="Times New Roman" w:hAnsi="Times New Roman" w:eastAsia="Times New Roman" w:cs="Times New Roman"/>
-        </w:rPr>
-        <w:t xml:space="preserve"> </w:t>
-      </w:r>
-      <w:r>
-        <w:rPr>
-          <w:rFonts w:ascii="Times New Roman" w:hAnsi="Times New Roman" w:eastAsia="Times New Roman" w:cs="Times New Roman"/>
-        </w:rPr>
-        <w:t xml:space="preserve">&gt; </w:t>
-      </w:r>
-      <w:r>
-        <w:rPr>
-          <w:rFonts w:hint="eastAsia" w:ascii="Times New Roman" w:hAnsi="Times New Roman" w:eastAsia="FangSong" w:cs="Times New Roman"/>
-        </w:rPr>
-        <w:t xml:space="preserve">图</w:t>
-      </w:r>
-      <w:r>
-        <w:rPr>
-          <w:rFonts w:ascii="Times New Roman" w:hAnsi="Times New Roman" w:eastAsia="Times New Roman" w:cs="Times New Roman"/>
-        </w:rPr>
-        <w:t xml:space="preserve"> </w:t>
-      </w:r>
-      <w:r>
-        <w:rPr>
-          <w:rFonts w:hint="eastAsia" w:ascii="Times New Roman" w:hAnsi="Times New Roman" w:eastAsia="Times New Roman" w:cs="Times New Roman"/>
-        </w:rPr>
-        <w:t>10-17：</w:t>
-      </w:r>
-      <w:r>
-        <w:rPr>
-          <w:rFonts w:hint="eastAsia" w:ascii="Times New Roman" w:hAnsi="Times New Roman" w:eastAsia="FangSong" w:cs="Times New Roman"/>
-        </w:rPr>
-        <w:t>光驱动分子梭与双稳态开关</w:t>
-      </w:r>
-    </w:p>
-    <w:p>
-      <w:pPr>
-        <w:pStyle w:val="BodyText"/>
+        <w:spacing w:before="120"/>
         <w:ind w:firstLine="420"/>
       </w:pPr>
       <w:r>
@@ -22366,6 +23314,7 @@
     <w:p>
       <w:pPr>
         <w:pStyle w:val="FirstParagraph"/>
+        <w:spacing w:after="80"/>
         <w:ind w:firstLine="420"/>
       </w:pPr>
       <w:r>
@@ -23146,97 +24095,152 @@
         <w:t>。</w:t>
       </w:r>
     </w:p>
+    <w:tbl>
+      <w:tblPr>
+        <w:tblStyle w:val="Table"/>
+        <w:tblW w:type="pct" w:w="5000"/>
+        <w:tblLayout w:type="fixed"/>
+        <w:tblLook w:firstRow="1" w:lastRow="0" w:firstColumn="0" w:lastColumn="0" w:noHBand="0" w:noVBand="0" w:val="0020"/>
+        <w:jc w:val="center"/>
+        <w:tblBorders>
+          <w:top w:val="single" w:sz="12" w:space="0" w:color="333333"/>
+          <w:bottom w:val="single" w:sz="12" w:space="0" w:color="333333"/>
+          <w:left w:val="none"/>
+          <w:right w:val="none"/>
+          <w:insideH w:val="none"/>
+          <w:insideV w:val="none"/>
+        </w:tblBorders>
+      </w:tblPr>
+      <w:tblGrid>
+        <w:gridCol w:w="7920"/>
+      </w:tblGrid>
+      <w:tr>
+        <w:trPr>
+          <w:tblHeader w:val="on"/>
+        </w:trPr>
+        <w:tc>
+          <w:tcPr>
+            <w:tcBorders>
+              <w:bottom w:val="single" w:sz="6" w:space="0" w:color="333333"/>
+            </w:tcBorders>
+          </w:tcPr>
+          <w:p>
+            <w:pPr>
+              <w:pStyle w:val="Compact"/>
+              <w:jc w:val="center"/>
+            </w:pPr>
+            <w:r>
+              <w:rPr>
+                <w:rFonts w:hint="eastAsia" w:ascii="Times New Roman" w:hAnsi="Times New Roman" w:eastAsia="SimHei" w:cs="Times New Roman"/>
+                <w:b/>
+              </w:rPr>
+              <w:t xml:space="preserve">人工分子泵穿环与位阻棘轮</w:t>
+            </w:r>
+          </w:p>
+        </w:tc>
+      </w:tr>
+      <w:tr>
+        <w:tc>
+          <w:tcPr/>
+          <w:p>
+            <w:pPr>
+              <w:pStyle w:val="Compact"/>
+              <w:jc w:val="center"/>
+            </w:pPr>
+            <w:r>
+              <w:rPr>
+                <w:rFonts w:ascii="Times New Roman" w:hAnsi="Times New Roman" w:eastAsia="Times New Roman" w:cs="Times New Roman"/>
+              </w:rPr>
+              <w:drawing>
+                <wp:inline>
+                  <wp:extent cx="2667000" cy="1387340"/>
+                  <wp:effectExtent b="0" l="0" r="0" t="0"/>
+                  <wp:docPr descr="" title="" id="65" name="Picture"/>
+                  <a:graphic>
+                    <a:graphicData uri="http://schemas.openxmlformats.org/drawingml/2006/picture">
+                      <pic:pic>
+                        <pic:nvPicPr>
+                          <pic:cNvPr descr="02a27a02d17a39ddb7626667c6a3cc7e47ed2a6d1cbd0d0e14ff34c964e659cc.jpg" id="66" name="Picture"/>
+                          <pic:cNvPicPr>
+                            <a:picLocks noChangeArrowheads="1" noChangeAspect="1"/>
+                          </pic:cNvPicPr>
+                        </pic:nvPicPr>
+                        <pic:blipFill>
+                          <a:blip r:embed="rId64"/>
+                          <a:stretch>
+                            <a:fillRect/>
+                          </a:stretch>
+                        </pic:blipFill>
+                        <pic:spPr bwMode="auto">
+                          <a:xfrm>
+                            <a:off x="0" y="0"/>
+                            <a:ext cx="2667000" cy="1387340"/>
+                          </a:xfrm>
+                          <a:prstGeom prst="rect">
+                            <a:avLst/>
+                          </a:prstGeom>
+                          <a:noFill/>
+                          <a:ln w="9525">
+                            <a:noFill/>
+                            <a:headEnd/>
+                            <a:tailEnd/>
+                          </a:ln>
+                        </pic:spPr>
+                      </pic:pic>
+                    </a:graphicData>
+                  </a:graphic>
+                </wp:inline>
+              </w:drawing>
+            </w:r>
+          </w:p>
+        </w:tc>
+      </w:tr>
+      <w:tr>
+        <w:tc>
+          <w:tcPr/>
+          <w:p>
+            <w:pPr>
+              <w:pStyle w:val="Compact"/>
+              <w:jc w:val="center"/>
+            </w:pPr>
+            <w:r>
+              <w:rPr>
+                <w:rFonts w:ascii="Times New Roman" w:hAnsi="Times New Roman" w:eastAsia="Times New Roman" w:cs="Times New Roman"/>
+              </w:rPr>
+              <w:t xml:space="preserve">&gt; </w:t>
+            </w:r>
+            <w:r>
+              <w:rPr>
+                <w:rFonts w:hint="eastAsia" w:ascii="Times New Roman" w:hAnsi="Times New Roman" w:eastAsia="FangSong" w:cs="Times New Roman"/>
+              </w:rPr>
+              <w:t xml:space="preserve">图</w:t>
+            </w:r>
+            <w:r>
+              <w:rPr>
+                <w:rFonts w:ascii="Times New Roman" w:hAnsi="Times New Roman" w:eastAsia="Times New Roman" w:cs="Times New Roman"/>
+              </w:rPr>
+              <w:t xml:space="preserve"> </w:t>
+            </w:r>
+            <w:r>
+              <w:rPr>
+                <w:rFonts w:hint="eastAsia" w:ascii="Times New Roman" w:hAnsi="Times New Roman" w:eastAsia="Times New Roman" w:cs="Times New Roman"/>
+              </w:rPr>
+              <w:t>10-18：</w:t>
+            </w:r>
+            <w:r>
+              <w:rPr>
+                <w:rFonts w:hint="eastAsia" w:ascii="Times New Roman" w:hAnsi="Times New Roman" w:eastAsia="FangSong" w:cs="Times New Roman"/>
+              </w:rPr>
+              <w:t>人工分子泵穿环与位阻棘轮</w:t>
+            </w:r>
+          </w:p>
+        </w:tc>
+      </w:tr>
+    </w:tbl>
     <w:p>
       <w:pPr>
         <w:pStyle w:val="BodyText"/>
-        <w:spacing w:before="160" w:after="80"/>
-        <w:jc w:val="center"/>
-      </w:pPr>
-      <w:r>
-        <w:rPr>
-          <w:rFonts w:ascii="Times New Roman" w:hAnsi="Times New Roman" w:eastAsia="Times New Roman" w:cs="Times New Roman"/>
-        </w:rPr>
-        <w:drawing>
-          <wp:inline>
-            <wp:extent cx="2667000" cy="1387340"/>
-            <wp:effectExtent b="0" l="0" r="0" t="0"/>
-            <wp:docPr descr="" title="" id="65" name="Picture"/>
-            <a:graphic>
-              <a:graphicData uri="http://schemas.openxmlformats.org/drawingml/2006/picture">
-                <pic:pic>
-                  <pic:nvPicPr>
-                    <pic:cNvPr descr="02a27a02d17a39ddb7626667c6a3cc7e47ed2a6d1cbd0d0e14ff34c964e659cc.jpg" id="66" name="Picture"/>
-                    <pic:cNvPicPr>
-                      <a:picLocks noChangeArrowheads="1" noChangeAspect="1"/>
-                    </pic:cNvPicPr>
-                  </pic:nvPicPr>
-                  <pic:blipFill>
-                    <a:blip r:embed="rId64"/>
-                    <a:stretch>
-                      <a:fillRect/>
-                    </a:stretch>
-                  </pic:blipFill>
-                  <pic:spPr bwMode="auto">
-                    <a:xfrm>
-                      <a:off x="0" y="0"/>
-                      <a:ext cx="2667000" cy="1387340"/>
-                    </a:xfrm>
-                    <a:prstGeom prst="rect">
-                      <a:avLst/>
-                    </a:prstGeom>
-                    <a:noFill/>
-                    <a:ln w="9525">
-                      <a:noFill/>
-                      <a:headEnd/>
-                      <a:tailEnd/>
-                    </a:ln>
-                  </pic:spPr>
-                </pic:pic>
-              </a:graphicData>
-            </a:graphic>
-          </wp:inline>
-        </w:drawing>
-      </w:r>
-      <w:r>
-        <w:rPr>
-          <w:rFonts w:ascii="Times New Roman" w:hAnsi="Times New Roman" w:eastAsia="Times New Roman" w:cs="Times New Roman"/>
-        </w:rPr>
-        <w:t xml:space="preserve"> </w:t>
-      </w:r>
-      <w:r>
-        <w:rPr>
-          <w:rFonts w:ascii="Times New Roman" w:hAnsi="Times New Roman" w:eastAsia="Times New Roman" w:cs="Times New Roman"/>
-        </w:rPr>
-        <w:t xml:space="preserve">&gt; </w:t>
-      </w:r>
-      <w:r>
-        <w:rPr>
-          <w:rFonts w:hint="eastAsia" w:ascii="Times New Roman" w:hAnsi="Times New Roman" w:eastAsia="FangSong" w:cs="Times New Roman"/>
-        </w:rPr>
-        <w:t xml:space="preserve">图</w:t>
-      </w:r>
-      <w:r>
-        <w:rPr>
-          <w:rFonts w:ascii="Times New Roman" w:hAnsi="Times New Roman" w:eastAsia="Times New Roman" w:cs="Times New Roman"/>
-        </w:rPr>
-        <w:t xml:space="preserve"> </w:t>
-      </w:r>
-      <w:r>
-        <w:rPr>
-          <w:rFonts w:hint="eastAsia" w:ascii="Times New Roman" w:hAnsi="Times New Roman" w:eastAsia="Times New Roman" w:cs="Times New Roman"/>
-        </w:rPr>
-        <w:t>10-18：</w:t>
-      </w:r>
-      <w:r>
-        <w:rPr>
-          <w:rFonts w:hint="eastAsia" w:ascii="Times New Roman" w:hAnsi="Times New Roman" w:eastAsia="FangSong" w:cs="Times New Roman"/>
-        </w:rPr>
-        <w:t>人工分子泵穿环与位阻棘轮</w:t>
-      </w:r>
-    </w:p>
-    <w:p>
-      <w:pPr>
-        <w:pStyle w:val="BodyText"/>
+        <w:spacing w:before="120"/>
         <w:ind w:firstLine="420"/>
       </w:pPr>
       <w:r>
@@ -24730,6 +25734,7 @@
     <w:p>
       <w:pPr>
         <w:pStyle w:val="FirstParagraph"/>
+        <w:spacing w:after="80"/>
         <w:ind w:firstLine="420"/>
       </w:pPr>
       <w:r>
@@ -25292,97 +26297,152 @@
         <w:t>。</w:t>
       </w:r>
     </w:p>
+    <w:tbl>
+      <w:tblPr>
+        <w:tblStyle w:val="Table"/>
+        <w:tblW w:type="pct" w:w="5000"/>
+        <w:tblLayout w:type="fixed"/>
+        <w:tblLook w:firstRow="1" w:lastRow="0" w:firstColumn="0" w:lastColumn="0" w:noHBand="0" w:noVBand="0" w:val="0020"/>
+        <w:jc w:val="center"/>
+        <w:tblBorders>
+          <w:top w:val="single" w:sz="12" w:space="0" w:color="333333"/>
+          <w:bottom w:val="single" w:sz="12" w:space="0" w:color="333333"/>
+          <w:left w:val="none"/>
+          <w:right w:val="none"/>
+          <w:insideH w:val="none"/>
+          <w:insideV w:val="none"/>
+        </w:tblBorders>
+      </w:tblPr>
+      <w:tblGrid>
+        <w:gridCol w:w="7920"/>
+      </w:tblGrid>
+      <w:tr>
+        <w:trPr>
+          <w:tblHeader w:val="on"/>
+        </w:trPr>
+        <w:tc>
+          <w:tcPr>
+            <w:tcBorders>
+              <w:bottom w:val="single" w:sz="6" w:space="0" w:color="333333"/>
+            </w:tcBorders>
+          </w:tcPr>
+          <w:p>
+            <w:pPr>
+              <w:pStyle w:val="Compact"/>
+              <w:jc w:val="center"/>
+            </w:pPr>
+            <w:r>
+              <w:rPr>
+                <w:rFonts w:hint="eastAsia" w:ascii="Times New Roman" w:hAnsi="Times New Roman" w:eastAsia="SimHei" w:cs="Times New Roman"/>
+                <w:b/>
+              </w:rPr>
+              <w:t xml:space="preserve">配位定向自组装多面体分子</w:t>
+            </w:r>
+          </w:p>
+        </w:tc>
+      </w:tr>
+      <w:tr>
+        <w:tc>
+          <w:tcPr/>
+          <w:p>
+            <w:pPr>
+              <w:pStyle w:val="Compact"/>
+              <w:jc w:val="center"/>
+            </w:pPr>
+            <w:r>
+              <w:rPr>
+                <w:rFonts w:ascii="Times New Roman" w:hAnsi="Times New Roman" w:eastAsia="Times New Roman" w:cs="Times New Roman"/>
+              </w:rPr>
+              <w:drawing>
+                <wp:inline>
+                  <wp:extent cx="2667000" cy="1437176"/>
+                  <wp:effectExtent b="0" l="0" r="0" t="0"/>
+                  <wp:docPr descr="" title="" id="69" name="Picture"/>
+                  <a:graphic>
+                    <a:graphicData uri="http://schemas.openxmlformats.org/drawingml/2006/picture">
+                      <pic:pic>
+                        <pic:nvPicPr>
+                          <pic:cNvPr descr="823d2e7d0c1b53a843585e09106754ae9f473cf8b14076b2113db51eb48f2a63.jpg" id="70" name="Picture"/>
+                          <pic:cNvPicPr>
+                            <a:picLocks noChangeArrowheads="1" noChangeAspect="1"/>
+                          </pic:cNvPicPr>
+                        </pic:nvPicPr>
+                        <pic:blipFill>
+                          <a:blip r:embed="rId68"/>
+                          <a:stretch>
+                            <a:fillRect/>
+                          </a:stretch>
+                        </pic:blipFill>
+                        <pic:spPr bwMode="auto">
+                          <a:xfrm>
+                            <a:off x="0" y="0"/>
+                            <a:ext cx="2667000" cy="1437176"/>
+                          </a:xfrm>
+                          <a:prstGeom prst="rect">
+                            <a:avLst/>
+                          </a:prstGeom>
+                          <a:noFill/>
+                          <a:ln w="9525">
+                            <a:noFill/>
+                            <a:headEnd/>
+                            <a:tailEnd/>
+                          </a:ln>
+                        </pic:spPr>
+                      </pic:pic>
+                    </a:graphicData>
+                  </a:graphic>
+                </wp:inline>
+              </w:drawing>
+            </w:r>
+          </w:p>
+        </w:tc>
+      </w:tr>
+      <w:tr>
+        <w:tc>
+          <w:tcPr/>
+          <w:p>
+            <w:pPr>
+              <w:pStyle w:val="Compact"/>
+              <w:jc w:val="center"/>
+            </w:pPr>
+            <w:r>
+              <w:rPr>
+                <w:rFonts w:ascii="Times New Roman" w:hAnsi="Times New Roman" w:eastAsia="Times New Roman" w:cs="Times New Roman"/>
+              </w:rPr>
+              <w:t xml:space="preserve">&gt; </w:t>
+            </w:r>
+            <w:r>
+              <w:rPr>
+                <w:rFonts w:hint="eastAsia" w:ascii="Times New Roman" w:hAnsi="Times New Roman" w:eastAsia="FangSong" w:cs="Times New Roman"/>
+              </w:rPr>
+              <w:t xml:space="preserve">图</w:t>
+            </w:r>
+            <w:r>
+              <w:rPr>
+                <w:rFonts w:ascii="Times New Roman" w:hAnsi="Times New Roman" w:eastAsia="Times New Roman" w:cs="Times New Roman"/>
+              </w:rPr>
+              <w:t xml:space="preserve"> </w:t>
+            </w:r>
+            <w:r>
+              <w:rPr>
+                <w:rFonts w:hint="eastAsia" w:ascii="Times New Roman" w:hAnsi="Times New Roman" w:eastAsia="Times New Roman" w:cs="Times New Roman"/>
+              </w:rPr>
+              <w:t>10-19：</w:t>
+            </w:r>
+            <w:r>
+              <w:rPr>
+                <w:rFonts w:hint="eastAsia" w:ascii="Times New Roman" w:hAnsi="Times New Roman" w:eastAsia="FangSong" w:cs="Times New Roman"/>
+              </w:rPr>
+              <w:t>配位定向自组装多面体分子笼</w:t>
+            </w:r>
+          </w:p>
+        </w:tc>
+      </w:tr>
+    </w:tbl>
     <w:p>
       <w:pPr>
         <w:pStyle w:val="BodyText"/>
-        <w:spacing w:before="160" w:after="80"/>
-        <w:jc w:val="center"/>
-      </w:pPr>
-      <w:r>
-        <w:rPr>
-          <w:rFonts w:ascii="Times New Roman" w:hAnsi="Times New Roman" w:eastAsia="Times New Roman" w:cs="Times New Roman"/>
-        </w:rPr>
-        <w:drawing>
-          <wp:inline>
-            <wp:extent cx="2667000" cy="1437176"/>
-            <wp:effectExtent b="0" l="0" r="0" t="0"/>
-            <wp:docPr descr="" title="" id="69" name="Picture"/>
-            <a:graphic>
-              <a:graphicData uri="http://schemas.openxmlformats.org/drawingml/2006/picture">
-                <pic:pic>
-                  <pic:nvPicPr>
-                    <pic:cNvPr descr="823d2e7d0c1b53a843585e09106754ae9f473cf8b14076b2113db51eb48f2a63.jpg" id="70" name="Picture"/>
-                    <pic:cNvPicPr>
-                      <a:picLocks noChangeArrowheads="1" noChangeAspect="1"/>
-                    </pic:cNvPicPr>
-                  </pic:nvPicPr>
-                  <pic:blipFill>
-                    <a:blip r:embed="rId68"/>
-                    <a:stretch>
-                      <a:fillRect/>
-                    </a:stretch>
-                  </pic:blipFill>
-                  <pic:spPr bwMode="auto">
-                    <a:xfrm>
-                      <a:off x="0" y="0"/>
-                      <a:ext cx="2667000" cy="1437176"/>
-                    </a:xfrm>
-                    <a:prstGeom prst="rect">
-                      <a:avLst/>
-                    </a:prstGeom>
-                    <a:noFill/>
-                    <a:ln w="9525">
-                      <a:noFill/>
-                      <a:headEnd/>
-                      <a:tailEnd/>
-                    </a:ln>
-                  </pic:spPr>
-                </pic:pic>
-              </a:graphicData>
-            </a:graphic>
-          </wp:inline>
-        </w:drawing>
-      </w:r>
-      <w:r>
-        <w:rPr>
-          <w:rFonts w:ascii="Times New Roman" w:hAnsi="Times New Roman" w:eastAsia="Times New Roman" w:cs="Times New Roman"/>
-        </w:rPr>
-        <w:t xml:space="preserve"> </w:t>
-      </w:r>
-      <w:r>
-        <w:rPr>
-          <w:rFonts w:ascii="Times New Roman" w:hAnsi="Times New Roman" w:eastAsia="Times New Roman" w:cs="Times New Roman"/>
-        </w:rPr>
-        <w:t xml:space="preserve">&gt; </w:t>
-      </w:r>
-      <w:r>
-        <w:rPr>
-          <w:rFonts w:hint="eastAsia" w:ascii="Times New Roman" w:hAnsi="Times New Roman" w:eastAsia="FangSong" w:cs="Times New Roman"/>
-        </w:rPr>
-        <w:t xml:space="preserve">图</w:t>
-      </w:r>
-      <w:r>
-        <w:rPr>
-          <w:rFonts w:ascii="Times New Roman" w:hAnsi="Times New Roman" w:eastAsia="Times New Roman" w:cs="Times New Roman"/>
-        </w:rPr>
-        <w:t xml:space="preserve"> </w:t>
-      </w:r>
-      <w:r>
-        <w:rPr>
-          <w:rFonts w:hint="eastAsia" w:ascii="Times New Roman" w:hAnsi="Times New Roman" w:eastAsia="Times New Roman" w:cs="Times New Roman"/>
-        </w:rPr>
-        <w:t>10-19：</w:t>
-      </w:r>
-      <w:r>
-        <w:rPr>
-          <w:rFonts w:hint="eastAsia" w:ascii="Times New Roman" w:hAnsi="Times New Roman" w:eastAsia="FangSong" w:cs="Times New Roman"/>
-        </w:rPr>
-        <w:t>配位定向自组装多面体分子笼</w:t>
-      </w:r>
-    </w:p>
-    <w:p>
-      <w:pPr>
-        <w:pStyle w:val="BodyText"/>
+        <w:spacing w:before="120"/>
         <w:ind w:firstLine="420"/>
       </w:pPr>
       <w:r>
@@ -26297,6 +27357,7 @@
     <w:p>
       <w:pPr>
         <w:pStyle w:val="BodyText"/>
+        <w:spacing w:after="80"/>
         <w:ind w:firstLine="420"/>
       </w:pPr>
       <w:r>
@@ -26528,97 +27589,152 @@
         <w:t>。</w:t>
       </w:r>
     </w:p>
+    <w:tbl>
+      <w:tblPr>
+        <w:tblStyle w:val="Table"/>
+        <w:tblW w:type="pct" w:w="5000"/>
+        <w:tblLayout w:type="fixed"/>
+        <w:tblLook w:firstRow="1" w:lastRow="0" w:firstColumn="0" w:lastColumn="0" w:noHBand="0" w:noVBand="0" w:val="0020"/>
+        <w:jc w:val="center"/>
+        <w:tblBorders>
+          <w:top w:val="single" w:sz="12" w:space="0" w:color="333333"/>
+          <w:bottom w:val="single" w:sz="12" w:space="0" w:color="333333"/>
+          <w:left w:val="none"/>
+          <w:right w:val="none"/>
+          <w:insideH w:val="none"/>
+          <w:insideV w:val="none"/>
+        </w:tblBorders>
+      </w:tblPr>
+      <w:tblGrid>
+        <w:gridCol w:w="7920"/>
+      </w:tblGrid>
+      <w:tr>
+        <w:trPr>
+          <w:tblHeader w:val="on"/>
+        </w:trPr>
+        <w:tc>
+          <w:tcPr>
+            <w:tcBorders>
+              <w:bottom w:val="single" w:sz="6" w:space="0" w:color="333333"/>
+            </w:tcBorders>
+          </w:tcPr>
+          <w:p>
+            <w:pPr>
+              <w:pStyle w:val="Compact"/>
+              <w:jc w:val="center"/>
+            </w:pPr>
+            <w:r>
+              <w:rPr>
+                <w:rFonts w:hint="eastAsia" w:ascii="Times New Roman" w:hAnsi="Times New Roman" w:eastAsia="SimHei" w:cs="Times New Roman"/>
+                <w:b/>
+              </w:rPr>
+              <w:t xml:space="preserve">大二环双氮空腔质子包结</w:t>
+            </w:r>
+          </w:p>
+        </w:tc>
+      </w:tr>
+      <w:tr>
+        <w:tc>
+          <w:tcPr/>
+          <w:p>
+            <w:pPr>
+              <w:pStyle w:val="Compact"/>
+              <w:jc w:val="center"/>
+            </w:pPr>
+            <w:r>
+              <w:rPr>
+                <w:rFonts w:ascii="Times New Roman" w:hAnsi="Times New Roman" w:eastAsia="Times New Roman" w:cs="Times New Roman"/>
+              </w:rPr>
+              <w:drawing>
+                <wp:inline>
+                  <wp:extent cx="2667000" cy="2503311"/>
+                  <wp:effectExtent b="0" l="0" r="0" t="0"/>
+                  <wp:docPr descr="" title="" id="72" name="Picture"/>
+                  <a:graphic>
+                    <a:graphicData uri="http://schemas.openxmlformats.org/drawingml/2006/picture">
+                      <pic:pic>
+                        <pic:nvPicPr>
+                          <pic:cNvPr descr="6029ea81a28cff1b7360e34f2d40d28d5ee6fbcce832f52d73d44b1dcdd1b5a2.jpg" id="73" name="Picture"/>
+                          <pic:cNvPicPr>
+                            <a:picLocks noChangeArrowheads="1" noChangeAspect="1"/>
+                          </pic:cNvPicPr>
+                        </pic:nvPicPr>
+                        <pic:blipFill>
+                          <a:blip r:embed="rId71"/>
+                          <a:stretch>
+                            <a:fillRect/>
+                          </a:stretch>
+                        </pic:blipFill>
+                        <pic:spPr bwMode="auto">
+                          <a:xfrm>
+                            <a:off x="0" y="0"/>
+                            <a:ext cx="2667000" cy="2503311"/>
+                          </a:xfrm>
+                          <a:prstGeom prst="rect">
+                            <a:avLst/>
+                          </a:prstGeom>
+                          <a:noFill/>
+                          <a:ln w="9525">
+                            <a:noFill/>
+                            <a:headEnd/>
+                            <a:tailEnd/>
+                          </a:ln>
+                        </pic:spPr>
+                      </pic:pic>
+                    </a:graphicData>
+                  </a:graphic>
+                </wp:inline>
+              </w:drawing>
+            </w:r>
+          </w:p>
+        </w:tc>
+      </w:tr>
+      <w:tr>
+        <w:tc>
+          <w:tcPr/>
+          <w:p>
+            <w:pPr>
+              <w:pStyle w:val="Compact"/>
+              <w:jc w:val="center"/>
+            </w:pPr>
+            <w:r>
+              <w:rPr>
+                <w:rFonts w:ascii="Times New Roman" w:hAnsi="Times New Roman" w:eastAsia="Times New Roman" w:cs="Times New Roman"/>
+              </w:rPr>
+              <w:t xml:space="preserve">&gt; </w:t>
+            </w:r>
+            <w:r>
+              <w:rPr>
+                <w:rFonts w:hint="eastAsia" w:ascii="Times New Roman" w:hAnsi="Times New Roman" w:eastAsia="FangSong" w:cs="Times New Roman"/>
+              </w:rPr>
+              <w:t xml:space="preserve">图</w:t>
+            </w:r>
+            <w:r>
+              <w:rPr>
+                <w:rFonts w:ascii="Times New Roman" w:hAnsi="Times New Roman" w:eastAsia="Times New Roman" w:cs="Times New Roman"/>
+              </w:rPr>
+              <w:t xml:space="preserve"> </w:t>
+            </w:r>
+            <w:r>
+              <w:rPr>
+                <w:rFonts w:hint="eastAsia" w:ascii="Times New Roman" w:hAnsi="Times New Roman" w:eastAsia="Times New Roman" w:cs="Times New Roman"/>
+              </w:rPr>
+              <w:t>10-20：</w:t>
+            </w:r>
+            <w:r>
+              <w:rPr>
+                <w:rFonts w:hint="eastAsia" w:ascii="Times New Roman" w:hAnsi="Times New Roman" w:eastAsia="FangSong" w:cs="Times New Roman"/>
+              </w:rPr>
+              <w:t>大二环双氮空腔质子包结结构</w:t>
+            </w:r>
+          </w:p>
+        </w:tc>
+      </w:tr>
+    </w:tbl>
     <w:p>
       <w:pPr>
         <w:pStyle w:val="BodyText"/>
-        <w:spacing w:before="160" w:after="80"/>
-        <w:jc w:val="center"/>
-      </w:pPr>
-      <w:r>
-        <w:rPr>
-          <w:rFonts w:ascii="Times New Roman" w:hAnsi="Times New Roman" w:eastAsia="Times New Roman" w:cs="Times New Roman"/>
-        </w:rPr>
-        <w:drawing>
-          <wp:inline>
-            <wp:extent cx="2667000" cy="2503311"/>
-            <wp:effectExtent b="0" l="0" r="0" t="0"/>
-            <wp:docPr descr="" title="" id="72" name="Picture"/>
-            <a:graphic>
-              <a:graphicData uri="http://schemas.openxmlformats.org/drawingml/2006/picture">
-                <pic:pic>
-                  <pic:nvPicPr>
-                    <pic:cNvPr descr="6029ea81a28cff1b7360e34f2d40d28d5ee6fbcce832f52d73d44b1dcdd1b5a2.jpg" id="73" name="Picture"/>
-                    <pic:cNvPicPr>
-                      <a:picLocks noChangeArrowheads="1" noChangeAspect="1"/>
-                    </pic:cNvPicPr>
-                  </pic:nvPicPr>
-                  <pic:blipFill>
-                    <a:blip r:embed="rId71"/>
-                    <a:stretch>
-                      <a:fillRect/>
-                    </a:stretch>
-                  </pic:blipFill>
-                  <pic:spPr bwMode="auto">
-                    <a:xfrm>
-                      <a:off x="0" y="0"/>
-                      <a:ext cx="2667000" cy="2503311"/>
-                    </a:xfrm>
-                    <a:prstGeom prst="rect">
-                      <a:avLst/>
-                    </a:prstGeom>
-                    <a:noFill/>
-                    <a:ln w="9525">
-                      <a:noFill/>
-                      <a:headEnd/>
-                      <a:tailEnd/>
-                    </a:ln>
-                  </pic:spPr>
-                </pic:pic>
-              </a:graphicData>
-            </a:graphic>
-          </wp:inline>
-        </w:drawing>
-      </w:r>
-      <w:r>
-        <w:rPr>
-          <w:rFonts w:ascii="Times New Roman" w:hAnsi="Times New Roman" w:eastAsia="Times New Roman" w:cs="Times New Roman"/>
-        </w:rPr>
-        <w:t xml:space="preserve"> </w:t>
-      </w:r>
-      <w:r>
-        <w:rPr>
-          <w:rFonts w:ascii="Times New Roman" w:hAnsi="Times New Roman" w:eastAsia="Times New Roman" w:cs="Times New Roman"/>
-        </w:rPr>
-        <w:t xml:space="preserve">&gt; </w:t>
-      </w:r>
-      <w:r>
-        <w:rPr>
-          <w:rFonts w:hint="eastAsia" w:ascii="Times New Roman" w:hAnsi="Times New Roman" w:eastAsia="FangSong" w:cs="Times New Roman"/>
-        </w:rPr>
-        <w:t xml:space="preserve">图</w:t>
-      </w:r>
-      <w:r>
-        <w:rPr>
-          <w:rFonts w:ascii="Times New Roman" w:hAnsi="Times New Roman" w:eastAsia="Times New Roman" w:cs="Times New Roman"/>
-        </w:rPr>
-        <w:t xml:space="preserve"> </w:t>
-      </w:r>
-      <w:r>
-        <w:rPr>
-          <w:rFonts w:hint="eastAsia" w:ascii="Times New Roman" w:hAnsi="Times New Roman" w:eastAsia="Times New Roman" w:cs="Times New Roman"/>
-        </w:rPr>
-        <w:t>10-20：</w:t>
-      </w:r>
-      <w:r>
-        <w:rPr>
-          <w:rFonts w:hint="eastAsia" w:ascii="Times New Roman" w:hAnsi="Times New Roman" w:eastAsia="FangSong" w:cs="Times New Roman"/>
-        </w:rPr>
-        <w:t>大二环双氮空腔质子包结结构</w:t>
-      </w:r>
-    </w:p>
-    <w:p>
-      <w:pPr>
-        <w:pStyle w:val="BodyText"/>
+        <w:spacing w:before="120"/>
         <w:ind w:firstLine="420"/>
       </w:pPr>
       <w:r>
@@ -27758,6 +28874,7 @@
     <w:p>
       <w:pPr>
         <w:pStyle w:val="BodyText"/>
+        <w:spacing w:after="80"/>
         <w:ind w:firstLine="420"/>
       </w:pPr>
       <w:r>
@@ -28079,97 +29196,152 @@
         <w:t>。</w:t>
       </w:r>
     </w:p>
+    <w:tbl>
+      <w:tblPr>
+        <w:tblStyle w:val="Table"/>
+        <w:tblW w:type="pct" w:w="5000"/>
+        <w:tblLayout w:type="fixed"/>
+        <w:tblLook w:firstRow="1" w:lastRow="0" w:firstColumn="0" w:lastColumn="0" w:noHBand="0" w:noVBand="0" w:val="0020"/>
+        <w:jc w:val="center"/>
+        <w:tblBorders>
+          <w:top w:val="single" w:sz="12" w:space="0" w:color="333333"/>
+          <w:bottom w:val="single" w:sz="12" w:space="0" w:color="333333"/>
+          <w:left w:val="none"/>
+          <w:right w:val="none"/>
+          <w:insideH w:val="none"/>
+          <w:insideV w:val="none"/>
+        </w:tblBorders>
+      </w:tblPr>
+      <w:tblGrid>
+        <w:gridCol w:w="7920"/>
+      </w:tblGrid>
+      <w:tr>
+        <w:trPr>
+          <w:tblHeader w:val="on"/>
+        </w:trPr>
+        <w:tc>
+          <w:tcPr>
+            <w:tcBorders>
+              <w:bottom w:val="single" w:sz="6" w:space="0" w:color="333333"/>
+            </w:tcBorders>
+          </w:tcPr>
+          <w:p>
+            <w:pPr>
+              <w:pStyle w:val="Compact"/>
+              <w:jc w:val="center"/>
+            </w:pPr>
+            <w:r>
+              <w:rPr>
+                <w:rFonts w:hint="eastAsia" w:ascii="Times New Roman" w:hAnsi="Times New Roman" w:eastAsia="SimHei" w:cs="Times New Roman"/>
+                <w:b/>
+              </w:rPr>
+              <w:t xml:space="preserve">多孔配位聚合物骨架晶体</w:t>
+            </w:r>
+          </w:p>
+        </w:tc>
+      </w:tr>
+      <w:tr>
+        <w:tc>
+          <w:tcPr/>
+          <w:p>
+            <w:pPr>
+              <w:pStyle w:val="Compact"/>
+              <w:jc w:val="center"/>
+            </w:pPr>
+            <w:r>
+              <w:rPr>
+                <w:rFonts w:ascii="Times New Roman" w:hAnsi="Times New Roman" w:eastAsia="Times New Roman" w:cs="Times New Roman"/>
+              </w:rPr>
+              <w:drawing>
+                <wp:inline>
+                  <wp:extent cx="2667000" cy="3565559"/>
+                  <wp:effectExtent b="0" l="0" r="0" t="0"/>
+                  <wp:docPr descr="" title="" id="76" name="Picture"/>
+                  <a:graphic>
+                    <a:graphicData uri="http://schemas.openxmlformats.org/drawingml/2006/picture">
+                      <pic:pic>
+                        <pic:nvPicPr>
+                          <pic:cNvPr descr="157a854636ce841479f98e450779129c42f793d83f592838a74071e581631e84.jpg" id="77" name="Picture"/>
+                          <pic:cNvPicPr>
+                            <a:picLocks noChangeArrowheads="1" noChangeAspect="1"/>
+                          </pic:cNvPicPr>
+                        </pic:nvPicPr>
+                        <pic:blipFill>
+                          <a:blip r:embed="rId75"/>
+                          <a:stretch>
+                            <a:fillRect/>
+                          </a:stretch>
+                        </pic:blipFill>
+                        <pic:spPr bwMode="auto">
+                          <a:xfrm>
+                            <a:off x="0" y="0"/>
+                            <a:ext cx="2667000" cy="3565559"/>
+                          </a:xfrm>
+                          <a:prstGeom prst="rect">
+                            <a:avLst/>
+                          </a:prstGeom>
+                          <a:noFill/>
+                          <a:ln w="9525">
+                            <a:noFill/>
+                            <a:headEnd/>
+                            <a:tailEnd/>
+                          </a:ln>
+                        </pic:spPr>
+                      </pic:pic>
+                    </a:graphicData>
+                  </a:graphic>
+                </wp:inline>
+              </w:drawing>
+            </w:r>
+          </w:p>
+        </w:tc>
+      </w:tr>
+      <w:tr>
+        <w:tc>
+          <w:tcPr/>
+          <w:p>
+            <w:pPr>
+              <w:pStyle w:val="Compact"/>
+              <w:jc w:val="center"/>
+            </w:pPr>
+            <w:r>
+              <w:rPr>
+                <w:rFonts w:ascii="Times New Roman" w:hAnsi="Times New Roman" w:eastAsia="Times New Roman" w:cs="Times New Roman"/>
+              </w:rPr>
+              <w:t xml:space="preserve">&gt; </w:t>
+            </w:r>
+            <w:r>
+              <w:rPr>
+                <w:rFonts w:hint="eastAsia" w:ascii="Times New Roman" w:hAnsi="Times New Roman" w:eastAsia="FangSong" w:cs="Times New Roman"/>
+              </w:rPr>
+              <w:t xml:space="preserve">图</w:t>
+            </w:r>
+            <w:r>
+              <w:rPr>
+                <w:rFonts w:ascii="Times New Roman" w:hAnsi="Times New Roman" w:eastAsia="Times New Roman" w:cs="Times New Roman"/>
+              </w:rPr>
+              <w:t xml:space="preserve"> </w:t>
+            </w:r>
+            <w:r>
+              <w:rPr>
+                <w:rFonts w:hint="eastAsia" w:ascii="Times New Roman" w:hAnsi="Times New Roman" w:eastAsia="Times New Roman" w:cs="Times New Roman"/>
+              </w:rPr>
+              <w:t>10-21：</w:t>
+            </w:r>
+            <w:r>
+              <w:rPr>
+                <w:rFonts w:hint="eastAsia" w:ascii="Times New Roman" w:hAnsi="Times New Roman" w:eastAsia="FangSong" w:cs="Times New Roman"/>
+              </w:rPr>
+              <w:t>多孔配位聚合物骨架晶体结构</w:t>
+            </w:r>
+          </w:p>
+        </w:tc>
+      </w:tr>
+    </w:tbl>
     <w:p>
       <w:pPr>
         <w:pStyle w:val="BodyText"/>
-        <w:spacing w:before="160" w:after="80"/>
-        <w:jc w:val="center"/>
-      </w:pPr>
-      <w:r>
-        <w:rPr>
-          <w:rFonts w:ascii="Times New Roman" w:hAnsi="Times New Roman" w:eastAsia="Times New Roman" w:cs="Times New Roman"/>
-        </w:rPr>
-        <w:drawing>
-          <wp:inline>
-            <wp:extent cx="2667000" cy="3565559"/>
-            <wp:effectExtent b="0" l="0" r="0" t="0"/>
-            <wp:docPr descr="" title="" id="76" name="Picture"/>
-            <a:graphic>
-              <a:graphicData uri="http://schemas.openxmlformats.org/drawingml/2006/picture">
-                <pic:pic>
-                  <pic:nvPicPr>
-                    <pic:cNvPr descr="157a854636ce841479f98e450779129c42f793d83f592838a74071e581631e84.jpg" id="77" name="Picture"/>
-                    <pic:cNvPicPr>
-                      <a:picLocks noChangeArrowheads="1" noChangeAspect="1"/>
-                    </pic:cNvPicPr>
-                  </pic:nvPicPr>
-                  <pic:blipFill>
-                    <a:blip r:embed="rId75"/>
-                    <a:stretch>
-                      <a:fillRect/>
-                    </a:stretch>
-                  </pic:blipFill>
-                  <pic:spPr bwMode="auto">
-                    <a:xfrm>
-                      <a:off x="0" y="0"/>
-                      <a:ext cx="2667000" cy="3565559"/>
-                    </a:xfrm>
-                    <a:prstGeom prst="rect">
-                      <a:avLst/>
-                    </a:prstGeom>
-                    <a:noFill/>
-                    <a:ln w="9525">
-                      <a:noFill/>
-                      <a:headEnd/>
-                      <a:tailEnd/>
-                    </a:ln>
-                  </pic:spPr>
-                </pic:pic>
-              </a:graphicData>
-            </a:graphic>
-          </wp:inline>
-        </w:drawing>
-      </w:r>
-      <w:r>
-        <w:rPr>
-          <w:rFonts w:ascii="Times New Roman" w:hAnsi="Times New Roman" w:eastAsia="Times New Roman" w:cs="Times New Roman"/>
-        </w:rPr>
-        <w:t xml:space="preserve"> </w:t>
-      </w:r>
-      <w:r>
-        <w:rPr>
-          <w:rFonts w:ascii="Times New Roman" w:hAnsi="Times New Roman" w:eastAsia="Times New Roman" w:cs="Times New Roman"/>
-        </w:rPr>
-        <w:t xml:space="preserve">&gt; </w:t>
-      </w:r>
-      <w:r>
-        <w:rPr>
-          <w:rFonts w:hint="eastAsia" w:ascii="Times New Roman" w:hAnsi="Times New Roman" w:eastAsia="FangSong" w:cs="Times New Roman"/>
-        </w:rPr>
-        <w:t xml:space="preserve">图</w:t>
-      </w:r>
-      <w:r>
-        <w:rPr>
-          <w:rFonts w:ascii="Times New Roman" w:hAnsi="Times New Roman" w:eastAsia="Times New Roman" w:cs="Times New Roman"/>
-        </w:rPr>
-        <w:t xml:space="preserve"> </w:t>
-      </w:r>
-      <w:r>
-        <w:rPr>
-          <w:rFonts w:hint="eastAsia" w:ascii="Times New Roman" w:hAnsi="Times New Roman" w:eastAsia="Times New Roman" w:cs="Times New Roman"/>
-        </w:rPr>
-        <w:t>10-21：</w:t>
-      </w:r>
-      <w:r>
-        <w:rPr>
-          <w:rFonts w:hint="eastAsia" w:ascii="Times New Roman" w:hAnsi="Times New Roman" w:eastAsia="FangSong" w:cs="Times New Roman"/>
-        </w:rPr>
-        <w:t>多孔配位聚合物骨架晶体结构</w:t>
-      </w:r>
-    </w:p>
-    <w:p>
-      <w:pPr>
-        <w:pStyle w:val="BodyText"/>
+        <w:spacing w:before="120" w:after="80"/>
         <w:ind w:firstLine="420"/>
       </w:pPr>
       <w:r>
@@ -29046,97 +30218,152 @@
         <w:t>。</w:t>
       </w:r>
     </w:p>
+    <w:tbl>
+      <w:tblPr>
+        <w:tblStyle w:val="Table"/>
+        <w:tblW w:type="pct" w:w="5000"/>
+        <w:tblLayout w:type="fixed"/>
+        <w:tblLook w:firstRow="1" w:lastRow="0" w:firstColumn="0" w:lastColumn="0" w:noHBand="0" w:noVBand="0" w:val="0020"/>
+        <w:jc w:val="center"/>
+        <w:tblBorders>
+          <w:top w:val="single" w:sz="12" w:space="0" w:color="333333"/>
+          <w:bottom w:val="single" w:sz="12" w:space="0" w:color="333333"/>
+          <w:left w:val="none"/>
+          <w:right w:val="none"/>
+          <w:insideH w:val="none"/>
+          <w:insideV w:val="none"/>
+        </w:tblBorders>
+      </w:tblPr>
+      <w:tblGrid>
+        <w:gridCol w:w="7920"/>
+      </w:tblGrid>
+      <w:tr>
+        <w:trPr>
+          <w:tblHeader w:val="on"/>
+        </w:trPr>
+        <w:tc>
+          <w:tcPr>
+            <w:tcBorders>
+              <w:bottom w:val="single" w:sz="6" w:space="0" w:color="333333"/>
+            </w:tcBorders>
+          </w:tcPr>
+          <w:p>
+            <w:pPr>
+              <w:pStyle w:val="Compact"/>
+              <w:jc w:val="center"/>
+            </w:pPr>
+            <w:r>
+              <w:rPr>
+                <w:rFonts w:hint="eastAsia" w:ascii="Times New Roman" w:hAnsi="Times New Roman" w:eastAsia="SimHei" w:cs="Times New Roman"/>
+                <w:b/>
+              </w:rPr>
+              <w:t xml:space="preserve">沸石咪唑酯骨架方钠石拓扑</w:t>
+            </w:r>
+          </w:p>
+        </w:tc>
+      </w:tr>
+      <w:tr>
+        <w:tc>
+          <w:tcPr/>
+          <w:p>
+            <w:pPr>
+              <w:pStyle w:val="Compact"/>
+              <w:jc w:val="center"/>
+            </w:pPr>
+            <w:r>
+              <w:rPr>
+                <w:rFonts w:ascii="Times New Roman" w:hAnsi="Times New Roman" w:eastAsia="Times New Roman" w:cs="Times New Roman"/>
+              </w:rPr>
+              <w:drawing>
+                <wp:inline>
+                  <wp:extent cx="2667000" cy="2657959"/>
+                  <wp:effectExtent b="0" l="0" r="0" t="0"/>
+                  <wp:docPr descr="" title="" id="79" name="Picture"/>
+                  <a:graphic>
+                    <a:graphicData uri="http://schemas.openxmlformats.org/drawingml/2006/picture">
+                      <pic:pic>
+                        <pic:nvPicPr>
+                          <pic:cNvPr descr="6a330cb1a3ab9030ae14b4a39875f253468020f12253e690f8623ed17fa0e5bf.jpg" id="80" name="Picture"/>
+                          <pic:cNvPicPr>
+                            <a:picLocks noChangeArrowheads="1" noChangeAspect="1"/>
+                          </pic:cNvPicPr>
+                        </pic:nvPicPr>
+                        <pic:blipFill>
+                          <a:blip r:embed="rId78"/>
+                          <a:stretch>
+                            <a:fillRect/>
+                          </a:stretch>
+                        </pic:blipFill>
+                        <pic:spPr bwMode="auto">
+                          <a:xfrm>
+                            <a:off x="0" y="0"/>
+                            <a:ext cx="2667000" cy="2657959"/>
+                          </a:xfrm>
+                          <a:prstGeom prst="rect">
+                            <a:avLst/>
+                          </a:prstGeom>
+                          <a:noFill/>
+                          <a:ln w="9525">
+                            <a:noFill/>
+                            <a:headEnd/>
+                            <a:tailEnd/>
+                          </a:ln>
+                        </pic:spPr>
+                      </pic:pic>
+                    </a:graphicData>
+                  </a:graphic>
+                </wp:inline>
+              </w:drawing>
+            </w:r>
+          </w:p>
+        </w:tc>
+      </w:tr>
+      <w:tr>
+        <w:tc>
+          <w:tcPr/>
+          <w:p>
+            <w:pPr>
+              <w:pStyle w:val="Compact"/>
+              <w:jc w:val="center"/>
+            </w:pPr>
+            <w:r>
+              <w:rPr>
+                <w:rFonts w:ascii="Times New Roman" w:hAnsi="Times New Roman" w:eastAsia="Times New Roman" w:cs="Times New Roman"/>
+              </w:rPr>
+              <w:t xml:space="preserve">&gt; </w:t>
+            </w:r>
+            <w:r>
+              <w:rPr>
+                <w:rFonts w:hint="eastAsia" w:ascii="Times New Roman" w:hAnsi="Times New Roman" w:eastAsia="FangSong" w:cs="Times New Roman"/>
+              </w:rPr>
+              <w:t xml:space="preserve">图</w:t>
+            </w:r>
+            <w:r>
+              <w:rPr>
+                <w:rFonts w:ascii="Times New Roman" w:hAnsi="Times New Roman" w:eastAsia="Times New Roman" w:cs="Times New Roman"/>
+              </w:rPr>
+              <w:t xml:space="preserve"> </w:t>
+            </w:r>
+            <w:r>
+              <w:rPr>
+                <w:rFonts w:hint="eastAsia" w:ascii="Times New Roman" w:hAnsi="Times New Roman" w:eastAsia="Times New Roman" w:cs="Times New Roman"/>
+              </w:rPr>
+              <w:t>10-22：</w:t>
+            </w:r>
+            <w:r>
+              <w:rPr>
+                <w:rFonts w:hint="eastAsia" w:ascii="Times New Roman" w:hAnsi="Times New Roman" w:eastAsia="FangSong" w:cs="Times New Roman"/>
+              </w:rPr>
+              <w:t>沸石咪唑酯骨架方钠石拓扑</w:t>
+            </w:r>
+          </w:p>
+        </w:tc>
+      </w:tr>
+    </w:tbl>
     <w:p>
       <w:pPr>
         <w:pStyle w:val="BodyText"/>
-        <w:spacing w:before="160" w:after="80"/>
-        <w:jc w:val="center"/>
-      </w:pPr>
-      <w:r>
-        <w:rPr>
-          <w:rFonts w:ascii="Times New Roman" w:hAnsi="Times New Roman" w:eastAsia="Times New Roman" w:cs="Times New Roman"/>
-        </w:rPr>
-        <w:drawing>
-          <wp:inline>
-            <wp:extent cx="2667000" cy="2657959"/>
-            <wp:effectExtent b="0" l="0" r="0" t="0"/>
-            <wp:docPr descr="" title="" id="79" name="Picture"/>
-            <a:graphic>
-              <a:graphicData uri="http://schemas.openxmlformats.org/drawingml/2006/picture">
-                <pic:pic>
-                  <pic:nvPicPr>
-                    <pic:cNvPr descr="6a330cb1a3ab9030ae14b4a39875f253468020f12253e690f8623ed17fa0e5bf.jpg" id="80" name="Picture"/>
-                    <pic:cNvPicPr>
-                      <a:picLocks noChangeArrowheads="1" noChangeAspect="1"/>
-                    </pic:cNvPicPr>
-                  </pic:nvPicPr>
-                  <pic:blipFill>
-                    <a:blip r:embed="rId78"/>
-                    <a:stretch>
-                      <a:fillRect/>
-                    </a:stretch>
-                  </pic:blipFill>
-                  <pic:spPr bwMode="auto">
-                    <a:xfrm>
-                      <a:off x="0" y="0"/>
-                      <a:ext cx="2667000" cy="2657959"/>
-                    </a:xfrm>
-                    <a:prstGeom prst="rect">
-                      <a:avLst/>
-                    </a:prstGeom>
-                    <a:noFill/>
-                    <a:ln w="9525">
-                      <a:noFill/>
-                      <a:headEnd/>
-                      <a:tailEnd/>
-                    </a:ln>
-                  </pic:spPr>
-                </pic:pic>
-              </a:graphicData>
-            </a:graphic>
-          </wp:inline>
-        </w:drawing>
-      </w:r>
-      <w:r>
-        <w:rPr>
-          <w:rFonts w:ascii="Times New Roman" w:hAnsi="Times New Roman" w:eastAsia="Times New Roman" w:cs="Times New Roman"/>
-        </w:rPr>
-        <w:t xml:space="preserve"> </w:t>
-      </w:r>
-      <w:r>
-        <w:rPr>
-          <w:rFonts w:ascii="Times New Roman" w:hAnsi="Times New Roman" w:eastAsia="Times New Roman" w:cs="Times New Roman"/>
-        </w:rPr>
-        <w:t xml:space="preserve">&gt; </w:t>
-      </w:r>
-      <w:r>
-        <w:rPr>
-          <w:rFonts w:hint="eastAsia" w:ascii="Times New Roman" w:hAnsi="Times New Roman" w:eastAsia="FangSong" w:cs="Times New Roman"/>
-        </w:rPr>
-        <w:t xml:space="preserve">图</w:t>
-      </w:r>
-      <w:r>
-        <w:rPr>
-          <w:rFonts w:ascii="Times New Roman" w:hAnsi="Times New Roman" w:eastAsia="Times New Roman" w:cs="Times New Roman"/>
-        </w:rPr>
-        <w:t xml:space="preserve"> </w:t>
-      </w:r>
-      <w:r>
-        <w:rPr>
-          <w:rFonts w:hint="eastAsia" w:ascii="Times New Roman" w:hAnsi="Times New Roman" w:eastAsia="Times New Roman" w:cs="Times New Roman"/>
-        </w:rPr>
-        <w:t>10-22：</w:t>
-      </w:r>
-      <w:r>
-        <w:rPr>
-          <w:rFonts w:hint="eastAsia" w:ascii="Times New Roman" w:hAnsi="Times New Roman" w:eastAsia="FangSong" w:cs="Times New Roman"/>
-        </w:rPr>
-        <w:t>沸石咪唑酯骨架方钠石拓扑</w:t>
-      </w:r>
-    </w:p>
-    <w:p>
-      <w:pPr>
-        <w:pStyle w:val="BodyText"/>
+        <w:spacing w:before="120"/>
         <w:ind w:firstLine="420"/>
       </w:pPr>
       <w:r>
@@ -29787,6 +31014,7 @@
     <w:p>
       <w:pPr>
         <w:pStyle w:val="BodyText"/>
+        <w:spacing w:after="80"/>
         <w:ind w:firstLine="420"/>
       </w:pPr>
       <w:r>
@@ -30212,97 +31440,152 @@
         <w:t>。</w:t>
       </w:r>
     </w:p>
+    <w:tbl>
+      <w:tblPr>
+        <w:tblStyle w:val="Table"/>
+        <w:tblW w:type="pct" w:w="5000"/>
+        <w:tblLayout w:type="fixed"/>
+        <w:tblLook w:firstRow="1" w:lastRow="0" w:firstColumn="0" w:lastColumn="0" w:noHBand="0" w:noVBand="0" w:val="0020"/>
+        <w:jc w:val="center"/>
+        <w:tblBorders>
+          <w:top w:val="single" w:sz="12" w:space="0" w:color="333333"/>
+          <w:bottom w:val="single" w:sz="12" w:space="0" w:color="333333"/>
+          <w:left w:val="none"/>
+          <w:right w:val="none"/>
+          <w:insideH w:val="none"/>
+          <w:insideV w:val="none"/>
+        </w:tblBorders>
+      </w:tblPr>
+      <w:tblGrid>
+        <w:gridCol w:w="7920"/>
+      </w:tblGrid>
+      <w:tr>
+        <w:trPr>
+          <w:tblHeader w:val="on"/>
+        </w:trPr>
+        <w:tc>
+          <w:tcPr>
+            <w:tcBorders>
+              <w:bottom w:val="single" w:sz="6" w:space="0" w:color="333333"/>
+            </w:tcBorders>
+          </w:tcPr>
+          <w:p>
+            <w:pPr>
+              <w:pStyle w:val="Compact"/>
+              <w:jc w:val="center"/>
+            </w:pPr>
+            <w:r>
+              <w:rPr>
+                <w:rFonts w:hint="eastAsia" w:ascii="Times New Roman" w:hAnsi="Times New Roman" w:eastAsia="SimHei" w:cs="Times New Roman"/>
+                <w:b/>
+              </w:rPr>
+              <w:t xml:space="preserve">多面体笼状孔道与气体吸附</w:t>
+            </w:r>
+          </w:p>
+        </w:tc>
+      </w:tr>
+      <w:tr>
+        <w:tc>
+          <w:tcPr/>
+          <w:p>
+            <w:pPr>
+              <w:pStyle w:val="Compact"/>
+              <w:jc w:val="center"/>
+            </w:pPr>
+            <w:r>
+              <w:rPr>
+                <w:rFonts w:ascii="Times New Roman" w:hAnsi="Times New Roman" w:eastAsia="Times New Roman" w:cs="Times New Roman"/>
+              </w:rPr>
+              <w:drawing>
+                <wp:inline>
+                  <wp:extent cx="2667000" cy="2667000"/>
+                  <wp:effectExtent b="0" l="0" r="0" t="0"/>
+                  <wp:docPr descr="" title="" id="82" name="Picture"/>
+                  <a:graphic>
+                    <a:graphicData uri="http://schemas.openxmlformats.org/drawingml/2006/picture">
+                      <pic:pic>
+                        <pic:nvPicPr>
+                          <pic:cNvPr descr="6b96ceee9946da3bf415721a0345896af70df7d87c8a175a1128161d0269b2cd.jpg" id="83" name="Picture"/>
+                          <pic:cNvPicPr>
+                            <a:picLocks noChangeArrowheads="1" noChangeAspect="1"/>
+                          </pic:cNvPicPr>
+                        </pic:nvPicPr>
+                        <pic:blipFill>
+                          <a:blip r:embed="rId81"/>
+                          <a:stretch>
+                            <a:fillRect/>
+                          </a:stretch>
+                        </pic:blipFill>
+                        <pic:spPr bwMode="auto">
+                          <a:xfrm>
+                            <a:off x="0" y="0"/>
+                            <a:ext cx="2667000" cy="2667000"/>
+                          </a:xfrm>
+                          <a:prstGeom prst="rect">
+                            <a:avLst/>
+                          </a:prstGeom>
+                          <a:noFill/>
+                          <a:ln w="9525">
+                            <a:noFill/>
+                            <a:headEnd/>
+                            <a:tailEnd/>
+                          </a:ln>
+                        </pic:spPr>
+                      </pic:pic>
+                    </a:graphicData>
+                  </a:graphic>
+                </wp:inline>
+              </w:drawing>
+            </w:r>
+          </w:p>
+        </w:tc>
+      </w:tr>
+      <w:tr>
+        <w:tc>
+          <w:tcPr/>
+          <w:p>
+            <w:pPr>
+              <w:pStyle w:val="Compact"/>
+              <w:jc w:val="center"/>
+            </w:pPr>
+            <w:r>
+              <w:rPr>
+                <w:rFonts w:ascii="Times New Roman" w:hAnsi="Times New Roman" w:eastAsia="Times New Roman" w:cs="Times New Roman"/>
+              </w:rPr>
+              <w:t xml:space="preserve">&gt; </w:t>
+            </w:r>
+            <w:r>
+              <w:rPr>
+                <w:rFonts w:hint="eastAsia" w:ascii="Times New Roman" w:hAnsi="Times New Roman" w:eastAsia="FangSong" w:cs="Times New Roman"/>
+              </w:rPr>
+              <w:t xml:space="preserve">图</w:t>
+            </w:r>
+            <w:r>
+              <w:rPr>
+                <w:rFonts w:ascii="Times New Roman" w:hAnsi="Times New Roman" w:eastAsia="Times New Roman" w:cs="Times New Roman"/>
+              </w:rPr>
+              <w:t xml:space="preserve"> </w:t>
+            </w:r>
+            <w:r>
+              <w:rPr>
+                <w:rFonts w:hint="eastAsia" w:ascii="Times New Roman" w:hAnsi="Times New Roman" w:eastAsia="Times New Roman" w:cs="Times New Roman"/>
+              </w:rPr>
+              <w:t>10-23：</w:t>
+            </w:r>
+            <w:r>
+              <w:rPr>
+                <w:rFonts w:hint="eastAsia" w:ascii="Times New Roman" w:hAnsi="Times New Roman" w:eastAsia="FangSong" w:cs="Times New Roman"/>
+              </w:rPr>
+              <w:t>多面体笼状孔道与气体吸附</w:t>
+            </w:r>
+          </w:p>
+        </w:tc>
+      </w:tr>
+    </w:tbl>
     <w:p>
       <w:pPr>
         <w:pStyle w:val="BodyText"/>
-        <w:spacing w:before="160" w:after="80"/>
-        <w:jc w:val="center"/>
-      </w:pPr>
-      <w:r>
-        <w:rPr>
-          <w:rFonts w:ascii="Times New Roman" w:hAnsi="Times New Roman" w:eastAsia="Times New Roman" w:cs="Times New Roman"/>
-        </w:rPr>
-        <w:drawing>
-          <wp:inline>
-            <wp:extent cx="2667000" cy="2667000"/>
-            <wp:effectExtent b="0" l="0" r="0" t="0"/>
-            <wp:docPr descr="" title="" id="82" name="Picture"/>
-            <a:graphic>
-              <a:graphicData uri="http://schemas.openxmlformats.org/drawingml/2006/picture">
-                <pic:pic>
-                  <pic:nvPicPr>
-                    <pic:cNvPr descr="6b96ceee9946da3bf415721a0345896af70df7d87c8a175a1128161d0269b2cd.jpg" id="83" name="Picture"/>
-                    <pic:cNvPicPr>
-                      <a:picLocks noChangeArrowheads="1" noChangeAspect="1"/>
-                    </pic:cNvPicPr>
-                  </pic:nvPicPr>
-                  <pic:blipFill>
-                    <a:blip r:embed="rId81"/>
-                    <a:stretch>
-                      <a:fillRect/>
-                    </a:stretch>
-                  </pic:blipFill>
-                  <pic:spPr bwMode="auto">
-                    <a:xfrm>
-                      <a:off x="0" y="0"/>
-                      <a:ext cx="2667000" cy="2667000"/>
-                    </a:xfrm>
-                    <a:prstGeom prst="rect">
-                      <a:avLst/>
-                    </a:prstGeom>
-                    <a:noFill/>
-                    <a:ln w="9525">
-                      <a:noFill/>
-                      <a:headEnd/>
-                      <a:tailEnd/>
-                    </a:ln>
-                  </pic:spPr>
-                </pic:pic>
-              </a:graphicData>
-            </a:graphic>
-          </wp:inline>
-        </w:drawing>
-      </w:r>
-      <w:r>
-        <w:rPr>
-          <w:rFonts w:ascii="Times New Roman" w:hAnsi="Times New Roman" w:eastAsia="Times New Roman" w:cs="Times New Roman"/>
-        </w:rPr>
-        <w:t xml:space="preserve"> </w:t>
-      </w:r>
-      <w:r>
-        <w:rPr>
-          <w:rFonts w:ascii="Times New Roman" w:hAnsi="Times New Roman" w:eastAsia="Times New Roman" w:cs="Times New Roman"/>
-        </w:rPr>
-        <w:t xml:space="preserve">&gt; </w:t>
-      </w:r>
-      <w:r>
-        <w:rPr>
-          <w:rFonts w:hint="eastAsia" w:ascii="Times New Roman" w:hAnsi="Times New Roman" w:eastAsia="FangSong" w:cs="Times New Roman"/>
-        </w:rPr>
-        <w:t xml:space="preserve">图</w:t>
-      </w:r>
-      <w:r>
-        <w:rPr>
-          <w:rFonts w:ascii="Times New Roman" w:hAnsi="Times New Roman" w:eastAsia="Times New Roman" w:cs="Times New Roman"/>
-        </w:rPr>
-        <w:t xml:space="preserve"> </w:t>
-      </w:r>
-      <w:r>
-        <w:rPr>
-          <w:rFonts w:hint="eastAsia" w:ascii="Times New Roman" w:hAnsi="Times New Roman" w:eastAsia="Times New Roman" w:cs="Times New Roman"/>
-        </w:rPr>
-        <w:t>10-23：</w:t>
-      </w:r>
-      <w:r>
-        <w:rPr>
-          <w:rFonts w:hint="eastAsia" w:ascii="Times New Roman" w:hAnsi="Times New Roman" w:eastAsia="FangSong" w:cs="Times New Roman"/>
-        </w:rPr>
-        <w:t>多面体笼状孔道与气体吸附</w:t>
-      </w:r>
-    </w:p>
-    <w:p>
-      <w:pPr>
-        <w:pStyle w:val="BodyText"/>
+        <w:spacing w:before="120"/>
         <w:ind w:firstLine="420"/>
       </w:pPr>
       <w:r>
@@ -30670,6 +31953,7 @@
     <w:p>
       <w:pPr>
         <w:pStyle w:val="FirstParagraph"/>
+        <w:spacing w:after="80"/>
         <w:ind w:firstLine="420"/>
       </w:pPr>
       <w:r>
@@ -30853,97 +32137,152 @@
         <w:t xml:space="preserve">monomer）。</w:t>
       </w:r>
     </w:p>
+    <w:tbl>
+      <w:tblPr>
+        <w:tblStyle w:val="Table"/>
+        <w:tblW w:type="pct" w:w="5000"/>
+        <w:tblLayout w:type="fixed"/>
+        <w:tblLook w:firstRow="1" w:lastRow="0" w:firstColumn="0" w:lastColumn="0" w:noHBand="0" w:noVBand="0" w:val="0020"/>
+        <w:jc w:val="center"/>
+        <w:tblBorders>
+          <w:top w:val="single" w:sz="12" w:space="0" w:color="333333"/>
+          <w:bottom w:val="single" w:sz="12" w:space="0" w:color="333333"/>
+          <w:left w:val="none"/>
+          <w:right w:val="none"/>
+          <w:insideH w:val="none"/>
+          <w:insideV w:val="none"/>
+        </w:tblBorders>
+      </w:tblPr>
+      <w:tblGrid>
+        <w:gridCol w:w="7920"/>
+      </w:tblGrid>
+      <w:tr>
+        <w:trPr>
+          <w:tblHeader w:val="on"/>
+        </w:trPr>
+        <w:tc>
+          <w:tcPr>
+            <w:tcBorders>
+              <w:bottom w:val="single" w:sz="6" w:space="0" w:color="333333"/>
+            </w:tcBorders>
+          </w:tcPr>
+          <w:p>
+            <w:pPr>
+              <w:pStyle w:val="Compact"/>
+              <w:jc w:val="center"/>
+            </w:pPr>
+            <w:r>
+              <w:rPr>
+                <w:rFonts w:hint="eastAsia" w:ascii="Times New Roman" w:hAnsi="Times New Roman" w:eastAsia="SimHei" w:cs="Times New Roman"/>
+                <w:b/>
+              </w:rPr>
+              <w:t xml:space="preserve">互补卷曲模块组装网球胶囊</w:t>
+            </w:r>
+          </w:p>
+        </w:tc>
+      </w:tr>
+      <w:tr>
+        <w:tc>
+          <w:tcPr/>
+          <w:p>
+            <w:pPr>
+              <w:pStyle w:val="Compact"/>
+              <w:jc w:val="center"/>
+            </w:pPr>
+            <w:r>
+              <w:rPr>
+                <w:rFonts w:ascii="Times New Roman" w:hAnsi="Times New Roman" w:eastAsia="Times New Roman" w:cs="Times New Roman"/>
+              </w:rPr>
+              <w:drawing>
+                <wp:inline>
+                  <wp:extent cx="2667000" cy="2162432"/>
+                  <wp:effectExtent b="0" l="0" r="0" t="0"/>
+                  <wp:docPr descr="" title="" id="86" name="Picture"/>
+                  <a:graphic>
+                    <a:graphicData uri="http://schemas.openxmlformats.org/drawingml/2006/picture">
+                      <pic:pic>
+                        <pic:nvPicPr>
+                          <pic:cNvPr descr="5cd61fd1f38aef5b700aaefea4788d62b1d073c28c05761a06dbeef9cedb4e4c.jpg" id="87" name="Picture"/>
+                          <pic:cNvPicPr>
+                            <a:picLocks noChangeArrowheads="1" noChangeAspect="1"/>
+                          </pic:cNvPicPr>
+                        </pic:nvPicPr>
+                        <pic:blipFill>
+                          <a:blip r:embed="rId85"/>
+                          <a:stretch>
+                            <a:fillRect/>
+                          </a:stretch>
+                        </pic:blipFill>
+                        <pic:spPr bwMode="auto">
+                          <a:xfrm>
+                            <a:off x="0" y="0"/>
+                            <a:ext cx="2667000" cy="2162432"/>
+                          </a:xfrm>
+                          <a:prstGeom prst="rect">
+                            <a:avLst/>
+                          </a:prstGeom>
+                          <a:noFill/>
+                          <a:ln w="9525">
+                            <a:noFill/>
+                            <a:headEnd/>
+                            <a:tailEnd/>
+                          </a:ln>
+                        </pic:spPr>
+                      </pic:pic>
+                    </a:graphicData>
+                  </a:graphic>
+                </wp:inline>
+              </w:drawing>
+            </w:r>
+          </w:p>
+        </w:tc>
+      </w:tr>
+      <w:tr>
+        <w:tc>
+          <w:tcPr/>
+          <w:p>
+            <w:pPr>
+              <w:pStyle w:val="Compact"/>
+              <w:jc w:val="center"/>
+            </w:pPr>
+            <w:r>
+              <w:rPr>
+                <w:rFonts w:ascii="Times New Roman" w:hAnsi="Times New Roman" w:eastAsia="Times New Roman" w:cs="Times New Roman"/>
+              </w:rPr>
+              <w:t xml:space="preserve">&gt; </w:t>
+            </w:r>
+            <w:r>
+              <w:rPr>
+                <w:rFonts w:hint="eastAsia" w:ascii="Times New Roman" w:hAnsi="Times New Roman" w:eastAsia="FangSong" w:cs="Times New Roman"/>
+              </w:rPr>
+              <w:t xml:space="preserve">图</w:t>
+            </w:r>
+            <w:r>
+              <w:rPr>
+                <w:rFonts w:ascii="Times New Roman" w:hAnsi="Times New Roman" w:eastAsia="Times New Roman" w:cs="Times New Roman"/>
+              </w:rPr>
+              <w:t xml:space="preserve"> </w:t>
+            </w:r>
+            <w:r>
+              <w:rPr>
+                <w:rFonts w:hint="eastAsia" w:ascii="Times New Roman" w:hAnsi="Times New Roman" w:eastAsia="Times New Roman" w:cs="Times New Roman"/>
+              </w:rPr>
+              <w:t>10-24：</w:t>
+            </w:r>
+            <w:r>
+              <w:rPr>
+                <w:rFonts w:hint="eastAsia" w:ascii="Times New Roman" w:hAnsi="Times New Roman" w:eastAsia="FangSong" w:cs="Times New Roman"/>
+              </w:rPr>
+              <w:t>互补卷曲模块组装网球胶囊</w:t>
+            </w:r>
+          </w:p>
+        </w:tc>
+      </w:tr>
+    </w:tbl>
     <w:p>
       <w:pPr>
         <w:pStyle w:val="BodyText"/>
-        <w:spacing w:before="160" w:after="80"/>
-        <w:jc w:val="center"/>
-      </w:pPr>
-      <w:r>
-        <w:rPr>
-          <w:rFonts w:ascii="Times New Roman" w:hAnsi="Times New Roman" w:eastAsia="Times New Roman" w:cs="Times New Roman"/>
-        </w:rPr>
-        <w:drawing>
-          <wp:inline>
-            <wp:extent cx="2667000" cy="2162432"/>
-            <wp:effectExtent b="0" l="0" r="0" t="0"/>
-            <wp:docPr descr="" title="" id="86" name="Picture"/>
-            <a:graphic>
-              <a:graphicData uri="http://schemas.openxmlformats.org/drawingml/2006/picture">
-                <pic:pic>
-                  <pic:nvPicPr>
-                    <pic:cNvPr descr="5cd61fd1f38aef5b700aaefea4788d62b1d073c28c05761a06dbeef9cedb4e4c.jpg" id="87" name="Picture"/>
-                    <pic:cNvPicPr>
-                      <a:picLocks noChangeArrowheads="1" noChangeAspect="1"/>
-                    </pic:cNvPicPr>
-                  </pic:nvPicPr>
-                  <pic:blipFill>
-                    <a:blip r:embed="rId85"/>
-                    <a:stretch>
-                      <a:fillRect/>
-                    </a:stretch>
-                  </pic:blipFill>
-                  <pic:spPr bwMode="auto">
-                    <a:xfrm>
-                      <a:off x="0" y="0"/>
-                      <a:ext cx="2667000" cy="2162432"/>
-                    </a:xfrm>
-                    <a:prstGeom prst="rect">
-                      <a:avLst/>
-                    </a:prstGeom>
-                    <a:noFill/>
-                    <a:ln w="9525">
-                      <a:noFill/>
-                      <a:headEnd/>
-                      <a:tailEnd/>
-                    </a:ln>
-                  </pic:spPr>
-                </pic:pic>
-              </a:graphicData>
-            </a:graphic>
-          </wp:inline>
-        </w:drawing>
-      </w:r>
-      <w:r>
-        <w:rPr>
-          <w:rFonts w:ascii="Times New Roman" w:hAnsi="Times New Roman" w:eastAsia="Times New Roman" w:cs="Times New Roman"/>
-        </w:rPr>
-        <w:t xml:space="preserve"> </w:t>
-      </w:r>
-      <w:r>
-        <w:rPr>
-          <w:rFonts w:ascii="Times New Roman" w:hAnsi="Times New Roman" w:eastAsia="Times New Roman" w:cs="Times New Roman"/>
-        </w:rPr>
-        <w:t xml:space="preserve">&gt; </w:t>
-      </w:r>
-      <w:r>
-        <w:rPr>
-          <w:rFonts w:hint="eastAsia" w:ascii="Times New Roman" w:hAnsi="Times New Roman" w:eastAsia="FangSong" w:cs="Times New Roman"/>
-        </w:rPr>
-        <w:t xml:space="preserve">图</w:t>
-      </w:r>
-      <w:r>
-        <w:rPr>
-          <w:rFonts w:ascii="Times New Roman" w:hAnsi="Times New Roman" w:eastAsia="Times New Roman" w:cs="Times New Roman"/>
-        </w:rPr>
-        <w:t xml:space="preserve"> </w:t>
-      </w:r>
-      <w:r>
-        <w:rPr>
-          <w:rFonts w:hint="eastAsia" w:ascii="Times New Roman" w:hAnsi="Times New Roman" w:eastAsia="Times New Roman" w:cs="Times New Roman"/>
-        </w:rPr>
-        <w:t>10-24：</w:t>
-      </w:r>
-      <w:r>
-        <w:rPr>
-          <w:rFonts w:hint="eastAsia" w:ascii="Times New Roman" w:hAnsi="Times New Roman" w:eastAsia="FangSong" w:cs="Times New Roman"/>
-        </w:rPr>
-        <w:t>互补卷曲模块组装网球胶囊</w:t>
-      </w:r>
-    </w:p>
-    <w:p>
-      <w:pPr>
-        <w:pStyle w:val="BodyText"/>
+        <w:spacing w:before="120" w:after="80"/>
         <w:ind w:firstLine="420"/>
       </w:pPr>
       <w:r>
@@ -31271,97 +32610,152 @@
         <w:t>。</w:t>
       </w:r>
     </w:p>
+    <w:tbl>
+      <w:tblPr>
+        <w:tblStyle w:val="Table"/>
+        <w:tblW w:type="pct" w:w="5000"/>
+        <w:tblLayout w:type="fixed"/>
+        <w:tblLook w:firstRow="1" w:lastRow="0" w:firstColumn="0" w:lastColumn="0" w:noHBand="0" w:noVBand="0" w:val="0020"/>
+        <w:jc w:val="center"/>
+        <w:tblBorders>
+          <w:top w:val="single" w:sz="12" w:space="0" w:color="333333"/>
+          <w:bottom w:val="single" w:sz="12" w:space="0" w:color="333333"/>
+          <w:left w:val="none"/>
+          <w:right w:val="none"/>
+          <w:insideH w:val="none"/>
+          <w:insideV w:val="none"/>
+        </w:tblBorders>
+      </w:tblPr>
+      <w:tblGrid>
+        <w:gridCol w:w="7920"/>
+      </w:tblGrid>
+      <w:tr>
+        <w:trPr>
+          <w:tblHeader w:val="on"/>
+        </w:trPr>
+        <w:tc>
+          <w:tcPr>
+            <w:tcBorders>
+              <w:bottom w:val="single" w:sz="6" w:space="0" w:color="333333"/>
+            </w:tcBorders>
+          </w:tcPr>
+          <w:p>
+            <w:pPr>
+              <w:pStyle w:val="Compact"/>
+              <w:jc w:val="center"/>
+            </w:pPr>
+            <w:r>
+              <w:rPr>
+                <w:rFonts w:hint="eastAsia" w:ascii="Times New Roman" w:hAnsi="Times New Roman" w:eastAsia="SimHei" w:cs="Times New Roman"/>
+                <w:b/>
+              </w:rPr>
+              <w:t xml:space="preserve">三聚氰酸六重氢键莲座网络</w:t>
+            </w:r>
+          </w:p>
+        </w:tc>
+      </w:tr>
+      <w:tr>
+        <w:tc>
+          <w:tcPr/>
+          <w:p>
+            <w:pPr>
+              <w:pStyle w:val="Compact"/>
+              <w:jc w:val="center"/>
+            </w:pPr>
+            <w:r>
+              <w:rPr>
+                <w:rFonts w:ascii="Times New Roman" w:hAnsi="Times New Roman" w:eastAsia="Times New Roman" w:cs="Times New Roman"/>
+              </w:rPr>
+              <w:drawing>
+                <wp:inline>
+                  <wp:extent cx="2667000" cy="2826223"/>
+                  <wp:effectExtent b="0" l="0" r="0" t="0"/>
+                  <wp:docPr descr="" title="" id="89" name="Picture"/>
+                  <a:graphic>
+                    <a:graphicData uri="http://schemas.openxmlformats.org/drawingml/2006/picture">
+                      <pic:pic>
+                        <pic:nvPicPr>
+                          <pic:cNvPr descr="728dd955d8681e3f87bfe9cfdc75c6d3eda99aa994a6c3ef575bacdb690977c9.jpg" id="90" name="Picture"/>
+                          <pic:cNvPicPr>
+                            <a:picLocks noChangeArrowheads="1" noChangeAspect="1"/>
+                          </pic:cNvPicPr>
+                        </pic:nvPicPr>
+                        <pic:blipFill>
+                          <a:blip r:embed="rId88"/>
+                          <a:stretch>
+                            <a:fillRect/>
+                          </a:stretch>
+                        </pic:blipFill>
+                        <pic:spPr bwMode="auto">
+                          <a:xfrm>
+                            <a:off x="0" y="0"/>
+                            <a:ext cx="2667000" cy="2826223"/>
+                          </a:xfrm>
+                          <a:prstGeom prst="rect">
+                            <a:avLst/>
+                          </a:prstGeom>
+                          <a:noFill/>
+                          <a:ln w="9525">
+                            <a:noFill/>
+                            <a:headEnd/>
+                            <a:tailEnd/>
+                          </a:ln>
+                        </pic:spPr>
+                      </pic:pic>
+                    </a:graphicData>
+                  </a:graphic>
+                </wp:inline>
+              </w:drawing>
+            </w:r>
+          </w:p>
+        </w:tc>
+      </w:tr>
+      <w:tr>
+        <w:tc>
+          <w:tcPr/>
+          <w:p>
+            <w:pPr>
+              <w:pStyle w:val="Compact"/>
+              <w:jc w:val="center"/>
+            </w:pPr>
+            <w:r>
+              <w:rPr>
+                <w:rFonts w:ascii="Times New Roman" w:hAnsi="Times New Roman" w:eastAsia="Times New Roman" w:cs="Times New Roman"/>
+              </w:rPr>
+              <w:t xml:space="preserve">&gt; </w:t>
+            </w:r>
+            <w:r>
+              <w:rPr>
+                <w:rFonts w:hint="eastAsia" w:ascii="Times New Roman" w:hAnsi="Times New Roman" w:eastAsia="FangSong" w:cs="Times New Roman"/>
+              </w:rPr>
+              <w:t xml:space="preserve">图</w:t>
+            </w:r>
+            <w:r>
+              <w:rPr>
+                <w:rFonts w:ascii="Times New Roman" w:hAnsi="Times New Roman" w:eastAsia="Times New Roman" w:cs="Times New Roman"/>
+              </w:rPr>
+              <w:t xml:space="preserve"> </w:t>
+            </w:r>
+            <w:r>
+              <w:rPr>
+                <w:rFonts w:hint="eastAsia" w:ascii="Times New Roman" w:hAnsi="Times New Roman" w:eastAsia="Times New Roman" w:cs="Times New Roman"/>
+              </w:rPr>
+              <w:t>10-25：</w:t>
+            </w:r>
+            <w:r>
+              <w:rPr>
+                <w:rFonts w:hint="eastAsia" w:ascii="Times New Roman" w:hAnsi="Times New Roman" w:eastAsia="FangSong" w:cs="Times New Roman"/>
+              </w:rPr>
+              <w:t>三聚氰酸六重氢键莲座网络</w:t>
+            </w:r>
+          </w:p>
+        </w:tc>
+      </w:tr>
+    </w:tbl>
     <w:p>
       <w:pPr>
         <w:pStyle w:val="BodyText"/>
-        <w:spacing w:before="160" w:after="80"/>
-        <w:jc w:val="center"/>
-      </w:pPr>
-      <w:r>
-        <w:rPr>
-          <w:rFonts w:ascii="Times New Roman" w:hAnsi="Times New Roman" w:eastAsia="Times New Roman" w:cs="Times New Roman"/>
-        </w:rPr>
-        <w:drawing>
-          <wp:inline>
-            <wp:extent cx="2667000" cy="2826223"/>
-            <wp:effectExtent b="0" l="0" r="0" t="0"/>
-            <wp:docPr descr="" title="" id="89" name="Picture"/>
-            <a:graphic>
-              <a:graphicData uri="http://schemas.openxmlformats.org/drawingml/2006/picture">
-                <pic:pic>
-                  <pic:nvPicPr>
-                    <pic:cNvPr descr="728dd955d8681e3f87bfe9cfdc75c6d3eda99aa994a6c3ef575bacdb690977c9.jpg" id="90" name="Picture"/>
-                    <pic:cNvPicPr>
-                      <a:picLocks noChangeArrowheads="1" noChangeAspect="1"/>
-                    </pic:cNvPicPr>
-                  </pic:nvPicPr>
-                  <pic:blipFill>
-                    <a:blip r:embed="rId88"/>
-                    <a:stretch>
-                      <a:fillRect/>
-                    </a:stretch>
-                  </pic:blipFill>
-                  <pic:spPr bwMode="auto">
-                    <a:xfrm>
-                      <a:off x="0" y="0"/>
-                      <a:ext cx="2667000" cy="2826223"/>
-                    </a:xfrm>
-                    <a:prstGeom prst="rect">
-                      <a:avLst/>
-                    </a:prstGeom>
-                    <a:noFill/>
-                    <a:ln w="9525">
-                      <a:noFill/>
-                      <a:headEnd/>
-                      <a:tailEnd/>
-                    </a:ln>
-                  </pic:spPr>
-                </pic:pic>
-              </a:graphicData>
-            </a:graphic>
-          </wp:inline>
-        </w:drawing>
-      </w:r>
-      <w:r>
-        <w:rPr>
-          <w:rFonts w:ascii="Times New Roman" w:hAnsi="Times New Roman" w:eastAsia="Times New Roman" w:cs="Times New Roman"/>
-        </w:rPr>
-        <w:t xml:space="preserve"> </w:t>
-      </w:r>
-      <w:r>
-        <w:rPr>
-          <w:rFonts w:ascii="Times New Roman" w:hAnsi="Times New Roman" w:eastAsia="Times New Roman" w:cs="Times New Roman"/>
-        </w:rPr>
-        <w:t xml:space="preserve">&gt; </w:t>
-      </w:r>
-      <w:r>
-        <w:rPr>
-          <w:rFonts w:hint="eastAsia" w:ascii="Times New Roman" w:hAnsi="Times New Roman" w:eastAsia="FangSong" w:cs="Times New Roman"/>
-        </w:rPr>
-        <w:t xml:space="preserve">图</w:t>
-      </w:r>
-      <w:r>
-        <w:rPr>
-          <w:rFonts w:ascii="Times New Roman" w:hAnsi="Times New Roman" w:eastAsia="Times New Roman" w:cs="Times New Roman"/>
-        </w:rPr>
-        <w:t xml:space="preserve"> </w:t>
-      </w:r>
-      <w:r>
-        <w:rPr>
-          <w:rFonts w:hint="eastAsia" w:ascii="Times New Roman" w:hAnsi="Times New Roman" w:eastAsia="Times New Roman" w:cs="Times New Roman"/>
-        </w:rPr>
-        <w:t>10-25：</w:t>
-      </w:r>
-      <w:r>
-        <w:rPr>
-          <w:rFonts w:hint="eastAsia" w:ascii="Times New Roman" w:hAnsi="Times New Roman" w:eastAsia="FangSong" w:cs="Times New Roman"/>
-        </w:rPr>
-        <w:t>三聚氰酸六重氢键莲座网络</w:t>
-      </w:r>
-    </w:p>
-    <w:p>
-      <w:pPr>
-        <w:pStyle w:val="BodyText"/>
+        <w:spacing w:before="120"/>
         <w:ind w:firstLine="420"/>
       </w:pPr>
       <w:r>

--- a/06-学生侧材料/讲义/学生专用版/2-结构化学/超分子化学-超级充实版（学生专用版）.docx
+++ b/06-学生侧材料/讲义/学生专用版/2-结构化学/超分子化学-超级充实版（学生专用版）.docx
@@ -15727,7 +15727,6 @@
     <w:p>
       <w:pPr>
         <w:pStyle w:val="BodyText"/>
-        <w:spacing w:after="80"/>
         <w:ind w:firstLine="420"/>
       </w:pPr>
       <w:r>
@@ -16062,12 +16061,12 @@
         </w:rPr>
         <w:t xml:space="preserve">）；</w:t>
       </w:r>
-      <w:r>
-        <w:rPr>
-          <w:rFonts w:ascii="Times New Roman" w:hAnsi="Times New Roman" w:eastAsia="Times New Roman" w:cs="Times New Roman"/>
-        </w:rPr>
-        <w:t xml:space="preserve"> </w:t>
-      </w:r>
+    </w:p>
+    <w:p>
+      <w:pPr>
+        <w:pStyle w:val="BodyText"/>
+        <w:ind w:firstLine="420"/>
+      </w:pPr>
       <w:r>
         <w:rPr>
           <w:rFonts w:hint="eastAsia" w:ascii="Times New Roman" w:hAnsi="Times New Roman" w:eastAsia="FangSong" w:cs="Times New Roman"/>
@@ -16217,12 +16216,13 @@
         </w:rPr>
         <w:t>（Singlet）；</w:t>
       </w:r>
-      <w:r>
-        <w:rPr>
-          <w:rFonts w:ascii="Times New Roman" w:hAnsi="Times New Roman" w:eastAsia="Times New Roman" w:cs="Times New Roman"/>
-        </w:rPr>
-        <w:t xml:space="preserve"> </w:t>
-      </w:r>
+    </w:p>
+    <w:p>
+      <w:pPr>
+        <w:pStyle w:val="BodyText"/>
+        <w:spacing w:after="80"/>
+        <w:ind w:firstLine="420"/>
+      </w:pPr>
       <w:r>
         <w:rPr>
           <w:rFonts w:hint="eastAsia" w:ascii="Times New Roman" w:hAnsi="Times New Roman" w:eastAsia="FangSong" w:cs="Times New Roman"/>
@@ -18553,12 +18553,12 @@
         </w:rPr>
         <w:t>：</w:t>
       </w:r>
-      <w:r>
-        <w:rPr>
-          <w:rFonts w:ascii="Times New Roman" w:hAnsi="Times New Roman" w:eastAsia="Times New Roman" w:cs="Times New Roman"/>
-        </w:rPr>
-        <w:t xml:space="preserve"> </w:t>
-      </w:r>
+    </w:p>
+    <w:p>
+      <w:pPr>
+        <w:pStyle w:val="BodyText"/>
+        <w:ind w:firstLine="420"/>
+      </w:pPr>
       <w:r>
         <w:rPr>
           <w:rFonts w:hint="eastAsia" w:ascii="Times New Roman" w:hAnsi="Times New Roman" w:eastAsia="FangSong" w:cs="Times New Roman"/>
@@ -18742,12 +18742,12 @@
         </w:rPr>
         <w:t>（Catenate）；</w:t>
       </w:r>
-      <w:r>
-        <w:rPr>
-          <w:rFonts w:ascii="Times New Roman" w:hAnsi="Times New Roman" w:eastAsia="Times New Roman" w:cs="Times New Roman"/>
-        </w:rPr>
-        <w:t xml:space="preserve"> </w:t>
-      </w:r>
+    </w:p>
+    <w:p>
+      <w:pPr>
+        <w:pStyle w:val="BodyText"/>
+        <w:ind w:firstLine="420"/>
+      </w:pPr>
       <w:r>
         <w:rPr>
           <w:rFonts w:hint="eastAsia" w:ascii="Times New Roman" w:hAnsi="Times New Roman" w:eastAsia="FangSong" w:cs="Times New Roman"/>
@@ -18880,12 +18880,12 @@
         </w:rPr>
         <w:t>（Pseudorotaxane）；</w:t>
       </w:r>
-      <w:r>
-        <w:rPr>
-          <w:rFonts w:ascii="Times New Roman" w:hAnsi="Times New Roman" w:eastAsia="Times New Roman" w:cs="Times New Roman"/>
-        </w:rPr>
-        <w:t xml:space="preserve"> </w:t>
-      </w:r>
+    </w:p>
+    <w:p>
+      <w:pPr>
+        <w:pStyle w:val="BodyText"/>
+        <w:ind w:firstLine="420"/>
+      </w:pPr>
       <w:r>
         <w:rPr>
           <w:rFonts w:hint="eastAsia" w:ascii="Times New Roman" w:hAnsi="Times New Roman" w:eastAsia="FangSong" w:cs="Times New Roman"/>
@@ -23314,637 +23314,637 @@
     <w:p>
       <w:pPr>
         <w:pStyle w:val="FirstParagraph"/>
+        <w:ind w:firstLine="420"/>
+      </w:pPr>
+      <w:r>
+        <w:rPr>
+          <w:rFonts w:hint="eastAsia" w:ascii="Times New Roman" w:hAnsi="Times New Roman" w:eastAsia="FangSong" w:cs="Times New Roman"/>
+        </w:rPr>
+        <w:t>分子马达</w:t>
+      </w:r>
+      <w:r>
+        <w:rPr>
+          <w:rFonts w:hint="eastAsia" w:ascii="Times New Roman" w:hAnsi="Times New Roman" w:eastAsia="Times New Roman" w:cs="Times New Roman"/>
+        </w:rPr>
+        <w:t>（Molecular</w:t>
+      </w:r>
+      <w:r>
+        <w:rPr>
+          <w:rFonts w:ascii="Times New Roman" w:hAnsi="Times New Roman" w:eastAsia="Times New Roman" w:cs="Times New Roman"/>
+        </w:rPr>
+        <w:t xml:space="preserve"> </w:t>
+      </w:r>
+      <w:r>
+        <w:rPr>
+          <w:rFonts w:hint="eastAsia" w:ascii="Times New Roman" w:hAnsi="Times New Roman" w:eastAsia="Times New Roman" w:cs="Times New Roman"/>
+        </w:rPr>
+        <w:t>Motors）</w:t>
+      </w:r>
+      <w:r>
+        <w:rPr>
+          <w:rFonts w:hint="eastAsia" w:ascii="Times New Roman" w:hAnsi="Times New Roman" w:eastAsia="FangSong" w:cs="Times New Roman"/>
+        </w:rPr>
+        <w:t>与分子开关最本质的区别在于</w:t>
+      </w:r>
+      <w:r>
+        <w:rPr>
+          <w:rFonts w:hint="eastAsia" w:ascii="Times New Roman" w:hAnsi="Times New Roman" w:eastAsia="Times New Roman" w:cs="Times New Roman"/>
+        </w:rPr>
+        <w:t>：</w:t>
+      </w:r>
+      <w:r>
+        <w:rPr>
+          <w:rFonts w:hint="eastAsia" w:ascii="Times New Roman" w:hAnsi="Times New Roman" w:eastAsia="FangSong" w:cs="Times New Roman"/>
+        </w:rPr>
+        <w:t>分子开关只是在两个热力学平衡态之间发生往复平移震荡</w:t>
+      </w:r>
+      <w:r>
+        <w:rPr>
+          <w:rFonts w:hint="eastAsia" w:ascii="Times New Roman" w:hAnsi="Times New Roman" w:eastAsia="Times New Roman" w:cs="Times New Roman"/>
+        </w:rPr>
+        <w:t>，</w:t>
+      </w:r>
+      <w:r>
+        <w:rPr>
+          <w:rFonts w:hint="eastAsia" w:ascii="Times New Roman" w:hAnsi="Times New Roman" w:eastAsia="FangSong" w:cs="Times New Roman"/>
+        </w:rPr>
+        <w:t>而分子马达必须能够消耗外部能量</w:t>
+      </w:r>
+      <w:r>
+        <w:rPr>
+          <w:rFonts w:hint="eastAsia" w:ascii="Times New Roman" w:hAnsi="Times New Roman" w:eastAsia="Times New Roman" w:cs="Times New Roman"/>
+        </w:rPr>
+        <w:t>，</w:t>
+      </w:r>
+      <w:r>
+        <w:rPr>
+          <w:rFonts w:hint="eastAsia" w:ascii="Times New Roman" w:hAnsi="Times New Roman" w:eastAsia="FangSong" w:cs="Times New Roman"/>
+        </w:rPr>
+        <w:t>打破微观可逆性原理</w:t>
+      </w:r>
+      <w:r>
+        <w:rPr>
+          <w:rFonts w:hint="eastAsia" w:ascii="Times New Roman" w:hAnsi="Times New Roman" w:eastAsia="Times New Roman" w:cs="Times New Roman"/>
+        </w:rPr>
+        <w:t>，</w:t>
+      </w:r>
+      <w:r>
+        <w:rPr>
+          <w:rFonts w:hint="eastAsia" w:ascii="Times New Roman" w:hAnsi="Times New Roman" w:eastAsia="FangSong" w:cs="Times New Roman"/>
+        </w:rPr>
+        <w:t>驱动组分沿着固定方向实现</w:t>
+      </w:r>
+      <w:r>
+        <w:rPr>
+          <w:rFonts w:ascii="Times New Roman" w:hAnsi="Times New Roman" w:eastAsia="Times New Roman" w:cs="Times New Roman"/>
+        </w:rPr>
+        <w:t xml:space="preserve"> </w:t>
+      </w:r>
+      <m:oMath>
+        <m:r>
+          <m:t>360</m:t>
+        </m:r>
+        <m:r>
+          <m:rPr>
+            <m:sty m:val="p"/>
+          </m:rPr>
+          <m:t>°</m:t>
+        </m:r>
+      </m:oMath>
+      <w:r>
+        <w:rPr>
+          <w:rFonts w:ascii="Times New Roman" w:hAnsi="Times New Roman" w:eastAsia="Times New Roman" w:cs="Times New Roman"/>
+        </w:rPr>
+        <w:t xml:space="preserve"> </w:t>
+      </w:r>
+      <w:r>
+        <w:rPr>
+          <w:rFonts w:hint="eastAsia" w:ascii="Times New Roman" w:hAnsi="Times New Roman" w:eastAsia="FangSong" w:cs="Times New Roman"/>
+        </w:rPr>
+        <w:t>的连续单向旋转</w:t>
+      </w:r>
+      <w:r>
+        <w:rPr>
+          <w:rFonts w:hint="eastAsia" w:ascii="Times New Roman" w:hAnsi="Times New Roman" w:eastAsia="Times New Roman" w:cs="Times New Roman"/>
+        </w:rPr>
+        <w:t>（Unidirectional</w:t>
+      </w:r>
+      <w:r>
+        <w:rPr>
+          <w:rFonts w:ascii="Times New Roman" w:hAnsi="Times New Roman" w:eastAsia="Times New Roman" w:cs="Times New Roman"/>
+        </w:rPr>
+        <w:t xml:space="preserve"> rotary </w:t>
+      </w:r>
+      <w:r>
+        <w:rPr>
+          <w:rFonts w:hint="eastAsia" w:ascii="Times New Roman" w:hAnsi="Times New Roman" w:eastAsia="Times New Roman" w:cs="Times New Roman"/>
+        </w:rPr>
+        <w:t xml:space="preserve">motion）。Ben</w:t>
+      </w:r>
+      <w:r>
+        <w:rPr>
+          <w:rFonts w:ascii="Times New Roman" w:hAnsi="Times New Roman" w:eastAsia="Times New Roman" w:cs="Times New Roman"/>
+        </w:rPr>
+        <w:t xml:space="preserve"> Feringa </w:t>
+      </w:r>
+      <w:r>
+        <w:rPr>
+          <w:rFonts w:hint="eastAsia" w:ascii="Times New Roman" w:hAnsi="Times New Roman" w:eastAsia="FangSong" w:cs="Times New Roman"/>
+        </w:rPr>
+        <w:t>教授设计的全碳合成光驱动分子马达基于极端空间过拥挤烯烃</w:t>
+      </w:r>
+      <w:r>
+        <w:rPr>
+          <w:rFonts w:hint="eastAsia" w:ascii="Times New Roman" w:hAnsi="Times New Roman" w:eastAsia="Times New Roman" w:cs="Times New Roman"/>
+        </w:rPr>
+        <w:t>（Overcrowded</w:t>
+      </w:r>
+      <w:r>
+        <w:rPr>
+          <w:rFonts w:ascii="Times New Roman" w:hAnsi="Times New Roman" w:eastAsia="Times New Roman" w:cs="Times New Roman"/>
+        </w:rPr>
+        <w:t xml:space="preserve"> </w:t>
+      </w:r>
+      <w:r>
+        <w:rPr>
+          <w:rFonts w:hint="eastAsia" w:ascii="Times New Roman" w:hAnsi="Times New Roman" w:eastAsia="Times New Roman" w:cs="Times New Roman"/>
+        </w:rPr>
+        <w:t>Alkene）</w:t>
+      </w:r>
+      <w:r>
+        <w:rPr>
+          <w:rFonts w:hint="eastAsia" w:ascii="Times New Roman" w:hAnsi="Times New Roman" w:eastAsia="FangSong" w:cs="Times New Roman"/>
+        </w:rPr>
+        <w:t>骨架</w:t>
+      </w:r>
+      <w:r>
+        <w:rPr>
+          <w:rFonts w:hint="eastAsia" w:ascii="Times New Roman" w:hAnsi="Times New Roman" w:eastAsia="Times New Roman" w:cs="Times New Roman"/>
+        </w:rPr>
+        <w:t>，</w:t>
+      </w:r>
+      <w:r>
+        <w:rPr>
+          <w:rFonts w:hint="eastAsia" w:ascii="Times New Roman" w:hAnsi="Times New Roman" w:eastAsia="FangSong" w:cs="Times New Roman"/>
+        </w:rPr>
+        <w:t>其单向</w:t>
+      </w:r>
+      <w:r>
+        <w:rPr>
+          <w:rFonts w:ascii="Times New Roman" w:hAnsi="Times New Roman" w:eastAsia="Times New Roman" w:cs="Times New Roman"/>
+        </w:rPr>
+        <w:t xml:space="preserve"> </w:t>
+      </w:r>
+      <m:oMath>
+        <m:r>
+          <m:t>360</m:t>
+        </m:r>
+        <m:r>
+          <m:rPr>
+            <m:sty m:val="p"/>
+          </m:rPr>
+          <m:t>°</m:t>
+        </m:r>
+      </m:oMath>
+      <w:r>
+        <w:rPr>
+          <w:rFonts w:ascii="Times New Roman" w:hAnsi="Times New Roman" w:eastAsia="Times New Roman" w:cs="Times New Roman"/>
+        </w:rPr>
+        <w:t xml:space="preserve"> </w:t>
+      </w:r>
+      <w:r>
+        <w:rPr>
+          <w:rFonts w:hint="eastAsia" w:ascii="Times New Roman" w:hAnsi="Times New Roman" w:eastAsia="FangSong" w:cs="Times New Roman"/>
+        </w:rPr>
+        <w:t>连续旋转由</w:t>
+      </w:r>
+      <w:r>
+        <w:rPr>
+          <w:rFonts w:hint="eastAsia" w:ascii="Times New Roman" w:hAnsi="Times New Roman" w:eastAsia="Times New Roman" w:cs="Times New Roman"/>
+        </w:rPr>
+        <w:t>“</w:t>
+      </w:r>
+      <w:r>
+        <w:rPr>
+          <w:rFonts w:hint="eastAsia" w:ascii="Times New Roman" w:hAnsi="Times New Roman" w:eastAsia="FangSong" w:cs="Times New Roman"/>
+        </w:rPr>
+        <w:t>两次光化学异构化</w:t>
+      </w:r>
+      <w:r>
+        <w:rPr>
+          <w:rFonts w:hint="eastAsia" w:ascii="Times New Roman" w:hAnsi="Times New Roman" w:eastAsia="Times New Roman" w:cs="Times New Roman"/>
+        </w:rPr>
+        <w:t>”</w:t>
+      </w:r>
+      <w:r>
+        <w:rPr>
+          <w:rFonts w:hint="eastAsia" w:ascii="Times New Roman" w:hAnsi="Times New Roman" w:eastAsia="FangSong" w:cs="Times New Roman"/>
+        </w:rPr>
+        <w:t>与</w:t>
+      </w:r>
+      <w:r>
+        <w:rPr>
+          <w:rFonts w:hint="eastAsia" w:ascii="Times New Roman" w:hAnsi="Times New Roman" w:eastAsia="Times New Roman" w:cs="Times New Roman"/>
+        </w:rPr>
+        <w:t>“</w:t>
+      </w:r>
+      <w:r>
+        <w:rPr>
+          <w:rFonts w:hint="eastAsia" w:ascii="Times New Roman" w:hAnsi="Times New Roman" w:eastAsia="FangSong" w:cs="Times New Roman"/>
+        </w:rPr>
+        <w:t>两次不可逆热构象异构化</w:t>
+      </w:r>
+      <w:r>
+        <w:rPr>
+          <w:rFonts w:hint="eastAsia" w:ascii="Times New Roman" w:hAnsi="Times New Roman" w:eastAsia="Times New Roman" w:cs="Times New Roman"/>
+        </w:rPr>
+        <w:t>”</w:t>
+      </w:r>
+      <w:r>
+        <w:rPr>
+          <w:rFonts w:hint="eastAsia" w:ascii="Times New Roman" w:hAnsi="Times New Roman" w:eastAsia="FangSong" w:cs="Times New Roman"/>
+        </w:rPr>
+        <w:t>四个严密咬合的交替冲程构成</w:t>
+      </w:r>
+      <w:r>
+        <w:rPr>
+          <w:rFonts w:hint="eastAsia" w:ascii="Times New Roman" w:hAnsi="Times New Roman" w:eastAsia="Times New Roman" w:cs="Times New Roman"/>
+        </w:rPr>
+        <w:t>：</w:t>
+      </w:r>
+    </w:p>
+    <w:p>
+      <w:pPr>
+        <w:pStyle w:val="BodyText"/>
+        <w:ind w:firstLine="420"/>
+      </w:pPr>
+      <w:r>
+        <w:rPr>
+          <w:rFonts w:hint="eastAsia" w:ascii="Times New Roman" w:hAnsi="Times New Roman" w:eastAsia="FangSong" w:cs="Times New Roman"/>
+        </w:rPr>
+        <w:t>第一步</w:t>
+      </w:r>
+      <w:r>
+        <w:rPr>
+          <w:rFonts w:hint="eastAsia" w:ascii="Times New Roman" w:hAnsi="Times New Roman" w:eastAsia="Times New Roman" w:cs="Times New Roman"/>
+        </w:rPr>
+        <w:t>（</w:t>
+      </w:r>
+      <w:r>
+        <w:rPr>
+          <w:rFonts w:hint="eastAsia" w:ascii="Times New Roman" w:hAnsi="Times New Roman" w:eastAsia="FangSong" w:cs="Times New Roman"/>
+        </w:rPr>
+        <w:t>光驱动顺反翻转</w:t>
+      </w:r>
+      <w:r>
+        <w:rPr>
+          <w:rFonts w:hint="eastAsia" w:ascii="Times New Roman" w:hAnsi="Times New Roman" w:eastAsia="Times New Roman" w:cs="Times New Roman"/>
+        </w:rPr>
+        <w:t>）：</w:t>
+      </w:r>
+      <w:r>
+        <w:rPr>
+          <w:rFonts w:hint="eastAsia" w:ascii="Times New Roman" w:hAnsi="Times New Roman" w:eastAsia="FangSong" w:cs="Times New Roman"/>
+        </w:rPr>
+        <w:t>在具有手性中心的稳定态反式异构体</w:t>
+      </w:r>
+      <w:r>
+        <w:rPr>
+          <w:rFonts w:hint="eastAsia" w:ascii="Times New Roman" w:hAnsi="Times New Roman" w:eastAsia="Times New Roman" w:cs="Times New Roman"/>
+        </w:rPr>
+        <w:t>（Stable-(P,P)-(E)）</w:t>
+      </w:r>
+      <w:r>
+        <w:rPr>
+          <w:rFonts w:hint="eastAsia" w:ascii="Times New Roman" w:hAnsi="Times New Roman" w:eastAsia="FangSong" w:cs="Times New Roman"/>
+        </w:rPr>
+        <w:t>受到特定波长紫外光照射时</w:t>
+      </w:r>
+      <w:r>
+        <w:rPr>
+          <w:rFonts w:hint="eastAsia" w:ascii="Times New Roman" w:hAnsi="Times New Roman" w:eastAsia="Times New Roman" w:cs="Times New Roman"/>
+        </w:rPr>
+        <w:t>，</w:t>
+      </w:r>
+      <w:r>
+        <w:rPr>
+          <w:rFonts w:hint="eastAsia" w:ascii="Times New Roman" w:hAnsi="Times New Roman" w:eastAsia="FangSong" w:cs="Times New Roman"/>
+        </w:rPr>
+        <w:t>中央碳碳双键</w:t>
+      </w:r>
+      <w:r>
+        <w:rPr>
+          <w:rFonts w:hint="eastAsia" w:ascii="Times New Roman" w:hAnsi="Times New Roman" w:eastAsia="Times New Roman" w:cs="Times New Roman"/>
+        </w:rPr>
+        <w:t>（</w:t>
+      </w:r>
+      <m:oMath>
+        <m:r>
+          <m:rPr>
+            <m:sty m:val="p"/>
+          </m:rPr>
+          <m:t>C</m:t>
+        </m:r>
+        <m:r>
+          <m:rPr>
+            <m:sty m:val="p"/>
+          </m:rPr>
+          <m:t>=</m:t>
+        </m:r>
+        <m:r>
+          <m:rPr>
+            <m:sty m:val="p"/>
+          </m:rPr>
+          <m:t>C</m:t>
+        </m:r>
+      </m:oMath>
+      <w:r>
+        <w:rPr>
+          <w:rFonts w:hint="eastAsia" w:ascii="Times New Roman" w:hAnsi="Times New Roman" w:eastAsia="Times New Roman" w:cs="Times New Roman"/>
+        </w:rPr>
+        <w:t>）</w:t>
+      </w:r>
+      <w:r>
+        <w:rPr>
+          <w:rFonts w:hint="eastAsia" w:ascii="Times New Roman" w:hAnsi="Times New Roman" w:eastAsia="FangSong" w:cs="Times New Roman"/>
+        </w:rPr>
+        <w:t>吸收光子跃迁至激发态并发生</w:t>
+      </w:r>
+      <w:r>
+        <w:rPr>
+          <w:rFonts w:ascii="Times New Roman" w:hAnsi="Times New Roman" w:eastAsia="Times New Roman" w:cs="Times New Roman"/>
+        </w:rPr>
+        <w:t xml:space="preserve"> </w:t>
+      </w:r>
+      <m:oMath>
+        <m:r>
+          <m:t>180</m:t>
+        </m:r>
+        <m:r>
+          <m:rPr>
+            <m:sty m:val="p"/>
+          </m:rPr>
+          <m:t>°</m:t>
+        </m:r>
+      </m:oMath>
+      <w:r>
+        <w:rPr>
+          <w:rFonts w:ascii="Times New Roman" w:hAnsi="Times New Roman" w:eastAsia="Times New Roman" w:cs="Times New Roman"/>
+        </w:rPr>
+        <w:t xml:space="preserve"> </w:t>
+      </w:r>
+      <w:r>
+        <w:rPr>
+          <w:rFonts w:hint="eastAsia" w:ascii="Times New Roman" w:hAnsi="Times New Roman" w:eastAsia="FangSong" w:cs="Times New Roman"/>
+        </w:rPr>
+        <w:t>的空间扭转</w:t>
+      </w:r>
+      <w:r>
+        <w:rPr>
+          <w:rFonts w:hint="eastAsia" w:ascii="Times New Roman" w:hAnsi="Times New Roman" w:eastAsia="Times New Roman" w:cs="Times New Roman"/>
+        </w:rPr>
+        <w:t>，</w:t>
+      </w:r>
+      <w:r>
+        <w:rPr>
+          <w:rFonts w:hint="eastAsia" w:ascii="Times New Roman" w:hAnsi="Times New Roman" w:eastAsia="FangSong" w:cs="Times New Roman"/>
+        </w:rPr>
+        <w:t>生成一个空间位阻极端拥挤</w:t>
+      </w:r>
+      <w:r>
+        <w:rPr>
+          <w:rFonts w:hint="eastAsia" w:ascii="Times New Roman" w:hAnsi="Times New Roman" w:eastAsia="Times New Roman" w:cs="Times New Roman"/>
+        </w:rPr>
+        <w:t>、</w:t>
+      </w:r>
+      <w:r>
+        <w:rPr>
+          <w:rFonts w:hint="eastAsia" w:ascii="Times New Roman" w:hAnsi="Times New Roman" w:eastAsia="FangSong" w:cs="Times New Roman"/>
+        </w:rPr>
+        <w:t>手性甲基被迫处于不利假平伏键取向的亚稳态顺式异构体</w:t>
+      </w:r>
+      <w:r>
+        <w:rPr>
+          <w:rFonts w:hint="eastAsia" w:ascii="Times New Roman" w:hAnsi="Times New Roman" w:eastAsia="Times New Roman" w:cs="Times New Roman"/>
+        </w:rPr>
+        <w:t>（Unstable-(M,M)-(Z)）；</w:t>
+      </w:r>
+    </w:p>
+    <w:p>
+      <w:pPr>
+        <w:pStyle w:val="BodyText"/>
+        <w:ind w:firstLine="420"/>
+      </w:pPr>
+      <w:r>
+        <w:rPr>
+          <w:rFonts w:hint="eastAsia" w:ascii="Times New Roman" w:hAnsi="Times New Roman" w:eastAsia="FangSong" w:cs="Times New Roman"/>
+        </w:rPr>
+        <w:t>第二步</w:t>
+      </w:r>
+      <w:r>
+        <w:rPr>
+          <w:rFonts w:hint="eastAsia" w:ascii="Times New Roman" w:hAnsi="Times New Roman" w:eastAsia="Times New Roman" w:cs="Times New Roman"/>
+        </w:rPr>
+        <w:t>（</w:t>
+      </w:r>
+      <w:r>
+        <w:rPr>
+          <w:rFonts w:hint="eastAsia" w:ascii="Times New Roman" w:hAnsi="Times New Roman" w:eastAsia="FangSong" w:cs="Times New Roman"/>
+        </w:rPr>
+        <w:t>不可逆热螺旋反转</w:t>
+      </w:r>
+      <w:r>
+        <w:rPr>
+          <w:rFonts w:hint="eastAsia" w:ascii="Times New Roman" w:hAnsi="Times New Roman" w:eastAsia="Times New Roman" w:cs="Times New Roman"/>
+        </w:rPr>
+        <w:t>）：</w:t>
+      </w:r>
+      <w:r>
+        <w:rPr>
+          <w:rFonts w:hint="eastAsia" w:ascii="Times New Roman" w:hAnsi="Times New Roman" w:eastAsia="FangSong" w:cs="Times New Roman"/>
+        </w:rPr>
+        <w:t>由于亚稳态结构中刚性下半部芳环与上半部甲基之间存在惨烈的空间重叠位阻</w:t>
+      </w:r>
+      <w:r>
+        <w:rPr>
+          <w:rFonts w:hint="eastAsia" w:ascii="Times New Roman" w:hAnsi="Times New Roman" w:eastAsia="Times New Roman" w:cs="Times New Roman"/>
+        </w:rPr>
+        <w:t>，</w:t>
+      </w:r>
+      <w:r>
+        <w:rPr>
+          <w:rFonts w:hint="eastAsia" w:ascii="Times New Roman" w:hAnsi="Times New Roman" w:eastAsia="FangSong" w:cs="Times New Roman"/>
+        </w:rPr>
+        <w:t>体系自发消耗环境热能</w:t>
+      </w:r>
+      <w:r>
+        <w:rPr>
+          <w:rFonts w:hint="eastAsia" w:ascii="Times New Roman" w:hAnsi="Times New Roman" w:eastAsia="Times New Roman" w:cs="Times New Roman"/>
+        </w:rPr>
+        <w:t>，</w:t>
+      </w:r>
+      <w:r>
+        <w:rPr>
+          <w:rFonts w:hint="eastAsia" w:ascii="Times New Roman" w:hAnsi="Times New Roman" w:eastAsia="FangSong" w:cs="Times New Roman"/>
+        </w:rPr>
+        <w:t>迫使甲基从下半部芳环的上方强行越过空间位垒滑向侧面</w:t>
+      </w:r>
+      <w:r>
+        <w:rPr>
+          <w:rFonts w:hint="eastAsia" w:ascii="Times New Roman" w:hAnsi="Times New Roman" w:eastAsia="Times New Roman" w:cs="Times New Roman"/>
+        </w:rPr>
+        <w:t>，</w:t>
+      </w:r>
+      <w:r>
+        <w:rPr>
+          <w:rFonts w:hint="eastAsia" w:ascii="Times New Roman" w:hAnsi="Times New Roman" w:eastAsia="FangSong" w:cs="Times New Roman"/>
+        </w:rPr>
+        <w:t>不可逆地释放内应力</w:t>
+      </w:r>
+      <w:r>
+        <w:rPr>
+          <w:rFonts w:hint="eastAsia" w:ascii="Times New Roman" w:hAnsi="Times New Roman" w:eastAsia="Times New Roman" w:cs="Times New Roman"/>
+        </w:rPr>
+        <w:t>，</w:t>
+      </w:r>
+      <w:r>
+        <w:rPr>
+          <w:rFonts w:hint="eastAsia" w:ascii="Times New Roman" w:hAnsi="Times New Roman" w:eastAsia="FangSong" w:cs="Times New Roman"/>
+        </w:rPr>
+        <w:t>转变为热力学绝对稳定的顺式异构体</w:t>
+      </w:r>
+      <w:r>
+        <w:rPr>
+          <w:rFonts w:hint="eastAsia" w:ascii="Times New Roman" w:hAnsi="Times New Roman" w:eastAsia="Times New Roman" w:cs="Times New Roman"/>
+        </w:rPr>
+        <w:t>（Stable-(P,P)-(Z)）；</w:t>
+      </w:r>
+      <w:r>
+        <w:rPr>
+          <w:rFonts w:hint="eastAsia" w:ascii="Times New Roman" w:hAnsi="Times New Roman" w:eastAsia="FangSong" w:cs="Times New Roman"/>
+        </w:rPr>
+        <w:t>因为空间位阻的存在</w:t>
+      </w:r>
+      <w:r>
+        <w:rPr>
+          <w:rFonts w:hint="eastAsia" w:ascii="Times New Roman" w:hAnsi="Times New Roman" w:eastAsia="Times New Roman" w:cs="Times New Roman"/>
+        </w:rPr>
+        <w:t>，</w:t>
+      </w:r>
+      <w:r>
+        <w:rPr>
+          <w:rFonts w:hint="eastAsia" w:ascii="Times New Roman" w:hAnsi="Times New Roman" w:eastAsia="FangSong" w:cs="Times New Roman"/>
+        </w:rPr>
+        <w:t>这个热滑移过程只能单向滑过</w:t>
+      </w:r>
+      <w:r>
+        <w:rPr>
+          <w:rFonts w:hint="eastAsia" w:ascii="Times New Roman" w:hAnsi="Times New Roman" w:eastAsia="Times New Roman" w:cs="Times New Roman"/>
+        </w:rPr>
+        <w:t>，</w:t>
+      </w:r>
+      <w:r>
+        <w:rPr>
+          <w:rFonts w:hint="eastAsia" w:ascii="Times New Roman" w:hAnsi="Times New Roman" w:eastAsia="FangSong" w:cs="Times New Roman"/>
+        </w:rPr>
+        <w:t>逆向滑回的活化能过高而在室温下被严格禁阻</w:t>
+      </w:r>
+      <w:r>
+        <w:rPr>
+          <w:rFonts w:hint="eastAsia" w:ascii="Times New Roman" w:hAnsi="Times New Roman" w:eastAsia="Times New Roman" w:cs="Times New Roman"/>
+        </w:rPr>
+        <w:t>；</w:t>
+      </w:r>
+    </w:p>
+    <w:p>
+      <w:pPr>
+        <w:pStyle w:val="BodyText"/>
+        <w:ind w:firstLine="420"/>
+      </w:pPr>
+      <w:r>
+        <w:rPr>
+          <w:rFonts w:hint="eastAsia" w:ascii="Times New Roman" w:hAnsi="Times New Roman" w:eastAsia="FangSong" w:cs="Times New Roman"/>
+        </w:rPr>
+        <w:t>第三步</w:t>
+      </w:r>
+      <w:r>
+        <w:rPr>
+          <w:rFonts w:hint="eastAsia" w:ascii="Times New Roman" w:hAnsi="Times New Roman" w:eastAsia="Times New Roman" w:cs="Times New Roman"/>
+        </w:rPr>
+        <w:t>（</w:t>
+      </w:r>
+      <w:r>
+        <w:rPr>
+          <w:rFonts w:hint="eastAsia" w:ascii="Times New Roman" w:hAnsi="Times New Roman" w:eastAsia="FangSong" w:cs="Times New Roman"/>
+        </w:rPr>
+        <w:t>第二次光化学异构化</w:t>
+      </w:r>
+      <w:r>
+        <w:rPr>
+          <w:rFonts w:hint="eastAsia" w:ascii="Times New Roman" w:hAnsi="Times New Roman" w:eastAsia="Times New Roman" w:cs="Times New Roman"/>
+        </w:rPr>
+        <w:t>）：</w:t>
+      </w:r>
+      <w:r>
+        <w:rPr>
+          <w:rFonts w:hint="eastAsia" w:ascii="Times New Roman" w:hAnsi="Times New Roman" w:eastAsia="FangSong" w:cs="Times New Roman"/>
+        </w:rPr>
+        <w:t>稳定的顺式异构体再次吸收光子</w:t>
+      </w:r>
+      <w:r>
+        <w:rPr>
+          <w:rFonts w:hint="eastAsia" w:ascii="Times New Roman" w:hAnsi="Times New Roman" w:eastAsia="Times New Roman" w:cs="Times New Roman"/>
+        </w:rPr>
+        <w:t>，</w:t>
+      </w:r>
+      <w:r>
+        <w:rPr>
+          <w:rFonts w:hint="eastAsia" w:ascii="Times New Roman" w:hAnsi="Times New Roman" w:eastAsia="FangSong" w:cs="Times New Roman"/>
+        </w:rPr>
+        <w:t>中央双键再度旋转</w:t>
+      </w:r>
+      <w:r>
+        <w:rPr>
+          <w:rFonts w:ascii="Times New Roman" w:hAnsi="Times New Roman" w:eastAsia="Times New Roman" w:cs="Times New Roman"/>
+        </w:rPr>
+        <w:t xml:space="preserve"> </w:t>
+      </w:r>
+      <m:oMath>
+        <m:r>
+          <m:t>180</m:t>
+        </m:r>
+        <m:r>
+          <m:rPr>
+            <m:sty m:val="p"/>
+          </m:rPr>
+          <m:t>°</m:t>
+        </m:r>
+      </m:oMath>
+      <w:r>
+        <w:rPr>
+          <w:rFonts w:hint="eastAsia" w:ascii="Times New Roman" w:hAnsi="Times New Roman" w:eastAsia="Times New Roman" w:cs="Times New Roman"/>
+        </w:rPr>
+        <w:t>，</w:t>
+      </w:r>
+      <w:r>
+        <w:rPr>
+          <w:rFonts w:hint="eastAsia" w:ascii="Times New Roman" w:hAnsi="Times New Roman" w:eastAsia="FangSong" w:cs="Times New Roman"/>
+        </w:rPr>
+        <w:t>生成亚稳态的反式异构体</w:t>
+      </w:r>
+      <w:r>
+        <w:rPr>
+          <w:rFonts w:hint="eastAsia" w:ascii="Times New Roman" w:hAnsi="Times New Roman" w:eastAsia="Times New Roman" w:cs="Times New Roman"/>
+        </w:rPr>
+        <w:t>（Unstable-(M,M)-(E)）；</w:t>
+      </w:r>
+    </w:p>
+    <w:p>
+      <w:pPr>
+        <w:pStyle w:val="BodyText"/>
         <w:spacing w:after="80"/>
         <w:ind w:firstLine="420"/>
       </w:pPr>
-      <w:r>
-        <w:rPr>
-          <w:rFonts w:hint="eastAsia" w:ascii="Times New Roman" w:hAnsi="Times New Roman" w:eastAsia="FangSong" w:cs="Times New Roman"/>
-        </w:rPr>
-        <w:t>分子马达</w:t>
-      </w:r>
-      <w:r>
-        <w:rPr>
-          <w:rFonts w:hint="eastAsia" w:ascii="Times New Roman" w:hAnsi="Times New Roman" w:eastAsia="Times New Roman" w:cs="Times New Roman"/>
-        </w:rPr>
-        <w:t>（Molecular</w:t>
-      </w:r>
-      <w:r>
-        <w:rPr>
-          <w:rFonts w:ascii="Times New Roman" w:hAnsi="Times New Roman" w:eastAsia="Times New Roman" w:cs="Times New Roman"/>
-        </w:rPr>
-        <w:t xml:space="preserve"> </w:t>
-      </w:r>
-      <w:r>
-        <w:rPr>
-          <w:rFonts w:hint="eastAsia" w:ascii="Times New Roman" w:hAnsi="Times New Roman" w:eastAsia="Times New Roman" w:cs="Times New Roman"/>
-        </w:rPr>
-        <w:t>Motors）</w:t>
-      </w:r>
-      <w:r>
-        <w:rPr>
-          <w:rFonts w:hint="eastAsia" w:ascii="Times New Roman" w:hAnsi="Times New Roman" w:eastAsia="FangSong" w:cs="Times New Roman"/>
-        </w:rPr>
-        <w:t>与分子开关最本质的区别在于</w:t>
-      </w:r>
-      <w:r>
-        <w:rPr>
-          <w:rFonts w:hint="eastAsia" w:ascii="Times New Roman" w:hAnsi="Times New Roman" w:eastAsia="Times New Roman" w:cs="Times New Roman"/>
-        </w:rPr>
-        <w:t>：</w:t>
-      </w:r>
-      <w:r>
-        <w:rPr>
-          <w:rFonts w:hint="eastAsia" w:ascii="Times New Roman" w:hAnsi="Times New Roman" w:eastAsia="FangSong" w:cs="Times New Roman"/>
-        </w:rPr>
-        <w:t>分子开关只是在两个热力学平衡态之间发生往复平移震荡</w:t>
-      </w:r>
-      <w:r>
-        <w:rPr>
-          <w:rFonts w:hint="eastAsia" w:ascii="Times New Roman" w:hAnsi="Times New Roman" w:eastAsia="Times New Roman" w:cs="Times New Roman"/>
-        </w:rPr>
-        <w:t>，</w:t>
-      </w:r>
-      <w:r>
-        <w:rPr>
-          <w:rFonts w:hint="eastAsia" w:ascii="Times New Roman" w:hAnsi="Times New Roman" w:eastAsia="FangSong" w:cs="Times New Roman"/>
-        </w:rPr>
-        <w:t>而分子马达必须能够消耗外部能量</w:t>
-      </w:r>
-      <w:r>
-        <w:rPr>
-          <w:rFonts w:hint="eastAsia" w:ascii="Times New Roman" w:hAnsi="Times New Roman" w:eastAsia="Times New Roman" w:cs="Times New Roman"/>
-        </w:rPr>
-        <w:t>，</w:t>
-      </w:r>
-      <w:r>
-        <w:rPr>
-          <w:rFonts w:hint="eastAsia" w:ascii="Times New Roman" w:hAnsi="Times New Roman" w:eastAsia="FangSong" w:cs="Times New Roman"/>
-        </w:rPr>
-        <w:t>打破微观可逆性原理</w:t>
-      </w:r>
-      <w:r>
-        <w:rPr>
-          <w:rFonts w:hint="eastAsia" w:ascii="Times New Roman" w:hAnsi="Times New Roman" w:eastAsia="Times New Roman" w:cs="Times New Roman"/>
-        </w:rPr>
-        <w:t>，</w:t>
-      </w:r>
-      <w:r>
-        <w:rPr>
-          <w:rFonts w:hint="eastAsia" w:ascii="Times New Roman" w:hAnsi="Times New Roman" w:eastAsia="FangSong" w:cs="Times New Roman"/>
-        </w:rPr>
-        <w:t>驱动组分沿着固定方向实现</w:t>
-      </w:r>
-      <w:r>
-        <w:rPr>
-          <w:rFonts w:ascii="Times New Roman" w:hAnsi="Times New Roman" w:eastAsia="Times New Roman" w:cs="Times New Roman"/>
-        </w:rPr>
-        <w:t xml:space="preserve"> </w:t>
-      </w:r>
-      <m:oMath>
-        <m:r>
-          <m:t>360</m:t>
-        </m:r>
-        <m:r>
-          <m:rPr>
-            <m:sty m:val="p"/>
-          </m:rPr>
-          <m:t>°</m:t>
-        </m:r>
-      </m:oMath>
-      <w:r>
-        <w:rPr>
-          <w:rFonts w:ascii="Times New Roman" w:hAnsi="Times New Roman" w:eastAsia="Times New Roman" w:cs="Times New Roman"/>
-        </w:rPr>
-        <w:t xml:space="preserve"> </w:t>
-      </w:r>
-      <w:r>
-        <w:rPr>
-          <w:rFonts w:hint="eastAsia" w:ascii="Times New Roman" w:hAnsi="Times New Roman" w:eastAsia="FangSong" w:cs="Times New Roman"/>
-        </w:rPr>
-        <w:t>的连续单向旋转</w:t>
-      </w:r>
-      <w:r>
-        <w:rPr>
-          <w:rFonts w:hint="eastAsia" w:ascii="Times New Roman" w:hAnsi="Times New Roman" w:eastAsia="Times New Roman" w:cs="Times New Roman"/>
-        </w:rPr>
-        <w:t>（Unidirectional</w:t>
-      </w:r>
-      <w:r>
-        <w:rPr>
-          <w:rFonts w:ascii="Times New Roman" w:hAnsi="Times New Roman" w:eastAsia="Times New Roman" w:cs="Times New Roman"/>
-        </w:rPr>
-        <w:t xml:space="preserve"> rotary </w:t>
-      </w:r>
-      <w:r>
-        <w:rPr>
-          <w:rFonts w:hint="eastAsia" w:ascii="Times New Roman" w:hAnsi="Times New Roman" w:eastAsia="Times New Roman" w:cs="Times New Roman"/>
-        </w:rPr>
-        <w:t xml:space="preserve">motion）。Ben</w:t>
-      </w:r>
-      <w:r>
-        <w:rPr>
-          <w:rFonts w:ascii="Times New Roman" w:hAnsi="Times New Roman" w:eastAsia="Times New Roman" w:cs="Times New Roman"/>
-        </w:rPr>
-        <w:t xml:space="preserve"> Feringa </w:t>
-      </w:r>
-      <w:r>
-        <w:rPr>
-          <w:rFonts w:hint="eastAsia" w:ascii="Times New Roman" w:hAnsi="Times New Roman" w:eastAsia="FangSong" w:cs="Times New Roman"/>
-        </w:rPr>
-        <w:t>教授设计的全碳合成光驱动分子马达基于极端空间过拥挤烯烃</w:t>
-      </w:r>
-      <w:r>
-        <w:rPr>
-          <w:rFonts w:hint="eastAsia" w:ascii="Times New Roman" w:hAnsi="Times New Roman" w:eastAsia="Times New Roman" w:cs="Times New Roman"/>
-        </w:rPr>
-        <w:t>（Overcrowded</w:t>
-      </w:r>
-      <w:r>
-        <w:rPr>
-          <w:rFonts w:ascii="Times New Roman" w:hAnsi="Times New Roman" w:eastAsia="Times New Roman" w:cs="Times New Roman"/>
-        </w:rPr>
-        <w:t xml:space="preserve"> </w:t>
-      </w:r>
-      <w:r>
-        <w:rPr>
-          <w:rFonts w:hint="eastAsia" w:ascii="Times New Roman" w:hAnsi="Times New Roman" w:eastAsia="Times New Roman" w:cs="Times New Roman"/>
-        </w:rPr>
-        <w:t>Alkene）</w:t>
-      </w:r>
-      <w:r>
-        <w:rPr>
-          <w:rFonts w:hint="eastAsia" w:ascii="Times New Roman" w:hAnsi="Times New Roman" w:eastAsia="FangSong" w:cs="Times New Roman"/>
-        </w:rPr>
-        <w:t>骨架</w:t>
-      </w:r>
-      <w:r>
-        <w:rPr>
-          <w:rFonts w:hint="eastAsia" w:ascii="Times New Roman" w:hAnsi="Times New Roman" w:eastAsia="Times New Roman" w:cs="Times New Roman"/>
-        </w:rPr>
-        <w:t>，</w:t>
-      </w:r>
-      <w:r>
-        <w:rPr>
-          <w:rFonts w:hint="eastAsia" w:ascii="Times New Roman" w:hAnsi="Times New Roman" w:eastAsia="FangSong" w:cs="Times New Roman"/>
-        </w:rPr>
-        <w:t>其单向</w:t>
-      </w:r>
-      <w:r>
-        <w:rPr>
-          <w:rFonts w:ascii="Times New Roman" w:hAnsi="Times New Roman" w:eastAsia="Times New Roman" w:cs="Times New Roman"/>
-        </w:rPr>
-        <w:t xml:space="preserve"> </w:t>
-      </w:r>
-      <m:oMath>
-        <m:r>
-          <m:t>360</m:t>
-        </m:r>
-        <m:r>
-          <m:rPr>
-            <m:sty m:val="p"/>
-          </m:rPr>
-          <m:t>°</m:t>
-        </m:r>
-      </m:oMath>
-      <w:r>
-        <w:rPr>
-          <w:rFonts w:ascii="Times New Roman" w:hAnsi="Times New Roman" w:eastAsia="Times New Roman" w:cs="Times New Roman"/>
-        </w:rPr>
-        <w:t xml:space="preserve"> </w:t>
-      </w:r>
-      <w:r>
-        <w:rPr>
-          <w:rFonts w:hint="eastAsia" w:ascii="Times New Roman" w:hAnsi="Times New Roman" w:eastAsia="FangSong" w:cs="Times New Roman"/>
-        </w:rPr>
-        <w:t>连续旋转由</w:t>
-      </w:r>
-      <w:r>
-        <w:rPr>
-          <w:rFonts w:hint="eastAsia" w:ascii="Times New Roman" w:hAnsi="Times New Roman" w:eastAsia="Times New Roman" w:cs="Times New Roman"/>
-        </w:rPr>
-        <w:t>“</w:t>
-      </w:r>
-      <w:r>
-        <w:rPr>
-          <w:rFonts w:hint="eastAsia" w:ascii="Times New Roman" w:hAnsi="Times New Roman" w:eastAsia="FangSong" w:cs="Times New Roman"/>
-        </w:rPr>
-        <w:t>两次光化学异构化</w:t>
-      </w:r>
-      <w:r>
-        <w:rPr>
-          <w:rFonts w:hint="eastAsia" w:ascii="Times New Roman" w:hAnsi="Times New Roman" w:eastAsia="Times New Roman" w:cs="Times New Roman"/>
-        </w:rPr>
-        <w:t>”</w:t>
-      </w:r>
-      <w:r>
-        <w:rPr>
-          <w:rFonts w:hint="eastAsia" w:ascii="Times New Roman" w:hAnsi="Times New Roman" w:eastAsia="FangSong" w:cs="Times New Roman"/>
-        </w:rPr>
-        <w:t>与</w:t>
-      </w:r>
-      <w:r>
-        <w:rPr>
-          <w:rFonts w:hint="eastAsia" w:ascii="Times New Roman" w:hAnsi="Times New Roman" w:eastAsia="Times New Roman" w:cs="Times New Roman"/>
-        </w:rPr>
-        <w:t>“</w:t>
-      </w:r>
-      <w:r>
-        <w:rPr>
-          <w:rFonts w:hint="eastAsia" w:ascii="Times New Roman" w:hAnsi="Times New Roman" w:eastAsia="FangSong" w:cs="Times New Roman"/>
-        </w:rPr>
-        <w:t>两次不可逆热构象异构化</w:t>
-      </w:r>
-      <w:r>
-        <w:rPr>
-          <w:rFonts w:hint="eastAsia" w:ascii="Times New Roman" w:hAnsi="Times New Roman" w:eastAsia="Times New Roman" w:cs="Times New Roman"/>
-        </w:rPr>
-        <w:t>”</w:t>
-      </w:r>
-      <w:r>
-        <w:rPr>
-          <w:rFonts w:hint="eastAsia" w:ascii="Times New Roman" w:hAnsi="Times New Roman" w:eastAsia="FangSong" w:cs="Times New Roman"/>
-        </w:rPr>
-        <w:t>四个严密咬合的交替冲程构成</w:t>
-      </w:r>
-      <w:r>
-        <w:rPr>
-          <w:rFonts w:hint="eastAsia" w:ascii="Times New Roman" w:hAnsi="Times New Roman" w:eastAsia="Times New Roman" w:cs="Times New Roman"/>
-        </w:rPr>
-        <w:t>：</w:t>
-      </w:r>
-      <w:r>
-        <w:rPr>
-          <w:rFonts w:ascii="Times New Roman" w:hAnsi="Times New Roman" w:eastAsia="Times New Roman" w:cs="Times New Roman"/>
-        </w:rPr>
-        <w:t xml:space="preserve"> </w:t>
-      </w:r>
-      <w:r>
-        <w:rPr>
-          <w:rFonts w:hint="eastAsia" w:ascii="Times New Roman" w:hAnsi="Times New Roman" w:eastAsia="FangSong" w:cs="Times New Roman"/>
-        </w:rPr>
-        <w:t>第一步</w:t>
-      </w:r>
-      <w:r>
-        <w:rPr>
-          <w:rFonts w:hint="eastAsia" w:ascii="Times New Roman" w:hAnsi="Times New Roman" w:eastAsia="Times New Roman" w:cs="Times New Roman"/>
-        </w:rPr>
-        <w:t>（</w:t>
-      </w:r>
-      <w:r>
-        <w:rPr>
-          <w:rFonts w:hint="eastAsia" w:ascii="Times New Roman" w:hAnsi="Times New Roman" w:eastAsia="FangSong" w:cs="Times New Roman"/>
-        </w:rPr>
-        <w:t>光驱动顺反翻转</w:t>
-      </w:r>
-      <w:r>
-        <w:rPr>
-          <w:rFonts w:hint="eastAsia" w:ascii="Times New Roman" w:hAnsi="Times New Roman" w:eastAsia="Times New Roman" w:cs="Times New Roman"/>
-        </w:rPr>
-        <w:t>）：</w:t>
-      </w:r>
-      <w:r>
-        <w:rPr>
-          <w:rFonts w:hint="eastAsia" w:ascii="Times New Roman" w:hAnsi="Times New Roman" w:eastAsia="FangSong" w:cs="Times New Roman"/>
-        </w:rPr>
-        <w:t>在具有手性中心的稳定态反式异构体</w:t>
-      </w:r>
-      <w:r>
-        <w:rPr>
-          <w:rFonts w:hint="eastAsia" w:ascii="Times New Roman" w:hAnsi="Times New Roman" w:eastAsia="Times New Roman" w:cs="Times New Roman"/>
-        </w:rPr>
-        <w:t>（Stable-(P,P)-(E)）</w:t>
-      </w:r>
-      <w:r>
-        <w:rPr>
-          <w:rFonts w:hint="eastAsia" w:ascii="Times New Roman" w:hAnsi="Times New Roman" w:eastAsia="FangSong" w:cs="Times New Roman"/>
-        </w:rPr>
-        <w:t>受到特定波长紫外光照射时</w:t>
-      </w:r>
-      <w:r>
-        <w:rPr>
-          <w:rFonts w:hint="eastAsia" w:ascii="Times New Roman" w:hAnsi="Times New Roman" w:eastAsia="Times New Roman" w:cs="Times New Roman"/>
-        </w:rPr>
-        <w:t>，</w:t>
-      </w:r>
-      <w:r>
-        <w:rPr>
-          <w:rFonts w:hint="eastAsia" w:ascii="Times New Roman" w:hAnsi="Times New Roman" w:eastAsia="FangSong" w:cs="Times New Roman"/>
-        </w:rPr>
-        <w:t>中央碳碳双键</w:t>
-      </w:r>
-      <w:r>
-        <w:rPr>
-          <w:rFonts w:hint="eastAsia" w:ascii="Times New Roman" w:hAnsi="Times New Roman" w:eastAsia="Times New Roman" w:cs="Times New Roman"/>
-        </w:rPr>
-        <w:t>（</w:t>
-      </w:r>
-      <m:oMath>
-        <m:r>
-          <m:rPr>
-            <m:sty m:val="p"/>
-          </m:rPr>
-          <m:t>C</m:t>
-        </m:r>
-        <m:r>
-          <m:rPr>
-            <m:sty m:val="p"/>
-          </m:rPr>
-          <m:t>=</m:t>
-        </m:r>
-        <m:r>
-          <m:rPr>
-            <m:sty m:val="p"/>
-          </m:rPr>
-          <m:t>C</m:t>
-        </m:r>
-      </m:oMath>
-      <w:r>
-        <w:rPr>
-          <w:rFonts w:hint="eastAsia" w:ascii="Times New Roman" w:hAnsi="Times New Roman" w:eastAsia="Times New Roman" w:cs="Times New Roman"/>
-        </w:rPr>
-        <w:t>）</w:t>
-      </w:r>
-      <w:r>
-        <w:rPr>
-          <w:rFonts w:hint="eastAsia" w:ascii="Times New Roman" w:hAnsi="Times New Roman" w:eastAsia="FangSong" w:cs="Times New Roman"/>
-        </w:rPr>
-        <w:t>吸收光子跃迁至激发态并发生</w:t>
-      </w:r>
-      <w:r>
-        <w:rPr>
-          <w:rFonts w:ascii="Times New Roman" w:hAnsi="Times New Roman" w:eastAsia="Times New Roman" w:cs="Times New Roman"/>
-        </w:rPr>
-        <w:t xml:space="preserve"> </w:t>
-      </w:r>
-      <m:oMath>
-        <m:r>
-          <m:t>180</m:t>
-        </m:r>
-        <m:r>
-          <m:rPr>
-            <m:sty m:val="p"/>
-          </m:rPr>
-          <m:t>°</m:t>
-        </m:r>
-      </m:oMath>
-      <w:r>
-        <w:rPr>
-          <w:rFonts w:ascii="Times New Roman" w:hAnsi="Times New Roman" w:eastAsia="Times New Roman" w:cs="Times New Roman"/>
-        </w:rPr>
-        <w:t xml:space="preserve"> </w:t>
-      </w:r>
-      <w:r>
-        <w:rPr>
-          <w:rFonts w:hint="eastAsia" w:ascii="Times New Roman" w:hAnsi="Times New Roman" w:eastAsia="FangSong" w:cs="Times New Roman"/>
-        </w:rPr>
-        <w:t>的空间扭转</w:t>
-      </w:r>
-      <w:r>
-        <w:rPr>
-          <w:rFonts w:hint="eastAsia" w:ascii="Times New Roman" w:hAnsi="Times New Roman" w:eastAsia="Times New Roman" w:cs="Times New Roman"/>
-        </w:rPr>
-        <w:t>，</w:t>
-      </w:r>
-      <w:r>
-        <w:rPr>
-          <w:rFonts w:hint="eastAsia" w:ascii="Times New Roman" w:hAnsi="Times New Roman" w:eastAsia="FangSong" w:cs="Times New Roman"/>
-        </w:rPr>
-        <w:t>生成一个空间位阻极端拥挤</w:t>
-      </w:r>
-      <w:r>
-        <w:rPr>
-          <w:rFonts w:hint="eastAsia" w:ascii="Times New Roman" w:hAnsi="Times New Roman" w:eastAsia="Times New Roman" w:cs="Times New Roman"/>
-        </w:rPr>
-        <w:t>、</w:t>
-      </w:r>
-      <w:r>
-        <w:rPr>
-          <w:rFonts w:hint="eastAsia" w:ascii="Times New Roman" w:hAnsi="Times New Roman" w:eastAsia="FangSong" w:cs="Times New Roman"/>
-        </w:rPr>
-        <w:t>手性甲基被迫处于不利假平伏键取向的亚稳态顺式异构体</w:t>
-      </w:r>
-      <w:r>
-        <w:rPr>
-          <w:rFonts w:hint="eastAsia" w:ascii="Times New Roman" w:hAnsi="Times New Roman" w:eastAsia="Times New Roman" w:cs="Times New Roman"/>
-        </w:rPr>
-        <w:t>（Unstable-(M,M)-(Z)）；</w:t>
-      </w:r>
-      <w:r>
-        <w:rPr>
-          <w:rFonts w:ascii="Times New Roman" w:hAnsi="Times New Roman" w:eastAsia="Times New Roman" w:cs="Times New Roman"/>
-        </w:rPr>
-        <w:t xml:space="preserve"> </w:t>
-      </w:r>
-      <w:r>
-        <w:rPr>
-          <w:rFonts w:hint="eastAsia" w:ascii="Times New Roman" w:hAnsi="Times New Roman" w:eastAsia="FangSong" w:cs="Times New Roman"/>
-        </w:rPr>
-        <w:t>第二步</w:t>
-      </w:r>
-      <w:r>
-        <w:rPr>
-          <w:rFonts w:hint="eastAsia" w:ascii="Times New Roman" w:hAnsi="Times New Roman" w:eastAsia="Times New Roman" w:cs="Times New Roman"/>
-        </w:rPr>
-        <w:t>（</w:t>
-      </w:r>
-      <w:r>
-        <w:rPr>
-          <w:rFonts w:hint="eastAsia" w:ascii="Times New Roman" w:hAnsi="Times New Roman" w:eastAsia="FangSong" w:cs="Times New Roman"/>
-        </w:rPr>
-        <w:t>不可逆热螺旋反转</w:t>
-      </w:r>
-      <w:r>
-        <w:rPr>
-          <w:rFonts w:hint="eastAsia" w:ascii="Times New Roman" w:hAnsi="Times New Roman" w:eastAsia="Times New Roman" w:cs="Times New Roman"/>
-        </w:rPr>
-        <w:t>）：</w:t>
-      </w:r>
-      <w:r>
-        <w:rPr>
-          <w:rFonts w:hint="eastAsia" w:ascii="Times New Roman" w:hAnsi="Times New Roman" w:eastAsia="FangSong" w:cs="Times New Roman"/>
-        </w:rPr>
-        <w:t>由于亚稳态结构中刚性下半部芳环与上半部甲基之间存在惨烈的空间重叠位阻</w:t>
-      </w:r>
-      <w:r>
-        <w:rPr>
-          <w:rFonts w:hint="eastAsia" w:ascii="Times New Roman" w:hAnsi="Times New Roman" w:eastAsia="Times New Roman" w:cs="Times New Roman"/>
-        </w:rPr>
-        <w:t>，</w:t>
-      </w:r>
-      <w:r>
-        <w:rPr>
-          <w:rFonts w:hint="eastAsia" w:ascii="Times New Roman" w:hAnsi="Times New Roman" w:eastAsia="FangSong" w:cs="Times New Roman"/>
-        </w:rPr>
-        <w:t>体系自发消耗环境热能</w:t>
-      </w:r>
-      <w:r>
-        <w:rPr>
-          <w:rFonts w:hint="eastAsia" w:ascii="Times New Roman" w:hAnsi="Times New Roman" w:eastAsia="Times New Roman" w:cs="Times New Roman"/>
-        </w:rPr>
-        <w:t>，</w:t>
-      </w:r>
-      <w:r>
-        <w:rPr>
-          <w:rFonts w:hint="eastAsia" w:ascii="Times New Roman" w:hAnsi="Times New Roman" w:eastAsia="FangSong" w:cs="Times New Roman"/>
-        </w:rPr>
-        <w:t>迫使甲基从下半部芳环的上方强行越过空间位垒滑向侧面</w:t>
-      </w:r>
-      <w:r>
-        <w:rPr>
-          <w:rFonts w:hint="eastAsia" w:ascii="Times New Roman" w:hAnsi="Times New Roman" w:eastAsia="Times New Roman" w:cs="Times New Roman"/>
-        </w:rPr>
-        <w:t>，</w:t>
-      </w:r>
-      <w:r>
-        <w:rPr>
-          <w:rFonts w:hint="eastAsia" w:ascii="Times New Roman" w:hAnsi="Times New Roman" w:eastAsia="FangSong" w:cs="Times New Roman"/>
-        </w:rPr>
-        <w:t>不可逆地释放内应力</w:t>
-      </w:r>
-      <w:r>
-        <w:rPr>
-          <w:rFonts w:hint="eastAsia" w:ascii="Times New Roman" w:hAnsi="Times New Roman" w:eastAsia="Times New Roman" w:cs="Times New Roman"/>
-        </w:rPr>
-        <w:t>，</w:t>
-      </w:r>
-      <w:r>
-        <w:rPr>
-          <w:rFonts w:hint="eastAsia" w:ascii="Times New Roman" w:hAnsi="Times New Roman" w:eastAsia="FangSong" w:cs="Times New Roman"/>
-        </w:rPr>
-        <w:t>转变为热力学绝对稳定的顺式异构体</w:t>
-      </w:r>
-      <w:r>
-        <w:rPr>
-          <w:rFonts w:hint="eastAsia" w:ascii="Times New Roman" w:hAnsi="Times New Roman" w:eastAsia="Times New Roman" w:cs="Times New Roman"/>
-        </w:rPr>
-        <w:t>（Stable-(P,P)-(Z)）；</w:t>
-      </w:r>
-      <w:r>
-        <w:rPr>
-          <w:rFonts w:hint="eastAsia" w:ascii="Times New Roman" w:hAnsi="Times New Roman" w:eastAsia="FangSong" w:cs="Times New Roman"/>
-        </w:rPr>
-        <w:t>因为空间位阻的存在</w:t>
-      </w:r>
-      <w:r>
-        <w:rPr>
-          <w:rFonts w:hint="eastAsia" w:ascii="Times New Roman" w:hAnsi="Times New Roman" w:eastAsia="Times New Roman" w:cs="Times New Roman"/>
-        </w:rPr>
-        <w:t>，</w:t>
-      </w:r>
-      <w:r>
-        <w:rPr>
-          <w:rFonts w:hint="eastAsia" w:ascii="Times New Roman" w:hAnsi="Times New Roman" w:eastAsia="FangSong" w:cs="Times New Roman"/>
-        </w:rPr>
-        <w:t>这个热滑移过程只能单向滑过</w:t>
-      </w:r>
-      <w:r>
-        <w:rPr>
-          <w:rFonts w:hint="eastAsia" w:ascii="Times New Roman" w:hAnsi="Times New Roman" w:eastAsia="Times New Roman" w:cs="Times New Roman"/>
-        </w:rPr>
-        <w:t>，</w:t>
-      </w:r>
-      <w:r>
-        <w:rPr>
-          <w:rFonts w:hint="eastAsia" w:ascii="Times New Roman" w:hAnsi="Times New Roman" w:eastAsia="FangSong" w:cs="Times New Roman"/>
-        </w:rPr>
-        <w:t>逆向滑回的活化能过高而在室温下被严格禁阻</w:t>
-      </w:r>
-      <w:r>
-        <w:rPr>
-          <w:rFonts w:hint="eastAsia" w:ascii="Times New Roman" w:hAnsi="Times New Roman" w:eastAsia="Times New Roman" w:cs="Times New Roman"/>
-        </w:rPr>
-        <w:t>；</w:t>
-      </w:r>
-      <w:r>
-        <w:rPr>
-          <w:rFonts w:ascii="Times New Roman" w:hAnsi="Times New Roman" w:eastAsia="Times New Roman" w:cs="Times New Roman"/>
-        </w:rPr>
-        <w:t xml:space="preserve"> </w:t>
-      </w:r>
-      <w:r>
-        <w:rPr>
-          <w:rFonts w:hint="eastAsia" w:ascii="Times New Roman" w:hAnsi="Times New Roman" w:eastAsia="FangSong" w:cs="Times New Roman"/>
-        </w:rPr>
-        <w:t>第三步</w:t>
-      </w:r>
-      <w:r>
-        <w:rPr>
-          <w:rFonts w:hint="eastAsia" w:ascii="Times New Roman" w:hAnsi="Times New Roman" w:eastAsia="Times New Roman" w:cs="Times New Roman"/>
-        </w:rPr>
-        <w:t>（</w:t>
-      </w:r>
-      <w:r>
-        <w:rPr>
-          <w:rFonts w:hint="eastAsia" w:ascii="Times New Roman" w:hAnsi="Times New Roman" w:eastAsia="FangSong" w:cs="Times New Roman"/>
-        </w:rPr>
-        <w:t>第二次光化学异构化</w:t>
-      </w:r>
-      <w:r>
-        <w:rPr>
-          <w:rFonts w:hint="eastAsia" w:ascii="Times New Roman" w:hAnsi="Times New Roman" w:eastAsia="Times New Roman" w:cs="Times New Roman"/>
-        </w:rPr>
-        <w:t>）：</w:t>
-      </w:r>
-      <w:r>
-        <w:rPr>
-          <w:rFonts w:hint="eastAsia" w:ascii="Times New Roman" w:hAnsi="Times New Roman" w:eastAsia="FangSong" w:cs="Times New Roman"/>
-        </w:rPr>
-        <w:t>稳定的顺式异构体再次吸收光子</w:t>
-      </w:r>
-      <w:r>
-        <w:rPr>
-          <w:rFonts w:hint="eastAsia" w:ascii="Times New Roman" w:hAnsi="Times New Roman" w:eastAsia="Times New Roman" w:cs="Times New Roman"/>
-        </w:rPr>
-        <w:t>，</w:t>
-      </w:r>
-      <w:r>
-        <w:rPr>
-          <w:rFonts w:hint="eastAsia" w:ascii="Times New Roman" w:hAnsi="Times New Roman" w:eastAsia="FangSong" w:cs="Times New Roman"/>
-        </w:rPr>
-        <w:t>中央双键再度旋转</w:t>
-      </w:r>
-      <w:r>
-        <w:rPr>
-          <w:rFonts w:ascii="Times New Roman" w:hAnsi="Times New Roman" w:eastAsia="Times New Roman" w:cs="Times New Roman"/>
-        </w:rPr>
-        <w:t xml:space="preserve"> </w:t>
-      </w:r>
-      <m:oMath>
-        <m:r>
-          <m:t>180</m:t>
-        </m:r>
-        <m:r>
-          <m:rPr>
-            <m:sty m:val="p"/>
-          </m:rPr>
-          <m:t>°</m:t>
-        </m:r>
-      </m:oMath>
-      <w:r>
-        <w:rPr>
-          <w:rFonts w:hint="eastAsia" w:ascii="Times New Roman" w:hAnsi="Times New Roman" w:eastAsia="Times New Roman" w:cs="Times New Roman"/>
-        </w:rPr>
-        <w:t>，</w:t>
-      </w:r>
-      <w:r>
-        <w:rPr>
-          <w:rFonts w:hint="eastAsia" w:ascii="Times New Roman" w:hAnsi="Times New Roman" w:eastAsia="FangSong" w:cs="Times New Roman"/>
-        </w:rPr>
-        <w:t>生成亚稳态的反式异构体</w:t>
-      </w:r>
-      <w:r>
-        <w:rPr>
-          <w:rFonts w:hint="eastAsia" w:ascii="Times New Roman" w:hAnsi="Times New Roman" w:eastAsia="Times New Roman" w:cs="Times New Roman"/>
-        </w:rPr>
-        <w:t>（Unstable-(M,M)-(E)）；</w:t>
-      </w:r>
-      <w:r>
-        <w:rPr>
-          <w:rFonts w:ascii="Times New Roman" w:hAnsi="Times New Roman" w:eastAsia="Times New Roman" w:cs="Times New Roman"/>
-        </w:rPr>
-        <w:t xml:space="preserve"> </w:t>
-      </w:r>
       <w:r>
         <w:rPr>
           <w:rFonts w:hint="eastAsia" w:ascii="Times New Roman" w:hAnsi="Times New Roman" w:eastAsia="FangSong" w:cs="Times New Roman"/>

--- a/06-学生侧材料/讲义/学生专用版/2-结构化学/超分子化学-超级充实版（学生专用版）.docx
+++ b/06-学生侧材料/讲义/学生专用版/2-结构化学/超分子化学-超级充实版（学生专用版）.docx
@@ -16659,7 +16659,7 @@
     <w:p>
       <w:pPr>
         <w:pStyle w:val="BodyText"/>
-        <w:spacing w:before="120" w:after="80"/>
+        <w:spacing w:before="120"/>
         <w:ind w:firstLine="420"/>
       </w:pPr>
       <w:r>
@@ -17198,6 +17198,13 @@
         </w:rPr>
         <w:t>。</w:t>
       </w:r>
+    </w:p>
+    <w:p>
+      <w:pPr>
+        <w:pStyle w:val="BodyText"/>
+        <w:spacing w:after="80"/>
+        <w:ind w:firstLine="420"/>
+      </w:pPr>
       <w:r>
         <w:rPr>
           <w:rFonts w:hint="eastAsia" w:ascii="Times New Roman" w:hAnsi="Times New Roman" w:eastAsia="FangSong" w:cs="Times New Roman"/>
@@ -20331,6 +20338,12 @@
         </w:rPr>
         <w:t>。</w:t>
       </w:r>
+    </w:p>
+    <w:p>
+      <w:pPr>
+        <w:pStyle w:val="BodyText"/>
+        <w:ind w:firstLine="420"/>
+      </w:pPr>
       <w:r>
         <w:rPr>
           <w:rFonts w:hint="eastAsia" w:ascii="Times New Roman" w:hAnsi="Times New Roman" w:eastAsia="FangSong" w:cs="Times New Roman"/>
@@ -25194,6 +25207,12 @@
         </w:rPr>
         <w:t>；</w:t>
       </w:r>
+    </w:p>
+    <w:p>
+      <w:pPr>
+        <w:pStyle w:val="BodyText"/>
+        <w:ind w:firstLine="420"/>
+      </w:pPr>
       <w:r>
         <w:rPr>
           <w:rFonts w:hint="eastAsia" w:ascii="Times New Roman" w:hAnsi="Times New Roman" w:eastAsia="FangSong" w:cs="Times New Roman"/>
@@ -28515,8 +28534,14 @@
         <w:rPr>
           <w:rFonts w:hint="eastAsia" w:ascii="Times New Roman" w:hAnsi="Times New Roman" w:eastAsia="Times New Roman" w:cs="Times New Roman"/>
         </w:rPr>
-        <w:t>；</w:t>
-      </w:r>
+        <w:t xml:space="preserve">；</w:t>
+      </w:r>
+    </w:p>
+    <w:p>
+      <w:pPr>
+        <w:pStyle w:val="BodyText"/>
+        <w:ind w:firstLine="420"/>
+      </w:pPr>
       <w:r>
         <w:rPr>
           <w:rFonts w:hint="eastAsia" w:ascii="Times New Roman" w:hAnsi="Times New Roman" w:eastAsia="FangSong" w:cs="Times New Roman"/>

--- a/06-学生侧材料/讲义/学生专用版/2-结构化学/超分子化学-超级充实版（学生专用版）.docx
+++ b/06-学生侧材料/讲义/学生专用版/2-结构化学/超分子化学-超级充实版（学生专用版）.docx
@@ -14807,7 +14807,7 @@
         <w:rPr>
           <w:rFonts w:hint="eastAsia" w:ascii="Times New Roman" w:hAnsi="Times New Roman" w:eastAsia="FangSong" w:cs="Times New Roman"/>
         </w:rPr>
-        <w:t>形成完全将金属离子锁死于晶胞中心的空穴包合物</w:t>
+        <w:t>形成将金属离子完全包裹于空穴中心的包合物</w:t>
       </w:r>
       <w:r>
         <w:rPr>

--- a/06-学生侧材料/讲义/学生专用版/2-结构化学/超分子化学-超级充实版（学生专用版）.docx
+++ b/06-学生侧材料/讲义/学生专用版/2-结构化学/超分子化学-超级充实版（学生专用版）.docx
@@ -938,12 +938,10 @@
         </w:tblBorders>
       </w:tblPr>
       <w:tblGrid>
-        <w:gridCol w:w="1173"/>
-        <w:gridCol w:w="1173"/>
-        <w:gridCol w:w="1466"/>
-        <w:gridCol w:w="1466"/>
-        <w:gridCol w:w="1466"/>
-        <w:gridCol w:w="1173"/>
+        <w:gridCol w:w="1760"/>
+        <w:gridCol w:w="1760"/>
+        <w:gridCol w:w="2200"/>
+        <w:gridCol w:w="2200"/>
       </w:tblGrid>
       <w:tr>
         <w:trPr>
@@ -1099,46 +1097,6 @@
             </w:r>
           </w:p>
         </w:tc>
-        <w:tc>
-          <w:tcPr>
-            <w:tcBorders>
-              <w:bottom w:val="single" w:sz="6" w:space="0" w:color="333333"/>
-            </w:tcBorders>
-          </w:tcPr>
-          <w:p>
-            <w:pPr>
-              <w:pStyle w:val="Compact"/>
-              <w:jc w:val="center"/>
-            </w:pPr>
-            <w:r>
-              <w:rPr>
-                <w:rFonts w:hint="eastAsia" w:ascii="Times New Roman" w:hAnsi="Times New Roman" w:eastAsia="SimHei" w:cs="Times New Roman"/>
-                <w:b/>
-              </w:rPr>
-              <w:t xml:space="preserve">几何方向性</w:t>
-            </w:r>
-          </w:p>
-        </w:tc>
-        <w:tc>
-          <w:tcPr>
-            <w:tcBorders>
-              <w:bottom w:val="single" w:sz="6" w:space="0" w:color="333333"/>
-            </w:tcBorders>
-          </w:tcPr>
-          <w:p>
-            <w:pPr>
-              <w:pStyle w:val="Compact"/>
-              <w:jc w:val="center"/>
-            </w:pPr>
-            <w:r>
-              <w:rPr>
-                <w:rFonts w:hint="eastAsia" w:ascii="Times New Roman" w:hAnsi="Times New Roman" w:eastAsia="SimHei" w:cs="Times New Roman"/>
-                <w:b/>
-              </w:rPr>
-              <w:t xml:space="preserve">竞赛典型应用与微观特征</w:t>
-            </w:r>
-          </w:p>
-        </w:tc>
       </w:tr>
       <w:tr>
         <w:tc>
@@ -1277,66 +1235,6 @@
             </w:r>
           </w:p>
         </w:tc>
-        <w:tc>
-          <w:tcPr/>
-          <w:p>
-            <w:pPr>
-              <w:pStyle w:val="Compact"/>
-              <w:jc w:val="center"/>
-            </w:pPr>
-            <w:r>
-              <w:rPr>
-                <w:rFonts w:hint="eastAsia" w:ascii="Times New Roman" w:hAnsi="Times New Roman" w:eastAsia="FangSong" w:cs="Times New Roman"/>
-              </w:rPr>
-              <w:t>各向同性</w:t>
-            </w:r>
-            <w:r>
-              <w:rPr>
-                <w:rFonts w:hint="eastAsia" w:ascii="Times New Roman" w:hAnsi="Times New Roman" w:eastAsia="Times New Roman" w:cs="Times New Roman"/>
-              </w:rPr>
-              <w:t>（</w:t>
-            </w:r>
-            <w:r>
-              <w:rPr>
-                <w:rFonts w:hint="eastAsia" w:ascii="Times New Roman" w:hAnsi="Times New Roman" w:eastAsia="FangSong" w:cs="Times New Roman"/>
-              </w:rPr>
-              <w:t>无固定空间取向</w:t>
-            </w:r>
-            <w:r>
-              <w:rPr>
-                <w:rFonts w:hint="eastAsia" w:ascii="Times New Roman" w:hAnsi="Times New Roman" w:eastAsia="Times New Roman" w:cs="Times New Roman"/>
-              </w:rPr>
-              <w:t>）</w:t>
-            </w:r>
-          </w:p>
-        </w:tc>
-        <w:tc>
-          <w:tcPr/>
-          <w:p>
-            <w:pPr>
-              <w:pStyle w:val="Compact"/>
-              <w:jc w:val="center"/>
-            </w:pPr>
-            <w:r>
-              <w:rPr>
-                <w:rFonts w:hint="eastAsia" w:ascii="Times New Roman" w:hAnsi="Times New Roman" w:eastAsia="FangSong" w:cs="Times New Roman"/>
-              </w:rPr>
-              <w:t>最强的非共价力</w:t>
-            </w:r>
-            <w:r>
-              <w:rPr>
-                <w:rFonts w:hint="eastAsia" w:ascii="Times New Roman" w:hAnsi="Times New Roman" w:eastAsia="Times New Roman" w:cs="Times New Roman"/>
-              </w:rPr>
-              <w:t>，</w:t>
-            </w:r>
-            <w:r>
-              <w:rPr>
-                <w:rFonts w:hint="eastAsia" w:ascii="Times New Roman" w:hAnsi="Times New Roman" w:eastAsia="FangSong" w:cs="Times New Roman"/>
-              </w:rPr>
-              <w:t>驱动金属阳离子进入阴离子空腔或离子对结晶</w:t>
-            </w:r>
-          </w:p>
-        </w:tc>
       </w:tr>
       <w:tr>
         <w:tc>
@@ -1472,54 +1370,6 @@
                 <w:rFonts w:ascii="Times New Roman" w:hAnsi="Times New Roman" w:eastAsia="Times New Roman" w:cs="Times New Roman"/>
               </w:rPr>
               <w:t xml:space="preserve">​</w:t>
-            </w:r>
-          </w:p>
-        </w:tc>
-        <w:tc>
-          <w:tcPr/>
-          <w:p>
-            <w:pPr>
-              <w:pStyle w:val="Compact"/>
-              <w:jc w:val="center"/>
-            </w:pPr>
-            <w:r>
-              <w:rPr>
-                <w:rFonts w:hint="eastAsia" w:ascii="Times New Roman" w:hAnsi="Times New Roman" w:eastAsia="FangSong" w:cs="Times New Roman"/>
-              </w:rPr>
-              <w:t>强方向性</w:t>
-            </w:r>
-            <w:r>
-              <w:rPr>
-                <w:rFonts w:hint="eastAsia" w:ascii="Times New Roman" w:hAnsi="Times New Roman" w:eastAsia="Times New Roman" w:cs="Times New Roman"/>
-              </w:rPr>
-              <w:t>（</w:t>
-            </w:r>
-            <w:r>
-              <w:rPr>
-                <w:rFonts w:hint="eastAsia" w:ascii="Times New Roman" w:hAnsi="Times New Roman" w:eastAsia="FangSong" w:cs="Times New Roman"/>
-              </w:rPr>
-              <w:t>偶极反平行指向离子</w:t>
-            </w:r>
-            <w:r>
-              <w:rPr>
-                <w:rFonts w:hint="eastAsia" w:ascii="Times New Roman" w:hAnsi="Times New Roman" w:eastAsia="Times New Roman" w:cs="Times New Roman"/>
-              </w:rPr>
-              <w:t>）</w:t>
-            </w:r>
-          </w:p>
-        </w:tc>
-        <w:tc>
-          <w:tcPr/>
-          <w:p>
-            <w:pPr>
-              <w:pStyle w:val="Compact"/>
-              <w:jc w:val="center"/>
-            </w:pPr>
-            <w:r>
-              <w:rPr>
-                <w:rFonts w:hint="eastAsia" w:ascii="Times New Roman" w:hAnsi="Times New Roman" w:eastAsia="FangSong" w:cs="Times New Roman"/>
-              </w:rPr>
-              <w:t xml:space="preserve">碱金属阳离子与冠醚醚氧原子孤对电子的定向螯合配位</w:t>
             </w:r>
           </w:p>
         </w:tc>
@@ -1717,78 +1567,6 @@
             </w:r>
           </w:p>
         </w:tc>
-        <w:tc>
-          <w:tcPr/>
-          <w:p>
-            <w:pPr>
-              <w:pStyle w:val="Compact"/>
-              <w:jc w:val="center"/>
-            </w:pPr>
-            <w:r>
-              <w:rPr>
-                <w:rFonts w:hint="eastAsia" w:ascii="Times New Roman" w:hAnsi="Times New Roman" w:eastAsia="FangSong" w:cs="Times New Roman"/>
-              </w:rPr>
-              <w:t>显著取向性</w:t>
-            </w:r>
-            <w:r>
-              <w:rPr>
-                <w:rFonts w:hint="eastAsia" w:ascii="Times New Roman" w:hAnsi="Times New Roman" w:eastAsia="Times New Roman" w:cs="Times New Roman"/>
-              </w:rPr>
-              <w:t>（</w:t>
-            </w:r>
-            <w:r>
-              <w:rPr>
-                <w:rFonts w:hint="eastAsia" w:ascii="Times New Roman" w:hAnsi="Times New Roman" w:eastAsia="FangSong" w:cs="Times New Roman"/>
-              </w:rPr>
-              <w:t>首尾顺向或平行异相</w:t>
-            </w:r>
-            <w:r>
-              <w:rPr>
-                <w:rFonts w:hint="eastAsia" w:ascii="Times New Roman" w:hAnsi="Times New Roman" w:eastAsia="Times New Roman" w:cs="Times New Roman"/>
-              </w:rPr>
-              <w:t>）</w:t>
-            </w:r>
-          </w:p>
-        </w:tc>
-        <w:tc>
-          <w:tcPr/>
-          <w:p>
-            <w:pPr>
-              <w:pStyle w:val="Compact"/>
-              <w:jc w:val="center"/>
-            </w:pPr>
-            <w:r>
-              <w:rPr>
-                <w:rFonts w:hint="eastAsia" w:ascii="Times New Roman" w:hAnsi="Times New Roman" w:eastAsia="FangSong" w:cs="Times New Roman"/>
-              </w:rPr>
-              <w:t>羰基</w:t>
-            </w:r>
-            <w:r>
-              <w:rPr>
-                <w:rFonts w:hint="eastAsia" w:ascii="Times New Roman" w:hAnsi="Times New Roman" w:eastAsia="Times New Roman" w:cs="Times New Roman"/>
-              </w:rPr>
-              <w:t>-</w:t>
-            </w:r>
-            <w:r>
-              <w:rPr>
-                <w:rFonts w:hint="eastAsia" w:ascii="Times New Roman" w:hAnsi="Times New Roman" w:eastAsia="FangSong" w:cs="Times New Roman"/>
-              </w:rPr>
-              <w:t>羰基平行取向堆积</w:t>
-            </w:r>
-            <w:r>
-              <w:rPr>
-                <w:rFonts w:hint="eastAsia" w:ascii="Times New Roman" w:hAnsi="Times New Roman" w:eastAsia="Times New Roman" w:cs="Times New Roman"/>
-              </w:rPr>
-              <w:t>，</w:t>
-            </w:r>
-            <w:r>
-              <w:rPr>
-                <w:rFonts w:hint="eastAsia" w:ascii="Times New Roman" w:hAnsi="Times New Roman" w:eastAsia="FangSong" w:cs="Times New Roman"/>
-              </w:rPr>
-              <w:t>非水溶液中极性骨架排列</w:t>
-            </w:r>
-          </w:p>
-        </w:tc>
       </w:tr>
       <w:tr>
         <w:tc>
@@ -1930,6 +1708,934 @@
                 <w:rFonts w:hint="eastAsia" w:ascii="Times New Roman" w:hAnsi="Times New Roman" w:eastAsia="Times New Roman" w:cs="Times New Roman"/>
               </w:rPr>
               <w:t xml:space="preserve">）</w:t>
+            </w:r>
+          </w:p>
+        </w:tc>
+      </w:tr>
+      <w:tr>
+        <w:tc>
+          <w:tcPr/>
+          <w:p>
+            <w:pPr>
+              <w:pStyle w:val="Compact"/>
+              <w:jc w:val="center"/>
+            </w:pPr>
+            <w:r>
+              <w:rPr>
+                <w:rFonts w:hint="eastAsia" w:ascii="Times New Roman" w:hAnsi="Times New Roman" w:eastAsia="FangSong" w:cs="Times New Roman"/>
+                <w:b/>
+                <w:bCs/>
+              </w:rPr>
+              <w:t>阳离子</w:t>
+            </w:r>
+            <w:r>
+              <w:rPr>
+                <w:rFonts w:hint="eastAsia" w:ascii="Times New Roman" w:hAnsi="Times New Roman" w:eastAsia="Times New Roman" w:cs="Times New Roman"/>
+                <w:b/>
+                <w:bCs/>
+              </w:rPr>
+              <w:t>-π</w:t>
+            </w:r>
+          </w:p>
+        </w:tc>
+        <w:tc>
+          <w:tcPr/>
+          <w:p>
+            <w:pPr>
+              <w:pStyle w:val="Compact"/>
+              <w:jc w:val="center"/>
+            </w:pPr>
+            <w:r>
+              <w:rPr>
+                <w:rFonts w:hint="eastAsia" w:ascii="Times New Roman" w:hAnsi="Times New Roman" w:eastAsia="FangSong" w:cs="Times New Roman"/>
+              </w:rPr>
+              <w:t xml:space="preserve">金属或有机阳离子与芳环四极矩富电子云吸引</w:t>
+            </w:r>
+          </w:p>
+        </w:tc>
+        <w:tc>
+          <w:tcPr/>
+          <w:p>
+            <w:pPr>
+              <w:pStyle w:val="Compact"/>
+              <w:jc w:val="center"/>
+            </w:pPr>
+            <m:oMath>
+              <m:r>
+                <m:t>5</m:t>
+              </m:r>
+              <m:r>
+                <m:rPr>
+                  <m:sty m:val="p"/>
+                </m:rPr>
+                <m:t>∼</m:t>
+              </m:r>
+              <m:r>
+                <m:t>80</m:t>
+              </m:r>
+            </m:oMath>
+            <w:r>
+              <w:rPr>
+                <w:rFonts w:ascii="Times New Roman" w:hAnsi="Times New Roman" w:eastAsia="Times New Roman" w:cs="Times New Roman"/>
+              </w:rPr>
+              <w:t xml:space="preserve">​</w:t>
+            </w:r>
+          </w:p>
+        </w:tc>
+        <w:tc>
+          <w:tcPr/>
+          <w:p>
+            <w:pPr>
+              <w:pStyle w:val="Compact"/>
+              <w:jc w:val="center"/>
+            </w:pPr>
+            <m:oMath>
+              <m:r>
+                <m:t>V</m:t>
+              </m:r>
+              <m:r>
+                <m:rPr>
+                  <m:sty m:val="p"/>
+                </m:rPr>
+                <m:t>(</m:t>
+              </m:r>
+              <m:r>
+                <m:t>r</m:t>
+              </m:r>
+              <m:r>
+                <m:rPr>
+                  <m:sty m:val="p"/>
+                </m:rPr>
+                <m:t>)</m:t>
+              </m:r>
+              <m:r>
+                <m:rPr>
+                  <m:sty m:val="p"/>
+                </m:rPr>
+                <m:t>∝</m:t>
+              </m:r>
+              <m:sSup>
+                <m:e>
+                  <m:r>
+                    <m:t>r</m:t>
+                  </m:r>
+                </m:e>
+                <m:sup>
+                  <m:r>
+                    <m:rPr>
+                      <m:sty m:val="p"/>
+                    </m:rPr>
+                    <m:t>−</m:t>
+                  </m:r>
+                  <m:r>
+                    <m:t>2</m:t>
+                  </m:r>
+                </m:sup>
+              </m:sSup>
+              <m:r>
+                <m:rPr>
+                  <m:sty m:val="p"/>
+                </m:rPr>
+                <m:t>∼</m:t>
+              </m:r>
+              <m:sSup>
+                <m:e>
+                  <m:r>
+                    <m:t>r</m:t>
+                  </m:r>
+                </m:e>
+                <m:sup>
+                  <m:r>
+                    <m:rPr>
+                      <m:sty m:val="p"/>
+                    </m:rPr>
+                    <m:t>−</m:t>
+                  </m:r>
+                  <m:r>
+                    <m:t>3</m:t>
+                  </m:r>
+                </m:sup>
+              </m:sSup>
+            </m:oMath>
+            <w:r>
+              <w:rPr>
+                <w:rFonts w:ascii="Times New Roman" w:hAnsi="Times New Roman" w:eastAsia="Times New Roman" w:cs="Times New Roman"/>
+              </w:rPr>
+              <w:t xml:space="preserve">​</w:t>
+            </w:r>
+          </w:p>
+        </w:tc>
+      </w:tr>
+      <w:tr>
+        <w:tc>
+          <w:tcPr/>
+          <w:p>
+            <w:pPr>
+              <w:pStyle w:val="Compact"/>
+              <w:jc w:val="center"/>
+            </w:pPr>
+            <w:r>
+              <w:rPr>
+                <w:rFonts w:ascii="Times New Roman" w:hAnsi="Times New Roman" w:eastAsia="Times New Roman" w:cs="Times New Roman"/>
+                <w:b/>
+                <w:bCs/>
+              </w:rPr>
+              <w:t xml:space="preserve">π-π </w:t>
+            </w:r>
+            <w:r>
+              <w:rPr>
+                <w:rFonts w:hint="eastAsia" w:ascii="Times New Roman" w:hAnsi="Times New Roman" w:eastAsia="FangSong" w:cs="Times New Roman"/>
+                <w:b/>
+                <w:bCs/>
+              </w:rPr>
+              <w:t xml:space="preserve">堆积</w:t>
+            </w:r>
+          </w:p>
+        </w:tc>
+        <w:tc>
+          <w:tcPr/>
+          <w:p>
+            <w:pPr>
+              <w:pStyle w:val="Compact"/>
+              <w:jc w:val="center"/>
+            </w:pPr>
+            <w:r>
+              <w:rPr>
+                <w:rFonts w:hint="eastAsia" w:ascii="Times New Roman" w:hAnsi="Times New Roman" w:eastAsia="FangSong" w:cs="Times New Roman"/>
+              </w:rPr>
+              <w:t xml:space="preserve">芳香电子四极矩间分散力与静电诱导耦合</w:t>
+            </w:r>
+          </w:p>
+        </w:tc>
+        <w:tc>
+          <w:tcPr/>
+          <w:p>
+            <w:pPr>
+              <w:pStyle w:val="Compact"/>
+              <w:jc w:val="center"/>
+            </w:pPr>
+            <m:oMath>
+              <m:r>
+                <m:t>2</m:t>
+              </m:r>
+              <m:r>
+                <m:rPr>
+                  <m:sty m:val="p"/>
+                </m:rPr>
+                <m:t>∼</m:t>
+              </m:r>
+              <m:r>
+                <m:t>50</m:t>
+              </m:r>
+            </m:oMath>
+            <w:r>
+              <w:rPr>
+                <w:rFonts w:ascii="Times New Roman" w:hAnsi="Times New Roman" w:eastAsia="Times New Roman" w:cs="Times New Roman"/>
+              </w:rPr>
+              <w:t xml:space="preserve">​</w:t>
+            </w:r>
+          </w:p>
+        </w:tc>
+        <w:tc>
+          <w:tcPr/>
+          <w:p>
+            <w:pPr>
+              <w:pStyle w:val="Compact"/>
+              <w:jc w:val="center"/>
+            </w:pPr>
+            <w:r>
+              <w:rPr>
+                <w:rFonts w:hint="eastAsia" w:ascii="Times New Roman" w:hAnsi="Times New Roman" w:eastAsia="FangSong" w:cs="Times New Roman"/>
+              </w:rPr>
+              <w:t>范德华面接触</w:t>
+            </w:r>
+            <w:r>
+              <w:rPr>
+                <w:rFonts w:hint="eastAsia" w:ascii="Times New Roman" w:hAnsi="Times New Roman" w:eastAsia="Times New Roman" w:cs="Times New Roman"/>
+              </w:rPr>
+              <w:t>（</w:t>
+            </w:r>
+            <w:r>
+              <w:rPr>
+                <w:rFonts w:hint="eastAsia" w:ascii="Times New Roman" w:hAnsi="Times New Roman" w:eastAsia="FangSong" w:cs="Times New Roman"/>
+              </w:rPr>
+              <w:t>间距</w:t>
+            </w:r>
+            <w:r>
+              <w:rPr>
+                <w:rFonts w:ascii="Times New Roman" w:hAnsi="Times New Roman" w:eastAsia="Times New Roman" w:cs="Times New Roman"/>
+              </w:rPr>
+              <w:t xml:space="preserve"> </w:t>
+            </w:r>
+            <m:oMath>
+              <m:r>
+                <m:t>3.3</m:t>
+              </m:r>
+              <m:r>
+                <m:rPr>
+                  <m:sty m:val="p"/>
+                </m:rPr>
+                <m:t>∼</m:t>
+              </m:r>
+              <m:r>
+                <m:t>3.8</m:t>
+              </m:r>
+              <m:r>
+                <m:rPr>
+                  <m:nor/>
+                  <m:sty m:val="p"/>
+                </m:rPr>
+                <m:t> Å</m:t>
+              </m:r>
+            </m:oMath>
+            <w:r>
+              <w:rPr>
+                <w:rFonts w:hint="eastAsia" w:ascii="Times New Roman" w:hAnsi="Times New Roman" w:eastAsia="Times New Roman" w:cs="Times New Roman"/>
+              </w:rPr>
+              <w:t xml:space="preserve">）</w:t>
+            </w:r>
+          </w:p>
+        </w:tc>
+      </w:tr>
+      <w:tr>
+        <w:tc>
+          <w:tcPr/>
+          <w:p>
+            <w:pPr>
+              <w:pStyle w:val="Compact"/>
+              <w:jc w:val="center"/>
+            </w:pPr>
+            <w:r>
+              <w:rPr>
+                <w:rFonts w:hint="eastAsia" w:ascii="Times New Roman" w:hAnsi="Times New Roman" w:eastAsia="FangSong" w:cs="Times New Roman"/>
+                <w:b/>
+                <w:bCs/>
+              </w:rPr>
+              <w:t xml:space="preserve">卤键</w:t>
+            </w:r>
+          </w:p>
+        </w:tc>
+        <w:tc>
+          <w:tcPr/>
+          <w:p>
+            <w:pPr>
+              <w:pStyle w:val="Compact"/>
+              <w:jc w:val="center"/>
+            </w:pPr>
+            <w:r>
+              <w:rPr>
+                <w:rFonts w:hint="eastAsia" w:ascii="Times New Roman" w:hAnsi="Times New Roman" w:eastAsia="FangSong" w:cs="Times New Roman"/>
+              </w:rPr>
+              <w:t xml:space="preserve">卤素极化产生的</w:t>
+            </w:r>
+            <w:r>
+              <w:rPr>
+                <w:rFonts w:ascii="Times New Roman" w:hAnsi="Times New Roman" w:eastAsia="Times New Roman" w:cs="Times New Roman"/>
+              </w:rPr>
+              <w:t xml:space="preserve"> </w:t>
+            </w:r>
+            <m:oMath>
+              <m:r>
+                <m:t>σ</m:t>
+              </m:r>
+            </m:oMath>
+            <w:r>
+              <w:rPr>
+                <w:rFonts w:ascii="Times New Roman" w:hAnsi="Times New Roman" w:eastAsia="Times New Roman" w:cs="Times New Roman"/>
+              </w:rPr>
+              <w:t xml:space="preserve">-hole </w:t>
+            </w:r>
+            <w:r>
+              <w:rPr>
+                <w:rFonts w:hint="eastAsia" w:ascii="Times New Roman" w:hAnsi="Times New Roman" w:eastAsia="FangSong" w:cs="Times New Roman"/>
+              </w:rPr>
+              <w:t xml:space="preserve">与</w:t>
+            </w:r>
+            <w:r>
+              <w:rPr>
+                <w:rFonts w:ascii="Times New Roman" w:hAnsi="Times New Roman" w:eastAsia="Times New Roman" w:cs="Times New Roman"/>
+              </w:rPr>
+              <w:t xml:space="preserve"> Lewis </w:t>
+            </w:r>
+            <w:r>
+              <w:rPr>
+                <w:rFonts w:hint="eastAsia" w:ascii="Times New Roman" w:hAnsi="Times New Roman" w:eastAsia="FangSong" w:cs="Times New Roman"/>
+              </w:rPr>
+              <w:t xml:space="preserve">碱相互作用</w:t>
+            </w:r>
+          </w:p>
+        </w:tc>
+        <w:tc>
+          <w:tcPr/>
+          <w:p>
+            <w:pPr>
+              <w:pStyle w:val="Compact"/>
+              <w:jc w:val="center"/>
+            </w:pPr>
+            <m:oMath>
+              <m:r>
+                <m:t>5</m:t>
+              </m:r>
+              <m:r>
+                <m:rPr>
+                  <m:sty m:val="p"/>
+                </m:rPr>
+                <m:t>∼</m:t>
+              </m:r>
+              <m:r>
+                <m:t>180</m:t>
+              </m:r>
+            </m:oMath>
+            <w:r>
+              <w:rPr>
+                <w:rFonts w:ascii="Times New Roman" w:hAnsi="Times New Roman" w:eastAsia="Times New Roman" w:cs="Times New Roman"/>
+              </w:rPr>
+              <w:t xml:space="preserve">​</w:t>
+            </w:r>
+          </w:p>
+        </w:tc>
+        <w:tc>
+          <w:tcPr/>
+          <w:p>
+            <w:pPr>
+              <w:pStyle w:val="Compact"/>
+              <w:jc w:val="center"/>
+            </w:pPr>
+            <w:r>
+              <w:rPr>
+                <w:rFonts w:hint="eastAsia" w:ascii="Times New Roman" w:hAnsi="Times New Roman" w:eastAsia="FangSong" w:cs="Times New Roman"/>
+              </w:rPr>
+              <w:t>范德华半球接触</w:t>
+            </w:r>
+            <w:r>
+              <w:rPr>
+                <w:rFonts w:hint="eastAsia" w:ascii="Times New Roman" w:hAnsi="Times New Roman" w:eastAsia="Times New Roman" w:cs="Times New Roman"/>
+              </w:rPr>
+              <w:t>（</w:t>
+            </w:r>
+            <w:r>
+              <w:rPr>
+                <w:rFonts w:hint="eastAsia" w:ascii="Times New Roman" w:hAnsi="Times New Roman" w:eastAsia="FangSong" w:cs="Times New Roman"/>
+              </w:rPr>
+              <w:t>线形共线</w:t>
+            </w:r>
+            <w:r>
+              <w:rPr>
+                <w:rFonts w:hint="eastAsia" w:ascii="Times New Roman" w:hAnsi="Times New Roman" w:eastAsia="Times New Roman" w:cs="Times New Roman"/>
+              </w:rPr>
+              <w:t>）</w:t>
+            </w:r>
+          </w:p>
+        </w:tc>
+      </w:tr>
+      <w:tr>
+        <w:tc>
+          <w:tcPr/>
+          <w:p>
+            <w:pPr>
+              <w:pStyle w:val="Compact"/>
+              <w:jc w:val="center"/>
+            </w:pPr>
+            <w:r>
+              <w:rPr>
+                <w:rFonts w:hint="eastAsia" w:ascii="Times New Roman" w:hAnsi="Times New Roman" w:eastAsia="FangSong" w:cs="Times New Roman"/>
+                <w:b/>
+                <w:bCs/>
+              </w:rPr>
+              <w:t xml:space="preserve">疏水效应</w:t>
+            </w:r>
+          </w:p>
+        </w:tc>
+        <w:tc>
+          <w:tcPr/>
+          <w:p>
+            <w:pPr>
+              <w:pStyle w:val="Compact"/>
+              <w:jc w:val="center"/>
+            </w:pPr>
+            <w:r>
+              <w:rPr>
+                <w:rFonts w:hint="eastAsia" w:ascii="Times New Roman" w:hAnsi="Times New Roman" w:eastAsia="FangSong" w:cs="Times New Roman"/>
+              </w:rPr>
+              <w:t>水分子氢键网络重构释放高能水</w:t>
+            </w:r>
+            <w:r>
+              <w:rPr>
+                <w:rFonts w:hint="eastAsia" w:ascii="Times New Roman" w:hAnsi="Times New Roman" w:eastAsia="Times New Roman" w:cs="Times New Roman"/>
+              </w:rPr>
+              <w:t>（</w:t>
+            </w:r>
+            <w:r>
+              <w:rPr>
+                <w:rFonts w:hint="eastAsia" w:ascii="Times New Roman" w:hAnsi="Times New Roman" w:eastAsia="FangSong" w:cs="Times New Roman"/>
+              </w:rPr>
+              <w:t>熵驱动</w:t>
+            </w:r>
+            <w:r>
+              <w:rPr>
+                <w:rFonts w:hint="eastAsia" w:ascii="Times New Roman" w:hAnsi="Times New Roman" w:eastAsia="Times New Roman" w:cs="Times New Roman"/>
+              </w:rPr>
+              <w:t>）</w:t>
+            </w:r>
+          </w:p>
+        </w:tc>
+        <w:tc>
+          <w:tcPr/>
+          <w:p>
+            <w:pPr>
+              <w:pStyle w:val="Compact"/>
+              <w:jc w:val="center"/>
+            </w:pPr>
+            <w:r>
+              <w:rPr>
+                <w:rFonts w:hint="eastAsia" w:ascii="Times New Roman" w:hAnsi="Times New Roman" w:eastAsia="FangSong" w:cs="Times New Roman"/>
+              </w:rPr>
+              <w:t xml:space="preserve">表观自由能主导</w:t>
+            </w:r>
+          </w:p>
+        </w:tc>
+        <w:tc>
+          <w:tcPr/>
+          <w:p>
+            <w:pPr>
+              <w:pStyle w:val="Compact"/>
+              <w:jc w:val="center"/>
+            </w:pPr>
+            <w:r>
+              <w:rPr>
+                <w:rFonts w:hint="eastAsia" w:ascii="Times New Roman" w:hAnsi="Times New Roman" w:eastAsia="FangSong" w:cs="Times New Roman"/>
+              </w:rPr>
+              <w:t xml:space="preserve">依赖溶剂化空腔表面积</w:t>
+            </w:r>
+          </w:p>
+        </w:tc>
+      </w:tr>
+    </w:tbl>
+    <w:p>
+      <w:pPr>
+        <w:pStyle w:val="BodyText"/>
+        <w:spacing w:before="120" w:after="80"/>
+        <w:ind w:firstLine="420"/>
+      </w:pPr>
+      <w:r>
+        <w:rPr>
+          <w:rFonts w:hint="eastAsia" w:ascii="Times New Roman" w:hAnsi="Times New Roman" w:eastAsia="Times New Roman" w:cs="Times New Roman"/>
+          <w:b/>
+          <w:bCs/>
+        </w:rPr>
+        <w:t>（</w:t>
+      </w:r>
+      <w:r>
+        <w:rPr>
+          <w:rFonts w:hint="eastAsia" w:ascii="Times New Roman" w:hAnsi="Times New Roman" w:eastAsia="FangSong" w:cs="Times New Roman"/>
+          <w:b/>
+          <w:bCs/>
+        </w:rPr>
+        <w:t>续</w:t>
+      </w:r>
+      <w:r>
+        <w:rPr>
+          <w:rFonts w:hint="eastAsia" w:ascii="Times New Roman" w:hAnsi="Times New Roman" w:eastAsia="Times New Roman" w:cs="Times New Roman"/>
+          <w:b/>
+          <w:bCs/>
+        </w:rPr>
+        <w:t>）</w:t>
+      </w:r>
+      <w:r>
+        <w:rPr>
+          <w:rFonts w:hint="eastAsia" w:ascii="Times New Roman" w:hAnsi="Times New Roman" w:eastAsia="FangSong" w:cs="Times New Roman"/>
+          <w:b/>
+          <w:bCs/>
+        </w:rPr>
+        <w:t>几何方向性与竞赛典型应用</w:t>
+      </w:r>
+    </w:p>
+    <w:tbl>
+      <w:tblPr>
+        <w:tblStyle w:val="Table"/>
+        <w:tblW w:type="pct" w:w="5000"/>
+        <w:tblLayout w:type="fixed"/>
+        <w:tblLook w:firstRow="1" w:lastRow="0" w:firstColumn="0" w:lastColumn="0" w:noHBand="0" w:noVBand="0" w:val="0020"/>
+        <w:jc w:val="center"/>
+        <w:tblBorders>
+          <w:top w:val="single" w:sz="12" w:space="0" w:color="333333"/>
+          <w:bottom w:val="single" w:sz="12" w:space="0" w:color="333333"/>
+          <w:left w:val="none"/>
+          <w:right w:val="none"/>
+          <w:insideH w:val="none"/>
+          <w:insideV w:val="none"/>
+        </w:tblBorders>
+      </w:tblPr>
+      <w:tblGrid>
+        <w:gridCol w:w="2436"/>
+        <w:gridCol w:w="3046"/>
+        <w:gridCol w:w="2436"/>
+      </w:tblGrid>
+      <w:tr>
+        <w:trPr>
+          <w:tblHeader w:val="on"/>
+        </w:trPr>
+        <w:tc>
+          <w:tcPr>
+            <w:tcBorders>
+              <w:bottom w:val="single" w:sz="6" w:space="0" w:color="333333"/>
+            </w:tcBorders>
+          </w:tcPr>
+          <w:p>
+            <w:pPr>
+              <w:pStyle w:val="Compact"/>
+              <w:jc w:val="center"/>
+            </w:pPr>
+            <w:r>
+              <w:rPr>
+                <w:rFonts w:hint="eastAsia" w:ascii="Times New Roman" w:hAnsi="Times New Roman" w:eastAsia="SimHei" w:cs="Times New Roman"/>
+                <w:b/>
+              </w:rPr>
+              <w:t xml:space="preserve">相互作用类型</w:t>
+            </w:r>
+          </w:p>
+        </w:tc>
+        <w:tc>
+          <w:tcPr>
+            <w:tcBorders>
+              <w:bottom w:val="single" w:sz="6" w:space="0" w:color="333333"/>
+            </w:tcBorders>
+          </w:tcPr>
+          <w:p>
+            <w:pPr>
+              <w:pStyle w:val="Compact"/>
+              <w:jc w:val="center"/>
+            </w:pPr>
+            <w:r>
+              <w:rPr>
+                <w:rFonts w:hint="eastAsia" w:ascii="Times New Roman" w:hAnsi="Times New Roman" w:eastAsia="SimHei" w:cs="Times New Roman"/>
+                <w:b/>
+              </w:rPr>
+              <w:t xml:space="preserve">几何方向性</w:t>
+            </w:r>
+          </w:p>
+        </w:tc>
+        <w:tc>
+          <w:tcPr>
+            <w:tcBorders>
+              <w:bottom w:val="single" w:sz="6" w:space="0" w:color="333333"/>
+            </w:tcBorders>
+          </w:tcPr>
+          <w:p>
+            <w:pPr>
+              <w:pStyle w:val="Compact"/>
+              <w:jc w:val="center"/>
+            </w:pPr>
+            <w:r>
+              <w:rPr>
+                <w:rFonts w:hint="eastAsia" w:ascii="Times New Roman" w:hAnsi="Times New Roman" w:eastAsia="SimHei" w:cs="Times New Roman"/>
+                <w:b/>
+              </w:rPr>
+              <w:t xml:space="preserve">竞赛典型应用与微观特征</w:t>
+            </w:r>
+          </w:p>
+        </w:tc>
+      </w:tr>
+      <w:tr>
+        <w:tc>
+          <w:tcPr/>
+          <w:p>
+            <w:pPr>
+              <w:pStyle w:val="Compact"/>
+              <w:jc w:val="center"/>
+            </w:pPr>
+            <w:r>
+              <w:rPr>
+                <w:rFonts w:hint="eastAsia" w:ascii="Times New Roman" w:hAnsi="Times New Roman" w:eastAsia="FangSong" w:cs="Times New Roman"/>
+                <w:b/>
+                <w:bCs/>
+              </w:rPr>
+              <w:t>离子</w:t>
+            </w:r>
+            <w:r>
+              <w:rPr>
+                <w:rFonts w:hint="eastAsia" w:ascii="Times New Roman" w:hAnsi="Times New Roman" w:eastAsia="Times New Roman" w:cs="Times New Roman"/>
+                <w:b/>
+                <w:bCs/>
+              </w:rPr>
+              <w:t>-</w:t>
+            </w:r>
+            <w:r>
+              <w:rPr>
+                <w:rFonts w:hint="eastAsia" w:ascii="Times New Roman" w:hAnsi="Times New Roman" w:eastAsia="FangSong" w:cs="Times New Roman"/>
+                <w:b/>
+                <w:bCs/>
+              </w:rPr>
+              <w:t>离子</w:t>
+            </w:r>
+          </w:p>
+        </w:tc>
+        <w:tc>
+          <w:tcPr/>
+          <w:p>
+            <w:pPr>
+              <w:pStyle w:val="Compact"/>
+              <w:jc w:val="center"/>
+            </w:pPr>
+            <w:r>
+              <w:rPr>
+                <w:rFonts w:hint="eastAsia" w:ascii="Times New Roman" w:hAnsi="Times New Roman" w:eastAsia="FangSong" w:cs="Times New Roman"/>
+              </w:rPr>
+              <w:t>各向同性</w:t>
+            </w:r>
+            <w:r>
+              <w:rPr>
+                <w:rFonts w:hint="eastAsia" w:ascii="Times New Roman" w:hAnsi="Times New Roman" w:eastAsia="Times New Roman" w:cs="Times New Roman"/>
+              </w:rPr>
+              <w:t>（</w:t>
+            </w:r>
+            <w:r>
+              <w:rPr>
+                <w:rFonts w:hint="eastAsia" w:ascii="Times New Roman" w:hAnsi="Times New Roman" w:eastAsia="FangSong" w:cs="Times New Roman"/>
+              </w:rPr>
+              <w:t>无固定空间取向</w:t>
+            </w:r>
+            <w:r>
+              <w:rPr>
+                <w:rFonts w:hint="eastAsia" w:ascii="Times New Roman" w:hAnsi="Times New Roman" w:eastAsia="Times New Roman" w:cs="Times New Roman"/>
+              </w:rPr>
+              <w:t>）</w:t>
+            </w:r>
+          </w:p>
+        </w:tc>
+        <w:tc>
+          <w:tcPr/>
+          <w:p>
+            <w:pPr>
+              <w:pStyle w:val="Compact"/>
+              <w:jc w:val="center"/>
+            </w:pPr>
+            <w:r>
+              <w:rPr>
+                <w:rFonts w:hint="eastAsia" w:ascii="Times New Roman" w:hAnsi="Times New Roman" w:eastAsia="FangSong" w:cs="Times New Roman"/>
+              </w:rPr>
+              <w:t>最强的非共价力</w:t>
+            </w:r>
+            <w:r>
+              <w:rPr>
+                <w:rFonts w:hint="eastAsia" w:ascii="Times New Roman" w:hAnsi="Times New Roman" w:eastAsia="Times New Roman" w:cs="Times New Roman"/>
+              </w:rPr>
+              <w:t>，</w:t>
+            </w:r>
+            <w:r>
+              <w:rPr>
+                <w:rFonts w:hint="eastAsia" w:ascii="Times New Roman" w:hAnsi="Times New Roman" w:eastAsia="FangSong" w:cs="Times New Roman"/>
+              </w:rPr>
+              <w:t>驱动金属阳离子进入阴离子空腔或离子对结晶</w:t>
+            </w:r>
+          </w:p>
+        </w:tc>
+      </w:tr>
+      <w:tr>
+        <w:tc>
+          <w:tcPr/>
+          <w:p>
+            <w:pPr>
+              <w:pStyle w:val="Compact"/>
+              <w:jc w:val="center"/>
+            </w:pPr>
+            <w:r>
+              <w:rPr>
+                <w:rFonts w:hint="eastAsia" w:ascii="Times New Roman" w:hAnsi="Times New Roman" w:eastAsia="FangSong" w:cs="Times New Roman"/>
+                <w:b/>
+                <w:bCs/>
+              </w:rPr>
+              <w:t>离子</w:t>
+            </w:r>
+            <w:r>
+              <w:rPr>
+                <w:rFonts w:hint="eastAsia" w:ascii="Times New Roman" w:hAnsi="Times New Roman" w:eastAsia="Times New Roman" w:cs="Times New Roman"/>
+                <w:b/>
+                <w:bCs/>
+              </w:rPr>
+              <w:t>-</w:t>
+            </w:r>
+            <w:r>
+              <w:rPr>
+                <w:rFonts w:hint="eastAsia" w:ascii="Times New Roman" w:hAnsi="Times New Roman" w:eastAsia="FangSong" w:cs="Times New Roman"/>
+                <w:b/>
+                <w:bCs/>
+              </w:rPr>
+              <w:t>偶极</w:t>
+            </w:r>
+          </w:p>
+        </w:tc>
+        <w:tc>
+          <w:tcPr/>
+          <w:p>
+            <w:pPr>
+              <w:pStyle w:val="Compact"/>
+              <w:jc w:val="center"/>
+            </w:pPr>
+            <w:r>
+              <w:rPr>
+                <w:rFonts w:hint="eastAsia" w:ascii="Times New Roman" w:hAnsi="Times New Roman" w:eastAsia="FangSong" w:cs="Times New Roman"/>
+              </w:rPr>
+              <w:t>强方向性</w:t>
+            </w:r>
+            <w:r>
+              <w:rPr>
+                <w:rFonts w:hint="eastAsia" w:ascii="Times New Roman" w:hAnsi="Times New Roman" w:eastAsia="Times New Roman" w:cs="Times New Roman"/>
+              </w:rPr>
+              <w:t>（</w:t>
+            </w:r>
+            <w:r>
+              <w:rPr>
+                <w:rFonts w:hint="eastAsia" w:ascii="Times New Roman" w:hAnsi="Times New Roman" w:eastAsia="FangSong" w:cs="Times New Roman"/>
+              </w:rPr>
+              <w:t>偶极反平行指向离子</w:t>
+            </w:r>
+            <w:r>
+              <w:rPr>
+                <w:rFonts w:hint="eastAsia" w:ascii="Times New Roman" w:hAnsi="Times New Roman" w:eastAsia="Times New Roman" w:cs="Times New Roman"/>
+              </w:rPr>
+              <w:t>）</w:t>
+            </w:r>
+          </w:p>
+        </w:tc>
+        <w:tc>
+          <w:tcPr/>
+          <w:p>
+            <w:pPr>
+              <w:pStyle w:val="Compact"/>
+              <w:jc w:val="center"/>
+            </w:pPr>
+            <w:r>
+              <w:rPr>
+                <w:rFonts w:hint="eastAsia" w:ascii="Times New Roman" w:hAnsi="Times New Roman" w:eastAsia="FangSong" w:cs="Times New Roman"/>
+              </w:rPr>
+              <w:t xml:space="preserve">碱金属阳离子与冠醚醚氧原子孤对电子的定向螯合配位</w:t>
+            </w:r>
+          </w:p>
+        </w:tc>
+      </w:tr>
+      <w:tr>
+        <w:tc>
+          <w:tcPr/>
+          <w:p>
+            <w:pPr>
+              <w:pStyle w:val="Compact"/>
+              <w:jc w:val="center"/>
+            </w:pPr>
+            <w:r>
+              <w:rPr>
+                <w:rFonts w:hint="eastAsia" w:ascii="Times New Roman" w:hAnsi="Times New Roman" w:eastAsia="FangSong" w:cs="Times New Roman"/>
+                <w:b/>
+                <w:bCs/>
+              </w:rPr>
+              <w:t>偶极</w:t>
+            </w:r>
+            <w:r>
+              <w:rPr>
+                <w:rFonts w:hint="eastAsia" w:ascii="Times New Roman" w:hAnsi="Times New Roman" w:eastAsia="Times New Roman" w:cs="Times New Roman"/>
+                <w:b/>
+                <w:bCs/>
+              </w:rPr>
+              <w:t>-</w:t>
+            </w:r>
+            <w:r>
+              <w:rPr>
+                <w:rFonts w:hint="eastAsia" w:ascii="Times New Roman" w:hAnsi="Times New Roman" w:eastAsia="FangSong" w:cs="Times New Roman"/>
+                <w:b/>
+                <w:bCs/>
+              </w:rPr>
+              <w:t>偶极</w:t>
+            </w:r>
+          </w:p>
+        </w:tc>
+        <w:tc>
+          <w:tcPr/>
+          <w:p>
+            <w:pPr>
+              <w:pStyle w:val="Compact"/>
+              <w:jc w:val="center"/>
+            </w:pPr>
+            <w:r>
+              <w:rPr>
+                <w:rFonts w:hint="eastAsia" w:ascii="Times New Roman" w:hAnsi="Times New Roman" w:eastAsia="FangSong" w:cs="Times New Roman"/>
+              </w:rPr>
+              <w:t>显著取向性</w:t>
+            </w:r>
+            <w:r>
+              <w:rPr>
+                <w:rFonts w:hint="eastAsia" w:ascii="Times New Roman" w:hAnsi="Times New Roman" w:eastAsia="Times New Roman" w:cs="Times New Roman"/>
+              </w:rPr>
+              <w:t>（</w:t>
+            </w:r>
+            <w:r>
+              <w:rPr>
+                <w:rFonts w:hint="eastAsia" w:ascii="Times New Roman" w:hAnsi="Times New Roman" w:eastAsia="FangSong" w:cs="Times New Roman"/>
+              </w:rPr>
+              <w:t>首尾顺向或平行异相</w:t>
+            </w:r>
+            <w:r>
+              <w:rPr>
+                <w:rFonts w:hint="eastAsia" w:ascii="Times New Roman" w:hAnsi="Times New Roman" w:eastAsia="Times New Roman" w:cs="Times New Roman"/>
+              </w:rPr>
+              <w:t>）</w:t>
+            </w:r>
+          </w:p>
+        </w:tc>
+        <w:tc>
+          <w:tcPr/>
+          <w:p>
+            <w:pPr>
+              <w:pStyle w:val="Compact"/>
+              <w:jc w:val="center"/>
+            </w:pPr>
+            <w:r>
+              <w:rPr>
+                <w:rFonts w:hint="eastAsia" w:ascii="Times New Roman" w:hAnsi="Times New Roman" w:eastAsia="FangSong" w:cs="Times New Roman"/>
+              </w:rPr>
+              <w:t>羰基</w:t>
+            </w:r>
+            <w:r>
+              <w:rPr>
+                <w:rFonts w:hint="eastAsia" w:ascii="Times New Roman" w:hAnsi="Times New Roman" w:eastAsia="Times New Roman" w:cs="Times New Roman"/>
+              </w:rPr>
+              <w:t>-</w:t>
+            </w:r>
+            <w:r>
+              <w:rPr>
+                <w:rFonts w:hint="eastAsia" w:ascii="Times New Roman" w:hAnsi="Times New Roman" w:eastAsia="FangSong" w:cs="Times New Roman"/>
+              </w:rPr>
+              <w:t>羰基平行取向堆积</w:t>
+            </w:r>
+            <w:r>
+              <w:rPr>
+                <w:rFonts w:hint="eastAsia" w:ascii="Times New Roman" w:hAnsi="Times New Roman" w:eastAsia="Times New Roman" w:cs="Times New Roman"/>
+              </w:rPr>
+              <w:t>，</w:t>
+            </w:r>
+            <w:r>
+              <w:rPr>
+                <w:rFonts w:hint="eastAsia" w:ascii="Times New Roman" w:hAnsi="Times New Roman" w:eastAsia="FangSong" w:cs="Times New Roman"/>
+              </w:rPr>
+              <w:t>非水溶液中极性骨架排列</w:t>
+            </w:r>
+          </w:p>
+        </w:tc>
+      </w:tr>
+      <w:tr>
+        <w:tc>
+          <w:tcPr/>
+          <w:p>
+            <w:pPr>
+              <w:pStyle w:val="Compact"/>
+              <w:jc w:val="center"/>
+            </w:pPr>
+            <w:r>
+              <w:rPr>
+                <w:rFonts w:hint="eastAsia" w:ascii="Times New Roman" w:hAnsi="Times New Roman" w:eastAsia="FangSong" w:cs="Times New Roman"/>
+                <w:b/>
+                <w:bCs/>
+              </w:rPr>
+              <w:t xml:space="preserve">氢键</w:t>
             </w:r>
           </w:p>
         </w:tc>
@@ -2102,133 +2808,6 @@
               <w:rPr>
                 <w:rFonts w:hint="eastAsia" w:ascii="Times New Roman" w:hAnsi="Times New Roman" w:eastAsia="FangSong" w:cs="Times New Roman"/>
               </w:rPr>
-              <w:t xml:space="preserve">金属或有机阳离子与芳环四极矩富电子云吸引</w:t>
-            </w:r>
-          </w:p>
-        </w:tc>
-        <w:tc>
-          <w:tcPr/>
-          <w:p>
-            <w:pPr>
-              <w:pStyle w:val="Compact"/>
-              <w:jc w:val="center"/>
-            </w:pPr>
-            <m:oMath>
-              <m:r>
-                <m:t>5</m:t>
-              </m:r>
-              <m:r>
-                <m:rPr>
-                  <m:sty m:val="p"/>
-                </m:rPr>
-                <m:t>∼</m:t>
-              </m:r>
-              <m:r>
-                <m:t>80</m:t>
-              </m:r>
-            </m:oMath>
-            <w:r>
-              <w:rPr>
-                <w:rFonts w:ascii="Times New Roman" w:hAnsi="Times New Roman" w:eastAsia="Times New Roman" w:cs="Times New Roman"/>
-              </w:rPr>
-              <w:t xml:space="preserve">​</w:t>
-            </w:r>
-          </w:p>
-        </w:tc>
-        <w:tc>
-          <w:tcPr/>
-          <w:p>
-            <w:pPr>
-              <w:pStyle w:val="Compact"/>
-              <w:jc w:val="center"/>
-            </w:pPr>
-            <m:oMath>
-              <m:r>
-                <m:t>V</m:t>
-              </m:r>
-              <m:r>
-                <m:rPr>
-                  <m:sty m:val="p"/>
-                </m:rPr>
-                <m:t>(</m:t>
-              </m:r>
-              <m:r>
-                <m:t>r</m:t>
-              </m:r>
-              <m:r>
-                <m:rPr>
-                  <m:sty m:val="p"/>
-                </m:rPr>
-                <m:t>)</m:t>
-              </m:r>
-              <m:r>
-                <m:rPr>
-                  <m:sty m:val="p"/>
-                </m:rPr>
-                <m:t>∝</m:t>
-              </m:r>
-              <m:sSup>
-                <m:e>
-                  <m:r>
-                    <m:t>r</m:t>
-                  </m:r>
-                </m:e>
-                <m:sup>
-                  <m:r>
-                    <m:rPr>
-                      <m:sty m:val="p"/>
-                    </m:rPr>
-                    <m:t>−</m:t>
-                  </m:r>
-                  <m:r>
-                    <m:t>2</m:t>
-                  </m:r>
-                </m:sup>
-              </m:sSup>
-              <m:r>
-                <m:rPr>
-                  <m:sty m:val="p"/>
-                </m:rPr>
-                <m:t>∼</m:t>
-              </m:r>
-              <m:sSup>
-                <m:e>
-                  <m:r>
-                    <m:t>r</m:t>
-                  </m:r>
-                </m:e>
-                <m:sup>
-                  <m:r>
-                    <m:rPr>
-                      <m:sty m:val="p"/>
-                    </m:rPr>
-                    <m:t>−</m:t>
-                  </m:r>
-                  <m:r>
-                    <m:t>3</m:t>
-                  </m:r>
-                </m:sup>
-              </m:sSup>
-            </m:oMath>
-            <w:r>
-              <w:rPr>
-                <w:rFonts w:ascii="Times New Roman" w:hAnsi="Times New Roman" w:eastAsia="Times New Roman" w:cs="Times New Roman"/>
-              </w:rPr>
-              <w:t xml:space="preserve">​</w:t>
-            </w:r>
-          </w:p>
-        </w:tc>
-        <w:tc>
-          <w:tcPr/>
-          <w:p>
-            <w:pPr>
-              <w:pStyle w:val="Compact"/>
-              <w:jc w:val="center"/>
-            </w:pPr>
-            <w:r>
-              <w:rPr>
-                <w:rFonts w:hint="eastAsia" w:ascii="Times New Roman" w:hAnsi="Times New Roman" w:eastAsia="FangSong" w:cs="Times New Roman"/>
-              </w:rPr>
               <w:t xml:space="preserve">沿芳环主轴正交指向中心</w:t>
             </w:r>
           </w:p>
@@ -2330,110 +2909,6 @@
               <w:rPr>
                 <w:rFonts w:hint="eastAsia" w:ascii="Times New Roman" w:hAnsi="Times New Roman" w:eastAsia="FangSong" w:cs="Times New Roman"/>
               </w:rPr>
-              <w:t xml:space="preserve">芳香电子四极矩间分散力与静电诱导耦合</w:t>
-            </w:r>
-          </w:p>
-        </w:tc>
-        <w:tc>
-          <w:tcPr/>
-          <w:p>
-            <w:pPr>
-              <w:pStyle w:val="Compact"/>
-              <w:jc w:val="center"/>
-            </w:pPr>
-            <m:oMath>
-              <m:r>
-                <m:t>2</m:t>
-              </m:r>
-              <m:r>
-                <m:rPr>
-                  <m:sty m:val="p"/>
-                </m:rPr>
-                <m:t>∼</m:t>
-              </m:r>
-              <m:r>
-                <m:t>50</m:t>
-              </m:r>
-            </m:oMath>
-            <w:r>
-              <w:rPr>
-                <w:rFonts w:ascii="Times New Roman" w:hAnsi="Times New Roman" w:eastAsia="Times New Roman" w:cs="Times New Roman"/>
-              </w:rPr>
-              <w:t xml:space="preserve">​</w:t>
-            </w:r>
-          </w:p>
-        </w:tc>
-        <w:tc>
-          <w:tcPr/>
-          <w:p>
-            <w:pPr>
-              <w:pStyle w:val="Compact"/>
-              <w:jc w:val="center"/>
-            </w:pPr>
-            <w:r>
-              <w:rPr>
-                <w:rFonts w:hint="eastAsia" w:ascii="Times New Roman" w:hAnsi="Times New Roman" w:eastAsia="FangSong" w:cs="Times New Roman"/>
-              </w:rPr>
-              <w:t>范德华面接触</w:t>
-            </w:r>
-            <w:r>
-              <w:rPr>
-                <w:rFonts w:hint="eastAsia" w:ascii="Times New Roman" w:hAnsi="Times New Roman" w:eastAsia="Times New Roman" w:cs="Times New Roman"/>
-              </w:rPr>
-              <w:t>（</w:t>
-            </w:r>
-            <w:r>
-              <w:rPr>
-                <w:rFonts w:hint="eastAsia" w:ascii="Times New Roman" w:hAnsi="Times New Roman" w:eastAsia="FangSong" w:cs="Times New Roman"/>
-              </w:rPr>
-              <w:t>间距</w:t>
-            </w:r>
-            <w:r>
-              <w:rPr>
-                <w:rFonts w:ascii="Times New Roman" w:hAnsi="Times New Roman" w:eastAsia="Times New Roman" w:cs="Times New Roman"/>
-              </w:rPr>
-              <w:t xml:space="preserve"> </w:t>
-            </w:r>
-            <m:oMath>
-              <m:r>
-                <m:t>3.3</m:t>
-              </m:r>
-              <m:r>
-                <m:rPr>
-                  <m:sty m:val="p"/>
-                </m:rPr>
-                <m:t>∼</m:t>
-              </m:r>
-              <m:r>
-                <m:t>3.8</m:t>
-              </m:r>
-              <m:r>
-                <m:rPr>
-                  <m:nor/>
-                  <m:sty m:val="p"/>
-                </m:rPr>
-                <m:t> Å</m:t>
-              </m:r>
-            </m:oMath>
-            <w:r>
-              <w:rPr>
-                <w:rFonts w:hint="eastAsia" w:ascii="Times New Roman" w:hAnsi="Times New Roman" w:eastAsia="Times New Roman" w:cs="Times New Roman"/>
-              </w:rPr>
-              <w:t xml:space="preserve">）</w:t>
-            </w:r>
-          </w:p>
-        </w:tc>
-        <w:tc>
-          <w:tcPr/>
-          <w:p>
-            <w:pPr>
-              <w:pStyle w:val="Compact"/>
-              <w:jc w:val="center"/>
-            </w:pPr>
-            <w:r>
-              <w:rPr>
-                <w:rFonts w:hint="eastAsia" w:ascii="Times New Roman" w:hAnsi="Times New Roman" w:eastAsia="FangSong" w:cs="Times New Roman"/>
-              </w:rPr>
               <w:t xml:space="preserve">偏好面面偏移或边对面</w:t>
             </w:r>
             <w:r>
@@ -2505,118 +2980,6 @@
                 <w:bCs/>
               </w:rPr>
               <w:t xml:space="preserve">卤键</w:t>
-            </w:r>
-          </w:p>
-        </w:tc>
-        <w:tc>
-          <w:tcPr/>
-          <w:p>
-            <w:pPr>
-              <w:pStyle w:val="Compact"/>
-              <w:jc w:val="center"/>
-            </w:pPr>
-            <w:r>
-              <w:rPr>
-                <w:rFonts w:hint="eastAsia" w:ascii="Times New Roman" w:hAnsi="Times New Roman" w:eastAsia="FangSong" w:cs="Times New Roman"/>
-              </w:rPr>
-              <w:t xml:space="preserve">卤素极化产生的</w:t>
-            </w:r>
-            <w:r>
-              <w:rPr>
-                <w:rFonts w:ascii="Times New Roman" w:hAnsi="Times New Roman" w:eastAsia="Times New Roman" w:cs="Times New Roman"/>
-              </w:rPr>
-              <w:t xml:space="preserve"> </w:t>
-            </w:r>
-            <m:oMath>
-              <m:r>
-                <m:t>σ</m:t>
-              </m:r>
-            </m:oMath>
-            <w:r>
-              <w:rPr>
-                <w:rFonts w:ascii="Times New Roman" w:hAnsi="Times New Roman" w:eastAsia="Times New Roman" w:cs="Times New Roman"/>
-              </w:rPr>
-              <w:t xml:space="preserve">-hole </w:t>
-            </w:r>
-            <w:r>
-              <w:rPr>
-                <w:rFonts w:hint="eastAsia" w:ascii="Times New Roman" w:hAnsi="Times New Roman" w:eastAsia="FangSong" w:cs="Times New Roman"/>
-              </w:rPr>
-              <w:t xml:space="preserve">与</w:t>
-            </w:r>
-            <w:r>
-              <w:rPr>
-                <w:rFonts w:ascii="Times New Roman" w:hAnsi="Times New Roman" w:eastAsia="Times New Roman" w:cs="Times New Roman"/>
-              </w:rPr>
-              <w:t xml:space="preserve"> Lewis </w:t>
-            </w:r>
-            <w:r>
-              <w:rPr>
-                <w:rFonts w:hint="eastAsia" w:ascii="Times New Roman" w:hAnsi="Times New Roman" w:eastAsia="FangSong" w:cs="Times New Roman"/>
-              </w:rPr>
-              <w:t xml:space="preserve">碱相互作用</w:t>
-            </w:r>
-          </w:p>
-        </w:tc>
-        <w:tc>
-          <w:tcPr/>
-          <w:p>
-            <w:pPr>
-              <w:pStyle w:val="Compact"/>
-              <w:jc w:val="center"/>
-            </w:pPr>
-            <m:oMath>
-              <m:r>
-                <m:t>5</m:t>
-              </m:r>
-              <m:r>
-                <m:rPr>
-                  <m:sty m:val="p"/>
-                </m:rPr>
-                <m:t>∼</m:t>
-              </m:r>
-              <m:r>
-                <m:t>180</m:t>
-              </m:r>
-            </m:oMath>
-            <w:r>
-              <w:rPr>
-                <w:rFonts w:ascii="Times New Roman" w:hAnsi="Times New Roman" w:eastAsia="Times New Roman" w:cs="Times New Roman"/>
-              </w:rPr>
-              <w:t xml:space="preserve">​</w:t>
-            </w:r>
-          </w:p>
-        </w:tc>
-        <w:tc>
-          <w:tcPr/>
-          <w:p>
-            <w:pPr>
-              <w:pStyle w:val="Compact"/>
-              <w:jc w:val="center"/>
-            </w:pPr>
-            <w:r>
-              <w:rPr>
-                <w:rFonts w:hint="eastAsia" w:ascii="Times New Roman" w:hAnsi="Times New Roman" w:eastAsia="FangSong" w:cs="Times New Roman"/>
-              </w:rPr>
-              <w:t>范德华半球接触</w:t>
-            </w:r>
-            <w:r>
-              <w:rPr>
-                <w:rFonts w:hint="eastAsia" w:ascii="Times New Roman" w:hAnsi="Times New Roman" w:eastAsia="Times New Roman" w:cs="Times New Roman"/>
-              </w:rPr>
-              <w:t>（</w:t>
-            </w:r>
-            <w:r>
-              <w:rPr>
-                <w:rFonts w:hint="eastAsia" w:ascii="Times New Roman" w:hAnsi="Times New Roman" w:eastAsia="FangSong" w:cs="Times New Roman"/>
-              </w:rPr>
-              <w:t>线形共线</w:t>
-            </w:r>
-            <w:r>
-              <w:rPr>
-                <w:rFonts w:hint="eastAsia" w:ascii="Times New Roman" w:hAnsi="Times New Roman" w:eastAsia="Times New Roman" w:cs="Times New Roman"/>
-              </w:rPr>
-              <w:t>）</w:t>
             </w:r>
           </w:p>
         </w:tc>
@@ -2755,69 +3118,6 @@
                 <w:bCs/>
               </w:rPr>
               <w:t xml:space="preserve">疏水效应</w:t>
-            </w:r>
-          </w:p>
-        </w:tc>
-        <w:tc>
-          <w:tcPr/>
-          <w:p>
-            <w:pPr>
-              <w:pStyle w:val="Compact"/>
-              <w:jc w:val="center"/>
-            </w:pPr>
-            <w:r>
-              <w:rPr>
-                <w:rFonts w:hint="eastAsia" w:ascii="Times New Roman" w:hAnsi="Times New Roman" w:eastAsia="FangSong" w:cs="Times New Roman"/>
-              </w:rPr>
-              <w:t>水分子氢键网络重构释放高能水</w:t>
-            </w:r>
-            <w:r>
-              <w:rPr>
-                <w:rFonts w:hint="eastAsia" w:ascii="Times New Roman" w:hAnsi="Times New Roman" w:eastAsia="Times New Roman" w:cs="Times New Roman"/>
-              </w:rPr>
-              <w:t>（</w:t>
-            </w:r>
-            <w:r>
-              <w:rPr>
-                <w:rFonts w:hint="eastAsia" w:ascii="Times New Roman" w:hAnsi="Times New Roman" w:eastAsia="FangSong" w:cs="Times New Roman"/>
-              </w:rPr>
-              <w:t>熵驱动</w:t>
-            </w:r>
-            <w:r>
-              <w:rPr>
-                <w:rFonts w:hint="eastAsia" w:ascii="Times New Roman" w:hAnsi="Times New Roman" w:eastAsia="Times New Roman" w:cs="Times New Roman"/>
-              </w:rPr>
-              <w:t>）</w:t>
-            </w:r>
-          </w:p>
-        </w:tc>
-        <w:tc>
-          <w:tcPr/>
-          <w:p>
-            <w:pPr>
-              <w:pStyle w:val="Compact"/>
-              <w:jc w:val="center"/>
-            </w:pPr>
-            <w:r>
-              <w:rPr>
-                <w:rFonts w:hint="eastAsia" w:ascii="Times New Roman" w:hAnsi="Times New Roman" w:eastAsia="FangSong" w:cs="Times New Roman"/>
-              </w:rPr>
-              <w:t xml:space="preserve">表观自由能主导</w:t>
-            </w:r>
-          </w:p>
-        </w:tc>
-        <w:tc>
-          <w:tcPr/>
-          <w:p>
-            <w:pPr>
-              <w:pStyle w:val="Compact"/>
-              <w:jc w:val="center"/>
-            </w:pPr>
-            <w:r>
-              <w:rPr>
-                <w:rFonts w:hint="eastAsia" w:ascii="Times New Roman" w:hAnsi="Times New Roman" w:eastAsia="FangSong" w:cs="Times New Roman"/>
-              </w:rPr>
-              <w:t xml:space="preserve">依赖溶剂化空腔表面积</w:t>
             </w:r>
           </w:p>
         </w:tc>
